--- a/javascript_notes.docx.docx
+++ b/javascript_notes.docx.docx
@@ -56,6 +56,7 @@
           <w:ilvl w:val="0"/>
           <w:numId w:val="3"/>
         </w:numPr>
+        <w:spacing w:after="160" w:line="259" w:lineRule="auto"/>
         <w:rPr>
           <w:sz w:val="28"/>
           <w:szCs w:val="28"/>
@@ -76,6 +77,7 @@
           <w:ilvl w:val="0"/>
           <w:numId w:val="3"/>
         </w:numPr>
+        <w:spacing w:after="160" w:line="259" w:lineRule="auto"/>
         <w:rPr>
           <w:sz w:val="28"/>
           <w:szCs w:val="28"/>
@@ -96,6 +98,7 @@
           <w:ilvl w:val="0"/>
           <w:numId w:val="3"/>
         </w:numPr>
+        <w:spacing w:after="160" w:line="259" w:lineRule="auto"/>
         <w:rPr>
           <w:sz w:val="28"/>
           <w:szCs w:val="28"/>
@@ -116,6 +119,7 @@
           <w:ilvl w:val="0"/>
           <w:numId w:val="3"/>
         </w:numPr>
+        <w:spacing w:after="160" w:line="259" w:lineRule="auto"/>
         <w:rPr>
           <w:sz w:val="28"/>
           <w:szCs w:val="28"/>
@@ -320,6 +324,7 @@
     </w:p>
     <w:p>
       <w:pPr>
+        <w:spacing w:after="160" w:line="259" w:lineRule="auto"/>
         <w:ind w:left="360"/>
         <w:rPr>
           <w:rFonts w:ascii="Calibri" w:hAnsi="Calibri" w:cs="Calibri"/>
@@ -340,6 +345,7 @@
     </w:p>
     <w:p>
       <w:pPr>
+        <w:spacing w:after="160" w:line="259" w:lineRule="auto"/>
         <w:ind w:left="360"/>
         <w:rPr>
           <w:rFonts w:ascii="Calibri" w:hAnsi="Calibri" w:cs="Calibri"/>
@@ -364,6 +370,7 @@
           <w:ilvl w:val="0"/>
           <w:numId w:val="5"/>
         </w:numPr>
+        <w:spacing w:after="160" w:line="259" w:lineRule="auto"/>
         <w:rPr>
           <w:rFonts w:ascii="Calibri" w:hAnsi="Calibri" w:cs="Calibri"/>
           <w:color w:val="000000"/>
@@ -440,11 +447,9 @@
         <w:rPr>
           <w:rFonts w:ascii="Lato" w:eastAsia="Times New Roman" w:hAnsi="Lato" w:cs="Times New Roman"/>
           <w:color w:val="000000"/>
-          <w:kern w:val="0"/>
           <w:sz w:val="36"/>
           <w:szCs w:val="36"/>
           <w:lang w:eastAsia="en-IN"/>
-          <w14:ligatures w14:val="none"/>
         </w:rPr>
       </w:pPr>
     </w:p>
@@ -464,11 +469,9 @@
           <w:b/>
           <w:bCs/>
           <w:color w:val="000000"/>
-          <w:kern w:val="0"/>
           <w:sz w:val="36"/>
           <w:szCs w:val="36"/>
           <w:lang w:eastAsia="en-IN"/>
-          <w14:ligatures w14:val="none"/>
         </w:rPr>
       </w:pPr>
     </w:p>
@@ -488,11 +491,9 @@
           <w:b/>
           <w:bCs/>
           <w:color w:val="000000"/>
-          <w:kern w:val="0"/>
           <w:sz w:val="36"/>
           <w:szCs w:val="36"/>
           <w:lang w:eastAsia="en-IN"/>
-          <w14:ligatures w14:val="none"/>
         </w:rPr>
       </w:pPr>
       <w:r>
@@ -501,13 +502,10 @@
           <w:b/>
           <w:bCs/>
           <w:color w:val="000000"/>
-          <w:kern w:val="0"/>
           <w:sz w:val="36"/>
           <w:szCs w:val="36"/>
           <w:lang w:eastAsia="en-IN"/>
-          <w14:ligatures w14:val="none"/>
-        </w:rPr>
-        <w:lastRenderedPageBreak/>
+        </w:rPr>
         <w:t>Block Scope</w:t>
       </w:r>
     </w:p>
@@ -528,23 +526,20 @@
         <w:rPr>
           <w:rFonts w:eastAsia="Times New Roman" w:cstheme="minorHAnsi"/>
           <w:color w:val="000000"/>
-          <w:kern w:val="0"/>
           <w:sz w:val="36"/>
           <w:szCs w:val="36"/>
           <w:lang w:eastAsia="en-IN"/>
-          <w14:ligatures w14:val="none"/>
         </w:rPr>
       </w:pPr>
       <w:r>
         <w:rPr>
           <w:rFonts w:eastAsia="Times New Roman" w:cstheme="minorHAnsi"/>
           <w:color w:val="000000"/>
-          <w:kern w:val="0"/>
           <w:sz w:val="36"/>
           <w:szCs w:val="36"/>
           <w:lang w:eastAsia="en-IN"/>
-          <w14:ligatures w14:val="none"/>
-        </w:rPr>
+        </w:rPr>
+        <w:lastRenderedPageBreak/>
         <w:t>A JavaScript variable declared with </w:t>
       </w:r>
       <w:r>
@@ -553,12 +548,10 @@
           <w:b/>
           <w:bCs/>
           <w:color w:val="000000"/>
-          <w:kern w:val="0"/>
           <w:sz w:val="36"/>
           <w:szCs w:val="36"/>
           <w:bdr w:val="single" w:sz="2" w:space="0" w:color="auto" w:frame="1"/>
           <w:lang w:eastAsia="en-IN"/>
-          <w14:ligatures w14:val="none"/>
         </w:rPr>
         <w:t>const</w:t>
       </w:r>
@@ -566,11 +559,9 @@
         <w:rPr>
           <w:rFonts w:eastAsia="Times New Roman" w:cstheme="minorHAnsi"/>
           <w:color w:val="000000"/>
-          <w:kern w:val="0"/>
           <w:sz w:val="36"/>
           <w:szCs w:val="36"/>
           <w:lang w:eastAsia="en-IN"/>
-          <w14:ligatures w14:val="none"/>
         </w:rPr>
         <w:t> keyword has block-scope. This means same variable is treated as different outside the block.</w:t>
       </w:r>
@@ -592,22 +583,18 @@
         <w:rPr>
           <w:rFonts w:eastAsia="Times New Roman" w:cstheme="minorHAnsi"/>
           <w:color w:val="000000"/>
-          <w:kern w:val="0"/>
           <w:sz w:val="36"/>
           <w:szCs w:val="36"/>
           <w:lang w:eastAsia="en-IN"/>
-          <w14:ligatures w14:val="none"/>
         </w:rPr>
       </w:pPr>
       <w:r>
         <w:rPr>
           <w:rFonts w:eastAsia="Times New Roman" w:cstheme="minorHAnsi"/>
           <w:color w:val="000000"/>
-          <w:kern w:val="0"/>
           <w:sz w:val="36"/>
           <w:szCs w:val="36"/>
           <w:lang w:eastAsia="en-IN"/>
-          <w14:ligatures w14:val="none"/>
         </w:rPr>
         <w:t xml:space="preserve">In the below example, the x declared within block is different from x declared outside the block. </w:t>
       </w:r>
@@ -616,11 +603,9 @@
         <w:rPr>
           <w:rFonts w:eastAsia="Times New Roman" w:cstheme="minorHAnsi"/>
           <w:color w:val="000000"/>
-          <w:kern w:val="0"/>
           <w:sz w:val="36"/>
           <w:szCs w:val="36"/>
           <w:lang w:eastAsia="en-IN"/>
-          <w14:ligatures w14:val="none"/>
         </w:rPr>
         <w:t>So</w:t>
       </w:r>
@@ -629,11 +614,9 @@
         <w:rPr>
           <w:rFonts w:eastAsia="Times New Roman" w:cstheme="minorHAnsi"/>
           <w:color w:val="000000"/>
-          <w:kern w:val="0"/>
           <w:sz w:val="36"/>
           <w:szCs w:val="36"/>
           <w:lang w:eastAsia="en-IN"/>
-          <w14:ligatures w14:val="none"/>
         </w:rPr>
         <w:t xml:space="preserve"> we can </w:t>
       </w:r>
@@ -643,12 +626,10 @@
           <w:b/>
           <w:bCs/>
           <w:color w:val="000000"/>
-          <w:kern w:val="0"/>
           <w:sz w:val="36"/>
           <w:szCs w:val="36"/>
           <w:bdr w:val="single" w:sz="2" w:space="0" w:color="auto" w:frame="1"/>
           <w:lang w:eastAsia="en-IN"/>
-          <w14:ligatures w14:val="none"/>
         </w:rPr>
         <w:t>re-declare</w:t>
       </w:r>
@@ -656,11 +637,9 @@
         <w:rPr>
           <w:rFonts w:eastAsia="Times New Roman" w:cstheme="minorHAnsi"/>
           <w:color w:val="000000"/>
-          <w:kern w:val="0"/>
           <w:sz w:val="36"/>
           <w:szCs w:val="36"/>
           <w:lang w:eastAsia="en-IN"/>
-          <w14:ligatures w14:val="none"/>
         </w:rPr>
         <w:t> the same variable outside the block</w:t>
       </w:r>
@@ -985,6 +964,16 @@
         <w:rPr>
           <w:rFonts w:ascii="Calibri" w:hAnsi="Calibri" w:cs="Calibri"/>
           <w:color w:val="000000"/>
+          <w:sz w:val="36"/>
+          <w:szCs w:val="36"/>
+        </w:rPr>
+      </w:pPr>
+    </w:p>
+    <w:p>
+      <w:pPr>
+        <w:rPr>
+          <w:rFonts w:ascii="Calibri" w:hAnsi="Calibri" w:cs="Calibri"/>
+          <w:color w:val="000000"/>
           <w:sz w:val="32"/>
           <w:szCs w:val="32"/>
         </w:rPr>
@@ -996,6 +985,7 @@
           <w:sz w:val="36"/>
           <w:szCs w:val="36"/>
         </w:rPr>
+        <w:lastRenderedPageBreak/>
         <w:t>ROADMA</w:t>
       </w:r>
       <w:r>
@@ -1082,223 +1072,19 @@
           <w:szCs w:val="40"/>
         </w:rPr>
       </w:pPr>
-    </w:p>
-    <w:p>
-      <w:pPr>
-        <w:ind w:left="360"/>
-        <w:rPr>
-          <w:rFonts w:ascii="Calibri" w:hAnsi="Calibri" w:cs="Calibri"/>
-          <w:color w:val="000000"/>
-          <w:sz w:val="40"/>
-          <w:szCs w:val="40"/>
-        </w:rPr>
-      </w:pPr>
-    </w:p>
-    <w:p>
-      <w:pPr>
-        <w:ind w:left="360"/>
-        <w:rPr>
-          <w:rFonts w:ascii="Calibri" w:hAnsi="Calibri" w:cs="Calibri"/>
-          <w:color w:val="000000"/>
-          <w:sz w:val="40"/>
-          <w:szCs w:val="40"/>
-        </w:rPr>
-      </w:pPr>
-    </w:p>
-    <w:p>
-      <w:pPr>
-        <w:ind w:left="360"/>
-        <w:rPr>
-          <w:rFonts w:ascii="Calibri" w:hAnsi="Calibri" w:cs="Calibri"/>
-          <w:color w:val="000000"/>
-          <w:sz w:val="40"/>
-          <w:szCs w:val="40"/>
-        </w:rPr>
-      </w:pPr>
-    </w:p>
-    <w:p>
-      <w:pPr>
-        <w:ind w:left="360"/>
-        <w:rPr>
-          <w:rFonts w:ascii="Calibri" w:hAnsi="Calibri" w:cs="Calibri"/>
-          <w:color w:val="000000"/>
-          <w:sz w:val="40"/>
-          <w:szCs w:val="40"/>
-        </w:rPr>
-      </w:pPr>
-    </w:p>
-    <w:p>
-      <w:pPr>
-        <w:ind w:left="360"/>
-        <w:rPr>
-          <w:rFonts w:ascii="Calibri" w:hAnsi="Calibri" w:cs="Calibri"/>
-          <w:color w:val="000000"/>
-          <w:sz w:val="40"/>
-          <w:szCs w:val="40"/>
-        </w:rPr>
-      </w:pPr>
-    </w:p>
-    <w:p>
-      <w:pPr>
-        <w:ind w:left="360"/>
-        <w:rPr>
-          <w:rFonts w:ascii="Calibri" w:hAnsi="Calibri" w:cs="Calibri"/>
-          <w:color w:val="000000"/>
-          <w:sz w:val="40"/>
-          <w:szCs w:val="40"/>
-        </w:rPr>
-      </w:pPr>
-    </w:p>
-    <w:p>
-      <w:pPr>
-        <w:ind w:left="360"/>
-        <w:rPr>
-          <w:rFonts w:ascii="Calibri" w:hAnsi="Calibri" w:cs="Calibri"/>
-          <w:color w:val="000000"/>
-          <w:sz w:val="40"/>
-          <w:szCs w:val="40"/>
-        </w:rPr>
-      </w:pPr>
-    </w:p>
-    <w:p>
-      <w:pPr>
-        <w:ind w:left="360"/>
-        <w:rPr>
-          <w:rFonts w:ascii="Calibri" w:hAnsi="Calibri" w:cs="Calibri"/>
-          <w:color w:val="000000"/>
-          <w:sz w:val="40"/>
-          <w:szCs w:val="40"/>
-        </w:rPr>
-      </w:pPr>
-    </w:p>
-    <w:p>
-      <w:pPr>
-        <w:ind w:left="360"/>
-        <w:rPr>
-          <w:rFonts w:ascii="Calibri" w:hAnsi="Calibri" w:cs="Calibri"/>
-          <w:color w:val="000000"/>
-          <w:sz w:val="40"/>
-          <w:szCs w:val="40"/>
-        </w:rPr>
-      </w:pPr>
-    </w:p>
-    <w:p>
-      <w:pPr>
-        <w:ind w:left="360"/>
-        <w:rPr>
-          <w:rFonts w:ascii="Calibri" w:hAnsi="Calibri" w:cs="Calibri"/>
-          <w:color w:val="000000"/>
-          <w:sz w:val="40"/>
-          <w:szCs w:val="40"/>
-        </w:rPr>
-      </w:pPr>
-    </w:p>
-    <w:p>
-      <w:pPr>
-        <w:ind w:left="360"/>
-        <w:rPr>
-          <w:rFonts w:ascii="Calibri" w:hAnsi="Calibri" w:cs="Calibri"/>
-          <w:color w:val="000000"/>
-          <w:sz w:val="40"/>
-          <w:szCs w:val="40"/>
-        </w:rPr>
-      </w:pPr>
-    </w:p>
-    <w:p>
-      <w:pPr>
-        <w:ind w:left="360"/>
-        <w:rPr>
-          <w:rFonts w:ascii="Calibri" w:hAnsi="Calibri" w:cs="Calibri"/>
-          <w:color w:val="000000"/>
-          <w:sz w:val="40"/>
-          <w:szCs w:val="40"/>
-        </w:rPr>
-      </w:pPr>
-    </w:p>
-    <w:p>
-      <w:pPr>
-        <w:ind w:left="360"/>
-        <w:rPr>
-          <w:rFonts w:ascii="Calibri" w:hAnsi="Calibri" w:cs="Calibri"/>
-          <w:color w:val="000000"/>
-          <w:sz w:val="40"/>
-          <w:szCs w:val="40"/>
-        </w:rPr>
-      </w:pPr>
-    </w:p>
-    <w:p>
-      <w:pPr>
-        <w:ind w:left="360"/>
-        <w:rPr>
-          <w:rFonts w:ascii="Calibri" w:hAnsi="Calibri" w:cs="Calibri"/>
-          <w:color w:val="000000"/>
-          <w:sz w:val="40"/>
-          <w:szCs w:val="40"/>
-        </w:rPr>
-      </w:pPr>
-      <w:r>
-        <w:rPr>
-          <w:rFonts w:ascii="Calibri" w:hAnsi="Calibri" w:cs="Calibri"/>
-          <w:color w:val="000000"/>
-          <w:sz w:val="40"/>
-          <w:szCs w:val="40"/>
+      <w:r>
+        <w:rPr>
+          <w:noProof/>
         </w:rPr>
         <w:lastRenderedPageBreak/>
         <w:drawing>
-          <wp:inline distT="0" distB="0" distL="0" distR="0" wp14:anchorId="7AFF6ABA" wp14:editId="396114A4">
-            <wp:extent cx="6044301" cy="2684915"/>
-            <wp:effectExtent l="0" t="0" r="0" b="1270"/>
-            <wp:docPr id="1178447787" name="Picture 1"/>
-            <wp:cNvGraphicFramePr>
-              <a:graphicFrameLocks xmlns:a="http://schemas.openxmlformats.org/drawingml/2006/main" noChangeAspect="1"/>
-            </wp:cNvGraphicFramePr>
-            <a:graphic xmlns:a="http://schemas.openxmlformats.org/drawingml/2006/main">
-              <a:graphicData uri="http://schemas.openxmlformats.org/drawingml/2006/picture">
-                <pic:pic xmlns:pic="http://schemas.openxmlformats.org/drawingml/2006/picture">
-                  <pic:nvPicPr>
-                    <pic:cNvPr id="1178447787" name=""/>
-                    <pic:cNvPicPr/>
-                  </pic:nvPicPr>
-                  <pic:blipFill rotWithShape="1">
-                    <a:blip r:embed="rId9"/>
-                    <a:srcRect l="21919" t="23881" r="35066" b="13512"/>
-                    <a:stretch/>
-                  </pic:blipFill>
-                  <pic:spPr bwMode="auto">
-                    <a:xfrm>
-                      <a:off x="0" y="0"/>
-                      <a:ext cx="6229195" cy="2767046"/>
-                    </a:xfrm>
-                    <a:prstGeom prst="rect">
-                      <a:avLst/>
-                    </a:prstGeom>
-                    <a:ln>
-                      <a:noFill/>
-                    </a:ln>
-                    <a:extLst>
-                      <a:ext uri="{53640926-AAD7-44D8-BBD7-CCE9431645EC}">
-                        <a14:shadowObscured xmlns:a14="http://schemas.microsoft.com/office/drawing/2010/main"/>
-                      </a:ext>
-                    </a:extLst>
-                  </pic:spPr>
-                </pic:pic>
-              </a:graphicData>
-            </a:graphic>
-          </wp:inline>
-        </w:drawing>
-      </w:r>
-      <w:r>
-        <w:rPr>
-          <w:noProof/>
-        </w:rPr>
-        <w:drawing>
-          <wp:anchor distT="0" distB="0" distL="114300" distR="114300" simplePos="0" relativeHeight="251658240" behindDoc="0" locked="0" layoutInCell="1" allowOverlap="1" wp14:anchorId="103A0C8A" wp14:editId="6B3A19A3">
+          <wp:anchor distT="0" distB="0" distL="114300" distR="114300" simplePos="0" relativeHeight="251658240" behindDoc="0" locked="0" layoutInCell="1" allowOverlap="1" wp14:anchorId="103A0C8A" wp14:editId="6FEF57D7">
             <wp:simplePos x="0" y="0"/>
-            <wp:positionH relativeFrom="column">
-              <wp:posOffset>231775</wp:posOffset>
+            <wp:positionH relativeFrom="page">
+              <wp:align>right</wp:align>
             </wp:positionH>
             <wp:positionV relativeFrom="paragraph">
-              <wp:posOffset>0</wp:posOffset>
+              <wp:posOffset>1449911</wp:posOffset>
             </wp:positionV>
             <wp:extent cx="6205855" cy="7404735"/>
             <wp:effectExtent l="0" t="0" r="4445" b="5715"/>
@@ -1317,7 +1103,7 @@
                     </pic:cNvPicPr>
                   </pic:nvPicPr>
                   <pic:blipFill>
-                    <a:blip r:embed="rId10">
+                    <a:blip r:embed="rId9">
                       <a:extLst>
                         <a:ext uri="{28A0092B-C50C-407E-A947-70E740481C1C}">
                           <a14:useLocalDpi xmlns:a14="http://schemas.microsoft.com/office/drawing/2010/main" val="0"/>
@@ -1355,6 +1141,200 @@
         </w:drawing>
       </w:r>
     </w:p>
+    <w:p>
+      <w:pPr>
+        <w:ind w:left="360"/>
+        <w:rPr>
+          <w:rFonts w:ascii="Calibri" w:hAnsi="Calibri" w:cs="Calibri"/>
+          <w:color w:val="000000"/>
+          <w:sz w:val="40"/>
+          <w:szCs w:val="40"/>
+        </w:rPr>
+      </w:pPr>
+    </w:p>
+    <w:p>
+      <w:pPr>
+        <w:ind w:left="360"/>
+        <w:rPr>
+          <w:rFonts w:ascii="Calibri" w:hAnsi="Calibri" w:cs="Calibri"/>
+          <w:color w:val="000000"/>
+          <w:sz w:val="40"/>
+          <w:szCs w:val="40"/>
+        </w:rPr>
+      </w:pPr>
+    </w:p>
+    <w:p>
+      <w:pPr>
+        <w:ind w:left="360"/>
+        <w:rPr>
+          <w:rFonts w:ascii="Calibri" w:hAnsi="Calibri" w:cs="Calibri"/>
+          <w:color w:val="000000"/>
+          <w:sz w:val="40"/>
+          <w:szCs w:val="40"/>
+        </w:rPr>
+      </w:pPr>
+    </w:p>
+    <w:p>
+      <w:pPr>
+        <w:ind w:left="360"/>
+        <w:rPr>
+          <w:rFonts w:ascii="Calibri" w:hAnsi="Calibri" w:cs="Calibri"/>
+          <w:color w:val="000000"/>
+          <w:sz w:val="40"/>
+          <w:szCs w:val="40"/>
+        </w:rPr>
+      </w:pPr>
+    </w:p>
+    <w:p>
+      <w:pPr>
+        <w:ind w:left="360"/>
+        <w:rPr>
+          <w:rFonts w:ascii="Calibri" w:hAnsi="Calibri" w:cs="Calibri"/>
+          <w:color w:val="000000"/>
+          <w:sz w:val="40"/>
+          <w:szCs w:val="40"/>
+        </w:rPr>
+      </w:pPr>
+    </w:p>
+    <w:p>
+      <w:pPr>
+        <w:ind w:left="360"/>
+        <w:rPr>
+          <w:rFonts w:ascii="Calibri" w:hAnsi="Calibri" w:cs="Calibri"/>
+          <w:color w:val="000000"/>
+          <w:sz w:val="40"/>
+          <w:szCs w:val="40"/>
+        </w:rPr>
+      </w:pPr>
+    </w:p>
+    <w:p>
+      <w:pPr>
+        <w:ind w:left="360"/>
+        <w:rPr>
+          <w:rFonts w:ascii="Calibri" w:hAnsi="Calibri" w:cs="Calibri"/>
+          <w:color w:val="000000"/>
+          <w:sz w:val="40"/>
+          <w:szCs w:val="40"/>
+        </w:rPr>
+      </w:pPr>
+    </w:p>
+    <w:p>
+      <w:pPr>
+        <w:ind w:left="360"/>
+        <w:rPr>
+          <w:rFonts w:ascii="Calibri" w:hAnsi="Calibri" w:cs="Calibri"/>
+          <w:color w:val="000000"/>
+          <w:sz w:val="40"/>
+          <w:szCs w:val="40"/>
+        </w:rPr>
+      </w:pPr>
+    </w:p>
+    <w:p>
+      <w:pPr>
+        <w:ind w:left="360"/>
+        <w:rPr>
+          <w:rFonts w:ascii="Calibri" w:hAnsi="Calibri" w:cs="Calibri"/>
+          <w:color w:val="000000"/>
+          <w:sz w:val="40"/>
+          <w:szCs w:val="40"/>
+        </w:rPr>
+      </w:pPr>
+    </w:p>
+    <w:p>
+      <w:pPr>
+        <w:ind w:left="360"/>
+        <w:rPr>
+          <w:rFonts w:ascii="Calibri" w:hAnsi="Calibri" w:cs="Calibri"/>
+          <w:color w:val="000000"/>
+          <w:sz w:val="40"/>
+          <w:szCs w:val="40"/>
+        </w:rPr>
+      </w:pPr>
+    </w:p>
+    <w:p>
+      <w:pPr>
+        <w:ind w:left="360"/>
+        <w:rPr>
+          <w:rFonts w:ascii="Calibri" w:hAnsi="Calibri" w:cs="Calibri"/>
+          <w:color w:val="000000"/>
+          <w:sz w:val="40"/>
+          <w:szCs w:val="40"/>
+        </w:rPr>
+      </w:pPr>
+      <w:r>
+        <w:rPr>
+          <w:rFonts w:ascii="Calibri" w:hAnsi="Calibri" w:cs="Calibri"/>
+          <w:color w:val="000000"/>
+          <w:sz w:val="40"/>
+          <w:szCs w:val="40"/>
+        </w:rPr>
+        <w:lastRenderedPageBreak/>
+        <w:drawing>
+          <wp:inline distT="0" distB="0" distL="0" distR="0" wp14:anchorId="254437AD" wp14:editId="0366F0A9">
+            <wp:extent cx="6272011" cy="3141980"/>
+            <wp:effectExtent l="0" t="0" r="0" b="1270"/>
+            <wp:docPr id="1178447787" name="Picture 1"/>
+            <wp:cNvGraphicFramePr>
+              <a:graphicFrameLocks xmlns:a="http://schemas.openxmlformats.org/drawingml/2006/main" noChangeAspect="1"/>
+            </wp:cNvGraphicFramePr>
+            <a:graphic xmlns:a="http://schemas.openxmlformats.org/drawingml/2006/main">
+              <a:graphicData uri="http://schemas.openxmlformats.org/drawingml/2006/picture">
+                <pic:pic xmlns:pic="http://schemas.openxmlformats.org/drawingml/2006/picture">
+                  <pic:nvPicPr>
+                    <pic:cNvPr id="1178447787" name=""/>
+                    <pic:cNvPicPr/>
+                  </pic:nvPicPr>
+                  <pic:blipFill rotWithShape="1">
+                    <a:blip r:embed="rId10"/>
+                    <a:srcRect l="21918" t="23881" r="30985" b="24764"/>
+                    <a:stretch/>
+                  </pic:blipFill>
+                  <pic:spPr bwMode="auto">
+                    <a:xfrm>
+                      <a:off x="0" y="0"/>
+                      <a:ext cx="6310576" cy="3161299"/>
+                    </a:xfrm>
+                    <a:prstGeom prst="rect">
+                      <a:avLst/>
+                    </a:prstGeom>
+                    <a:ln>
+                      <a:noFill/>
+                    </a:ln>
+                    <a:extLst>
+                      <a:ext uri="{53640926-AAD7-44D8-BBD7-CCE9431645EC}">
+                        <a14:shadowObscured xmlns:a14="http://schemas.microsoft.com/office/drawing/2010/main"/>
+                      </a:ext>
+                    </a:extLst>
+                  </pic:spPr>
+                </pic:pic>
+              </a:graphicData>
+            </a:graphic>
+          </wp:inline>
+        </w:drawing>
+      </w:r>
+    </w:p>
+    <w:p>
+      <w:pPr>
+        <w:ind w:left="360"/>
+        <w:rPr>
+          <w:rFonts w:ascii="Calibri" w:hAnsi="Calibri" w:cs="Calibri"/>
+          <w:color w:val="000000"/>
+          <w:sz w:val="40"/>
+          <w:szCs w:val="40"/>
+        </w:rPr>
+      </w:pPr>
+    </w:p>
+    <w:p>
+      <w:pPr>
+        <w:ind w:left="360"/>
+        <w:rPr>
+          <w:rFonts w:ascii="Calibri" w:hAnsi="Calibri" w:cs="Calibri"/>
+          <w:color w:val="000000"/>
+          <w:sz w:val="40"/>
+          <w:szCs w:val="40"/>
+        </w:rPr>
+      </w:pPr>
+    </w:p>
     <w:sectPr>
       <w:pgSz w:w="11906" w:h="16838"/>
       <w:pgMar w:top="1440" w:right="1440" w:bottom="1440" w:left="1440" w:header="708" w:footer="708" w:gutter="0"/>
@@ -2122,17 +2102,13 @@
   <w:docDefaults>
     <w:rPrDefault>
       <w:rPr>
-        <w:rFonts w:asciiTheme="minorHAnsi" w:eastAsiaTheme="minorHAnsi" w:hAnsiTheme="minorHAnsi" w:cstheme="minorBidi"/>
-        <w:kern w:val="2"/>
-        <w:sz w:val="22"/>
-        <w:szCs w:val="22"/>
+        <w:rFonts w:asciiTheme="minorHAnsi" w:eastAsiaTheme="minorEastAsia" w:hAnsiTheme="minorHAnsi" w:cstheme="minorBidi"/>
         <w:lang w:val="en-IN" w:eastAsia="en-US" w:bidi="ar-SA"/>
-        <w14:ligatures w14:val="standardContextual"/>
       </w:rPr>
     </w:rPrDefault>
     <w:pPrDefault>
       <w:pPr>
-        <w:spacing w:after="160" w:line="259" w:lineRule="auto"/>
+        <w:spacing w:after="120" w:line="264" w:lineRule="auto"/>
       </w:pPr>
     </w:pPrDefault>
   </w:docDefaults>
@@ -2517,6 +2493,7 @@
   <w:style w:type="paragraph" w:default="1" w:styleId="Normal">
     <w:name w:val="Normal"/>
     <w:qFormat/>
+    <w:rsid w:val="008B32FF"/>
   </w:style>
   <w:style w:type="paragraph" w:styleId="Heading1">
     <w:name w:val="heading 1"/>
@@ -2525,18 +2502,18 @@
     <w:link w:val="Heading1Char"/>
     <w:uiPriority w:val="9"/>
     <w:qFormat/>
-    <w:rsid w:val="00CB40B4"/>
+    <w:rsid w:val="008B32FF"/>
     <w:pPr>
       <w:keepNext/>
       <w:keepLines/>
-      <w:spacing w:before="360" w:after="80"/>
+      <w:spacing w:before="320" w:after="0" w:line="240" w:lineRule="auto"/>
       <w:outlineLvl w:val="0"/>
     </w:pPr>
     <w:rPr>
       <w:rFonts w:asciiTheme="majorHAnsi" w:eastAsiaTheme="majorEastAsia" w:hAnsiTheme="majorHAnsi" w:cstheme="majorBidi"/>
       <w:color w:val="2F5496" w:themeColor="accent1" w:themeShade="BF"/>
-      <w:sz w:val="40"/>
-      <w:szCs w:val="40"/>
+      <w:sz w:val="32"/>
+      <w:szCs w:val="32"/>
     </w:rPr>
   </w:style>
   <w:style w:type="paragraph" w:styleId="Heading2">
@@ -2547,18 +2524,18 @@
     <w:uiPriority w:val="9"/>
     <w:unhideWhenUsed/>
     <w:qFormat/>
-    <w:rsid w:val="00CB40B4"/>
+    <w:rsid w:val="008B32FF"/>
     <w:pPr>
       <w:keepNext/>
       <w:keepLines/>
-      <w:spacing w:before="160" w:after="80"/>
+      <w:spacing w:before="80" w:after="0" w:line="240" w:lineRule="auto"/>
       <w:outlineLvl w:val="1"/>
     </w:pPr>
     <w:rPr>
       <w:rFonts w:asciiTheme="majorHAnsi" w:eastAsiaTheme="majorEastAsia" w:hAnsiTheme="majorHAnsi" w:cstheme="majorBidi"/>
-      <w:color w:val="2F5496" w:themeColor="accent1" w:themeShade="BF"/>
-      <w:sz w:val="32"/>
-      <w:szCs w:val="32"/>
+      <w:color w:val="404040" w:themeColor="text1" w:themeTint="BF"/>
+      <w:sz w:val="28"/>
+      <w:szCs w:val="28"/>
     </w:rPr>
   </w:style>
   <w:style w:type="paragraph" w:styleId="Heading3">
@@ -2570,18 +2547,18 @@
     <w:semiHidden/>
     <w:unhideWhenUsed/>
     <w:qFormat/>
-    <w:rsid w:val="00CB40B4"/>
+    <w:rsid w:val="008B32FF"/>
     <w:pPr>
       <w:keepNext/>
       <w:keepLines/>
-      <w:spacing w:before="160" w:after="80"/>
+      <w:spacing w:before="40" w:after="0" w:line="240" w:lineRule="auto"/>
       <w:outlineLvl w:val="2"/>
     </w:pPr>
     <w:rPr>
-      <w:rFonts w:eastAsiaTheme="majorEastAsia" w:cstheme="majorBidi"/>
-      <w:color w:val="2F5496" w:themeColor="accent1" w:themeShade="BF"/>
-      <w:sz w:val="28"/>
-      <w:szCs w:val="28"/>
+      <w:rFonts w:asciiTheme="majorHAnsi" w:eastAsiaTheme="majorEastAsia" w:hAnsiTheme="majorHAnsi" w:cstheme="majorBidi"/>
+      <w:color w:val="44546A" w:themeColor="text2"/>
+      <w:sz w:val="24"/>
+      <w:szCs w:val="24"/>
     </w:rPr>
   </w:style>
   <w:style w:type="paragraph" w:styleId="Heading4">
@@ -2593,18 +2570,17 @@
     <w:semiHidden/>
     <w:unhideWhenUsed/>
     <w:qFormat/>
-    <w:rsid w:val="00CB40B4"/>
+    <w:rsid w:val="008B32FF"/>
     <w:pPr>
       <w:keepNext/>
       <w:keepLines/>
-      <w:spacing w:before="80" w:after="40"/>
+      <w:spacing w:before="40" w:after="0"/>
       <w:outlineLvl w:val="3"/>
     </w:pPr>
     <w:rPr>
-      <w:rFonts w:eastAsiaTheme="majorEastAsia" w:cstheme="majorBidi"/>
-      <w:i/>
-      <w:iCs/>
-      <w:color w:val="2F5496" w:themeColor="accent1" w:themeShade="BF"/>
+      <w:rFonts w:asciiTheme="majorHAnsi" w:eastAsiaTheme="majorEastAsia" w:hAnsiTheme="majorHAnsi" w:cstheme="majorBidi"/>
+      <w:sz w:val="22"/>
+      <w:szCs w:val="22"/>
     </w:rPr>
   </w:style>
   <w:style w:type="paragraph" w:styleId="Heading5">
@@ -2616,16 +2592,18 @@
     <w:semiHidden/>
     <w:unhideWhenUsed/>
     <w:qFormat/>
-    <w:rsid w:val="00CB40B4"/>
+    <w:rsid w:val="008B32FF"/>
     <w:pPr>
       <w:keepNext/>
       <w:keepLines/>
-      <w:spacing w:before="80" w:after="40"/>
+      <w:spacing w:before="40" w:after="0"/>
       <w:outlineLvl w:val="4"/>
     </w:pPr>
     <w:rPr>
-      <w:rFonts w:eastAsiaTheme="majorEastAsia" w:cstheme="majorBidi"/>
-      <w:color w:val="2F5496" w:themeColor="accent1" w:themeShade="BF"/>
+      <w:rFonts w:asciiTheme="majorHAnsi" w:eastAsiaTheme="majorEastAsia" w:hAnsiTheme="majorHAnsi" w:cstheme="majorBidi"/>
+      <w:color w:val="44546A" w:themeColor="text2"/>
+      <w:sz w:val="22"/>
+      <w:szCs w:val="22"/>
     </w:rPr>
   </w:style>
   <w:style w:type="paragraph" w:styleId="Heading6">
@@ -2637,7 +2615,7 @@
     <w:semiHidden/>
     <w:unhideWhenUsed/>
     <w:qFormat/>
-    <w:rsid w:val="00CB40B4"/>
+    <w:rsid w:val="008B32FF"/>
     <w:pPr>
       <w:keepNext/>
       <w:keepLines/>
@@ -2645,10 +2623,12 @@
       <w:outlineLvl w:val="5"/>
     </w:pPr>
     <w:rPr>
-      <w:rFonts w:eastAsiaTheme="majorEastAsia" w:cstheme="majorBidi"/>
+      <w:rFonts w:asciiTheme="majorHAnsi" w:eastAsiaTheme="majorEastAsia" w:hAnsiTheme="majorHAnsi" w:cstheme="majorBidi"/>
       <w:i/>
       <w:iCs/>
-      <w:color w:val="595959" w:themeColor="text1" w:themeTint="A6"/>
+      <w:color w:val="44546A" w:themeColor="text2"/>
+      <w:sz w:val="21"/>
+      <w:szCs w:val="21"/>
     </w:rPr>
   </w:style>
   <w:style w:type="paragraph" w:styleId="Heading7">
@@ -2660,7 +2640,7 @@
     <w:semiHidden/>
     <w:unhideWhenUsed/>
     <w:qFormat/>
-    <w:rsid w:val="00CB40B4"/>
+    <w:rsid w:val="008B32FF"/>
     <w:pPr>
       <w:keepNext/>
       <w:keepLines/>
@@ -2668,8 +2648,12 @@
       <w:outlineLvl w:val="6"/>
     </w:pPr>
     <w:rPr>
-      <w:rFonts w:eastAsiaTheme="majorEastAsia" w:cstheme="majorBidi"/>
-      <w:color w:val="595959" w:themeColor="text1" w:themeTint="A6"/>
+      <w:rFonts w:asciiTheme="majorHAnsi" w:eastAsiaTheme="majorEastAsia" w:hAnsiTheme="majorHAnsi" w:cstheme="majorBidi"/>
+      <w:i/>
+      <w:iCs/>
+      <w:color w:val="1F3864" w:themeColor="accent1" w:themeShade="80"/>
+      <w:sz w:val="21"/>
+      <w:szCs w:val="21"/>
     </w:rPr>
   </w:style>
   <w:style w:type="paragraph" w:styleId="Heading8">
@@ -2681,18 +2665,18 @@
     <w:semiHidden/>
     <w:unhideWhenUsed/>
     <w:qFormat/>
-    <w:rsid w:val="00CB40B4"/>
+    <w:rsid w:val="008B32FF"/>
     <w:pPr>
       <w:keepNext/>
       <w:keepLines/>
-      <w:spacing w:after="0"/>
+      <w:spacing w:before="40" w:after="0"/>
       <w:outlineLvl w:val="7"/>
     </w:pPr>
     <w:rPr>
-      <w:rFonts w:eastAsiaTheme="majorEastAsia" w:cstheme="majorBidi"/>
-      <w:i/>
-      <w:iCs/>
-      <w:color w:val="272727" w:themeColor="text1" w:themeTint="D8"/>
+      <w:rFonts w:asciiTheme="majorHAnsi" w:eastAsiaTheme="majorEastAsia" w:hAnsiTheme="majorHAnsi" w:cstheme="majorBidi"/>
+      <w:b/>
+      <w:bCs/>
+      <w:color w:val="44546A" w:themeColor="text2"/>
     </w:rPr>
   </w:style>
   <w:style w:type="paragraph" w:styleId="Heading9">
@@ -2704,16 +2688,20 @@
     <w:semiHidden/>
     <w:unhideWhenUsed/>
     <w:qFormat/>
-    <w:rsid w:val="00CB40B4"/>
+    <w:rsid w:val="008B32FF"/>
     <w:pPr>
       <w:keepNext/>
       <w:keepLines/>
-      <w:spacing w:after="0"/>
+      <w:spacing w:before="40" w:after="0"/>
       <w:outlineLvl w:val="8"/>
     </w:pPr>
     <w:rPr>
-      <w:rFonts w:eastAsiaTheme="majorEastAsia" w:cstheme="majorBidi"/>
-      <w:color w:val="272727" w:themeColor="text1" w:themeTint="D8"/>
+      <w:rFonts w:asciiTheme="majorHAnsi" w:eastAsiaTheme="majorEastAsia" w:hAnsiTheme="majorHAnsi" w:cstheme="majorBidi"/>
+      <w:b/>
+      <w:bCs/>
+      <w:i/>
+      <w:iCs/>
+      <w:color w:val="44546A" w:themeColor="text2"/>
     </w:rPr>
   </w:style>
   <w:style w:type="character" w:default="1" w:styleId="DefaultParagraphFont">
@@ -2747,12 +2735,12 @@
     <w:basedOn w:val="DefaultParagraphFont"/>
     <w:link w:val="Heading1"/>
     <w:uiPriority w:val="9"/>
-    <w:rsid w:val="00CB40B4"/>
+    <w:rsid w:val="008B32FF"/>
     <w:rPr>
       <w:rFonts w:asciiTheme="majorHAnsi" w:eastAsiaTheme="majorEastAsia" w:hAnsiTheme="majorHAnsi" w:cstheme="majorBidi"/>
       <w:color w:val="2F5496" w:themeColor="accent1" w:themeShade="BF"/>
-      <w:sz w:val="40"/>
-      <w:szCs w:val="40"/>
+      <w:sz w:val="32"/>
+      <w:szCs w:val="32"/>
     </w:rPr>
   </w:style>
   <w:style w:type="character" w:customStyle="1" w:styleId="Heading2Char">
@@ -2760,12 +2748,12 @@
     <w:basedOn w:val="DefaultParagraphFont"/>
     <w:link w:val="Heading2"/>
     <w:uiPriority w:val="9"/>
-    <w:rsid w:val="00CB40B4"/>
+    <w:rsid w:val="008B32FF"/>
     <w:rPr>
       <w:rFonts w:asciiTheme="majorHAnsi" w:eastAsiaTheme="majorEastAsia" w:hAnsiTheme="majorHAnsi" w:cstheme="majorBidi"/>
-      <w:color w:val="2F5496" w:themeColor="accent1" w:themeShade="BF"/>
-      <w:sz w:val="32"/>
-      <w:szCs w:val="32"/>
+      <w:color w:val="404040" w:themeColor="text1" w:themeTint="BF"/>
+      <w:sz w:val="28"/>
+      <w:szCs w:val="28"/>
     </w:rPr>
   </w:style>
   <w:style w:type="character" w:customStyle="1" w:styleId="Heading3Char">
@@ -2774,12 +2762,12 @@
     <w:link w:val="Heading3"/>
     <w:uiPriority w:val="9"/>
     <w:semiHidden/>
-    <w:rsid w:val="00CB40B4"/>
-    <w:rPr>
-      <w:rFonts w:eastAsiaTheme="majorEastAsia" w:cstheme="majorBidi"/>
-      <w:color w:val="2F5496" w:themeColor="accent1" w:themeShade="BF"/>
-      <w:sz w:val="28"/>
-      <w:szCs w:val="28"/>
+    <w:rsid w:val="008B32FF"/>
+    <w:rPr>
+      <w:rFonts w:asciiTheme="majorHAnsi" w:eastAsiaTheme="majorEastAsia" w:hAnsiTheme="majorHAnsi" w:cstheme="majorBidi"/>
+      <w:color w:val="44546A" w:themeColor="text2"/>
+      <w:sz w:val="24"/>
+      <w:szCs w:val="24"/>
     </w:rPr>
   </w:style>
   <w:style w:type="character" w:customStyle="1" w:styleId="Heading4Char">
@@ -2788,12 +2776,11 @@
     <w:link w:val="Heading4"/>
     <w:uiPriority w:val="9"/>
     <w:semiHidden/>
-    <w:rsid w:val="00CB40B4"/>
-    <w:rPr>
-      <w:rFonts w:eastAsiaTheme="majorEastAsia" w:cstheme="majorBidi"/>
-      <w:i/>
-      <w:iCs/>
-      <w:color w:val="2F5496" w:themeColor="accent1" w:themeShade="BF"/>
+    <w:rsid w:val="008B32FF"/>
+    <w:rPr>
+      <w:rFonts w:asciiTheme="majorHAnsi" w:eastAsiaTheme="majorEastAsia" w:hAnsiTheme="majorHAnsi" w:cstheme="majorBidi"/>
+      <w:sz w:val="22"/>
+      <w:szCs w:val="22"/>
     </w:rPr>
   </w:style>
   <w:style w:type="character" w:customStyle="1" w:styleId="Heading5Char">
@@ -2802,10 +2789,12 @@
     <w:link w:val="Heading5"/>
     <w:uiPriority w:val="9"/>
     <w:semiHidden/>
-    <w:rsid w:val="00CB40B4"/>
-    <w:rPr>
-      <w:rFonts w:eastAsiaTheme="majorEastAsia" w:cstheme="majorBidi"/>
-      <w:color w:val="2F5496" w:themeColor="accent1" w:themeShade="BF"/>
+    <w:rsid w:val="008B32FF"/>
+    <w:rPr>
+      <w:rFonts w:asciiTheme="majorHAnsi" w:eastAsiaTheme="majorEastAsia" w:hAnsiTheme="majorHAnsi" w:cstheme="majorBidi"/>
+      <w:color w:val="44546A" w:themeColor="text2"/>
+      <w:sz w:val="22"/>
+      <w:szCs w:val="22"/>
     </w:rPr>
   </w:style>
   <w:style w:type="character" w:customStyle="1" w:styleId="Heading6Char">
@@ -2814,12 +2803,14 @@
     <w:link w:val="Heading6"/>
     <w:uiPriority w:val="9"/>
     <w:semiHidden/>
-    <w:rsid w:val="00CB40B4"/>
-    <w:rPr>
-      <w:rFonts w:eastAsiaTheme="majorEastAsia" w:cstheme="majorBidi"/>
+    <w:rsid w:val="008B32FF"/>
+    <w:rPr>
+      <w:rFonts w:asciiTheme="majorHAnsi" w:eastAsiaTheme="majorEastAsia" w:hAnsiTheme="majorHAnsi" w:cstheme="majorBidi"/>
       <w:i/>
       <w:iCs/>
-      <w:color w:val="595959" w:themeColor="text1" w:themeTint="A6"/>
+      <w:color w:val="44546A" w:themeColor="text2"/>
+      <w:sz w:val="21"/>
+      <w:szCs w:val="21"/>
     </w:rPr>
   </w:style>
   <w:style w:type="character" w:customStyle="1" w:styleId="Heading7Char">
@@ -2828,10 +2819,14 @@
     <w:link w:val="Heading7"/>
     <w:uiPriority w:val="9"/>
     <w:semiHidden/>
-    <w:rsid w:val="00CB40B4"/>
-    <w:rPr>
-      <w:rFonts w:eastAsiaTheme="majorEastAsia" w:cstheme="majorBidi"/>
-      <w:color w:val="595959" w:themeColor="text1" w:themeTint="A6"/>
+    <w:rsid w:val="008B32FF"/>
+    <w:rPr>
+      <w:rFonts w:asciiTheme="majorHAnsi" w:eastAsiaTheme="majorEastAsia" w:hAnsiTheme="majorHAnsi" w:cstheme="majorBidi"/>
+      <w:i/>
+      <w:iCs/>
+      <w:color w:val="1F3864" w:themeColor="accent1" w:themeShade="80"/>
+      <w:sz w:val="21"/>
+      <w:szCs w:val="21"/>
     </w:rPr>
   </w:style>
   <w:style w:type="character" w:customStyle="1" w:styleId="Heading8Char">
@@ -2840,12 +2835,12 @@
     <w:link w:val="Heading8"/>
     <w:uiPriority w:val="9"/>
     <w:semiHidden/>
-    <w:rsid w:val="00CB40B4"/>
-    <w:rPr>
-      <w:rFonts w:eastAsiaTheme="majorEastAsia" w:cstheme="majorBidi"/>
-      <w:i/>
-      <w:iCs/>
-      <w:color w:val="272727" w:themeColor="text1" w:themeTint="D8"/>
+    <w:rsid w:val="008B32FF"/>
+    <w:rPr>
+      <w:rFonts w:asciiTheme="majorHAnsi" w:eastAsiaTheme="majorEastAsia" w:hAnsiTheme="majorHAnsi" w:cstheme="majorBidi"/>
+      <w:b/>
+      <w:bCs/>
+      <w:color w:val="44546A" w:themeColor="text2"/>
     </w:rPr>
   </w:style>
   <w:style w:type="character" w:customStyle="1" w:styleId="Heading9Char">
@@ -2854,10 +2849,14 @@
     <w:link w:val="Heading9"/>
     <w:uiPriority w:val="9"/>
     <w:semiHidden/>
-    <w:rsid w:val="00CB40B4"/>
-    <w:rPr>
-      <w:rFonts w:eastAsiaTheme="majorEastAsia" w:cstheme="majorBidi"/>
-      <w:color w:val="272727" w:themeColor="text1" w:themeTint="D8"/>
+    <w:rsid w:val="008B32FF"/>
+    <w:rPr>
+      <w:rFonts w:asciiTheme="majorHAnsi" w:eastAsiaTheme="majorEastAsia" w:hAnsiTheme="majorHAnsi" w:cstheme="majorBidi"/>
+      <w:b/>
+      <w:bCs/>
+      <w:i/>
+      <w:iCs/>
+      <w:color w:val="44546A" w:themeColor="text2"/>
     </w:rPr>
   </w:style>
   <w:style w:type="paragraph" w:styleId="Title">
@@ -2867,15 +2866,15 @@
     <w:link w:val="TitleChar"/>
     <w:uiPriority w:val="10"/>
     <w:qFormat/>
-    <w:rsid w:val="00CB40B4"/>
+    <w:rsid w:val="008B32FF"/>
     <w:pPr>
-      <w:spacing w:after="80" w:line="240" w:lineRule="auto"/>
+      <w:spacing w:after="0" w:line="240" w:lineRule="auto"/>
       <w:contextualSpacing/>
     </w:pPr>
     <w:rPr>
       <w:rFonts w:asciiTheme="majorHAnsi" w:eastAsiaTheme="majorEastAsia" w:hAnsiTheme="majorHAnsi" w:cstheme="majorBidi"/>
+      <w:color w:val="4472C4" w:themeColor="accent1"/>
       <w:spacing w:val="-10"/>
-      <w:kern w:val="28"/>
       <w:sz w:val="56"/>
       <w:szCs w:val="56"/>
     </w:rPr>
@@ -2885,11 +2884,11 @@
     <w:basedOn w:val="DefaultParagraphFont"/>
     <w:link w:val="Title"/>
     <w:uiPriority w:val="10"/>
-    <w:rsid w:val="00CB40B4"/>
+    <w:rsid w:val="008B32FF"/>
     <w:rPr>
       <w:rFonts w:asciiTheme="majorHAnsi" w:eastAsiaTheme="majorEastAsia" w:hAnsiTheme="majorHAnsi" w:cstheme="majorBidi"/>
+      <w:color w:val="4472C4" w:themeColor="accent1"/>
       <w:spacing w:val="-10"/>
-      <w:kern w:val="28"/>
       <w:sz w:val="56"/>
       <w:szCs w:val="56"/>
     </w:rPr>
@@ -2901,18 +2900,17 @@
     <w:link w:val="SubtitleChar"/>
     <w:uiPriority w:val="11"/>
     <w:qFormat/>
-    <w:rsid w:val="00CB40B4"/>
+    <w:rsid w:val="008B32FF"/>
     <w:pPr>
       <w:numPr>
         <w:ilvl w:val="1"/>
       </w:numPr>
+      <w:spacing w:line="240" w:lineRule="auto"/>
     </w:pPr>
     <w:rPr>
-      <w:rFonts w:eastAsiaTheme="majorEastAsia" w:cstheme="majorBidi"/>
-      <w:color w:val="595959" w:themeColor="text1" w:themeTint="A6"/>
-      <w:spacing w:val="15"/>
-      <w:sz w:val="28"/>
-      <w:szCs w:val="28"/>
+      <w:rFonts w:asciiTheme="majorHAnsi" w:eastAsiaTheme="majorEastAsia" w:hAnsiTheme="majorHAnsi" w:cstheme="majorBidi"/>
+      <w:sz w:val="24"/>
+      <w:szCs w:val="24"/>
     </w:rPr>
   </w:style>
   <w:style w:type="character" w:customStyle="1" w:styleId="SubtitleChar">
@@ -2920,13 +2918,11 @@
     <w:basedOn w:val="DefaultParagraphFont"/>
     <w:link w:val="Subtitle"/>
     <w:uiPriority w:val="11"/>
-    <w:rsid w:val="00CB40B4"/>
-    <w:rPr>
-      <w:rFonts w:eastAsiaTheme="majorEastAsia" w:cstheme="majorBidi"/>
-      <w:color w:val="595959" w:themeColor="text1" w:themeTint="A6"/>
-      <w:spacing w:val="15"/>
-      <w:sz w:val="28"/>
-      <w:szCs w:val="28"/>
+    <w:rsid w:val="008B32FF"/>
+    <w:rPr>
+      <w:rFonts w:asciiTheme="majorHAnsi" w:eastAsiaTheme="majorEastAsia" w:hAnsiTheme="majorHAnsi" w:cstheme="majorBidi"/>
+      <w:sz w:val="24"/>
+      <w:szCs w:val="24"/>
     </w:rPr>
   </w:style>
   <w:style w:type="paragraph" w:styleId="Quote">
@@ -2936,10 +2932,10 @@
     <w:link w:val="QuoteChar"/>
     <w:uiPriority w:val="29"/>
     <w:qFormat/>
-    <w:rsid w:val="00CB40B4"/>
+    <w:rsid w:val="008B32FF"/>
     <w:pPr>
       <w:spacing w:before="160"/>
-      <w:jc w:val="center"/>
+      <w:ind w:left="720" w:right="720"/>
     </w:pPr>
     <w:rPr>
       <w:i/>
@@ -2952,7 +2948,7 @@
     <w:basedOn w:val="DefaultParagraphFont"/>
     <w:link w:val="Quote"/>
     <w:uiPriority w:val="29"/>
-    <w:rsid w:val="00CB40B4"/>
+    <w:rsid w:val="008B32FF"/>
     <w:rPr>
       <w:i/>
       <w:iCs/>
@@ -2975,11 +2971,12 @@
     <w:basedOn w:val="DefaultParagraphFont"/>
     <w:uiPriority w:val="21"/>
     <w:qFormat/>
-    <w:rsid w:val="00CB40B4"/>
-    <w:rPr>
+    <w:rsid w:val="008B32FF"/>
+    <w:rPr>
+      <w:b/>
+      <w:bCs/>
       <w:i/>
       <w:iCs/>
-      <w:color w:val="2F5496" w:themeColor="accent1" w:themeShade="BF"/>
     </w:rPr>
   </w:style>
   <w:style w:type="paragraph" w:styleId="IntenseQuote">
@@ -2989,20 +2986,19 @@
     <w:link w:val="IntenseQuoteChar"/>
     <w:uiPriority w:val="30"/>
     <w:qFormat/>
-    <w:rsid w:val="00CB40B4"/>
+    <w:rsid w:val="008B32FF"/>
     <w:pPr>
       <w:pBdr>
-        <w:top w:val="single" w:sz="4" w:space="10" w:color="2F5496" w:themeColor="accent1" w:themeShade="BF"/>
-        <w:bottom w:val="single" w:sz="4" w:space="10" w:color="2F5496" w:themeColor="accent1" w:themeShade="BF"/>
+        <w:left w:val="single" w:sz="18" w:space="12" w:color="4472C4" w:themeColor="accent1"/>
       </w:pBdr>
-      <w:spacing w:before="360" w:after="360"/>
-      <w:ind w:left="864" w:right="864"/>
-      <w:jc w:val="center"/>
+      <w:spacing w:before="100" w:beforeAutospacing="1" w:line="300" w:lineRule="auto"/>
+      <w:ind w:left="1224" w:right="1224"/>
     </w:pPr>
     <w:rPr>
-      <w:i/>
-      <w:iCs/>
-      <w:color w:val="2F5496" w:themeColor="accent1" w:themeShade="BF"/>
+      <w:rFonts w:asciiTheme="majorHAnsi" w:eastAsiaTheme="majorEastAsia" w:hAnsiTheme="majorHAnsi" w:cstheme="majorBidi"/>
+      <w:color w:val="4472C4" w:themeColor="accent1"/>
+      <w:sz w:val="28"/>
+      <w:szCs w:val="28"/>
     </w:rPr>
   </w:style>
   <w:style w:type="character" w:customStyle="1" w:styleId="IntenseQuoteChar">
@@ -3010,11 +3006,12 @@
     <w:basedOn w:val="DefaultParagraphFont"/>
     <w:link w:val="IntenseQuote"/>
     <w:uiPriority w:val="30"/>
-    <w:rsid w:val="00CB40B4"/>
-    <w:rPr>
-      <w:i/>
-      <w:iCs/>
-      <w:color w:val="2F5496" w:themeColor="accent1" w:themeShade="BF"/>
+    <w:rsid w:val="008B32FF"/>
+    <w:rPr>
+      <w:rFonts w:asciiTheme="majorHAnsi" w:eastAsiaTheme="majorEastAsia" w:hAnsiTheme="majorHAnsi" w:cstheme="majorBidi"/>
+      <w:color w:val="4472C4" w:themeColor="accent1"/>
+      <w:sz w:val="28"/>
+      <w:szCs w:val="28"/>
     </w:rPr>
   </w:style>
   <w:style w:type="character" w:styleId="IntenseReference">
@@ -3022,13 +3019,13 @@
     <w:basedOn w:val="DefaultParagraphFont"/>
     <w:uiPriority w:val="32"/>
     <w:qFormat/>
-    <w:rsid w:val="00CB40B4"/>
+    <w:rsid w:val="008B32FF"/>
     <w:rPr>
       <w:b/>
       <w:bCs/>
       <w:smallCaps/>
-      <w:color w:val="2F5496" w:themeColor="accent1" w:themeShade="BF"/>
       <w:spacing w:val="5"/>
+      <w:u w:val="single"/>
     </w:rPr>
   </w:style>
   <w:style w:type="paragraph" w:styleId="NormalWeb">
@@ -3042,11 +3039,9 @@
     </w:pPr>
     <w:rPr>
       <w:rFonts w:ascii="Times New Roman" w:eastAsia="Times New Roman" w:hAnsi="Times New Roman" w:cs="Times New Roman"/>
-      <w:kern w:val="0"/>
       <w:sz w:val="24"/>
       <w:szCs w:val="24"/>
       <w:lang w:eastAsia="en-IN"/>
-      <w14:ligatures w14:val="none"/>
     </w:rPr>
   </w:style>
   <w:style w:type="character" w:styleId="Hyperlink">
@@ -3115,6 +3110,106 @@
     <w:link w:val="Footer"/>
     <w:uiPriority w:val="99"/>
     <w:rsid w:val="00E74166"/>
+  </w:style>
+  <w:style w:type="paragraph" w:styleId="Caption">
+    <w:name w:val="caption"/>
+    <w:basedOn w:val="Normal"/>
+    <w:next w:val="Normal"/>
+    <w:uiPriority w:val="35"/>
+    <w:semiHidden/>
+    <w:unhideWhenUsed/>
+    <w:qFormat/>
+    <w:rsid w:val="008B32FF"/>
+    <w:pPr>
+      <w:spacing w:line="240" w:lineRule="auto"/>
+    </w:pPr>
+    <w:rPr>
+      <w:b/>
+      <w:bCs/>
+      <w:smallCaps/>
+      <w:color w:val="595959" w:themeColor="text1" w:themeTint="A6"/>
+      <w:spacing w:val="6"/>
+    </w:rPr>
+  </w:style>
+  <w:style w:type="character" w:styleId="Strong">
+    <w:name w:val="Strong"/>
+    <w:basedOn w:val="DefaultParagraphFont"/>
+    <w:uiPriority w:val="22"/>
+    <w:qFormat/>
+    <w:rsid w:val="008B32FF"/>
+    <w:rPr>
+      <w:b/>
+      <w:bCs/>
+    </w:rPr>
+  </w:style>
+  <w:style w:type="character" w:styleId="Emphasis">
+    <w:name w:val="Emphasis"/>
+    <w:basedOn w:val="DefaultParagraphFont"/>
+    <w:uiPriority w:val="20"/>
+    <w:qFormat/>
+    <w:rsid w:val="008B32FF"/>
+    <w:rPr>
+      <w:i/>
+      <w:iCs/>
+    </w:rPr>
+  </w:style>
+  <w:style w:type="paragraph" w:styleId="NoSpacing">
+    <w:name w:val="No Spacing"/>
+    <w:uiPriority w:val="1"/>
+    <w:qFormat/>
+    <w:rsid w:val="008B32FF"/>
+    <w:pPr>
+      <w:spacing w:after="0" w:line="240" w:lineRule="auto"/>
+    </w:pPr>
+  </w:style>
+  <w:style w:type="character" w:styleId="SubtleEmphasis">
+    <w:name w:val="Subtle Emphasis"/>
+    <w:basedOn w:val="DefaultParagraphFont"/>
+    <w:uiPriority w:val="19"/>
+    <w:qFormat/>
+    <w:rsid w:val="008B32FF"/>
+    <w:rPr>
+      <w:i/>
+      <w:iCs/>
+      <w:color w:val="404040" w:themeColor="text1" w:themeTint="BF"/>
+    </w:rPr>
+  </w:style>
+  <w:style w:type="character" w:styleId="SubtleReference">
+    <w:name w:val="Subtle Reference"/>
+    <w:basedOn w:val="DefaultParagraphFont"/>
+    <w:uiPriority w:val="31"/>
+    <w:qFormat/>
+    <w:rsid w:val="008B32FF"/>
+    <w:rPr>
+      <w:smallCaps/>
+      <w:color w:val="404040" w:themeColor="text1" w:themeTint="BF"/>
+      <w:u w:val="single" w:color="7F7F7F" w:themeColor="text1" w:themeTint="80"/>
+    </w:rPr>
+  </w:style>
+  <w:style w:type="character" w:styleId="BookTitle">
+    <w:name w:val="Book Title"/>
+    <w:basedOn w:val="DefaultParagraphFont"/>
+    <w:uiPriority w:val="33"/>
+    <w:qFormat/>
+    <w:rsid w:val="008B32FF"/>
+    <w:rPr>
+      <w:b/>
+      <w:bCs/>
+      <w:smallCaps/>
+    </w:rPr>
+  </w:style>
+  <w:style w:type="paragraph" w:styleId="TOCHeading">
+    <w:name w:val="TOC Heading"/>
+    <w:basedOn w:val="Heading1"/>
+    <w:next w:val="Normal"/>
+    <w:uiPriority w:val="39"/>
+    <w:semiHidden/>
+    <w:unhideWhenUsed/>
+    <w:qFormat/>
+    <w:rsid w:val="008B32FF"/>
+    <w:pPr>
+      <w:outlineLvl w:val="9"/>
+    </w:pPr>
   </w:style>
 </w:styles>
 </file>

--- a/javascript_notes.docx.docx
+++ b/javascript_notes.docx.docx
@@ -1264,6 +1264,7 @@
       <w:r>
         <w:rPr>
           <w:rFonts w:ascii="Calibri" w:hAnsi="Calibri" w:cs="Calibri"/>
+          <w:noProof/>
           <w:color w:val="000000"/>
           <w:sz w:val="40"/>
           <w:szCs w:val="40"/>
@@ -1315,6 +1316,1351 @@
     </w:p>
     <w:p>
       <w:pPr>
+        <w:rPr>
+          <w:rFonts w:ascii="Calibri" w:hAnsi="Calibri" w:cs="Calibri"/>
+          <w:color w:val="000000"/>
+          <w:sz w:val="40"/>
+          <w:szCs w:val="40"/>
+        </w:rPr>
+      </w:pPr>
+      <w:r>
+        <w:rPr>
+          <w:rFonts w:ascii="Calibri" w:hAnsi="Calibri" w:cs="Calibri"/>
+          <w:color w:val="000000"/>
+          <w:sz w:val="40"/>
+          <w:szCs w:val="40"/>
+        </w:rPr>
+        <w:t xml:space="preserve">                                                              </w:t>
+      </w:r>
+    </w:p>
+    <w:p>
+      <w:pPr>
+        <w:rPr>
+          <w:rFonts w:ascii="Calibri" w:hAnsi="Calibri" w:cs="Calibri"/>
+          <w:color w:val="000000"/>
+          <w:sz w:val="40"/>
+          <w:szCs w:val="40"/>
+        </w:rPr>
+      </w:pPr>
+      <w:r>
+        <w:rPr>
+          <w:rFonts w:ascii="Calibri" w:hAnsi="Calibri" w:cs="Calibri"/>
+          <w:color w:val="000000"/>
+          <w:sz w:val="40"/>
+          <w:szCs w:val="40"/>
+        </w:rPr>
+        <w:t xml:space="preserve">                                                                               15-05-2025</w:t>
+      </w:r>
+    </w:p>
+    <w:p>
+      <w:pPr>
+        <w:rPr>
+          <w:rFonts w:ascii="Calibri" w:hAnsi="Calibri" w:cs="Calibri"/>
+          <w:color w:val="000000"/>
+          <w:sz w:val="40"/>
+          <w:szCs w:val="40"/>
+        </w:rPr>
+      </w:pPr>
+      <w:proofErr w:type="gramStart"/>
+      <w:r>
+        <w:rPr>
+          <w:rFonts w:ascii="Calibri" w:hAnsi="Calibri" w:cs="Calibri"/>
+          <w:color w:val="000000"/>
+          <w:sz w:val="40"/>
+          <w:szCs w:val="40"/>
+        </w:rPr>
+        <w:t>Console.log(</w:t>
+      </w:r>
+      <w:proofErr w:type="gramEnd"/>
+      <w:r>
+        <w:rPr>
+          <w:rFonts w:ascii="Calibri" w:hAnsi="Calibri" w:cs="Calibri"/>
+          <w:color w:val="000000"/>
+          <w:sz w:val="40"/>
+          <w:szCs w:val="40"/>
+        </w:rPr>
+        <w:t>):</w:t>
+      </w:r>
+    </w:p>
+    <w:p>
+      <w:pPr>
+        <w:rPr>
+          <w:rFonts w:ascii="Calibri" w:hAnsi="Calibri" w:cs="Calibri"/>
+          <w:color w:val="000000"/>
+          <w:sz w:val="40"/>
+          <w:szCs w:val="40"/>
+        </w:rPr>
+      </w:pPr>
+      <w:r>
+        <w:rPr>
+          <w:rFonts w:ascii="Calibri" w:hAnsi="Calibri" w:cs="Calibri"/>
+          <w:color w:val="000000"/>
+          <w:sz w:val="40"/>
+          <w:szCs w:val="40"/>
+        </w:rPr>
+        <w:t>Used to print message in web console.</w:t>
+      </w:r>
+      <w:r>
+        <w:rPr>
+          <w:rFonts w:ascii="Verdana" w:hAnsi="Verdana"/>
+          <w:color w:val="000000"/>
+          <w:shd w:val="clear" w:color="auto" w:fill="FFFFFF"/>
+        </w:rPr>
+        <w:t xml:space="preserve"> </w:t>
+      </w:r>
+      <w:r>
+        <w:rPr>
+          <w:rFonts w:ascii="Calibri" w:hAnsi="Calibri" w:cs="Calibri"/>
+          <w:color w:val="000000"/>
+          <w:sz w:val="40"/>
+          <w:szCs w:val="40"/>
+        </w:rPr>
+        <w:t xml:space="preserve">if the developer requests API and wants to check the data received as a response, they might use the </w:t>
+      </w:r>
+      <w:proofErr w:type="gramStart"/>
+      <w:r>
+        <w:rPr>
+          <w:rFonts w:ascii="Calibri" w:hAnsi="Calibri" w:cs="Calibri"/>
+          <w:color w:val="000000"/>
+          <w:sz w:val="40"/>
+          <w:szCs w:val="40"/>
+        </w:rPr>
+        <w:t>console.log(</w:t>
+      </w:r>
+      <w:proofErr w:type="gramEnd"/>
+      <w:r>
+        <w:rPr>
+          <w:rFonts w:ascii="Calibri" w:hAnsi="Calibri" w:cs="Calibri"/>
+          <w:color w:val="000000"/>
+          <w:sz w:val="40"/>
+          <w:szCs w:val="40"/>
+        </w:rPr>
+        <w:t>) method.</w:t>
+      </w:r>
+    </w:p>
+    <w:p>
+      <w:pPr>
+        <w:rPr>
+          <w:rFonts w:ascii="Calibri" w:hAnsi="Calibri" w:cs="Calibri"/>
+          <w:color w:val="000000"/>
+          <w:sz w:val="40"/>
+          <w:szCs w:val="40"/>
+        </w:rPr>
+      </w:pPr>
+      <w:r>
+        <w:rPr>
+          <w:rFonts w:ascii="Calibri" w:hAnsi="Calibri" w:cs="Calibri"/>
+          <w:color w:val="000000"/>
+          <w:sz w:val="40"/>
+          <w:szCs w:val="40"/>
+        </w:rPr>
+        <w:t>-&gt;</w:t>
+      </w:r>
+      <w:r>
+        <w:rPr>
+          <w:rFonts w:ascii="Calibri" w:hAnsi="Calibri" w:cs="Calibri"/>
+          <w:b/>
+          <w:bCs/>
+          <w:color w:val="000000"/>
+          <w:sz w:val="40"/>
+          <w:szCs w:val="40"/>
+        </w:rPr>
+        <w:t>ctrl+shift+j</w:t>
+      </w:r>
+      <w:r>
+        <w:rPr>
+          <w:rFonts w:ascii="Calibri" w:hAnsi="Calibri" w:cs="Calibri"/>
+          <w:color w:val="000000"/>
+          <w:sz w:val="40"/>
+          <w:szCs w:val="40"/>
+        </w:rPr>
+        <w:t xml:space="preserve"> shortcut</w:t>
+      </w:r>
+    </w:p>
+    <w:p>
+      <w:pPr>
+        <w:rPr>
+          <w:rFonts w:ascii="Calibri" w:hAnsi="Calibri" w:cs="Calibri"/>
+          <w:color w:val="000000"/>
+          <w:sz w:val="40"/>
+          <w:szCs w:val="40"/>
+        </w:rPr>
+      </w:pPr>
+      <w:r>
+        <w:rPr>
+          <w:rFonts w:ascii="Calibri" w:hAnsi="Calibri" w:cs="Calibri"/>
+          <w:color w:val="000000"/>
+          <w:sz w:val="40"/>
+          <w:szCs w:val="40"/>
+        </w:rPr>
+        <w:t>-&gt;</w:t>
+      </w:r>
+      <w:r>
+        <w:rPr>
+          <w:rFonts w:ascii="Calibri" w:hAnsi="Calibri" w:cs="Calibri"/>
+          <w:color w:val="000000"/>
+          <w:sz w:val="40"/>
+          <w:szCs w:val="40"/>
+        </w:rPr>
+        <w:t>console.log can log various data types including strings, numbers, and objects.</w:t>
+      </w:r>
+    </w:p>
+    <w:p>
+      <w:pPr>
+        <w:rPr>
+          <w:rFonts w:ascii="Calibri" w:hAnsi="Calibri" w:cs="Calibri"/>
+          <w:color w:val="000000"/>
+          <w:sz w:val="40"/>
+          <w:szCs w:val="40"/>
+        </w:rPr>
+      </w:pPr>
+      <w:r>
+        <w:rPr>
+          <w:rFonts w:ascii="Calibri" w:hAnsi="Calibri" w:cs="Calibri"/>
+          <w:color w:val="000000"/>
+          <w:sz w:val="40"/>
+          <w:szCs w:val="40"/>
+        </w:rPr>
+        <w:t>-&gt;</w:t>
+      </w:r>
+      <w:r>
+        <w:rPr>
+          <w:rFonts w:ascii="Calibri" w:hAnsi="Calibri" w:cs="Calibri"/>
+          <w:color w:val="000000"/>
+          <w:sz w:val="40"/>
+          <w:szCs w:val="40"/>
+        </w:rPr>
+        <w:t>The output of console.log is viewed in the console panel of the browser's developer tools.</w:t>
+      </w:r>
+    </w:p>
+    <w:p>
+      <w:pPr>
+        <w:rPr>
+          <w:rFonts w:ascii="Calibri" w:hAnsi="Calibri" w:cs="Calibri"/>
+          <w:color w:val="000000"/>
+          <w:sz w:val="40"/>
+          <w:szCs w:val="40"/>
+        </w:rPr>
+      </w:pPr>
+      <w:r>
+        <w:rPr>
+          <w:rFonts w:ascii="Calibri" w:hAnsi="Calibri" w:cs="Calibri"/>
+          <w:color w:val="000000"/>
+          <w:sz w:val="40"/>
+          <w:szCs w:val="40"/>
+        </w:rPr>
+        <w:t>-&gt;</w:t>
+      </w:r>
+      <w:proofErr w:type="gramStart"/>
+      <w:r>
+        <w:rPr>
+          <w:rFonts w:ascii="Calibri" w:hAnsi="Calibri" w:cs="Calibri"/>
+          <w:color w:val="000000"/>
+          <w:sz w:val="40"/>
+          <w:szCs w:val="40"/>
+        </w:rPr>
+        <w:t>console.clear</w:t>
+      </w:r>
+      <w:proofErr w:type="gramEnd"/>
+      <w:r>
+        <w:rPr>
+          <w:rFonts w:ascii="Calibri" w:hAnsi="Calibri" w:cs="Calibri"/>
+          <w:color w:val="000000"/>
+          <w:sz w:val="40"/>
+          <w:szCs w:val="40"/>
+        </w:rPr>
+        <w:t>() is the method used to clear the console.</w:t>
+      </w:r>
+    </w:p>
+    <w:p>
+      <w:pPr>
+        <w:rPr>
+          <w:rFonts w:ascii="Calibri" w:hAnsi="Calibri" w:cs="Calibri"/>
+          <w:b/>
+          <w:bCs/>
+          <w:color w:val="000000"/>
+          <w:sz w:val="52"/>
+          <w:szCs w:val="52"/>
+        </w:rPr>
+      </w:pPr>
+    </w:p>
+    <w:p>
+      <w:pPr>
+        <w:rPr>
+          <w:rFonts w:ascii="Calibri" w:hAnsi="Calibri" w:cs="Calibri"/>
+          <w:b/>
+          <w:bCs/>
+          <w:color w:val="000000"/>
+          <w:sz w:val="52"/>
+          <w:szCs w:val="52"/>
+        </w:rPr>
+      </w:pPr>
+      <w:r>
+        <w:rPr>
+          <w:rFonts w:ascii="Calibri" w:hAnsi="Calibri" w:cs="Calibri"/>
+          <w:b/>
+          <w:bCs/>
+          <w:color w:val="000000"/>
+          <w:sz w:val="52"/>
+          <w:szCs w:val="52"/>
+        </w:rPr>
+        <w:lastRenderedPageBreak/>
+        <w:t>Comments</w:t>
+      </w:r>
+    </w:p>
+    <w:p>
+      <w:pPr>
+        <w:rPr>
+          <w:rFonts w:ascii="Calibri" w:hAnsi="Calibri" w:cs="Calibri"/>
+          <w:color w:val="000000"/>
+          <w:sz w:val="40"/>
+          <w:szCs w:val="40"/>
+        </w:rPr>
+      </w:pPr>
+      <w:r>
+        <w:rPr>
+          <w:rFonts w:ascii="Calibri" w:hAnsi="Calibri" w:cs="Calibri"/>
+          <w:color w:val="000000"/>
+          <w:sz w:val="40"/>
+          <w:szCs w:val="40"/>
+        </w:rPr>
+        <w:t>Used to explain the purpose of code.</w:t>
+      </w:r>
+    </w:p>
+    <w:p>
+      <w:pPr>
+        <w:rPr>
+          <w:rFonts w:ascii="Calibri" w:hAnsi="Calibri" w:cs="Calibri"/>
+          <w:color w:val="000000"/>
+          <w:sz w:val="44"/>
+          <w:szCs w:val="44"/>
+        </w:rPr>
+      </w:pPr>
+      <w:r>
+        <w:rPr>
+          <w:rFonts w:ascii="Calibri" w:hAnsi="Calibri" w:cs="Calibri"/>
+          <w:b/>
+          <w:bCs/>
+          <w:color w:val="000000"/>
+          <w:sz w:val="44"/>
+          <w:szCs w:val="44"/>
+        </w:rPr>
+        <w:t>1)</w:t>
+      </w:r>
+      <w:r>
+        <w:rPr>
+          <w:rFonts w:ascii="Calibri" w:hAnsi="Calibri" w:cs="Calibri"/>
+          <w:color w:val="000000"/>
+          <w:sz w:val="44"/>
+          <w:szCs w:val="44"/>
+        </w:rPr>
+        <w:t>single -</w:t>
+      </w:r>
+      <w:proofErr w:type="gramStart"/>
+      <w:r>
+        <w:rPr>
+          <w:rFonts w:ascii="Calibri" w:hAnsi="Calibri" w:cs="Calibri"/>
+          <w:color w:val="000000"/>
+          <w:sz w:val="44"/>
+          <w:szCs w:val="44"/>
+        </w:rPr>
+        <w:t>line(</w:t>
+      </w:r>
+      <w:proofErr w:type="gramEnd"/>
+      <w:r>
+        <w:rPr>
+          <w:rFonts w:ascii="Calibri" w:hAnsi="Calibri" w:cs="Calibri"/>
+          <w:color w:val="000000"/>
+          <w:sz w:val="44"/>
+          <w:szCs w:val="44"/>
+        </w:rPr>
+        <w:t>//)</w:t>
+      </w:r>
+    </w:p>
+    <w:p>
+      <w:pPr>
+        <w:rPr>
+          <w:rFonts w:ascii="Calibri" w:hAnsi="Calibri" w:cs="Calibri"/>
+          <w:b/>
+          <w:bCs/>
+          <w:color w:val="000000"/>
+          <w:sz w:val="52"/>
+          <w:szCs w:val="52"/>
+        </w:rPr>
+      </w:pPr>
+      <w:r>
+        <w:rPr>
+          <w:rFonts w:ascii="Calibri" w:hAnsi="Calibri" w:cs="Calibri"/>
+          <w:color w:val="000000"/>
+          <w:sz w:val="44"/>
+          <w:szCs w:val="44"/>
+        </w:rPr>
+        <w:t>2)multi-</w:t>
+      </w:r>
+      <w:proofErr w:type="gramStart"/>
+      <w:r>
+        <w:rPr>
+          <w:rFonts w:ascii="Calibri" w:hAnsi="Calibri" w:cs="Calibri"/>
+          <w:color w:val="000000"/>
+          <w:sz w:val="44"/>
+          <w:szCs w:val="44"/>
+        </w:rPr>
+        <w:t>line(</w:t>
+      </w:r>
+      <w:proofErr w:type="gramEnd"/>
+      <w:r>
+        <w:rPr>
+          <w:rFonts w:ascii="Calibri" w:hAnsi="Calibri" w:cs="Calibri"/>
+          <w:color w:val="000000"/>
+          <w:sz w:val="44"/>
+          <w:szCs w:val="44"/>
+        </w:rPr>
+        <w:t>/*……*/)</w:t>
+      </w:r>
+    </w:p>
+    <w:p>
+      <w:pPr>
+        <w:rPr>
+          <w:rFonts w:ascii="Calibri" w:hAnsi="Calibri" w:cs="Calibri"/>
+          <w:b/>
+          <w:bCs/>
+          <w:color w:val="000000"/>
+          <w:sz w:val="52"/>
+          <w:szCs w:val="52"/>
+        </w:rPr>
+      </w:pPr>
+      <w:r>
+        <w:rPr>
+          <w:rFonts w:ascii="Calibri" w:hAnsi="Calibri" w:cs="Calibri"/>
+          <w:b/>
+          <w:bCs/>
+          <w:color w:val="000000"/>
+          <w:sz w:val="52"/>
+          <w:szCs w:val="52"/>
+        </w:rPr>
+        <w:t>JavaScript variables:</w:t>
+      </w:r>
+    </w:p>
+    <w:p>
+      <w:pPr>
+        <w:pStyle w:val="ListParagraph"/>
+        <w:numPr>
+          <w:ilvl w:val="0"/>
+          <w:numId w:val="6"/>
+        </w:numPr>
+        <w:rPr>
+          <w:rFonts w:ascii="Calibri" w:hAnsi="Calibri" w:cs="Calibri"/>
+          <w:color w:val="000000"/>
+          <w:sz w:val="36"/>
+          <w:szCs w:val="36"/>
+        </w:rPr>
+      </w:pPr>
+      <w:r>
+        <w:rPr>
+          <w:rFonts w:ascii="Calibri" w:hAnsi="Calibri" w:cs="Calibri"/>
+          <w:color w:val="000000"/>
+          <w:sz w:val="36"/>
+          <w:szCs w:val="36"/>
+        </w:rPr>
+        <w:t>Without using any keyword</w:t>
+      </w:r>
+      <w:r>
+        <w:rPr>
+          <w:rFonts w:ascii="Calibri" w:hAnsi="Calibri" w:cs="Calibri"/>
+          <w:color w:val="000000"/>
+          <w:sz w:val="36"/>
+          <w:szCs w:val="36"/>
+        </w:rPr>
+        <w:t xml:space="preserve"> </w:t>
+      </w:r>
+      <w:r>
+        <w:rPr>
+          <w:rFonts w:ascii="Calibri" w:hAnsi="Calibri" w:cs="Calibri"/>
+          <w:color w:val="000000"/>
+          <w:sz w:val="36"/>
+          <w:szCs w:val="36"/>
+        </w:rPr>
+        <w:t>(name=”</w:t>
+      </w:r>
+      <w:r>
+        <w:rPr>
+          <w:rFonts w:ascii="Calibri" w:hAnsi="Calibri" w:cs="Calibri"/>
+          <w:color w:val="000000"/>
+          <w:sz w:val="36"/>
+          <w:szCs w:val="36"/>
+        </w:rPr>
+        <w:t xml:space="preserve"> </w:t>
+      </w:r>
+      <w:proofErr w:type="spellStart"/>
+      <w:r>
+        <w:rPr>
+          <w:rFonts w:ascii="Calibri" w:hAnsi="Calibri" w:cs="Calibri"/>
+          <w:color w:val="000000"/>
+          <w:sz w:val="36"/>
+          <w:szCs w:val="36"/>
+        </w:rPr>
+        <w:t>narmada</w:t>
+      </w:r>
+      <w:proofErr w:type="spellEnd"/>
+      <w:r>
+        <w:rPr>
+          <w:rFonts w:ascii="Calibri" w:hAnsi="Calibri" w:cs="Calibri"/>
+          <w:color w:val="000000"/>
+          <w:sz w:val="36"/>
+          <w:szCs w:val="36"/>
+        </w:rPr>
+        <w:t>”)</w:t>
+      </w:r>
+    </w:p>
+    <w:p>
+      <w:pPr>
+        <w:pStyle w:val="ListParagraph"/>
+        <w:numPr>
+          <w:ilvl w:val="0"/>
+          <w:numId w:val="6"/>
+        </w:numPr>
+        <w:rPr>
+          <w:rFonts w:ascii="Calibri" w:hAnsi="Calibri" w:cs="Calibri"/>
+          <w:color w:val="000000"/>
+          <w:sz w:val="36"/>
+          <w:szCs w:val="36"/>
+        </w:rPr>
+      </w:pPr>
+      <w:r>
+        <w:rPr>
+          <w:rFonts w:ascii="Calibri" w:hAnsi="Calibri" w:cs="Calibri"/>
+          <w:color w:val="000000"/>
+          <w:sz w:val="36"/>
+          <w:szCs w:val="36"/>
+        </w:rPr>
+        <w:t xml:space="preserve">Using </w:t>
+      </w:r>
+      <w:proofErr w:type="gramStart"/>
+      <w:r>
+        <w:rPr>
+          <w:rFonts w:ascii="Calibri" w:hAnsi="Calibri" w:cs="Calibri"/>
+          <w:color w:val="000000"/>
+          <w:sz w:val="36"/>
+          <w:szCs w:val="36"/>
+        </w:rPr>
+        <w:t>var(</w:t>
+      </w:r>
+      <w:proofErr w:type="gramEnd"/>
+      <w:r>
+        <w:rPr>
+          <w:rFonts w:ascii="Calibri" w:hAnsi="Calibri" w:cs="Calibri"/>
+          <w:color w:val="000000"/>
+          <w:sz w:val="36"/>
+          <w:szCs w:val="36"/>
+        </w:rPr>
+        <w:t>var name,</w:t>
+      </w:r>
+      <w:r>
+        <w:rPr>
+          <w:rFonts w:ascii="Calibri" w:hAnsi="Calibri" w:cs="Calibri"/>
+          <w:color w:val="000000"/>
+          <w:sz w:val="36"/>
+          <w:szCs w:val="36"/>
+        </w:rPr>
+        <w:t xml:space="preserve"> </w:t>
+      </w:r>
+      <w:r>
+        <w:rPr>
+          <w:rFonts w:ascii="Calibri" w:hAnsi="Calibri" w:cs="Calibri"/>
+          <w:color w:val="000000"/>
+          <w:sz w:val="36"/>
+          <w:szCs w:val="36"/>
+        </w:rPr>
+        <w:t>address)</w:t>
+      </w:r>
+    </w:p>
+    <w:p>
+      <w:pPr>
+        <w:pStyle w:val="ListParagraph"/>
+        <w:numPr>
+          <w:ilvl w:val="0"/>
+          <w:numId w:val="6"/>
+        </w:numPr>
+        <w:rPr>
+          <w:rFonts w:ascii="Calibri" w:hAnsi="Calibri" w:cs="Calibri"/>
+          <w:color w:val="000000"/>
+          <w:sz w:val="36"/>
+          <w:szCs w:val="36"/>
+        </w:rPr>
+      </w:pPr>
+      <w:r>
+        <w:rPr>
+          <w:rFonts w:ascii="Calibri" w:hAnsi="Calibri" w:cs="Calibri"/>
+          <w:color w:val="000000"/>
+          <w:sz w:val="36"/>
+          <w:szCs w:val="36"/>
+        </w:rPr>
+        <w:t>Using let</w:t>
+      </w:r>
+    </w:p>
+    <w:p>
+      <w:pPr>
+        <w:pStyle w:val="ListParagraph"/>
+        <w:numPr>
+          <w:ilvl w:val="0"/>
+          <w:numId w:val="6"/>
+        </w:numPr>
+        <w:rPr>
+          <w:rFonts w:ascii="Calibri" w:hAnsi="Calibri" w:cs="Calibri"/>
+          <w:color w:val="000000"/>
+          <w:sz w:val="36"/>
+          <w:szCs w:val="36"/>
+        </w:rPr>
+      </w:pPr>
+      <w:r>
+        <w:rPr>
+          <w:rFonts w:ascii="Calibri" w:hAnsi="Calibri" w:cs="Calibri"/>
+          <w:color w:val="000000"/>
+          <w:sz w:val="36"/>
+          <w:szCs w:val="36"/>
+        </w:rPr>
+        <w:t>Using const.</w:t>
+      </w:r>
+    </w:p>
+    <w:p>
+      <w:pPr>
+        <w:ind w:left="360"/>
+        <w:rPr>
+          <w:rFonts w:ascii="Calibri" w:hAnsi="Calibri" w:cs="Calibri"/>
+          <w:color w:val="000000"/>
+          <w:sz w:val="36"/>
+          <w:szCs w:val="36"/>
+        </w:rPr>
+      </w:pPr>
+      <w:r>
+        <w:rPr>
+          <w:rFonts w:ascii="Calibri" w:hAnsi="Calibri" w:cs="Calibri"/>
+          <w:color w:val="000000"/>
+          <w:sz w:val="36"/>
+          <w:szCs w:val="36"/>
+        </w:rPr>
+        <w:t>-</w:t>
+      </w:r>
+      <w:r>
+        <w:rPr>
+          <w:rFonts w:ascii="Calibri" w:hAnsi="Calibri" w:cs="Calibri"/>
+          <w:color w:val="000000"/>
+          <w:sz w:val="36"/>
+          <w:szCs w:val="36"/>
+        </w:rPr>
+        <w:sym w:font="Wingdings" w:char="F0E0"/>
+      </w:r>
+      <w:r>
+        <w:rPr>
+          <w:rFonts w:ascii="Calibri" w:hAnsi="Calibri" w:cs="Calibri"/>
+          <w:color w:val="000000"/>
+          <w:sz w:val="36"/>
+          <w:szCs w:val="36"/>
+        </w:rPr>
+        <w:t xml:space="preserve">You can use the $ and _ to define the variables in JavaScript, as the JavaScript engine considers it a valid </w:t>
+      </w:r>
+      <w:proofErr w:type="gramStart"/>
+      <w:r>
+        <w:rPr>
+          <w:rFonts w:ascii="Calibri" w:hAnsi="Calibri" w:cs="Calibri"/>
+          <w:color w:val="000000"/>
+          <w:sz w:val="36"/>
+          <w:szCs w:val="36"/>
+        </w:rPr>
+        <w:t>character.</w:t>
+      </w:r>
+      <w:r>
+        <w:rPr>
+          <w:rFonts w:ascii="Calibri" w:hAnsi="Calibri" w:cs="Calibri"/>
+          <w:color w:val="000000"/>
+          <w:sz w:val="36"/>
+          <w:szCs w:val="36"/>
+        </w:rPr>
+        <w:t>(</w:t>
+      </w:r>
+      <w:proofErr w:type="gramEnd"/>
+      <w:r>
+        <w:rPr>
+          <w:rFonts w:ascii="Verdana" w:hAnsi="Verdana"/>
+          <w:color w:val="000000"/>
+          <w:shd w:val="clear" w:color="auto" w:fill="FFFFFF"/>
+        </w:rPr>
+        <w:t xml:space="preserve"> </w:t>
+      </w:r>
+      <w:r>
+        <w:rPr>
+          <w:rFonts w:ascii="Calibri" w:hAnsi="Calibri" w:cs="Calibri"/>
+          <w:color w:val="000000"/>
+          <w:sz w:val="36"/>
+          <w:szCs w:val="36"/>
+        </w:rPr>
+        <w:t>var _</w:t>
+      </w:r>
+      <w:proofErr w:type="spellStart"/>
+      <w:r>
+        <w:rPr>
+          <w:rFonts w:ascii="Calibri" w:hAnsi="Calibri" w:cs="Calibri"/>
+          <w:color w:val="000000"/>
+          <w:sz w:val="36"/>
+          <w:szCs w:val="36"/>
+        </w:rPr>
+        <w:t>abc</w:t>
+      </w:r>
+      <w:proofErr w:type="spellEnd"/>
+      <w:proofErr w:type="gramStart"/>
+      <w:r>
+        <w:rPr>
+          <w:rFonts w:ascii="Calibri" w:hAnsi="Calibri" w:cs="Calibri"/>
+          <w:color w:val="000000"/>
+          <w:sz w:val="36"/>
+          <w:szCs w:val="36"/>
+        </w:rPr>
+        <w:t>=”hello”)or</w:t>
+      </w:r>
+      <w:proofErr w:type="gramEnd"/>
+      <w:r>
+        <w:rPr>
+          <w:rFonts w:ascii="Calibri" w:hAnsi="Calibri" w:cs="Calibri"/>
+          <w:color w:val="000000"/>
+          <w:sz w:val="36"/>
+          <w:szCs w:val="36"/>
+        </w:rPr>
+        <w:t xml:space="preserve"> (var $</w:t>
+      </w:r>
+      <w:proofErr w:type="spellStart"/>
+      <w:r>
+        <w:rPr>
+          <w:rFonts w:ascii="Calibri" w:hAnsi="Calibri" w:cs="Calibri"/>
+          <w:color w:val="000000"/>
+          <w:sz w:val="36"/>
+          <w:szCs w:val="36"/>
+        </w:rPr>
+        <w:t>abc</w:t>
+      </w:r>
+      <w:proofErr w:type="spellEnd"/>
+      <w:proofErr w:type="gramStart"/>
+      <w:r>
+        <w:rPr>
+          <w:rFonts w:ascii="Calibri" w:hAnsi="Calibri" w:cs="Calibri"/>
+          <w:color w:val="000000"/>
+          <w:sz w:val="36"/>
+          <w:szCs w:val="36"/>
+        </w:rPr>
+        <w:t>=”hello</w:t>
+      </w:r>
+      <w:proofErr w:type="gramEnd"/>
+      <w:r>
+        <w:rPr>
+          <w:rFonts w:ascii="Calibri" w:hAnsi="Calibri" w:cs="Calibri"/>
+          <w:color w:val="000000"/>
+          <w:sz w:val="36"/>
+          <w:szCs w:val="36"/>
+        </w:rPr>
+        <w:t>”)</w:t>
+      </w:r>
+    </w:p>
+    <w:p>
+      <w:pPr>
+        <w:ind w:left="360"/>
+        <w:rPr>
+          <w:rFonts w:ascii="Calibri" w:hAnsi="Calibri" w:cs="Calibri"/>
+          <w:color w:val="000000"/>
+          <w:sz w:val="36"/>
+          <w:szCs w:val="36"/>
+        </w:rPr>
+      </w:pPr>
+      <w:r>
+        <w:rPr>
+          <w:rFonts w:ascii="Calibri" w:hAnsi="Calibri" w:cs="Calibri"/>
+          <w:color w:val="000000"/>
+          <w:sz w:val="36"/>
+          <w:szCs w:val="36"/>
+        </w:rPr>
+        <w:t>-</w:t>
+      </w:r>
+      <w:r>
+        <w:rPr>
+          <w:rFonts w:ascii="Calibri" w:hAnsi="Calibri" w:cs="Calibri"/>
+          <w:color w:val="000000"/>
+          <w:sz w:val="36"/>
+          <w:szCs w:val="36"/>
+        </w:rPr>
+        <w:sym w:font="Wingdings" w:char="F0E0"/>
+      </w:r>
+      <w:r>
+        <w:rPr>
+          <w:rFonts w:ascii="Calibri" w:hAnsi="Calibri" w:cs="Calibri"/>
+          <w:color w:val="000000"/>
+          <w:sz w:val="36"/>
+          <w:szCs w:val="36"/>
+        </w:rPr>
+        <w:t>'let' does not allow redeclaring a variable in the same scope</w:t>
+      </w:r>
+    </w:p>
+    <w:p>
+      <w:pPr>
+        <w:ind w:left="360"/>
+        <w:rPr>
+          <w:rFonts w:ascii="Calibri" w:hAnsi="Calibri" w:cs="Calibri"/>
+          <w:b/>
+          <w:bCs/>
+          <w:color w:val="000000"/>
+          <w:sz w:val="52"/>
+          <w:szCs w:val="52"/>
+        </w:rPr>
+      </w:pPr>
+      <w:r>
+        <w:rPr>
+          <w:rFonts w:ascii="Calibri" w:hAnsi="Calibri" w:cs="Calibri"/>
+          <w:b/>
+          <w:bCs/>
+          <w:color w:val="000000"/>
+          <w:sz w:val="52"/>
+          <w:szCs w:val="52"/>
+        </w:rPr>
+        <w:t>Data types:</w:t>
+      </w:r>
+    </w:p>
+    <w:p>
+      <w:pPr>
+        <w:ind w:left="360"/>
+        <w:rPr>
+          <w:rFonts w:ascii="Calibri" w:hAnsi="Calibri" w:cs="Calibri"/>
+          <w:color w:val="000000"/>
+          <w:sz w:val="36"/>
+          <w:szCs w:val="36"/>
+        </w:rPr>
+      </w:pPr>
+      <w:r>
+        <w:rPr>
+          <w:rFonts w:ascii="Calibri" w:hAnsi="Calibri" w:cs="Calibri"/>
+          <w:color w:val="000000"/>
+          <w:sz w:val="36"/>
+          <w:szCs w:val="36"/>
+        </w:rPr>
+        <w:t>data types are important for operation manipulation.</w:t>
+      </w:r>
+    </w:p>
+    <w:p>
+      <w:pPr>
+        <w:ind w:left="360"/>
+        <w:rPr>
+          <w:rFonts w:ascii="Calibri" w:hAnsi="Calibri" w:cs="Calibri"/>
+          <w:color w:val="000000"/>
+          <w:sz w:val="36"/>
+          <w:szCs w:val="36"/>
+        </w:rPr>
+      </w:pPr>
+      <w:r>
+        <w:rPr>
+          <w:rFonts w:ascii="Calibri" w:hAnsi="Calibri" w:cs="Calibri"/>
+          <w:color w:val="000000"/>
+          <w:sz w:val="36"/>
+          <w:szCs w:val="36"/>
+        </w:rPr>
+        <w:t xml:space="preserve">1)primitive data </w:t>
+      </w:r>
+      <w:proofErr w:type="gramStart"/>
+      <w:r>
+        <w:rPr>
+          <w:rFonts w:ascii="Calibri" w:hAnsi="Calibri" w:cs="Calibri"/>
+          <w:color w:val="000000"/>
+          <w:sz w:val="36"/>
+          <w:szCs w:val="36"/>
+        </w:rPr>
+        <w:t>types(number ,string</w:t>
+      </w:r>
+      <w:proofErr w:type="gramEnd"/>
+      <w:r>
+        <w:rPr>
+          <w:rFonts w:ascii="Calibri" w:hAnsi="Calibri" w:cs="Calibri"/>
+          <w:color w:val="000000"/>
+          <w:sz w:val="36"/>
+          <w:szCs w:val="36"/>
+        </w:rPr>
+        <w:t xml:space="preserve">, </w:t>
+      </w:r>
+      <w:proofErr w:type="gramStart"/>
+      <w:r>
+        <w:rPr>
+          <w:rFonts w:ascii="Calibri" w:hAnsi="Calibri" w:cs="Calibri"/>
+          <w:color w:val="000000"/>
+          <w:sz w:val="36"/>
+          <w:szCs w:val="36"/>
+        </w:rPr>
+        <w:t>Boolean,null</w:t>
+      </w:r>
+      <w:proofErr w:type="gramEnd"/>
+      <w:r>
+        <w:rPr>
+          <w:rFonts w:ascii="Calibri" w:hAnsi="Calibri" w:cs="Calibri"/>
+          <w:color w:val="000000"/>
+          <w:sz w:val="36"/>
+          <w:szCs w:val="36"/>
+        </w:rPr>
+        <w:t>,</w:t>
+      </w:r>
+      <w:proofErr w:type="gramStart"/>
+      <w:r>
+        <w:rPr>
+          <w:rFonts w:ascii="Calibri" w:hAnsi="Calibri" w:cs="Calibri"/>
+          <w:color w:val="000000"/>
+          <w:sz w:val="36"/>
+          <w:szCs w:val="36"/>
+        </w:rPr>
+        <w:t xml:space="preserve">undefined,  </w:t>
+      </w:r>
+      <w:proofErr w:type="spellStart"/>
+      <w:r>
+        <w:rPr>
+          <w:rFonts w:ascii="Calibri" w:hAnsi="Calibri" w:cs="Calibri"/>
+          <w:color w:val="000000"/>
+          <w:sz w:val="36"/>
+          <w:szCs w:val="36"/>
+        </w:rPr>
+        <w:t>BigInt</w:t>
+      </w:r>
+      <w:proofErr w:type="spellEnd"/>
+      <w:proofErr w:type="gramEnd"/>
+      <w:r>
+        <w:rPr>
+          <w:rFonts w:ascii="Calibri" w:hAnsi="Calibri" w:cs="Calibri"/>
+          <w:color w:val="000000"/>
+          <w:sz w:val="36"/>
+          <w:szCs w:val="36"/>
+        </w:rPr>
+        <w:t>, symbol)</w:t>
+      </w:r>
+    </w:p>
+    <w:p>
+      <w:pPr>
+        <w:ind w:left="360"/>
+        <w:rPr>
+          <w:rFonts w:ascii="Calibri" w:hAnsi="Calibri" w:cs="Calibri"/>
+          <w:color w:val="000000"/>
+          <w:sz w:val="36"/>
+          <w:szCs w:val="36"/>
+        </w:rPr>
+      </w:pPr>
+      <w:r>
+        <w:rPr>
+          <w:rFonts w:ascii="Calibri" w:hAnsi="Calibri" w:cs="Calibri"/>
+          <w:color w:val="000000"/>
+          <w:sz w:val="36"/>
+          <w:szCs w:val="36"/>
+        </w:rPr>
+        <w:t>2)non primitive data types</w:t>
+      </w:r>
+    </w:p>
+    <w:p>
+      <w:pPr>
+        <w:ind w:left="360"/>
+        <w:rPr>
+          <w:rFonts w:ascii="Calibri" w:hAnsi="Calibri" w:cs="Calibri"/>
+          <w:color w:val="000000"/>
+          <w:sz w:val="36"/>
+          <w:szCs w:val="36"/>
+        </w:rPr>
+      </w:pPr>
+      <w:r>
+        <w:rPr>
+          <w:rFonts w:ascii="Calibri" w:hAnsi="Calibri" w:cs="Calibri"/>
+          <w:color w:val="000000"/>
+          <w:sz w:val="36"/>
+          <w:szCs w:val="36"/>
+        </w:rPr>
+        <w:t xml:space="preserve">Sum=”10” +10; </w:t>
+      </w:r>
+      <w:proofErr w:type="gramStart"/>
+      <w:r>
+        <w:rPr>
+          <w:rFonts w:ascii="Calibri" w:hAnsi="Calibri" w:cs="Calibri"/>
+          <w:color w:val="000000"/>
+          <w:sz w:val="36"/>
+          <w:szCs w:val="36"/>
+        </w:rPr>
+        <w:t>output(</w:t>
+      </w:r>
+      <w:proofErr w:type="gramEnd"/>
+      <w:r>
+        <w:rPr>
+          <w:rFonts w:ascii="Calibri" w:hAnsi="Calibri" w:cs="Calibri"/>
+          <w:color w:val="000000"/>
+          <w:sz w:val="36"/>
+          <w:szCs w:val="36"/>
+        </w:rPr>
+        <w:t>1010)</w:t>
+      </w:r>
+    </w:p>
+    <w:p>
+      <w:pPr>
+        <w:ind w:left="360"/>
+        <w:rPr>
+          <w:rFonts w:ascii="Calibri" w:hAnsi="Calibri" w:cs="Calibri"/>
+          <w:color w:val="000000"/>
+          <w:sz w:val="36"/>
+          <w:szCs w:val="36"/>
+        </w:rPr>
+      </w:pPr>
+      <w:r>
+        <w:rPr>
+          <w:rFonts w:ascii="Calibri" w:hAnsi="Calibri" w:cs="Calibri"/>
+          <w:color w:val="000000"/>
+          <w:sz w:val="36"/>
+          <w:szCs w:val="36"/>
+        </w:rPr>
+        <w:t xml:space="preserve">Because </w:t>
+      </w:r>
+      <w:r>
+        <w:rPr>
+          <w:rFonts w:ascii="Calibri" w:hAnsi="Calibri" w:cs="Calibri"/>
+          <w:color w:val="000000"/>
+          <w:sz w:val="36"/>
+          <w:szCs w:val="36"/>
+        </w:rPr>
+        <w:t>JavaScript engine converts the second operand to a string and combines it using the '+' operator rather than adding them.</w:t>
+      </w:r>
+    </w:p>
+    <w:p>
+      <w:pPr>
+        <w:ind w:left="360"/>
+        <w:rPr>
+          <w:rFonts w:ascii="Calibri" w:hAnsi="Calibri" w:cs="Calibri"/>
+          <w:color w:val="000000"/>
+          <w:sz w:val="36"/>
+          <w:szCs w:val="36"/>
+        </w:rPr>
+      </w:pPr>
+      <w:r>
+        <w:rPr>
+          <w:rFonts w:ascii="Calibri" w:hAnsi="Calibri" w:cs="Calibri"/>
+          <w:color w:val="000000"/>
+          <w:sz w:val="36"/>
+          <w:szCs w:val="36"/>
+        </w:rPr>
+        <w:lastRenderedPageBreak/>
+        <w:t xml:space="preserve">The </w:t>
+      </w:r>
+      <w:r>
+        <w:rPr>
+          <w:rFonts w:ascii="Calibri" w:hAnsi="Calibri" w:cs="Calibri"/>
+          <w:color w:val="FF0000"/>
+          <w:sz w:val="36"/>
+          <w:szCs w:val="36"/>
+        </w:rPr>
+        <w:t xml:space="preserve">JSON.stringify() </w:t>
+      </w:r>
+      <w:r>
+        <w:rPr>
+          <w:rFonts w:ascii="Calibri" w:hAnsi="Calibri" w:cs="Calibri"/>
+          <w:color w:val="000000"/>
+          <w:sz w:val="36"/>
+          <w:szCs w:val="36"/>
+        </w:rPr>
+        <w:t xml:space="preserve">method converts the object to </w:t>
+      </w:r>
+      <w:proofErr w:type="gramStart"/>
+      <w:r>
+        <w:rPr>
+          <w:rFonts w:ascii="Calibri" w:hAnsi="Calibri" w:cs="Calibri"/>
+          <w:color w:val="000000"/>
+          <w:sz w:val="36"/>
+          <w:szCs w:val="36"/>
+        </w:rPr>
+        <w:t xml:space="preserve">strings </w:t>
+      </w:r>
+      <w:r>
+        <w:rPr>
+          <w:rFonts w:ascii="Calibri" w:hAnsi="Calibri" w:cs="Calibri"/>
+          <w:color w:val="000000"/>
+          <w:sz w:val="36"/>
+          <w:szCs w:val="36"/>
+        </w:rPr>
+        <w:t>.</w:t>
+      </w:r>
+      <w:proofErr w:type="gramEnd"/>
+    </w:p>
+    <w:p>
+      <w:pPr>
+        <w:ind w:left="360"/>
+        <w:rPr>
+          <w:rFonts w:ascii="Calibri" w:hAnsi="Calibri" w:cs="Calibri"/>
+          <w:color w:val="000000"/>
+          <w:sz w:val="36"/>
+          <w:szCs w:val="36"/>
+        </w:rPr>
+      </w:pPr>
+      <w:r>
+        <w:rPr>
+          <w:rFonts w:ascii="Calibri" w:hAnsi="Calibri" w:cs="Calibri"/>
+          <w:color w:val="000000"/>
+          <w:sz w:val="56"/>
+          <w:szCs w:val="56"/>
+        </w:rPr>
+        <w:t>Strict Mode in JavaScript</w:t>
+      </w:r>
+      <w:r>
+        <w:rPr>
+          <w:rFonts w:ascii="Calibri" w:hAnsi="Calibri" w:cs="Calibri"/>
+          <w:color w:val="000000"/>
+          <w:sz w:val="36"/>
+          <w:szCs w:val="36"/>
+        </w:rPr>
+        <w:t>:</w:t>
+      </w:r>
+      <w:r>
+        <w:rPr>
+          <w:rFonts w:ascii="Verdana" w:hAnsi="Verdana"/>
+          <w:color w:val="000000"/>
+          <w:sz w:val="36"/>
+          <w:szCs w:val="36"/>
+          <w:shd w:val="clear" w:color="auto" w:fill="FFFFFF"/>
+        </w:rPr>
+        <w:t xml:space="preserve"> </w:t>
+      </w:r>
+      <w:r>
+        <w:rPr>
+          <w:rFonts w:ascii="Verdana" w:hAnsi="Verdana"/>
+          <w:color w:val="000000"/>
+          <w:sz w:val="36"/>
+          <w:szCs w:val="36"/>
+          <w:shd w:val="clear" w:color="auto" w:fill="FFFFFF"/>
+        </w:rPr>
+        <w:t>T</w:t>
+      </w:r>
+      <w:r>
+        <w:rPr>
+          <w:rFonts w:ascii="Calibri" w:hAnsi="Calibri" w:cs="Calibri"/>
+          <w:color w:val="000000"/>
+          <w:sz w:val="36"/>
+          <w:szCs w:val="36"/>
+        </w:rPr>
+        <w:t>he '</w:t>
+      </w:r>
+      <w:r>
+        <w:rPr>
+          <w:rFonts w:ascii="Calibri" w:hAnsi="Calibri" w:cs="Calibri"/>
+          <w:b/>
+          <w:bCs/>
+          <w:color w:val="000000"/>
+          <w:sz w:val="36"/>
+          <w:szCs w:val="36"/>
+        </w:rPr>
+        <w:t>use strict</w:t>
+      </w:r>
+      <w:r>
+        <w:rPr>
+          <w:rFonts w:ascii="Calibri" w:hAnsi="Calibri" w:cs="Calibri"/>
+          <w:color w:val="000000"/>
+          <w:sz w:val="36"/>
+          <w:szCs w:val="36"/>
+        </w:rPr>
+        <w:t>' literal expression is used to add the strict mode in the JavaScript code. It removes the silent errors from the code, such as you can't use the variable without declaration, you can't modify the readable property of the object, etc.</w:t>
+      </w:r>
+    </w:p>
+    <w:p>
+      <w:pPr>
+        <w:ind w:left="360"/>
+        <w:rPr>
+          <w:rFonts w:ascii="Calibri" w:hAnsi="Calibri" w:cs="Calibri"/>
+          <w:color w:val="000000"/>
+          <w:sz w:val="36"/>
+          <w:szCs w:val="36"/>
+        </w:rPr>
+      </w:pPr>
+      <w:r>
+        <w:rPr>
+          <w:rFonts w:ascii="Calibri" w:hAnsi="Calibri" w:cs="Calibri"/>
+          <w:color w:val="000000"/>
+          <w:sz w:val="36"/>
+          <w:szCs w:val="36"/>
+        </w:rPr>
+        <w:t>“</w:t>
+      </w:r>
+      <w:proofErr w:type="gramStart"/>
+      <w:r>
+        <w:rPr>
+          <w:rFonts w:ascii="Calibri" w:hAnsi="Calibri" w:cs="Calibri"/>
+          <w:color w:val="000000"/>
+          <w:sz w:val="36"/>
+          <w:szCs w:val="36"/>
+        </w:rPr>
+        <w:t>use</w:t>
+      </w:r>
+      <w:proofErr w:type="gramEnd"/>
+      <w:r>
+        <w:rPr>
+          <w:rFonts w:ascii="Calibri" w:hAnsi="Calibri" w:cs="Calibri"/>
+          <w:color w:val="000000"/>
+          <w:sz w:val="36"/>
+          <w:szCs w:val="36"/>
+        </w:rPr>
+        <w:t xml:space="preserve"> strict”;</w:t>
+      </w:r>
+    </w:p>
+    <w:p>
+      <w:pPr>
+        <w:pStyle w:val="ListParagraph"/>
+        <w:numPr>
+          <w:ilvl w:val="0"/>
+          <w:numId w:val="7"/>
+        </w:numPr>
+        <w:rPr>
+          <w:rFonts w:ascii="Calibri" w:hAnsi="Calibri" w:cs="Calibri"/>
+          <w:b/>
+          <w:bCs/>
+          <w:color w:val="000000"/>
+          <w:sz w:val="36"/>
+          <w:szCs w:val="36"/>
+        </w:rPr>
+      </w:pPr>
+      <w:r>
+        <w:rPr>
+          <w:rFonts w:ascii="Calibri" w:hAnsi="Calibri" w:cs="Calibri"/>
+          <w:b/>
+          <w:bCs/>
+          <w:color w:val="000000"/>
+          <w:sz w:val="36"/>
+          <w:szCs w:val="36"/>
+        </w:rPr>
+        <w:t>Global</w:t>
+      </w:r>
+    </w:p>
+    <w:p>
+      <w:pPr>
+        <w:pStyle w:val="ListParagraph"/>
+        <w:numPr>
+          <w:ilvl w:val="0"/>
+          <w:numId w:val="7"/>
+        </w:numPr>
+        <w:rPr>
+          <w:rFonts w:ascii="Calibri" w:hAnsi="Calibri" w:cs="Calibri"/>
+          <w:b/>
+          <w:bCs/>
+          <w:color w:val="000000"/>
+          <w:sz w:val="36"/>
+          <w:szCs w:val="36"/>
+        </w:rPr>
+      </w:pPr>
+      <w:r>
+        <w:rPr>
+          <w:rFonts w:ascii="Calibri" w:hAnsi="Calibri" w:cs="Calibri"/>
+          <w:b/>
+          <w:bCs/>
+          <w:color w:val="000000"/>
+          <w:sz w:val="36"/>
+          <w:szCs w:val="36"/>
+        </w:rPr>
+        <w:t>Local</w:t>
+      </w:r>
+    </w:p>
+    <w:p>
+      <w:pPr>
+        <w:pStyle w:val="ListParagraph"/>
+        <w:ind w:left="1080"/>
+        <w:rPr>
+          <w:rFonts w:ascii="Calibri" w:hAnsi="Calibri" w:cs="Calibri"/>
+          <w:b/>
+          <w:bCs/>
+          <w:color w:val="000000"/>
+          <w:sz w:val="36"/>
+          <w:szCs w:val="36"/>
+        </w:rPr>
+      </w:pPr>
+    </w:p>
+    <w:p>
+      <w:pPr>
+        <w:pStyle w:val="ListParagraph"/>
+        <w:ind w:left="1080"/>
+        <w:rPr>
+          <w:rFonts w:ascii="Calibri" w:hAnsi="Calibri" w:cs="Calibri"/>
+          <w:b/>
+          <w:bCs/>
+          <w:color w:val="000000"/>
+          <w:sz w:val="36"/>
+          <w:szCs w:val="36"/>
+        </w:rPr>
+      </w:pPr>
+      <w:r>
+        <w:rPr>
+          <w:rFonts w:ascii="Calibri" w:hAnsi="Calibri" w:cs="Calibri"/>
+          <w:b/>
+          <w:bCs/>
+          <w:color w:val="000000"/>
+          <w:sz w:val="36"/>
+          <w:szCs w:val="36"/>
+        </w:rPr>
+        <w:t>Local:(by using function)</w:t>
+      </w:r>
+    </w:p>
+    <w:p>
+      <w:pPr>
+        <w:ind w:left="360"/>
+        <w:rPr>
+          <w:rFonts w:ascii="Calibri" w:hAnsi="Calibri" w:cs="Calibri"/>
+          <w:color w:val="000000"/>
+          <w:sz w:val="36"/>
+          <w:szCs w:val="36"/>
+        </w:rPr>
+      </w:pPr>
+    </w:p>
+    <w:p>
+      <w:pPr>
+        <w:ind w:left="360"/>
+        <w:rPr>
+          <w:rFonts w:ascii="Calibri" w:hAnsi="Calibri" w:cs="Calibri"/>
+          <w:color w:val="000000"/>
+          <w:sz w:val="36"/>
+          <w:szCs w:val="36"/>
+        </w:rPr>
+      </w:pPr>
+    </w:p>
+    <w:p>
+      <w:pPr>
+        <w:ind w:left="360"/>
+        <w:rPr>
+          <w:rFonts w:ascii="Calibri" w:hAnsi="Calibri" w:cs="Calibri"/>
+          <w:color w:val="000000"/>
+          <w:sz w:val="36"/>
+          <w:szCs w:val="36"/>
+        </w:rPr>
+      </w:pPr>
+    </w:p>
+    <w:p>
+      <w:pPr>
+        <w:ind w:left="360"/>
+        <w:rPr>
+          <w:rFonts w:ascii="Calibri" w:hAnsi="Calibri" w:cs="Calibri"/>
+          <w:color w:val="000000"/>
+          <w:sz w:val="36"/>
+          <w:szCs w:val="36"/>
+        </w:rPr>
+      </w:pPr>
+    </w:p>
+    <w:p>
+      <w:pPr>
+        <w:ind w:left="360"/>
+        <w:rPr>
+          <w:rFonts w:ascii="Calibri" w:hAnsi="Calibri" w:cs="Calibri"/>
+          <w:color w:val="000000"/>
+          <w:sz w:val="36"/>
+          <w:szCs w:val="36"/>
+        </w:rPr>
+      </w:pPr>
+    </w:p>
+    <w:p>
+      <w:pPr>
+        <w:ind w:left="360"/>
+        <w:rPr>
+          <w:rFonts w:ascii="Calibri" w:hAnsi="Calibri" w:cs="Calibri"/>
+          <w:color w:val="000000"/>
+          <w:sz w:val="40"/>
+          <w:szCs w:val="40"/>
+        </w:rPr>
+      </w:pPr>
+    </w:p>
+    <w:p>
+      <w:pPr>
         <w:ind w:left="360"/>
         <w:rPr>
           <w:rFonts w:ascii="Calibri" w:hAnsi="Calibri" w:cs="Calibri"/>
@@ -1547,6 +2893,119 @@
     </w:lvl>
   </w:abstractNum>
   <w:abstractNum w:abstractNumId="1" w15:restartNumberingAfterBreak="0">
+    <w:nsid w:val="11B619E3"/>
+    <w:multiLevelType w:val="hybridMultilevel"/>
+    <w:tmpl w:val="D0ACFD72"/>
+    <w:lvl w:ilvl="0" w:tplc="40090001">
+      <w:start w:val="1"/>
+      <w:numFmt w:val="bullet"/>
+      <w:lvlText w:val=""/>
+      <w:lvlJc w:val="left"/>
+      <w:pPr>
+        <w:ind w:left="720" w:hanging="360"/>
+      </w:pPr>
+      <w:rPr>
+        <w:rFonts w:ascii="Symbol" w:hAnsi="Symbol" w:hint="default"/>
+      </w:rPr>
+    </w:lvl>
+    <w:lvl w:ilvl="1" w:tplc="40090003" w:tentative="1">
+      <w:start w:val="1"/>
+      <w:numFmt w:val="bullet"/>
+      <w:lvlText w:val="o"/>
+      <w:lvlJc w:val="left"/>
+      <w:pPr>
+        <w:ind w:left="1440" w:hanging="360"/>
+      </w:pPr>
+      <w:rPr>
+        <w:rFonts w:ascii="Courier New" w:hAnsi="Courier New" w:cs="Courier New" w:hint="default"/>
+      </w:rPr>
+    </w:lvl>
+    <w:lvl w:ilvl="2" w:tplc="40090005" w:tentative="1">
+      <w:start w:val="1"/>
+      <w:numFmt w:val="bullet"/>
+      <w:lvlText w:val=""/>
+      <w:lvlJc w:val="left"/>
+      <w:pPr>
+        <w:ind w:left="2160" w:hanging="360"/>
+      </w:pPr>
+      <w:rPr>
+        <w:rFonts w:ascii="Wingdings" w:hAnsi="Wingdings" w:hint="default"/>
+      </w:rPr>
+    </w:lvl>
+    <w:lvl w:ilvl="3" w:tplc="40090001" w:tentative="1">
+      <w:start w:val="1"/>
+      <w:numFmt w:val="bullet"/>
+      <w:lvlText w:val=""/>
+      <w:lvlJc w:val="left"/>
+      <w:pPr>
+        <w:ind w:left="2880" w:hanging="360"/>
+      </w:pPr>
+      <w:rPr>
+        <w:rFonts w:ascii="Symbol" w:hAnsi="Symbol" w:hint="default"/>
+      </w:rPr>
+    </w:lvl>
+    <w:lvl w:ilvl="4" w:tplc="40090003" w:tentative="1">
+      <w:start w:val="1"/>
+      <w:numFmt w:val="bullet"/>
+      <w:lvlText w:val="o"/>
+      <w:lvlJc w:val="left"/>
+      <w:pPr>
+        <w:ind w:left="3600" w:hanging="360"/>
+      </w:pPr>
+      <w:rPr>
+        <w:rFonts w:ascii="Courier New" w:hAnsi="Courier New" w:cs="Courier New" w:hint="default"/>
+      </w:rPr>
+    </w:lvl>
+    <w:lvl w:ilvl="5" w:tplc="40090005" w:tentative="1">
+      <w:start w:val="1"/>
+      <w:numFmt w:val="bullet"/>
+      <w:lvlText w:val=""/>
+      <w:lvlJc w:val="left"/>
+      <w:pPr>
+        <w:ind w:left="4320" w:hanging="360"/>
+      </w:pPr>
+      <w:rPr>
+        <w:rFonts w:ascii="Wingdings" w:hAnsi="Wingdings" w:hint="default"/>
+      </w:rPr>
+    </w:lvl>
+    <w:lvl w:ilvl="6" w:tplc="40090001" w:tentative="1">
+      <w:start w:val="1"/>
+      <w:numFmt w:val="bullet"/>
+      <w:lvlText w:val=""/>
+      <w:lvlJc w:val="left"/>
+      <w:pPr>
+        <w:ind w:left="5040" w:hanging="360"/>
+      </w:pPr>
+      <w:rPr>
+        <w:rFonts w:ascii="Symbol" w:hAnsi="Symbol" w:hint="default"/>
+      </w:rPr>
+    </w:lvl>
+    <w:lvl w:ilvl="7" w:tplc="40090003" w:tentative="1">
+      <w:start w:val="1"/>
+      <w:numFmt w:val="bullet"/>
+      <w:lvlText w:val="o"/>
+      <w:lvlJc w:val="left"/>
+      <w:pPr>
+        <w:ind w:left="5760" w:hanging="360"/>
+      </w:pPr>
+      <w:rPr>
+        <w:rFonts w:ascii="Courier New" w:hAnsi="Courier New" w:cs="Courier New" w:hint="default"/>
+      </w:rPr>
+    </w:lvl>
+    <w:lvl w:ilvl="8" w:tplc="40090005" w:tentative="1">
+      <w:start w:val="1"/>
+      <w:numFmt w:val="bullet"/>
+      <w:lvlText w:val=""/>
+      <w:lvlJc w:val="left"/>
+      <w:pPr>
+        <w:ind w:left="6480" w:hanging="360"/>
+      </w:pPr>
+      <w:rPr>
+        <w:rFonts w:ascii="Wingdings" w:hAnsi="Wingdings" w:hint="default"/>
+      </w:rPr>
+    </w:lvl>
+  </w:abstractNum>
+  <w:abstractNum w:abstractNumId="2" w15:restartNumberingAfterBreak="0">
     <w:nsid w:val="13FB265C"/>
     <w:multiLevelType w:val="multilevel"/>
     <w:tmpl w:val="ACD612E0"/>
@@ -1695,7 +3154,7 @@
       </w:rPr>
     </w:lvl>
   </w:abstractNum>
-  <w:abstractNum w:abstractNumId="2" w15:restartNumberingAfterBreak="0">
+  <w:abstractNum w:abstractNumId="3" w15:restartNumberingAfterBreak="0">
     <w:nsid w:val="314C6B2A"/>
     <w:multiLevelType w:val="multilevel"/>
     <w:tmpl w:val="0082ECA8"/>
@@ -1844,7 +3303,7 @@
       </w:rPr>
     </w:lvl>
   </w:abstractNum>
-  <w:abstractNum w:abstractNumId="3" w15:restartNumberingAfterBreak="0">
+  <w:abstractNum w:abstractNumId="4" w15:restartNumberingAfterBreak="0">
     <w:nsid w:val="492D0F7E"/>
     <w:multiLevelType w:val="multilevel"/>
     <w:tmpl w:val="18F24654"/>
@@ -1993,7 +3452,93 @@
       </w:rPr>
     </w:lvl>
   </w:abstractNum>
-  <w:abstractNum w:abstractNumId="4" w15:restartNumberingAfterBreak="0">
+  <w:abstractNum w:abstractNumId="5" w15:restartNumberingAfterBreak="0">
+    <w:nsid w:val="4D602BDE"/>
+    <w:multiLevelType w:val="hybridMultilevel"/>
+    <w:tmpl w:val="AB649E42"/>
+    <w:lvl w:ilvl="0" w:tplc="4009000F">
+      <w:start w:val="1"/>
+      <w:numFmt w:val="decimal"/>
+      <w:lvlText w:val="%1."/>
+      <w:lvlJc w:val="left"/>
+      <w:pPr>
+        <w:ind w:left="1080" w:hanging="360"/>
+      </w:pPr>
+    </w:lvl>
+    <w:lvl w:ilvl="1" w:tplc="40090019" w:tentative="1">
+      <w:start w:val="1"/>
+      <w:numFmt w:val="lowerLetter"/>
+      <w:lvlText w:val="%2."/>
+      <w:lvlJc w:val="left"/>
+      <w:pPr>
+        <w:ind w:left="1800" w:hanging="360"/>
+      </w:pPr>
+    </w:lvl>
+    <w:lvl w:ilvl="2" w:tplc="4009001B" w:tentative="1">
+      <w:start w:val="1"/>
+      <w:numFmt w:val="lowerRoman"/>
+      <w:lvlText w:val="%3."/>
+      <w:lvlJc w:val="right"/>
+      <w:pPr>
+        <w:ind w:left="2520" w:hanging="180"/>
+      </w:pPr>
+    </w:lvl>
+    <w:lvl w:ilvl="3" w:tplc="4009000F" w:tentative="1">
+      <w:start w:val="1"/>
+      <w:numFmt w:val="decimal"/>
+      <w:lvlText w:val="%4."/>
+      <w:lvlJc w:val="left"/>
+      <w:pPr>
+        <w:ind w:left="3240" w:hanging="360"/>
+      </w:pPr>
+    </w:lvl>
+    <w:lvl w:ilvl="4" w:tplc="40090019" w:tentative="1">
+      <w:start w:val="1"/>
+      <w:numFmt w:val="lowerLetter"/>
+      <w:lvlText w:val="%5."/>
+      <w:lvlJc w:val="left"/>
+      <w:pPr>
+        <w:ind w:left="3960" w:hanging="360"/>
+      </w:pPr>
+    </w:lvl>
+    <w:lvl w:ilvl="5" w:tplc="4009001B" w:tentative="1">
+      <w:start w:val="1"/>
+      <w:numFmt w:val="lowerRoman"/>
+      <w:lvlText w:val="%6."/>
+      <w:lvlJc w:val="right"/>
+      <w:pPr>
+        <w:ind w:left="4680" w:hanging="180"/>
+      </w:pPr>
+    </w:lvl>
+    <w:lvl w:ilvl="6" w:tplc="4009000F" w:tentative="1">
+      <w:start w:val="1"/>
+      <w:numFmt w:val="decimal"/>
+      <w:lvlText w:val="%7."/>
+      <w:lvlJc w:val="left"/>
+      <w:pPr>
+        <w:ind w:left="5400" w:hanging="360"/>
+      </w:pPr>
+    </w:lvl>
+    <w:lvl w:ilvl="7" w:tplc="40090019" w:tentative="1">
+      <w:start w:val="1"/>
+      <w:numFmt w:val="lowerLetter"/>
+      <w:lvlText w:val="%8."/>
+      <w:lvlJc w:val="left"/>
+      <w:pPr>
+        <w:ind w:left="6120" w:hanging="360"/>
+      </w:pPr>
+    </w:lvl>
+    <w:lvl w:ilvl="8" w:tplc="4009001B" w:tentative="1">
+      <w:start w:val="1"/>
+      <w:numFmt w:val="lowerRoman"/>
+      <w:lvlText w:val="%9."/>
+      <w:lvlJc w:val="right"/>
+      <w:pPr>
+        <w:ind w:left="6840" w:hanging="180"/>
+      </w:pPr>
+    </w:lvl>
+  </w:abstractNum>
+  <w:abstractNum w:abstractNumId="6" w15:restartNumberingAfterBreak="0">
     <w:nsid w:val="56135864"/>
     <w:multiLevelType w:val="hybridMultilevel"/>
     <w:tmpl w:val="96E0AE54"/>
@@ -2080,19 +3625,25 @@
     </w:lvl>
   </w:abstractNum>
   <w:num w:numId="1" w16cid:durableId="67921091">
-    <w:abstractNumId w:val="4"/>
+    <w:abstractNumId w:val="6"/>
   </w:num>
   <w:num w:numId="2" w16cid:durableId="748506827">
-    <w:abstractNumId w:val="1"/>
+    <w:abstractNumId w:val="2"/>
   </w:num>
   <w:num w:numId="3" w16cid:durableId="1825538018">
     <w:abstractNumId w:val="0"/>
   </w:num>
   <w:num w:numId="4" w16cid:durableId="1312980633">
-    <w:abstractNumId w:val="2"/>
+    <w:abstractNumId w:val="3"/>
   </w:num>
   <w:num w:numId="5" w16cid:durableId="865754418">
-    <w:abstractNumId w:val="3"/>
+    <w:abstractNumId w:val="4"/>
+  </w:num>
+  <w:num w:numId="6" w16cid:durableId="1375889488">
+    <w:abstractNumId w:val="1"/>
+  </w:num>
+  <w:num w:numId="7" w16cid:durableId="601184687">
+    <w:abstractNumId w:val="5"/>
   </w:num>
 </w:numbering>
 </file>

--- a/javascript_notes.docx.docx
+++ b/javascript_notes.docx.docx
@@ -260,57 +260,7 @@
           <w:rFonts w:ascii="Calibri" w:hAnsi="Calibri" w:cs="Calibri"/>
           <w:color w:val="000000"/>
         </w:rPr>
-        <w:t xml:space="preserve"> − In declarative JavaScript, we don't need to worry about execution flow, but we should get the correct output at the end. For example, we use a built-in </w:t>
-      </w:r>
-      <w:proofErr w:type="spellStart"/>
-      <w:proofErr w:type="gramStart"/>
-      <w:r>
-        <w:rPr>
-          <w:rFonts w:ascii="Calibri" w:hAnsi="Calibri" w:cs="Calibri"/>
-          <w:color w:val="000000"/>
-        </w:rPr>
-        <w:t>array.reduce</w:t>
-      </w:r>
-      <w:proofErr w:type="spellEnd"/>
-      <w:proofErr w:type="gramEnd"/>
-      <w:r>
-        <w:rPr>
-          <w:rFonts w:ascii="Calibri" w:hAnsi="Calibri" w:cs="Calibri"/>
-          <w:color w:val="000000"/>
-        </w:rPr>
-        <w:t xml:space="preserve">() method to get a sum of array elements. Here, we </w:t>
-      </w:r>
-      <w:proofErr w:type="spellStart"/>
-      <w:r>
-        <w:rPr>
-          <w:rFonts w:ascii="Calibri" w:hAnsi="Calibri" w:cs="Calibri"/>
-          <w:color w:val="000000"/>
-        </w:rPr>
-        <w:t>dont</w:t>
-      </w:r>
-      <w:proofErr w:type="spellEnd"/>
-      <w:r>
-        <w:rPr>
-          <w:rFonts w:ascii="Calibri" w:hAnsi="Calibri" w:cs="Calibri"/>
-          <w:color w:val="000000"/>
-        </w:rPr>
-        <w:t xml:space="preserve"> concern about how </w:t>
-      </w:r>
-      <w:proofErr w:type="gramStart"/>
-      <w:r>
-        <w:rPr>
-          <w:rFonts w:ascii="Calibri" w:hAnsi="Calibri" w:cs="Calibri"/>
-          <w:color w:val="000000"/>
-        </w:rPr>
-        <w:t>reduce(</w:t>
-      </w:r>
-      <w:proofErr w:type="gramEnd"/>
-      <w:r>
-        <w:rPr>
-          <w:rFonts w:ascii="Calibri" w:hAnsi="Calibri" w:cs="Calibri"/>
-          <w:color w:val="000000"/>
-        </w:rPr>
-        <w:t>) method is implemented in the library.</w:t>
+        <w:t> − In declarative JavaScript, we don't need to worry about execution flow, but we should get the correct output at the end. For example, we use a built-in array.reduce() method to get a sum of array elements. Here, we dont concern about how reduce() method is implemented in the library.</w:t>
       </w:r>
     </w:p>
     <w:p>
@@ -596,29 +546,7 @@
           <w:szCs w:val="36"/>
           <w:lang w:eastAsia="en-IN"/>
         </w:rPr>
-        <w:t xml:space="preserve">In the below example, the x declared within block is different from x declared outside the block. </w:t>
-      </w:r>
-      <w:proofErr w:type="gramStart"/>
-      <w:r>
-        <w:rPr>
-          <w:rFonts w:eastAsia="Times New Roman" w:cstheme="minorHAnsi"/>
-          <w:color w:val="000000"/>
-          <w:sz w:val="36"/>
-          <w:szCs w:val="36"/>
-          <w:lang w:eastAsia="en-IN"/>
-        </w:rPr>
-        <w:t>So</w:t>
-      </w:r>
-      <w:proofErr w:type="gramEnd"/>
-      <w:r>
-        <w:rPr>
-          <w:rFonts w:eastAsia="Times New Roman" w:cstheme="minorHAnsi"/>
-          <w:color w:val="000000"/>
-          <w:sz w:val="36"/>
-          <w:szCs w:val="36"/>
-          <w:lang w:eastAsia="en-IN"/>
-        </w:rPr>
-        <w:t xml:space="preserve"> we can </w:t>
+        <w:t>In the below example, the x declared within block is different from x declared outside the block. So we can </w:t>
       </w:r>
       <w:r>
         <w:rPr>
@@ -1361,7 +1289,6 @@
           <w:szCs w:val="40"/>
         </w:rPr>
       </w:pPr>
-      <w:proofErr w:type="gramStart"/>
       <w:r>
         <w:rPr>
           <w:rFonts w:ascii="Calibri" w:hAnsi="Calibri" w:cs="Calibri"/>
@@ -1369,28 +1296,35 @@
           <w:sz w:val="40"/>
           <w:szCs w:val="40"/>
         </w:rPr>
-        <w:t>Console.log(</w:t>
-      </w:r>
-      <w:proofErr w:type="gramEnd"/>
-      <w:r>
+        <w:t>Console.log():</w:t>
+      </w:r>
+    </w:p>
+    <w:p>
+      <w:pPr>
         <w:rPr>
           <w:rFonts w:ascii="Calibri" w:hAnsi="Calibri" w:cs="Calibri"/>
           <w:color w:val="000000"/>
           <w:sz w:val="40"/>
           <w:szCs w:val="40"/>
         </w:rPr>
-        <w:t>):</w:t>
-      </w:r>
-    </w:p>
-    <w:p>
-      <w:pPr>
+      </w:pPr>
+      <w:r>
         <w:rPr>
           <w:rFonts w:ascii="Calibri" w:hAnsi="Calibri" w:cs="Calibri"/>
           <w:color w:val="000000"/>
           <w:sz w:val="40"/>
           <w:szCs w:val="40"/>
         </w:rPr>
-      </w:pPr>
+        <w:t>Used to print message in web console.</w:t>
+      </w:r>
+      <w:r>
+        <w:rPr>
+          <w:rFonts w:ascii="Verdana" w:hAnsi="Verdana"/>
+          <w:color w:val="000000"/>
+          <w:shd w:val="clear" w:color="auto" w:fill="FFFFFF"/>
+        </w:rPr>
+        <w:t xml:space="preserve"> </w:t>
+      </w:r>
       <w:r>
         <w:rPr>
           <w:rFonts w:ascii="Calibri" w:hAnsi="Calibri" w:cs="Calibri"/>
@@ -1398,26 +1332,18 @@
           <w:sz w:val="40"/>
           <w:szCs w:val="40"/>
         </w:rPr>
-        <w:t>Used to print message in web console.</w:t>
-      </w:r>
-      <w:r>
-        <w:rPr>
-          <w:rFonts w:ascii="Verdana" w:hAnsi="Verdana"/>
-          <w:color w:val="000000"/>
-          <w:shd w:val="clear" w:color="auto" w:fill="FFFFFF"/>
-        </w:rPr>
-        <w:t xml:space="preserve"> </w:t>
-      </w:r>
-      <w:r>
+        <w:t>if the developer requests API and wants to check the data received as a response, they might use the console.log() method.</w:t>
+      </w:r>
+    </w:p>
+    <w:p>
+      <w:pPr>
         <w:rPr>
           <w:rFonts w:ascii="Calibri" w:hAnsi="Calibri" w:cs="Calibri"/>
           <w:color w:val="000000"/>
           <w:sz w:val="40"/>
           <w:szCs w:val="40"/>
         </w:rPr>
-        <w:t xml:space="preserve">if the developer requests API and wants to check the data received as a response, they might use the </w:t>
-      </w:r>
-      <w:proofErr w:type="gramStart"/>
+      </w:pPr>
       <w:r>
         <w:rPr>
           <w:rFonts w:ascii="Calibri" w:hAnsi="Calibri" w:cs="Calibri"/>
@@ -1425,48 +1351,158 @@
           <w:sz w:val="40"/>
           <w:szCs w:val="40"/>
         </w:rPr>
-        <w:t>console.log(</w:t>
-      </w:r>
-      <w:proofErr w:type="gramEnd"/>
-      <w:r>
-        <w:rPr>
-          <w:rFonts w:ascii="Calibri" w:hAnsi="Calibri" w:cs="Calibri"/>
+        <w:t>-&gt;</w:t>
+      </w:r>
+      <w:r>
+        <w:rPr>
+          <w:rFonts w:ascii="Calibri" w:hAnsi="Calibri" w:cs="Calibri"/>
+          <w:b/>
+          <w:bCs/>
           <w:color w:val="000000"/>
           <w:sz w:val="40"/>
           <w:szCs w:val="40"/>
         </w:rPr>
-        <w:t>) method.</w:t>
-      </w:r>
-    </w:p>
-    <w:p>
-      <w:pPr>
+        <w:t>ctrl+shift+j</w:t>
+      </w:r>
+      <w:r>
         <w:rPr>
           <w:rFonts w:ascii="Calibri" w:hAnsi="Calibri" w:cs="Calibri"/>
           <w:color w:val="000000"/>
           <w:sz w:val="40"/>
           <w:szCs w:val="40"/>
         </w:rPr>
-      </w:pPr>
-      <w:r>
+        <w:t xml:space="preserve"> shortcut</w:t>
+      </w:r>
+    </w:p>
+    <w:p>
+      <w:pPr>
         <w:rPr>
           <w:rFonts w:ascii="Calibri" w:hAnsi="Calibri" w:cs="Calibri"/>
           <w:color w:val="000000"/>
           <w:sz w:val="40"/>
           <w:szCs w:val="40"/>
         </w:rPr>
+      </w:pPr>
+      <w:r>
+        <w:rPr>
+          <w:rFonts w:ascii="Calibri" w:hAnsi="Calibri" w:cs="Calibri"/>
+          <w:color w:val="000000"/>
+          <w:sz w:val="40"/>
+          <w:szCs w:val="40"/>
+        </w:rPr>
         <w:t>-&gt;</w:t>
       </w:r>
       <w:r>
+        <w:rPr>
+          <w:rFonts w:ascii="Calibri" w:hAnsi="Calibri" w:cs="Calibri"/>
+          <w:color w:val="000000"/>
+          <w:sz w:val="40"/>
+          <w:szCs w:val="40"/>
+        </w:rPr>
+        <w:t>console.log can log various data types including strings, numbers, and objects.</w:t>
+      </w:r>
+    </w:p>
+    <w:p>
+      <w:pPr>
+        <w:rPr>
+          <w:rFonts w:ascii="Calibri" w:hAnsi="Calibri" w:cs="Calibri"/>
+          <w:color w:val="000000"/>
+          <w:sz w:val="40"/>
+          <w:szCs w:val="40"/>
+        </w:rPr>
+      </w:pPr>
+      <w:r>
+        <w:rPr>
+          <w:rFonts w:ascii="Calibri" w:hAnsi="Calibri" w:cs="Calibri"/>
+          <w:color w:val="000000"/>
+          <w:sz w:val="40"/>
+          <w:szCs w:val="40"/>
+        </w:rPr>
+        <w:t>-&gt;</w:t>
+      </w:r>
+      <w:r>
+        <w:rPr>
+          <w:rFonts w:ascii="Calibri" w:hAnsi="Calibri" w:cs="Calibri"/>
+          <w:color w:val="000000"/>
+          <w:sz w:val="40"/>
+          <w:szCs w:val="40"/>
+        </w:rPr>
+        <w:t>The output of console.log is viewed in the console panel of the browser's developer tools.</w:t>
+      </w:r>
+    </w:p>
+    <w:p>
+      <w:pPr>
+        <w:rPr>
+          <w:rFonts w:ascii="Calibri" w:hAnsi="Calibri" w:cs="Calibri"/>
+          <w:color w:val="000000"/>
+          <w:sz w:val="40"/>
+          <w:szCs w:val="40"/>
+        </w:rPr>
+      </w:pPr>
+      <w:r>
+        <w:rPr>
+          <w:rFonts w:ascii="Calibri" w:hAnsi="Calibri" w:cs="Calibri"/>
+          <w:color w:val="000000"/>
+          <w:sz w:val="40"/>
+          <w:szCs w:val="40"/>
+        </w:rPr>
+        <w:t>-&gt;</w:t>
+      </w:r>
+      <w:r>
+        <w:rPr>
+          <w:rFonts w:ascii="Calibri" w:hAnsi="Calibri" w:cs="Calibri"/>
+          <w:color w:val="000000"/>
+          <w:sz w:val="40"/>
+          <w:szCs w:val="40"/>
+        </w:rPr>
+        <w:t>console.clear() is the method used to clear the console.</w:t>
+      </w:r>
+    </w:p>
+    <w:p>
+      <w:pPr>
         <w:rPr>
           <w:rFonts w:ascii="Calibri" w:hAnsi="Calibri" w:cs="Calibri"/>
           <w:b/>
           <w:bCs/>
           <w:color w:val="000000"/>
+          <w:sz w:val="52"/>
+          <w:szCs w:val="52"/>
+        </w:rPr>
+      </w:pPr>
+    </w:p>
+    <w:p>
+      <w:pPr>
+        <w:rPr>
+          <w:rFonts w:ascii="Calibri" w:hAnsi="Calibri" w:cs="Calibri"/>
+          <w:b/>
+          <w:bCs/>
+          <w:color w:val="000000"/>
+          <w:sz w:val="52"/>
+          <w:szCs w:val="52"/>
+        </w:rPr>
+      </w:pPr>
+      <w:r>
+        <w:rPr>
+          <w:rFonts w:ascii="Calibri" w:hAnsi="Calibri" w:cs="Calibri"/>
+          <w:b/>
+          <w:bCs/>
+          <w:color w:val="000000"/>
+          <w:sz w:val="52"/>
+          <w:szCs w:val="52"/>
+        </w:rPr>
+        <w:lastRenderedPageBreak/>
+        <w:t>Comments</w:t>
+      </w:r>
+    </w:p>
+    <w:p>
+      <w:pPr>
+        <w:rPr>
+          <w:rFonts w:ascii="Calibri" w:hAnsi="Calibri" w:cs="Calibri"/>
+          <w:color w:val="000000"/>
           <w:sz w:val="40"/>
           <w:szCs w:val="40"/>
         </w:rPr>
-        <w:t>ctrl+shift+j</w:t>
-      </w:r>
+      </w:pPr>
       <w:r>
         <w:rPr>
           <w:rFonts w:ascii="Calibri" w:hAnsi="Calibri" w:cs="Calibri"/>
@@ -1474,248 +1510,58 @@
           <w:sz w:val="40"/>
           <w:szCs w:val="40"/>
         </w:rPr>
-        <w:t xml:space="preserve"> shortcut</w:t>
-      </w:r>
-    </w:p>
-    <w:p>
-      <w:pPr>
-        <w:rPr>
-          <w:rFonts w:ascii="Calibri" w:hAnsi="Calibri" w:cs="Calibri"/>
-          <w:color w:val="000000"/>
-          <w:sz w:val="40"/>
-          <w:szCs w:val="40"/>
-        </w:rPr>
-      </w:pPr>
-      <w:r>
-        <w:rPr>
-          <w:rFonts w:ascii="Calibri" w:hAnsi="Calibri" w:cs="Calibri"/>
-          <w:color w:val="000000"/>
-          <w:sz w:val="40"/>
-          <w:szCs w:val="40"/>
-        </w:rPr>
-        <w:t>-&gt;</w:t>
-      </w:r>
-      <w:r>
-        <w:rPr>
-          <w:rFonts w:ascii="Calibri" w:hAnsi="Calibri" w:cs="Calibri"/>
-          <w:color w:val="000000"/>
-          <w:sz w:val="40"/>
-          <w:szCs w:val="40"/>
-        </w:rPr>
-        <w:t>console.log can log various data types including strings, numbers, and objects.</w:t>
-      </w:r>
-    </w:p>
-    <w:p>
-      <w:pPr>
-        <w:rPr>
-          <w:rFonts w:ascii="Calibri" w:hAnsi="Calibri" w:cs="Calibri"/>
-          <w:color w:val="000000"/>
-          <w:sz w:val="40"/>
-          <w:szCs w:val="40"/>
-        </w:rPr>
-      </w:pPr>
-      <w:r>
-        <w:rPr>
-          <w:rFonts w:ascii="Calibri" w:hAnsi="Calibri" w:cs="Calibri"/>
-          <w:color w:val="000000"/>
-          <w:sz w:val="40"/>
-          <w:szCs w:val="40"/>
-        </w:rPr>
-        <w:t>-&gt;</w:t>
-      </w:r>
-      <w:r>
-        <w:rPr>
-          <w:rFonts w:ascii="Calibri" w:hAnsi="Calibri" w:cs="Calibri"/>
-          <w:color w:val="000000"/>
-          <w:sz w:val="40"/>
-          <w:szCs w:val="40"/>
-        </w:rPr>
-        <w:t>The output of console.log is viewed in the console panel of the browser's developer tools.</w:t>
-      </w:r>
-    </w:p>
-    <w:p>
-      <w:pPr>
-        <w:rPr>
-          <w:rFonts w:ascii="Calibri" w:hAnsi="Calibri" w:cs="Calibri"/>
-          <w:color w:val="000000"/>
-          <w:sz w:val="40"/>
-          <w:szCs w:val="40"/>
-        </w:rPr>
-      </w:pPr>
-      <w:r>
-        <w:rPr>
-          <w:rFonts w:ascii="Calibri" w:hAnsi="Calibri" w:cs="Calibri"/>
-          <w:color w:val="000000"/>
-          <w:sz w:val="40"/>
-          <w:szCs w:val="40"/>
-        </w:rPr>
-        <w:t>-&gt;</w:t>
-      </w:r>
-      <w:proofErr w:type="gramStart"/>
-      <w:r>
-        <w:rPr>
-          <w:rFonts w:ascii="Calibri" w:hAnsi="Calibri" w:cs="Calibri"/>
-          <w:color w:val="000000"/>
-          <w:sz w:val="40"/>
-          <w:szCs w:val="40"/>
-        </w:rPr>
-        <w:t>console.clear</w:t>
-      </w:r>
-      <w:proofErr w:type="gramEnd"/>
-      <w:r>
-        <w:rPr>
-          <w:rFonts w:ascii="Calibri" w:hAnsi="Calibri" w:cs="Calibri"/>
-          <w:color w:val="000000"/>
-          <w:sz w:val="40"/>
-          <w:szCs w:val="40"/>
-        </w:rPr>
-        <w:t>() is the method used to clear the console.</w:t>
-      </w:r>
-    </w:p>
-    <w:p>
-      <w:pPr>
+        <w:t>Used to explain the purpose of code.</w:t>
+      </w:r>
+    </w:p>
+    <w:p>
+      <w:pPr>
+        <w:rPr>
+          <w:rFonts w:ascii="Calibri" w:hAnsi="Calibri" w:cs="Calibri"/>
+          <w:color w:val="000000"/>
+          <w:sz w:val="44"/>
+          <w:szCs w:val="44"/>
+        </w:rPr>
+      </w:pPr>
+      <w:r>
         <w:rPr>
           <w:rFonts w:ascii="Calibri" w:hAnsi="Calibri" w:cs="Calibri"/>
           <w:b/>
           <w:bCs/>
           <w:color w:val="000000"/>
+          <w:sz w:val="44"/>
+          <w:szCs w:val="44"/>
+        </w:rPr>
+        <w:t>1)</w:t>
+      </w:r>
+      <w:r>
+        <w:rPr>
+          <w:rFonts w:ascii="Calibri" w:hAnsi="Calibri" w:cs="Calibri"/>
+          <w:color w:val="000000"/>
+          <w:sz w:val="44"/>
+          <w:szCs w:val="44"/>
+        </w:rPr>
+        <w:t>single -line(//)</w:t>
+      </w:r>
+    </w:p>
+    <w:p>
+      <w:pPr>
+        <w:rPr>
+          <w:rFonts w:ascii="Calibri" w:hAnsi="Calibri" w:cs="Calibri"/>
+          <w:b/>
+          <w:bCs/>
+          <w:color w:val="000000"/>
           <w:sz w:val="52"/>
           <w:szCs w:val="52"/>
         </w:rPr>
       </w:pPr>
-    </w:p>
-    <w:p>
-      <w:pPr>
-        <w:rPr>
-          <w:rFonts w:ascii="Calibri" w:hAnsi="Calibri" w:cs="Calibri"/>
-          <w:b/>
-          <w:bCs/>
-          <w:color w:val="000000"/>
-          <w:sz w:val="52"/>
-          <w:szCs w:val="52"/>
-        </w:rPr>
-      </w:pPr>
-      <w:r>
-        <w:rPr>
-          <w:rFonts w:ascii="Calibri" w:hAnsi="Calibri" w:cs="Calibri"/>
-          <w:b/>
-          <w:bCs/>
-          <w:color w:val="000000"/>
-          <w:sz w:val="52"/>
-          <w:szCs w:val="52"/>
-        </w:rPr>
-        <w:lastRenderedPageBreak/>
-        <w:t>Comments</w:t>
-      </w:r>
-    </w:p>
-    <w:p>
-      <w:pPr>
-        <w:rPr>
-          <w:rFonts w:ascii="Calibri" w:hAnsi="Calibri" w:cs="Calibri"/>
-          <w:color w:val="000000"/>
-          <w:sz w:val="40"/>
-          <w:szCs w:val="40"/>
-        </w:rPr>
-      </w:pPr>
-      <w:r>
-        <w:rPr>
-          <w:rFonts w:ascii="Calibri" w:hAnsi="Calibri" w:cs="Calibri"/>
-          <w:color w:val="000000"/>
-          <w:sz w:val="40"/>
-          <w:szCs w:val="40"/>
-        </w:rPr>
-        <w:t>Used to explain the purpose of code.</w:t>
-      </w:r>
-    </w:p>
-    <w:p>
-      <w:pPr>
+      <w:r>
         <w:rPr>
           <w:rFonts w:ascii="Calibri" w:hAnsi="Calibri" w:cs="Calibri"/>
           <w:color w:val="000000"/>
           <w:sz w:val="44"/>
           <w:szCs w:val="44"/>
         </w:rPr>
-      </w:pPr>
-      <w:r>
-        <w:rPr>
-          <w:rFonts w:ascii="Calibri" w:hAnsi="Calibri" w:cs="Calibri"/>
-          <w:b/>
-          <w:bCs/>
-          <w:color w:val="000000"/>
-          <w:sz w:val="44"/>
-          <w:szCs w:val="44"/>
-        </w:rPr>
-        <w:t>1)</w:t>
-      </w:r>
-      <w:r>
-        <w:rPr>
-          <w:rFonts w:ascii="Calibri" w:hAnsi="Calibri" w:cs="Calibri"/>
-          <w:color w:val="000000"/>
-          <w:sz w:val="44"/>
-          <w:szCs w:val="44"/>
-        </w:rPr>
-        <w:t>single -</w:t>
-      </w:r>
-      <w:proofErr w:type="gramStart"/>
-      <w:r>
-        <w:rPr>
-          <w:rFonts w:ascii="Calibri" w:hAnsi="Calibri" w:cs="Calibri"/>
-          <w:color w:val="000000"/>
-          <w:sz w:val="44"/>
-          <w:szCs w:val="44"/>
-        </w:rPr>
-        <w:t>line(</w:t>
-      </w:r>
-      <w:proofErr w:type="gramEnd"/>
-      <w:r>
-        <w:rPr>
-          <w:rFonts w:ascii="Calibri" w:hAnsi="Calibri" w:cs="Calibri"/>
-          <w:color w:val="000000"/>
-          <w:sz w:val="44"/>
-          <w:szCs w:val="44"/>
-        </w:rPr>
-        <w:t>//)</w:t>
-      </w:r>
-    </w:p>
-    <w:p>
-      <w:pPr>
-        <w:rPr>
-          <w:rFonts w:ascii="Calibri" w:hAnsi="Calibri" w:cs="Calibri"/>
-          <w:b/>
-          <w:bCs/>
-          <w:color w:val="000000"/>
-          <w:sz w:val="52"/>
-          <w:szCs w:val="52"/>
-        </w:rPr>
-      </w:pPr>
-      <w:r>
-        <w:rPr>
-          <w:rFonts w:ascii="Calibri" w:hAnsi="Calibri" w:cs="Calibri"/>
-          <w:color w:val="000000"/>
-          <w:sz w:val="44"/>
-          <w:szCs w:val="44"/>
-        </w:rPr>
-        <w:t>2)multi-</w:t>
-      </w:r>
-      <w:proofErr w:type="gramStart"/>
-      <w:r>
-        <w:rPr>
-          <w:rFonts w:ascii="Calibri" w:hAnsi="Calibri" w:cs="Calibri"/>
-          <w:color w:val="000000"/>
-          <w:sz w:val="44"/>
-          <w:szCs w:val="44"/>
-        </w:rPr>
-        <w:t>line(</w:t>
-      </w:r>
-      <w:proofErr w:type="gramEnd"/>
-      <w:r>
-        <w:rPr>
-          <w:rFonts w:ascii="Calibri" w:hAnsi="Calibri" w:cs="Calibri"/>
-          <w:color w:val="000000"/>
-          <w:sz w:val="44"/>
-          <w:szCs w:val="44"/>
-        </w:rPr>
-        <w:t>/*……*/)</w:t>
+        <w:t>2)multi-line(/*……*/)</w:t>
       </w:r>
     </w:p>
     <w:p>
@@ -1791,25 +1637,14 @@
         </w:rPr>
         <w:t xml:space="preserve"> </w:t>
       </w:r>
-      <w:proofErr w:type="spellStart"/>
-      <w:r>
-        <w:rPr>
-          <w:rFonts w:ascii="Calibri" w:hAnsi="Calibri" w:cs="Calibri"/>
-          <w:color w:val="000000"/>
-          <w:sz w:val="36"/>
-          <w:szCs w:val="36"/>
-        </w:rPr>
-        <w:t>narmada</w:t>
-      </w:r>
-      <w:proofErr w:type="spellEnd"/>
-      <w:r>
-        <w:rPr>
-          <w:rFonts w:ascii="Calibri" w:hAnsi="Calibri" w:cs="Calibri"/>
-          <w:color w:val="000000"/>
-          <w:sz w:val="36"/>
-          <w:szCs w:val="36"/>
-        </w:rPr>
-        <w:t>”)</w:t>
+      <w:r>
+        <w:rPr>
+          <w:rFonts w:ascii="Calibri" w:hAnsi="Calibri" w:cs="Calibri"/>
+          <w:color w:val="000000"/>
+          <w:sz w:val="36"/>
+          <w:szCs w:val="36"/>
+        </w:rPr>
+        <w:t>narmada”)</w:t>
       </w:r>
     </w:p>
     <w:p>
@@ -1833,27 +1668,7 @@
           <w:sz w:val="36"/>
           <w:szCs w:val="36"/>
         </w:rPr>
-        <w:t xml:space="preserve">Using </w:t>
-      </w:r>
-      <w:proofErr w:type="gramStart"/>
-      <w:r>
-        <w:rPr>
-          <w:rFonts w:ascii="Calibri" w:hAnsi="Calibri" w:cs="Calibri"/>
-          <w:color w:val="000000"/>
-          <w:sz w:val="36"/>
-          <w:szCs w:val="36"/>
-        </w:rPr>
-        <w:t>var(</w:t>
-      </w:r>
-      <w:proofErr w:type="gramEnd"/>
-      <w:r>
-        <w:rPr>
-          <w:rFonts w:ascii="Calibri" w:hAnsi="Calibri" w:cs="Calibri"/>
-          <w:color w:val="000000"/>
-          <w:sz w:val="36"/>
-          <w:szCs w:val="36"/>
-        </w:rPr>
-        <w:t>var name,</w:t>
+        <w:t>Using var(var name,</w:t>
       </w:r>
       <w:r>
         <w:rPr>
@@ -1957,17 +1772,7 @@
           <w:sz w:val="36"/>
           <w:szCs w:val="36"/>
         </w:rPr>
-        <w:t xml:space="preserve">You can use the $ and _ to define the variables in JavaScript, as the JavaScript engine considers it a valid </w:t>
-      </w:r>
-      <w:proofErr w:type="gramStart"/>
-      <w:r>
-        <w:rPr>
-          <w:rFonts w:ascii="Calibri" w:hAnsi="Calibri" w:cs="Calibri"/>
-          <w:color w:val="000000"/>
-          <w:sz w:val="36"/>
-          <w:szCs w:val="36"/>
-        </w:rPr>
-        <w:t>character.</w:t>
+        <w:t>You can use the $ and _ to define the variables in JavaScript, as the JavaScript engine considers it a valid character.</w:t>
       </w:r>
       <w:r>
         <w:rPr>
@@ -1978,7 +1783,6 @@
         </w:rPr>
         <w:t>(</w:t>
       </w:r>
-      <w:proofErr w:type="gramEnd"/>
       <w:r>
         <w:rPr>
           <w:rFonts w:ascii="Verdana" w:hAnsi="Verdana"/>
@@ -1994,69 +1798,7 @@
           <w:sz w:val="36"/>
           <w:szCs w:val="36"/>
         </w:rPr>
-        <w:t>var _</w:t>
-      </w:r>
-      <w:proofErr w:type="spellStart"/>
-      <w:r>
-        <w:rPr>
-          <w:rFonts w:ascii="Calibri" w:hAnsi="Calibri" w:cs="Calibri"/>
-          <w:color w:val="000000"/>
-          <w:sz w:val="36"/>
-          <w:szCs w:val="36"/>
-        </w:rPr>
-        <w:t>abc</w:t>
-      </w:r>
-      <w:proofErr w:type="spellEnd"/>
-      <w:proofErr w:type="gramStart"/>
-      <w:r>
-        <w:rPr>
-          <w:rFonts w:ascii="Calibri" w:hAnsi="Calibri" w:cs="Calibri"/>
-          <w:color w:val="000000"/>
-          <w:sz w:val="36"/>
-          <w:szCs w:val="36"/>
-        </w:rPr>
-        <w:t>=”hello”)or</w:t>
-      </w:r>
-      <w:proofErr w:type="gramEnd"/>
-      <w:r>
-        <w:rPr>
-          <w:rFonts w:ascii="Calibri" w:hAnsi="Calibri" w:cs="Calibri"/>
-          <w:color w:val="000000"/>
-          <w:sz w:val="36"/>
-          <w:szCs w:val="36"/>
-        </w:rPr>
-        <w:t xml:space="preserve"> (var $</w:t>
-      </w:r>
-      <w:proofErr w:type="spellStart"/>
-      <w:r>
-        <w:rPr>
-          <w:rFonts w:ascii="Calibri" w:hAnsi="Calibri" w:cs="Calibri"/>
-          <w:color w:val="000000"/>
-          <w:sz w:val="36"/>
-          <w:szCs w:val="36"/>
-        </w:rPr>
-        <w:t>abc</w:t>
-      </w:r>
-      <w:proofErr w:type="spellEnd"/>
-      <w:proofErr w:type="gramStart"/>
-      <w:r>
-        <w:rPr>
-          <w:rFonts w:ascii="Calibri" w:hAnsi="Calibri" w:cs="Calibri"/>
-          <w:color w:val="000000"/>
-          <w:sz w:val="36"/>
-          <w:szCs w:val="36"/>
-        </w:rPr>
-        <w:t>=”hello</w:t>
-      </w:r>
-      <w:proofErr w:type="gramEnd"/>
-      <w:r>
-        <w:rPr>
-          <w:rFonts w:ascii="Calibri" w:hAnsi="Calibri" w:cs="Calibri"/>
-          <w:color w:val="000000"/>
-          <w:sz w:val="36"/>
-          <w:szCs w:val="36"/>
-        </w:rPr>
-        <w:t>”)</w:t>
+        <w:t>var _abc=”hello”)or (var $abc=”hello”)</w:t>
       </w:r>
     </w:p>
     <w:p>
@@ -2158,78 +1900,7 @@
           <w:sz w:val="36"/>
           <w:szCs w:val="36"/>
         </w:rPr>
-        <w:t xml:space="preserve">1)primitive data </w:t>
-      </w:r>
-      <w:proofErr w:type="gramStart"/>
-      <w:r>
-        <w:rPr>
-          <w:rFonts w:ascii="Calibri" w:hAnsi="Calibri" w:cs="Calibri"/>
-          <w:color w:val="000000"/>
-          <w:sz w:val="36"/>
-          <w:szCs w:val="36"/>
-        </w:rPr>
-        <w:t>types(number ,string</w:t>
-      </w:r>
-      <w:proofErr w:type="gramEnd"/>
-      <w:r>
-        <w:rPr>
-          <w:rFonts w:ascii="Calibri" w:hAnsi="Calibri" w:cs="Calibri"/>
-          <w:color w:val="000000"/>
-          <w:sz w:val="36"/>
-          <w:szCs w:val="36"/>
-        </w:rPr>
-        <w:t xml:space="preserve">, </w:t>
-      </w:r>
-      <w:proofErr w:type="gramStart"/>
-      <w:r>
-        <w:rPr>
-          <w:rFonts w:ascii="Calibri" w:hAnsi="Calibri" w:cs="Calibri"/>
-          <w:color w:val="000000"/>
-          <w:sz w:val="36"/>
-          <w:szCs w:val="36"/>
-        </w:rPr>
-        <w:t>Boolean,null</w:t>
-      </w:r>
-      <w:proofErr w:type="gramEnd"/>
-      <w:r>
-        <w:rPr>
-          <w:rFonts w:ascii="Calibri" w:hAnsi="Calibri" w:cs="Calibri"/>
-          <w:color w:val="000000"/>
-          <w:sz w:val="36"/>
-          <w:szCs w:val="36"/>
-        </w:rPr>
-        <w:t>,</w:t>
-      </w:r>
-      <w:proofErr w:type="gramStart"/>
-      <w:r>
-        <w:rPr>
-          <w:rFonts w:ascii="Calibri" w:hAnsi="Calibri" w:cs="Calibri"/>
-          <w:color w:val="000000"/>
-          <w:sz w:val="36"/>
-          <w:szCs w:val="36"/>
-        </w:rPr>
-        <w:t xml:space="preserve">undefined,  </w:t>
-      </w:r>
-      <w:proofErr w:type="spellStart"/>
-      <w:r>
-        <w:rPr>
-          <w:rFonts w:ascii="Calibri" w:hAnsi="Calibri" w:cs="Calibri"/>
-          <w:color w:val="000000"/>
-          <w:sz w:val="36"/>
-          <w:szCs w:val="36"/>
-        </w:rPr>
-        <w:t>BigInt</w:t>
-      </w:r>
-      <w:proofErr w:type="spellEnd"/>
-      <w:proofErr w:type="gramEnd"/>
-      <w:r>
-        <w:rPr>
-          <w:rFonts w:ascii="Calibri" w:hAnsi="Calibri" w:cs="Calibri"/>
-          <w:color w:val="000000"/>
-          <w:sz w:val="36"/>
-          <w:szCs w:val="36"/>
-        </w:rPr>
-        <w:t>, symbol)</w:t>
+        <w:t>1)primitive data types(number ,string, Boolean,null,undefined,  BigInt, symbol)</w:t>
       </w:r>
     </w:p>
     <w:p>
@@ -2269,27 +1940,7 @@
           <w:sz w:val="36"/>
           <w:szCs w:val="36"/>
         </w:rPr>
-        <w:t xml:space="preserve">Sum=”10” +10; </w:t>
-      </w:r>
-      <w:proofErr w:type="gramStart"/>
-      <w:r>
-        <w:rPr>
-          <w:rFonts w:ascii="Calibri" w:hAnsi="Calibri" w:cs="Calibri"/>
-          <w:color w:val="000000"/>
-          <w:sz w:val="36"/>
-          <w:szCs w:val="36"/>
-        </w:rPr>
-        <w:t>output(</w:t>
-      </w:r>
-      <w:proofErr w:type="gramEnd"/>
-      <w:r>
-        <w:rPr>
-          <w:rFonts w:ascii="Calibri" w:hAnsi="Calibri" w:cs="Calibri"/>
-          <w:color w:val="000000"/>
-          <w:sz w:val="36"/>
-          <w:szCs w:val="36"/>
-        </w:rPr>
-        <w:t>1010)</w:t>
+        <w:t>Sum=”10” +10; output(1010)</w:t>
       </w:r>
     </w:p>
     <w:p>
@@ -2357,17 +2008,7 @@
           <w:sz w:val="36"/>
           <w:szCs w:val="36"/>
         </w:rPr>
-        <w:t xml:space="preserve">method converts the object to </w:t>
-      </w:r>
-      <w:proofErr w:type="gramStart"/>
-      <w:r>
-        <w:rPr>
-          <w:rFonts w:ascii="Calibri" w:hAnsi="Calibri" w:cs="Calibri"/>
-          <w:color w:val="000000"/>
-          <w:sz w:val="36"/>
-          <w:szCs w:val="36"/>
-        </w:rPr>
-        <w:t xml:space="preserve">strings </w:t>
+        <w:t xml:space="preserve">method converts the object to strings </w:t>
       </w:r>
       <w:r>
         <w:rPr>
@@ -2378,7 +2019,6 @@
         </w:rPr>
         <w:t>.</w:t>
       </w:r>
-      <w:proofErr w:type="gramEnd"/>
     </w:p>
     <w:p>
       <w:pPr>
@@ -2475,27 +2115,7 @@
           <w:sz w:val="36"/>
           <w:szCs w:val="36"/>
         </w:rPr>
-        <w:t>“</w:t>
-      </w:r>
-      <w:proofErr w:type="gramStart"/>
-      <w:r>
-        <w:rPr>
-          <w:rFonts w:ascii="Calibri" w:hAnsi="Calibri" w:cs="Calibri"/>
-          <w:color w:val="000000"/>
-          <w:sz w:val="36"/>
-          <w:szCs w:val="36"/>
-        </w:rPr>
-        <w:t>use</w:t>
-      </w:r>
-      <w:proofErr w:type="gramEnd"/>
-      <w:r>
-        <w:rPr>
-          <w:rFonts w:ascii="Calibri" w:hAnsi="Calibri" w:cs="Calibri"/>
-          <w:color w:val="000000"/>
-          <w:sz w:val="36"/>
-          <w:szCs w:val="36"/>
-        </w:rPr>
-        <w:t xml:space="preserve"> strict”;</w:t>
+        <w:t>“use strict”;</w:t>
       </w:r>
     </w:p>
     <w:p>
@@ -2595,25 +2215,772 @@
     </w:p>
     <w:p>
       <w:pPr>
-        <w:ind w:left="360"/>
-        <w:rPr>
-          <w:rFonts w:ascii="Calibri" w:hAnsi="Calibri" w:cs="Calibri"/>
-          <w:color w:val="000000"/>
-          <w:sz w:val="36"/>
-          <w:szCs w:val="36"/>
-        </w:rPr>
-      </w:pPr>
-    </w:p>
-    <w:p>
-      <w:pPr>
-        <w:ind w:left="360"/>
-        <w:rPr>
-          <w:rFonts w:ascii="Calibri" w:hAnsi="Calibri" w:cs="Calibri"/>
-          <w:color w:val="000000"/>
-          <w:sz w:val="36"/>
-          <w:szCs w:val="36"/>
-        </w:rPr>
-      </w:pPr>
+        <w:pStyle w:val="ListParagraph"/>
+        <w:ind w:left="1080"/>
+        <w:rPr>
+          <w:rFonts w:ascii="Calibri" w:hAnsi="Calibri" w:cs="Calibri"/>
+          <w:b/>
+          <w:bCs/>
+          <w:color w:val="000000"/>
+          <w:sz w:val="36"/>
+          <w:szCs w:val="36"/>
+        </w:rPr>
+      </w:pPr>
+      <w:r>
+        <w:rPr>
+          <w:rFonts w:ascii="Calibri" w:hAnsi="Calibri" w:cs="Calibri"/>
+          <w:b/>
+          <w:bCs/>
+          <w:color w:val="000000"/>
+          <w:sz w:val="36"/>
+          <w:szCs w:val="36"/>
+        </w:rPr>
+        <w:t xml:space="preserve">                                                                 16-05-2025</w:t>
+      </w:r>
+    </w:p>
+    <w:p>
+      <w:pPr>
+        <w:rPr>
+          <w:rFonts w:ascii="Calibri" w:hAnsi="Calibri" w:cs="Calibri"/>
+          <w:b/>
+          <w:bCs/>
+          <w:color w:val="000000"/>
+          <w:sz w:val="36"/>
+          <w:szCs w:val="36"/>
+        </w:rPr>
+      </w:pPr>
+      <w:r>
+        <w:rPr>
+          <w:rFonts w:ascii="Calibri" w:hAnsi="Calibri" w:cs="Calibri"/>
+          <w:b/>
+          <w:bCs/>
+          <w:color w:val="000000"/>
+          <w:sz w:val="36"/>
+          <w:szCs w:val="36"/>
+        </w:rPr>
+        <w:t>Comparison: Primitive vs. Non-Primitive Data Types</w:t>
+      </w:r>
+    </w:p>
+    <w:tbl>
+      <w:tblPr>
+        <w:tblW w:w="12660" w:type="dxa"/>
+        <w:tblBorders>
+          <w:top w:val="single" w:sz="6" w:space="0" w:color="444444"/>
+          <w:left w:val="single" w:sz="6" w:space="0" w:color="444444"/>
+          <w:bottom w:val="single" w:sz="6" w:space="0" w:color="444444"/>
+          <w:right w:val="single" w:sz="6" w:space="0" w:color="444444"/>
+        </w:tblBorders>
+        <w:shd w:val="clear" w:color="auto" w:fill="2E2E2E"/>
+        <w:tblCellMar>
+          <w:top w:w="15" w:type="dxa"/>
+          <w:left w:w="15" w:type="dxa"/>
+          <w:bottom w:w="15" w:type="dxa"/>
+          <w:right w:w="15" w:type="dxa"/>
+        </w:tblCellMar>
+        <w:tblLook w:val="04A0" w:firstRow="1" w:lastRow="0" w:firstColumn="1" w:lastColumn="0" w:noHBand="0" w:noVBand="1"/>
+      </w:tblPr>
+      <w:tblGrid>
+        <w:gridCol w:w="1717"/>
+        <w:gridCol w:w="3662"/>
+        <w:gridCol w:w="7281"/>
+      </w:tblGrid>
+      <w:tr>
+        <w:trPr>
+          <w:tblHeader/>
+        </w:trPr>
+        <w:tc>
+          <w:tcPr>
+            <w:tcW w:w="0" w:type="auto"/>
+            <w:tcBorders>
+              <w:top w:val="single" w:sz="6" w:space="0" w:color="444444"/>
+              <w:left w:val="single" w:sz="6" w:space="0" w:color="444444"/>
+              <w:bottom w:val="single" w:sz="6" w:space="0" w:color="444444"/>
+              <w:right w:val="single" w:sz="6" w:space="0" w:color="444444"/>
+            </w:tcBorders>
+            <w:shd w:val="clear" w:color="auto" w:fill="212121"/>
+            <w:tcMar>
+              <w:top w:w="180" w:type="dxa"/>
+              <w:left w:w="120" w:type="dxa"/>
+              <w:bottom w:w="180" w:type="dxa"/>
+              <w:right w:w="120" w:type="dxa"/>
+            </w:tcMar>
+            <w:vAlign w:val="center"/>
+            <w:hideMark/>
+          </w:tcPr>
+          <w:p>
+            <w:pPr>
+              <w:pStyle w:val="NoSpacing"/>
+              <w:rPr>
+                <w:color w:val="7030A0"/>
+                <w:sz w:val="40"/>
+                <w:szCs w:val="40"/>
+                <w:highlight w:val="lightGray"/>
+              </w:rPr>
+            </w:pPr>
+            <w:r>
+              <w:rPr>
+                <w:color w:val="7030A0"/>
+                <w:sz w:val="40"/>
+                <w:szCs w:val="40"/>
+                <w:highlight w:val="lightGray"/>
+              </w:rPr>
+              <w:t>Aspect</w:t>
+            </w:r>
+          </w:p>
+        </w:tc>
+        <w:tc>
+          <w:tcPr>
+            <w:tcW w:w="3662" w:type="dxa"/>
+            <w:tcBorders>
+              <w:top w:val="single" w:sz="6" w:space="0" w:color="444444"/>
+              <w:left w:val="single" w:sz="6" w:space="0" w:color="444444"/>
+              <w:bottom w:val="single" w:sz="6" w:space="0" w:color="444444"/>
+              <w:right w:val="single" w:sz="6" w:space="0" w:color="444444"/>
+            </w:tcBorders>
+            <w:shd w:val="clear" w:color="auto" w:fill="212121"/>
+            <w:tcMar>
+              <w:top w:w="180" w:type="dxa"/>
+              <w:left w:w="120" w:type="dxa"/>
+              <w:bottom w:w="180" w:type="dxa"/>
+              <w:right w:w="120" w:type="dxa"/>
+            </w:tcMar>
+            <w:vAlign w:val="center"/>
+            <w:hideMark/>
+          </w:tcPr>
+          <w:p>
+            <w:pPr>
+              <w:pStyle w:val="NoSpacing"/>
+              <w:rPr>
+                <w:color w:val="7030A0"/>
+                <w:sz w:val="40"/>
+                <w:szCs w:val="40"/>
+                <w:highlight w:val="lightGray"/>
+              </w:rPr>
+            </w:pPr>
+            <w:r>
+              <w:rPr>
+                <w:color w:val="7030A0"/>
+                <w:sz w:val="40"/>
+                <w:szCs w:val="40"/>
+                <w:highlight w:val="lightGray"/>
+              </w:rPr>
+              <w:t>Primitive Data Types</w:t>
+            </w:r>
+          </w:p>
+        </w:tc>
+        <w:tc>
+          <w:tcPr>
+            <w:tcW w:w="7281" w:type="dxa"/>
+            <w:tcBorders>
+              <w:top w:val="single" w:sz="6" w:space="0" w:color="444444"/>
+              <w:left w:val="single" w:sz="6" w:space="0" w:color="444444"/>
+              <w:bottom w:val="single" w:sz="6" w:space="0" w:color="444444"/>
+              <w:right w:val="single" w:sz="6" w:space="0" w:color="444444"/>
+            </w:tcBorders>
+            <w:shd w:val="clear" w:color="auto" w:fill="212121"/>
+            <w:tcMar>
+              <w:top w:w="180" w:type="dxa"/>
+              <w:left w:w="120" w:type="dxa"/>
+              <w:bottom w:w="180" w:type="dxa"/>
+              <w:right w:w="120" w:type="dxa"/>
+            </w:tcMar>
+            <w:vAlign w:val="center"/>
+            <w:hideMark/>
+          </w:tcPr>
+          <w:p>
+            <w:pPr>
+              <w:pStyle w:val="NoSpacing"/>
+              <w:rPr>
+                <w:color w:val="7030A0"/>
+                <w:sz w:val="40"/>
+                <w:szCs w:val="40"/>
+                <w:highlight w:val="lightGray"/>
+              </w:rPr>
+            </w:pPr>
+            <w:r>
+              <w:rPr>
+                <w:color w:val="7030A0"/>
+                <w:sz w:val="40"/>
+                <w:szCs w:val="40"/>
+                <w:highlight w:val="lightGray"/>
+              </w:rPr>
+              <w:t>Non-Primitive Data Types</w:t>
+            </w:r>
+          </w:p>
+        </w:tc>
+      </w:tr>
+      <w:tr>
+        <w:tc>
+          <w:tcPr>
+            <w:tcW w:w="0" w:type="auto"/>
+            <w:tcBorders>
+              <w:top w:val="single" w:sz="6" w:space="0" w:color="444444"/>
+              <w:left w:val="single" w:sz="6" w:space="0" w:color="444444"/>
+              <w:bottom w:val="single" w:sz="6" w:space="0" w:color="444444"/>
+              <w:right w:val="single" w:sz="6" w:space="0" w:color="444444"/>
+            </w:tcBorders>
+            <w:shd w:val="clear" w:color="auto" w:fill="383838"/>
+            <w:tcMar>
+              <w:top w:w="90" w:type="dxa"/>
+              <w:left w:w="120" w:type="dxa"/>
+              <w:bottom w:w="90" w:type="dxa"/>
+              <w:right w:w="120" w:type="dxa"/>
+            </w:tcMar>
+            <w:vAlign w:val="center"/>
+            <w:hideMark/>
+          </w:tcPr>
+          <w:p>
+            <w:pPr>
+              <w:pStyle w:val="NoSpacing"/>
+            </w:pPr>
+            <w:r>
+              <w:t>Definition</w:t>
+            </w:r>
+          </w:p>
+        </w:tc>
+        <w:tc>
+          <w:tcPr>
+            <w:tcW w:w="3662" w:type="dxa"/>
+            <w:tcBorders>
+              <w:top w:val="single" w:sz="6" w:space="0" w:color="444444"/>
+              <w:left w:val="single" w:sz="6" w:space="0" w:color="444444"/>
+              <w:bottom w:val="single" w:sz="6" w:space="0" w:color="444444"/>
+              <w:right w:val="single" w:sz="6" w:space="0" w:color="444444"/>
+            </w:tcBorders>
+            <w:shd w:val="clear" w:color="auto" w:fill="383838"/>
+            <w:tcMar>
+              <w:top w:w="90" w:type="dxa"/>
+              <w:left w:w="120" w:type="dxa"/>
+              <w:bottom w:w="90" w:type="dxa"/>
+              <w:right w:w="120" w:type="dxa"/>
+            </w:tcMar>
+            <w:vAlign w:val="center"/>
+            <w:hideMark/>
+          </w:tcPr>
+          <w:p>
+            <w:pPr>
+              <w:pStyle w:val="NoSpacing"/>
+            </w:pPr>
+            <w:r>
+              <w:t>Stores simple data values.</w:t>
+            </w:r>
+          </w:p>
+        </w:tc>
+        <w:tc>
+          <w:tcPr>
+            <w:tcW w:w="7281" w:type="dxa"/>
+            <w:tcBorders>
+              <w:top w:val="single" w:sz="6" w:space="0" w:color="444444"/>
+              <w:left w:val="single" w:sz="6" w:space="0" w:color="444444"/>
+              <w:bottom w:val="single" w:sz="6" w:space="0" w:color="444444"/>
+              <w:right w:val="single" w:sz="6" w:space="0" w:color="444444"/>
+            </w:tcBorders>
+            <w:shd w:val="clear" w:color="auto" w:fill="383838"/>
+            <w:tcMar>
+              <w:top w:w="90" w:type="dxa"/>
+              <w:left w:w="120" w:type="dxa"/>
+              <w:bottom w:w="90" w:type="dxa"/>
+              <w:right w:w="120" w:type="dxa"/>
+            </w:tcMar>
+            <w:vAlign w:val="center"/>
+            <w:hideMark/>
+          </w:tcPr>
+          <w:p>
+            <w:pPr>
+              <w:pStyle w:val="NoSpacing"/>
+            </w:pPr>
+            <w:r>
+              <w:t>Stores collections or complex entities.</w:t>
+            </w:r>
+          </w:p>
+        </w:tc>
+      </w:tr>
+      <w:tr>
+        <w:tc>
+          <w:tcPr>
+            <w:tcW w:w="0" w:type="auto"/>
+            <w:tcBorders>
+              <w:top w:val="single" w:sz="6" w:space="0" w:color="444444"/>
+              <w:left w:val="single" w:sz="6" w:space="0" w:color="444444"/>
+              <w:bottom w:val="single" w:sz="6" w:space="0" w:color="444444"/>
+              <w:right w:val="single" w:sz="6" w:space="0" w:color="444444"/>
+            </w:tcBorders>
+            <w:shd w:val="clear" w:color="auto" w:fill="303030"/>
+            <w:tcMar>
+              <w:top w:w="90" w:type="dxa"/>
+              <w:left w:w="120" w:type="dxa"/>
+              <w:bottom w:w="90" w:type="dxa"/>
+              <w:right w:w="120" w:type="dxa"/>
+            </w:tcMar>
+            <w:vAlign w:val="center"/>
+            <w:hideMark/>
+          </w:tcPr>
+          <w:p>
+            <w:pPr>
+              <w:pStyle w:val="NoSpacing"/>
+            </w:pPr>
+            <w:r>
+              <w:t>Examples</w:t>
+            </w:r>
+          </w:p>
+        </w:tc>
+        <w:tc>
+          <w:tcPr>
+            <w:tcW w:w="3662" w:type="dxa"/>
+            <w:tcBorders>
+              <w:top w:val="single" w:sz="6" w:space="0" w:color="444444"/>
+              <w:left w:val="single" w:sz="6" w:space="0" w:color="444444"/>
+              <w:bottom w:val="single" w:sz="6" w:space="0" w:color="444444"/>
+              <w:right w:val="single" w:sz="6" w:space="0" w:color="444444"/>
+            </w:tcBorders>
+            <w:shd w:val="clear" w:color="auto" w:fill="303030"/>
+            <w:tcMar>
+              <w:top w:w="90" w:type="dxa"/>
+              <w:left w:w="120" w:type="dxa"/>
+              <w:bottom w:w="90" w:type="dxa"/>
+              <w:right w:w="120" w:type="dxa"/>
+            </w:tcMar>
+            <w:vAlign w:val="center"/>
+            <w:hideMark/>
+          </w:tcPr>
+          <w:p>
+            <w:pPr>
+              <w:pStyle w:val="NoSpacing"/>
+            </w:pPr>
+            <w:r>
+              <w:t>String, Number, Boolean, null, undefined</w:t>
+            </w:r>
+          </w:p>
+        </w:tc>
+        <w:tc>
+          <w:tcPr>
+            <w:tcW w:w="7281" w:type="dxa"/>
+            <w:tcBorders>
+              <w:top w:val="single" w:sz="6" w:space="0" w:color="444444"/>
+              <w:left w:val="single" w:sz="6" w:space="0" w:color="444444"/>
+              <w:bottom w:val="single" w:sz="6" w:space="0" w:color="444444"/>
+              <w:right w:val="single" w:sz="6" w:space="0" w:color="444444"/>
+            </w:tcBorders>
+            <w:shd w:val="clear" w:color="auto" w:fill="303030"/>
+            <w:tcMar>
+              <w:top w:w="90" w:type="dxa"/>
+              <w:left w:w="120" w:type="dxa"/>
+              <w:bottom w:w="90" w:type="dxa"/>
+              <w:right w:w="120" w:type="dxa"/>
+            </w:tcMar>
+            <w:vAlign w:val="center"/>
+            <w:hideMark/>
+          </w:tcPr>
+          <w:p>
+            <w:pPr>
+              <w:pStyle w:val="NoSpacing"/>
+            </w:pPr>
+            <w:r>
+              <w:t>Object, Array, Function, Map, Set</w:t>
+            </w:r>
+          </w:p>
+        </w:tc>
+      </w:tr>
+      <w:tr>
+        <w:tc>
+          <w:tcPr>
+            <w:tcW w:w="0" w:type="auto"/>
+            <w:tcBorders>
+              <w:top w:val="single" w:sz="6" w:space="0" w:color="444444"/>
+              <w:left w:val="single" w:sz="6" w:space="0" w:color="444444"/>
+              <w:bottom w:val="single" w:sz="6" w:space="0" w:color="444444"/>
+              <w:right w:val="single" w:sz="6" w:space="0" w:color="444444"/>
+            </w:tcBorders>
+            <w:shd w:val="clear" w:color="auto" w:fill="505050"/>
+            <w:tcMar>
+              <w:top w:w="90" w:type="dxa"/>
+              <w:left w:w="120" w:type="dxa"/>
+              <w:bottom w:w="90" w:type="dxa"/>
+              <w:right w:w="120" w:type="dxa"/>
+            </w:tcMar>
+            <w:vAlign w:val="center"/>
+            <w:hideMark/>
+          </w:tcPr>
+          <w:p>
+            <w:pPr>
+              <w:pStyle w:val="NoSpacing"/>
+              <w:rPr>
+                <w:color w:val="FFFFFF" w:themeColor="background1"/>
+              </w:rPr>
+            </w:pPr>
+            <w:r>
+              <w:rPr>
+                <w:color w:val="FFFFFF" w:themeColor="background1"/>
+              </w:rPr>
+              <w:t>Mutability</w:t>
+            </w:r>
+          </w:p>
+        </w:tc>
+        <w:tc>
+          <w:tcPr>
+            <w:tcW w:w="3662" w:type="dxa"/>
+            <w:tcBorders>
+              <w:top w:val="single" w:sz="6" w:space="0" w:color="444444"/>
+              <w:left w:val="single" w:sz="6" w:space="0" w:color="444444"/>
+              <w:bottom w:val="single" w:sz="6" w:space="0" w:color="444444"/>
+              <w:right w:val="single" w:sz="6" w:space="0" w:color="444444"/>
+            </w:tcBorders>
+            <w:shd w:val="clear" w:color="auto" w:fill="505050"/>
+            <w:tcMar>
+              <w:top w:w="90" w:type="dxa"/>
+              <w:left w:w="120" w:type="dxa"/>
+              <w:bottom w:w="90" w:type="dxa"/>
+              <w:right w:w="120" w:type="dxa"/>
+            </w:tcMar>
+            <w:vAlign w:val="center"/>
+            <w:hideMark/>
+          </w:tcPr>
+          <w:p>
+            <w:pPr>
+              <w:pStyle w:val="NoSpacing"/>
+              <w:rPr>
+                <w:color w:val="FFFFFF" w:themeColor="background1"/>
+              </w:rPr>
+            </w:pPr>
+            <w:r>
+              <w:rPr>
+                <w:color w:val="FFFFFF" w:themeColor="background1"/>
+              </w:rPr>
+              <w:t>Immutable</w:t>
+            </w:r>
+          </w:p>
+        </w:tc>
+        <w:tc>
+          <w:tcPr>
+            <w:tcW w:w="7281" w:type="dxa"/>
+            <w:tcBorders>
+              <w:top w:val="single" w:sz="6" w:space="0" w:color="444444"/>
+              <w:left w:val="single" w:sz="6" w:space="0" w:color="444444"/>
+              <w:bottom w:val="single" w:sz="6" w:space="0" w:color="444444"/>
+              <w:right w:val="single" w:sz="6" w:space="0" w:color="444444"/>
+            </w:tcBorders>
+            <w:shd w:val="clear" w:color="auto" w:fill="505050"/>
+            <w:tcMar>
+              <w:top w:w="90" w:type="dxa"/>
+              <w:left w:w="120" w:type="dxa"/>
+              <w:bottom w:w="90" w:type="dxa"/>
+              <w:right w:w="120" w:type="dxa"/>
+            </w:tcMar>
+            <w:vAlign w:val="center"/>
+            <w:hideMark/>
+          </w:tcPr>
+          <w:p>
+            <w:pPr>
+              <w:pStyle w:val="NoSpacing"/>
+              <w:rPr>
+                <w:color w:val="FFFFFF" w:themeColor="background1"/>
+              </w:rPr>
+            </w:pPr>
+            <w:r>
+              <w:rPr>
+                <w:color w:val="FFFFFF" w:themeColor="background1"/>
+              </w:rPr>
+              <w:t>Mutable</w:t>
+            </w:r>
+          </w:p>
+        </w:tc>
+      </w:tr>
+    </w:tbl>
+    <w:p>
+      <w:pPr>
+        <w:rPr>
+          <w:rFonts w:ascii="Calibri" w:hAnsi="Calibri" w:cs="Calibri"/>
+          <w:b/>
+          <w:bCs/>
+          <w:color w:val="FFFFFF" w:themeColor="background1"/>
+          <w:sz w:val="36"/>
+          <w:szCs w:val="36"/>
+        </w:rPr>
+      </w:pPr>
+    </w:p>
+    <w:p>
+      <w:pPr>
+        <w:ind w:left="360"/>
+        <w:rPr>
+          <w:rFonts w:ascii="Calibri" w:hAnsi="Calibri" w:cs="Calibri"/>
+          <w:color w:val="000000"/>
+          <w:sz w:val="36"/>
+          <w:szCs w:val="36"/>
+        </w:rPr>
+      </w:pPr>
+      <w:r>
+        <w:rPr>
+          <w:rFonts w:ascii="Calibri" w:hAnsi="Calibri" w:cs="Calibri"/>
+          <w:b/>
+          <w:bCs/>
+          <w:color w:val="000000"/>
+          <w:sz w:val="36"/>
+          <w:szCs w:val="36"/>
+        </w:rPr>
+        <w:t>Object:</w:t>
+      </w:r>
+      <w:r>
+        <w:rPr>
+          <w:rFonts w:ascii="Calibri" w:hAnsi="Calibri" w:cs="Calibri"/>
+          <w:color w:val="000000"/>
+          <w:sz w:val="36"/>
+          <w:szCs w:val="36"/>
+        </w:rPr>
+        <w:t xml:space="preserve"> collection of key -value pair .key -unique .</w:t>
+      </w:r>
+    </w:p>
+    <w:p>
+      <w:pPr>
+        <w:ind w:left="360"/>
+        <w:rPr>
+          <w:rFonts w:ascii="Calibri" w:hAnsi="Calibri" w:cs="Calibri"/>
+          <w:color w:val="000000"/>
+          <w:sz w:val="36"/>
+          <w:szCs w:val="36"/>
+        </w:rPr>
+      </w:pPr>
+      <w:r>
+        <w:rPr>
+          <w:rFonts w:ascii="Calibri" w:hAnsi="Calibri" w:cs="Calibri"/>
+          <w:color w:val="000000"/>
+          <w:sz w:val="36"/>
+          <w:szCs w:val="36"/>
+        </w:rPr>
+        <w:t>Let circle={a:10,b:20}</w:t>
+      </w:r>
+    </w:p>
+    <w:p>
+      <w:pPr>
+        <w:ind w:left="360"/>
+        <w:rPr>
+          <w:rFonts w:ascii="Calibri" w:hAnsi="Calibri" w:cs="Calibri"/>
+          <w:color w:val="000000"/>
+          <w:sz w:val="36"/>
+          <w:szCs w:val="36"/>
+        </w:rPr>
+      </w:pPr>
+      <w:r>
+        <w:rPr>
+          <w:rFonts w:ascii="Calibri" w:hAnsi="Calibri" w:cs="Calibri"/>
+          <w:color w:val="000000"/>
+          <w:sz w:val="36"/>
+          <w:szCs w:val="36"/>
+        </w:rPr>
+        <w:t>a, b----keys</w:t>
+      </w:r>
+    </w:p>
+    <w:p>
+      <w:pPr>
+        <w:ind w:left="360"/>
+        <w:rPr>
+          <w:rFonts w:ascii="Calibri" w:hAnsi="Calibri" w:cs="Calibri"/>
+          <w:color w:val="000000"/>
+          <w:sz w:val="36"/>
+          <w:szCs w:val="36"/>
+        </w:rPr>
+      </w:pPr>
+      <w:r>
+        <w:rPr>
+          <w:rFonts w:ascii="Calibri" w:hAnsi="Calibri" w:cs="Calibri"/>
+          <w:color w:val="000000"/>
+          <w:sz w:val="36"/>
+          <w:szCs w:val="36"/>
+        </w:rPr>
+        <w:t>10,20---values</w:t>
+      </w:r>
+    </w:p>
+    <w:p>
+      <w:pPr>
+        <w:ind w:left="360"/>
+        <w:rPr>
+          <w:rFonts w:ascii="Calibri" w:hAnsi="Calibri" w:cs="Calibri"/>
+          <w:color w:val="000000"/>
+          <w:sz w:val="36"/>
+          <w:szCs w:val="36"/>
+        </w:rPr>
+      </w:pPr>
+      <w:r>
+        <w:rPr>
+          <w:rFonts w:ascii="Calibri" w:hAnsi="Calibri" w:cs="Calibri"/>
+          <w:color w:val="000000"/>
+          <w:sz w:val="36"/>
+          <w:szCs w:val="36"/>
+        </w:rPr>
+        <w:t>Circle----object</w:t>
+      </w:r>
+    </w:p>
+    <w:p>
+      <w:pPr>
+        <w:ind w:left="360"/>
+        <w:rPr>
+          <w:rFonts w:ascii="Calibri" w:hAnsi="Calibri" w:cs="Calibri"/>
+          <w:color w:val="000000"/>
+          <w:sz w:val="36"/>
+          <w:szCs w:val="36"/>
+        </w:rPr>
+      </w:pPr>
+      <w:r>
+        <w:rPr>
+          <w:rFonts w:ascii="Calibri" w:hAnsi="Calibri" w:cs="Calibri"/>
+          <w:b/>
+          <w:bCs/>
+          <w:color w:val="000000"/>
+          <w:sz w:val="36"/>
+          <w:szCs w:val="36"/>
+        </w:rPr>
+        <w:t>Arrays</w:t>
+      </w:r>
+      <w:r>
+        <w:rPr>
+          <w:rFonts w:ascii="Calibri" w:hAnsi="Calibri" w:cs="Calibri"/>
+          <w:b/>
+          <w:bCs/>
+          <w:color w:val="000000"/>
+          <w:sz w:val="36"/>
+          <w:szCs w:val="36"/>
+        </w:rPr>
+        <w:t xml:space="preserve">: </w:t>
+      </w:r>
+      <w:r>
+        <w:rPr>
+          <w:rFonts w:ascii="Calibri" w:hAnsi="Calibri" w:cs="Calibri"/>
+          <w:color w:val="000000"/>
+          <w:sz w:val="36"/>
+          <w:szCs w:val="36"/>
+        </w:rPr>
+        <w:t>collection of items that can store elements of any type</w:t>
+      </w:r>
+      <w:r>
+        <w:rPr>
+          <w:rFonts w:ascii="Calibri" w:hAnsi="Calibri" w:cs="Calibri"/>
+          <w:color w:val="000000"/>
+          <w:sz w:val="36"/>
+          <w:szCs w:val="36"/>
+        </w:rPr>
+        <w:t>.</w:t>
+      </w:r>
+    </w:p>
+    <w:p>
+      <w:pPr>
+        <w:ind w:left="360"/>
+        <w:rPr>
+          <w:rFonts w:ascii="Calibri" w:hAnsi="Calibri" w:cs="Calibri"/>
+          <w:color w:val="000000"/>
+          <w:sz w:val="36"/>
+          <w:szCs w:val="36"/>
+        </w:rPr>
+      </w:pPr>
+      <w:r>
+        <w:rPr>
+          <w:rFonts w:ascii="Calibri" w:hAnsi="Calibri" w:cs="Calibri"/>
+          <w:color w:val="000000"/>
+          <w:sz w:val="36"/>
+          <w:szCs w:val="36"/>
+        </w:rPr>
+        <w:lastRenderedPageBreak/>
+        <w:t>let fruits=[</w:t>
+      </w:r>
+      <w:r>
+        <w:rPr>
+          <w:rFonts w:ascii="Calibri" w:hAnsi="Calibri" w:cs="Calibri"/>
+          <w:color w:val="000000"/>
+          <w:sz w:val="36"/>
+          <w:szCs w:val="36"/>
+        </w:rPr>
+        <w:t>“</w:t>
+      </w:r>
+      <w:r>
+        <w:rPr>
+          <w:rFonts w:ascii="Calibri" w:hAnsi="Calibri" w:cs="Calibri"/>
+          <w:color w:val="000000"/>
+          <w:sz w:val="36"/>
+          <w:szCs w:val="36"/>
+        </w:rPr>
+        <w:t>apple</w:t>
+      </w:r>
+      <w:r>
+        <w:rPr>
+          <w:rFonts w:ascii="Calibri" w:hAnsi="Calibri" w:cs="Calibri"/>
+          <w:color w:val="000000"/>
+          <w:sz w:val="36"/>
+          <w:szCs w:val="36"/>
+        </w:rPr>
+        <w:t>”</w:t>
+      </w:r>
+      <w:r>
+        <w:rPr>
+          <w:rFonts w:ascii="Calibri" w:hAnsi="Calibri" w:cs="Calibri"/>
+          <w:color w:val="000000"/>
+          <w:sz w:val="36"/>
+          <w:szCs w:val="36"/>
+        </w:rPr>
+        <w:t>,</w:t>
+      </w:r>
+      <w:r>
+        <w:rPr>
+          <w:rFonts w:ascii="Calibri" w:hAnsi="Calibri" w:cs="Calibri"/>
+          <w:color w:val="000000"/>
+          <w:sz w:val="36"/>
+          <w:szCs w:val="36"/>
+        </w:rPr>
+        <w:t xml:space="preserve"> ”</w:t>
+      </w:r>
+      <w:r>
+        <w:rPr>
+          <w:rFonts w:ascii="Calibri" w:hAnsi="Calibri" w:cs="Calibri"/>
+          <w:color w:val="000000"/>
+          <w:sz w:val="36"/>
+          <w:szCs w:val="36"/>
+        </w:rPr>
+        <w:t>banana</w:t>
+      </w:r>
+      <w:r>
+        <w:rPr>
+          <w:rFonts w:ascii="Calibri" w:hAnsi="Calibri" w:cs="Calibri"/>
+          <w:color w:val="000000"/>
+          <w:sz w:val="36"/>
+          <w:szCs w:val="36"/>
+        </w:rPr>
+        <w:t xml:space="preserve">”,” </w:t>
+      </w:r>
+      <w:r>
+        <w:rPr>
+          <w:rFonts w:ascii="Calibri" w:hAnsi="Calibri" w:cs="Calibri"/>
+          <w:color w:val="000000"/>
+          <w:sz w:val="36"/>
+          <w:szCs w:val="36"/>
+        </w:rPr>
+        <w:t>mango</w:t>
+      </w:r>
+      <w:r>
+        <w:rPr>
+          <w:rFonts w:ascii="Calibri" w:hAnsi="Calibri" w:cs="Calibri"/>
+          <w:color w:val="000000"/>
+          <w:sz w:val="36"/>
+          <w:szCs w:val="36"/>
+        </w:rPr>
+        <w:t>”]</w:t>
+      </w:r>
+    </w:p>
+    <w:p>
+      <w:pPr>
+        <w:ind w:left="360"/>
+        <w:rPr>
+          <w:rFonts w:ascii="Calibri" w:hAnsi="Calibri" w:cs="Calibri"/>
+          <w:color w:val="000000"/>
+          <w:sz w:val="36"/>
+          <w:szCs w:val="36"/>
+        </w:rPr>
+      </w:pPr>
+      <w:r>
+        <w:rPr>
+          <w:rFonts w:ascii="Calibri" w:hAnsi="Calibri" w:cs="Calibri"/>
+          <w:color w:val="000000"/>
+          <w:sz w:val="36"/>
+          <w:szCs w:val="36"/>
+        </w:rPr>
+        <w:t>console.log(fruits (2))</w:t>
+      </w:r>
     </w:p>
     <w:p>
       <w:pPr>

--- a/javascript_notes.docx.docx
+++ b/javascript_notes.docx.docx
@@ -864,15 +864,6 @@
     </w:p>
     <w:p>
       <w:pPr>
-        <w:ind w:left="360"/>
-        <w:rPr>
-          <w:rFonts w:ascii="Calibri" w:hAnsi="Calibri" w:cs="Calibri"/>
-          <w:color w:val="000000"/>
-        </w:rPr>
-      </w:pPr>
-    </w:p>
-    <w:p>
-      <w:pPr>
         <w:rPr>
           <w:rFonts w:ascii="Calibri" w:hAnsi="Calibri" w:cs="Calibri"/>
           <w:color w:val="000000"/>
@@ -913,7 +904,6 @@
           <w:sz w:val="36"/>
           <w:szCs w:val="36"/>
         </w:rPr>
-        <w:lastRenderedPageBreak/>
         <w:t>ROADMA</w:t>
       </w:r>
       <w:r>
@@ -940,6 +930,7 @@
         <w:rPr>
           <w:noProof/>
         </w:rPr>
+        <w:lastRenderedPageBreak/>
         <w:drawing>
           <wp:inline distT="0" distB="0" distL="0" distR="0" wp14:anchorId="515482C0" wp14:editId="3D7EFB64">
             <wp:extent cx="5731510" cy="7901188"/>
@@ -2972,15 +2963,1193 @@
           <w:szCs w:val="36"/>
         </w:rPr>
       </w:pPr>
-      <w:r>
-        <w:rPr>
-          <w:rFonts w:ascii="Calibri" w:hAnsi="Calibri" w:cs="Calibri"/>
-          <w:color w:val="000000"/>
-          <w:sz w:val="36"/>
-          <w:szCs w:val="36"/>
-        </w:rPr>
-        <w:t>console.log(fruits (2))</w:t>
-      </w:r>
+      <w:proofErr w:type="gramStart"/>
+      <w:r>
+        <w:rPr>
+          <w:rFonts w:ascii="Calibri" w:hAnsi="Calibri" w:cs="Calibri"/>
+          <w:color w:val="000000"/>
+          <w:sz w:val="36"/>
+          <w:szCs w:val="36"/>
+        </w:rPr>
+        <w:t>console.log(</w:t>
+      </w:r>
+      <w:proofErr w:type="gramEnd"/>
+      <w:r>
+        <w:rPr>
+          <w:rFonts w:ascii="Calibri" w:hAnsi="Calibri" w:cs="Calibri"/>
+          <w:color w:val="000000"/>
+          <w:sz w:val="36"/>
+          <w:szCs w:val="36"/>
+        </w:rPr>
+        <w:t>fruits (2</w:t>
+      </w:r>
+      <w:proofErr w:type="gramStart"/>
+      <w:r>
+        <w:rPr>
+          <w:rFonts w:ascii="Calibri" w:hAnsi="Calibri" w:cs="Calibri"/>
+          <w:color w:val="000000"/>
+          <w:sz w:val="36"/>
+          <w:szCs w:val="36"/>
+        </w:rPr>
+        <w:t>))</w:t>
+      </w:r>
+      <w:r>
+        <w:rPr>
+          <w:rFonts w:ascii="Calibri" w:hAnsi="Calibri" w:cs="Calibri"/>
+          <w:color w:val="000000"/>
+          <w:sz w:val="36"/>
+          <w:szCs w:val="36"/>
+        </w:rPr>
+        <w:t>w</w:t>
+      </w:r>
+      <w:proofErr w:type="gramEnd"/>
+    </w:p>
+    <w:p>
+      <w:pPr>
+        <w:ind w:left="360"/>
+        <w:rPr>
+          <w:rFonts w:ascii="Calibri" w:hAnsi="Calibri" w:cs="Calibri"/>
+          <w:b/>
+          <w:bCs/>
+          <w:color w:val="000000"/>
+          <w:sz w:val="52"/>
+          <w:szCs w:val="52"/>
+        </w:rPr>
+      </w:pPr>
+      <w:r>
+        <w:rPr>
+          <w:rFonts w:ascii="Calibri" w:hAnsi="Calibri" w:cs="Calibri"/>
+          <w:color w:val="000000"/>
+        </w:rPr>
+        <w:t xml:space="preserve">                                                                                                                             </w:t>
+      </w:r>
+      <w:r>
+        <w:rPr>
+          <w:rFonts w:ascii="Calibri" w:hAnsi="Calibri" w:cs="Calibri"/>
+          <w:b/>
+          <w:bCs/>
+          <w:color w:val="000000"/>
+          <w:sz w:val="52"/>
+          <w:szCs w:val="52"/>
+        </w:rPr>
+        <w:t>19-05-2025</w:t>
+      </w:r>
+    </w:p>
+    <w:p>
+      <w:pPr>
+        <w:ind w:left="360"/>
+        <w:rPr>
+          <w:rFonts w:ascii="Calibri" w:hAnsi="Calibri" w:cs="Calibri"/>
+          <w:b/>
+          <w:bCs/>
+          <w:color w:val="000000"/>
+          <w:sz w:val="52"/>
+          <w:szCs w:val="52"/>
+        </w:rPr>
+      </w:pPr>
+      <w:r>
+        <w:rPr>
+          <w:rFonts w:ascii="Calibri" w:hAnsi="Calibri" w:cs="Calibri"/>
+          <w:b/>
+          <w:bCs/>
+          <w:color w:val="000000"/>
+          <w:sz w:val="52"/>
+          <w:szCs w:val="52"/>
+        </w:rPr>
+        <w:t>Functions:</w:t>
+      </w:r>
+    </w:p>
+    <w:p>
+      <w:pPr>
+        <w:ind w:left="360"/>
+        <w:rPr>
+          <w:rFonts w:ascii="Calibri" w:hAnsi="Calibri" w:cs="Calibri"/>
+          <w:color w:val="000000"/>
+          <w:sz w:val="36"/>
+          <w:szCs w:val="36"/>
+        </w:rPr>
+      </w:pPr>
+      <w:r>
+        <w:rPr>
+          <w:rFonts w:ascii="Calibri" w:hAnsi="Calibri" w:cs="Calibri"/>
+          <w:color w:val="000000"/>
+          <w:sz w:val="36"/>
+          <w:szCs w:val="36"/>
+        </w:rPr>
+        <w:t>Functions in JavaScript are reusable blocks of code designed to perform specific tasks. They allow you to organize, reuse, and modularize code. It can take inputs, perform actions, and return outputs.</w:t>
+      </w:r>
+    </w:p>
+    <w:p>
+      <w:pPr>
+        <w:ind w:left="360"/>
+        <w:rPr>
+          <w:rFonts w:ascii="Calibri" w:hAnsi="Calibri" w:cs="Calibri"/>
+          <w:b/>
+          <w:bCs/>
+          <w:color w:val="000000"/>
+          <w:sz w:val="36"/>
+          <w:szCs w:val="36"/>
+        </w:rPr>
+      </w:pPr>
+      <w:r>
+        <w:rPr>
+          <w:rFonts w:ascii="Calibri" w:hAnsi="Calibri" w:cs="Calibri"/>
+          <w:b/>
+          <w:bCs/>
+          <w:color w:val="000000"/>
+          <w:sz w:val="36"/>
+          <w:szCs w:val="36"/>
+        </w:rPr>
+        <w:t>Why Functions?</w:t>
+      </w:r>
+    </w:p>
+    <w:p>
+      <w:pPr>
+        <w:numPr>
+          <w:ilvl w:val="0"/>
+          <w:numId w:val="8"/>
+        </w:numPr>
+        <w:rPr>
+          <w:rFonts w:ascii="Calibri" w:hAnsi="Calibri" w:cs="Calibri"/>
+          <w:color w:val="000000"/>
+          <w:sz w:val="36"/>
+          <w:szCs w:val="36"/>
+        </w:rPr>
+      </w:pPr>
+      <w:r>
+        <w:rPr>
+          <w:rFonts w:ascii="Calibri" w:hAnsi="Calibri" w:cs="Calibri"/>
+          <w:color w:val="000000"/>
+          <w:sz w:val="36"/>
+          <w:szCs w:val="36"/>
+        </w:rPr>
+        <w:t>Functions can be used multiple times, reducing redundancy.</w:t>
+      </w:r>
+    </w:p>
+    <w:p>
+      <w:pPr>
+        <w:numPr>
+          <w:ilvl w:val="0"/>
+          <w:numId w:val="9"/>
+        </w:numPr>
+        <w:rPr>
+          <w:rFonts w:ascii="Calibri" w:hAnsi="Calibri" w:cs="Calibri"/>
+          <w:color w:val="000000"/>
+          <w:sz w:val="36"/>
+          <w:szCs w:val="36"/>
+        </w:rPr>
+      </w:pPr>
+      <w:r>
+        <w:rPr>
+          <w:rFonts w:ascii="Calibri" w:hAnsi="Calibri" w:cs="Calibri"/>
+          <w:color w:val="000000"/>
+          <w:sz w:val="36"/>
+          <w:szCs w:val="36"/>
+        </w:rPr>
+        <w:t>Break down complex problems into manageable pieces.</w:t>
+      </w:r>
+    </w:p>
+    <w:p>
+      <w:pPr>
+        <w:numPr>
+          <w:ilvl w:val="0"/>
+          <w:numId w:val="10"/>
+        </w:numPr>
+        <w:rPr>
+          <w:rFonts w:ascii="Calibri" w:hAnsi="Calibri" w:cs="Calibri"/>
+          <w:color w:val="000000"/>
+          <w:sz w:val="36"/>
+          <w:szCs w:val="36"/>
+        </w:rPr>
+      </w:pPr>
+      <w:r>
+        <w:rPr>
+          <w:rFonts w:ascii="Calibri" w:hAnsi="Calibri" w:cs="Calibri"/>
+          <w:color w:val="000000"/>
+          <w:sz w:val="36"/>
+          <w:szCs w:val="36"/>
+        </w:rPr>
+        <w:t>Manage complexity by hiding implementation details.</w:t>
+      </w:r>
+    </w:p>
+    <w:p>
+      <w:pPr>
+        <w:numPr>
+          <w:ilvl w:val="0"/>
+          <w:numId w:val="11"/>
+        </w:numPr>
+        <w:rPr>
+          <w:rFonts w:ascii="Calibri" w:hAnsi="Calibri" w:cs="Calibri"/>
+          <w:color w:val="000000"/>
+          <w:sz w:val="36"/>
+          <w:szCs w:val="36"/>
+        </w:rPr>
+      </w:pPr>
+      <w:r>
+        <w:rPr>
+          <w:rFonts w:ascii="Calibri" w:hAnsi="Calibri" w:cs="Calibri"/>
+          <w:color w:val="000000"/>
+          <w:sz w:val="36"/>
+          <w:szCs w:val="36"/>
+        </w:rPr>
+        <w:t>Can call themselves to solve problems recursive</w:t>
+      </w:r>
+    </w:p>
+    <w:p>
+      <w:pPr>
+        <w:ind w:left="360"/>
+        <w:rPr>
+          <w:rFonts w:ascii="Calibri" w:hAnsi="Calibri" w:cs="Calibri"/>
+          <w:b/>
+          <w:bCs/>
+          <w:color w:val="000000"/>
+          <w:sz w:val="36"/>
+          <w:szCs w:val="36"/>
+        </w:rPr>
+      </w:pPr>
+      <w:r>
+        <w:rPr>
+          <w:rFonts w:ascii="Calibri" w:hAnsi="Calibri" w:cs="Calibri"/>
+          <w:b/>
+          <w:bCs/>
+          <w:color w:val="000000"/>
+          <w:sz w:val="36"/>
+          <w:szCs w:val="36"/>
+        </w:rPr>
+        <w:t>Key Characteristics of Functions</w:t>
+      </w:r>
+    </w:p>
+    <w:p>
+      <w:pPr>
+        <w:numPr>
+          <w:ilvl w:val="0"/>
+          <w:numId w:val="12"/>
+        </w:numPr>
+        <w:rPr>
+          <w:rFonts w:ascii="Calibri" w:hAnsi="Calibri" w:cs="Calibri"/>
+          <w:color w:val="000000"/>
+          <w:sz w:val="36"/>
+          <w:szCs w:val="36"/>
+        </w:rPr>
+      </w:pPr>
+      <w:r>
+        <w:rPr>
+          <w:rFonts w:ascii="Calibri" w:hAnsi="Calibri" w:cs="Calibri"/>
+          <w:b/>
+          <w:bCs/>
+          <w:color w:val="000000"/>
+          <w:sz w:val="36"/>
+          <w:szCs w:val="36"/>
+        </w:rPr>
+        <w:t>Parameters and Arguments: </w:t>
+      </w:r>
+      <w:r>
+        <w:rPr>
+          <w:rFonts w:ascii="Calibri" w:hAnsi="Calibri" w:cs="Calibri"/>
+          <w:color w:val="000000"/>
+          <w:sz w:val="36"/>
+          <w:szCs w:val="36"/>
+        </w:rPr>
+        <w:t>Functions can accept parameters (placeholders) and be called with arguments (values).</w:t>
+      </w:r>
+    </w:p>
+    <w:p>
+      <w:pPr>
+        <w:numPr>
+          <w:ilvl w:val="0"/>
+          <w:numId w:val="13"/>
+        </w:numPr>
+        <w:rPr>
+          <w:rFonts w:ascii="Calibri" w:hAnsi="Calibri" w:cs="Calibri"/>
+          <w:color w:val="000000"/>
+          <w:sz w:val="36"/>
+          <w:szCs w:val="36"/>
+        </w:rPr>
+      </w:pPr>
+      <w:r>
+        <w:rPr>
+          <w:rFonts w:ascii="Calibri" w:hAnsi="Calibri" w:cs="Calibri"/>
+          <w:b/>
+          <w:bCs/>
+          <w:color w:val="000000"/>
+          <w:sz w:val="36"/>
+          <w:szCs w:val="36"/>
+        </w:rPr>
+        <w:t>Return Values: </w:t>
+      </w:r>
+      <w:r>
+        <w:rPr>
+          <w:rFonts w:ascii="Calibri" w:hAnsi="Calibri" w:cs="Calibri"/>
+          <w:color w:val="000000"/>
+          <w:sz w:val="36"/>
+          <w:szCs w:val="36"/>
+        </w:rPr>
+        <w:t>Functions can return a value using the return keyword.</w:t>
+      </w:r>
+    </w:p>
+    <w:p>
+      <w:pPr>
+        <w:numPr>
+          <w:ilvl w:val="0"/>
+          <w:numId w:val="14"/>
+        </w:numPr>
+        <w:rPr>
+          <w:rFonts w:ascii="Calibri" w:hAnsi="Calibri" w:cs="Calibri"/>
+          <w:color w:val="000000"/>
+          <w:sz w:val="36"/>
+          <w:szCs w:val="36"/>
+        </w:rPr>
+      </w:pPr>
+      <w:r>
+        <w:rPr>
+          <w:rFonts w:ascii="Calibri" w:hAnsi="Calibri" w:cs="Calibri"/>
+          <w:b/>
+          <w:bCs/>
+          <w:color w:val="000000"/>
+          <w:sz w:val="36"/>
+          <w:szCs w:val="36"/>
+        </w:rPr>
+        <w:t>Default Parameters:</w:t>
+      </w:r>
+      <w:r>
+        <w:rPr>
+          <w:rFonts w:ascii="Calibri" w:hAnsi="Calibri" w:cs="Calibri"/>
+          <w:color w:val="000000"/>
+          <w:sz w:val="36"/>
+          <w:szCs w:val="36"/>
+        </w:rPr>
+        <w:t> Default values can be assigned to function parameters.</w:t>
+      </w:r>
+    </w:p>
+    <w:p>
+      <w:pPr>
+        <w:ind w:left="360"/>
+        <w:rPr>
+          <w:rFonts w:ascii="Calibri" w:hAnsi="Calibri" w:cs="Calibri"/>
+          <w:b/>
+          <w:bCs/>
+          <w:color w:val="000000"/>
+          <w:sz w:val="36"/>
+          <w:szCs w:val="36"/>
+        </w:rPr>
+      </w:pPr>
+    </w:p>
+    <w:p>
+      <w:pPr>
+        <w:ind w:left="360"/>
+        <w:rPr>
+          <w:rFonts w:ascii="Calibri" w:hAnsi="Calibri" w:cs="Calibri"/>
+          <w:b/>
+          <w:bCs/>
+          <w:color w:val="000000"/>
+          <w:sz w:val="36"/>
+          <w:szCs w:val="36"/>
+        </w:rPr>
+      </w:pPr>
+    </w:p>
+    <w:p>
+      <w:pPr>
+        <w:ind w:left="360"/>
+        <w:rPr>
+          <w:rFonts w:ascii="Calibri" w:hAnsi="Calibri" w:cs="Calibri"/>
+          <w:b/>
+          <w:bCs/>
+          <w:color w:val="000000"/>
+          <w:sz w:val="36"/>
+          <w:szCs w:val="36"/>
+        </w:rPr>
+      </w:pPr>
+      <w:r>
+        <w:rPr>
+          <w:rFonts w:ascii="Calibri" w:hAnsi="Calibri" w:cs="Calibri"/>
+          <w:b/>
+          <w:bCs/>
+          <w:color w:val="000000"/>
+          <w:sz w:val="36"/>
+          <w:szCs w:val="36"/>
+        </w:rPr>
+        <w:lastRenderedPageBreak/>
+        <w:t>Advantages of Functions in JavaScript</w:t>
+      </w:r>
+    </w:p>
+    <w:p>
+      <w:pPr>
+        <w:numPr>
+          <w:ilvl w:val="0"/>
+          <w:numId w:val="15"/>
+        </w:numPr>
+        <w:rPr>
+          <w:rFonts w:ascii="Calibri" w:hAnsi="Calibri" w:cs="Calibri"/>
+          <w:color w:val="000000"/>
+          <w:sz w:val="36"/>
+          <w:szCs w:val="36"/>
+        </w:rPr>
+      </w:pPr>
+      <w:r>
+        <w:rPr>
+          <w:rFonts w:ascii="Calibri" w:hAnsi="Calibri" w:cs="Calibri"/>
+          <w:b/>
+          <w:bCs/>
+          <w:color w:val="000000"/>
+          <w:sz w:val="36"/>
+          <w:szCs w:val="36"/>
+        </w:rPr>
+        <w:t>Reusability: </w:t>
+      </w:r>
+      <w:r>
+        <w:rPr>
+          <w:rFonts w:ascii="Calibri" w:hAnsi="Calibri" w:cs="Calibri"/>
+          <w:color w:val="000000"/>
+          <w:sz w:val="36"/>
+          <w:szCs w:val="36"/>
+        </w:rPr>
+        <w:t>Write code once and use it multiple times.</w:t>
+      </w:r>
+    </w:p>
+    <w:p>
+      <w:pPr>
+        <w:numPr>
+          <w:ilvl w:val="0"/>
+          <w:numId w:val="16"/>
+        </w:numPr>
+        <w:rPr>
+          <w:rFonts w:ascii="Calibri" w:hAnsi="Calibri" w:cs="Calibri"/>
+          <w:color w:val="000000"/>
+          <w:sz w:val="36"/>
+          <w:szCs w:val="36"/>
+        </w:rPr>
+      </w:pPr>
+      <w:r>
+        <w:rPr>
+          <w:rFonts w:ascii="Calibri" w:hAnsi="Calibri" w:cs="Calibri"/>
+          <w:b/>
+          <w:bCs/>
+          <w:color w:val="000000"/>
+          <w:sz w:val="36"/>
+          <w:szCs w:val="36"/>
+        </w:rPr>
+        <w:t>Modularity: </w:t>
+      </w:r>
+      <w:r>
+        <w:rPr>
+          <w:rFonts w:ascii="Calibri" w:hAnsi="Calibri" w:cs="Calibri"/>
+          <w:color w:val="000000"/>
+          <w:sz w:val="36"/>
+          <w:szCs w:val="36"/>
+        </w:rPr>
+        <w:t>Break complex problems into smaller, manageable pieces.</w:t>
+      </w:r>
+    </w:p>
+    <w:p>
+      <w:pPr>
+        <w:numPr>
+          <w:ilvl w:val="0"/>
+          <w:numId w:val="17"/>
+        </w:numPr>
+        <w:rPr>
+          <w:rFonts w:ascii="Calibri" w:hAnsi="Calibri" w:cs="Calibri"/>
+          <w:color w:val="000000"/>
+          <w:sz w:val="36"/>
+          <w:szCs w:val="36"/>
+        </w:rPr>
+      </w:pPr>
+      <w:r>
+        <w:rPr>
+          <w:rFonts w:ascii="Calibri" w:hAnsi="Calibri" w:cs="Calibri"/>
+          <w:b/>
+          <w:bCs/>
+          <w:color w:val="000000"/>
+          <w:sz w:val="36"/>
+          <w:szCs w:val="36"/>
+        </w:rPr>
+        <w:t>Improved Readability: </w:t>
+      </w:r>
+      <w:r>
+        <w:rPr>
+          <w:rFonts w:ascii="Calibri" w:hAnsi="Calibri" w:cs="Calibri"/>
+          <w:color w:val="000000"/>
+          <w:sz w:val="36"/>
+          <w:szCs w:val="36"/>
+        </w:rPr>
+        <w:t>Functions make code easier to understand.</w:t>
+      </w:r>
+    </w:p>
+    <w:p>
+      <w:pPr>
+        <w:numPr>
+          <w:ilvl w:val="0"/>
+          <w:numId w:val="18"/>
+        </w:numPr>
+        <w:rPr>
+          <w:rFonts w:ascii="Calibri" w:hAnsi="Calibri" w:cs="Calibri"/>
+          <w:color w:val="000000"/>
+          <w:sz w:val="36"/>
+          <w:szCs w:val="36"/>
+        </w:rPr>
+      </w:pPr>
+      <w:r>
+        <w:rPr>
+          <w:rFonts w:ascii="Calibri" w:hAnsi="Calibri" w:cs="Calibri"/>
+          <w:b/>
+          <w:bCs/>
+          <w:color w:val="000000"/>
+          <w:sz w:val="36"/>
+          <w:szCs w:val="36"/>
+        </w:rPr>
+        <w:t>Maintainability: </w:t>
+      </w:r>
+      <w:r>
+        <w:rPr>
+          <w:rFonts w:ascii="Calibri" w:hAnsi="Calibri" w:cs="Calibri"/>
+          <w:color w:val="000000"/>
+          <w:sz w:val="36"/>
+          <w:szCs w:val="36"/>
+        </w:rPr>
+        <w:t>Changes can be made in one place without affecting the entire codebase.</w:t>
+      </w:r>
+    </w:p>
+    <w:p>
+      <w:pPr>
+        <w:rPr>
+          <w:rFonts w:ascii="Calibri" w:hAnsi="Calibri" w:cs="Calibri"/>
+          <w:color w:val="000000"/>
+          <w:sz w:val="36"/>
+          <w:szCs w:val="36"/>
+        </w:rPr>
+      </w:pPr>
+      <w:r>
+        <w:rPr>
+          <w:rFonts w:ascii="Arial" w:hAnsi="Arial" w:cs="Arial"/>
+          <w:sz w:val="27"/>
+          <w:szCs w:val="27"/>
+          <w:shd w:val="clear" w:color="auto" w:fill="F9FAFC"/>
+        </w:rPr>
+        <w:t xml:space="preserve"> </w:t>
+      </w:r>
+      <w:r>
+        <w:rPr>
+          <w:rFonts w:ascii="Calibri" w:hAnsi="Calibri" w:cs="Calibri"/>
+          <w:color w:val="000000"/>
+          <w:sz w:val="36"/>
+          <w:szCs w:val="36"/>
+        </w:rPr>
+        <w:t>Here, name is a </w:t>
+      </w:r>
+      <w:r>
+        <w:rPr>
+          <w:rFonts w:ascii="Calibri" w:hAnsi="Calibri" w:cs="Calibri"/>
+          <w:b/>
+          <w:bCs/>
+          <w:color w:val="000000"/>
+          <w:sz w:val="36"/>
+          <w:szCs w:val="36"/>
+        </w:rPr>
+        <w:t>function parameter</w:t>
+      </w:r>
+      <w:r>
+        <w:rPr>
+          <w:rFonts w:ascii="Calibri" w:hAnsi="Calibri" w:cs="Calibri"/>
+          <w:color w:val="000000"/>
+          <w:sz w:val="36"/>
+          <w:szCs w:val="36"/>
+        </w:rPr>
+        <w:t>, which acts as a placeholder to store the function argument.</w:t>
+      </w:r>
+    </w:p>
+    <w:p>
+      <w:pPr>
+        <w:rPr>
+          <w:rFonts w:ascii="Calibri" w:hAnsi="Calibri" w:cs="Calibri"/>
+          <w:color w:val="000000"/>
+          <w:sz w:val="36"/>
+          <w:szCs w:val="36"/>
+        </w:rPr>
+      </w:pPr>
+      <w:r>
+        <w:rPr>
+          <w:rFonts w:ascii="Calibri" w:hAnsi="Calibri" w:cs="Calibri"/>
+          <w:color w:val="000000"/>
+          <w:sz w:val="36"/>
+          <w:szCs w:val="36"/>
+        </w:rPr>
+        <w:t xml:space="preserve">Function </w:t>
+      </w:r>
+      <w:proofErr w:type="gramStart"/>
+      <w:r>
+        <w:rPr>
+          <w:rFonts w:ascii="Calibri" w:hAnsi="Calibri" w:cs="Calibri"/>
+          <w:color w:val="000000"/>
+          <w:sz w:val="36"/>
+          <w:szCs w:val="36"/>
+        </w:rPr>
+        <w:t>greet</w:t>
+      </w:r>
+      <w:proofErr w:type="gramEnd"/>
+      <w:r>
+        <w:rPr>
+          <w:rFonts w:ascii="Calibri" w:hAnsi="Calibri" w:cs="Calibri"/>
+          <w:color w:val="000000"/>
+          <w:sz w:val="36"/>
+          <w:szCs w:val="36"/>
+        </w:rPr>
+        <w:t>(name)</w:t>
+      </w:r>
+    </w:p>
+    <w:p>
+      <w:pPr>
+        <w:rPr>
+          <w:rFonts w:ascii="Calibri" w:hAnsi="Calibri" w:cs="Calibri"/>
+          <w:color w:val="000000"/>
+          <w:sz w:val="36"/>
+          <w:szCs w:val="36"/>
+        </w:rPr>
+      </w:pPr>
+      <w:r>
+        <w:rPr>
+          <w:rFonts w:ascii="Calibri" w:hAnsi="Calibri" w:cs="Calibri"/>
+          <w:color w:val="000000"/>
+          <w:sz w:val="36"/>
+          <w:szCs w:val="36"/>
+        </w:rPr>
+        <w:t>{</w:t>
+      </w:r>
+    </w:p>
+    <w:p>
+      <w:pPr>
+        <w:rPr>
+          <w:rFonts w:ascii="Calibri" w:hAnsi="Calibri" w:cs="Calibri"/>
+          <w:color w:val="000000"/>
+          <w:sz w:val="36"/>
+          <w:szCs w:val="36"/>
+        </w:rPr>
+      </w:pPr>
+      <w:r>
+        <w:rPr>
+          <w:rFonts w:ascii="Calibri" w:hAnsi="Calibri" w:cs="Calibri"/>
+          <w:color w:val="000000"/>
+          <w:sz w:val="36"/>
+          <w:szCs w:val="36"/>
+        </w:rPr>
+        <w:t>//code</w:t>
+      </w:r>
+    </w:p>
+    <w:p>
+      <w:pPr>
+        <w:rPr>
+          <w:rFonts w:ascii="Calibri" w:hAnsi="Calibri" w:cs="Calibri"/>
+          <w:color w:val="000000"/>
+          <w:sz w:val="36"/>
+          <w:szCs w:val="36"/>
+        </w:rPr>
+      </w:pPr>
+      <w:r>
+        <w:rPr>
+          <w:rFonts w:ascii="Calibri" w:hAnsi="Calibri" w:cs="Calibri"/>
+          <w:color w:val="000000"/>
+          <w:sz w:val="36"/>
+          <w:szCs w:val="36"/>
+        </w:rPr>
+        <w:t>}</w:t>
+      </w:r>
+    </w:p>
+    <w:p>
+      <w:pPr>
+        <w:rPr>
+          <w:rFonts w:ascii="Calibri" w:hAnsi="Calibri" w:cs="Calibri"/>
+          <w:color w:val="000000"/>
+          <w:sz w:val="36"/>
+          <w:szCs w:val="36"/>
+        </w:rPr>
+      </w:pPr>
+      <w:proofErr w:type="gramStart"/>
+      <w:r>
+        <w:rPr>
+          <w:rFonts w:ascii="Calibri" w:hAnsi="Calibri" w:cs="Calibri"/>
+          <w:color w:val="000000"/>
+          <w:sz w:val="36"/>
+          <w:szCs w:val="36"/>
+        </w:rPr>
+        <w:t>Greet(</w:t>
+      </w:r>
+      <w:proofErr w:type="gramEnd"/>
+      <w:r>
+        <w:rPr>
+          <w:rFonts w:ascii="Calibri" w:hAnsi="Calibri" w:cs="Calibri"/>
+          <w:color w:val="000000"/>
+          <w:sz w:val="36"/>
+          <w:szCs w:val="36"/>
+        </w:rPr>
+        <w:t>);</w:t>
+      </w:r>
+    </w:p>
+    <w:p>
+      <w:pPr>
+        <w:rPr>
+          <w:rFonts w:ascii="Calibri" w:hAnsi="Calibri" w:cs="Calibri"/>
+          <w:color w:val="000000"/>
+          <w:sz w:val="36"/>
+          <w:szCs w:val="36"/>
+        </w:rPr>
+      </w:pPr>
+      <w:r>
+        <w:rPr>
+          <w:rFonts w:ascii="Calibri" w:hAnsi="Calibri" w:cs="Calibri"/>
+          <w:b/>
+          <w:bCs/>
+          <w:color w:val="000000"/>
+          <w:sz w:val="36"/>
+          <w:szCs w:val="36"/>
+        </w:rPr>
+        <w:t>Remember:</w:t>
+      </w:r>
+      <w:r>
+        <w:rPr>
+          <w:rFonts w:ascii="Calibri" w:hAnsi="Calibri" w:cs="Calibri"/>
+          <w:color w:val="000000"/>
+          <w:sz w:val="36"/>
+          <w:szCs w:val="36"/>
+        </w:rPr>
+        <w:t> A function argument is the value we pass to the function, while a function parameter is a placeholder that stores the argument passed to the function.</w:t>
+      </w:r>
+    </w:p>
+    <w:p>
+      <w:pPr>
+        <w:rPr>
+          <w:rFonts w:ascii="Calibri" w:hAnsi="Calibri" w:cs="Calibri"/>
+          <w:b/>
+          <w:bCs/>
+          <w:color w:val="000000"/>
+          <w:sz w:val="36"/>
+          <w:szCs w:val="36"/>
+        </w:rPr>
+      </w:pPr>
+      <w:r>
+        <w:rPr>
+          <w:rFonts w:ascii="Calibri" w:hAnsi="Calibri" w:cs="Calibri"/>
+          <w:b/>
+          <w:bCs/>
+          <w:color w:val="000000"/>
+          <w:sz w:val="36"/>
+          <w:szCs w:val="36"/>
+        </w:rPr>
+        <w:t>T</w:t>
+      </w:r>
+      <w:r>
+        <w:rPr>
+          <w:rFonts w:ascii="Calibri" w:hAnsi="Calibri" w:cs="Calibri"/>
+          <w:b/>
+          <w:bCs/>
+          <w:color w:val="000000"/>
+          <w:sz w:val="36"/>
+          <w:szCs w:val="36"/>
+        </w:rPr>
+        <w:t>he return Statement Terminates the Function</w:t>
+      </w:r>
+    </w:p>
+    <w:p>
+      <w:pPr>
+        <w:ind w:left="360"/>
+        <w:rPr>
+          <w:rFonts w:ascii="Calibri" w:hAnsi="Calibri" w:cs="Calibri"/>
+          <w:color w:val="000000"/>
+          <w:sz w:val="36"/>
+          <w:szCs w:val="36"/>
+        </w:rPr>
+      </w:pPr>
+      <w:r>
+        <w:rPr>
+          <w:rFonts w:ascii="Calibri" w:hAnsi="Calibri" w:cs="Calibri"/>
+          <w:color w:val="000000"/>
+          <w:sz w:val="36"/>
+          <w:szCs w:val="36"/>
+        </w:rPr>
+        <w:t>Any code written in the function after the return statement is not executed. For example,</w:t>
+      </w:r>
+    </w:p>
+    <w:p>
+      <w:pPr>
+        <w:ind w:left="360"/>
+        <w:rPr>
+          <w:rFonts w:ascii="Calibri" w:hAnsi="Calibri" w:cs="Calibri"/>
+          <w:color w:val="000000"/>
+          <w:sz w:val="36"/>
+          <w:szCs w:val="36"/>
+        </w:rPr>
+      </w:pPr>
+      <w:r>
+        <w:rPr>
+          <w:rFonts w:ascii="Calibri" w:hAnsi="Calibri" w:cs="Calibri"/>
+          <w:color w:val="000000"/>
+          <w:sz w:val="36"/>
+          <w:szCs w:val="36"/>
+        </w:rPr>
+        <w:t xml:space="preserve">function </w:t>
+      </w:r>
+      <w:proofErr w:type="gramStart"/>
+      <w:r>
+        <w:rPr>
+          <w:rFonts w:ascii="Calibri" w:hAnsi="Calibri" w:cs="Calibri"/>
+          <w:color w:val="000000"/>
+          <w:sz w:val="36"/>
+          <w:szCs w:val="36"/>
+        </w:rPr>
+        <w:t>display(</w:t>
+      </w:r>
+      <w:proofErr w:type="gramEnd"/>
+      <w:r>
+        <w:rPr>
+          <w:rFonts w:ascii="Calibri" w:hAnsi="Calibri" w:cs="Calibri"/>
+          <w:color w:val="000000"/>
+          <w:sz w:val="36"/>
+          <w:szCs w:val="36"/>
+        </w:rPr>
+        <w:t>) {</w:t>
+      </w:r>
+    </w:p>
+    <w:p>
+      <w:pPr>
+        <w:ind w:left="360"/>
+        <w:rPr>
+          <w:rFonts w:ascii="Calibri" w:hAnsi="Calibri" w:cs="Calibri"/>
+          <w:color w:val="000000"/>
+          <w:sz w:val="36"/>
+          <w:szCs w:val="36"/>
+        </w:rPr>
+      </w:pPr>
+    </w:p>
+    <w:p>
+      <w:pPr>
+        <w:ind w:left="360"/>
+        <w:rPr>
+          <w:rFonts w:ascii="Calibri" w:hAnsi="Calibri" w:cs="Calibri"/>
+          <w:color w:val="000000"/>
+          <w:sz w:val="36"/>
+          <w:szCs w:val="36"/>
+        </w:rPr>
+      </w:pPr>
+      <w:r>
+        <w:rPr>
+          <w:rFonts w:ascii="Calibri" w:hAnsi="Calibri" w:cs="Calibri"/>
+          <w:color w:val="000000"/>
+          <w:sz w:val="36"/>
+          <w:szCs w:val="36"/>
+        </w:rPr>
+        <w:t xml:space="preserve">    </w:t>
+      </w:r>
+      <w:proofErr w:type="gramStart"/>
+      <w:r>
+        <w:rPr>
+          <w:rFonts w:ascii="Calibri" w:hAnsi="Calibri" w:cs="Calibri"/>
+          <w:color w:val="000000"/>
+          <w:sz w:val="36"/>
+          <w:szCs w:val="36"/>
+        </w:rPr>
+        <w:t>console.log(</w:t>
+      </w:r>
+      <w:proofErr w:type="gramEnd"/>
+      <w:r>
+        <w:rPr>
+          <w:rFonts w:ascii="Calibri" w:hAnsi="Calibri" w:cs="Calibri"/>
+          <w:color w:val="000000"/>
+          <w:sz w:val="36"/>
+          <w:szCs w:val="36"/>
+        </w:rPr>
+        <w:t>"This will be executed.");</w:t>
+      </w:r>
+    </w:p>
+    <w:p>
+      <w:pPr>
+        <w:ind w:left="360"/>
+        <w:rPr>
+          <w:rFonts w:ascii="Calibri" w:hAnsi="Calibri" w:cs="Calibri"/>
+          <w:color w:val="000000"/>
+          <w:sz w:val="36"/>
+          <w:szCs w:val="36"/>
+        </w:rPr>
+      </w:pPr>
+    </w:p>
+    <w:p>
+      <w:pPr>
+        <w:ind w:left="360"/>
+        <w:rPr>
+          <w:rFonts w:ascii="Calibri" w:hAnsi="Calibri" w:cs="Calibri"/>
+          <w:color w:val="000000"/>
+          <w:sz w:val="36"/>
+          <w:szCs w:val="36"/>
+        </w:rPr>
+      </w:pPr>
+      <w:r>
+        <w:rPr>
+          <w:rFonts w:ascii="Calibri" w:hAnsi="Calibri" w:cs="Calibri"/>
+          <w:color w:val="000000"/>
+          <w:sz w:val="36"/>
+          <w:szCs w:val="36"/>
+        </w:rPr>
+        <w:t xml:space="preserve">    return "Returning from function.";</w:t>
+      </w:r>
+    </w:p>
+    <w:p>
+      <w:pPr>
+        <w:ind w:left="360"/>
+        <w:rPr>
+          <w:rFonts w:ascii="Calibri" w:hAnsi="Calibri" w:cs="Calibri"/>
+          <w:color w:val="000000"/>
+          <w:sz w:val="36"/>
+          <w:szCs w:val="36"/>
+        </w:rPr>
+      </w:pPr>
+    </w:p>
+    <w:p>
+      <w:pPr>
+        <w:ind w:left="360"/>
+        <w:rPr>
+          <w:rFonts w:ascii="Calibri" w:hAnsi="Calibri" w:cs="Calibri"/>
+          <w:color w:val="000000"/>
+          <w:sz w:val="36"/>
+          <w:szCs w:val="36"/>
+        </w:rPr>
+      </w:pPr>
+      <w:r>
+        <w:rPr>
+          <w:rFonts w:ascii="Calibri" w:hAnsi="Calibri" w:cs="Calibri"/>
+          <w:color w:val="000000"/>
+          <w:sz w:val="36"/>
+          <w:szCs w:val="36"/>
+        </w:rPr>
+        <w:t xml:space="preserve">    </w:t>
+      </w:r>
+      <w:proofErr w:type="gramStart"/>
+      <w:r>
+        <w:rPr>
+          <w:rFonts w:ascii="Calibri" w:hAnsi="Calibri" w:cs="Calibri"/>
+          <w:color w:val="000000"/>
+          <w:sz w:val="36"/>
+          <w:szCs w:val="36"/>
+        </w:rPr>
+        <w:t>console.log(</w:t>
+      </w:r>
+      <w:proofErr w:type="gramEnd"/>
+      <w:r>
+        <w:rPr>
+          <w:rFonts w:ascii="Calibri" w:hAnsi="Calibri" w:cs="Calibri"/>
+          <w:color w:val="000000"/>
+          <w:sz w:val="36"/>
+          <w:szCs w:val="36"/>
+        </w:rPr>
+        <w:t>"This will not be executed.");</w:t>
+      </w:r>
+    </w:p>
+    <w:p>
+      <w:pPr>
+        <w:ind w:left="360"/>
+        <w:rPr>
+          <w:rFonts w:ascii="Calibri" w:hAnsi="Calibri" w:cs="Calibri"/>
+          <w:color w:val="000000"/>
+          <w:sz w:val="36"/>
+          <w:szCs w:val="36"/>
+        </w:rPr>
+      </w:pPr>
+      <w:r>
+        <w:rPr>
+          <w:rFonts w:ascii="Calibri" w:hAnsi="Calibri" w:cs="Calibri"/>
+          <w:color w:val="000000"/>
+          <w:sz w:val="36"/>
+          <w:szCs w:val="36"/>
+        </w:rPr>
+        <w:t>}</w:t>
+      </w:r>
+    </w:p>
+    <w:p>
+      <w:pPr>
+        <w:ind w:left="360"/>
+        <w:rPr>
+          <w:rFonts w:ascii="Calibri" w:hAnsi="Calibri" w:cs="Calibri"/>
+          <w:color w:val="000000"/>
+          <w:sz w:val="36"/>
+          <w:szCs w:val="36"/>
+        </w:rPr>
+      </w:pPr>
+    </w:p>
+    <w:p>
+      <w:pPr>
+        <w:ind w:left="360"/>
+        <w:rPr>
+          <w:rFonts w:ascii="Calibri" w:hAnsi="Calibri" w:cs="Calibri"/>
+          <w:color w:val="000000"/>
+          <w:sz w:val="36"/>
+          <w:szCs w:val="36"/>
+        </w:rPr>
+      </w:pPr>
+      <w:r>
+        <w:rPr>
+          <w:rFonts w:ascii="Calibri" w:hAnsi="Calibri" w:cs="Calibri"/>
+          <w:color w:val="000000"/>
+          <w:sz w:val="36"/>
+          <w:szCs w:val="36"/>
+        </w:rPr>
+        <w:t xml:space="preserve">let message = </w:t>
+      </w:r>
+      <w:proofErr w:type="gramStart"/>
+      <w:r>
+        <w:rPr>
+          <w:rFonts w:ascii="Calibri" w:hAnsi="Calibri" w:cs="Calibri"/>
+          <w:color w:val="000000"/>
+          <w:sz w:val="36"/>
+          <w:szCs w:val="36"/>
+        </w:rPr>
+        <w:t>display(</w:t>
+      </w:r>
+      <w:proofErr w:type="gramEnd"/>
+      <w:r>
+        <w:rPr>
+          <w:rFonts w:ascii="Calibri" w:hAnsi="Calibri" w:cs="Calibri"/>
+          <w:color w:val="000000"/>
+          <w:sz w:val="36"/>
+          <w:szCs w:val="36"/>
+        </w:rPr>
+        <w:t>);</w:t>
+      </w:r>
+    </w:p>
+    <w:p>
+      <w:pPr>
+        <w:ind w:left="360"/>
+        <w:rPr>
+          <w:rFonts w:ascii="Calibri" w:hAnsi="Calibri" w:cs="Calibri"/>
+          <w:color w:val="000000"/>
+          <w:sz w:val="36"/>
+          <w:szCs w:val="36"/>
+        </w:rPr>
+      </w:pPr>
+      <w:r>
+        <w:rPr>
+          <w:rFonts w:ascii="Calibri" w:hAnsi="Calibri" w:cs="Calibri"/>
+          <w:color w:val="000000"/>
+          <w:sz w:val="36"/>
+          <w:szCs w:val="36"/>
+        </w:rPr>
+        <w:t xml:space="preserve">console.log(message);  </w:t>
+      </w:r>
+    </w:p>
+    <w:p>
+      <w:pPr>
+        <w:ind w:left="360"/>
+        <w:rPr>
+          <w:rFonts w:ascii="Calibri" w:hAnsi="Calibri" w:cs="Calibri"/>
+          <w:color w:val="000000"/>
+          <w:sz w:val="36"/>
+          <w:szCs w:val="36"/>
+        </w:rPr>
+      </w:pPr>
+    </w:p>
+    <w:p>
+      <w:pPr>
+        <w:ind w:left="360"/>
+        <w:rPr>
+          <w:rFonts w:ascii="Calibri" w:hAnsi="Calibri" w:cs="Calibri"/>
+          <w:color w:val="000000"/>
+          <w:sz w:val="36"/>
+          <w:szCs w:val="36"/>
+        </w:rPr>
+      </w:pPr>
+    </w:p>
+    <w:p>
+      <w:pPr>
+        <w:ind w:left="360"/>
+        <w:rPr>
+          <w:rFonts w:ascii="Calibri" w:hAnsi="Calibri" w:cs="Calibri"/>
+          <w:color w:val="000000"/>
+          <w:sz w:val="36"/>
+          <w:szCs w:val="36"/>
+        </w:rPr>
+      </w:pPr>
+    </w:p>
+    <w:p>
+      <w:pPr>
+        <w:ind w:left="360"/>
+        <w:rPr>
+          <w:rFonts w:ascii="Calibri" w:hAnsi="Calibri" w:cs="Calibri"/>
+          <w:color w:val="000000"/>
+          <w:sz w:val="36"/>
+          <w:szCs w:val="36"/>
+        </w:rPr>
+      </w:pPr>
+    </w:p>
+    <w:p>
+      <w:pPr>
+        <w:ind w:left="360"/>
+        <w:rPr>
+          <w:rFonts w:ascii="Calibri" w:hAnsi="Calibri" w:cs="Calibri"/>
+          <w:color w:val="000000"/>
+          <w:sz w:val="36"/>
+          <w:szCs w:val="36"/>
+        </w:rPr>
+      </w:pPr>
+    </w:p>
+    <w:p>
+      <w:pPr>
+        <w:ind w:left="360"/>
+        <w:rPr>
+          <w:rFonts w:ascii="Calibri" w:hAnsi="Calibri" w:cs="Calibri"/>
+          <w:color w:val="000000"/>
+          <w:sz w:val="36"/>
+          <w:szCs w:val="36"/>
+        </w:rPr>
+      </w:pPr>
+    </w:p>
+    <w:p>
+      <w:pPr>
+        <w:ind w:left="360"/>
+        <w:rPr>
+          <w:rFonts w:ascii="Calibri" w:hAnsi="Calibri" w:cs="Calibri"/>
+          <w:color w:val="000000"/>
+          <w:sz w:val="36"/>
+          <w:szCs w:val="36"/>
+        </w:rPr>
+      </w:pPr>
+    </w:p>
+    <w:p>
+      <w:pPr>
+        <w:ind w:left="360"/>
+        <w:rPr>
+          <w:rFonts w:ascii="Calibri" w:hAnsi="Calibri" w:cs="Calibri"/>
+          <w:color w:val="000000"/>
+          <w:sz w:val="36"/>
+          <w:szCs w:val="36"/>
+        </w:rPr>
+      </w:pPr>
+    </w:p>
+    <w:p>
+      <w:pPr>
+        <w:ind w:left="360"/>
+        <w:rPr>
+          <w:rFonts w:ascii="Calibri" w:hAnsi="Calibri" w:cs="Calibri"/>
+          <w:color w:val="000000"/>
+          <w:sz w:val="36"/>
+          <w:szCs w:val="36"/>
+        </w:rPr>
+      </w:pPr>
+    </w:p>
+    <w:p>
+      <w:pPr>
+        <w:ind w:left="360"/>
+        <w:rPr>
+          <w:rFonts w:ascii="Calibri" w:hAnsi="Calibri" w:cs="Calibri"/>
+          <w:color w:val="000000"/>
+          <w:sz w:val="36"/>
+          <w:szCs w:val="36"/>
+        </w:rPr>
+      </w:pPr>
+    </w:p>
+    <w:p>
+      <w:pPr>
+        <w:ind w:left="360"/>
+        <w:rPr>
+          <w:rFonts w:ascii="Calibri" w:hAnsi="Calibri" w:cs="Calibri"/>
+          <w:color w:val="000000"/>
+          <w:sz w:val="36"/>
+          <w:szCs w:val="36"/>
+        </w:rPr>
+      </w:pPr>
     </w:p>
     <w:p>
       <w:pPr>
@@ -3522,6 +4691,155 @@
     </w:lvl>
   </w:abstractNum>
   <w:abstractNum w:abstractNumId="3" w15:restartNumberingAfterBreak="0">
+    <w:nsid w:val="167C5366"/>
+    <w:multiLevelType w:val="multilevel"/>
+    <w:tmpl w:val="5C685E94"/>
+    <w:lvl w:ilvl="0">
+      <w:start w:val="1"/>
+      <w:numFmt w:val="bullet"/>
+      <w:lvlText w:val=""/>
+      <w:lvlJc w:val="left"/>
+      <w:pPr>
+        <w:tabs>
+          <w:tab w:val="num" w:pos="720"/>
+        </w:tabs>
+        <w:ind w:left="720" w:hanging="360"/>
+      </w:pPr>
+      <w:rPr>
+        <w:rFonts w:ascii="Symbol" w:hAnsi="Symbol" w:hint="default"/>
+        <w:sz w:val="20"/>
+      </w:rPr>
+    </w:lvl>
+    <w:lvl w:ilvl="1" w:tentative="1">
+      <w:start w:val="1"/>
+      <w:numFmt w:val="bullet"/>
+      <w:lvlText w:val=""/>
+      <w:lvlJc w:val="left"/>
+      <w:pPr>
+        <w:tabs>
+          <w:tab w:val="num" w:pos="1440"/>
+        </w:tabs>
+        <w:ind w:left="1440" w:hanging="360"/>
+      </w:pPr>
+      <w:rPr>
+        <w:rFonts w:ascii="Symbol" w:hAnsi="Symbol" w:hint="default"/>
+        <w:sz w:val="20"/>
+      </w:rPr>
+    </w:lvl>
+    <w:lvl w:ilvl="2" w:tentative="1">
+      <w:start w:val="1"/>
+      <w:numFmt w:val="bullet"/>
+      <w:lvlText w:val=""/>
+      <w:lvlJc w:val="left"/>
+      <w:pPr>
+        <w:tabs>
+          <w:tab w:val="num" w:pos="2160"/>
+        </w:tabs>
+        <w:ind w:left="2160" w:hanging="360"/>
+      </w:pPr>
+      <w:rPr>
+        <w:rFonts w:ascii="Symbol" w:hAnsi="Symbol" w:hint="default"/>
+        <w:sz w:val="20"/>
+      </w:rPr>
+    </w:lvl>
+    <w:lvl w:ilvl="3" w:tentative="1">
+      <w:start w:val="1"/>
+      <w:numFmt w:val="bullet"/>
+      <w:lvlText w:val=""/>
+      <w:lvlJc w:val="left"/>
+      <w:pPr>
+        <w:tabs>
+          <w:tab w:val="num" w:pos="2880"/>
+        </w:tabs>
+        <w:ind w:left="2880" w:hanging="360"/>
+      </w:pPr>
+      <w:rPr>
+        <w:rFonts w:ascii="Symbol" w:hAnsi="Symbol" w:hint="default"/>
+        <w:sz w:val="20"/>
+      </w:rPr>
+    </w:lvl>
+    <w:lvl w:ilvl="4" w:tentative="1">
+      <w:start w:val="1"/>
+      <w:numFmt w:val="bullet"/>
+      <w:lvlText w:val=""/>
+      <w:lvlJc w:val="left"/>
+      <w:pPr>
+        <w:tabs>
+          <w:tab w:val="num" w:pos="3600"/>
+        </w:tabs>
+        <w:ind w:left="3600" w:hanging="360"/>
+      </w:pPr>
+      <w:rPr>
+        <w:rFonts w:ascii="Symbol" w:hAnsi="Symbol" w:hint="default"/>
+        <w:sz w:val="20"/>
+      </w:rPr>
+    </w:lvl>
+    <w:lvl w:ilvl="5" w:tentative="1">
+      <w:start w:val="1"/>
+      <w:numFmt w:val="bullet"/>
+      <w:lvlText w:val=""/>
+      <w:lvlJc w:val="left"/>
+      <w:pPr>
+        <w:tabs>
+          <w:tab w:val="num" w:pos="4320"/>
+        </w:tabs>
+        <w:ind w:left="4320" w:hanging="360"/>
+      </w:pPr>
+      <w:rPr>
+        <w:rFonts w:ascii="Symbol" w:hAnsi="Symbol" w:hint="default"/>
+        <w:sz w:val="20"/>
+      </w:rPr>
+    </w:lvl>
+    <w:lvl w:ilvl="6" w:tentative="1">
+      <w:start w:val="1"/>
+      <w:numFmt w:val="bullet"/>
+      <w:lvlText w:val=""/>
+      <w:lvlJc w:val="left"/>
+      <w:pPr>
+        <w:tabs>
+          <w:tab w:val="num" w:pos="5040"/>
+        </w:tabs>
+        <w:ind w:left="5040" w:hanging="360"/>
+      </w:pPr>
+      <w:rPr>
+        <w:rFonts w:ascii="Symbol" w:hAnsi="Symbol" w:hint="default"/>
+        <w:sz w:val="20"/>
+      </w:rPr>
+    </w:lvl>
+    <w:lvl w:ilvl="7" w:tentative="1">
+      <w:start w:val="1"/>
+      <w:numFmt w:val="bullet"/>
+      <w:lvlText w:val=""/>
+      <w:lvlJc w:val="left"/>
+      <w:pPr>
+        <w:tabs>
+          <w:tab w:val="num" w:pos="5760"/>
+        </w:tabs>
+        <w:ind w:left="5760" w:hanging="360"/>
+      </w:pPr>
+      <w:rPr>
+        <w:rFonts w:ascii="Symbol" w:hAnsi="Symbol" w:hint="default"/>
+        <w:sz w:val="20"/>
+      </w:rPr>
+    </w:lvl>
+    <w:lvl w:ilvl="8" w:tentative="1">
+      <w:start w:val="1"/>
+      <w:numFmt w:val="bullet"/>
+      <w:lvlText w:val=""/>
+      <w:lvlJc w:val="left"/>
+      <w:pPr>
+        <w:tabs>
+          <w:tab w:val="num" w:pos="6480"/>
+        </w:tabs>
+        <w:ind w:left="6480" w:hanging="360"/>
+      </w:pPr>
+      <w:rPr>
+        <w:rFonts w:ascii="Symbol" w:hAnsi="Symbol" w:hint="default"/>
+        <w:sz w:val="20"/>
+      </w:rPr>
+    </w:lvl>
+  </w:abstractNum>
+  <w:abstractNum w:abstractNumId="4" w15:restartNumberingAfterBreak="0">
     <w:nsid w:val="314C6B2A"/>
     <w:multiLevelType w:val="multilevel"/>
     <w:tmpl w:val="0082ECA8"/>
@@ -3670,7 +4988,156 @@
       </w:rPr>
     </w:lvl>
   </w:abstractNum>
-  <w:abstractNum w:abstractNumId="4" w15:restartNumberingAfterBreak="0">
+  <w:abstractNum w:abstractNumId="5" w15:restartNumberingAfterBreak="0">
+    <w:nsid w:val="33A9157F"/>
+    <w:multiLevelType w:val="multilevel"/>
+    <w:tmpl w:val="CBC2455E"/>
+    <w:lvl w:ilvl="0">
+      <w:start w:val="1"/>
+      <w:numFmt w:val="bullet"/>
+      <w:lvlText w:val=""/>
+      <w:lvlJc w:val="left"/>
+      <w:pPr>
+        <w:tabs>
+          <w:tab w:val="num" w:pos="720"/>
+        </w:tabs>
+        <w:ind w:left="720" w:hanging="360"/>
+      </w:pPr>
+      <w:rPr>
+        <w:rFonts w:ascii="Symbol" w:hAnsi="Symbol" w:hint="default"/>
+        <w:sz w:val="20"/>
+      </w:rPr>
+    </w:lvl>
+    <w:lvl w:ilvl="1" w:tentative="1">
+      <w:start w:val="1"/>
+      <w:numFmt w:val="bullet"/>
+      <w:lvlText w:val=""/>
+      <w:lvlJc w:val="left"/>
+      <w:pPr>
+        <w:tabs>
+          <w:tab w:val="num" w:pos="1440"/>
+        </w:tabs>
+        <w:ind w:left="1440" w:hanging="360"/>
+      </w:pPr>
+      <w:rPr>
+        <w:rFonts w:ascii="Symbol" w:hAnsi="Symbol" w:hint="default"/>
+        <w:sz w:val="20"/>
+      </w:rPr>
+    </w:lvl>
+    <w:lvl w:ilvl="2" w:tentative="1">
+      <w:start w:val="1"/>
+      <w:numFmt w:val="bullet"/>
+      <w:lvlText w:val=""/>
+      <w:lvlJc w:val="left"/>
+      <w:pPr>
+        <w:tabs>
+          <w:tab w:val="num" w:pos="2160"/>
+        </w:tabs>
+        <w:ind w:left="2160" w:hanging="360"/>
+      </w:pPr>
+      <w:rPr>
+        <w:rFonts w:ascii="Symbol" w:hAnsi="Symbol" w:hint="default"/>
+        <w:sz w:val="20"/>
+      </w:rPr>
+    </w:lvl>
+    <w:lvl w:ilvl="3" w:tentative="1">
+      <w:start w:val="1"/>
+      <w:numFmt w:val="bullet"/>
+      <w:lvlText w:val=""/>
+      <w:lvlJc w:val="left"/>
+      <w:pPr>
+        <w:tabs>
+          <w:tab w:val="num" w:pos="2880"/>
+        </w:tabs>
+        <w:ind w:left="2880" w:hanging="360"/>
+      </w:pPr>
+      <w:rPr>
+        <w:rFonts w:ascii="Symbol" w:hAnsi="Symbol" w:hint="default"/>
+        <w:sz w:val="20"/>
+      </w:rPr>
+    </w:lvl>
+    <w:lvl w:ilvl="4" w:tentative="1">
+      <w:start w:val="1"/>
+      <w:numFmt w:val="bullet"/>
+      <w:lvlText w:val=""/>
+      <w:lvlJc w:val="left"/>
+      <w:pPr>
+        <w:tabs>
+          <w:tab w:val="num" w:pos="3600"/>
+        </w:tabs>
+        <w:ind w:left="3600" w:hanging="360"/>
+      </w:pPr>
+      <w:rPr>
+        <w:rFonts w:ascii="Symbol" w:hAnsi="Symbol" w:hint="default"/>
+        <w:sz w:val="20"/>
+      </w:rPr>
+    </w:lvl>
+    <w:lvl w:ilvl="5" w:tentative="1">
+      <w:start w:val="1"/>
+      <w:numFmt w:val="bullet"/>
+      <w:lvlText w:val=""/>
+      <w:lvlJc w:val="left"/>
+      <w:pPr>
+        <w:tabs>
+          <w:tab w:val="num" w:pos="4320"/>
+        </w:tabs>
+        <w:ind w:left="4320" w:hanging="360"/>
+      </w:pPr>
+      <w:rPr>
+        <w:rFonts w:ascii="Symbol" w:hAnsi="Symbol" w:hint="default"/>
+        <w:sz w:val="20"/>
+      </w:rPr>
+    </w:lvl>
+    <w:lvl w:ilvl="6" w:tentative="1">
+      <w:start w:val="1"/>
+      <w:numFmt w:val="bullet"/>
+      <w:lvlText w:val=""/>
+      <w:lvlJc w:val="left"/>
+      <w:pPr>
+        <w:tabs>
+          <w:tab w:val="num" w:pos="5040"/>
+        </w:tabs>
+        <w:ind w:left="5040" w:hanging="360"/>
+      </w:pPr>
+      <w:rPr>
+        <w:rFonts w:ascii="Symbol" w:hAnsi="Symbol" w:hint="default"/>
+        <w:sz w:val="20"/>
+      </w:rPr>
+    </w:lvl>
+    <w:lvl w:ilvl="7" w:tentative="1">
+      <w:start w:val="1"/>
+      <w:numFmt w:val="bullet"/>
+      <w:lvlText w:val=""/>
+      <w:lvlJc w:val="left"/>
+      <w:pPr>
+        <w:tabs>
+          <w:tab w:val="num" w:pos="5760"/>
+        </w:tabs>
+        <w:ind w:left="5760" w:hanging="360"/>
+      </w:pPr>
+      <w:rPr>
+        <w:rFonts w:ascii="Symbol" w:hAnsi="Symbol" w:hint="default"/>
+        <w:sz w:val="20"/>
+      </w:rPr>
+    </w:lvl>
+    <w:lvl w:ilvl="8" w:tentative="1">
+      <w:start w:val="1"/>
+      <w:numFmt w:val="bullet"/>
+      <w:lvlText w:val=""/>
+      <w:lvlJc w:val="left"/>
+      <w:pPr>
+        <w:tabs>
+          <w:tab w:val="num" w:pos="6480"/>
+        </w:tabs>
+        <w:ind w:left="6480" w:hanging="360"/>
+      </w:pPr>
+      <w:rPr>
+        <w:rFonts w:ascii="Symbol" w:hAnsi="Symbol" w:hint="default"/>
+        <w:sz w:val="20"/>
+      </w:rPr>
+    </w:lvl>
+  </w:abstractNum>
+  <w:abstractNum w:abstractNumId="6" w15:restartNumberingAfterBreak="0">
     <w:nsid w:val="492D0F7E"/>
     <w:multiLevelType w:val="multilevel"/>
     <w:tmpl w:val="18F24654"/>
@@ -3819,7 +5286,7 @@
       </w:rPr>
     </w:lvl>
   </w:abstractNum>
-  <w:abstractNum w:abstractNumId="5" w15:restartNumberingAfterBreak="0">
+  <w:abstractNum w:abstractNumId="7" w15:restartNumberingAfterBreak="0">
     <w:nsid w:val="4D602BDE"/>
     <w:multiLevelType w:val="hybridMultilevel"/>
     <w:tmpl w:val="AB649E42"/>
@@ -3905,7 +5372,7 @@
       </w:pPr>
     </w:lvl>
   </w:abstractNum>
-  <w:abstractNum w:abstractNumId="6" w15:restartNumberingAfterBreak="0">
+  <w:abstractNum w:abstractNumId="8" w15:restartNumberingAfterBreak="0">
     <w:nsid w:val="56135864"/>
     <w:multiLevelType w:val="hybridMultilevel"/>
     <w:tmpl w:val="96E0AE54"/>
@@ -3991,8 +5458,157 @@
       </w:pPr>
     </w:lvl>
   </w:abstractNum>
+  <w:abstractNum w:abstractNumId="9" w15:restartNumberingAfterBreak="0">
+    <w:nsid w:val="6A0E788D"/>
+    <w:multiLevelType w:val="multilevel"/>
+    <w:tmpl w:val="F2F2EF62"/>
+    <w:lvl w:ilvl="0">
+      <w:start w:val="1"/>
+      <w:numFmt w:val="bullet"/>
+      <w:lvlText w:val=""/>
+      <w:lvlJc w:val="left"/>
+      <w:pPr>
+        <w:tabs>
+          <w:tab w:val="num" w:pos="720"/>
+        </w:tabs>
+        <w:ind w:left="720" w:hanging="360"/>
+      </w:pPr>
+      <w:rPr>
+        <w:rFonts w:ascii="Symbol" w:hAnsi="Symbol" w:hint="default"/>
+        <w:sz w:val="20"/>
+      </w:rPr>
+    </w:lvl>
+    <w:lvl w:ilvl="1" w:tentative="1">
+      <w:start w:val="1"/>
+      <w:numFmt w:val="bullet"/>
+      <w:lvlText w:val=""/>
+      <w:lvlJc w:val="left"/>
+      <w:pPr>
+        <w:tabs>
+          <w:tab w:val="num" w:pos="1440"/>
+        </w:tabs>
+        <w:ind w:left="1440" w:hanging="360"/>
+      </w:pPr>
+      <w:rPr>
+        <w:rFonts w:ascii="Symbol" w:hAnsi="Symbol" w:hint="default"/>
+        <w:sz w:val="20"/>
+      </w:rPr>
+    </w:lvl>
+    <w:lvl w:ilvl="2" w:tentative="1">
+      <w:start w:val="1"/>
+      <w:numFmt w:val="bullet"/>
+      <w:lvlText w:val=""/>
+      <w:lvlJc w:val="left"/>
+      <w:pPr>
+        <w:tabs>
+          <w:tab w:val="num" w:pos="2160"/>
+        </w:tabs>
+        <w:ind w:left="2160" w:hanging="360"/>
+      </w:pPr>
+      <w:rPr>
+        <w:rFonts w:ascii="Symbol" w:hAnsi="Symbol" w:hint="default"/>
+        <w:sz w:val="20"/>
+      </w:rPr>
+    </w:lvl>
+    <w:lvl w:ilvl="3" w:tentative="1">
+      <w:start w:val="1"/>
+      <w:numFmt w:val="bullet"/>
+      <w:lvlText w:val=""/>
+      <w:lvlJc w:val="left"/>
+      <w:pPr>
+        <w:tabs>
+          <w:tab w:val="num" w:pos="2880"/>
+        </w:tabs>
+        <w:ind w:left="2880" w:hanging="360"/>
+      </w:pPr>
+      <w:rPr>
+        <w:rFonts w:ascii="Symbol" w:hAnsi="Symbol" w:hint="default"/>
+        <w:sz w:val="20"/>
+      </w:rPr>
+    </w:lvl>
+    <w:lvl w:ilvl="4" w:tentative="1">
+      <w:start w:val="1"/>
+      <w:numFmt w:val="bullet"/>
+      <w:lvlText w:val=""/>
+      <w:lvlJc w:val="left"/>
+      <w:pPr>
+        <w:tabs>
+          <w:tab w:val="num" w:pos="3600"/>
+        </w:tabs>
+        <w:ind w:left="3600" w:hanging="360"/>
+      </w:pPr>
+      <w:rPr>
+        <w:rFonts w:ascii="Symbol" w:hAnsi="Symbol" w:hint="default"/>
+        <w:sz w:val="20"/>
+      </w:rPr>
+    </w:lvl>
+    <w:lvl w:ilvl="5" w:tentative="1">
+      <w:start w:val="1"/>
+      <w:numFmt w:val="bullet"/>
+      <w:lvlText w:val=""/>
+      <w:lvlJc w:val="left"/>
+      <w:pPr>
+        <w:tabs>
+          <w:tab w:val="num" w:pos="4320"/>
+        </w:tabs>
+        <w:ind w:left="4320" w:hanging="360"/>
+      </w:pPr>
+      <w:rPr>
+        <w:rFonts w:ascii="Symbol" w:hAnsi="Symbol" w:hint="default"/>
+        <w:sz w:val="20"/>
+      </w:rPr>
+    </w:lvl>
+    <w:lvl w:ilvl="6" w:tentative="1">
+      <w:start w:val="1"/>
+      <w:numFmt w:val="bullet"/>
+      <w:lvlText w:val=""/>
+      <w:lvlJc w:val="left"/>
+      <w:pPr>
+        <w:tabs>
+          <w:tab w:val="num" w:pos="5040"/>
+        </w:tabs>
+        <w:ind w:left="5040" w:hanging="360"/>
+      </w:pPr>
+      <w:rPr>
+        <w:rFonts w:ascii="Symbol" w:hAnsi="Symbol" w:hint="default"/>
+        <w:sz w:val="20"/>
+      </w:rPr>
+    </w:lvl>
+    <w:lvl w:ilvl="7" w:tentative="1">
+      <w:start w:val="1"/>
+      <w:numFmt w:val="bullet"/>
+      <w:lvlText w:val=""/>
+      <w:lvlJc w:val="left"/>
+      <w:pPr>
+        <w:tabs>
+          <w:tab w:val="num" w:pos="5760"/>
+        </w:tabs>
+        <w:ind w:left="5760" w:hanging="360"/>
+      </w:pPr>
+      <w:rPr>
+        <w:rFonts w:ascii="Symbol" w:hAnsi="Symbol" w:hint="default"/>
+        <w:sz w:val="20"/>
+      </w:rPr>
+    </w:lvl>
+    <w:lvl w:ilvl="8" w:tentative="1">
+      <w:start w:val="1"/>
+      <w:numFmt w:val="bullet"/>
+      <w:lvlText w:val=""/>
+      <w:lvlJc w:val="left"/>
+      <w:pPr>
+        <w:tabs>
+          <w:tab w:val="num" w:pos="6480"/>
+        </w:tabs>
+        <w:ind w:left="6480" w:hanging="360"/>
+      </w:pPr>
+      <w:rPr>
+        <w:rFonts w:ascii="Symbol" w:hAnsi="Symbol" w:hint="default"/>
+        <w:sz w:val="20"/>
+      </w:rPr>
+    </w:lvl>
+  </w:abstractNum>
   <w:num w:numId="1" w16cid:durableId="67921091">
-    <w:abstractNumId w:val="6"/>
+    <w:abstractNumId w:val="8"/>
   </w:num>
   <w:num w:numId="2" w16cid:durableId="748506827">
     <w:abstractNumId w:val="2"/>
@@ -4001,16 +5617,82 @@
     <w:abstractNumId w:val="0"/>
   </w:num>
   <w:num w:numId="4" w16cid:durableId="1312980633">
-    <w:abstractNumId w:val="3"/>
+    <w:abstractNumId w:val="4"/>
   </w:num>
   <w:num w:numId="5" w16cid:durableId="865754418">
-    <w:abstractNumId w:val="4"/>
+    <w:abstractNumId w:val="6"/>
   </w:num>
   <w:num w:numId="6" w16cid:durableId="1375889488">
     <w:abstractNumId w:val="1"/>
   </w:num>
   <w:num w:numId="7" w16cid:durableId="601184687">
+    <w:abstractNumId w:val="7"/>
+  </w:num>
+  <w:num w:numId="8" w16cid:durableId="889920490">
+    <w:abstractNumId w:val="3"/>
+    <w:lvlOverride w:ilvl="0">
+      <w:startOverride w:val="1"/>
+    </w:lvlOverride>
+  </w:num>
+  <w:num w:numId="9" w16cid:durableId="620722218">
+    <w:abstractNumId w:val="3"/>
+    <w:lvlOverride w:ilvl="0">
+      <w:startOverride w:val="2"/>
+    </w:lvlOverride>
+  </w:num>
+  <w:num w:numId="10" w16cid:durableId="1413771218">
+    <w:abstractNumId w:val="3"/>
+    <w:lvlOverride w:ilvl="0">
+      <w:startOverride w:val="3"/>
+    </w:lvlOverride>
+  </w:num>
+  <w:num w:numId="11" w16cid:durableId="908272820">
+    <w:abstractNumId w:val="3"/>
+    <w:lvlOverride w:ilvl="0">
+      <w:startOverride w:val="4"/>
+    </w:lvlOverride>
+  </w:num>
+  <w:num w:numId="12" w16cid:durableId="787313399">
     <w:abstractNumId w:val="5"/>
+    <w:lvlOverride w:ilvl="0">
+      <w:startOverride w:val="1"/>
+    </w:lvlOverride>
+  </w:num>
+  <w:num w:numId="13" w16cid:durableId="1671299415">
+    <w:abstractNumId w:val="5"/>
+    <w:lvlOverride w:ilvl="0">
+      <w:startOverride w:val="2"/>
+    </w:lvlOverride>
+  </w:num>
+  <w:num w:numId="14" w16cid:durableId="846556935">
+    <w:abstractNumId w:val="5"/>
+    <w:lvlOverride w:ilvl="0">
+      <w:startOverride w:val="3"/>
+    </w:lvlOverride>
+  </w:num>
+  <w:num w:numId="15" w16cid:durableId="1153252032">
+    <w:abstractNumId w:val="9"/>
+    <w:lvlOverride w:ilvl="0">
+      <w:startOverride w:val="1"/>
+    </w:lvlOverride>
+  </w:num>
+  <w:num w:numId="16" w16cid:durableId="696346905">
+    <w:abstractNumId w:val="9"/>
+    <w:lvlOverride w:ilvl="0">
+      <w:startOverride w:val="2"/>
+    </w:lvlOverride>
+  </w:num>
+  <w:num w:numId="17" w16cid:durableId="1442997691">
+    <w:abstractNumId w:val="9"/>
+    <w:lvlOverride w:ilvl="0">
+      <w:startOverride w:val="3"/>
+    </w:lvlOverride>
+  </w:num>
+  <w:num w:numId="18" w16cid:durableId="164438897">
+    <w:abstractNumId w:val="9"/>
+    <w:lvlOverride w:ilvl="0">
+      <w:startOverride w:val="4"/>
+    </w:lvlOverride>
   </w:num>
 </w:numbering>
 </file>

--- a/javascript_notes.docx.docx
+++ b/javascript_notes.docx.docx
@@ -4029,6 +4029,441 @@
         </w:rPr>
         <w:t xml:space="preserve">console.log(message);  </w:t>
       </w:r>
+    </w:p>
+    <w:p>
+      <w:pPr>
+        <w:ind w:left="360"/>
+        <w:rPr>
+          <w:rFonts w:ascii="Calibri" w:hAnsi="Calibri" w:cs="Calibri"/>
+          <w:color w:val="000000"/>
+          <w:sz w:val="36"/>
+          <w:szCs w:val="36"/>
+        </w:rPr>
+      </w:pPr>
+    </w:p>
+    <w:p>
+      <w:pPr>
+        <w:ind w:left="360"/>
+        <w:rPr>
+          <w:rFonts w:ascii="Calibri" w:hAnsi="Calibri" w:cs="Calibri"/>
+          <w:b/>
+          <w:bCs/>
+          <w:color w:val="000000"/>
+          <w:sz w:val="36"/>
+          <w:szCs w:val="36"/>
+        </w:rPr>
+      </w:pPr>
+      <w:r>
+        <w:rPr>
+          <w:rFonts w:ascii="Calibri" w:hAnsi="Calibri" w:cs="Calibri"/>
+          <w:color w:val="000000"/>
+          <w:sz w:val="36"/>
+          <w:szCs w:val="36"/>
+        </w:rPr>
+        <w:t xml:space="preserve">                                                                        </w:t>
+      </w:r>
+      <w:r>
+        <w:rPr>
+          <w:rFonts w:ascii="Calibri" w:hAnsi="Calibri" w:cs="Calibri"/>
+          <w:b/>
+          <w:bCs/>
+          <w:color w:val="000000"/>
+          <w:sz w:val="36"/>
+          <w:szCs w:val="36"/>
+        </w:rPr>
+        <w:t>21-05-2025</w:t>
+      </w:r>
+    </w:p>
+    <w:p>
+      <w:pPr>
+        <w:ind w:left="360"/>
+        <w:rPr>
+          <w:rFonts w:ascii="Calibri" w:hAnsi="Calibri" w:cs="Calibri"/>
+          <w:color w:val="000000"/>
+          <w:sz w:val="36"/>
+          <w:szCs w:val="36"/>
+        </w:rPr>
+      </w:pPr>
+      <w:r>
+        <w:rPr>
+          <w:rFonts w:ascii="Calibri" w:hAnsi="Calibri" w:cs="Calibri"/>
+          <w:color w:val="000000"/>
+          <w:sz w:val="36"/>
+          <w:szCs w:val="36"/>
+        </w:rPr>
+        <w:t xml:space="preserve">Function </w:t>
+      </w:r>
+      <w:proofErr w:type="gramStart"/>
+      <w:r>
+        <w:rPr>
+          <w:rFonts w:ascii="Calibri" w:hAnsi="Calibri" w:cs="Calibri"/>
+          <w:color w:val="000000"/>
+          <w:sz w:val="36"/>
+          <w:szCs w:val="36"/>
+        </w:rPr>
+        <w:t>and  Types</w:t>
+      </w:r>
+      <w:proofErr w:type="gramEnd"/>
+    </w:p>
+    <w:p>
+      <w:pPr>
+        <w:ind w:left="360"/>
+        <w:rPr>
+          <w:rFonts w:ascii="Calibri" w:hAnsi="Calibri" w:cs="Calibri"/>
+          <w:color w:val="000000"/>
+          <w:sz w:val="36"/>
+          <w:szCs w:val="36"/>
+        </w:rPr>
+      </w:pPr>
+      <w:r>
+        <w:rPr>
+          <w:rFonts w:ascii="Calibri" w:hAnsi="Calibri" w:cs="Calibri"/>
+          <w:color w:val="000000"/>
+          <w:sz w:val="36"/>
+          <w:szCs w:val="36"/>
+        </w:rPr>
+        <w:t>1--</w:t>
+      </w:r>
+      <w:r>
+        <w:rPr>
+          <w:rFonts w:ascii="Calibri" w:hAnsi="Calibri" w:cs="Calibri"/>
+          <w:color w:val="000000"/>
+          <w:sz w:val="36"/>
+          <w:szCs w:val="36"/>
+        </w:rPr>
+        <w:sym w:font="Wingdings" w:char="F0E0"/>
+      </w:r>
+      <w:r>
+        <w:rPr>
+          <w:rFonts w:ascii="Calibri" w:hAnsi="Calibri" w:cs="Calibri"/>
+          <w:color w:val="000000"/>
+          <w:sz w:val="36"/>
+          <w:szCs w:val="36"/>
+        </w:rPr>
+        <w:t xml:space="preserve">named </w:t>
+      </w:r>
+    </w:p>
+    <w:p>
+      <w:pPr>
+        <w:ind w:left="360"/>
+        <w:rPr>
+          <w:rFonts w:ascii="Calibri" w:hAnsi="Calibri" w:cs="Calibri"/>
+          <w:color w:val="000000"/>
+          <w:sz w:val="36"/>
+          <w:szCs w:val="36"/>
+        </w:rPr>
+      </w:pPr>
+      <w:r>
+        <w:rPr>
+          <w:rFonts w:ascii="Calibri" w:hAnsi="Calibri" w:cs="Calibri"/>
+          <w:color w:val="000000"/>
+          <w:sz w:val="36"/>
+          <w:szCs w:val="36"/>
+        </w:rPr>
+        <w:t>2--</w:t>
+      </w:r>
+      <w:r>
+        <w:rPr>
+          <w:rFonts w:ascii="Calibri" w:hAnsi="Calibri" w:cs="Calibri"/>
+          <w:color w:val="000000"/>
+          <w:sz w:val="36"/>
+          <w:szCs w:val="36"/>
+        </w:rPr>
+        <w:sym w:font="Wingdings" w:char="F0E0"/>
+      </w:r>
+      <w:r>
+        <w:rPr>
+          <w:rFonts w:ascii="Calibri" w:hAnsi="Calibri" w:cs="Calibri"/>
+          <w:color w:val="000000"/>
+          <w:sz w:val="36"/>
+          <w:szCs w:val="36"/>
+        </w:rPr>
+        <w:t xml:space="preserve"> </w:t>
+      </w:r>
+      <w:r>
+        <w:rPr>
+          <w:rFonts w:ascii="Calibri" w:hAnsi="Calibri" w:cs="Calibri"/>
+          <w:color w:val="000000"/>
+          <w:sz w:val="36"/>
+          <w:szCs w:val="36"/>
+        </w:rPr>
+        <w:t>Anonymous</w:t>
+      </w:r>
+    </w:p>
+    <w:p>
+      <w:pPr>
+        <w:ind w:left="360"/>
+        <w:rPr>
+          <w:rFonts w:ascii="Calibri" w:hAnsi="Calibri" w:cs="Calibri"/>
+          <w:color w:val="000000"/>
+          <w:sz w:val="36"/>
+          <w:szCs w:val="36"/>
+        </w:rPr>
+      </w:pPr>
+      <w:r>
+        <w:rPr>
+          <w:rFonts w:ascii="Calibri" w:hAnsi="Calibri" w:cs="Calibri"/>
+          <w:color w:val="000000"/>
+          <w:sz w:val="36"/>
+          <w:szCs w:val="36"/>
+        </w:rPr>
+        <w:t>3---</w:t>
+      </w:r>
+      <w:r>
+        <w:rPr>
+          <w:rFonts w:ascii="Calibri" w:hAnsi="Calibri" w:cs="Calibri"/>
+          <w:color w:val="000000"/>
+          <w:sz w:val="36"/>
+          <w:szCs w:val="36"/>
+        </w:rPr>
+        <w:sym w:font="Wingdings" w:char="F0E0"/>
+      </w:r>
+      <w:r>
+        <w:rPr>
+          <w:rFonts w:ascii="Calibri" w:hAnsi="Calibri" w:cs="Calibri"/>
+          <w:color w:val="000000"/>
+          <w:sz w:val="36"/>
+          <w:szCs w:val="36"/>
+        </w:rPr>
+        <w:t xml:space="preserve">arrow </w:t>
+      </w:r>
+    </w:p>
+    <w:p>
+      <w:pPr>
+        <w:ind w:left="360"/>
+        <w:rPr>
+          <w:rFonts w:ascii="Calibri" w:hAnsi="Calibri" w:cs="Calibri"/>
+          <w:b/>
+          <w:bCs/>
+          <w:color w:val="000000"/>
+          <w:sz w:val="36"/>
+          <w:szCs w:val="36"/>
+        </w:rPr>
+      </w:pPr>
+      <w:r>
+        <w:rPr>
+          <w:rFonts w:ascii="Calibri" w:hAnsi="Calibri" w:cs="Calibri"/>
+          <w:b/>
+          <w:bCs/>
+          <w:color w:val="000000"/>
+          <w:sz w:val="36"/>
+          <w:szCs w:val="36"/>
+        </w:rPr>
+        <w:t>Benefits and Drawbacks of Anonymous Functions</w:t>
+      </w:r>
+    </w:p>
+    <w:p>
+      <w:pPr>
+        <w:ind w:left="360"/>
+        <w:rPr>
+          <w:rFonts w:ascii="Calibri" w:hAnsi="Calibri" w:cs="Calibri"/>
+          <w:b/>
+          <w:bCs/>
+          <w:color w:val="000000"/>
+          <w:sz w:val="36"/>
+          <w:szCs w:val="36"/>
+        </w:rPr>
+      </w:pPr>
+      <w:r>
+        <w:rPr>
+          <w:rFonts w:ascii="Calibri" w:hAnsi="Calibri" w:cs="Calibri"/>
+          <w:color w:val="000000"/>
+          <w:sz w:val="36"/>
+          <w:szCs w:val="36"/>
+        </w:rPr>
+        <w:t xml:space="preserve"> Benefits</w:t>
+      </w:r>
+    </w:p>
+    <w:p>
+      <w:pPr>
+        <w:ind w:left="360"/>
+        <w:rPr>
+          <w:rFonts w:ascii="Calibri" w:hAnsi="Calibri" w:cs="Calibri"/>
+          <w:color w:val="000000"/>
+          <w:sz w:val="36"/>
+          <w:szCs w:val="36"/>
+        </w:rPr>
+      </w:pPr>
+      <w:r>
+        <w:rPr>
+          <w:rFonts w:ascii="Calibri" w:hAnsi="Calibri" w:cs="Calibri"/>
+          <w:b/>
+          <w:bCs/>
+          <w:color w:val="000000"/>
+          <w:sz w:val="36"/>
+          <w:szCs w:val="36"/>
+        </w:rPr>
+        <w:t>Enhanced modularity:</w:t>
+      </w:r>
+      <w:r>
+        <w:rPr>
+          <w:rFonts w:ascii="Calibri" w:hAnsi="Calibri" w:cs="Calibri"/>
+          <w:color w:val="000000"/>
+          <w:sz w:val="36"/>
+          <w:szCs w:val="36"/>
+        </w:rPr>
+        <w:t xml:space="preserve"> Anonymous functions allow for encapsulating functionality without the need for a named function declaration.</w:t>
+      </w:r>
+    </w:p>
+    <w:p>
+      <w:pPr>
+        <w:ind w:left="360"/>
+        <w:rPr>
+          <w:rFonts w:ascii="Calibri" w:hAnsi="Calibri" w:cs="Calibri"/>
+          <w:color w:val="000000"/>
+          <w:sz w:val="36"/>
+          <w:szCs w:val="36"/>
+        </w:rPr>
+      </w:pPr>
+      <w:r>
+        <w:rPr>
+          <w:rFonts w:ascii="Calibri" w:hAnsi="Calibri" w:cs="Calibri"/>
+          <w:b/>
+          <w:bCs/>
+          <w:color w:val="000000"/>
+          <w:sz w:val="36"/>
+          <w:szCs w:val="36"/>
+        </w:rPr>
+        <w:t>Improved code readability</w:t>
+      </w:r>
+      <w:r>
+        <w:rPr>
+          <w:rFonts w:ascii="Calibri" w:hAnsi="Calibri" w:cs="Calibri"/>
+          <w:color w:val="000000"/>
+          <w:sz w:val="36"/>
+          <w:szCs w:val="36"/>
+        </w:rPr>
+        <w:t>: They can make code more concise and expressive, especially when used as callback functions.</w:t>
+      </w:r>
+    </w:p>
+    <w:p>
+      <w:pPr>
+        <w:ind w:left="360"/>
+        <w:rPr>
+          <w:rFonts w:ascii="Calibri" w:hAnsi="Calibri" w:cs="Calibri"/>
+          <w:color w:val="000000"/>
+          <w:sz w:val="36"/>
+          <w:szCs w:val="36"/>
+        </w:rPr>
+      </w:pPr>
+      <w:r>
+        <w:rPr>
+          <w:rFonts w:ascii="Calibri" w:hAnsi="Calibri" w:cs="Calibri"/>
+          <w:b/>
+          <w:bCs/>
+          <w:color w:val="000000"/>
+          <w:sz w:val="36"/>
+          <w:szCs w:val="36"/>
+        </w:rPr>
+        <w:lastRenderedPageBreak/>
+        <w:t>Scope management</w:t>
+      </w:r>
+      <w:r>
+        <w:rPr>
+          <w:rFonts w:ascii="Calibri" w:hAnsi="Calibri" w:cs="Calibri"/>
+          <w:color w:val="000000"/>
+          <w:sz w:val="36"/>
+          <w:szCs w:val="36"/>
+        </w:rPr>
+        <w:t>: IIFEs and closures with anonymous functions help control variable scope, reducing the risk of global pollution.</w:t>
+      </w:r>
+    </w:p>
+    <w:p>
+      <w:pPr>
+        <w:ind w:left="360"/>
+        <w:rPr>
+          <w:rFonts w:ascii="Calibri" w:hAnsi="Calibri" w:cs="Calibri"/>
+          <w:b/>
+          <w:bCs/>
+          <w:color w:val="FF0000"/>
+          <w:sz w:val="44"/>
+          <w:szCs w:val="44"/>
+        </w:rPr>
+      </w:pPr>
+      <w:r>
+        <w:rPr>
+          <w:rFonts w:ascii="Calibri" w:hAnsi="Calibri" w:cs="Calibri"/>
+          <w:b/>
+          <w:bCs/>
+          <w:color w:val="FF0000"/>
+          <w:sz w:val="44"/>
+          <w:szCs w:val="44"/>
+        </w:rPr>
+        <w:t xml:space="preserve"> Drawbacks</w:t>
+      </w:r>
+    </w:p>
+    <w:p>
+      <w:pPr>
+        <w:ind w:left="360"/>
+        <w:rPr>
+          <w:rFonts w:ascii="Calibri" w:hAnsi="Calibri" w:cs="Calibri"/>
+          <w:color w:val="000000"/>
+          <w:sz w:val="36"/>
+          <w:szCs w:val="36"/>
+        </w:rPr>
+      </w:pPr>
+      <w:r>
+        <w:rPr>
+          <w:rFonts w:ascii="Calibri" w:hAnsi="Calibri" w:cs="Calibri"/>
+          <w:b/>
+          <w:bCs/>
+          <w:color w:val="000000"/>
+          <w:sz w:val="36"/>
+          <w:szCs w:val="36"/>
+        </w:rPr>
+        <w:t>Debugging challenges</w:t>
+      </w:r>
+      <w:r>
+        <w:rPr>
+          <w:rFonts w:ascii="Calibri" w:hAnsi="Calibri" w:cs="Calibri"/>
+          <w:color w:val="000000"/>
+          <w:sz w:val="36"/>
+          <w:szCs w:val="36"/>
+        </w:rPr>
+        <w:t>: Debugging anonymous functions can be harder since they lack a clear identifier in stack traces.</w:t>
+      </w:r>
+    </w:p>
+    <w:p>
+      <w:pPr>
+        <w:ind w:left="360"/>
+        <w:rPr>
+          <w:rFonts w:ascii="Calibri" w:hAnsi="Calibri" w:cs="Calibri"/>
+          <w:color w:val="000000"/>
+          <w:sz w:val="36"/>
+          <w:szCs w:val="36"/>
+        </w:rPr>
+      </w:pPr>
+      <w:r>
+        <w:rPr>
+          <w:rFonts w:ascii="Calibri" w:hAnsi="Calibri" w:cs="Calibri"/>
+          <w:b/>
+          <w:bCs/>
+          <w:color w:val="000000"/>
+          <w:sz w:val="36"/>
+          <w:szCs w:val="36"/>
+        </w:rPr>
+        <w:t>Code reusability</w:t>
+      </w:r>
+      <w:r>
+        <w:rPr>
+          <w:rFonts w:ascii="Calibri" w:hAnsi="Calibri" w:cs="Calibri"/>
+          <w:color w:val="000000"/>
+          <w:sz w:val="36"/>
+          <w:szCs w:val="36"/>
+        </w:rPr>
+        <w:t>: Anonymous functions, especially IIFEs, are not reusable as they are designed to be self-invoking or immediately executed.</w:t>
+      </w:r>
+    </w:p>
+    <w:p>
+      <w:pPr>
+        <w:ind w:left="360"/>
+        <w:rPr>
+          <w:rFonts w:ascii="Calibri" w:hAnsi="Calibri" w:cs="Calibri"/>
+          <w:color w:val="000000"/>
+          <w:sz w:val="36"/>
+          <w:szCs w:val="36"/>
+        </w:rPr>
+      </w:pPr>
     </w:p>
     <w:p>
       <w:pPr>

--- a/javascript_notes.docx.docx
+++ b/javascript_notes.docx.docx
@@ -4178,16 +4178,7 @@
           <w:sz w:val="36"/>
           <w:szCs w:val="36"/>
         </w:rPr>
-        <w:t xml:space="preserve"> </w:t>
-      </w:r>
-      <w:r>
-        <w:rPr>
-          <w:rFonts w:ascii="Calibri" w:hAnsi="Calibri" w:cs="Calibri"/>
-          <w:color w:val="000000"/>
-          <w:sz w:val="36"/>
-          <w:szCs w:val="36"/>
-        </w:rPr>
-        <w:t>Anonymous</w:t>
+        <w:t xml:space="preserve"> Anonymous</w:t>
       </w:r>
     </w:p>
     <w:p>
@@ -4451,30 +4442,255 @@
           <w:sz w:val="36"/>
           <w:szCs w:val="36"/>
         </w:rPr>
-        <w:t>: Anonymous functions, especially IIFEs, are not reusable as they are designed to be self-invoking or immediately executed.</w:t>
-      </w:r>
-    </w:p>
-    <w:p>
-      <w:pPr>
-        <w:ind w:left="360"/>
-        <w:rPr>
-          <w:rFonts w:ascii="Calibri" w:hAnsi="Calibri" w:cs="Calibri"/>
-          <w:color w:val="000000"/>
-          <w:sz w:val="36"/>
-          <w:szCs w:val="36"/>
-        </w:rPr>
-      </w:pPr>
-    </w:p>
-    <w:p>
-      <w:pPr>
-        <w:ind w:left="360"/>
-        <w:rPr>
-          <w:rFonts w:ascii="Calibri" w:hAnsi="Calibri" w:cs="Calibri"/>
-          <w:color w:val="000000"/>
-          <w:sz w:val="36"/>
-          <w:szCs w:val="36"/>
-        </w:rPr>
-      </w:pPr>
+        <w:t>: Anonymous functions, especially IIFEs, are not reusable as they are design</w:t>
+      </w:r>
+    </w:p>
+    <w:p>
+      <w:pPr>
+        <w:ind w:left="360"/>
+        <w:rPr>
+          <w:rFonts w:ascii="Calibri" w:hAnsi="Calibri" w:cs="Calibri"/>
+          <w:color w:val="000000"/>
+          <w:sz w:val="36"/>
+          <w:szCs w:val="36"/>
+        </w:rPr>
+      </w:pPr>
+      <w:r>
+        <w:rPr>
+          <w:rFonts w:ascii="Calibri" w:hAnsi="Calibri" w:cs="Calibri"/>
+          <w:color w:val="000000"/>
+          <w:sz w:val="36"/>
+          <w:szCs w:val="36"/>
+        </w:rPr>
+        <w:t xml:space="preserve"> to be self-invoking or immediately executed</w:t>
+      </w:r>
+    </w:p>
+    <w:p>
+      <w:pPr>
+        <w:ind w:left="360"/>
+        <w:rPr>
+          <w:rFonts w:ascii="Calibri" w:hAnsi="Calibri" w:cs="Calibri"/>
+          <w:color w:val="FF0000"/>
+          <w:sz w:val="36"/>
+          <w:szCs w:val="36"/>
+        </w:rPr>
+      </w:pPr>
+      <w:r>
+        <w:rPr>
+          <w:rFonts w:ascii="Calibri" w:hAnsi="Calibri" w:cs="Calibri"/>
+          <w:color w:val="FF0000"/>
+          <w:sz w:val="36"/>
+          <w:szCs w:val="36"/>
+        </w:rPr>
+        <w:t>METHODS IN FUNCTIONS:</w:t>
+      </w:r>
+    </w:p>
+    <w:p>
+      <w:pPr>
+        <w:ind w:left="360"/>
+        <w:rPr>
+          <w:rFonts w:ascii="Calibri" w:hAnsi="Calibri" w:cs="Calibri"/>
+          <w:color w:val="000000" w:themeColor="text1"/>
+          <w:sz w:val="36"/>
+          <w:szCs w:val="36"/>
+        </w:rPr>
+      </w:pPr>
+      <w:r>
+        <w:rPr>
+          <w:rFonts w:ascii="Calibri" w:hAnsi="Calibri" w:cs="Calibri"/>
+          <w:color w:val="70AD47" w:themeColor="accent6"/>
+          <w:sz w:val="36"/>
+          <w:szCs w:val="36"/>
+        </w:rPr>
+        <w:t>APPLY:</w:t>
+      </w:r>
+      <w:r>
+        <w:rPr>
+          <w:rFonts w:ascii="Calibri" w:hAnsi="Calibri" w:cs="Calibri"/>
+          <w:color w:val="70AD47" w:themeColor="accent6"/>
+          <w:sz w:val="36"/>
+          <w:szCs w:val="36"/>
+        </w:rPr>
+        <w:t xml:space="preserve"> </w:t>
+      </w:r>
+      <w:r>
+        <w:rPr>
+          <w:rFonts w:ascii="Calibri" w:hAnsi="Calibri" w:cs="Calibri"/>
+          <w:color w:val="000000" w:themeColor="text1"/>
+          <w:sz w:val="36"/>
+          <w:szCs w:val="36"/>
+        </w:rPr>
+        <w:t xml:space="preserve">value </w:t>
+      </w:r>
+      <w:proofErr w:type="gramStart"/>
+      <w:r>
+        <w:rPr>
+          <w:rFonts w:ascii="Calibri" w:hAnsi="Calibri" w:cs="Calibri"/>
+          <w:color w:val="000000" w:themeColor="text1"/>
+          <w:sz w:val="36"/>
+          <w:szCs w:val="36"/>
+        </w:rPr>
+        <w:t>passed  in</w:t>
+      </w:r>
+      <w:proofErr w:type="gramEnd"/>
+      <w:r>
+        <w:rPr>
+          <w:rFonts w:ascii="Calibri" w:hAnsi="Calibri" w:cs="Calibri"/>
+          <w:color w:val="000000" w:themeColor="text1"/>
+          <w:sz w:val="36"/>
+          <w:szCs w:val="36"/>
+        </w:rPr>
+        <w:t xml:space="preserve"> array format</w:t>
+      </w:r>
+    </w:p>
+    <w:p>
+      <w:pPr>
+        <w:ind w:left="360"/>
+        <w:rPr>
+          <w:rFonts w:ascii="Calibri" w:hAnsi="Calibri" w:cs="Calibri"/>
+          <w:color w:val="70AD47" w:themeColor="accent6"/>
+          <w:sz w:val="36"/>
+          <w:szCs w:val="36"/>
+        </w:rPr>
+      </w:pPr>
+      <w:r>
+        <w:rPr>
+          <w:rFonts w:ascii="Calibri" w:hAnsi="Calibri" w:cs="Calibri"/>
+          <w:color w:val="70AD47" w:themeColor="accent6"/>
+          <w:sz w:val="36"/>
+          <w:szCs w:val="36"/>
+        </w:rPr>
+        <w:t>CALL:</w:t>
+      </w:r>
+      <w:r>
+        <w:rPr>
+          <w:rFonts w:ascii="Calibri" w:hAnsi="Calibri" w:cs="Calibri"/>
+          <w:color w:val="70AD47" w:themeColor="accent6"/>
+          <w:sz w:val="36"/>
+          <w:szCs w:val="36"/>
+        </w:rPr>
+        <w:t xml:space="preserve"> </w:t>
+      </w:r>
+      <w:r>
+        <w:rPr>
+          <w:rFonts w:ascii="Calibri" w:hAnsi="Calibri" w:cs="Calibri"/>
+          <w:color w:val="000000" w:themeColor="text1"/>
+          <w:sz w:val="36"/>
+          <w:szCs w:val="36"/>
+        </w:rPr>
+        <w:t>calls individually</w:t>
+      </w:r>
+    </w:p>
+    <w:p>
+      <w:pPr>
+        <w:ind w:left="360"/>
+        <w:rPr>
+          <w:rFonts w:ascii="Calibri" w:hAnsi="Calibri" w:cs="Calibri"/>
+          <w:color w:val="000000"/>
+          <w:sz w:val="36"/>
+          <w:szCs w:val="36"/>
+        </w:rPr>
+      </w:pPr>
+      <w:proofErr w:type="spellStart"/>
+      <w:proofErr w:type="gramStart"/>
+      <w:r>
+        <w:rPr>
+          <w:rFonts w:ascii="Calibri" w:hAnsi="Calibri" w:cs="Calibri"/>
+          <w:color w:val="70AD47" w:themeColor="accent6"/>
+          <w:sz w:val="36"/>
+          <w:szCs w:val="36"/>
+        </w:rPr>
+        <w:t>BIND</w:t>
+      </w:r>
+      <w:r>
+        <w:rPr>
+          <w:rFonts w:ascii="Calibri" w:hAnsi="Calibri" w:cs="Calibri"/>
+          <w:color w:val="000000"/>
+          <w:sz w:val="36"/>
+          <w:szCs w:val="36"/>
+        </w:rPr>
+        <w:t>:create</w:t>
+      </w:r>
+      <w:proofErr w:type="spellEnd"/>
+      <w:proofErr w:type="gramEnd"/>
+      <w:r>
+        <w:rPr>
+          <w:rFonts w:ascii="Calibri" w:hAnsi="Calibri" w:cs="Calibri"/>
+          <w:color w:val="000000"/>
+          <w:sz w:val="36"/>
+          <w:szCs w:val="36"/>
+        </w:rPr>
+        <w:t xml:space="preserve"> new function and from that object is </w:t>
+      </w:r>
+      <w:proofErr w:type="spellStart"/>
+      <w:r>
+        <w:rPr>
+          <w:rFonts w:ascii="Calibri" w:hAnsi="Calibri" w:cs="Calibri"/>
+          <w:color w:val="000000"/>
+          <w:sz w:val="36"/>
+          <w:szCs w:val="36"/>
+        </w:rPr>
+        <w:t>oassed</w:t>
+      </w:r>
+      <w:proofErr w:type="spellEnd"/>
+      <w:r>
+        <w:rPr>
+          <w:rFonts w:ascii="Calibri" w:hAnsi="Calibri" w:cs="Calibri"/>
+          <w:color w:val="000000"/>
+          <w:sz w:val="36"/>
+          <w:szCs w:val="36"/>
+        </w:rPr>
+        <w:t xml:space="preserve"> and that is used.</w:t>
+      </w:r>
+      <w:r>
+        <w:rPr>
+          <w:noProof/>
+        </w:rPr>
+        <w:t xml:space="preserve"> </w:t>
+      </w:r>
+      <w:r>
+        <w:rPr>
+          <w:rFonts w:ascii="Calibri" w:hAnsi="Calibri" w:cs="Calibri"/>
+          <w:color w:val="000000"/>
+          <w:sz w:val="36"/>
+          <w:szCs w:val="36"/>
+        </w:rPr>
+        <w:drawing>
+          <wp:inline distT="0" distB="0" distL="0" distR="0" wp14:anchorId="0BDC730B" wp14:editId="57E8B403">
+            <wp:extent cx="5731510" cy="2882265"/>
+            <wp:effectExtent l="0" t="0" r="2540" b="0"/>
+            <wp:docPr id="1688110565" name="Picture 1"/>
+            <wp:cNvGraphicFramePr>
+              <a:graphicFrameLocks xmlns:a="http://schemas.openxmlformats.org/drawingml/2006/main" noChangeAspect="1"/>
+            </wp:cNvGraphicFramePr>
+            <a:graphic xmlns:a="http://schemas.openxmlformats.org/drawingml/2006/main">
+              <a:graphicData uri="http://schemas.openxmlformats.org/drawingml/2006/picture">
+                <pic:pic xmlns:pic="http://schemas.openxmlformats.org/drawingml/2006/picture">
+                  <pic:nvPicPr>
+                    <pic:cNvPr id="1688110565" name=""/>
+                    <pic:cNvPicPr/>
+                  </pic:nvPicPr>
+                  <pic:blipFill>
+                    <a:blip r:embed="rId11"/>
+                    <a:stretch>
+                      <a:fillRect/>
+                    </a:stretch>
+                  </pic:blipFill>
+                  <pic:spPr>
+                    <a:xfrm>
+                      <a:off x="0" y="0"/>
+                      <a:ext cx="5731510" cy="2882265"/>
+                    </a:xfrm>
+                    <a:prstGeom prst="rect">
+                      <a:avLst/>
+                    </a:prstGeom>
+                  </pic:spPr>
+                </pic:pic>
+              </a:graphicData>
+            </a:graphic>
+          </wp:inline>
+        </w:drawing>
+      </w:r>
     </w:p>
     <w:p>
       <w:pPr>
@@ -6742,6 +6958,7 @@
   <w:style w:type="character" w:default="1" w:styleId="DefaultParagraphFont">
     <w:name w:val="Default Paragraph Font"/>
     <w:uiPriority w:val="1"/>
+    <w:semiHidden/>
     <w:unhideWhenUsed/>
   </w:style>
   <w:style w:type="table" w:default="1" w:styleId="TableNormal">

--- a/javascript_notes.docx.docx
+++ b/javascript_notes.docx.docx
@@ -4651,6 +4651,7 @@
       <w:r>
         <w:rPr>
           <w:rFonts w:ascii="Calibri" w:hAnsi="Calibri" w:cs="Calibri"/>
+          <w:noProof/>
           <w:color w:val="000000"/>
           <w:sz w:val="36"/>
           <w:szCs w:val="36"/>
@@ -4708,11 +4709,49 @@
         <w:ind w:left="360"/>
         <w:rPr>
           <w:rFonts w:ascii="Calibri" w:hAnsi="Calibri" w:cs="Calibri"/>
-          <w:color w:val="000000"/>
-          <w:sz w:val="36"/>
-          <w:szCs w:val="36"/>
-        </w:rPr>
-      </w:pPr>
+          <w:b/>
+          <w:bCs/>
+          <w:color w:val="000000"/>
+          <w:sz w:val="36"/>
+          <w:szCs w:val="36"/>
+        </w:rPr>
+      </w:pPr>
+      <w:r>
+        <w:rPr>
+          <w:rFonts w:ascii="Calibri" w:hAnsi="Calibri" w:cs="Calibri"/>
+          <w:b/>
+          <w:bCs/>
+          <w:color w:val="000000"/>
+          <w:sz w:val="36"/>
+          <w:szCs w:val="36"/>
+        </w:rPr>
+        <w:lastRenderedPageBreak/>
+        <w:t xml:space="preserve">Errors </w:t>
+      </w:r>
+      <w:proofErr w:type="gramStart"/>
+      <w:r>
+        <w:rPr>
+          <w:rFonts w:ascii="Calibri" w:hAnsi="Calibri" w:cs="Calibri"/>
+          <w:b/>
+          <w:bCs/>
+          <w:color w:val="000000"/>
+          <w:sz w:val="36"/>
+          <w:szCs w:val="36"/>
+        </w:rPr>
+        <w:t>Handling(</w:t>
+      </w:r>
+      <w:proofErr w:type="gramEnd"/>
+      <w:r>
+        <w:rPr>
+          <w:rFonts w:ascii="Calibri" w:hAnsi="Calibri" w:cs="Calibri"/>
+          <w:b/>
+          <w:bCs/>
+          <w:color w:val="000000"/>
+          <w:sz w:val="36"/>
+          <w:szCs w:val="36"/>
+        </w:rPr>
+        <w:t>Exception handling):</w:t>
+      </w:r>
     </w:p>
     <w:p>
       <w:pPr>
@@ -4724,6 +4763,15 @@
           <w:szCs w:val="36"/>
         </w:rPr>
       </w:pPr>
+      <w:r>
+        <w:rPr>
+          <w:rFonts w:ascii="Calibri" w:hAnsi="Calibri" w:cs="Calibri"/>
+          <w:color w:val="000000"/>
+          <w:sz w:val="36"/>
+          <w:szCs w:val="36"/>
+        </w:rPr>
+        <w:t>JavaScript uses try-catch-finally blocks to handle exceptions (i.e., runtime errors). This allows you to run code safely and handle errors gracefully without crashing your entire program.</w:t>
+      </w:r>
     </w:p>
     <w:p>
       <w:pPr>
@@ -4735,6 +4783,15 @@
           <w:szCs w:val="36"/>
         </w:rPr>
       </w:pPr>
+      <w:r>
+        <w:rPr>
+          <w:rFonts w:ascii="Calibri" w:hAnsi="Calibri" w:cs="Calibri"/>
+          <w:color w:val="000000"/>
+          <w:sz w:val="36"/>
+          <w:szCs w:val="36"/>
+        </w:rPr>
+        <w:t>try {</w:t>
+      </w:r>
     </w:p>
     <w:p>
       <w:pPr>
@@ -4746,6 +4803,15 @@
           <w:szCs w:val="36"/>
         </w:rPr>
       </w:pPr>
+      <w:r>
+        <w:rPr>
+          <w:rFonts w:ascii="Calibri" w:hAnsi="Calibri" w:cs="Calibri"/>
+          <w:color w:val="000000"/>
+          <w:sz w:val="36"/>
+          <w:szCs w:val="36"/>
+        </w:rPr>
+        <w:t>// Code that may throw an error</w:t>
+      </w:r>
     </w:p>
     <w:p>
       <w:pPr>
@@ -4757,6 +4823,6200 @@
           <w:szCs w:val="36"/>
         </w:rPr>
       </w:pPr>
+      <w:r>
+        <w:rPr>
+          <w:rFonts w:ascii="Calibri" w:hAnsi="Calibri" w:cs="Calibri"/>
+          <w:color w:val="000000"/>
+          <w:sz w:val="36"/>
+          <w:szCs w:val="36"/>
+        </w:rPr>
+        <w:t>} catch (error) {</w:t>
+      </w:r>
+    </w:p>
+    <w:p>
+      <w:pPr>
+        <w:ind w:left="360"/>
+        <w:rPr>
+          <w:rFonts w:ascii="Calibri" w:hAnsi="Calibri" w:cs="Calibri"/>
+          <w:color w:val="000000"/>
+          <w:sz w:val="36"/>
+          <w:szCs w:val="36"/>
+        </w:rPr>
+      </w:pPr>
+      <w:r>
+        <w:rPr>
+          <w:rFonts w:ascii="Calibri" w:hAnsi="Calibri" w:cs="Calibri"/>
+          <w:color w:val="000000"/>
+          <w:sz w:val="36"/>
+          <w:szCs w:val="36"/>
+        </w:rPr>
+        <w:t>// Code that runs if an error occurs</w:t>
+      </w:r>
+    </w:p>
+    <w:p>
+      <w:pPr>
+        <w:ind w:left="360"/>
+        <w:rPr>
+          <w:rFonts w:ascii="Calibri" w:hAnsi="Calibri" w:cs="Calibri"/>
+          <w:color w:val="000000"/>
+          <w:sz w:val="36"/>
+          <w:szCs w:val="36"/>
+        </w:rPr>
+      </w:pPr>
+      <w:r>
+        <w:rPr>
+          <w:rFonts w:ascii="Calibri" w:hAnsi="Calibri" w:cs="Calibri"/>
+          <w:color w:val="000000"/>
+          <w:sz w:val="36"/>
+          <w:szCs w:val="36"/>
+        </w:rPr>
+        <w:t>} finally {</w:t>
+      </w:r>
+    </w:p>
+    <w:p>
+      <w:pPr>
+        <w:ind w:left="360"/>
+        <w:rPr>
+          <w:rFonts w:ascii="Calibri" w:hAnsi="Calibri" w:cs="Calibri"/>
+          <w:color w:val="000000"/>
+          <w:sz w:val="36"/>
+          <w:szCs w:val="36"/>
+        </w:rPr>
+      </w:pPr>
+      <w:r>
+        <w:rPr>
+          <w:rFonts w:ascii="Calibri" w:hAnsi="Calibri" w:cs="Calibri"/>
+          <w:color w:val="000000"/>
+          <w:sz w:val="36"/>
+          <w:szCs w:val="36"/>
+        </w:rPr>
+        <w:t>// Code that always runs, regardless of what happened above</w:t>
+      </w:r>
+    </w:p>
+    <w:p>
+      <w:pPr>
+        <w:ind w:left="360"/>
+        <w:rPr>
+          <w:rFonts w:ascii="Calibri" w:hAnsi="Calibri" w:cs="Calibri"/>
+          <w:color w:val="000000"/>
+          <w:sz w:val="36"/>
+          <w:szCs w:val="36"/>
+        </w:rPr>
+      </w:pPr>
+      <w:r>
+        <w:rPr>
+          <w:rFonts w:ascii="Calibri" w:hAnsi="Calibri" w:cs="Calibri"/>
+          <w:color w:val="000000"/>
+          <w:sz w:val="36"/>
+          <w:szCs w:val="36"/>
+        </w:rPr>
+        <w:t>}</w:t>
+      </w:r>
+    </w:p>
+    <w:p>
+      <w:pPr>
+        <w:ind w:left="360"/>
+        <w:rPr>
+          <w:rFonts w:ascii="Calibri" w:hAnsi="Calibri" w:cs="Calibri"/>
+          <w:color w:val="000000"/>
+          <w:sz w:val="36"/>
+          <w:szCs w:val="36"/>
+        </w:rPr>
+      </w:pPr>
+      <w:r>
+        <w:rPr>
+          <w:rFonts w:ascii="Calibri" w:hAnsi="Calibri" w:cs="Calibri"/>
+          <w:color w:val="000000"/>
+          <w:sz w:val="36"/>
+          <w:szCs w:val="36"/>
+        </w:rPr>
+        <w:t xml:space="preserve">throw new </w:t>
+      </w:r>
+      <w:proofErr w:type="gramStart"/>
+      <w:r>
+        <w:rPr>
+          <w:rFonts w:ascii="Calibri" w:hAnsi="Calibri" w:cs="Calibri"/>
+          <w:color w:val="000000"/>
+          <w:sz w:val="36"/>
+          <w:szCs w:val="36"/>
+        </w:rPr>
+        <w:t>Error(</w:t>
+      </w:r>
+      <w:proofErr w:type="gramEnd"/>
+      <w:r>
+        <w:rPr>
+          <w:rFonts w:ascii="Calibri" w:hAnsi="Calibri" w:cs="Calibri"/>
+          <w:color w:val="000000"/>
+          <w:sz w:val="36"/>
+          <w:szCs w:val="36"/>
+        </w:rPr>
+        <w:t>"Something went wrong");</w:t>
+      </w:r>
+    </w:p>
+    <w:p>
+      <w:pPr>
+        <w:ind w:left="360"/>
+        <w:rPr>
+          <w:rFonts w:ascii="Calibri" w:hAnsi="Calibri" w:cs="Calibri"/>
+          <w:color w:val="000000"/>
+          <w:sz w:val="36"/>
+          <w:szCs w:val="36"/>
+        </w:rPr>
+      </w:pPr>
+      <w:r>
+        <w:rPr>
+          <w:rFonts w:ascii="Calibri" w:hAnsi="Calibri" w:cs="Calibri"/>
+          <w:color w:val="000000"/>
+          <w:sz w:val="36"/>
+          <w:szCs w:val="36"/>
+        </w:rPr>
+        <w:t>Common Error Types in JavaScript</w:t>
+      </w:r>
+    </w:p>
+    <w:p>
+      <w:pPr>
+        <w:ind w:left="360"/>
+        <w:rPr>
+          <w:rFonts w:ascii="Calibri" w:hAnsi="Calibri" w:cs="Calibri"/>
+          <w:color w:val="000000"/>
+          <w:sz w:val="36"/>
+          <w:szCs w:val="36"/>
+        </w:rPr>
+      </w:pPr>
+      <w:r>
+        <w:rPr>
+          <w:rFonts w:ascii="Calibri" w:hAnsi="Calibri" w:cs="Calibri"/>
+          <w:color w:val="000000"/>
+          <w:sz w:val="36"/>
+          <w:szCs w:val="36"/>
+        </w:rPr>
+        <w:t xml:space="preserve">· </w:t>
+      </w:r>
+      <w:proofErr w:type="spellStart"/>
+      <w:r>
+        <w:rPr>
+          <w:rFonts w:ascii="Calibri" w:hAnsi="Calibri" w:cs="Calibri"/>
+          <w:color w:val="000000"/>
+          <w:sz w:val="36"/>
+          <w:szCs w:val="36"/>
+        </w:rPr>
+        <w:t>ReferenceError</w:t>
+      </w:r>
+      <w:proofErr w:type="spellEnd"/>
+      <w:r>
+        <w:rPr>
+          <w:rFonts w:ascii="Calibri" w:hAnsi="Calibri" w:cs="Calibri"/>
+          <w:color w:val="000000"/>
+          <w:sz w:val="36"/>
+          <w:szCs w:val="36"/>
+        </w:rPr>
+        <w:t>: Using a variable that hasn’t been declared</w:t>
+      </w:r>
+    </w:p>
+    <w:p>
+      <w:pPr>
+        <w:ind w:left="360"/>
+        <w:rPr>
+          <w:rFonts w:ascii="Calibri" w:hAnsi="Calibri" w:cs="Calibri"/>
+          <w:color w:val="000000"/>
+          <w:sz w:val="36"/>
+          <w:szCs w:val="36"/>
+        </w:rPr>
+      </w:pPr>
+      <w:r>
+        <w:rPr>
+          <w:rFonts w:ascii="Calibri" w:hAnsi="Calibri" w:cs="Calibri"/>
+          <w:color w:val="000000"/>
+          <w:sz w:val="36"/>
+          <w:szCs w:val="36"/>
+        </w:rPr>
+        <w:t xml:space="preserve">· </w:t>
+      </w:r>
+      <w:proofErr w:type="spellStart"/>
+      <w:r>
+        <w:rPr>
+          <w:rFonts w:ascii="Calibri" w:hAnsi="Calibri" w:cs="Calibri"/>
+          <w:color w:val="000000"/>
+          <w:sz w:val="36"/>
+          <w:szCs w:val="36"/>
+        </w:rPr>
+        <w:t>TypeError</w:t>
+      </w:r>
+      <w:proofErr w:type="spellEnd"/>
+      <w:r>
+        <w:rPr>
+          <w:rFonts w:ascii="Calibri" w:hAnsi="Calibri" w:cs="Calibri"/>
+          <w:color w:val="000000"/>
+          <w:sz w:val="36"/>
+          <w:szCs w:val="36"/>
+        </w:rPr>
+        <w:t>: Using a value in an inappropriate way</w:t>
+      </w:r>
+    </w:p>
+    <w:p>
+      <w:pPr>
+        <w:ind w:left="360"/>
+        <w:rPr>
+          <w:rFonts w:ascii="Calibri" w:hAnsi="Calibri" w:cs="Calibri"/>
+          <w:color w:val="000000"/>
+          <w:sz w:val="36"/>
+          <w:szCs w:val="36"/>
+        </w:rPr>
+      </w:pPr>
+      <w:r>
+        <w:rPr>
+          <w:rFonts w:ascii="Calibri" w:hAnsi="Calibri" w:cs="Calibri"/>
+          <w:color w:val="000000"/>
+          <w:sz w:val="36"/>
+          <w:szCs w:val="36"/>
+        </w:rPr>
+        <w:t xml:space="preserve">· </w:t>
+      </w:r>
+      <w:proofErr w:type="spellStart"/>
+      <w:r>
+        <w:rPr>
+          <w:rFonts w:ascii="Calibri" w:hAnsi="Calibri" w:cs="Calibri"/>
+          <w:color w:val="000000"/>
+          <w:sz w:val="36"/>
+          <w:szCs w:val="36"/>
+        </w:rPr>
+        <w:t>SyntaxError</w:t>
+      </w:r>
+      <w:proofErr w:type="spellEnd"/>
+      <w:r>
+        <w:rPr>
+          <w:rFonts w:ascii="Calibri" w:hAnsi="Calibri" w:cs="Calibri"/>
+          <w:color w:val="000000"/>
+          <w:sz w:val="36"/>
+          <w:szCs w:val="36"/>
+        </w:rPr>
+        <w:t>: Incorrect syntax, usually caught at parse time</w:t>
+      </w:r>
+    </w:p>
+    <w:p>
+      <w:pPr>
+        <w:ind w:left="360"/>
+        <w:rPr>
+          <w:rFonts w:ascii="Calibri" w:hAnsi="Calibri" w:cs="Calibri"/>
+          <w:color w:val="000000"/>
+          <w:sz w:val="36"/>
+          <w:szCs w:val="36"/>
+        </w:rPr>
+      </w:pPr>
+      <w:r>
+        <w:rPr>
+          <w:rFonts w:ascii="Calibri" w:hAnsi="Calibri" w:cs="Calibri"/>
+          <w:color w:val="000000"/>
+          <w:sz w:val="36"/>
+          <w:szCs w:val="36"/>
+        </w:rPr>
+        <w:t xml:space="preserve">· </w:t>
+      </w:r>
+      <w:proofErr w:type="spellStart"/>
+      <w:r>
+        <w:rPr>
+          <w:rFonts w:ascii="Calibri" w:hAnsi="Calibri" w:cs="Calibri"/>
+          <w:color w:val="000000"/>
+          <w:sz w:val="36"/>
+          <w:szCs w:val="36"/>
+        </w:rPr>
+        <w:t>RangeError</w:t>
+      </w:r>
+      <w:proofErr w:type="spellEnd"/>
+      <w:r>
+        <w:rPr>
+          <w:rFonts w:ascii="Calibri" w:hAnsi="Calibri" w:cs="Calibri"/>
+          <w:color w:val="000000"/>
+          <w:sz w:val="36"/>
+          <w:szCs w:val="36"/>
+        </w:rPr>
+        <w:t>: Number “out of range”</w:t>
+      </w:r>
+    </w:p>
+    <w:p>
+      <w:pPr>
+        <w:ind w:left="360"/>
+        <w:rPr>
+          <w:rFonts w:ascii="Calibri" w:hAnsi="Calibri" w:cs="Calibri"/>
+          <w:color w:val="000000"/>
+          <w:sz w:val="36"/>
+          <w:szCs w:val="36"/>
+        </w:rPr>
+      </w:pPr>
+      <w:r>
+        <w:rPr>
+          <w:rFonts w:ascii="Calibri" w:hAnsi="Calibri" w:cs="Calibri"/>
+          <w:color w:val="000000"/>
+          <w:sz w:val="36"/>
+          <w:szCs w:val="36"/>
+        </w:rPr>
+        <w:t xml:space="preserve">· </w:t>
+      </w:r>
+      <w:proofErr w:type="spellStart"/>
+      <w:r>
+        <w:rPr>
+          <w:rFonts w:ascii="Calibri" w:hAnsi="Calibri" w:cs="Calibri"/>
+          <w:color w:val="000000"/>
+          <w:sz w:val="36"/>
+          <w:szCs w:val="36"/>
+        </w:rPr>
+        <w:t>URIError</w:t>
+      </w:r>
+      <w:proofErr w:type="spellEnd"/>
+      <w:r>
+        <w:rPr>
+          <w:rFonts w:ascii="Calibri" w:hAnsi="Calibri" w:cs="Calibri"/>
+          <w:color w:val="000000"/>
+          <w:sz w:val="36"/>
+          <w:szCs w:val="36"/>
+        </w:rPr>
+        <w:t xml:space="preserve">: Issues with </w:t>
+      </w:r>
+      <w:proofErr w:type="spellStart"/>
+      <w:proofErr w:type="gramStart"/>
+      <w:r>
+        <w:rPr>
+          <w:rFonts w:ascii="Calibri" w:hAnsi="Calibri" w:cs="Calibri"/>
+          <w:color w:val="000000"/>
+          <w:sz w:val="36"/>
+          <w:szCs w:val="36"/>
+        </w:rPr>
+        <w:t>decodeURI</w:t>
+      </w:r>
+      <w:proofErr w:type="spellEnd"/>
+      <w:r>
+        <w:rPr>
+          <w:rFonts w:ascii="Calibri" w:hAnsi="Calibri" w:cs="Calibri"/>
+          <w:color w:val="000000"/>
+          <w:sz w:val="36"/>
+          <w:szCs w:val="36"/>
+        </w:rPr>
+        <w:t>(</w:t>
+      </w:r>
+      <w:proofErr w:type="gramEnd"/>
+      <w:r>
+        <w:rPr>
+          <w:rFonts w:ascii="Calibri" w:hAnsi="Calibri" w:cs="Calibri"/>
+          <w:color w:val="000000"/>
+          <w:sz w:val="36"/>
+          <w:szCs w:val="36"/>
+        </w:rPr>
+        <w:t xml:space="preserve">) or </w:t>
+      </w:r>
+      <w:proofErr w:type="spellStart"/>
+      <w:proofErr w:type="gramStart"/>
+      <w:r>
+        <w:rPr>
+          <w:rFonts w:ascii="Calibri" w:hAnsi="Calibri" w:cs="Calibri"/>
+          <w:color w:val="000000"/>
+          <w:sz w:val="36"/>
+          <w:szCs w:val="36"/>
+        </w:rPr>
+        <w:t>encodeURI</w:t>
+      </w:r>
+      <w:proofErr w:type="spellEnd"/>
+      <w:r>
+        <w:rPr>
+          <w:rFonts w:ascii="Calibri" w:hAnsi="Calibri" w:cs="Calibri"/>
+          <w:color w:val="000000"/>
+          <w:sz w:val="36"/>
+          <w:szCs w:val="36"/>
+        </w:rPr>
+        <w:t>(</w:t>
+      </w:r>
+      <w:proofErr w:type="gramEnd"/>
+      <w:r>
+        <w:rPr>
+          <w:rFonts w:ascii="Calibri" w:hAnsi="Calibri" w:cs="Calibri"/>
+          <w:color w:val="000000"/>
+          <w:sz w:val="36"/>
+          <w:szCs w:val="36"/>
+        </w:rPr>
+        <w:t>)</w:t>
+      </w:r>
+    </w:p>
+    <w:p>
+      <w:pPr>
+        <w:ind w:left="360"/>
+        <w:rPr>
+          <w:rFonts w:ascii="Calibri" w:hAnsi="Calibri" w:cs="Calibri"/>
+          <w:color w:val="000000"/>
+          <w:sz w:val="36"/>
+          <w:szCs w:val="36"/>
+        </w:rPr>
+      </w:pPr>
+      <w:r>
+        <w:rPr>
+          <w:rFonts w:ascii="Calibri" w:hAnsi="Calibri" w:cs="Calibri"/>
+          <w:color w:val="000000"/>
+          <w:sz w:val="36"/>
+          <w:szCs w:val="36"/>
+        </w:rPr>
+        <w:t>1.Complie Time</w:t>
+      </w:r>
+      <w:r>
+        <w:rPr>
+          <w:rFonts w:ascii="Calibri" w:hAnsi="Calibri" w:cs="Calibri"/>
+          <w:color w:val="000000"/>
+          <w:sz w:val="36"/>
+          <w:szCs w:val="36"/>
+        </w:rPr>
+        <w:t xml:space="preserve">    </w:t>
+      </w:r>
+      <w:proofErr w:type="gramStart"/>
+      <w:r>
+        <w:rPr>
+          <w:rFonts w:ascii="Calibri" w:hAnsi="Calibri" w:cs="Calibri"/>
+          <w:color w:val="000000"/>
+          <w:sz w:val="36"/>
+          <w:szCs w:val="36"/>
+        </w:rPr>
+        <w:t>2.Runtime</w:t>
+      </w:r>
+      <w:proofErr w:type="gramEnd"/>
+      <w:r>
+        <w:rPr>
+          <w:rFonts w:ascii="Calibri" w:hAnsi="Calibri" w:cs="Calibri"/>
+          <w:color w:val="000000"/>
+          <w:sz w:val="36"/>
+          <w:szCs w:val="36"/>
+        </w:rPr>
+        <w:t xml:space="preserve"> Time</w:t>
+      </w:r>
+    </w:p>
+    <w:p>
+      <w:pPr>
+        <w:ind w:left="360"/>
+        <w:rPr>
+          <w:rFonts w:ascii="Calibri" w:hAnsi="Calibri" w:cs="Calibri"/>
+          <w:color w:val="000000"/>
+          <w:sz w:val="36"/>
+          <w:szCs w:val="36"/>
+        </w:rPr>
+      </w:pPr>
+    </w:p>
+    <w:p>
+      <w:pPr>
+        <w:ind w:left="360"/>
+        <w:rPr>
+          <w:rFonts w:ascii="Calibri" w:hAnsi="Calibri" w:cs="Calibri"/>
+          <w:color w:val="000000"/>
+          <w:sz w:val="36"/>
+          <w:szCs w:val="36"/>
+        </w:rPr>
+      </w:pPr>
+      <w:r>
+        <w:rPr>
+          <w:rFonts w:ascii="Calibri" w:hAnsi="Calibri" w:cs="Calibri"/>
+          <w:b/>
+          <w:bCs/>
+          <w:color w:val="000000"/>
+          <w:sz w:val="36"/>
+          <w:szCs w:val="36"/>
+          <w:lang w:val="en-US"/>
+        </w:rPr>
+        <w:lastRenderedPageBreak/>
+        <w:t>Try Block:</w:t>
+      </w:r>
+      <w:r>
+        <w:rPr>
+          <w:rFonts w:ascii="Calibri" w:hAnsi="Calibri" w:cs="Calibri"/>
+          <w:color w:val="000000"/>
+          <w:sz w:val="36"/>
+          <w:szCs w:val="36"/>
+          <w:lang w:val="en-US"/>
+        </w:rPr>
+        <w:t> You place code that may potentially throw an error here.</w:t>
+      </w:r>
+    </w:p>
+    <w:p>
+      <w:pPr>
+        <w:ind w:left="360"/>
+        <w:rPr>
+          <w:rFonts w:ascii="Calibri" w:hAnsi="Calibri" w:cs="Calibri"/>
+          <w:color w:val="000000"/>
+          <w:sz w:val="36"/>
+          <w:szCs w:val="36"/>
+        </w:rPr>
+      </w:pPr>
+      <w:r>
+        <w:rPr>
+          <w:rFonts w:ascii="Calibri" w:hAnsi="Calibri" w:cs="Calibri"/>
+          <w:b/>
+          <w:bCs/>
+          <w:color w:val="000000"/>
+          <w:sz w:val="36"/>
+          <w:szCs w:val="36"/>
+          <w:lang w:val="en-US"/>
+        </w:rPr>
+        <w:t>Catch Block: </w:t>
+      </w:r>
+      <w:r>
+        <w:rPr>
+          <w:rFonts w:ascii="Calibri" w:hAnsi="Calibri" w:cs="Calibri"/>
+          <w:color w:val="000000"/>
+          <w:sz w:val="36"/>
+          <w:szCs w:val="36"/>
+          <w:lang w:val="en-US"/>
+        </w:rPr>
+        <w:t>This block executes if an error occurs in the try block.</w:t>
+      </w:r>
+    </w:p>
+    <w:p>
+      <w:pPr>
+        <w:ind w:left="360"/>
+        <w:rPr>
+          <w:rFonts w:ascii="Calibri" w:hAnsi="Calibri" w:cs="Calibri"/>
+          <w:color w:val="000000"/>
+          <w:sz w:val="36"/>
+          <w:szCs w:val="36"/>
+        </w:rPr>
+      </w:pPr>
+      <w:r>
+        <w:rPr>
+          <w:rFonts w:ascii="Calibri" w:hAnsi="Calibri" w:cs="Calibri"/>
+          <w:b/>
+          <w:bCs/>
+          <w:color w:val="000000"/>
+          <w:sz w:val="36"/>
+          <w:szCs w:val="36"/>
+          <w:lang w:val="en-US"/>
+        </w:rPr>
+        <w:t>finally Block:</w:t>
+      </w:r>
+      <w:r>
+        <w:rPr>
+          <w:rFonts w:ascii="Calibri" w:hAnsi="Calibri" w:cs="Calibri"/>
+          <w:color w:val="000000"/>
+          <w:sz w:val="36"/>
+          <w:szCs w:val="36"/>
+          <w:lang w:val="en-US"/>
+        </w:rPr>
+        <w:t> The Code inside this block will always run, whether an error occurred or not.</w:t>
+      </w:r>
+    </w:p>
+    <w:p>
+      <w:pPr>
+        <w:ind w:left="360"/>
+        <w:rPr>
+          <w:rFonts w:ascii="Calibri" w:hAnsi="Calibri" w:cs="Calibri"/>
+          <w:color w:val="000000"/>
+          <w:sz w:val="36"/>
+          <w:szCs w:val="36"/>
+        </w:rPr>
+      </w:pPr>
+      <w:proofErr w:type="gramStart"/>
+      <w:r>
+        <w:rPr>
+          <w:rFonts w:ascii="Calibri" w:hAnsi="Calibri" w:cs="Calibri"/>
+          <w:color w:val="000000"/>
+          <w:sz w:val="36"/>
+          <w:szCs w:val="36"/>
+        </w:rPr>
+        <w:t>try{</w:t>
+      </w:r>
+      <w:proofErr w:type="gramEnd"/>
+    </w:p>
+    <w:p>
+      <w:pPr>
+        <w:ind w:left="360"/>
+        <w:rPr>
+          <w:rFonts w:ascii="Calibri" w:hAnsi="Calibri" w:cs="Calibri"/>
+          <w:color w:val="000000"/>
+          <w:sz w:val="36"/>
+          <w:szCs w:val="36"/>
+        </w:rPr>
+      </w:pPr>
+      <w:r>
+        <w:rPr>
+          <w:rFonts w:ascii="Calibri" w:hAnsi="Calibri" w:cs="Calibri"/>
+          <w:color w:val="000000"/>
+          <w:sz w:val="36"/>
+          <w:szCs w:val="36"/>
+        </w:rPr>
+        <w:t>//code that may throw an error</w:t>
+      </w:r>
+    </w:p>
+    <w:p>
+      <w:pPr>
+        <w:ind w:left="360"/>
+        <w:rPr>
+          <w:rFonts w:ascii="Calibri" w:hAnsi="Calibri" w:cs="Calibri"/>
+          <w:color w:val="000000"/>
+          <w:sz w:val="36"/>
+          <w:szCs w:val="36"/>
+        </w:rPr>
+      </w:pPr>
+      <w:r>
+        <w:rPr>
+          <w:rFonts w:ascii="Calibri" w:hAnsi="Calibri" w:cs="Calibri"/>
+          <w:color w:val="000000"/>
+          <w:sz w:val="36"/>
+          <w:szCs w:val="36"/>
+        </w:rPr>
+        <w:t>}</w:t>
+      </w:r>
+    </w:p>
+    <w:p>
+      <w:pPr>
+        <w:ind w:left="360"/>
+        <w:rPr>
+          <w:rFonts w:ascii="Calibri" w:hAnsi="Calibri" w:cs="Calibri"/>
+          <w:color w:val="000000"/>
+          <w:sz w:val="36"/>
+          <w:szCs w:val="36"/>
+        </w:rPr>
+      </w:pPr>
+      <w:r>
+        <w:rPr>
+          <w:rFonts w:ascii="Calibri" w:hAnsi="Calibri" w:cs="Calibri"/>
+          <w:color w:val="000000"/>
+          <w:sz w:val="36"/>
+          <w:szCs w:val="36"/>
+        </w:rPr>
+        <w:t>Catch(error</w:t>
+      </w:r>
+      <w:proofErr w:type="gramStart"/>
+      <w:r>
+        <w:rPr>
+          <w:rFonts w:ascii="Calibri" w:hAnsi="Calibri" w:cs="Calibri"/>
+          <w:color w:val="000000"/>
+          <w:sz w:val="36"/>
+          <w:szCs w:val="36"/>
+        </w:rPr>
+        <w:t>){</w:t>
+      </w:r>
+      <w:proofErr w:type="gramEnd"/>
+    </w:p>
+    <w:p>
+      <w:pPr>
+        <w:ind w:left="360"/>
+        <w:rPr>
+          <w:rFonts w:ascii="Calibri" w:hAnsi="Calibri" w:cs="Calibri"/>
+          <w:color w:val="000000"/>
+          <w:sz w:val="36"/>
+          <w:szCs w:val="36"/>
+        </w:rPr>
+      </w:pPr>
+      <w:r>
+        <w:rPr>
+          <w:rFonts w:ascii="Calibri" w:hAnsi="Calibri" w:cs="Calibri"/>
+          <w:color w:val="000000"/>
+          <w:sz w:val="36"/>
+          <w:szCs w:val="36"/>
+        </w:rPr>
+        <w:t>//code to handle the error</w:t>
+      </w:r>
+    </w:p>
+    <w:p>
+      <w:pPr>
+        <w:ind w:left="360"/>
+        <w:rPr>
+          <w:rFonts w:ascii="Calibri" w:hAnsi="Calibri" w:cs="Calibri"/>
+          <w:color w:val="000000"/>
+          <w:sz w:val="36"/>
+          <w:szCs w:val="36"/>
+        </w:rPr>
+      </w:pPr>
+      <w:r>
+        <w:rPr>
+          <w:rFonts w:ascii="Calibri" w:hAnsi="Calibri" w:cs="Calibri"/>
+          <w:color w:val="000000"/>
+          <w:sz w:val="36"/>
+          <w:szCs w:val="36"/>
+        </w:rPr>
+        <w:t>}</w:t>
+      </w:r>
+    </w:p>
+    <w:p>
+      <w:pPr>
+        <w:ind w:left="360"/>
+        <w:rPr>
+          <w:rFonts w:ascii="Calibri" w:hAnsi="Calibri" w:cs="Calibri"/>
+          <w:color w:val="000000"/>
+          <w:sz w:val="36"/>
+          <w:szCs w:val="36"/>
+        </w:rPr>
+      </w:pPr>
+      <w:proofErr w:type="gramStart"/>
+      <w:r>
+        <w:rPr>
+          <w:rFonts w:ascii="Calibri" w:hAnsi="Calibri" w:cs="Calibri"/>
+          <w:color w:val="000000"/>
+          <w:sz w:val="36"/>
+          <w:szCs w:val="36"/>
+        </w:rPr>
+        <w:t>Finally{</w:t>
+      </w:r>
+      <w:proofErr w:type="gramEnd"/>
+    </w:p>
+    <w:p>
+      <w:pPr>
+        <w:ind w:left="360"/>
+        <w:rPr>
+          <w:rFonts w:ascii="Calibri" w:hAnsi="Calibri" w:cs="Calibri"/>
+          <w:color w:val="000000"/>
+          <w:sz w:val="36"/>
+          <w:szCs w:val="36"/>
+        </w:rPr>
+      </w:pPr>
+      <w:r>
+        <w:rPr>
+          <w:rFonts w:ascii="Calibri" w:hAnsi="Calibri" w:cs="Calibri"/>
+          <w:color w:val="000000"/>
+          <w:sz w:val="36"/>
+          <w:szCs w:val="36"/>
+        </w:rPr>
+        <w:t>//code that runs regardless of success of error</w:t>
+      </w:r>
+    </w:p>
+    <w:p>
+      <w:pPr>
+        <w:ind w:left="360"/>
+        <w:rPr>
+          <w:rFonts w:ascii="Calibri" w:hAnsi="Calibri" w:cs="Calibri"/>
+          <w:color w:val="000000"/>
+          <w:sz w:val="36"/>
+          <w:szCs w:val="36"/>
+        </w:rPr>
+      </w:pPr>
+      <w:r>
+        <w:rPr>
+          <w:rFonts w:ascii="Calibri" w:hAnsi="Calibri" w:cs="Calibri"/>
+          <w:color w:val="000000"/>
+          <w:sz w:val="36"/>
+          <w:szCs w:val="36"/>
+        </w:rPr>
+        <w:t>}</w:t>
+      </w:r>
+    </w:p>
+    <w:p>
+      <w:pPr>
+        <w:ind w:left="360"/>
+        <w:rPr>
+          <w:rFonts w:ascii="Calibri" w:hAnsi="Calibri" w:cs="Calibri"/>
+          <w:color w:val="000000"/>
+          <w:sz w:val="36"/>
+          <w:szCs w:val="36"/>
+        </w:rPr>
+      </w:pPr>
+      <w:r>
+        <w:rPr>
+          <w:rFonts w:ascii="Calibri" w:hAnsi="Calibri" w:cs="Calibri"/>
+          <w:color w:val="000000"/>
+          <w:sz w:val="36"/>
+          <w:szCs w:val="36"/>
+        </w:rPr>
+        <w:t>QUICK VIEW ………</w:t>
+      </w:r>
+    </w:p>
+    <w:p>
+      <w:pPr>
+        <w:ind w:left="360"/>
+        <w:rPr>
+          <w:rFonts w:ascii="Calibri" w:hAnsi="Calibri" w:cs="Calibri"/>
+          <w:color w:val="000000"/>
+          <w:sz w:val="36"/>
+          <w:szCs w:val="36"/>
+        </w:rPr>
+      </w:pPr>
+      <w:r>
+        <w:rPr>
+          <w:rFonts w:ascii="Calibri" w:hAnsi="Calibri" w:cs="Calibri"/>
+          <w:b/>
+          <w:bCs/>
+          <w:color w:val="000000"/>
+          <w:sz w:val="36"/>
+          <w:szCs w:val="36"/>
+          <w:lang w:val="en-US"/>
+        </w:rPr>
+        <w:t>Error</w:t>
+      </w:r>
+      <w:r>
+        <w:rPr>
+          <w:rFonts w:ascii="Calibri" w:hAnsi="Calibri" w:cs="Calibri"/>
+          <w:color w:val="000000"/>
+          <w:sz w:val="36"/>
+          <w:szCs w:val="36"/>
+          <w:lang w:val="en-US"/>
+        </w:rPr>
+        <w:t>: An object that represents an error or exception that occurred during execution.</w:t>
+      </w:r>
+    </w:p>
+    <w:p>
+      <w:pPr>
+        <w:ind w:left="360"/>
+        <w:rPr>
+          <w:rFonts w:ascii="Calibri" w:hAnsi="Calibri" w:cs="Calibri"/>
+          <w:color w:val="000000"/>
+          <w:sz w:val="36"/>
+          <w:szCs w:val="36"/>
+        </w:rPr>
+      </w:pPr>
+      <w:r>
+        <w:rPr>
+          <w:rFonts w:ascii="Calibri" w:hAnsi="Calibri" w:cs="Calibri"/>
+          <w:b/>
+          <w:bCs/>
+          <w:color w:val="000000"/>
+          <w:sz w:val="36"/>
+          <w:szCs w:val="36"/>
+          <w:lang w:val="en-US"/>
+        </w:rPr>
+        <w:t>Exception</w:t>
+      </w:r>
+      <w:r>
+        <w:rPr>
+          <w:rFonts w:ascii="Calibri" w:hAnsi="Calibri" w:cs="Calibri"/>
+          <w:color w:val="000000"/>
+          <w:sz w:val="36"/>
+          <w:szCs w:val="36"/>
+          <w:lang w:val="en-US"/>
+        </w:rPr>
+        <w:t>: A specific type of error that is thrown when an unexpected condition occurs.</w:t>
+      </w:r>
+    </w:p>
+    <w:p>
+      <w:pPr>
+        <w:ind w:left="360"/>
+        <w:rPr>
+          <w:rFonts w:ascii="Calibri" w:hAnsi="Calibri" w:cs="Calibri"/>
+          <w:color w:val="000000"/>
+          <w:sz w:val="36"/>
+          <w:szCs w:val="36"/>
+        </w:rPr>
+      </w:pPr>
+      <w:r>
+        <w:rPr>
+          <w:rFonts w:ascii="Calibri" w:hAnsi="Calibri" w:cs="Calibri"/>
+          <w:b/>
+          <w:bCs/>
+          <w:color w:val="000000"/>
+          <w:sz w:val="36"/>
+          <w:szCs w:val="36"/>
+          <w:lang w:val="en-US"/>
+        </w:rPr>
+        <w:t>Error Handling</w:t>
+      </w:r>
+      <w:r>
+        <w:rPr>
+          <w:rFonts w:ascii="Calibri" w:hAnsi="Calibri" w:cs="Calibri"/>
+          <w:color w:val="000000"/>
+          <w:sz w:val="36"/>
+          <w:szCs w:val="36"/>
+          <w:lang w:val="en-US"/>
+        </w:rPr>
+        <w:t>: The process of catching and handling errors that occur during execution.</w:t>
+      </w:r>
+    </w:p>
+    <w:p>
+      <w:pPr>
+        <w:ind w:left="360"/>
+        <w:rPr>
+          <w:rFonts w:ascii="Calibri" w:hAnsi="Calibri" w:cs="Calibri"/>
+          <w:color w:val="000000"/>
+          <w:sz w:val="36"/>
+          <w:szCs w:val="36"/>
+        </w:rPr>
+      </w:pPr>
+      <w:r>
+        <w:rPr>
+          <w:rFonts w:ascii="Calibri" w:hAnsi="Calibri" w:cs="Calibri"/>
+          <w:b/>
+          <w:bCs/>
+          <w:color w:val="000000"/>
+          <w:sz w:val="36"/>
+          <w:szCs w:val="36"/>
+          <w:lang w:val="en-US"/>
+        </w:rPr>
+        <w:t>Try-Catch Block</w:t>
+      </w:r>
+      <w:r>
+        <w:rPr>
+          <w:rFonts w:ascii="Calibri" w:hAnsi="Calibri" w:cs="Calibri"/>
+          <w:color w:val="000000"/>
+          <w:sz w:val="36"/>
+          <w:szCs w:val="36"/>
+          <w:lang w:val="en-US"/>
+        </w:rPr>
+        <w:t>: A block of code that attempts to execute a block of code and catches any errors that occur.</w:t>
+      </w:r>
+    </w:p>
+    <w:p>
+      <w:pPr>
+        <w:ind w:left="360"/>
+        <w:rPr>
+          <w:rFonts w:ascii="Calibri" w:hAnsi="Calibri" w:cs="Calibri"/>
+          <w:b/>
+          <w:bCs/>
+          <w:color w:val="000000"/>
+          <w:sz w:val="48"/>
+          <w:szCs w:val="48"/>
+        </w:rPr>
+      </w:pPr>
+      <w:r>
+        <w:rPr>
+          <w:rFonts w:ascii="Calibri" w:hAnsi="Calibri" w:cs="Calibri"/>
+          <w:b/>
+          <w:bCs/>
+          <w:color w:val="000000"/>
+          <w:sz w:val="48"/>
+          <w:szCs w:val="48"/>
+        </w:rPr>
+        <w:lastRenderedPageBreak/>
+        <w:t>Looping mechanism:</w:t>
+      </w:r>
+    </w:p>
+    <w:p>
+      <w:pPr>
+        <w:rPr>
+          <w:rFonts w:ascii="Calibri" w:hAnsi="Calibri" w:cs="Calibri"/>
+          <w:color w:val="000000"/>
+          <w:sz w:val="36"/>
+          <w:szCs w:val="36"/>
+        </w:rPr>
+      </w:pPr>
+      <w:r>
+        <w:rPr>
+          <w:rFonts w:ascii="Calibri" w:hAnsi="Calibri" w:cs="Calibri"/>
+          <w:b/>
+          <w:bCs/>
+          <w:color w:val="000000"/>
+          <w:sz w:val="36"/>
+          <w:szCs w:val="36"/>
+        </w:rPr>
+        <w:t>What are Loops?</w:t>
+      </w:r>
+      <w:r>
+        <w:rPr>
+          <w:rFonts w:ascii="Calibri" w:hAnsi="Calibri" w:cs="Calibri"/>
+          <w:color w:val="000000"/>
+          <w:sz w:val="36"/>
+          <w:szCs w:val="36"/>
+        </w:rPr>
+        <w:t xml:space="preserve"> </w:t>
+      </w:r>
+    </w:p>
+    <w:p>
+      <w:pPr>
+        <w:numPr>
+          <w:ilvl w:val="1"/>
+          <w:numId w:val="20"/>
+        </w:numPr>
+        <w:rPr>
+          <w:rFonts w:ascii="Calibri" w:hAnsi="Calibri" w:cs="Calibri"/>
+          <w:color w:val="000000"/>
+          <w:sz w:val="36"/>
+          <w:szCs w:val="36"/>
+        </w:rPr>
+      </w:pPr>
+      <w:r>
+        <w:rPr>
+          <w:rFonts w:ascii="Calibri" w:hAnsi="Calibri" w:cs="Calibri"/>
+          <w:color w:val="000000"/>
+          <w:sz w:val="36"/>
+          <w:szCs w:val="36"/>
+        </w:rPr>
+        <w:t>A way to execute a block of code repeatedly.</w:t>
+      </w:r>
+    </w:p>
+    <w:p>
+      <w:pPr>
+        <w:numPr>
+          <w:ilvl w:val="1"/>
+          <w:numId w:val="20"/>
+        </w:numPr>
+        <w:rPr>
+          <w:rFonts w:ascii="Calibri" w:hAnsi="Calibri" w:cs="Calibri"/>
+          <w:color w:val="000000"/>
+          <w:sz w:val="36"/>
+          <w:szCs w:val="36"/>
+        </w:rPr>
+      </w:pPr>
+      <w:r>
+        <w:rPr>
+          <w:rFonts w:ascii="Calibri" w:hAnsi="Calibri" w:cs="Calibri"/>
+          <w:color w:val="000000"/>
+          <w:sz w:val="36"/>
+          <w:szCs w:val="36"/>
+        </w:rPr>
+        <w:t>Saves time and reduces redundancy.</w:t>
+      </w:r>
+    </w:p>
+    <w:p>
+      <w:pPr>
+        <w:numPr>
+          <w:ilvl w:val="0"/>
+          <w:numId w:val="20"/>
+        </w:numPr>
+        <w:rPr>
+          <w:rFonts w:ascii="Calibri" w:hAnsi="Calibri" w:cs="Calibri"/>
+          <w:color w:val="000000"/>
+          <w:sz w:val="36"/>
+          <w:szCs w:val="36"/>
+        </w:rPr>
+      </w:pPr>
+      <w:r>
+        <w:rPr>
+          <w:rFonts w:ascii="Calibri" w:hAnsi="Calibri" w:cs="Calibri"/>
+          <w:b/>
+          <w:bCs/>
+          <w:color w:val="000000"/>
+          <w:sz w:val="36"/>
+          <w:szCs w:val="36"/>
+        </w:rPr>
+        <w:t>Why Use Loops in JavaScript?</w:t>
+      </w:r>
+      <w:r>
+        <w:rPr>
+          <w:rFonts w:ascii="Calibri" w:hAnsi="Calibri" w:cs="Calibri"/>
+          <w:color w:val="000000"/>
+          <w:sz w:val="36"/>
+          <w:szCs w:val="36"/>
+        </w:rPr>
+        <w:t xml:space="preserve"> </w:t>
+      </w:r>
+    </w:p>
+    <w:p>
+      <w:pPr>
+        <w:numPr>
+          <w:ilvl w:val="1"/>
+          <w:numId w:val="20"/>
+        </w:numPr>
+        <w:rPr>
+          <w:rFonts w:ascii="Calibri" w:hAnsi="Calibri" w:cs="Calibri"/>
+          <w:color w:val="000000"/>
+          <w:sz w:val="36"/>
+          <w:szCs w:val="36"/>
+        </w:rPr>
+      </w:pPr>
+      <w:r>
+        <w:rPr>
+          <w:rFonts w:ascii="Calibri" w:hAnsi="Calibri" w:cs="Calibri"/>
+          <w:color w:val="000000"/>
+          <w:sz w:val="36"/>
+          <w:szCs w:val="36"/>
+        </w:rPr>
+        <w:t>Handle arrays, objects, and repetitive tasks efficiently.</w:t>
+      </w:r>
+    </w:p>
+    <w:p>
+      <w:pPr>
+        <w:ind w:left="360"/>
+        <w:rPr>
+          <w:rFonts w:ascii="Calibri" w:hAnsi="Calibri" w:cs="Calibri"/>
+          <w:color w:val="000000"/>
+          <w:sz w:val="36"/>
+          <w:szCs w:val="36"/>
+        </w:rPr>
+      </w:pPr>
+      <w:r>
+        <w:rPr>
+          <w:rFonts w:ascii="Calibri" w:hAnsi="Calibri" w:cs="Calibri"/>
+          <w:color w:val="000000"/>
+          <w:sz w:val="36"/>
+          <w:szCs w:val="36"/>
+        </w:rPr>
+        <w:pict w14:anchorId="0729000E">
+          <v:rect id="_x0000_i1025" style="width:0;height:1.5pt" o:hralign="center" o:hrstd="t" o:hr="t" fillcolor="#a0a0a0" stroked="f"/>
+        </w:pict>
+      </w:r>
+    </w:p>
+    <w:p>
+      <w:pPr>
+        <w:ind w:left="360"/>
+        <w:rPr>
+          <w:rFonts w:ascii="Calibri" w:hAnsi="Calibri" w:cs="Calibri"/>
+          <w:color w:val="000000"/>
+          <w:sz w:val="36"/>
+          <w:szCs w:val="36"/>
+        </w:rPr>
+      </w:pPr>
+      <w:r>
+        <w:rPr>
+          <w:rFonts w:ascii="Calibri" w:hAnsi="Calibri" w:cs="Calibri"/>
+          <w:b/>
+          <w:bCs/>
+          <w:color w:val="000000"/>
+          <w:sz w:val="36"/>
+          <w:szCs w:val="36"/>
+        </w:rPr>
+        <w:t>Types of Loops in JavaScript</w:t>
+      </w:r>
+    </w:p>
+    <w:p>
+      <w:pPr>
+        <w:numPr>
+          <w:ilvl w:val="0"/>
+          <w:numId w:val="21"/>
+        </w:numPr>
+        <w:rPr>
+          <w:rFonts w:ascii="Calibri" w:hAnsi="Calibri" w:cs="Calibri"/>
+          <w:color w:val="000000"/>
+          <w:sz w:val="36"/>
+          <w:szCs w:val="36"/>
+        </w:rPr>
+      </w:pPr>
+      <w:r>
+        <w:rPr>
+          <w:rFonts w:ascii="Calibri" w:hAnsi="Calibri" w:cs="Calibri"/>
+          <w:b/>
+          <w:bCs/>
+          <w:color w:val="000000"/>
+          <w:sz w:val="36"/>
+          <w:szCs w:val="36"/>
+        </w:rPr>
+        <w:t>For Loop</w:t>
+      </w:r>
+    </w:p>
+    <w:p>
+      <w:pPr>
+        <w:numPr>
+          <w:ilvl w:val="0"/>
+          <w:numId w:val="21"/>
+        </w:numPr>
+        <w:rPr>
+          <w:rFonts w:ascii="Calibri" w:hAnsi="Calibri" w:cs="Calibri"/>
+          <w:color w:val="000000"/>
+          <w:sz w:val="36"/>
+          <w:szCs w:val="36"/>
+        </w:rPr>
+      </w:pPr>
+      <w:r>
+        <w:rPr>
+          <w:rFonts w:ascii="Calibri" w:hAnsi="Calibri" w:cs="Calibri"/>
+          <w:b/>
+          <w:bCs/>
+          <w:color w:val="000000"/>
+          <w:sz w:val="36"/>
+          <w:szCs w:val="36"/>
+        </w:rPr>
+        <w:t>While Loop</w:t>
+      </w:r>
+    </w:p>
+    <w:p>
+      <w:pPr>
+        <w:numPr>
+          <w:ilvl w:val="0"/>
+          <w:numId w:val="21"/>
+        </w:numPr>
+        <w:rPr>
+          <w:rFonts w:ascii="Calibri" w:hAnsi="Calibri" w:cs="Calibri"/>
+          <w:color w:val="000000"/>
+          <w:sz w:val="36"/>
+          <w:szCs w:val="36"/>
+        </w:rPr>
+      </w:pPr>
+      <w:r>
+        <w:rPr>
+          <w:rFonts w:ascii="Calibri" w:hAnsi="Calibri" w:cs="Calibri"/>
+          <w:b/>
+          <w:bCs/>
+          <w:color w:val="000000"/>
+          <w:sz w:val="36"/>
+          <w:szCs w:val="36"/>
+        </w:rPr>
+        <w:t>Do-While Loop</w:t>
+      </w:r>
+    </w:p>
+    <w:p>
+      <w:pPr>
+        <w:numPr>
+          <w:ilvl w:val="0"/>
+          <w:numId w:val="21"/>
+        </w:numPr>
+        <w:rPr>
+          <w:rFonts w:ascii="Calibri" w:hAnsi="Calibri" w:cs="Calibri"/>
+          <w:color w:val="000000"/>
+          <w:sz w:val="36"/>
+          <w:szCs w:val="36"/>
+        </w:rPr>
+      </w:pPr>
+      <w:r>
+        <w:rPr>
+          <w:rFonts w:ascii="Calibri" w:hAnsi="Calibri" w:cs="Calibri"/>
+          <w:b/>
+          <w:bCs/>
+          <w:color w:val="000000"/>
+          <w:sz w:val="36"/>
+          <w:szCs w:val="36"/>
+        </w:rPr>
+        <w:t>For...in Loop</w:t>
+      </w:r>
+    </w:p>
+    <w:p>
+      <w:pPr>
+        <w:numPr>
+          <w:ilvl w:val="0"/>
+          <w:numId w:val="21"/>
+        </w:numPr>
+        <w:rPr>
+          <w:rFonts w:ascii="Calibri" w:hAnsi="Calibri" w:cs="Calibri"/>
+          <w:color w:val="000000"/>
+          <w:sz w:val="36"/>
+          <w:szCs w:val="36"/>
+        </w:rPr>
+      </w:pPr>
+      <w:r>
+        <w:rPr>
+          <w:rFonts w:ascii="Calibri" w:hAnsi="Calibri" w:cs="Calibri"/>
+          <w:b/>
+          <w:bCs/>
+          <w:color w:val="000000"/>
+          <w:sz w:val="36"/>
+          <w:szCs w:val="36"/>
+        </w:rPr>
+        <w:t>For...of Loop</w:t>
+      </w:r>
+    </w:p>
+    <w:p>
+      <w:pPr>
+        <w:ind w:left="360"/>
+        <w:rPr>
+          <w:rFonts w:ascii="Calibri" w:hAnsi="Calibri" w:cs="Calibri"/>
+          <w:color w:val="000000"/>
+          <w:sz w:val="36"/>
+          <w:szCs w:val="36"/>
+        </w:rPr>
+      </w:pPr>
+      <w:r>
+        <w:rPr>
+          <w:rFonts w:ascii="Calibri" w:hAnsi="Calibri" w:cs="Calibri"/>
+          <w:color w:val="000000"/>
+          <w:sz w:val="36"/>
+          <w:szCs w:val="36"/>
+        </w:rPr>
+        <w:pict w14:anchorId="4AF3DA59">
+          <v:rect id="_x0000_i1026" style="width:422.9pt;height:.05pt;flip:y" o:hrpct="976" o:hralign="center" o:hrstd="t" o:hr="t" fillcolor="#a0a0a0" stroked="f"/>
+        </w:pict>
+      </w:r>
+    </w:p>
+    <w:p>
+      <w:pPr>
+        <w:numPr>
+          <w:ilvl w:val="0"/>
+          <w:numId w:val="22"/>
+        </w:numPr>
+        <w:rPr>
+          <w:rFonts w:ascii="Calibri" w:hAnsi="Calibri" w:cs="Calibri"/>
+          <w:color w:val="000000"/>
+          <w:sz w:val="36"/>
+          <w:szCs w:val="36"/>
+        </w:rPr>
+      </w:pPr>
+      <w:r>
+        <w:rPr>
+          <w:rFonts w:ascii="Calibri" w:hAnsi="Calibri" w:cs="Calibri"/>
+          <w:b/>
+          <w:bCs/>
+          <w:color w:val="000000"/>
+          <w:sz w:val="36"/>
+          <w:szCs w:val="36"/>
+        </w:rPr>
+        <w:t xml:space="preserve">FOR LOOP </w:t>
+      </w:r>
+    </w:p>
+    <w:p>
+      <w:pPr>
+        <w:ind w:left="720"/>
+        <w:rPr>
+          <w:rFonts w:ascii="Calibri" w:hAnsi="Calibri" w:cs="Calibri"/>
+          <w:color w:val="000000"/>
+          <w:sz w:val="36"/>
+          <w:szCs w:val="36"/>
+        </w:rPr>
+      </w:pPr>
+      <w:proofErr w:type="spellStart"/>
+      <w:proofErr w:type="gramStart"/>
+      <w:r>
+        <w:rPr>
+          <w:rFonts w:ascii="Calibri" w:hAnsi="Calibri" w:cs="Calibri"/>
+          <w:b/>
+          <w:bCs/>
+          <w:color w:val="000000"/>
+          <w:sz w:val="36"/>
+          <w:szCs w:val="36"/>
+        </w:rPr>
+        <w:t>Syntax:</w:t>
+      </w:r>
+      <w:r>
+        <w:rPr>
+          <w:rFonts w:ascii="Calibri" w:hAnsi="Calibri" w:cs="Calibri"/>
+          <w:color w:val="000000"/>
+          <w:sz w:val="32"/>
+          <w:szCs w:val="32"/>
+        </w:rPr>
+        <w:t>for</w:t>
+      </w:r>
+      <w:proofErr w:type="spellEnd"/>
+      <w:proofErr w:type="gramEnd"/>
+      <w:r>
+        <w:rPr>
+          <w:rFonts w:ascii="Calibri" w:hAnsi="Calibri" w:cs="Calibri"/>
+          <w:color w:val="000000"/>
+          <w:sz w:val="32"/>
+          <w:szCs w:val="32"/>
+        </w:rPr>
+        <w:t xml:space="preserve"> (initialization; condition; increment/decrement) {// Code to execute}</w:t>
+      </w:r>
+    </w:p>
+    <w:p>
+      <w:pPr>
+        <w:ind w:left="720"/>
+        <w:rPr>
+          <w:rFonts w:ascii="Calibri" w:hAnsi="Calibri" w:cs="Calibri"/>
+          <w:b/>
+          <w:bCs/>
+          <w:color w:val="000000"/>
+          <w:sz w:val="28"/>
+          <w:szCs w:val="28"/>
+        </w:rPr>
+      </w:pPr>
+      <w:r>
+        <w:rPr>
+          <w:rFonts w:ascii="Calibri" w:hAnsi="Calibri" w:cs="Calibri"/>
+          <w:b/>
+          <w:bCs/>
+          <w:color w:val="000000"/>
+          <w:sz w:val="28"/>
+          <w:szCs w:val="28"/>
+        </w:rPr>
+        <w:t xml:space="preserve">let </w:t>
+      </w:r>
+      <w:proofErr w:type="spellStart"/>
+      <w:r>
+        <w:rPr>
+          <w:rFonts w:ascii="Calibri" w:hAnsi="Calibri" w:cs="Calibri"/>
+          <w:b/>
+          <w:bCs/>
+          <w:color w:val="000000"/>
+          <w:sz w:val="28"/>
+          <w:szCs w:val="28"/>
+        </w:rPr>
+        <w:t>arr</w:t>
+      </w:r>
+      <w:proofErr w:type="spellEnd"/>
+      <w:proofErr w:type="gramStart"/>
+      <w:r>
+        <w:rPr>
+          <w:rFonts w:ascii="Calibri" w:hAnsi="Calibri" w:cs="Calibri"/>
+          <w:b/>
+          <w:bCs/>
+          <w:color w:val="000000"/>
+          <w:sz w:val="28"/>
+          <w:szCs w:val="28"/>
+        </w:rPr>
+        <w:t>=[</w:t>
+      </w:r>
+      <w:proofErr w:type="gramEnd"/>
+      <w:r>
+        <w:rPr>
+          <w:rFonts w:ascii="Calibri" w:hAnsi="Calibri" w:cs="Calibri"/>
+          <w:b/>
+          <w:bCs/>
+          <w:color w:val="000000"/>
+          <w:sz w:val="28"/>
+          <w:szCs w:val="28"/>
+        </w:rPr>
+        <w:t>10,20,30,40,50];</w:t>
+      </w:r>
+    </w:p>
+    <w:p>
+      <w:pPr>
+        <w:ind w:left="720"/>
+        <w:rPr>
+          <w:rFonts w:ascii="Calibri" w:hAnsi="Calibri" w:cs="Calibri"/>
+          <w:b/>
+          <w:bCs/>
+          <w:color w:val="000000"/>
+          <w:sz w:val="28"/>
+          <w:szCs w:val="28"/>
+        </w:rPr>
+      </w:pPr>
+      <w:r>
+        <w:rPr>
+          <w:rFonts w:ascii="Calibri" w:hAnsi="Calibri" w:cs="Calibri"/>
+          <w:b/>
+          <w:bCs/>
+          <w:color w:val="000000"/>
+          <w:sz w:val="28"/>
+          <w:szCs w:val="28"/>
+        </w:rPr>
+        <w:t xml:space="preserve">            </w:t>
+      </w:r>
+      <w:proofErr w:type="gramStart"/>
+      <w:r>
+        <w:rPr>
+          <w:rFonts w:ascii="Calibri" w:hAnsi="Calibri" w:cs="Calibri"/>
+          <w:b/>
+          <w:bCs/>
+          <w:color w:val="000000"/>
+          <w:sz w:val="28"/>
+          <w:szCs w:val="28"/>
+        </w:rPr>
+        <w:t>for(</w:t>
+      </w:r>
+      <w:proofErr w:type="gramEnd"/>
+      <w:r>
+        <w:rPr>
+          <w:rFonts w:ascii="Calibri" w:hAnsi="Calibri" w:cs="Calibri"/>
+          <w:b/>
+          <w:bCs/>
+          <w:color w:val="000000"/>
+          <w:sz w:val="28"/>
+          <w:szCs w:val="28"/>
+        </w:rPr>
+        <w:t xml:space="preserve">let </w:t>
+      </w:r>
+      <w:proofErr w:type="spellStart"/>
+      <w:r>
+        <w:rPr>
+          <w:rFonts w:ascii="Calibri" w:hAnsi="Calibri" w:cs="Calibri"/>
+          <w:b/>
+          <w:bCs/>
+          <w:color w:val="000000"/>
+          <w:sz w:val="28"/>
+          <w:szCs w:val="28"/>
+        </w:rPr>
+        <w:t>i</w:t>
+      </w:r>
+      <w:proofErr w:type="spellEnd"/>
+      <w:r>
+        <w:rPr>
+          <w:rFonts w:ascii="Calibri" w:hAnsi="Calibri" w:cs="Calibri"/>
+          <w:b/>
+          <w:bCs/>
+          <w:color w:val="000000"/>
+          <w:sz w:val="28"/>
+          <w:szCs w:val="28"/>
+        </w:rPr>
+        <w:t>=</w:t>
+      </w:r>
+      <w:proofErr w:type="gramStart"/>
+      <w:r>
+        <w:rPr>
+          <w:rFonts w:ascii="Calibri" w:hAnsi="Calibri" w:cs="Calibri"/>
+          <w:b/>
+          <w:bCs/>
+          <w:color w:val="000000"/>
+          <w:sz w:val="28"/>
+          <w:szCs w:val="28"/>
+        </w:rPr>
+        <w:t>0;i</w:t>
+      </w:r>
+      <w:proofErr w:type="gramEnd"/>
+      <w:r>
+        <w:rPr>
+          <w:rFonts w:ascii="Calibri" w:hAnsi="Calibri" w:cs="Calibri"/>
+          <w:b/>
+          <w:bCs/>
+          <w:color w:val="000000"/>
+          <w:sz w:val="28"/>
+          <w:szCs w:val="28"/>
+        </w:rPr>
+        <w:t>&lt;</w:t>
+      </w:r>
+      <w:proofErr w:type="spellStart"/>
+      <w:proofErr w:type="gramStart"/>
+      <w:r>
+        <w:rPr>
+          <w:rFonts w:ascii="Calibri" w:hAnsi="Calibri" w:cs="Calibri"/>
+          <w:b/>
+          <w:bCs/>
+          <w:color w:val="000000"/>
+          <w:sz w:val="28"/>
+          <w:szCs w:val="28"/>
+        </w:rPr>
+        <w:t>arr.length</w:t>
+      </w:r>
+      <w:proofErr w:type="gramEnd"/>
+      <w:r>
+        <w:rPr>
+          <w:rFonts w:ascii="Calibri" w:hAnsi="Calibri" w:cs="Calibri"/>
+          <w:b/>
+          <w:bCs/>
+          <w:color w:val="000000"/>
+          <w:sz w:val="28"/>
+          <w:szCs w:val="28"/>
+        </w:rPr>
+        <w:t>;i</w:t>
+      </w:r>
+      <w:proofErr w:type="spellEnd"/>
+      <w:r>
+        <w:rPr>
+          <w:rFonts w:ascii="Calibri" w:hAnsi="Calibri" w:cs="Calibri"/>
+          <w:b/>
+          <w:bCs/>
+          <w:color w:val="000000"/>
+          <w:sz w:val="28"/>
+          <w:szCs w:val="28"/>
+        </w:rPr>
+        <w:t>++)</w:t>
+      </w:r>
+    </w:p>
+    <w:p>
+      <w:pPr>
+        <w:ind w:left="720"/>
+        <w:rPr>
+          <w:rFonts w:ascii="Calibri" w:hAnsi="Calibri" w:cs="Calibri"/>
+          <w:b/>
+          <w:bCs/>
+          <w:color w:val="000000"/>
+          <w:sz w:val="28"/>
+          <w:szCs w:val="28"/>
+        </w:rPr>
+      </w:pPr>
+      <w:r>
+        <w:rPr>
+          <w:rFonts w:ascii="Calibri" w:hAnsi="Calibri" w:cs="Calibri"/>
+          <w:b/>
+          <w:bCs/>
+          <w:color w:val="000000"/>
+          <w:sz w:val="28"/>
+          <w:szCs w:val="28"/>
+        </w:rPr>
+        <w:t>        {</w:t>
+      </w:r>
+    </w:p>
+    <w:p>
+      <w:pPr>
+        <w:ind w:left="720"/>
+        <w:rPr>
+          <w:rFonts w:ascii="Calibri" w:hAnsi="Calibri" w:cs="Calibri"/>
+          <w:b/>
+          <w:bCs/>
+          <w:color w:val="000000"/>
+          <w:sz w:val="28"/>
+          <w:szCs w:val="28"/>
+        </w:rPr>
+      </w:pPr>
+      <w:r>
+        <w:rPr>
+          <w:rFonts w:ascii="Calibri" w:hAnsi="Calibri" w:cs="Calibri"/>
+          <w:b/>
+          <w:bCs/>
+          <w:color w:val="000000"/>
+          <w:sz w:val="28"/>
+          <w:szCs w:val="28"/>
+        </w:rPr>
+        <w:t>            console.log(</w:t>
+      </w:r>
+      <w:proofErr w:type="spellStart"/>
+      <w:r>
+        <w:rPr>
+          <w:rFonts w:ascii="Calibri" w:hAnsi="Calibri" w:cs="Calibri"/>
+          <w:b/>
+          <w:bCs/>
+          <w:color w:val="000000"/>
+          <w:sz w:val="28"/>
+          <w:szCs w:val="28"/>
+        </w:rPr>
+        <w:t>arr</w:t>
+      </w:r>
+      <w:proofErr w:type="spellEnd"/>
+      <w:r>
+        <w:rPr>
+          <w:rFonts w:ascii="Calibri" w:hAnsi="Calibri" w:cs="Calibri"/>
+          <w:b/>
+          <w:bCs/>
+          <w:color w:val="000000"/>
+          <w:sz w:val="28"/>
+          <w:szCs w:val="28"/>
+        </w:rPr>
+        <w:t>[</w:t>
+      </w:r>
+      <w:proofErr w:type="spellStart"/>
+      <w:r>
+        <w:rPr>
+          <w:rFonts w:ascii="Calibri" w:hAnsi="Calibri" w:cs="Calibri"/>
+          <w:b/>
+          <w:bCs/>
+          <w:color w:val="000000"/>
+          <w:sz w:val="28"/>
+          <w:szCs w:val="28"/>
+        </w:rPr>
+        <w:t>i</w:t>
+      </w:r>
+      <w:proofErr w:type="spellEnd"/>
+      <w:r>
+        <w:rPr>
+          <w:rFonts w:ascii="Calibri" w:hAnsi="Calibri" w:cs="Calibri"/>
+          <w:b/>
+          <w:bCs/>
+          <w:color w:val="000000"/>
+          <w:sz w:val="28"/>
+          <w:szCs w:val="28"/>
+        </w:rPr>
+        <w:t>]);</w:t>
+      </w:r>
+    </w:p>
+    <w:p>
+      <w:pPr>
+        <w:ind w:left="720"/>
+        <w:rPr>
+          <w:rFonts w:ascii="Calibri" w:hAnsi="Calibri" w:cs="Calibri"/>
+          <w:b/>
+          <w:bCs/>
+          <w:color w:val="000000"/>
+          <w:sz w:val="28"/>
+          <w:szCs w:val="28"/>
+        </w:rPr>
+      </w:pPr>
+      <w:r>
+        <w:rPr>
+          <w:rFonts w:ascii="Calibri" w:hAnsi="Calibri" w:cs="Calibri"/>
+          <w:b/>
+          <w:bCs/>
+          <w:color w:val="000000"/>
+          <w:sz w:val="28"/>
+          <w:szCs w:val="28"/>
+        </w:rPr>
+        <w:t>     </w:t>
+      </w:r>
+      <w:r>
+        <w:rPr>
+          <w:rFonts w:ascii="Calibri" w:hAnsi="Calibri" w:cs="Calibri"/>
+          <w:b/>
+          <w:bCs/>
+          <w:color w:val="000000"/>
+          <w:sz w:val="28"/>
+          <w:szCs w:val="28"/>
+        </w:rPr>
+        <w:t>}</w:t>
+      </w:r>
+    </w:p>
+    <w:p>
+      <w:pPr>
+        <w:ind w:left="720"/>
+        <w:rPr>
+          <w:rFonts w:ascii="Calibri" w:hAnsi="Calibri" w:cs="Calibri"/>
+          <w:b/>
+          <w:bCs/>
+          <w:color w:val="000000"/>
+          <w:sz w:val="28"/>
+          <w:szCs w:val="28"/>
+        </w:rPr>
+      </w:pPr>
+      <w:r>
+        <w:rPr>
+          <w:rFonts w:ascii="Calibri" w:hAnsi="Calibri" w:cs="Calibri"/>
+          <w:b/>
+          <w:bCs/>
+          <w:color w:val="000000"/>
+          <w:sz w:val="36"/>
+          <w:szCs w:val="36"/>
+        </w:rPr>
+        <w:t>Use Case:</w:t>
+      </w:r>
+      <w:r>
+        <w:rPr>
+          <w:rFonts w:ascii="Calibri" w:hAnsi="Calibri" w:cs="Calibri"/>
+          <w:color w:val="000000"/>
+          <w:sz w:val="36"/>
+          <w:szCs w:val="36"/>
+        </w:rPr>
+        <w:t xml:space="preserve"> Iterating over a range of numbers.</w:t>
+      </w:r>
+    </w:p>
+    <w:p>
+      <w:pPr>
+        <w:ind w:left="720"/>
+        <w:rPr>
+          <w:rFonts w:ascii="Calibri" w:hAnsi="Calibri" w:cs="Calibri"/>
+          <w:b/>
+          <w:bCs/>
+          <w:color w:val="000000"/>
+          <w:sz w:val="28"/>
+          <w:szCs w:val="28"/>
+        </w:rPr>
+      </w:pPr>
+      <w:r>
+        <w:rPr>
+          <w:rFonts w:ascii="Calibri" w:hAnsi="Calibri" w:cs="Calibri"/>
+          <w:b/>
+          <w:bCs/>
+          <w:color w:val="000000"/>
+          <w:sz w:val="36"/>
+          <w:szCs w:val="36"/>
+        </w:rPr>
+        <w:lastRenderedPageBreak/>
+        <w:t>While Loop</w:t>
+      </w:r>
+    </w:p>
+    <w:p>
+      <w:pPr>
+        <w:ind w:left="720"/>
+        <w:rPr>
+          <w:rFonts w:ascii="Calibri" w:hAnsi="Calibri" w:cs="Calibri"/>
+          <w:color w:val="000000"/>
+          <w:sz w:val="36"/>
+          <w:szCs w:val="36"/>
+        </w:rPr>
+      </w:pPr>
+      <w:r>
+        <w:rPr>
+          <w:rFonts w:ascii="Calibri" w:hAnsi="Calibri" w:cs="Calibri"/>
+          <w:b/>
+          <w:bCs/>
+          <w:color w:val="000000"/>
+          <w:sz w:val="36"/>
+          <w:szCs w:val="36"/>
+        </w:rPr>
+        <w:t>Syntax:</w:t>
+      </w:r>
+    </w:p>
+    <w:p>
+      <w:pPr>
+        <w:ind w:left="720"/>
+        <w:rPr>
+          <w:rFonts w:ascii="Calibri" w:hAnsi="Calibri" w:cs="Calibri"/>
+          <w:color w:val="000000"/>
+          <w:sz w:val="36"/>
+          <w:szCs w:val="36"/>
+        </w:rPr>
+      </w:pPr>
+      <w:r>
+        <w:rPr>
+          <w:rFonts w:ascii="Calibri" w:hAnsi="Calibri" w:cs="Calibri"/>
+          <w:color w:val="000000"/>
+          <w:sz w:val="36"/>
+          <w:szCs w:val="36"/>
+        </w:rPr>
+        <w:t>while (condition) {</w:t>
+      </w:r>
+    </w:p>
+    <w:p>
+      <w:pPr>
+        <w:ind w:left="720"/>
+        <w:rPr>
+          <w:rFonts w:ascii="Calibri" w:hAnsi="Calibri" w:cs="Calibri"/>
+          <w:color w:val="000000"/>
+          <w:sz w:val="36"/>
+          <w:szCs w:val="36"/>
+        </w:rPr>
+      </w:pPr>
+      <w:r>
+        <w:rPr>
+          <w:rFonts w:ascii="Calibri" w:hAnsi="Calibri" w:cs="Calibri"/>
+          <w:color w:val="000000"/>
+          <w:sz w:val="36"/>
+          <w:szCs w:val="36"/>
+        </w:rPr>
+        <w:t xml:space="preserve">    // Code to execute</w:t>
+      </w:r>
+    </w:p>
+    <w:p>
+      <w:pPr>
+        <w:ind w:left="720"/>
+        <w:rPr>
+          <w:rFonts w:ascii="Calibri" w:hAnsi="Calibri" w:cs="Calibri"/>
+          <w:color w:val="000000"/>
+          <w:sz w:val="36"/>
+          <w:szCs w:val="36"/>
+        </w:rPr>
+      </w:pPr>
+      <w:r>
+        <w:rPr>
+          <w:rFonts w:ascii="Calibri" w:hAnsi="Calibri" w:cs="Calibri"/>
+          <w:color w:val="000000"/>
+          <w:sz w:val="36"/>
+          <w:szCs w:val="36"/>
+        </w:rPr>
+        <w:t xml:space="preserve">   </w:t>
+      </w:r>
+      <w:r>
+        <w:rPr>
+          <w:rFonts w:ascii="Calibri" w:hAnsi="Calibri" w:cs="Calibri"/>
+          <w:color w:val="000000"/>
+          <w:sz w:val="36"/>
+          <w:szCs w:val="36"/>
+        </w:rPr>
+        <w:t>}</w:t>
+      </w:r>
+    </w:p>
+    <w:p>
+      <w:pPr>
+        <w:numPr>
+          <w:ilvl w:val="0"/>
+          <w:numId w:val="23"/>
+        </w:numPr>
+        <w:rPr>
+          <w:rFonts w:ascii="Calibri" w:hAnsi="Calibri" w:cs="Calibri"/>
+          <w:color w:val="000000"/>
+          <w:sz w:val="36"/>
+          <w:szCs w:val="36"/>
+        </w:rPr>
+      </w:pPr>
+      <w:r>
+        <w:rPr>
+          <w:rFonts w:ascii="Calibri" w:hAnsi="Calibri" w:cs="Calibri"/>
+          <w:b/>
+          <w:bCs/>
+          <w:color w:val="000000"/>
+          <w:sz w:val="36"/>
+          <w:szCs w:val="36"/>
+        </w:rPr>
+        <w:t>Example:</w:t>
+      </w:r>
+    </w:p>
+    <w:p>
+      <w:pPr>
+        <w:pStyle w:val="ListParagraph"/>
+        <w:numPr>
+          <w:ilvl w:val="0"/>
+          <w:numId w:val="23"/>
+        </w:numPr>
+        <w:shd w:val="clear" w:color="auto" w:fill="1F1F1F"/>
+        <w:spacing w:after="0" w:line="285" w:lineRule="atLeast"/>
+        <w:rPr>
+          <w:rFonts w:ascii="Consolas" w:eastAsia="Times New Roman" w:hAnsi="Consolas" w:cs="Times New Roman"/>
+          <w:color w:val="CCCCCC"/>
+          <w:sz w:val="21"/>
+          <w:szCs w:val="21"/>
+          <w:lang w:eastAsia="en-IN"/>
+        </w:rPr>
+      </w:pPr>
+      <w:r>
+        <w:rPr>
+          <w:rFonts w:ascii="Consolas" w:eastAsia="Times New Roman" w:hAnsi="Consolas" w:cs="Times New Roman"/>
+          <w:color w:val="569CD6"/>
+          <w:sz w:val="21"/>
+          <w:szCs w:val="21"/>
+          <w:lang w:eastAsia="en-IN"/>
+        </w:rPr>
+        <w:t>let</w:t>
+      </w:r>
+      <w:r>
+        <w:rPr>
+          <w:rFonts w:ascii="Consolas" w:eastAsia="Times New Roman" w:hAnsi="Consolas" w:cs="Times New Roman"/>
+          <w:color w:val="D4D4D4"/>
+          <w:sz w:val="21"/>
+          <w:szCs w:val="21"/>
+          <w:lang w:eastAsia="en-IN"/>
+        </w:rPr>
+        <w:t xml:space="preserve"> </w:t>
+      </w:r>
+      <w:proofErr w:type="spellStart"/>
+      <w:r>
+        <w:rPr>
+          <w:rFonts w:ascii="Consolas" w:eastAsia="Times New Roman" w:hAnsi="Consolas" w:cs="Times New Roman"/>
+          <w:color w:val="9CDCFE"/>
+          <w:sz w:val="21"/>
+          <w:szCs w:val="21"/>
+          <w:lang w:eastAsia="en-IN"/>
+        </w:rPr>
+        <w:t>i</w:t>
+      </w:r>
+      <w:proofErr w:type="spellEnd"/>
+      <w:r>
+        <w:rPr>
+          <w:rFonts w:ascii="Consolas" w:eastAsia="Times New Roman" w:hAnsi="Consolas" w:cs="Times New Roman"/>
+          <w:color w:val="D4D4D4"/>
+          <w:sz w:val="21"/>
+          <w:szCs w:val="21"/>
+          <w:lang w:eastAsia="en-IN"/>
+        </w:rPr>
+        <w:t>=</w:t>
+      </w:r>
+      <w:r>
+        <w:rPr>
+          <w:rFonts w:ascii="Consolas" w:eastAsia="Times New Roman" w:hAnsi="Consolas" w:cs="Times New Roman"/>
+          <w:color w:val="B5CEA8"/>
+          <w:sz w:val="21"/>
+          <w:szCs w:val="21"/>
+          <w:lang w:eastAsia="en-IN"/>
+        </w:rPr>
+        <w:t>1</w:t>
+      </w:r>
+      <w:r>
+        <w:rPr>
+          <w:rFonts w:ascii="Consolas" w:eastAsia="Times New Roman" w:hAnsi="Consolas" w:cs="Times New Roman"/>
+          <w:color w:val="D4D4D4"/>
+          <w:sz w:val="21"/>
+          <w:szCs w:val="21"/>
+          <w:lang w:eastAsia="en-IN"/>
+        </w:rPr>
+        <w:t>;</w:t>
+      </w:r>
+    </w:p>
+    <w:p>
+      <w:pPr>
+        <w:pStyle w:val="ListParagraph"/>
+        <w:numPr>
+          <w:ilvl w:val="0"/>
+          <w:numId w:val="23"/>
+        </w:numPr>
+        <w:shd w:val="clear" w:color="auto" w:fill="1F1F1F"/>
+        <w:spacing w:after="0" w:line="285" w:lineRule="atLeast"/>
+        <w:rPr>
+          <w:rFonts w:ascii="Consolas" w:eastAsia="Times New Roman" w:hAnsi="Consolas" w:cs="Times New Roman"/>
+          <w:color w:val="CCCCCC"/>
+          <w:sz w:val="21"/>
+          <w:szCs w:val="21"/>
+          <w:lang w:eastAsia="en-IN"/>
+        </w:rPr>
+      </w:pPr>
+      <w:r>
+        <w:rPr>
+          <w:rFonts w:ascii="Consolas" w:eastAsia="Times New Roman" w:hAnsi="Consolas" w:cs="Times New Roman"/>
+          <w:color w:val="D4D4D4"/>
+          <w:sz w:val="21"/>
+          <w:szCs w:val="21"/>
+          <w:lang w:eastAsia="en-IN"/>
+        </w:rPr>
+        <w:t xml:space="preserve">              </w:t>
+      </w:r>
+      <w:r>
+        <w:rPr>
+          <w:rFonts w:ascii="Consolas" w:eastAsia="Times New Roman" w:hAnsi="Consolas" w:cs="Times New Roman"/>
+          <w:color w:val="C586C0"/>
+          <w:sz w:val="21"/>
+          <w:szCs w:val="21"/>
+          <w:lang w:eastAsia="en-IN"/>
+        </w:rPr>
+        <w:t>while</w:t>
+      </w:r>
+      <w:r>
+        <w:rPr>
+          <w:rFonts w:ascii="Consolas" w:eastAsia="Times New Roman" w:hAnsi="Consolas" w:cs="Times New Roman"/>
+          <w:color w:val="D4D4D4"/>
+          <w:sz w:val="21"/>
+          <w:szCs w:val="21"/>
+          <w:lang w:eastAsia="en-IN"/>
+        </w:rPr>
+        <w:t>(</w:t>
+      </w:r>
+      <w:proofErr w:type="spellStart"/>
+      <w:r>
+        <w:rPr>
+          <w:rFonts w:ascii="Consolas" w:eastAsia="Times New Roman" w:hAnsi="Consolas" w:cs="Times New Roman"/>
+          <w:color w:val="9CDCFE"/>
+          <w:sz w:val="21"/>
+          <w:szCs w:val="21"/>
+          <w:lang w:eastAsia="en-IN"/>
+        </w:rPr>
+        <w:t>i</w:t>
+      </w:r>
+      <w:proofErr w:type="spellEnd"/>
+      <w:r>
+        <w:rPr>
+          <w:rFonts w:ascii="Consolas" w:eastAsia="Times New Roman" w:hAnsi="Consolas" w:cs="Times New Roman"/>
+          <w:color w:val="D4D4D4"/>
+          <w:sz w:val="21"/>
+          <w:szCs w:val="21"/>
+          <w:lang w:eastAsia="en-IN"/>
+        </w:rPr>
+        <w:t>&lt;</w:t>
+      </w:r>
+      <w:r>
+        <w:rPr>
+          <w:rFonts w:ascii="Consolas" w:eastAsia="Times New Roman" w:hAnsi="Consolas" w:cs="Times New Roman"/>
+          <w:color w:val="B5CEA8"/>
+          <w:sz w:val="21"/>
+          <w:szCs w:val="21"/>
+          <w:lang w:eastAsia="en-IN"/>
+        </w:rPr>
+        <w:t>10</w:t>
+      </w:r>
+      <w:r>
+        <w:rPr>
+          <w:rFonts w:ascii="Consolas" w:eastAsia="Times New Roman" w:hAnsi="Consolas" w:cs="Times New Roman"/>
+          <w:color w:val="D4D4D4"/>
+          <w:sz w:val="21"/>
+          <w:szCs w:val="21"/>
+          <w:lang w:eastAsia="en-IN"/>
+        </w:rPr>
+        <w:t>)</w:t>
+      </w:r>
+    </w:p>
+    <w:p>
+      <w:pPr>
+        <w:pStyle w:val="ListParagraph"/>
+        <w:numPr>
+          <w:ilvl w:val="0"/>
+          <w:numId w:val="23"/>
+        </w:numPr>
+        <w:shd w:val="clear" w:color="auto" w:fill="1F1F1F"/>
+        <w:spacing w:after="0" w:line="285" w:lineRule="atLeast"/>
+        <w:rPr>
+          <w:rFonts w:ascii="Consolas" w:eastAsia="Times New Roman" w:hAnsi="Consolas" w:cs="Times New Roman"/>
+          <w:color w:val="CCCCCC"/>
+          <w:sz w:val="21"/>
+          <w:szCs w:val="21"/>
+          <w:lang w:eastAsia="en-IN"/>
+        </w:rPr>
+      </w:pPr>
+      <w:r>
+        <w:rPr>
+          <w:rFonts w:ascii="Consolas" w:eastAsia="Times New Roman" w:hAnsi="Consolas" w:cs="Times New Roman"/>
+          <w:color w:val="D4D4D4"/>
+          <w:sz w:val="21"/>
+          <w:szCs w:val="21"/>
+          <w:lang w:eastAsia="en-IN"/>
+        </w:rPr>
+        <w:t>              {</w:t>
+      </w:r>
+    </w:p>
+    <w:p>
+      <w:pPr>
+        <w:pStyle w:val="ListParagraph"/>
+        <w:numPr>
+          <w:ilvl w:val="0"/>
+          <w:numId w:val="23"/>
+        </w:numPr>
+        <w:shd w:val="clear" w:color="auto" w:fill="1F1F1F"/>
+        <w:spacing w:after="0" w:line="285" w:lineRule="atLeast"/>
+        <w:rPr>
+          <w:rFonts w:ascii="Consolas" w:eastAsia="Times New Roman" w:hAnsi="Consolas" w:cs="Times New Roman"/>
+          <w:color w:val="CCCCCC"/>
+          <w:sz w:val="21"/>
+          <w:szCs w:val="21"/>
+          <w:lang w:eastAsia="en-IN"/>
+        </w:rPr>
+      </w:pPr>
+      <w:r>
+        <w:rPr>
+          <w:rFonts w:ascii="Consolas" w:eastAsia="Times New Roman" w:hAnsi="Consolas" w:cs="Times New Roman"/>
+          <w:color w:val="D4D4D4"/>
+          <w:sz w:val="21"/>
+          <w:szCs w:val="21"/>
+          <w:lang w:eastAsia="en-IN"/>
+        </w:rPr>
+        <w:t xml:space="preserve">                  </w:t>
+      </w:r>
+      <w:r>
+        <w:rPr>
+          <w:rFonts w:ascii="Consolas" w:eastAsia="Times New Roman" w:hAnsi="Consolas" w:cs="Times New Roman"/>
+          <w:color w:val="9CDCFE"/>
+          <w:sz w:val="21"/>
+          <w:szCs w:val="21"/>
+          <w:lang w:eastAsia="en-IN"/>
+        </w:rPr>
+        <w:t>console</w:t>
+      </w:r>
+      <w:r>
+        <w:rPr>
+          <w:rFonts w:ascii="Consolas" w:eastAsia="Times New Roman" w:hAnsi="Consolas" w:cs="Times New Roman"/>
+          <w:color w:val="D4D4D4"/>
+          <w:sz w:val="21"/>
+          <w:szCs w:val="21"/>
+          <w:lang w:eastAsia="en-IN"/>
+        </w:rPr>
+        <w:t>.</w:t>
+      </w:r>
+      <w:r>
+        <w:rPr>
+          <w:rFonts w:ascii="Consolas" w:eastAsia="Times New Roman" w:hAnsi="Consolas" w:cs="Times New Roman"/>
+          <w:color w:val="DCDCAA"/>
+          <w:sz w:val="21"/>
+          <w:szCs w:val="21"/>
+          <w:lang w:eastAsia="en-IN"/>
+        </w:rPr>
+        <w:t>log</w:t>
+      </w:r>
+      <w:r>
+        <w:rPr>
+          <w:rFonts w:ascii="Consolas" w:eastAsia="Times New Roman" w:hAnsi="Consolas" w:cs="Times New Roman"/>
+          <w:color w:val="D4D4D4"/>
+          <w:sz w:val="21"/>
+          <w:szCs w:val="21"/>
+          <w:lang w:eastAsia="en-IN"/>
+        </w:rPr>
+        <w:t>(</w:t>
+      </w:r>
+      <w:proofErr w:type="spellStart"/>
+      <w:r>
+        <w:rPr>
+          <w:rFonts w:ascii="Consolas" w:eastAsia="Times New Roman" w:hAnsi="Consolas" w:cs="Times New Roman"/>
+          <w:color w:val="9CDCFE"/>
+          <w:sz w:val="21"/>
+          <w:szCs w:val="21"/>
+          <w:lang w:eastAsia="en-IN"/>
+        </w:rPr>
+        <w:t>i</w:t>
+      </w:r>
+      <w:proofErr w:type="spellEnd"/>
+      <w:r>
+        <w:rPr>
+          <w:rFonts w:ascii="Consolas" w:eastAsia="Times New Roman" w:hAnsi="Consolas" w:cs="Times New Roman"/>
+          <w:color w:val="D4D4D4"/>
+          <w:sz w:val="21"/>
+          <w:szCs w:val="21"/>
+          <w:lang w:eastAsia="en-IN"/>
+        </w:rPr>
+        <w:t>);</w:t>
+      </w:r>
+      <w:r>
+        <w:rPr>
+          <w:rFonts w:ascii="Consolas" w:eastAsia="Times New Roman" w:hAnsi="Consolas" w:cs="Times New Roman"/>
+          <w:color w:val="6A9955"/>
+          <w:sz w:val="21"/>
+          <w:szCs w:val="21"/>
+          <w:lang w:eastAsia="en-IN"/>
+        </w:rPr>
+        <w:t>//print 1-9 numbers....</w:t>
+      </w:r>
+    </w:p>
+    <w:p>
+      <w:pPr>
+        <w:pStyle w:val="ListParagraph"/>
+        <w:numPr>
+          <w:ilvl w:val="0"/>
+          <w:numId w:val="23"/>
+        </w:numPr>
+        <w:shd w:val="clear" w:color="auto" w:fill="1F1F1F"/>
+        <w:spacing w:after="0" w:line="285" w:lineRule="atLeast"/>
+        <w:rPr>
+          <w:rFonts w:ascii="Consolas" w:eastAsia="Times New Roman" w:hAnsi="Consolas" w:cs="Times New Roman"/>
+          <w:color w:val="CCCCCC"/>
+          <w:sz w:val="21"/>
+          <w:szCs w:val="21"/>
+          <w:lang w:eastAsia="en-IN"/>
+        </w:rPr>
+      </w:pPr>
+      <w:r>
+        <w:rPr>
+          <w:rFonts w:ascii="Consolas" w:eastAsia="Times New Roman" w:hAnsi="Consolas" w:cs="Times New Roman"/>
+          <w:color w:val="D4D4D4"/>
+          <w:sz w:val="21"/>
+          <w:szCs w:val="21"/>
+          <w:lang w:eastAsia="en-IN"/>
+        </w:rPr>
+        <w:t xml:space="preserve">                  </w:t>
+      </w:r>
+      <w:proofErr w:type="spellStart"/>
+      <w:r>
+        <w:rPr>
+          <w:rFonts w:ascii="Consolas" w:eastAsia="Times New Roman" w:hAnsi="Consolas" w:cs="Times New Roman"/>
+          <w:color w:val="9CDCFE"/>
+          <w:sz w:val="21"/>
+          <w:szCs w:val="21"/>
+          <w:lang w:eastAsia="en-IN"/>
+        </w:rPr>
+        <w:t>i</w:t>
+      </w:r>
+      <w:proofErr w:type="spellEnd"/>
+      <w:r>
+        <w:rPr>
+          <w:rFonts w:ascii="Consolas" w:eastAsia="Times New Roman" w:hAnsi="Consolas" w:cs="Times New Roman"/>
+          <w:color w:val="D4D4D4"/>
+          <w:sz w:val="21"/>
+          <w:szCs w:val="21"/>
+          <w:lang w:eastAsia="en-IN"/>
+        </w:rPr>
+        <w:t>=</w:t>
+      </w:r>
+      <w:r>
+        <w:rPr>
+          <w:rFonts w:ascii="Consolas" w:eastAsia="Times New Roman" w:hAnsi="Consolas" w:cs="Times New Roman"/>
+          <w:color w:val="9CDCFE"/>
+          <w:sz w:val="21"/>
+          <w:szCs w:val="21"/>
+          <w:lang w:eastAsia="en-IN"/>
+        </w:rPr>
+        <w:t>i</w:t>
+      </w:r>
+      <w:r>
+        <w:rPr>
+          <w:rFonts w:ascii="Consolas" w:eastAsia="Times New Roman" w:hAnsi="Consolas" w:cs="Times New Roman"/>
+          <w:color w:val="D4D4D4"/>
+          <w:sz w:val="21"/>
+          <w:szCs w:val="21"/>
+          <w:lang w:eastAsia="en-IN"/>
+        </w:rPr>
+        <w:t>+</w:t>
+      </w:r>
+      <w:r>
+        <w:rPr>
+          <w:rFonts w:ascii="Consolas" w:eastAsia="Times New Roman" w:hAnsi="Consolas" w:cs="Times New Roman"/>
+          <w:color w:val="B5CEA8"/>
+          <w:sz w:val="21"/>
+          <w:szCs w:val="21"/>
+          <w:lang w:eastAsia="en-IN"/>
+        </w:rPr>
+        <w:t>1</w:t>
+      </w:r>
+      <w:r>
+        <w:rPr>
+          <w:rFonts w:ascii="Consolas" w:eastAsia="Times New Roman" w:hAnsi="Consolas" w:cs="Times New Roman"/>
+          <w:color w:val="D4D4D4"/>
+          <w:sz w:val="21"/>
+          <w:szCs w:val="21"/>
+          <w:lang w:eastAsia="en-IN"/>
+        </w:rPr>
+        <w:t>;</w:t>
+      </w:r>
+    </w:p>
+    <w:p>
+      <w:pPr>
+        <w:pStyle w:val="ListParagraph"/>
+        <w:numPr>
+          <w:ilvl w:val="0"/>
+          <w:numId w:val="23"/>
+        </w:numPr>
+        <w:shd w:val="clear" w:color="auto" w:fill="1F1F1F"/>
+        <w:spacing w:after="0" w:line="285" w:lineRule="atLeast"/>
+        <w:rPr>
+          <w:rFonts w:ascii="Consolas" w:eastAsia="Times New Roman" w:hAnsi="Consolas" w:cs="Times New Roman"/>
+          <w:color w:val="CCCCCC"/>
+          <w:sz w:val="21"/>
+          <w:szCs w:val="21"/>
+          <w:lang w:eastAsia="en-IN"/>
+        </w:rPr>
+      </w:pPr>
+      <w:r>
+        <w:rPr>
+          <w:rFonts w:ascii="Consolas" w:eastAsia="Times New Roman" w:hAnsi="Consolas" w:cs="Times New Roman"/>
+          <w:color w:val="D4D4D4"/>
+          <w:sz w:val="21"/>
+          <w:szCs w:val="21"/>
+          <w:lang w:eastAsia="en-IN"/>
+        </w:rPr>
+        <w:t>              }</w:t>
+      </w:r>
+    </w:p>
+    <w:p>
+      <w:pPr>
+        <w:ind w:left="720"/>
+        <w:rPr>
+          <w:rFonts w:ascii="Calibri" w:hAnsi="Calibri" w:cs="Calibri"/>
+          <w:color w:val="000000"/>
+          <w:sz w:val="36"/>
+          <w:szCs w:val="36"/>
+        </w:rPr>
+      </w:pPr>
+    </w:p>
+    <w:p>
+      <w:pPr>
+        <w:numPr>
+          <w:ilvl w:val="0"/>
+          <w:numId w:val="23"/>
+        </w:numPr>
+        <w:rPr>
+          <w:rFonts w:ascii="Calibri" w:hAnsi="Calibri" w:cs="Calibri"/>
+          <w:color w:val="000000"/>
+          <w:sz w:val="36"/>
+          <w:szCs w:val="36"/>
+        </w:rPr>
+      </w:pPr>
+      <w:r>
+        <w:rPr>
+          <w:rFonts w:ascii="Calibri" w:hAnsi="Calibri" w:cs="Calibri"/>
+          <w:b/>
+          <w:bCs/>
+          <w:color w:val="000000"/>
+          <w:sz w:val="36"/>
+          <w:szCs w:val="36"/>
+        </w:rPr>
+        <w:t>Use Case:</w:t>
+      </w:r>
+      <w:r>
+        <w:rPr>
+          <w:rFonts w:ascii="Calibri" w:hAnsi="Calibri" w:cs="Calibri"/>
+          <w:color w:val="000000"/>
+          <w:sz w:val="36"/>
+          <w:szCs w:val="36"/>
+        </w:rPr>
+        <w:t xml:space="preserve"> When the number of iterations is unknown.</w:t>
+      </w:r>
+    </w:p>
+    <w:p>
+      <w:pPr>
+        <w:ind w:left="360"/>
+        <w:rPr>
+          <w:rFonts w:ascii="Calibri" w:hAnsi="Calibri" w:cs="Calibri"/>
+          <w:color w:val="000000"/>
+          <w:sz w:val="36"/>
+          <w:szCs w:val="36"/>
+        </w:rPr>
+      </w:pPr>
+      <w:r>
+        <w:rPr>
+          <w:rFonts w:ascii="Calibri" w:hAnsi="Calibri" w:cs="Calibri"/>
+          <w:color w:val="000000"/>
+          <w:sz w:val="36"/>
+          <w:szCs w:val="36"/>
+        </w:rPr>
+        <w:pict w14:anchorId="5F5295D1">
+          <v:rect id="_x0000_i1027" style="width:0;height:1.5pt" o:hralign="center" o:hrstd="t" o:hr="t" fillcolor="#a0a0a0" stroked="f"/>
+        </w:pict>
+      </w:r>
+    </w:p>
+    <w:p>
+      <w:pPr>
+        <w:ind w:left="360"/>
+        <w:rPr>
+          <w:rFonts w:ascii="Calibri" w:hAnsi="Calibri" w:cs="Calibri"/>
+          <w:b/>
+          <w:bCs/>
+          <w:color w:val="000000"/>
+          <w:sz w:val="36"/>
+          <w:szCs w:val="36"/>
+        </w:rPr>
+      </w:pPr>
+      <w:r>
+        <w:rPr>
+          <w:rFonts w:ascii="Calibri" w:hAnsi="Calibri" w:cs="Calibri"/>
+          <w:b/>
+          <w:bCs/>
+          <w:color w:val="000000"/>
+          <w:sz w:val="36"/>
+          <w:szCs w:val="36"/>
+        </w:rPr>
+        <w:t xml:space="preserve"> Do-While Loop</w:t>
+      </w:r>
+    </w:p>
+    <w:p>
+      <w:pPr>
+        <w:rPr>
+          <w:rFonts w:ascii="Calibri" w:hAnsi="Calibri" w:cs="Calibri"/>
+          <w:color w:val="000000"/>
+          <w:sz w:val="36"/>
+          <w:szCs w:val="36"/>
+        </w:rPr>
+      </w:pPr>
+      <w:r>
+        <w:rPr>
+          <w:rFonts w:ascii="Calibri" w:hAnsi="Calibri" w:cs="Calibri"/>
+          <w:b/>
+          <w:bCs/>
+          <w:color w:val="000000"/>
+          <w:sz w:val="36"/>
+          <w:szCs w:val="36"/>
+        </w:rPr>
+        <w:t>Syntax:</w:t>
+      </w:r>
+    </w:p>
+    <w:p>
+      <w:pPr>
+        <w:ind w:left="720"/>
+        <w:rPr>
+          <w:rFonts w:ascii="Calibri" w:hAnsi="Calibri" w:cs="Calibri"/>
+          <w:color w:val="000000"/>
+          <w:sz w:val="36"/>
+          <w:szCs w:val="36"/>
+        </w:rPr>
+      </w:pPr>
+      <w:r>
+        <w:rPr>
+          <w:rFonts w:ascii="Calibri" w:hAnsi="Calibri" w:cs="Calibri"/>
+          <w:color w:val="000000"/>
+          <w:sz w:val="36"/>
+          <w:szCs w:val="36"/>
+        </w:rPr>
+        <w:t xml:space="preserve">do { </w:t>
+      </w:r>
+    </w:p>
+    <w:p>
+      <w:pPr>
+        <w:ind w:left="720"/>
+        <w:rPr>
+          <w:rFonts w:ascii="Calibri" w:hAnsi="Calibri" w:cs="Calibri"/>
+          <w:color w:val="000000"/>
+          <w:sz w:val="36"/>
+          <w:szCs w:val="36"/>
+        </w:rPr>
+      </w:pPr>
+      <w:r>
+        <w:rPr>
+          <w:rFonts w:ascii="Calibri" w:hAnsi="Calibri" w:cs="Calibri"/>
+          <w:color w:val="000000"/>
+          <w:sz w:val="36"/>
+          <w:szCs w:val="36"/>
+        </w:rPr>
+        <w:t>// Code to execute</w:t>
+      </w:r>
+    </w:p>
+    <w:p>
+      <w:pPr>
+        <w:ind w:left="720"/>
+        <w:rPr>
+          <w:rFonts w:ascii="Calibri" w:hAnsi="Calibri" w:cs="Calibri"/>
+          <w:color w:val="000000"/>
+          <w:sz w:val="36"/>
+          <w:szCs w:val="36"/>
+        </w:rPr>
+      </w:pPr>
+      <w:r>
+        <w:rPr>
+          <w:rFonts w:ascii="Calibri" w:hAnsi="Calibri" w:cs="Calibri"/>
+          <w:color w:val="000000"/>
+          <w:sz w:val="36"/>
+          <w:szCs w:val="36"/>
+        </w:rPr>
+        <w:t xml:space="preserve"> </w:t>
+      </w:r>
+      <w:r>
+        <w:rPr>
+          <w:rFonts w:ascii="Calibri" w:hAnsi="Calibri" w:cs="Calibri"/>
+          <w:color w:val="000000"/>
+          <w:sz w:val="36"/>
+          <w:szCs w:val="36"/>
+        </w:rPr>
+        <w:t>} while (condition);</w:t>
+      </w:r>
+    </w:p>
+    <w:p>
+      <w:pPr>
+        <w:numPr>
+          <w:ilvl w:val="0"/>
+          <w:numId w:val="24"/>
+        </w:numPr>
+        <w:rPr>
+          <w:rFonts w:ascii="Calibri" w:hAnsi="Calibri" w:cs="Calibri"/>
+          <w:color w:val="000000"/>
+          <w:sz w:val="36"/>
+          <w:szCs w:val="36"/>
+        </w:rPr>
+      </w:pPr>
+      <w:r>
+        <w:rPr>
+          <w:rFonts w:ascii="Calibri" w:hAnsi="Calibri" w:cs="Calibri"/>
+          <w:b/>
+          <w:bCs/>
+          <w:color w:val="000000"/>
+          <w:sz w:val="36"/>
+          <w:szCs w:val="36"/>
+        </w:rPr>
+        <w:t>Use Case:</w:t>
+      </w:r>
+      <w:r>
+        <w:rPr>
+          <w:rFonts w:ascii="Calibri" w:hAnsi="Calibri" w:cs="Calibri"/>
+          <w:color w:val="000000"/>
+          <w:sz w:val="36"/>
+          <w:szCs w:val="36"/>
+        </w:rPr>
+        <w:t xml:space="preserve"> Ensures the block runs at least once.</w:t>
+      </w:r>
+    </w:p>
+    <w:p>
+      <w:pPr>
+        <w:ind w:left="720"/>
+        <w:rPr>
+          <w:rFonts w:ascii="Calibri" w:hAnsi="Calibri" w:cs="Calibri"/>
+          <w:color w:val="000000"/>
+          <w:sz w:val="36"/>
+          <w:szCs w:val="36"/>
+        </w:rPr>
+      </w:pPr>
+    </w:p>
+    <w:p>
+      <w:pPr>
+        <w:ind w:left="720"/>
+        <w:rPr>
+          <w:rFonts w:ascii="Calibri" w:hAnsi="Calibri" w:cs="Calibri"/>
+          <w:color w:val="000000"/>
+          <w:sz w:val="36"/>
+          <w:szCs w:val="36"/>
+        </w:rPr>
+      </w:pPr>
+    </w:p>
+    <w:p>
+      <w:pPr>
+        <w:ind w:left="720"/>
+        <w:rPr>
+          <w:rFonts w:ascii="Calibri" w:hAnsi="Calibri" w:cs="Calibri"/>
+          <w:color w:val="000000"/>
+          <w:sz w:val="36"/>
+          <w:szCs w:val="36"/>
+        </w:rPr>
+      </w:pPr>
+    </w:p>
+    <w:p>
+      <w:pPr>
+        <w:ind w:left="720"/>
+        <w:rPr>
+          <w:rFonts w:ascii="Calibri" w:hAnsi="Calibri" w:cs="Calibri"/>
+          <w:color w:val="000000"/>
+          <w:sz w:val="36"/>
+          <w:szCs w:val="36"/>
+        </w:rPr>
+      </w:pPr>
+    </w:p>
+    <w:p>
+      <w:pPr>
+        <w:ind w:left="720"/>
+        <w:rPr>
+          <w:rFonts w:ascii="Calibri" w:hAnsi="Calibri" w:cs="Calibri"/>
+          <w:color w:val="000000"/>
+          <w:sz w:val="36"/>
+          <w:szCs w:val="36"/>
+        </w:rPr>
+      </w:pPr>
+    </w:p>
+    <w:p>
+      <w:pPr>
+        <w:ind w:left="720"/>
+        <w:rPr>
+          <w:rFonts w:ascii="Calibri" w:hAnsi="Calibri" w:cs="Calibri"/>
+          <w:b/>
+          <w:bCs/>
+          <w:color w:val="000000"/>
+          <w:sz w:val="36"/>
+          <w:szCs w:val="36"/>
+        </w:rPr>
+      </w:pPr>
+      <w:r>
+        <w:rPr>
+          <w:rFonts w:ascii="Calibri" w:hAnsi="Calibri" w:cs="Calibri"/>
+          <w:b/>
+          <w:bCs/>
+          <w:color w:val="000000"/>
+          <w:sz w:val="36"/>
+          <w:szCs w:val="36"/>
+        </w:rPr>
+        <w:lastRenderedPageBreak/>
+        <w:t>Example:</w:t>
+      </w:r>
+    </w:p>
+    <w:p>
+      <w:pPr>
+        <w:ind w:left="720"/>
+        <w:rPr>
+          <w:rFonts w:ascii="Calibri" w:hAnsi="Calibri" w:cs="Calibri"/>
+          <w:color w:val="000000"/>
+          <w:sz w:val="36"/>
+          <w:szCs w:val="36"/>
+        </w:rPr>
+      </w:pPr>
+      <w:r>
+        <w:rPr>
+          <w:rFonts w:ascii="Calibri" w:hAnsi="Calibri" w:cs="Calibri"/>
+          <w:color w:val="000000"/>
+          <w:sz w:val="36"/>
+          <w:szCs w:val="36"/>
+        </w:rPr>
+        <w:t xml:space="preserve">let </w:t>
+      </w:r>
+      <w:proofErr w:type="spellStart"/>
+      <w:r>
+        <w:rPr>
+          <w:rFonts w:ascii="Calibri" w:hAnsi="Calibri" w:cs="Calibri"/>
+          <w:color w:val="000000"/>
+          <w:sz w:val="36"/>
+          <w:szCs w:val="36"/>
+        </w:rPr>
+        <w:t>i</w:t>
+      </w:r>
+      <w:proofErr w:type="spellEnd"/>
+      <w:r>
+        <w:rPr>
+          <w:rFonts w:ascii="Calibri" w:hAnsi="Calibri" w:cs="Calibri"/>
+          <w:color w:val="000000"/>
+          <w:sz w:val="36"/>
+          <w:szCs w:val="36"/>
+        </w:rPr>
+        <w:t>=1;</w:t>
+      </w:r>
+    </w:p>
+    <w:p>
+      <w:pPr>
+        <w:ind w:left="720"/>
+        <w:rPr>
+          <w:rFonts w:ascii="Calibri" w:hAnsi="Calibri" w:cs="Calibri"/>
+          <w:color w:val="000000"/>
+          <w:sz w:val="36"/>
+          <w:szCs w:val="36"/>
+        </w:rPr>
+      </w:pPr>
+      <w:r>
+        <w:rPr>
+          <w:rFonts w:ascii="Calibri" w:hAnsi="Calibri" w:cs="Calibri"/>
+          <w:color w:val="000000"/>
+          <w:sz w:val="36"/>
+          <w:szCs w:val="36"/>
+        </w:rPr>
+        <w:t>         </w:t>
+      </w:r>
+      <w:proofErr w:type="gramStart"/>
+      <w:r>
+        <w:rPr>
+          <w:rFonts w:ascii="Calibri" w:hAnsi="Calibri" w:cs="Calibri"/>
+          <w:color w:val="000000"/>
+          <w:sz w:val="36"/>
+          <w:szCs w:val="36"/>
+        </w:rPr>
+        <w:t>do{</w:t>
+      </w:r>
+      <w:proofErr w:type="gramEnd"/>
+    </w:p>
+    <w:p>
+      <w:pPr>
+        <w:ind w:left="720"/>
+        <w:rPr>
+          <w:rFonts w:ascii="Calibri" w:hAnsi="Calibri" w:cs="Calibri"/>
+          <w:color w:val="000000"/>
+          <w:sz w:val="36"/>
+          <w:szCs w:val="36"/>
+        </w:rPr>
+      </w:pPr>
+      <w:r>
+        <w:rPr>
+          <w:rFonts w:ascii="Calibri" w:hAnsi="Calibri" w:cs="Calibri"/>
+          <w:color w:val="000000"/>
+          <w:sz w:val="36"/>
+          <w:szCs w:val="36"/>
+        </w:rPr>
+        <w:t>              console.log(</w:t>
+      </w:r>
+      <w:proofErr w:type="spellStart"/>
+      <w:r>
+        <w:rPr>
+          <w:rFonts w:ascii="Calibri" w:hAnsi="Calibri" w:cs="Calibri"/>
+          <w:color w:val="000000"/>
+          <w:sz w:val="36"/>
+          <w:szCs w:val="36"/>
+        </w:rPr>
+        <w:t>i</w:t>
+      </w:r>
+      <w:proofErr w:type="spellEnd"/>
+      <w:r>
+        <w:rPr>
+          <w:rFonts w:ascii="Calibri" w:hAnsi="Calibri" w:cs="Calibri"/>
+          <w:color w:val="000000"/>
+          <w:sz w:val="36"/>
+          <w:szCs w:val="36"/>
+        </w:rPr>
+        <w:t>);</w:t>
+      </w:r>
+    </w:p>
+    <w:p>
+      <w:pPr>
+        <w:ind w:left="720"/>
+        <w:rPr>
+          <w:rFonts w:ascii="Calibri" w:hAnsi="Calibri" w:cs="Calibri"/>
+          <w:color w:val="000000"/>
+          <w:sz w:val="36"/>
+          <w:szCs w:val="36"/>
+        </w:rPr>
+      </w:pPr>
+      <w:r>
+        <w:rPr>
+          <w:rFonts w:ascii="Calibri" w:hAnsi="Calibri" w:cs="Calibri"/>
+          <w:color w:val="000000"/>
+          <w:sz w:val="36"/>
+          <w:szCs w:val="36"/>
+        </w:rPr>
+        <w:t>                   </w:t>
+      </w:r>
+      <w:proofErr w:type="spellStart"/>
+      <w:r>
+        <w:rPr>
+          <w:rFonts w:ascii="Calibri" w:hAnsi="Calibri" w:cs="Calibri"/>
+          <w:color w:val="000000"/>
+          <w:sz w:val="36"/>
+          <w:szCs w:val="36"/>
+        </w:rPr>
+        <w:t>i</w:t>
+      </w:r>
+      <w:proofErr w:type="spellEnd"/>
+      <w:r>
+        <w:rPr>
+          <w:rFonts w:ascii="Calibri" w:hAnsi="Calibri" w:cs="Calibri"/>
+          <w:color w:val="000000"/>
+          <w:sz w:val="36"/>
+          <w:szCs w:val="36"/>
+        </w:rPr>
+        <w:t>=i+1;</w:t>
+      </w:r>
+    </w:p>
+    <w:p>
+      <w:pPr>
+        <w:ind w:left="720"/>
+        <w:rPr>
+          <w:rFonts w:ascii="Calibri" w:hAnsi="Calibri" w:cs="Calibri"/>
+          <w:color w:val="000000"/>
+          <w:sz w:val="36"/>
+          <w:szCs w:val="36"/>
+        </w:rPr>
+      </w:pPr>
+      <w:r>
+        <w:rPr>
+          <w:rFonts w:ascii="Calibri" w:hAnsi="Calibri" w:cs="Calibri"/>
+          <w:color w:val="000000"/>
+          <w:sz w:val="36"/>
+          <w:szCs w:val="36"/>
+        </w:rPr>
+        <w:t>         </w:t>
+      </w:r>
+      <w:proofErr w:type="gramStart"/>
+      <w:r>
+        <w:rPr>
+          <w:rFonts w:ascii="Calibri" w:hAnsi="Calibri" w:cs="Calibri"/>
+          <w:color w:val="000000"/>
+          <w:sz w:val="36"/>
+          <w:szCs w:val="36"/>
+        </w:rPr>
+        <w:t>}while</w:t>
+      </w:r>
+      <w:proofErr w:type="gramEnd"/>
+      <w:r>
+        <w:rPr>
+          <w:rFonts w:ascii="Calibri" w:hAnsi="Calibri" w:cs="Calibri"/>
+          <w:color w:val="000000"/>
+          <w:sz w:val="36"/>
+          <w:szCs w:val="36"/>
+        </w:rPr>
+        <w:t>(</w:t>
+      </w:r>
+      <w:proofErr w:type="spellStart"/>
+      <w:r>
+        <w:rPr>
+          <w:rFonts w:ascii="Calibri" w:hAnsi="Calibri" w:cs="Calibri"/>
+          <w:color w:val="000000"/>
+          <w:sz w:val="36"/>
+          <w:szCs w:val="36"/>
+        </w:rPr>
+        <w:t>i</w:t>
+      </w:r>
+      <w:proofErr w:type="spellEnd"/>
+      <w:r>
+        <w:rPr>
+          <w:rFonts w:ascii="Calibri" w:hAnsi="Calibri" w:cs="Calibri"/>
+          <w:color w:val="000000"/>
+          <w:sz w:val="36"/>
+          <w:szCs w:val="36"/>
+        </w:rPr>
+        <w:t>&lt;10);</w:t>
+      </w:r>
+    </w:p>
+    <w:p>
+      <w:pPr>
+        <w:ind w:left="720"/>
+        <w:rPr>
+          <w:rFonts w:ascii="Calibri" w:hAnsi="Calibri" w:cs="Calibri"/>
+          <w:color w:val="000000"/>
+          <w:sz w:val="36"/>
+          <w:szCs w:val="36"/>
+        </w:rPr>
+      </w:pPr>
+      <w:r>
+        <w:rPr>
+          <w:rFonts w:ascii="Calibri" w:hAnsi="Calibri" w:cs="Calibri"/>
+          <w:color w:val="000000"/>
+          <w:sz w:val="36"/>
+          <w:szCs w:val="36"/>
+        </w:rPr>
+        <w:t>        //</w:t>
+      </w:r>
+      <w:proofErr w:type="gramStart"/>
+      <w:r>
+        <w:rPr>
+          <w:rFonts w:ascii="Calibri" w:hAnsi="Calibri" w:cs="Calibri"/>
+          <w:color w:val="000000"/>
+          <w:sz w:val="36"/>
+          <w:szCs w:val="36"/>
+        </w:rPr>
+        <w:t>backward(</w:t>
+      </w:r>
+      <w:proofErr w:type="gramEnd"/>
+      <w:r>
+        <w:rPr>
+          <w:rFonts w:ascii="Calibri" w:hAnsi="Calibri" w:cs="Calibri"/>
+          <w:color w:val="000000"/>
+          <w:sz w:val="36"/>
+          <w:szCs w:val="36"/>
+        </w:rPr>
+        <w:t>10-1)</w:t>
+      </w:r>
+    </w:p>
+    <w:p>
+      <w:pPr>
+        <w:ind w:left="720"/>
+        <w:rPr>
+          <w:rFonts w:ascii="Calibri" w:hAnsi="Calibri" w:cs="Calibri"/>
+          <w:color w:val="000000"/>
+          <w:sz w:val="36"/>
+          <w:szCs w:val="36"/>
+        </w:rPr>
+      </w:pPr>
+      <w:r>
+        <w:rPr>
+          <w:rFonts w:ascii="Calibri" w:hAnsi="Calibri" w:cs="Calibri"/>
+          <w:color w:val="000000"/>
+          <w:sz w:val="36"/>
+          <w:szCs w:val="36"/>
+        </w:rPr>
+        <w:t>        let j=10;</w:t>
+      </w:r>
+    </w:p>
+    <w:p>
+      <w:pPr>
+        <w:ind w:left="720"/>
+        <w:rPr>
+          <w:rFonts w:ascii="Calibri" w:hAnsi="Calibri" w:cs="Calibri"/>
+          <w:color w:val="000000"/>
+          <w:sz w:val="36"/>
+          <w:szCs w:val="36"/>
+        </w:rPr>
+      </w:pPr>
+      <w:r>
+        <w:rPr>
+          <w:rFonts w:ascii="Calibri" w:hAnsi="Calibri" w:cs="Calibri"/>
+          <w:color w:val="000000"/>
+          <w:sz w:val="36"/>
+          <w:szCs w:val="36"/>
+        </w:rPr>
+        <w:t xml:space="preserve">        </w:t>
+      </w:r>
+      <w:proofErr w:type="gramStart"/>
+      <w:r>
+        <w:rPr>
+          <w:rFonts w:ascii="Calibri" w:hAnsi="Calibri" w:cs="Calibri"/>
+          <w:color w:val="000000"/>
+          <w:sz w:val="36"/>
+          <w:szCs w:val="36"/>
+        </w:rPr>
+        <w:t>do{</w:t>
+      </w:r>
+      <w:proofErr w:type="gramEnd"/>
+    </w:p>
+    <w:p>
+      <w:pPr>
+        <w:ind w:left="720"/>
+        <w:rPr>
+          <w:rFonts w:ascii="Calibri" w:hAnsi="Calibri" w:cs="Calibri"/>
+          <w:color w:val="000000"/>
+          <w:sz w:val="36"/>
+          <w:szCs w:val="36"/>
+        </w:rPr>
+      </w:pPr>
+      <w:r>
+        <w:rPr>
+          <w:rFonts w:ascii="Calibri" w:hAnsi="Calibri" w:cs="Calibri"/>
+          <w:color w:val="000000"/>
+          <w:sz w:val="36"/>
+          <w:szCs w:val="36"/>
+        </w:rPr>
+        <w:t>            console.log(j);</w:t>
+      </w:r>
+    </w:p>
+    <w:p>
+      <w:pPr>
+        <w:ind w:left="720"/>
+        <w:rPr>
+          <w:rFonts w:ascii="Calibri" w:hAnsi="Calibri" w:cs="Calibri"/>
+          <w:color w:val="000000"/>
+          <w:sz w:val="36"/>
+          <w:szCs w:val="36"/>
+        </w:rPr>
+      </w:pPr>
+      <w:r>
+        <w:rPr>
+          <w:rFonts w:ascii="Calibri" w:hAnsi="Calibri" w:cs="Calibri"/>
+          <w:color w:val="000000"/>
+          <w:sz w:val="36"/>
+          <w:szCs w:val="36"/>
+        </w:rPr>
+        <w:t>            j--;</w:t>
+      </w:r>
+    </w:p>
+    <w:p>
+      <w:pPr>
+        <w:ind w:left="720"/>
+        <w:rPr>
+          <w:rFonts w:ascii="Calibri" w:hAnsi="Calibri" w:cs="Calibri"/>
+          <w:color w:val="000000"/>
+          <w:sz w:val="36"/>
+          <w:szCs w:val="36"/>
+        </w:rPr>
+      </w:pPr>
+      <w:r>
+        <w:rPr>
+          <w:rFonts w:ascii="Calibri" w:hAnsi="Calibri" w:cs="Calibri"/>
+          <w:color w:val="000000"/>
+          <w:sz w:val="36"/>
+          <w:szCs w:val="36"/>
+        </w:rPr>
+        <w:t xml:space="preserve">        </w:t>
+      </w:r>
+      <w:proofErr w:type="gramStart"/>
+      <w:r>
+        <w:rPr>
+          <w:rFonts w:ascii="Calibri" w:hAnsi="Calibri" w:cs="Calibri"/>
+          <w:color w:val="000000"/>
+          <w:sz w:val="36"/>
+          <w:szCs w:val="36"/>
+        </w:rPr>
+        <w:t>}while</w:t>
+      </w:r>
+      <w:proofErr w:type="gramEnd"/>
+      <w:r>
+        <w:rPr>
+          <w:rFonts w:ascii="Calibri" w:hAnsi="Calibri" w:cs="Calibri"/>
+          <w:color w:val="000000"/>
+          <w:sz w:val="36"/>
+          <w:szCs w:val="36"/>
+        </w:rPr>
+        <w:t>(j&gt;0);</w:t>
+      </w:r>
+    </w:p>
+    <w:p>
+      <w:pPr>
+        <w:ind w:left="720"/>
+        <w:rPr>
+          <w:rFonts w:ascii="Calibri" w:hAnsi="Calibri" w:cs="Calibri"/>
+          <w:color w:val="000000"/>
+          <w:sz w:val="36"/>
+          <w:szCs w:val="36"/>
+        </w:rPr>
+      </w:pPr>
+    </w:p>
+    <w:p>
+      <w:pPr>
+        <w:ind w:left="720"/>
+        <w:rPr>
+          <w:rFonts w:ascii="Calibri" w:hAnsi="Calibri" w:cs="Calibri"/>
+          <w:color w:val="000000"/>
+          <w:sz w:val="36"/>
+          <w:szCs w:val="36"/>
+        </w:rPr>
+      </w:pPr>
+    </w:p>
+    <w:p>
+      <w:pPr>
+        <w:ind w:left="360"/>
+        <w:rPr>
+          <w:rFonts w:ascii="Calibri" w:hAnsi="Calibri" w:cs="Calibri"/>
+          <w:color w:val="000000"/>
+          <w:sz w:val="36"/>
+          <w:szCs w:val="36"/>
+        </w:rPr>
+      </w:pPr>
+      <w:r>
+        <w:rPr>
+          <w:rFonts w:ascii="Calibri" w:hAnsi="Calibri" w:cs="Calibri"/>
+          <w:color w:val="000000"/>
+          <w:sz w:val="36"/>
+          <w:szCs w:val="36"/>
+        </w:rPr>
+        <w:pict w14:anchorId="7E4A5FB8">
+          <v:rect id="_x0000_i1028" style="width:0;height:1.5pt" o:hralign="center" o:hrstd="t" o:hr="t" fillcolor="#a0a0a0" stroked="f"/>
+        </w:pict>
+      </w:r>
+    </w:p>
+    <w:p>
+      <w:pPr>
+        <w:ind w:left="360"/>
+        <w:rPr>
+          <w:rFonts w:ascii="Calibri" w:hAnsi="Calibri" w:cs="Calibri"/>
+          <w:b/>
+          <w:bCs/>
+          <w:color w:val="000000"/>
+          <w:sz w:val="36"/>
+          <w:szCs w:val="36"/>
+        </w:rPr>
+      </w:pPr>
+      <w:r>
+        <w:rPr>
+          <w:rFonts w:ascii="Calibri" w:hAnsi="Calibri" w:cs="Calibri"/>
+          <w:b/>
+          <w:bCs/>
+          <w:color w:val="000000"/>
+          <w:sz w:val="36"/>
+          <w:szCs w:val="36"/>
+        </w:rPr>
+        <w:t>Slide 7: For...in Loop</w:t>
+      </w:r>
+    </w:p>
+    <w:p>
+      <w:pPr>
+        <w:rPr>
+          <w:rFonts w:ascii="Calibri" w:hAnsi="Calibri" w:cs="Calibri"/>
+          <w:color w:val="000000"/>
+          <w:sz w:val="36"/>
+          <w:szCs w:val="36"/>
+        </w:rPr>
+      </w:pPr>
+      <w:r>
+        <w:rPr>
+          <w:rFonts w:ascii="Calibri" w:hAnsi="Calibri" w:cs="Calibri"/>
+          <w:b/>
+          <w:bCs/>
+          <w:color w:val="000000"/>
+          <w:sz w:val="36"/>
+          <w:szCs w:val="36"/>
+        </w:rPr>
+        <w:t>Syntax:</w:t>
+      </w:r>
+    </w:p>
+    <w:p>
+      <w:pPr>
+        <w:rPr>
+          <w:rFonts w:ascii="Calibri" w:hAnsi="Calibri" w:cs="Calibri"/>
+          <w:color w:val="000000"/>
+          <w:sz w:val="40"/>
+          <w:szCs w:val="40"/>
+        </w:rPr>
+      </w:pPr>
+      <w:r>
+        <w:rPr>
+          <w:rFonts w:ascii="Calibri" w:hAnsi="Calibri" w:cs="Calibri"/>
+          <w:color w:val="000000"/>
+          <w:sz w:val="36"/>
+          <w:szCs w:val="36"/>
+        </w:rPr>
+        <w:t xml:space="preserve">     </w:t>
+      </w:r>
+      <w:r>
+        <w:rPr>
+          <w:rFonts w:ascii="Calibri" w:hAnsi="Calibri" w:cs="Calibri"/>
+          <w:color w:val="000000"/>
+          <w:sz w:val="40"/>
+          <w:szCs w:val="40"/>
+        </w:rPr>
+        <w:t>for (key in object) {</w:t>
+      </w:r>
+    </w:p>
+    <w:p>
+      <w:pPr>
+        <w:ind w:left="720"/>
+        <w:rPr>
+          <w:rFonts w:ascii="Calibri" w:hAnsi="Calibri" w:cs="Calibri"/>
+          <w:color w:val="000000"/>
+          <w:sz w:val="40"/>
+          <w:szCs w:val="40"/>
+        </w:rPr>
+      </w:pPr>
+      <w:r>
+        <w:rPr>
+          <w:rFonts w:ascii="Calibri" w:hAnsi="Calibri" w:cs="Calibri"/>
+          <w:color w:val="000000"/>
+          <w:sz w:val="40"/>
+          <w:szCs w:val="40"/>
+        </w:rPr>
+        <w:t xml:space="preserve">    // Code to execute</w:t>
+      </w:r>
+    </w:p>
+    <w:p>
+      <w:pPr>
+        <w:ind w:left="720"/>
+        <w:rPr>
+          <w:rFonts w:ascii="Calibri" w:hAnsi="Calibri" w:cs="Calibri"/>
+          <w:color w:val="000000"/>
+          <w:sz w:val="40"/>
+          <w:szCs w:val="40"/>
+        </w:rPr>
+      </w:pPr>
+      <w:r>
+        <w:rPr>
+          <w:rFonts w:ascii="Calibri" w:hAnsi="Calibri" w:cs="Calibri"/>
+          <w:color w:val="000000"/>
+          <w:sz w:val="40"/>
+          <w:szCs w:val="40"/>
+        </w:rPr>
+        <w:t>}</w:t>
+      </w:r>
+    </w:p>
+    <w:p>
+      <w:pPr>
+        <w:rPr>
+          <w:rFonts w:ascii="Calibri" w:hAnsi="Calibri" w:cs="Calibri"/>
+          <w:b/>
+          <w:bCs/>
+          <w:color w:val="000000"/>
+          <w:sz w:val="36"/>
+          <w:szCs w:val="36"/>
+        </w:rPr>
+      </w:pPr>
+    </w:p>
+    <w:p>
+      <w:pPr>
+        <w:rPr>
+          <w:rFonts w:ascii="Calibri" w:hAnsi="Calibri" w:cs="Calibri"/>
+          <w:color w:val="000000"/>
+          <w:sz w:val="36"/>
+          <w:szCs w:val="36"/>
+        </w:rPr>
+      </w:pPr>
+      <w:r>
+        <w:rPr>
+          <w:rFonts w:ascii="Calibri" w:hAnsi="Calibri" w:cs="Calibri"/>
+          <w:b/>
+          <w:bCs/>
+          <w:color w:val="000000"/>
+          <w:sz w:val="36"/>
+          <w:szCs w:val="36"/>
+        </w:rPr>
+        <w:t>Use Case:</w:t>
+      </w:r>
+      <w:r>
+        <w:rPr>
+          <w:rFonts w:ascii="Calibri" w:hAnsi="Calibri" w:cs="Calibri"/>
+          <w:color w:val="000000"/>
+          <w:sz w:val="36"/>
+          <w:szCs w:val="36"/>
+        </w:rPr>
+        <w:t xml:space="preserve"> Iterating over object properties.</w:t>
+      </w:r>
+    </w:p>
+    <w:p>
+      <w:pPr>
+        <w:ind w:left="720"/>
+        <w:rPr>
+          <w:rFonts w:ascii="Calibri" w:hAnsi="Calibri" w:cs="Calibri"/>
+          <w:b/>
+          <w:bCs/>
+          <w:color w:val="000000"/>
+          <w:sz w:val="36"/>
+          <w:szCs w:val="36"/>
+        </w:rPr>
+      </w:pPr>
+    </w:p>
+    <w:p>
+      <w:pPr>
+        <w:ind w:left="720"/>
+        <w:rPr>
+          <w:rFonts w:ascii="Calibri" w:hAnsi="Calibri" w:cs="Calibri"/>
+          <w:color w:val="000000"/>
+          <w:sz w:val="36"/>
+          <w:szCs w:val="36"/>
+        </w:rPr>
+      </w:pPr>
+      <w:r>
+        <w:rPr>
+          <w:rFonts w:ascii="Calibri" w:hAnsi="Calibri" w:cs="Calibri"/>
+          <w:b/>
+          <w:bCs/>
+          <w:color w:val="000000"/>
+          <w:sz w:val="36"/>
+          <w:szCs w:val="36"/>
+        </w:rPr>
+        <w:lastRenderedPageBreak/>
+        <w:t>Example:</w:t>
+      </w:r>
+    </w:p>
+    <w:p>
+      <w:pPr>
+        <w:pStyle w:val="ListParagraph"/>
+        <w:numPr>
+          <w:ilvl w:val="0"/>
+          <w:numId w:val="25"/>
+        </w:numPr>
+        <w:shd w:val="clear" w:color="auto" w:fill="1F1F1F"/>
+        <w:spacing w:after="0" w:line="285" w:lineRule="atLeast"/>
+        <w:rPr>
+          <w:rFonts w:ascii="Consolas" w:eastAsia="Times New Roman" w:hAnsi="Consolas" w:cs="Times New Roman"/>
+          <w:color w:val="CCCCCC"/>
+          <w:sz w:val="21"/>
+          <w:szCs w:val="21"/>
+          <w:lang w:eastAsia="en-IN"/>
+        </w:rPr>
+      </w:pPr>
+      <w:proofErr w:type="spellStart"/>
+      <w:r>
+        <w:rPr>
+          <w:rFonts w:ascii="Consolas" w:eastAsia="Times New Roman" w:hAnsi="Consolas" w:cs="Times New Roman"/>
+          <w:color w:val="569CD6"/>
+          <w:sz w:val="21"/>
+          <w:szCs w:val="21"/>
+          <w:lang w:eastAsia="en-IN"/>
+        </w:rPr>
+        <w:t>const</w:t>
+      </w:r>
+      <w:proofErr w:type="spellEnd"/>
+      <w:r>
+        <w:rPr>
+          <w:rFonts w:ascii="Consolas" w:eastAsia="Times New Roman" w:hAnsi="Consolas" w:cs="Times New Roman"/>
+          <w:color w:val="D4D4D4"/>
+          <w:sz w:val="21"/>
+          <w:szCs w:val="21"/>
+          <w:lang w:eastAsia="en-IN"/>
+        </w:rPr>
+        <w:t xml:space="preserve"> </w:t>
+      </w:r>
+      <w:r>
+        <w:rPr>
+          <w:rFonts w:ascii="Consolas" w:eastAsia="Times New Roman" w:hAnsi="Consolas" w:cs="Times New Roman"/>
+          <w:color w:val="4FC1FF"/>
+          <w:sz w:val="21"/>
+          <w:szCs w:val="21"/>
+          <w:lang w:eastAsia="en-IN"/>
+        </w:rPr>
+        <w:t>salaries</w:t>
+      </w:r>
+      <w:proofErr w:type="gramStart"/>
+      <w:r>
+        <w:rPr>
+          <w:rFonts w:ascii="Consolas" w:eastAsia="Times New Roman" w:hAnsi="Consolas" w:cs="Times New Roman"/>
+          <w:color w:val="D4D4D4"/>
+          <w:sz w:val="21"/>
+          <w:szCs w:val="21"/>
+          <w:lang w:eastAsia="en-IN"/>
+        </w:rPr>
+        <w:t>={</w:t>
+      </w:r>
+      <w:proofErr w:type="gramEnd"/>
+    </w:p>
+    <w:p>
+      <w:pPr>
+        <w:pStyle w:val="ListParagraph"/>
+        <w:numPr>
+          <w:ilvl w:val="0"/>
+          <w:numId w:val="25"/>
+        </w:numPr>
+        <w:shd w:val="clear" w:color="auto" w:fill="1F1F1F"/>
+        <w:spacing w:after="0" w:line="285" w:lineRule="atLeast"/>
+        <w:rPr>
+          <w:rFonts w:ascii="Consolas" w:eastAsia="Times New Roman" w:hAnsi="Consolas" w:cs="Times New Roman"/>
+          <w:color w:val="CCCCCC"/>
+          <w:sz w:val="21"/>
+          <w:szCs w:val="21"/>
+          <w:lang w:eastAsia="en-IN"/>
+        </w:rPr>
+      </w:pPr>
+      <w:r>
+        <w:rPr>
+          <w:rFonts w:ascii="Consolas" w:eastAsia="Times New Roman" w:hAnsi="Consolas" w:cs="Times New Roman"/>
+          <w:color w:val="D4D4D4"/>
+          <w:sz w:val="21"/>
+          <w:szCs w:val="21"/>
+          <w:lang w:eastAsia="en-IN"/>
+        </w:rPr>
+        <w:t xml:space="preserve">    </w:t>
+      </w:r>
+      <w:r>
+        <w:rPr>
+          <w:rFonts w:ascii="Consolas" w:eastAsia="Times New Roman" w:hAnsi="Consolas" w:cs="Times New Roman"/>
+          <w:color w:val="9CDCFE"/>
+          <w:sz w:val="21"/>
+          <w:szCs w:val="21"/>
+          <w:lang w:eastAsia="en-IN"/>
+        </w:rPr>
+        <w:t>likhil:</w:t>
+      </w:r>
+      <w:r>
+        <w:rPr>
+          <w:rFonts w:ascii="Consolas" w:eastAsia="Times New Roman" w:hAnsi="Consolas" w:cs="Times New Roman"/>
+          <w:color w:val="B5CEA8"/>
+          <w:sz w:val="21"/>
+          <w:szCs w:val="21"/>
+          <w:lang w:eastAsia="en-IN"/>
+        </w:rPr>
+        <w:t>20000</w:t>
+      </w:r>
+      <w:r>
+        <w:rPr>
+          <w:rFonts w:ascii="Consolas" w:eastAsia="Times New Roman" w:hAnsi="Consolas" w:cs="Times New Roman"/>
+          <w:color w:val="D4D4D4"/>
+          <w:sz w:val="21"/>
+          <w:szCs w:val="21"/>
+          <w:lang w:eastAsia="en-IN"/>
+        </w:rPr>
+        <w:t>,</w:t>
+      </w:r>
+    </w:p>
+    <w:p>
+      <w:pPr>
+        <w:pStyle w:val="ListParagraph"/>
+        <w:numPr>
+          <w:ilvl w:val="0"/>
+          <w:numId w:val="25"/>
+        </w:numPr>
+        <w:shd w:val="clear" w:color="auto" w:fill="1F1F1F"/>
+        <w:spacing w:after="0" w:line="285" w:lineRule="atLeast"/>
+        <w:rPr>
+          <w:rFonts w:ascii="Consolas" w:eastAsia="Times New Roman" w:hAnsi="Consolas" w:cs="Times New Roman"/>
+          <w:color w:val="CCCCCC"/>
+          <w:sz w:val="21"/>
+          <w:szCs w:val="21"/>
+          <w:lang w:eastAsia="en-IN"/>
+        </w:rPr>
+      </w:pPr>
+      <w:r>
+        <w:rPr>
+          <w:rFonts w:ascii="Consolas" w:eastAsia="Times New Roman" w:hAnsi="Consolas" w:cs="Times New Roman"/>
+          <w:color w:val="D4D4D4"/>
+          <w:sz w:val="21"/>
+          <w:szCs w:val="21"/>
+          <w:lang w:eastAsia="en-IN"/>
+        </w:rPr>
+        <w:t xml:space="preserve">    </w:t>
+      </w:r>
+      <w:r>
+        <w:rPr>
+          <w:rFonts w:ascii="Consolas" w:eastAsia="Times New Roman" w:hAnsi="Consolas" w:cs="Times New Roman"/>
+          <w:color w:val="9CDCFE"/>
+          <w:sz w:val="21"/>
+          <w:szCs w:val="21"/>
+          <w:lang w:eastAsia="en-IN"/>
+        </w:rPr>
+        <w:t>padma:</w:t>
+      </w:r>
+      <w:r>
+        <w:rPr>
+          <w:rFonts w:ascii="Consolas" w:eastAsia="Times New Roman" w:hAnsi="Consolas" w:cs="Times New Roman"/>
+          <w:color w:val="B5CEA8"/>
+          <w:sz w:val="21"/>
+          <w:szCs w:val="21"/>
+          <w:lang w:eastAsia="en-IN"/>
+        </w:rPr>
+        <w:t>40000</w:t>
+      </w:r>
+      <w:r>
+        <w:rPr>
+          <w:rFonts w:ascii="Consolas" w:eastAsia="Times New Roman" w:hAnsi="Consolas" w:cs="Times New Roman"/>
+          <w:color w:val="D4D4D4"/>
+          <w:sz w:val="21"/>
+          <w:szCs w:val="21"/>
+          <w:lang w:eastAsia="en-IN"/>
+        </w:rPr>
+        <w:t>,</w:t>
+      </w:r>
+    </w:p>
+    <w:p>
+      <w:pPr>
+        <w:pStyle w:val="ListParagraph"/>
+        <w:numPr>
+          <w:ilvl w:val="0"/>
+          <w:numId w:val="25"/>
+        </w:numPr>
+        <w:shd w:val="clear" w:color="auto" w:fill="1F1F1F"/>
+        <w:spacing w:after="0" w:line="285" w:lineRule="atLeast"/>
+        <w:rPr>
+          <w:rFonts w:ascii="Consolas" w:eastAsia="Times New Roman" w:hAnsi="Consolas" w:cs="Times New Roman"/>
+          <w:color w:val="CCCCCC"/>
+          <w:sz w:val="21"/>
+          <w:szCs w:val="21"/>
+          <w:lang w:eastAsia="en-IN"/>
+        </w:rPr>
+      </w:pPr>
+      <w:r>
+        <w:rPr>
+          <w:rFonts w:ascii="Consolas" w:eastAsia="Times New Roman" w:hAnsi="Consolas" w:cs="Times New Roman"/>
+          <w:color w:val="D4D4D4"/>
+          <w:sz w:val="21"/>
+          <w:szCs w:val="21"/>
+          <w:lang w:eastAsia="en-IN"/>
+        </w:rPr>
+        <w:t xml:space="preserve">    </w:t>
+      </w:r>
+      <w:r>
+        <w:rPr>
+          <w:rFonts w:ascii="Consolas" w:eastAsia="Times New Roman" w:hAnsi="Consolas" w:cs="Times New Roman"/>
+          <w:color w:val="9CDCFE"/>
+          <w:sz w:val="21"/>
+          <w:szCs w:val="21"/>
+          <w:lang w:eastAsia="en-IN"/>
+        </w:rPr>
+        <w:t>kishore:</w:t>
+      </w:r>
+      <w:r>
+        <w:rPr>
+          <w:rFonts w:ascii="Consolas" w:eastAsia="Times New Roman" w:hAnsi="Consolas" w:cs="Times New Roman"/>
+          <w:color w:val="B5CEA8"/>
+          <w:sz w:val="21"/>
+          <w:szCs w:val="21"/>
+          <w:lang w:eastAsia="en-IN"/>
+        </w:rPr>
+        <w:t>45000</w:t>
+      </w:r>
+      <w:r>
+        <w:rPr>
+          <w:rFonts w:ascii="Consolas" w:eastAsia="Times New Roman" w:hAnsi="Consolas" w:cs="Times New Roman"/>
+          <w:color w:val="D4D4D4"/>
+          <w:sz w:val="21"/>
+          <w:szCs w:val="21"/>
+          <w:lang w:eastAsia="en-IN"/>
+        </w:rPr>
+        <w:t>,</w:t>
+      </w:r>
+    </w:p>
+    <w:p>
+      <w:pPr>
+        <w:pStyle w:val="ListParagraph"/>
+        <w:numPr>
+          <w:ilvl w:val="0"/>
+          <w:numId w:val="25"/>
+        </w:numPr>
+        <w:shd w:val="clear" w:color="auto" w:fill="1F1F1F"/>
+        <w:spacing w:after="0" w:line="285" w:lineRule="atLeast"/>
+        <w:rPr>
+          <w:rFonts w:ascii="Consolas" w:eastAsia="Times New Roman" w:hAnsi="Consolas" w:cs="Times New Roman"/>
+          <w:color w:val="CCCCCC"/>
+          <w:sz w:val="21"/>
+          <w:szCs w:val="21"/>
+          <w:lang w:eastAsia="en-IN"/>
+        </w:rPr>
+      </w:pPr>
+      <w:r>
+        <w:rPr>
+          <w:rFonts w:ascii="Consolas" w:eastAsia="Times New Roman" w:hAnsi="Consolas" w:cs="Times New Roman"/>
+          <w:color w:val="D4D4D4"/>
+          <w:sz w:val="21"/>
+          <w:szCs w:val="21"/>
+          <w:lang w:eastAsia="en-IN"/>
+        </w:rPr>
+        <w:t xml:space="preserve">    </w:t>
+      </w:r>
+      <w:r>
+        <w:rPr>
+          <w:rFonts w:ascii="Consolas" w:eastAsia="Times New Roman" w:hAnsi="Consolas" w:cs="Times New Roman"/>
+          <w:color w:val="9CDCFE"/>
+          <w:sz w:val="21"/>
+          <w:szCs w:val="21"/>
+          <w:lang w:eastAsia="en-IN"/>
+        </w:rPr>
+        <w:t>ragini:</w:t>
+      </w:r>
+      <w:r>
+        <w:rPr>
+          <w:rFonts w:ascii="Consolas" w:eastAsia="Times New Roman" w:hAnsi="Consolas" w:cs="Times New Roman"/>
+          <w:color w:val="B5CEA8"/>
+          <w:sz w:val="21"/>
+          <w:szCs w:val="21"/>
+          <w:lang w:eastAsia="en-IN"/>
+        </w:rPr>
+        <w:t>90000</w:t>
+      </w:r>
+    </w:p>
+    <w:p>
+      <w:pPr>
+        <w:pStyle w:val="ListParagraph"/>
+        <w:numPr>
+          <w:ilvl w:val="0"/>
+          <w:numId w:val="25"/>
+        </w:numPr>
+        <w:shd w:val="clear" w:color="auto" w:fill="1F1F1F"/>
+        <w:spacing w:after="0" w:line="285" w:lineRule="atLeast"/>
+        <w:rPr>
+          <w:rFonts w:ascii="Consolas" w:eastAsia="Times New Roman" w:hAnsi="Consolas" w:cs="Times New Roman"/>
+          <w:color w:val="CCCCCC"/>
+          <w:sz w:val="21"/>
+          <w:szCs w:val="21"/>
+          <w:lang w:eastAsia="en-IN"/>
+        </w:rPr>
+      </w:pPr>
+      <w:r>
+        <w:rPr>
+          <w:rFonts w:ascii="Consolas" w:eastAsia="Times New Roman" w:hAnsi="Consolas" w:cs="Times New Roman"/>
+          <w:color w:val="D4D4D4"/>
+          <w:sz w:val="21"/>
+          <w:szCs w:val="21"/>
+          <w:lang w:eastAsia="en-IN"/>
+        </w:rPr>
+        <w:t>};</w:t>
+      </w:r>
+    </w:p>
+    <w:p>
+      <w:pPr>
+        <w:pStyle w:val="ListParagraph"/>
+        <w:numPr>
+          <w:ilvl w:val="0"/>
+          <w:numId w:val="25"/>
+        </w:numPr>
+        <w:shd w:val="clear" w:color="auto" w:fill="1F1F1F"/>
+        <w:spacing w:after="0" w:line="285" w:lineRule="atLeast"/>
+        <w:rPr>
+          <w:rFonts w:ascii="Consolas" w:eastAsia="Times New Roman" w:hAnsi="Consolas" w:cs="Times New Roman"/>
+          <w:color w:val="CCCCCC"/>
+          <w:sz w:val="21"/>
+          <w:szCs w:val="21"/>
+          <w:lang w:eastAsia="en-IN"/>
+        </w:rPr>
+      </w:pPr>
+      <w:r>
+        <w:rPr>
+          <w:rFonts w:ascii="Consolas" w:eastAsia="Times New Roman" w:hAnsi="Consolas" w:cs="Times New Roman"/>
+          <w:color w:val="6A9955"/>
+          <w:sz w:val="21"/>
+          <w:szCs w:val="21"/>
+          <w:lang w:eastAsia="en-IN"/>
+        </w:rPr>
+        <w:t xml:space="preserve">//using for </w:t>
+      </w:r>
+      <w:proofErr w:type="gramStart"/>
+      <w:r>
+        <w:rPr>
+          <w:rFonts w:ascii="Consolas" w:eastAsia="Times New Roman" w:hAnsi="Consolas" w:cs="Times New Roman"/>
+          <w:color w:val="6A9955"/>
+          <w:sz w:val="21"/>
+          <w:szCs w:val="21"/>
+          <w:lang w:eastAsia="en-IN"/>
+        </w:rPr>
+        <w:t>in  loop</w:t>
+      </w:r>
+      <w:proofErr w:type="gramEnd"/>
+    </w:p>
+    <w:p>
+      <w:pPr>
+        <w:pStyle w:val="ListParagraph"/>
+        <w:numPr>
+          <w:ilvl w:val="0"/>
+          <w:numId w:val="25"/>
+        </w:numPr>
+        <w:shd w:val="clear" w:color="auto" w:fill="1F1F1F"/>
+        <w:spacing w:after="0" w:line="285" w:lineRule="atLeast"/>
+        <w:rPr>
+          <w:rFonts w:ascii="Consolas" w:eastAsia="Times New Roman" w:hAnsi="Consolas" w:cs="Times New Roman"/>
+          <w:color w:val="CCCCCC"/>
+          <w:sz w:val="21"/>
+          <w:szCs w:val="21"/>
+          <w:lang w:eastAsia="en-IN"/>
+        </w:rPr>
+      </w:pPr>
+      <w:proofErr w:type="gramStart"/>
+      <w:r>
+        <w:rPr>
+          <w:rFonts w:ascii="Consolas" w:eastAsia="Times New Roman" w:hAnsi="Consolas" w:cs="Times New Roman"/>
+          <w:color w:val="C586C0"/>
+          <w:sz w:val="21"/>
+          <w:szCs w:val="21"/>
+          <w:lang w:eastAsia="en-IN"/>
+        </w:rPr>
+        <w:t>for</w:t>
+      </w:r>
+      <w:r>
+        <w:rPr>
+          <w:rFonts w:ascii="Consolas" w:eastAsia="Times New Roman" w:hAnsi="Consolas" w:cs="Times New Roman"/>
+          <w:color w:val="D4D4D4"/>
+          <w:sz w:val="21"/>
+          <w:szCs w:val="21"/>
+          <w:lang w:eastAsia="en-IN"/>
+        </w:rPr>
+        <w:t>(</w:t>
+      </w:r>
+      <w:proofErr w:type="gramEnd"/>
+      <w:r>
+        <w:rPr>
+          <w:rFonts w:ascii="Consolas" w:eastAsia="Times New Roman" w:hAnsi="Consolas" w:cs="Times New Roman"/>
+          <w:color w:val="569CD6"/>
+          <w:sz w:val="21"/>
+          <w:szCs w:val="21"/>
+          <w:lang w:eastAsia="en-IN"/>
+        </w:rPr>
+        <w:t>let</w:t>
+      </w:r>
+      <w:r>
+        <w:rPr>
+          <w:rFonts w:ascii="Consolas" w:eastAsia="Times New Roman" w:hAnsi="Consolas" w:cs="Times New Roman"/>
+          <w:color w:val="D4D4D4"/>
+          <w:sz w:val="21"/>
+          <w:szCs w:val="21"/>
+          <w:lang w:eastAsia="en-IN"/>
+        </w:rPr>
+        <w:t xml:space="preserve"> </w:t>
+      </w:r>
+      <w:r>
+        <w:rPr>
+          <w:rFonts w:ascii="Consolas" w:eastAsia="Times New Roman" w:hAnsi="Consolas" w:cs="Times New Roman"/>
+          <w:color w:val="9CDCFE"/>
+          <w:sz w:val="21"/>
+          <w:szCs w:val="21"/>
+          <w:lang w:eastAsia="en-IN"/>
+        </w:rPr>
+        <w:t>key</w:t>
+      </w:r>
+      <w:r>
+        <w:rPr>
+          <w:rFonts w:ascii="Consolas" w:eastAsia="Times New Roman" w:hAnsi="Consolas" w:cs="Times New Roman"/>
+          <w:color w:val="D4D4D4"/>
+          <w:sz w:val="21"/>
+          <w:szCs w:val="21"/>
+          <w:lang w:eastAsia="en-IN"/>
+        </w:rPr>
+        <w:t xml:space="preserve"> </w:t>
+      </w:r>
+      <w:r>
+        <w:rPr>
+          <w:rFonts w:ascii="Consolas" w:eastAsia="Times New Roman" w:hAnsi="Consolas" w:cs="Times New Roman"/>
+          <w:color w:val="569CD6"/>
+          <w:sz w:val="21"/>
+          <w:szCs w:val="21"/>
+          <w:lang w:eastAsia="en-IN"/>
+        </w:rPr>
+        <w:t>in</w:t>
+      </w:r>
+      <w:r>
+        <w:rPr>
+          <w:rFonts w:ascii="Consolas" w:eastAsia="Times New Roman" w:hAnsi="Consolas" w:cs="Times New Roman"/>
+          <w:color w:val="D4D4D4"/>
+          <w:sz w:val="21"/>
+          <w:szCs w:val="21"/>
+          <w:lang w:eastAsia="en-IN"/>
+        </w:rPr>
+        <w:t xml:space="preserve"> </w:t>
+      </w:r>
+      <w:r>
+        <w:rPr>
+          <w:rFonts w:ascii="Consolas" w:eastAsia="Times New Roman" w:hAnsi="Consolas" w:cs="Times New Roman"/>
+          <w:color w:val="4FC1FF"/>
+          <w:sz w:val="21"/>
+          <w:szCs w:val="21"/>
+          <w:lang w:eastAsia="en-IN"/>
+        </w:rPr>
+        <w:t>salaries</w:t>
+      </w:r>
+      <w:r>
+        <w:rPr>
+          <w:rFonts w:ascii="Consolas" w:eastAsia="Times New Roman" w:hAnsi="Consolas" w:cs="Times New Roman"/>
+          <w:color w:val="D4D4D4"/>
+          <w:sz w:val="21"/>
+          <w:szCs w:val="21"/>
+          <w:lang w:eastAsia="en-IN"/>
+        </w:rPr>
+        <w:t>)</w:t>
+      </w:r>
+    </w:p>
+    <w:p>
+      <w:pPr>
+        <w:pStyle w:val="ListParagraph"/>
+        <w:numPr>
+          <w:ilvl w:val="0"/>
+          <w:numId w:val="25"/>
+        </w:numPr>
+        <w:shd w:val="clear" w:color="auto" w:fill="1F1F1F"/>
+        <w:spacing w:after="0" w:line="285" w:lineRule="atLeast"/>
+        <w:rPr>
+          <w:rFonts w:ascii="Consolas" w:eastAsia="Times New Roman" w:hAnsi="Consolas" w:cs="Times New Roman"/>
+          <w:color w:val="CCCCCC"/>
+          <w:sz w:val="21"/>
+          <w:szCs w:val="21"/>
+          <w:lang w:eastAsia="en-IN"/>
+        </w:rPr>
+      </w:pPr>
+      <w:r>
+        <w:rPr>
+          <w:rFonts w:ascii="Consolas" w:eastAsia="Times New Roman" w:hAnsi="Consolas" w:cs="Times New Roman"/>
+          <w:color w:val="D4D4D4"/>
+          <w:sz w:val="21"/>
+          <w:szCs w:val="21"/>
+          <w:lang w:eastAsia="en-IN"/>
+        </w:rPr>
+        <w:t>{</w:t>
+      </w:r>
+    </w:p>
+    <w:p>
+      <w:pPr>
+        <w:pStyle w:val="ListParagraph"/>
+        <w:numPr>
+          <w:ilvl w:val="0"/>
+          <w:numId w:val="25"/>
+        </w:numPr>
+        <w:shd w:val="clear" w:color="auto" w:fill="1F1F1F"/>
+        <w:spacing w:after="0" w:line="285" w:lineRule="atLeast"/>
+        <w:rPr>
+          <w:rFonts w:ascii="Consolas" w:eastAsia="Times New Roman" w:hAnsi="Consolas" w:cs="Times New Roman"/>
+          <w:color w:val="CCCCCC"/>
+          <w:sz w:val="21"/>
+          <w:szCs w:val="21"/>
+          <w:lang w:eastAsia="en-IN"/>
+        </w:rPr>
+      </w:pPr>
+      <w:r>
+        <w:rPr>
+          <w:rFonts w:ascii="Consolas" w:eastAsia="Times New Roman" w:hAnsi="Consolas" w:cs="Times New Roman"/>
+          <w:color w:val="D4D4D4"/>
+          <w:sz w:val="21"/>
+          <w:szCs w:val="21"/>
+          <w:lang w:eastAsia="en-IN"/>
+        </w:rPr>
+        <w:t xml:space="preserve">    </w:t>
+      </w:r>
+      <w:r>
+        <w:rPr>
+          <w:rFonts w:ascii="Consolas" w:eastAsia="Times New Roman" w:hAnsi="Consolas" w:cs="Times New Roman"/>
+          <w:color w:val="569CD6"/>
+          <w:sz w:val="21"/>
+          <w:szCs w:val="21"/>
+          <w:lang w:eastAsia="en-IN"/>
+        </w:rPr>
+        <w:t>let</w:t>
+      </w:r>
+      <w:r>
+        <w:rPr>
+          <w:rFonts w:ascii="Consolas" w:eastAsia="Times New Roman" w:hAnsi="Consolas" w:cs="Times New Roman"/>
+          <w:color w:val="D4D4D4"/>
+          <w:sz w:val="21"/>
+          <w:szCs w:val="21"/>
+          <w:lang w:eastAsia="en-IN"/>
+        </w:rPr>
+        <w:t xml:space="preserve"> </w:t>
+      </w:r>
+      <w:r>
+        <w:rPr>
+          <w:rFonts w:ascii="Consolas" w:eastAsia="Times New Roman" w:hAnsi="Consolas" w:cs="Times New Roman"/>
+          <w:color w:val="9CDCFE"/>
+          <w:sz w:val="21"/>
+          <w:szCs w:val="21"/>
+          <w:lang w:eastAsia="en-IN"/>
+        </w:rPr>
+        <w:t>amount</w:t>
+      </w:r>
+      <w:r>
+        <w:rPr>
+          <w:rFonts w:ascii="Consolas" w:eastAsia="Times New Roman" w:hAnsi="Consolas" w:cs="Times New Roman"/>
+          <w:color w:val="D4D4D4"/>
+          <w:sz w:val="21"/>
+          <w:szCs w:val="21"/>
+          <w:lang w:eastAsia="en-IN"/>
+        </w:rPr>
+        <w:t>=</w:t>
+      </w:r>
+      <w:r>
+        <w:rPr>
+          <w:rFonts w:ascii="Consolas" w:eastAsia="Times New Roman" w:hAnsi="Consolas" w:cs="Times New Roman"/>
+          <w:color w:val="CE9178"/>
+          <w:sz w:val="21"/>
+          <w:szCs w:val="21"/>
+          <w:lang w:eastAsia="en-IN"/>
+        </w:rPr>
+        <w:t>"$"</w:t>
+      </w:r>
+      <w:r>
+        <w:rPr>
+          <w:rFonts w:ascii="Consolas" w:eastAsia="Times New Roman" w:hAnsi="Consolas" w:cs="Times New Roman"/>
+          <w:color w:val="D4D4D4"/>
+          <w:sz w:val="21"/>
+          <w:szCs w:val="21"/>
+          <w:lang w:eastAsia="en-IN"/>
+        </w:rPr>
+        <w:t>+</w:t>
+      </w:r>
+      <w:r>
+        <w:rPr>
+          <w:rFonts w:ascii="Consolas" w:eastAsia="Times New Roman" w:hAnsi="Consolas" w:cs="Times New Roman"/>
+          <w:color w:val="4FC1FF"/>
+          <w:sz w:val="21"/>
+          <w:szCs w:val="21"/>
+          <w:lang w:eastAsia="en-IN"/>
+        </w:rPr>
+        <w:t>salaries</w:t>
+      </w:r>
+      <w:r>
+        <w:rPr>
+          <w:rFonts w:ascii="Consolas" w:eastAsia="Times New Roman" w:hAnsi="Consolas" w:cs="Times New Roman"/>
+          <w:color w:val="D4D4D4"/>
+          <w:sz w:val="21"/>
+          <w:szCs w:val="21"/>
+          <w:lang w:eastAsia="en-IN"/>
+        </w:rPr>
+        <w:t>[</w:t>
+      </w:r>
+      <w:r>
+        <w:rPr>
+          <w:rFonts w:ascii="Consolas" w:eastAsia="Times New Roman" w:hAnsi="Consolas" w:cs="Times New Roman"/>
+          <w:color w:val="9CDCFE"/>
+          <w:sz w:val="21"/>
+          <w:szCs w:val="21"/>
+          <w:lang w:eastAsia="en-IN"/>
+        </w:rPr>
+        <w:t>key</w:t>
+      </w:r>
+      <w:r>
+        <w:rPr>
+          <w:rFonts w:ascii="Consolas" w:eastAsia="Times New Roman" w:hAnsi="Consolas" w:cs="Times New Roman"/>
+          <w:color w:val="D4D4D4"/>
+          <w:sz w:val="21"/>
+          <w:szCs w:val="21"/>
+          <w:lang w:eastAsia="en-IN"/>
+        </w:rPr>
+        <w:t>];</w:t>
+      </w:r>
+      <w:r>
+        <w:rPr>
+          <w:rFonts w:ascii="Consolas" w:eastAsia="Times New Roman" w:hAnsi="Consolas" w:cs="Times New Roman"/>
+          <w:color w:val="6A9955"/>
+          <w:sz w:val="21"/>
+          <w:szCs w:val="21"/>
+          <w:lang w:eastAsia="en-IN"/>
+        </w:rPr>
+        <w:t>//adding $ symbol before the salary</w:t>
+      </w:r>
+    </w:p>
+    <w:p>
+      <w:pPr>
+        <w:pStyle w:val="ListParagraph"/>
+        <w:numPr>
+          <w:ilvl w:val="0"/>
+          <w:numId w:val="25"/>
+        </w:numPr>
+        <w:shd w:val="clear" w:color="auto" w:fill="1F1F1F"/>
+        <w:spacing w:after="0" w:line="285" w:lineRule="atLeast"/>
+        <w:rPr>
+          <w:rFonts w:ascii="Consolas" w:eastAsia="Times New Roman" w:hAnsi="Consolas" w:cs="Times New Roman"/>
+          <w:color w:val="CCCCCC"/>
+          <w:sz w:val="21"/>
+          <w:szCs w:val="21"/>
+          <w:lang w:eastAsia="en-IN"/>
+        </w:rPr>
+      </w:pPr>
+      <w:r>
+        <w:rPr>
+          <w:rFonts w:ascii="Consolas" w:eastAsia="Times New Roman" w:hAnsi="Consolas" w:cs="Times New Roman"/>
+          <w:color w:val="D4D4D4"/>
+          <w:sz w:val="21"/>
+          <w:szCs w:val="21"/>
+          <w:lang w:eastAsia="en-IN"/>
+        </w:rPr>
+        <w:t xml:space="preserve">    </w:t>
+      </w:r>
+      <w:r>
+        <w:rPr>
+          <w:rFonts w:ascii="Consolas" w:eastAsia="Times New Roman" w:hAnsi="Consolas" w:cs="Times New Roman"/>
+          <w:color w:val="9CDCFE"/>
+          <w:sz w:val="21"/>
+          <w:szCs w:val="21"/>
+          <w:lang w:eastAsia="en-IN"/>
+        </w:rPr>
+        <w:t>console</w:t>
+      </w:r>
+      <w:r>
+        <w:rPr>
+          <w:rFonts w:ascii="Consolas" w:eastAsia="Times New Roman" w:hAnsi="Consolas" w:cs="Times New Roman"/>
+          <w:color w:val="D4D4D4"/>
+          <w:sz w:val="21"/>
+          <w:szCs w:val="21"/>
+          <w:lang w:eastAsia="en-IN"/>
+        </w:rPr>
+        <w:t>.</w:t>
+      </w:r>
+      <w:r>
+        <w:rPr>
+          <w:rFonts w:ascii="Consolas" w:eastAsia="Times New Roman" w:hAnsi="Consolas" w:cs="Times New Roman"/>
+          <w:color w:val="DCDCAA"/>
+          <w:sz w:val="21"/>
+          <w:szCs w:val="21"/>
+          <w:lang w:eastAsia="en-IN"/>
+        </w:rPr>
+        <w:t>log</w:t>
+      </w:r>
+      <w:r>
+        <w:rPr>
+          <w:rFonts w:ascii="Consolas" w:eastAsia="Times New Roman" w:hAnsi="Consolas" w:cs="Times New Roman"/>
+          <w:color w:val="D4D4D4"/>
+          <w:sz w:val="21"/>
+          <w:szCs w:val="21"/>
+          <w:lang w:eastAsia="en-IN"/>
+        </w:rPr>
+        <w:t>(</w:t>
+      </w:r>
+      <w:r>
+        <w:rPr>
+          <w:rFonts w:ascii="Consolas" w:eastAsia="Times New Roman" w:hAnsi="Consolas" w:cs="Times New Roman"/>
+          <w:color w:val="CE9178"/>
+          <w:sz w:val="21"/>
+          <w:szCs w:val="21"/>
+          <w:lang w:eastAsia="en-IN"/>
+        </w:rPr>
+        <w:t>`</w:t>
+      </w:r>
+      <w:r>
+        <w:rPr>
+          <w:rFonts w:ascii="Consolas" w:eastAsia="Times New Roman" w:hAnsi="Consolas" w:cs="Times New Roman"/>
+          <w:color w:val="569CD6"/>
+          <w:sz w:val="21"/>
+          <w:szCs w:val="21"/>
+          <w:lang w:eastAsia="en-IN"/>
+        </w:rPr>
+        <w:t>${</w:t>
+      </w:r>
+      <w:r>
+        <w:rPr>
+          <w:rFonts w:ascii="Consolas" w:eastAsia="Times New Roman" w:hAnsi="Consolas" w:cs="Times New Roman"/>
+          <w:color w:val="9CDCFE"/>
+          <w:sz w:val="21"/>
+          <w:szCs w:val="21"/>
+          <w:lang w:eastAsia="en-IN"/>
+        </w:rPr>
+        <w:t>key</w:t>
+      </w:r>
+      <w:proofErr w:type="gramStart"/>
+      <w:r>
+        <w:rPr>
+          <w:rFonts w:ascii="Consolas" w:eastAsia="Times New Roman" w:hAnsi="Consolas" w:cs="Times New Roman"/>
+          <w:color w:val="569CD6"/>
+          <w:sz w:val="21"/>
+          <w:szCs w:val="21"/>
+          <w:lang w:eastAsia="en-IN"/>
+        </w:rPr>
+        <w:t>}</w:t>
+      </w:r>
+      <w:r>
+        <w:rPr>
+          <w:rFonts w:ascii="Consolas" w:eastAsia="Times New Roman" w:hAnsi="Consolas" w:cs="Times New Roman"/>
+          <w:color w:val="CE9178"/>
+          <w:sz w:val="21"/>
+          <w:szCs w:val="21"/>
+          <w:lang w:eastAsia="en-IN"/>
+        </w:rPr>
+        <w:t>:</w:t>
+      </w:r>
+      <w:r>
+        <w:rPr>
+          <w:rFonts w:ascii="Consolas" w:eastAsia="Times New Roman" w:hAnsi="Consolas" w:cs="Times New Roman"/>
+          <w:color w:val="569CD6"/>
+          <w:sz w:val="21"/>
+          <w:szCs w:val="21"/>
+          <w:lang w:eastAsia="en-IN"/>
+        </w:rPr>
+        <w:t>$</w:t>
+      </w:r>
+      <w:proofErr w:type="gramEnd"/>
+      <w:r>
+        <w:rPr>
+          <w:rFonts w:ascii="Consolas" w:eastAsia="Times New Roman" w:hAnsi="Consolas" w:cs="Times New Roman"/>
+          <w:color w:val="569CD6"/>
+          <w:sz w:val="21"/>
+          <w:szCs w:val="21"/>
+          <w:lang w:eastAsia="en-IN"/>
+        </w:rPr>
+        <w:t>{</w:t>
+      </w:r>
+      <w:r>
+        <w:rPr>
+          <w:rFonts w:ascii="Consolas" w:eastAsia="Times New Roman" w:hAnsi="Consolas" w:cs="Times New Roman"/>
+          <w:color w:val="9CDCFE"/>
+          <w:sz w:val="21"/>
+          <w:szCs w:val="21"/>
+          <w:lang w:eastAsia="en-IN"/>
+        </w:rPr>
+        <w:t>amount</w:t>
+      </w:r>
+      <w:r>
+        <w:rPr>
+          <w:rFonts w:ascii="Consolas" w:eastAsia="Times New Roman" w:hAnsi="Consolas" w:cs="Times New Roman"/>
+          <w:color w:val="569CD6"/>
+          <w:sz w:val="21"/>
+          <w:szCs w:val="21"/>
+          <w:lang w:eastAsia="en-IN"/>
+        </w:rPr>
+        <w:t>}</w:t>
+      </w:r>
+      <w:proofErr w:type="gramStart"/>
+      <w:r>
+        <w:rPr>
+          <w:rFonts w:ascii="Consolas" w:eastAsia="Times New Roman" w:hAnsi="Consolas" w:cs="Times New Roman"/>
+          <w:color w:val="CE9178"/>
+          <w:sz w:val="21"/>
+          <w:szCs w:val="21"/>
+          <w:lang w:eastAsia="en-IN"/>
+        </w:rPr>
+        <w:t>`</w:t>
+      </w:r>
+      <w:r>
+        <w:rPr>
+          <w:rFonts w:ascii="Consolas" w:eastAsia="Times New Roman" w:hAnsi="Consolas" w:cs="Times New Roman"/>
+          <w:color w:val="D4D4D4"/>
+          <w:sz w:val="21"/>
+          <w:szCs w:val="21"/>
+          <w:lang w:eastAsia="en-IN"/>
+        </w:rPr>
+        <w:t>);</w:t>
+      </w:r>
+      <w:r>
+        <w:rPr>
+          <w:rFonts w:ascii="Consolas" w:eastAsia="Times New Roman" w:hAnsi="Consolas" w:cs="Times New Roman"/>
+          <w:color w:val="6A9955"/>
+          <w:sz w:val="21"/>
+          <w:szCs w:val="21"/>
+          <w:lang w:eastAsia="en-IN"/>
+        </w:rPr>
+        <w:t>/</w:t>
+      </w:r>
+      <w:proofErr w:type="gramEnd"/>
+      <w:r>
+        <w:rPr>
+          <w:rFonts w:ascii="Consolas" w:eastAsia="Times New Roman" w:hAnsi="Consolas" w:cs="Times New Roman"/>
+          <w:color w:val="6A9955"/>
+          <w:sz w:val="21"/>
+          <w:szCs w:val="21"/>
+          <w:lang w:eastAsia="en-IN"/>
+        </w:rPr>
+        <w:t>/display the values...</w:t>
+      </w:r>
+    </w:p>
+    <w:p>
+      <w:pPr>
+        <w:pStyle w:val="ListParagraph"/>
+        <w:numPr>
+          <w:ilvl w:val="0"/>
+          <w:numId w:val="25"/>
+        </w:numPr>
+        <w:shd w:val="clear" w:color="auto" w:fill="1F1F1F"/>
+        <w:spacing w:after="0" w:line="285" w:lineRule="atLeast"/>
+        <w:rPr>
+          <w:rFonts w:ascii="Consolas" w:eastAsia="Times New Roman" w:hAnsi="Consolas" w:cs="Times New Roman"/>
+          <w:color w:val="CCCCCC"/>
+          <w:sz w:val="21"/>
+          <w:szCs w:val="21"/>
+          <w:lang w:eastAsia="en-IN"/>
+        </w:rPr>
+      </w:pPr>
+      <w:r>
+        <w:rPr>
+          <w:rFonts w:ascii="Consolas" w:eastAsia="Times New Roman" w:hAnsi="Consolas" w:cs="Times New Roman"/>
+          <w:color w:val="D4D4D4"/>
+          <w:sz w:val="21"/>
+          <w:szCs w:val="21"/>
+          <w:lang w:eastAsia="en-IN"/>
+        </w:rPr>
+        <w:t xml:space="preserve">    </w:t>
+      </w:r>
+      <w:r>
+        <w:rPr>
+          <w:rFonts w:ascii="Consolas" w:eastAsia="Times New Roman" w:hAnsi="Consolas" w:cs="Times New Roman"/>
+          <w:color w:val="9CDCFE"/>
+          <w:sz w:val="21"/>
+          <w:szCs w:val="21"/>
+          <w:lang w:eastAsia="en-IN"/>
+        </w:rPr>
+        <w:t>console</w:t>
+      </w:r>
+      <w:r>
+        <w:rPr>
+          <w:rFonts w:ascii="Consolas" w:eastAsia="Times New Roman" w:hAnsi="Consolas" w:cs="Times New Roman"/>
+          <w:color w:val="D4D4D4"/>
+          <w:sz w:val="21"/>
+          <w:szCs w:val="21"/>
+          <w:lang w:eastAsia="en-IN"/>
+        </w:rPr>
+        <w:t>.</w:t>
+      </w:r>
+      <w:r>
+        <w:rPr>
+          <w:rFonts w:ascii="Consolas" w:eastAsia="Times New Roman" w:hAnsi="Consolas" w:cs="Times New Roman"/>
+          <w:color w:val="DCDCAA"/>
+          <w:sz w:val="21"/>
+          <w:szCs w:val="21"/>
+          <w:lang w:eastAsia="en-IN"/>
+        </w:rPr>
+        <w:t>log</w:t>
+      </w:r>
+      <w:r>
+        <w:rPr>
+          <w:rFonts w:ascii="Consolas" w:eastAsia="Times New Roman" w:hAnsi="Consolas" w:cs="Times New Roman"/>
+          <w:color w:val="D4D4D4"/>
+          <w:sz w:val="21"/>
+          <w:szCs w:val="21"/>
+          <w:lang w:eastAsia="en-IN"/>
+        </w:rPr>
+        <w:t>(</w:t>
+      </w:r>
+      <w:r>
+        <w:rPr>
+          <w:rFonts w:ascii="Consolas" w:eastAsia="Times New Roman" w:hAnsi="Consolas" w:cs="Times New Roman"/>
+          <w:color w:val="CE9178"/>
+          <w:sz w:val="21"/>
+          <w:szCs w:val="21"/>
+          <w:lang w:eastAsia="en-IN"/>
+        </w:rPr>
+        <w:t>"</w:t>
+      </w:r>
+      <w:r>
+        <w:rPr>
+          <w:rFonts w:ascii="Consolas" w:eastAsia="Times New Roman" w:hAnsi="Consolas" w:cs="Times New Roman"/>
+          <w:color w:val="D7BA7D"/>
+          <w:sz w:val="21"/>
+          <w:szCs w:val="21"/>
+          <w:lang w:eastAsia="en-IN"/>
+        </w:rPr>
+        <w:t>\n\n</w:t>
+      </w:r>
+      <w:r>
+        <w:rPr>
+          <w:rFonts w:ascii="Consolas" w:eastAsia="Times New Roman" w:hAnsi="Consolas" w:cs="Times New Roman"/>
+          <w:color w:val="CE9178"/>
+          <w:sz w:val="21"/>
+          <w:szCs w:val="21"/>
+          <w:lang w:eastAsia="en-IN"/>
+        </w:rPr>
+        <w:t>"</w:t>
+      </w:r>
+      <w:r>
+        <w:rPr>
+          <w:rFonts w:ascii="Consolas" w:eastAsia="Times New Roman" w:hAnsi="Consolas" w:cs="Times New Roman"/>
+          <w:color w:val="D4D4D4"/>
+          <w:sz w:val="21"/>
+          <w:szCs w:val="21"/>
+          <w:lang w:eastAsia="en-IN"/>
+        </w:rPr>
+        <w:t>);</w:t>
+      </w:r>
+    </w:p>
+    <w:p>
+      <w:pPr>
+        <w:pStyle w:val="ListParagraph"/>
+        <w:numPr>
+          <w:ilvl w:val="0"/>
+          <w:numId w:val="25"/>
+        </w:numPr>
+        <w:shd w:val="clear" w:color="auto" w:fill="1F1F1F"/>
+        <w:spacing w:after="0" w:line="285" w:lineRule="atLeast"/>
+        <w:rPr>
+          <w:rFonts w:ascii="Consolas" w:eastAsia="Times New Roman" w:hAnsi="Consolas" w:cs="Times New Roman"/>
+          <w:color w:val="CCCCCC"/>
+          <w:sz w:val="21"/>
+          <w:szCs w:val="21"/>
+          <w:lang w:eastAsia="en-IN"/>
+        </w:rPr>
+      </w:pPr>
+      <w:r>
+        <w:rPr>
+          <w:rFonts w:ascii="Consolas" w:eastAsia="Times New Roman" w:hAnsi="Consolas" w:cs="Times New Roman"/>
+          <w:color w:val="D4D4D4"/>
+          <w:sz w:val="21"/>
+          <w:szCs w:val="21"/>
+          <w:lang w:eastAsia="en-IN"/>
+        </w:rPr>
+        <w:t>}</w:t>
+      </w:r>
+    </w:p>
+    <w:p>
+      <w:pPr>
+        <w:ind w:left="360"/>
+        <w:rPr>
+          <w:rFonts w:ascii="Calibri" w:hAnsi="Calibri" w:cs="Calibri"/>
+          <w:color w:val="000000"/>
+          <w:sz w:val="36"/>
+          <w:szCs w:val="36"/>
+        </w:rPr>
+      </w:pPr>
+      <w:r>
+        <w:rPr>
+          <w:rFonts w:ascii="Calibri" w:hAnsi="Calibri" w:cs="Calibri"/>
+          <w:color w:val="000000"/>
+          <w:sz w:val="36"/>
+          <w:szCs w:val="36"/>
+        </w:rPr>
+        <w:pict w14:anchorId="06470C29">
+          <v:rect id="_x0000_i1029" style="width:0;height:1.5pt" o:hralign="center" o:hrstd="t" o:hr="t" fillcolor="#a0a0a0" stroked="f"/>
+        </w:pict>
+      </w:r>
+    </w:p>
+    <w:p>
+      <w:pPr>
+        <w:rPr>
+          <w:rFonts w:ascii="Calibri" w:hAnsi="Calibri" w:cs="Calibri"/>
+          <w:b/>
+          <w:bCs/>
+          <w:color w:val="000000"/>
+          <w:sz w:val="36"/>
+          <w:szCs w:val="36"/>
+        </w:rPr>
+      </w:pPr>
+      <w:r>
+        <w:rPr>
+          <w:rFonts w:ascii="Calibri" w:hAnsi="Calibri" w:cs="Calibri"/>
+          <w:b/>
+          <w:bCs/>
+          <w:color w:val="000000"/>
+          <w:sz w:val="36"/>
+          <w:szCs w:val="36"/>
+        </w:rPr>
+        <w:t>FOR OF:</w:t>
+      </w:r>
+    </w:p>
+    <w:p>
+      <w:pPr>
+        <w:rPr>
+          <w:rFonts w:ascii="Calibri" w:hAnsi="Calibri" w:cs="Calibri"/>
+          <w:color w:val="000000"/>
+          <w:sz w:val="36"/>
+          <w:szCs w:val="36"/>
+        </w:rPr>
+      </w:pPr>
+      <w:r>
+        <w:rPr>
+          <w:rFonts w:ascii="Calibri" w:hAnsi="Calibri" w:cs="Calibri"/>
+          <w:b/>
+          <w:bCs/>
+          <w:color w:val="000000"/>
+          <w:sz w:val="36"/>
+          <w:szCs w:val="36"/>
+        </w:rPr>
+        <w:t>Syntax:</w:t>
+      </w:r>
+    </w:p>
+    <w:p>
+      <w:pPr>
+        <w:ind w:left="720"/>
+        <w:rPr>
+          <w:rFonts w:ascii="Calibri" w:hAnsi="Calibri" w:cs="Calibri"/>
+          <w:color w:val="000000"/>
+          <w:sz w:val="36"/>
+          <w:szCs w:val="36"/>
+        </w:rPr>
+      </w:pPr>
+      <w:r>
+        <w:rPr>
+          <w:rFonts w:ascii="Calibri" w:hAnsi="Calibri" w:cs="Calibri"/>
+          <w:color w:val="000000"/>
+          <w:sz w:val="36"/>
+          <w:szCs w:val="36"/>
+        </w:rPr>
+        <w:t>for (</w:t>
+      </w:r>
+      <w:proofErr w:type="spellStart"/>
+      <w:r>
+        <w:rPr>
+          <w:rFonts w:ascii="Calibri" w:hAnsi="Calibri" w:cs="Calibri"/>
+          <w:color w:val="000000"/>
+          <w:sz w:val="36"/>
+          <w:szCs w:val="36"/>
+        </w:rPr>
+        <w:t>variable</w:t>
+      </w:r>
+      <w:r>
+        <w:rPr>
+          <w:rFonts w:ascii="Calibri" w:hAnsi="Calibri" w:cs="Calibri"/>
+          <w:color w:val="000000"/>
+          <w:sz w:val="36"/>
+          <w:szCs w:val="36"/>
+        </w:rPr>
+        <w:t>of</w:t>
+      </w:r>
+      <w:proofErr w:type="spellEnd"/>
+      <w:r>
+        <w:rPr>
+          <w:rFonts w:ascii="Calibri" w:hAnsi="Calibri" w:cs="Calibri"/>
+          <w:color w:val="000000"/>
+          <w:sz w:val="36"/>
+          <w:szCs w:val="36"/>
+        </w:rPr>
+        <w:t xml:space="preserve"> </w:t>
+      </w:r>
+      <w:proofErr w:type="spellStart"/>
+      <w:r>
+        <w:rPr>
+          <w:rFonts w:ascii="Calibri" w:hAnsi="Calibri" w:cs="Calibri"/>
+          <w:color w:val="000000"/>
+          <w:sz w:val="36"/>
+          <w:szCs w:val="36"/>
+        </w:rPr>
+        <w:t>iterable</w:t>
+      </w:r>
+      <w:proofErr w:type="spellEnd"/>
+      <w:r>
+        <w:rPr>
+          <w:rFonts w:ascii="Calibri" w:hAnsi="Calibri" w:cs="Calibri"/>
+          <w:color w:val="000000"/>
+          <w:sz w:val="36"/>
+          <w:szCs w:val="36"/>
+        </w:rPr>
+        <w:t xml:space="preserve">) </w:t>
+      </w:r>
+      <w:proofErr w:type="gramStart"/>
+      <w:r>
+        <w:rPr>
+          <w:rFonts w:ascii="Calibri" w:hAnsi="Calibri" w:cs="Calibri"/>
+          <w:color w:val="000000"/>
+          <w:sz w:val="36"/>
+          <w:szCs w:val="36"/>
+        </w:rPr>
+        <w:t xml:space="preserve">{  </w:t>
+      </w:r>
+      <w:proofErr w:type="gramEnd"/>
+      <w:r>
+        <w:rPr>
+          <w:rFonts w:ascii="Calibri" w:hAnsi="Calibri" w:cs="Calibri"/>
+          <w:color w:val="000000"/>
+          <w:sz w:val="36"/>
+          <w:szCs w:val="36"/>
+        </w:rPr>
+        <w:t xml:space="preserve">  // Code to execute</w:t>
+      </w:r>
+      <w:r>
+        <w:rPr>
+          <w:rFonts w:ascii="Calibri" w:hAnsi="Calibri" w:cs="Calibri"/>
+          <w:color w:val="000000"/>
+          <w:sz w:val="36"/>
+          <w:szCs w:val="36"/>
+        </w:rPr>
+        <w:t>}</w:t>
+      </w:r>
+    </w:p>
+    <w:p>
+      <w:pPr>
+        <w:ind w:left="720"/>
+        <w:rPr>
+          <w:rFonts w:ascii="Calibri" w:hAnsi="Calibri" w:cs="Calibri"/>
+          <w:color w:val="000000"/>
+          <w:sz w:val="36"/>
+          <w:szCs w:val="36"/>
+        </w:rPr>
+      </w:pPr>
+    </w:p>
+    <w:p>
+      <w:pPr>
+        <w:ind w:left="720"/>
+        <w:rPr>
+          <w:rFonts w:ascii="Calibri" w:hAnsi="Calibri" w:cs="Calibri"/>
+          <w:color w:val="000000"/>
+          <w:sz w:val="36"/>
+          <w:szCs w:val="36"/>
+        </w:rPr>
+      </w:pPr>
+      <w:r>
+        <w:rPr>
+          <w:rFonts w:ascii="Calibri" w:hAnsi="Calibri" w:cs="Calibri"/>
+          <w:b/>
+          <w:bCs/>
+          <w:color w:val="000000"/>
+          <w:sz w:val="36"/>
+          <w:szCs w:val="36"/>
+        </w:rPr>
+        <w:t>Example:</w:t>
+      </w:r>
+    </w:p>
+    <w:p>
+      <w:pPr>
+        <w:pStyle w:val="ListParagraph"/>
+        <w:numPr>
+          <w:ilvl w:val="0"/>
+          <w:numId w:val="26"/>
+        </w:numPr>
+        <w:shd w:val="clear" w:color="auto" w:fill="1F1F1F"/>
+        <w:spacing w:after="0" w:line="285" w:lineRule="atLeast"/>
+        <w:rPr>
+          <w:rFonts w:ascii="Consolas" w:eastAsia="Times New Roman" w:hAnsi="Consolas" w:cs="Times New Roman"/>
+          <w:color w:val="CCCCCC"/>
+          <w:sz w:val="21"/>
+          <w:szCs w:val="21"/>
+          <w:lang w:eastAsia="en-IN"/>
+        </w:rPr>
+      </w:pPr>
+      <w:proofErr w:type="spellStart"/>
+      <w:r>
+        <w:rPr>
+          <w:rFonts w:ascii="Consolas" w:eastAsia="Times New Roman" w:hAnsi="Consolas" w:cs="Times New Roman"/>
+          <w:color w:val="569CD6"/>
+          <w:sz w:val="21"/>
+          <w:szCs w:val="21"/>
+          <w:lang w:eastAsia="en-IN"/>
+        </w:rPr>
+        <w:t>const</w:t>
+      </w:r>
+      <w:proofErr w:type="spellEnd"/>
+      <w:r>
+        <w:rPr>
+          <w:rFonts w:ascii="Consolas" w:eastAsia="Times New Roman" w:hAnsi="Consolas" w:cs="Times New Roman"/>
+          <w:color w:val="D4D4D4"/>
+          <w:sz w:val="21"/>
+          <w:szCs w:val="21"/>
+          <w:lang w:eastAsia="en-IN"/>
+        </w:rPr>
+        <w:t xml:space="preserve"> </w:t>
+      </w:r>
+      <w:r>
+        <w:rPr>
+          <w:rFonts w:ascii="Consolas" w:eastAsia="Times New Roman" w:hAnsi="Consolas" w:cs="Times New Roman"/>
+          <w:color w:val="4FC1FF"/>
+          <w:sz w:val="21"/>
+          <w:szCs w:val="21"/>
+          <w:lang w:eastAsia="en-IN"/>
+        </w:rPr>
+        <w:t>products</w:t>
+      </w:r>
+      <w:r>
+        <w:rPr>
+          <w:rFonts w:ascii="Consolas" w:eastAsia="Times New Roman" w:hAnsi="Consolas" w:cs="Times New Roman"/>
+          <w:color w:val="D4D4D4"/>
+          <w:sz w:val="21"/>
+          <w:szCs w:val="21"/>
+          <w:lang w:eastAsia="en-IN"/>
+        </w:rPr>
+        <w:t>=[</w:t>
+      </w:r>
+      <w:r>
+        <w:rPr>
+          <w:rFonts w:ascii="Consolas" w:eastAsia="Times New Roman" w:hAnsi="Consolas" w:cs="Times New Roman"/>
+          <w:color w:val="CE9178"/>
+          <w:sz w:val="21"/>
+          <w:szCs w:val="21"/>
+          <w:lang w:eastAsia="en-IN"/>
+        </w:rPr>
+        <w:t>"</w:t>
+      </w:r>
+      <w:proofErr w:type="spellStart"/>
+      <w:r>
+        <w:rPr>
+          <w:rFonts w:ascii="Consolas" w:eastAsia="Times New Roman" w:hAnsi="Consolas" w:cs="Times New Roman"/>
+          <w:color w:val="CE9178"/>
+          <w:sz w:val="21"/>
+          <w:szCs w:val="21"/>
+          <w:lang w:eastAsia="en-IN"/>
+        </w:rPr>
+        <w:t>apple_watch"</w:t>
+      </w:r>
+      <w:r>
+        <w:rPr>
+          <w:rFonts w:ascii="Consolas" w:eastAsia="Times New Roman" w:hAnsi="Consolas" w:cs="Times New Roman"/>
+          <w:color w:val="D4D4D4"/>
+          <w:sz w:val="21"/>
+          <w:szCs w:val="21"/>
+          <w:lang w:eastAsia="en-IN"/>
+        </w:rPr>
+        <w:t>,</w:t>
+      </w:r>
+      <w:r>
+        <w:rPr>
+          <w:rFonts w:ascii="Consolas" w:eastAsia="Times New Roman" w:hAnsi="Consolas" w:cs="Times New Roman"/>
+          <w:color w:val="CE9178"/>
+          <w:sz w:val="21"/>
+          <w:szCs w:val="21"/>
+          <w:lang w:eastAsia="en-IN"/>
+        </w:rPr>
+        <w:t>"laptop"</w:t>
+      </w:r>
+      <w:r>
+        <w:rPr>
+          <w:rFonts w:ascii="Consolas" w:eastAsia="Times New Roman" w:hAnsi="Consolas" w:cs="Times New Roman"/>
+          <w:color w:val="D4D4D4"/>
+          <w:sz w:val="21"/>
+          <w:szCs w:val="21"/>
+          <w:lang w:eastAsia="en-IN"/>
+        </w:rPr>
+        <w:t>,</w:t>
+      </w:r>
+      <w:r>
+        <w:rPr>
+          <w:rFonts w:ascii="Consolas" w:eastAsia="Times New Roman" w:hAnsi="Consolas" w:cs="Times New Roman"/>
+          <w:color w:val="CE9178"/>
+          <w:sz w:val="21"/>
+          <w:szCs w:val="21"/>
+          <w:lang w:eastAsia="en-IN"/>
+        </w:rPr>
+        <w:t>"smartphone"</w:t>
+      </w:r>
+      <w:r>
+        <w:rPr>
+          <w:rFonts w:ascii="Consolas" w:eastAsia="Times New Roman" w:hAnsi="Consolas" w:cs="Times New Roman"/>
+          <w:color w:val="D4D4D4"/>
+          <w:sz w:val="21"/>
+          <w:szCs w:val="21"/>
+          <w:lang w:eastAsia="en-IN"/>
+        </w:rPr>
+        <w:t>,</w:t>
+      </w:r>
+      <w:r>
+        <w:rPr>
+          <w:rFonts w:ascii="Consolas" w:eastAsia="Times New Roman" w:hAnsi="Consolas" w:cs="Times New Roman"/>
+          <w:color w:val="CE9178"/>
+          <w:sz w:val="21"/>
+          <w:szCs w:val="21"/>
+          <w:lang w:eastAsia="en-IN"/>
+        </w:rPr>
+        <w:t>"tv</w:t>
+      </w:r>
+      <w:proofErr w:type="spellEnd"/>
+      <w:r>
+        <w:rPr>
+          <w:rFonts w:ascii="Consolas" w:eastAsia="Times New Roman" w:hAnsi="Consolas" w:cs="Times New Roman"/>
+          <w:color w:val="CE9178"/>
+          <w:sz w:val="21"/>
+          <w:szCs w:val="21"/>
+          <w:lang w:eastAsia="en-IN"/>
+        </w:rPr>
+        <w:t>"</w:t>
+      </w:r>
+      <w:r>
+        <w:rPr>
+          <w:rFonts w:ascii="Consolas" w:eastAsia="Times New Roman" w:hAnsi="Consolas" w:cs="Times New Roman"/>
+          <w:color w:val="D4D4D4"/>
+          <w:sz w:val="21"/>
+          <w:szCs w:val="21"/>
+          <w:lang w:eastAsia="en-IN"/>
+        </w:rPr>
+        <w:t>]</w:t>
+      </w:r>
+    </w:p>
+    <w:p>
+      <w:pPr>
+        <w:pStyle w:val="ListParagraph"/>
+        <w:numPr>
+          <w:ilvl w:val="0"/>
+          <w:numId w:val="26"/>
+        </w:numPr>
+        <w:shd w:val="clear" w:color="auto" w:fill="1F1F1F"/>
+        <w:spacing w:after="0" w:line="285" w:lineRule="atLeast"/>
+        <w:rPr>
+          <w:rFonts w:ascii="Consolas" w:eastAsia="Times New Roman" w:hAnsi="Consolas" w:cs="Times New Roman"/>
+          <w:color w:val="CCCCCC"/>
+          <w:sz w:val="21"/>
+          <w:szCs w:val="21"/>
+          <w:lang w:eastAsia="en-IN"/>
+        </w:rPr>
+      </w:pPr>
+      <w:r>
+        <w:rPr>
+          <w:rFonts w:ascii="Consolas" w:eastAsia="Times New Roman" w:hAnsi="Consolas" w:cs="Times New Roman"/>
+          <w:color w:val="D4D4D4"/>
+          <w:sz w:val="21"/>
+          <w:szCs w:val="21"/>
+          <w:lang w:eastAsia="en-IN"/>
+        </w:rPr>
+        <w:t>                   </w:t>
+      </w:r>
+      <w:proofErr w:type="gramStart"/>
+      <w:r>
+        <w:rPr>
+          <w:rFonts w:ascii="Consolas" w:eastAsia="Times New Roman" w:hAnsi="Consolas" w:cs="Times New Roman"/>
+          <w:color w:val="C586C0"/>
+          <w:sz w:val="21"/>
+          <w:szCs w:val="21"/>
+          <w:lang w:eastAsia="en-IN"/>
+        </w:rPr>
+        <w:t>for</w:t>
+      </w:r>
+      <w:r>
+        <w:rPr>
+          <w:rFonts w:ascii="Consolas" w:eastAsia="Times New Roman" w:hAnsi="Consolas" w:cs="Times New Roman"/>
+          <w:color w:val="D4D4D4"/>
+          <w:sz w:val="21"/>
+          <w:szCs w:val="21"/>
+          <w:lang w:eastAsia="en-IN"/>
+        </w:rPr>
+        <w:t>(</w:t>
+      </w:r>
+      <w:proofErr w:type="gramEnd"/>
+      <w:r>
+        <w:rPr>
+          <w:rFonts w:ascii="Consolas" w:eastAsia="Times New Roman" w:hAnsi="Consolas" w:cs="Times New Roman"/>
+          <w:color w:val="9CDCFE"/>
+          <w:sz w:val="21"/>
+          <w:szCs w:val="21"/>
+          <w:lang w:eastAsia="en-IN"/>
+        </w:rPr>
+        <w:t>gadgets</w:t>
+      </w:r>
+      <w:r>
+        <w:rPr>
+          <w:rFonts w:ascii="Consolas" w:eastAsia="Times New Roman" w:hAnsi="Consolas" w:cs="Times New Roman"/>
+          <w:color w:val="D4D4D4"/>
+          <w:sz w:val="21"/>
+          <w:szCs w:val="21"/>
+          <w:lang w:eastAsia="en-IN"/>
+        </w:rPr>
+        <w:t xml:space="preserve"> </w:t>
+      </w:r>
+      <w:r>
+        <w:rPr>
+          <w:rFonts w:ascii="Consolas" w:eastAsia="Times New Roman" w:hAnsi="Consolas" w:cs="Times New Roman"/>
+          <w:color w:val="569CD6"/>
+          <w:sz w:val="21"/>
+          <w:szCs w:val="21"/>
+          <w:lang w:eastAsia="en-IN"/>
+        </w:rPr>
+        <w:t>of</w:t>
+      </w:r>
+      <w:r>
+        <w:rPr>
+          <w:rFonts w:ascii="Consolas" w:eastAsia="Times New Roman" w:hAnsi="Consolas" w:cs="Times New Roman"/>
+          <w:color w:val="D4D4D4"/>
+          <w:sz w:val="21"/>
+          <w:szCs w:val="21"/>
+          <w:lang w:eastAsia="en-IN"/>
+        </w:rPr>
+        <w:t xml:space="preserve"> </w:t>
+      </w:r>
+      <w:r>
+        <w:rPr>
+          <w:rFonts w:ascii="Consolas" w:eastAsia="Times New Roman" w:hAnsi="Consolas" w:cs="Times New Roman"/>
+          <w:color w:val="4FC1FF"/>
+          <w:sz w:val="21"/>
+          <w:szCs w:val="21"/>
+          <w:lang w:eastAsia="en-IN"/>
+        </w:rPr>
+        <w:t>products</w:t>
+      </w:r>
+      <w:r>
+        <w:rPr>
+          <w:rFonts w:ascii="Consolas" w:eastAsia="Times New Roman" w:hAnsi="Consolas" w:cs="Times New Roman"/>
+          <w:color w:val="D4D4D4"/>
+          <w:sz w:val="21"/>
+          <w:szCs w:val="21"/>
+          <w:lang w:eastAsia="en-IN"/>
+        </w:rPr>
+        <w:t>)</w:t>
+      </w:r>
+    </w:p>
+    <w:p>
+      <w:pPr>
+        <w:pStyle w:val="ListParagraph"/>
+        <w:numPr>
+          <w:ilvl w:val="0"/>
+          <w:numId w:val="26"/>
+        </w:numPr>
+        <w:shd w:val="clear" w:color="auto" w:fill="1F1F1F"/>
+        <w:spacing w:after="0" w:line="285" w:lineRule="atLeast"/>
+        <w:rPr>
+          <w:rFonts w:ascii="Consolas" w:eastAsia="Times New Roman" w:hAnsi="Consolas" w:cs="Times New Roman"/>
+          <w:color w:val="CCCCCC"/>
+          <w:sz w:val="21"/>
+          <w:szCs w:val="21"/>
+          <w:lang w:eastAsia="en-IN"/>
+        </w:rPr>
+      </w:pPr>
+      <w:r>
+        <w:rPr>
+          <w:rFonts w:ascii="Consolas" w:eastAsia="Times New Roman" w:hAnsi="Consolas" w:cs="Times New Roman"/>
+          <w:color w:val="D4D4D4"/>
+          <w:sz w:val="21"/>
+          <w:szCs w:val="21"/>
+          <w:lang w:eastAsia="en-IN"/>
+        </w:rPr>
+        <w:t>                   {</w:t>
+      </w:r>
+    </w:p>
+    <w:p>
+      <w:pPr>
+        <w:pStyle w:val="ListParagraph"/>
+        <w:numPr>
+          <w:ilvl w:val="0"/>
+          <w:numId w:val="26"/>
+        </w:numPr>
+        <w:shd w:val="clear" w:color="auto" w:fill="1F1F1F"/>
+        <w:spacing w:after="0" w:line="285" w:lineRule="atLeast"/>
+        <w:rPr>
+          <w:rFonts w:ascii="Consolas" w:eastAsia="Times New Roman" w:hAnsi="Consolas" w:cs="Times New Roman"/>
+          <w:color w:val="CCCCCC"/>
+          <w:sz w:val="21"/>
+          <w:szCs w:val="21"/>
+          <w:lang w:eastAsia="en-IN"/>
+        </w:rPr>
+      </w:pPr>
+      <w:r>
+        <w:rPr>
+          <w:rFonts w:ascii="Consolas" w:eastAsia="Times New Roman" w:hAnsi="Consolas" w:cs="Times New Roman"/>
+          <w:color w:val="D4D4D4"/>
+          <w:sz w:val="21"/>
+          <w:szCs w:val="21"/>
+          <w:lang w:eastAsia="en-IN"/>
+        </w:rPr>
+        <w:t xml:space="preserve">                    </w:t>
+      </w:r>
+      <w:proofErr w:type="gramStart"/>
+      <w:r>
+        <w:rPr>
+          <w:rFonts w:ascii="Consolas" w:eastAsia="Times New Roman" w:hAnsi="Consolas" w:cs="Times New Roman"/>
+          <w:color w:val="9CDCFE"/>
+          <w:sz w:val="21"/>
+          <w:szCs w:val="21"/>
+          <w:lang w:eastAsia="en-IN"/>
+        </w:rPr>
+        <w:t>console</w:t>
+      </w:r>
+      <w:r>
+        <w:rPr>
+          <w:rFonts w:ascii="Consolas" w:eastAsia="Times New Roman" w:hAnsi="Consolas" w:cs="Times New Roman"/>
+          <w:color w:val="D4D4D4"/>
+          <w:sz w:val="21"/>
+          <w:szCs w:val="21"/>
+          <w:lang w:eastAsia="en-IN"/>
+        </w:rPr>
+        <w:t>.</w:t>
+      </w:r>
+      <w:r>
+        <w:rPr>
+          <w:rFonts w:ascii="Consolas" w:eastAsia="Times New Roman" w:hAnsi="Consolas" w:cs="Times New Roman"/>
+          <w:color w:val="DCDCAA"/>
+          <w:sz w:val="21"/>
+          <w:szCs w:val="21"/>
+          <w:lang w:eastAsia="en-IN"/>
+        </w:rPr>
+        <w:t>log</w:t>
+      </w:r>
+      <w:r>
+        <w:rPr>
+          <w:rFonts w:ascii="Consolas" w:eastAsia="Times New Roman" w:hAnsi="Consolas" w:cs="Times New Roman"/>
+          <w:color w:val="D4D4D4"/>
+          <w:sz w:val="21"/>
+          <w:szCs w:val="21"/>
+          <w:lang w:eastAsia="en-IN"/>
+        </w:rPr>
+        <w:t>(</w:t>
+      </w:r>
+      <w:proofErr w:type="gramEnd"/>
+      <w:r>
+        <w:rPr>
+          <w:rFonts w:ascii="Consolas" w:eastAsia="Times New Roman" w:hAnsi="Consolas" w:cs="Times New Roman"/>
+          <w:color w:val="CE9178"/>
+          <w:sz w:val="21"/>
+          <w:szCs w:val="21"/>
+          <w:lang w:eastAsia="en-IN"/>
+        </w:rPr>
+        <w:t xml:space="preserve">"available products </w:t>
+      </w:r>
+      <w:proofErr w:type="gramStart"/>
+      <w:r>
+        <w:rPr>
+          <w:rFonts w:ascii="Consolas" w:eastAsia="Times New Roman" w:hAnsi="Consolas" w:cs="Times New Roman"/>
+          <w:color w:val="CE9178"/>
+          <w:sz w:val="21"/>
+          <w:szCs w:val="21"/>
+          <w:lang w:eastAsia="en-IN"/>
+        </w:rPr>
+        <w:t>are :</w:t>
+      </w:r>
+      <w:proofErr w:type="gramEnd"/>
+      <w:r>
+        <w:rPr>
+          <w:rFonts w:ascii="Consolas" w:eastAsia="Times New Roman" w:hAnsi="Consolas" w:cs="Times New Roman"/>
+          <w:color w:val="CE9178"/>
+          <w:sz w:val="21"/>
+          <w:szCs w:val="21"/>
+          <w:lang w:eastAsia="en-IN"/>
+        </w:rPr>
+        <w:t>"</w:t>
+      </w:r>
+      <w:r>
+        <w:rPr>
+          <w:rFonts w:ascii="Consolas" w:eastAsia="Times New Roman" w:hAnsi="Consolas" w:cs="Times New Roman"/>
+          <w:color w:val="D4D4D4"/>
+          <w:sz w:val="21"/>
+          <w:szCs w:val="21"/>
+          <w:lang w:eastAsia="en-IN"/>
+        </w:rPr>
+        <w:t>+</w:t>
+      </w:r>
+      <w:proofErr w:type="gramStart"/>
+      <w:r>
+        <w:rPr>
+          <w:rFonts w:ascii="Consolas" w:eastAsia="Times New Roman" w:hAnsi="Consolas" w:cs="Times New Roman"/>
+          <w:color w:val="9CDCFE"/>
+          <w:sz w:val="21"/>
+          <w:szCs w:val="21"/>
+          <w:lang w:eastAsia="en-IN"/>
+        </w:rPr>
+        <w:t>gadgets</w:t>
+      </w:r>
+      <w:r>
+        <w:rPr>
+          <w:rFonts w:ascii="Consolas" w:eastAsia="Times New Roman" w:hAnsi="Consolas" w:cs="Times New Roman"/>
+          <w:color w:val="D4D4D4"/>
+          <w:sz w:val="21"/>
+          <w:szCs w:val="21"/>
+          <w:lang w:eastAsia="en-IN"/>
+        </w:rPr>
+        <w:t>);</w:t>
+      </w:r>
+      <w:r>
+        <w:rPr>
+          <w:rFonts w:ascii="Consolas" w:eastAsia="Times New Roman" w:hAnsi="Consolas" w:cs="Times New Roman"/>
+          <w:color w:val="6A9955"/>
+          <w:sz w:val="21"/>
+          <w:szCs w:val="21"/>
+          <w:lang w:eastAsia="en-IN"/>
+        </w:rPr>
+        <w:t>/</w:t>
+      </w:r>
+      <w:proofErr w:type="gramEnd"/>
+      <w:r>
+        <w:rPr>
+          <w:rFonts w:ascii="Consolas" w:eastAsia="Times New Roman" w:hAnsi="Consolas" w:cs="Times New Roman"/>
+          <w:color w:val="6A9955"/>
+          <w:sz w:val="21"/>
+          <w:szCs w:val="21"/>
+          <w:lang w:eastAsia="en-IN"/>
+        </w:rPr>
+        <w:t xml:space="preserve">/available products are </w:t>
+      </w:r>
+      <w:proofErr w:type="spellStart"/>
+      <w:r>
+        <w:rPr>
+          <w:rFonts w:ascii="Consolas" w:eastAsia="Times New Roman" w:hAnsi="Consolas" w:cs="Times New Roman"/>
+          <w:color w:val="6A9955"/>
+          <w:sz w:val="21"/>
+          <w:szCs w:val="21"/>
+          <w:lang w:eastAsia="en-IN"/>
+        </w:rPr>
+        <w:t>apple_</w:t>
+      </w:r>
+      <w:proofErr w:type="gramStart"/>
+      <w:r>
+        <w:rPr>
+          <w:rFonts w:ascii="Consolas" w:eastAsia="Times New Roman" w:hAnsi="Consolas" w:cs="Times New Roman"/>
+          <w:color w:val="6A9955"/>
+          <w:sz w:val="21"/>
+          <w:szCs w:val="21"/>
+          <w:lang w:eastAsia="en-IN"/>
+        </w:rPr>
+        <w:t>watch,laptop</w:t>
+      </w:r>
+      <w:proofErr w:type="spellEnd"/>
+      <w:r>
+        <w:rPr>
+          <w:rFonts w:ascii="Consolas" w:eastAsia="Times New Roman" w:hAnsi="Consolas" w:cs="Times New Roman"/>
+          <w:color w:val="6A9955"/>
+          <w:sz w:val="21"/>
+          <w:szCs w:val="21"/>
+          <w:lang w:eastAsia="en-IN"/>
+        </w:rPr>
+        <w:t>.....</w:t>
+      </w:r>
+      <w:proofErr w:type="gramEnd"/>
+    </w:p>
+    <w:p>
+      <w:pPr>
+        <w:pStyle w:val="ListParagraph"/>
+        <w:numPr>
+          <w:ilvl w:val="0"/>
+          <w:numId w:val="26"/>
+        </w:numPr>
+        <w:shd w:val="clear" w:color="auto" w:fill="1F1F1F"/>
+        <w:spacing w:after="0" w:line="285" w:lineRule="atLeast"/>
+        <w:rPr>
+          <w:rFonts w:ascii="Consolas" w:eastAsia="Times New Roman" w:hAnsi="Consolas" w:cs="Times New Roman"/>
+          <w:color w:val="CCCCCC"/>
+          <w:sz w:val="21"/>
+          <w:szCs w:val="21"/>
+          <w:lang w:eastAsia="en-IN"/>
+        </w:rPr>
+      </w:pPr>
+      <w:r>
+        <w:rPr>
+          <w:rFonts w:ascii="Consolas" w:eastAsia="Times New Roman" w:hAnsi="Consolas" w:cs="Times New Roman"/>
+          <w:color w:val="D4D4D4"/>
+          <w:sz w:val="21"/>
+          <w:szCs w:val="21"/>
+          <w:lang w:eastAsia="en-IN"/>
+        </w:rPr>
+        <w:t>                   }</w:t>
+      </w:r>
+    </w:p>
+    <w:p>
+      <w:pPr>
+        <w:numPr>
+          <w:ilvl w:val="0"/>
+          <w:numId w:val="26"/>
+        </w:numPr>
+        <w:rPr>
+          <w:rFonts w:ascii="Calibri" w:hAnsi="Calibri" w:cs="Calibri"/>
+          <w:color w:val="000000"/>
+          <w:sz w:val="36"/>
+          <w:szCs w:val="36"/>
+        </w:rPr>
+      </w:pPr>
+      <w:r>
+        <w:rPr>
+          <w:rFonts w:ascii="Calibri" w:hAnsi="Calibri" w:cs="Calibri"/>
+          <w:b/>
+          <w:bCs/>
+          <w:color w:val="000000"/>
+          <w:sz w:val="36"/>
+          <w:szCs w:val="36"/>
+        </w:rPr>
+        <w:t>Use Case:</w:t>
+      </w:r>
+      <w:r>
+        <w:rPr>
+          <w:rFonts w:ascii="Calibri" w:hAnsi="Calibri" w:cs="Calibri"/>
+          <w:color w:val="000000"/>
+          <w:sz w:val="36"/>
+          <w:szCs w:val="36"/>
+        </w:rPr>
+        <w:t xml:space="preserve"> Iterating over </w:t>
+      </w:r>
+      <w:proofErr w:type="spellStart"/>
+      <w:r>
+        <w:rPr>
+          <w:rFonts w:ascii="Calibri" w:hAnsi="Calibri" w:cs="Calibri"/>
+          <w:color w:val="000000"/>
+          <w:sz w:val="36"/>
+          <w:szCs w:val="36"/>
+        </w:rPr>
+        <w:t>iterable</w:t>
+      </w:r>
+      <w:proofErr w:type="spellEnd"/>
+      <w:r>
+        <w:rPr>
+          <w:rFonts w:ascii="Calibri" w:hAnsi="Calibri" w:cs="Calibri"/>
+          <w:color w:val="000000"/>
+          <w:sz w:val="36"/>
+          <w:szCs w:val="36"/>
+        </w:rPr>
+        <w:t xml:space="preserve"> objects like arrays or strings.</w:t>
+      </w:r>
+    </w:p>
+    <w:p>
+      <w:pPr>
+        <w:shd w:val="clear" w:color="auto" w:fill="FFFFFF"/>
+        <w:spacing w:before="100" w:beforeAutospacing="1" w:line="240" w:lineRule="auto"/>
+        <w:ind w:left="720"/>
+        <w:rPr>
+          <w:rFonts w:ascii="Roboto" w:eastAsia="Times New Roman" w:hAnsi="Roboto" w:cs="Times New Roman"/>
+          <w:sz w:val="40"/>
+          <w:szCs w:val="40"/>
+          <w:lang w:eastAsia="en-IN"/>
+        </w:rPr>
+      </w:pPr>
+      <w:r>
+        <w:rPr>
+          <w:rFonts w:ascii="Courier New" w:eastAsia="Times New Roman" w:hAnsi="Courier New" w:cs="Courier New"/>
+          <w:b/>
+          <w:bCs/>
+          <w:color w:val="ED7D31" w:themeColor="accent2"/>
+          <w:sz w:val="40"/>
+          <w:szCs w:val="40"/>
+          <w:lang w:eastAsia="en-IN"/>
+        </w:rPr>
+        <w:t>break</w:t>
+      </w:r>
+      <w:r>
+        <w:rPr>
+          <w:rFonts w:ascii="Roboto" w:eastAsia="Times New Roman" w:hAnsi="Roboto" w:cs="Times New Roman"/>
+          <w:color w:val="ED7D31" w:themeColor="accent2"/>
+          <w:sz w:val="40"/>
+          <w:szCs w:val="40"/>
+          <w:lang w:eastAsia="en-IN"/>
+        </w:rPr>
+        <w:t xml:space="preserve">: </w:t>
+      </w:r>
+      <w:r>
+        <w:rPr>
+          <w:rFonts w:ascii="Roboto" w:eastAsia="Times New Roman" w:hAnsi="Roboto" w:cs="Times New Roman"/>
+          <w:sz w:val="40"/>
+          <w:szCs w:val="40"/>
+          <w:lang w:eastAsia="en-IN"/>
+        </w:rPr>
+        <w:t>Exits the loop entirely.</w:t>
+      </w:r>
+    </w:p>
+    <w:p>
+      <w:pPr>
+        <w:shd w:val="clear" w:color="auto" w:fill="FFFFFF"/>
+        <w:spacing w:before="100" w:beforeAutospacing="1" w:line="240" w:lineRule="auto"/>
+        <w:ind w:left="720"/>
+        <w:rPr>
+          <w:rFonts w:ascii="Roboto" w:eastAsia="Times New Roman" w:hAnsi="Roboto" w:cs="Times New Roman"/>
+          <w:sz w:val="40"/>
+          <w:szCs w:val="40"/>
+          <w:lang w:eastAsia="en-IN"/>
+        </w:rPr>
+      </w:pPr>
+      <w:r>
+        <w:rPr>
+          <w:rFonts w:ascii="Courier New" w:eastAsia="Times New Roman" w:hAnsi="Courier New" w:cs="Courier New"/>
+          <w:b/>
+          <w:bCs/>
+          <w:color w:val="4472C4" w:themeColor="accent1"/>
+          <w:sz w:val="40"/>
+          <w:szCs w:val="40"/>
+          <w:lang w:eastAsia="en-IN"/>
+        </w:rPr>
+        <w:t>continue</w:t>
+      </w:r>
+      <w:r>
+        <w:rPr>
+          <w:rFonts w:ascii="Roboto" w:eastAsia="Times New Roman" w:hAnsi="Roboto" w:cs="Times New Roman"/>
+          <w:sz w:val="40"/>
+          <w:szCs w:val="40"/>
+          <w:lang w:eastAsia="en-IN"/>
+        </w:rPr>
+        <w:t>: Skips the current iteration and moves to the next.</w:t>
+      </w:r>
+    </w:p>
+    <w:p>
+      <w:pPr>
+        <w:shd w:val="clear" w:color="auto" w:fill="FFFFFF"/>
+        <w:spacing w:before="100" w:beforeAutospacing="1" w:line="240" w:lineRule="auto"/>
+        <w:ind w:left="720"/>
+        <w:rPr>
+          <w:rFonts w:ascii="Roboto" w:eastAsia="Times New Roman" w:hAnsi="Roboto" w:cs="Times New Roman"/>
+          <w:sz w:val="40"/>
+          <w:szCs w:val="40"/>
+          <w:lang w:eastAsia="en-IN"/>
+        </w:rPr>
+      </w:pPr>
+      <w:r>
+        <w:rPr>
+          <w:rFonts w:ascii="Roboto" w:eastAsia="Times New Roman" w:hAnsi="Roboto" w:cs="Times New Roman"/>
+          <w:sz w:val="40"/>
+          <w:szCs w:val="40"/>
+          <w:lang w:eastAsia="en-IN"/>
+        </w:rPr>
+        <w:t>Example</w:t>
+      </w:r>
+    </w:p>
+    <w:p>
+      <w:pPr>
+        <w:shd w:val="clear" w:color="auto" w:fill="FFFFFF"/>
+        <w:spacing w:before="100" w:beforeAutospacing="1" w:line="240" w:lineRule="auto"/>
+        <w:ind w:left="720"/>
+        <w:rPr>
+          <w:rFonts w:ascii="Roboto" w:eastAsia="Times New Roman" w:hAnsi="Roboto" w:cs="Times New Roman"/>
+          <w:sz w:val="40"/>
+          <w:szCs w:val="40"/>
+          <w:lang w:eastAsia="en-IN"/>
+        </w:rPr>
+      </w:pPr>
+      <w:r>
+        <w:rPr>
+          <w:rFonts w:ascii="Roboto" w:eastAsia="Times New Roman" w:hAnsi="Roboto" w:cs="Times New Roman"/>
+          <w:sz w:val="40"/>
+          <w:szCs w:val="40"/>
+          <w:lang w:eastAsia="en-IN"/>
+        </w:rPr>
+        <w:lastRenderedPageBreak/>
+        <w:t xml:space="preserve">for (let </w:t>
+      </w:r>
+      <w:proofErr w:type="spellStart"/>
+      <w:r>
+        <w:rPr>
+          <w:rFonts w:ascii="Roboto" w:eastAsia="Times New Roman" w:hAnsi="Roboto" w:cs="Times New Roman"/>
+          <w:sz w:val="40"/>
+          <w:szCs w:val="40"/>
+          <w:lang w:eastAsia="en-IN"/>
+        </w:rPr>
+        <w:t>i</w:t>
+      </w:r>
+      <w:proofErr w:type="spellEnd"/>
+      <w:r>
+        <w:rPr>
+          <w:rFonts w:ascii="Roboto" w:eastAsia="Times New Roman" w:hAnsi="Roboto" w:cs="Times New Roman"/>
+          <w:sz w:val="40"/>
+          <w:szCs w:val="40"/>
+          <w:lang w:eastAsia="en-IN"/>
+        </w:rPr>
+        <w:t xml:space="preserve"> = 0; </w:t>
+      </w:r>
+      <w:proofErr w:type="spellStart"/>
+      <w:r>
+        <w:rPr>
+          <w:rFonts w:ascii="Roboto" w:eastAsia="Times New Roman" w:hAnsi="Roboto" w:cs="Times New Roman"/>
+          <w:sz w:val="40"/>
+          <w:szCs w:val="40"/>
+          <w:lang w:eastAsia="en-IN"/>
+        </w:rPr>
+        <w:t>i</w:t>
+      </w:r>
+      <w:proofErr w:type="spellEnd"/>
+      <w:r>
+        <w:rPr>
+          <w:rFonts w:ascii="Roboto" w:eastAsia="Times New Roman" w:hAnsi="Roboto" w:cs="Times New Roman"/>
+          <w:sz w:val="40"/>
+          <w:szCs w:val="40"/>
+          <w:lang w:eastAsia="en-IN"/>
+        </w:rPr>
+        <w:t xml:space="preserve"> &lt; 5; </w:t>
+      </w:r>
+      <w:proofErr w:type="spellStart"/>
+      <w:r>
+        <w:rPr>
+          <w:rFonts w:ascii="Roboto" w:eastAsia="Times New Roman" w:hAnsi="Roboto" w:cs="Times New Roman"/>
+          <w:sz w:val="40"/>
+          <w:szCs w:val="40"/>
+          <w:lang w:eastAsia="en-IN"/>
+        </w:rPr>
+        <w:t>i</w:t>
+      </w:r>
+      <w:proofErr w:type="spellEnd"/>
+      <w:r>
+        <w:rPr>
+          <w:rFonts w:ascii="Roboto" w:eastAsia="Times New Roman" w:hAnsi="Roboto" w:cs="Times New Roman"/>
+          <w:sz w:val="40"/>
+          <w:szCs w:val="40"/>
+          <w:lang w:eastAsia="en-IN"/>
+        </w:rPr>
+        <w:t xml:space="preserve">++) </w:t>
+      </w:r>
+    </w:p>
+    <w:p>
+      <w:pPr>
+        <w:shd w:val="clear" w:color="auto" w:fill="FFFFFF"/>
+        <w:spacing w:before="100" w:beforeAutospacing="1" w:line="240" w:lineRule="auto"/>
+        <w:ind w:left="720"/>
+        <w:rPr>
+          <w:rFonts w:ascii="Roboto" w:eastAsia="Times New Roman" w:hAnsi="Roboto" w:cs="Times New Roman"/>
+          <w:sz w:val="40"/>
+          <w:szCs w:val="40"/>
+          <w:lang w:eastAsia="en-IN"/>
+        </w:rPr>
+      </w:pPr>
+      <w:r>
+        <w:rPr>
+          <w:rFonts w:ascii="Roboto" w:eastAsia="Times New Roman" w:hAnsi="Roboto" w:cs="Times New Roman"/>
+          <w:sz w:val="40"/>
+          <w:szCs w:val="40"/>
+          <w:lang w:eastAsia="en-IN"/>
+        </w:rPr>
+        <w:t>{</w:t>
+      </w:r>
+    </w:p>
+    <w:p>
+      <w:pPr>
+        <w:shd w:val="clear" w:color="auto" w:fill="FFFFFF"/>
+        <w:spacing w:before="100" w:beforeAutospacing="1" w:line="240" w:lineRule="auto"/>
+        <w:ind w:left="720"/>
+        <w:rPr>
+          <w:rFonts w:ascii="Roboto" w:eastAsia="Times New Roman" w:hAnsi="Roboto" w:cs="Times New Roman"/>
+          <w:sz w:val="40"/>
+          <w:szCs w:val="40"/>
+          <w:lang w:eastAsia="en-IN"/>
+        </w:rPr>
+      </w:pPr>
+      <w:r>
+        <w:rPr>
+          <w:rFonts w:ascii="Roboto" w:eastAsia="Times New Roman" w:hAnsi="Roboto" w:cs="Times New Roman"/>
+          <w:sz w:val="40"/>
+          <w:szCs w:val="40"/>
+          <w:lang w:eastAsia="en-IN"/>
+        </w:rPr>
+        <w:t xml:space="preserve"> if (</w:t>
+      </w:r>
+      <w:proofErr w:type="spellStart"/>
+      <w:r>
+        <w:rPr>
+          <w:rFonts w:ascii="Roboto" w:eastAsia="Times New Roman" w:hAnsi="Roboto" w:cs="Times New Roman"/>
+          <w:sz w:val="40"/>
+          <w:szCs w:val="40"/>
+          <w:lang w:eastAsia="en-IN"/>
+        </w:rPr>
+        <w:t>i</w:t>
+      </w:r>
+      <w:proofErr w:type="spellEnd"/>
+      <w:r>
+        <w:rPr>
+          <w:rFonts w:ascii="Roboto" w:eastAsia="Times New Roman" w:hAnsi="Roboto" w:cs="Times New Roman"/>
+          <w:sz w:val="40"/>
+          <w:szCs w:val="40"/>
+          <w:lang w:eastAsia="en-IN"/>
+        </w:rPr>
+        <w:t xml:space="preserve"> === 3) break; // Stops the loop </w:t>
+      </w:r>
+    </w:p>
+    <w:p>
+      <w:pPr>
+        <w:shd w:val="clear" w:color="auto" w:fill="FFFFFF"/>
+        <w:spacing w:before="100" w:beforeAutospacing="1" w:line="240" w:lineRule="auto"/>
+        <w:ind w:left="720"/>
+        <w:rPr>
+          <w:rFonts w:ascii="Roboto" w:eastAsia="Times New Roman" w:hAnsi="Roboto" w:cs="Times New Roman"/>
+          <w:sz w:val="40"/>
+          <w:szCs w:val="40"/>
+          <w:lang w:eastAsia="en-IN"/>
+        </w:rPr>
+      </w:pPr>
+      <w:r>
+        <w:rPr>
+          <w:rFonts w:ascii="Roboto" w:eastAsia="Times New Roman" w:hAnsi="Roboto" w:cs="Times New Roman"/>
+          <w:sz w:val="40"/>
+          <w:szCs w:val="40"/>
+          <w:lang w:eastAsia="en-IN"/>
+        </w:rPr>
+        <w:t>if (</w:t>
+      </w:r>
+      <w:proofErr w:type="spellStart"/>
+      <w:r>
+        <w:rPr>
+          <w:rFonts w:ascii="Roboto" w:eastAsia="Times New Roman" w:hAnsi="Roboto" w:cs="Times New Roman"/>
+          <w:sz w:val="40"/>
+          <w:szCs w:val="40"/>
+          <w:lang w:eastAsia="en-IN"/>
+        </w:rPr>
+        <w:t>i</w:t>
+      </w:r>
+      <w:proofErr w:type="spellEnd"/>
+      <w:r>
+        <w:rPr>
+          <w:rFonts w:ascii="Roboto" w:eastAsia="Times New Roman" w:hAnsi="Roboto" w:cs="Times New Roman"/>
+          <w:sz w:val="40"/>
+          <w:szCs w:val="40"/>
+          <w:lang w:eastAsia="en-IN"/>
+        </w:rPr>
+        <w:t xml:space="preserve"> === 2) continue; // Skips iteration console.log</w:t>
+      </w:r>
+      <w:r>
+        <w:rPr>
+          <w:rFonts w:ascii="Roboto" w:eastAsia="Times New Roman" w:hAnsi="Roboto" w:cs="Times New Roman"/>
+          <w:sz w:val="40"/>
+          <w:szCs w:val="40"/>
+          <w:lang w:eastAsia="en-IN"/>
+        </w:rPr>
+        <w:t>(</w:t>
+      </w:r>
+      <w:proofErr w:type="spellStart"/>
+      <w:r>
+        <w:rPr>
+          <w:rFonts w:ascii="Roboto" w:eastAsia="Times New Roman" w:hAnsi="Roboto" w:cs="Times New Roman"/>
+          <w:sz w:val="40"/>
+          <w:szCs w:val="40"/>
+          <w:lang w:eastAsia="en-IN"/>
+        </w:rPr>
+        <w:t>i</w:t>
+      </w:r>
+      <w:proofErr w:type="spellEnd"/>
+      <w:r>
+        <w:rPr>
+          <w:rFonts w:ascii="Roboto" w:eastAsia="Times New Roman" w:hAnsi="Roboto" w:cs="Times New Roman"/>
+          <w:sz w:val="40"/>
+          <w:szCs w:val="40"/>
+          <w:lang w:eastAsia="en-IN"/>
+        </w:rPr>
+        <w:t>);</w:t>
+      </w:r>
+    </w:p>
+    <w:p>
+      <w:pPr>
+        <w:shd w:val="clear" w:color="auto" w:fill="FFFFFF"/>
+        <w:spacing w:before="100" w:beforeAutospacing="1" w:line="240" w:lineRule="auto"/>
+        <w:ind w:left="720"/>
+        <w:rPr>
+          <w:rFonts w:ascii="Calibri" w:hAnsi="Calibri" w:cs="Calibri"/>
+          <w:color w:val="000000"/>
+          <w:sz w:val="36"/>
+          <w:szCs w:val="36"/>
+        </w:rPr>
+      </w:pPr>
+      <w:r>
+        <w:rPr>
+          <w:rFonts w:ascii="Calibri" w:hAnsi="Calibri" w:cs="Calibri"/>
+          <w:color w:val="000000"/>
+          <w:sz w:val="36"/>
+          <w:szCs w:val="36"/>
+        </w:rPr>
+        <w:t>}</w:t>
+      </w:r>
+    </w:p>
+    <w:p>
+      <w:pPr>
+        <w:shd w:val="clear" w:color="auto" w:fill="FFFFFF"/>
+        <w:spacing w:before="100" w:beforeAutospacing="1" w:line="240" w:lineRule="auto"/>
+        <w:ind w:left="720"/>
+        <w:rPr>
+          <w:rFonts w:ascii="Roboto" w:eastAsia="Times New Roman" w:hAnsi="Roboto" w:cs="Times New Roman"/>
+          <w:sz w:val="40"/>
+          <w:szCs w:val="40"/>
+          <w:lang w:eastAsia="en-IN"/>
+        </w:rPr>
+      </w:pPr>
+      <w:r>
+        <w:rPr>
+          <w:rFonts w:ascii="Calibri" w:hAnsi="Calibri" w:cs="Calibri"/>
+          <w:color w:val="000000"/>
+          <w:sz w:val="36"/>
+          <w:szCs w:val="36"/>
+        </w:rPr>
+        <w:t xml:space="preserve">   </w:t>
+      </w:r>
+      <w:r>
+        <w:rPr>
+          <w:rFonts w:ascii="Calibri" w:hAnsi="Calibri" w:cs="Calibri"/>
+          <w:b/>
+          <w:bCs/>
+          <w:color w:val="000000"/>
+          <w:sz w:val="36"/>
+          <w:szCs w:val="36"/>
+        </w:rPr>
+        <w:t xml:space="preserve"> Comparison Table</w:t>
+      </w:r>
+    </w:p>
+    <w:tbl>
+      <w:tblPr>
+        <w:tblW w:w="0" w:type="auto"/>
+        <w:tblCellSpacing w:w="15" w:type="dxa"/>
+        <w:tblCellMar>
+          <w:top w:w="15" w:type="dxa"/>
+          <w:left w:w="15" w:type="dxa"/>
+          <w:bottom w:w="15" w:type="dxa"/>
+          <w:right w:w="15" w:type="dxa"/>
+        </w:tblCellMar>
+        <w:tblLook w:val="04A0" w:firstRow="1" w:lastRow="0" w:firstColumn="1" w:lastColumn="0" w:noHBand="0" w:noVBand="1"/>
+      </w:tblPr>
+      <w:tblGrid>
+        <w:gridCol w:w="1732"/>
+        <w:gridCol w:w="3670"/>
+        <w:gridCol w:w="3614"/>
+      </w:tblGrid>
+      <w:tr>
+        <w:trPr>
+          <w:tblHeader/>
+          <w:tblCellSpacing w:w="15" w:type="dxa"/>
+        </w:trPr>
+        <w:tc>
+          <w:tcPr>
+            <w:tcW w:w="0" w:type="auto"/>
+            <w:tcBorders>
+              <w:top w:val="single" w:sz="4" w:space="0" w:color="auto"/>
+              <w:left w:val="single" w:sz="4" w:space="0" w:color="auto"/>
+              <w:bottom w:val="single" w:sz="4" w:space="0" w:color="auto"/>
+              <w:right w:val="single" w:sz="4" w:space="0" w:color="auto"/>
+            </w:tcBorders>
+            <w:vAlign w:val="center"/>
+            <w:hideMark/>
+          </w:tcPr>
+          <w:p>
+            <w:pPr>
+              <w:ind w:left="360"/>
+              <w:rPr>
+                <w:rFonts w:ascii="Calibri" w:hAnsi="Calibri" w:cs="Calibri"/>
+                <w:b/>
+                <w:bCs/>
+                <w:color w:val="000000"/>
+                <w:sz w:val="36"/>
+                <w:szCs w:val="36"/>
+              </w:rPr>
+            </w:pPr>
+            <w:r>
+              <w:rPr>
+                <w:rFonts w:ascii="Calibri" w:hAnsi="Calibri" w:cs="Calibri"/>
+                <w:b/>
+                <w:bCs/>
+                <w:color w:val="000000"/>
+                <w:sz w:val="36"/>
+                <w:szCs w:val="36"/>
+              </w:rPr>
+              <w:t>Loop Type</w:t>
+            </w:r>
+          </w:p>
+        </w:tc>
+        <w:tc>
+          <w:tcPr>
+            <w:tcW w:w="0" w:type="auto"/>
+            <w:tcBorders>
+              <w:top w:val="single" w:sz="4" w:space="0" w:color="auto"/>
+              <w:left w:val="single" w:sz="4" w:space="0" w:color="auto"/>
+              <w:bottom w:val="single" w:sz="4" w:space="0" w:color="auto"/>
+              <w:right w:val="single" w:sz="4" w:space="0" w:color="auto"/>
+            </w:tcBorders>
+            <w:vAlign w:val="center"/>
+            <w:hideMark/>
+          </w:tcPr>
+          <w:p>
+            <w:pPr>
+              <w:ind w:left="360"/>
+              <w:rPr>
+                <w:rFonts w:ascii="Calibri" w:hAnsi="Calibri" w:cs="Calibri"/>
+                <w:b/>
+                <w:bCs/>
+                <w:color w:val="000000"/>
+                <w:sz w:val="36"/>
+                <w:szCs w:val="36"/>
+              </w:rPr>
+            </w:pPr>
+            <w:r>
+              <w:rPr>
+                <w:rFonts w:ascii="Calibri" w:hAnsi="Calibri" w:cs="Calibri"/>
+                <w:b/>
+                <w:bCs/>
+                <w:color w:val="000000"/>
+                <w:sz w:val="36"/>
+                <w:szCs w:val="36"/>
+              </w:rPr>
+              <w:t>Best For</w:t>
+            </w:r>
+          </w:p>
+        </w:tc>
+        <w:tc>
+          <w:tcPr>
+            <w:tcW w:w="0" w:type="auto"/>
+            <w:tcBorders>
+              <w:top w:val="single" w:sz="4" w:space="0" w:color="auto"/>
+              <w:left w:val="single" w:sz="4" w:space="0" w:color="auto"/>
+              <w:bottom w:val="single" w:sz="4" w:space="0" w:color="auto"/>
+              <w:right w:val="single" w:sz="4" w:space="0" w:color="auto"/>
+            </w:tcBorders>
+            <w:vAlign w:val="center"/>
+            <w:hideMark/>
+          </w:tcPr>
+          <w:p>
+            <w:pPr>
+              <w:ind w:left="360"/>
+              <w:rPr>
+                <w:rFonts w:ascii="Calibri" w:hAnsi="Calibri" w:cs="Calibri"/>
+                <w:b/>
+                <w:bCs/>
+                <w:color w:val="000000"/>
+                <w:sz w:val="36"/>
+                <w:szCs w:val="36"/>
+              </w:rPr>
+            </w:pPr>
+            <w:r>
+              <w:rPr>
+                <w:rFonts w:ascii="Calibri" w:hAnsi="Calibri" w:cs="Calibri"/>
+                <w:b/>
+                <w:bCs/>
+                <w:color w:val="000000"/>
+                <w:sz w:val="36"/>
+                <w:szCs w:val="36"/>
+              </w:rPr>
+              <w:t>Key Feature</w:t>
+            </w:r>
+          </w:p>
+        </w:tc>
+      </w:tr>
+      <w:tr>
+        <w:trPr>
+          <w:tblCellSpacing w:w="15" w:type="dxa"/>
+        </w:trPr>
+        <w:tc>
+          <w:tcPr>
+            <w:tcW w:w="0" w:type="auto"/>
+            <w:tcBorders>
+              <w:top w:val="single" w:sz="4" w:space="0" w:color="auto"/>
+              <w:left w:val="single" w:sz="4" w:space="0" w:color="auto"/>
+              <w:bottom w:val="single" w:sz="4" w:space="0" w:color="auto"/>
+              <w:right w:val="single" w:sz="4" w:space="0" w:color="auto"/>
+            </w:tcBorders>
+            <w:vAlign w:val="center"/>
+            <w:hideMark/>
+          </w:tcPr>
+          <w:p>
+            <w:pPr>
+              <w:ind w:left="360"/>
+              <w:rPr>
+                <w:rFonts w:ascii="Calibri" w:hAnsi="Calibri" w:cs="Calibri"/>
+                <w:color w:val="000000"/>
+                <w:sz w:val="36"/>
+                <w:szCs w:val="36"/>
+              </w:rPr>
+            </w:pPr>
+            <w:r>
+              <w:rPr>
+                <w:rFonts w:ascii="Calibri" w:hAnsi="Calibri" w:cs="Calibri"/>
+                <w:color w:val="000000"/>
+                <w:sz w:val="36"/>
+                <w:szCs w:val="36"/>
+              </w:rPr>
+              <w:t>For</w:t>
+            </w:r>
+          </w:p>
+        </w:tc>
+        <w:tc>
+          <w:tcPr>
+            <w:tcW w:w="0" w:type="auto"/>
+            <w:tcBorders>
+              <w:top w:val="single" w:sz="4" w:space="0" w:color="auto"/>
+              <w:left w:val="single" w:sz="4" w:space="0" w:color="auto"/>
+              <w:bottom w:val="single" w:sz="4" w:space="0" w:color="auto"/>
+              <w:right w:val="single" w:sz="4" w:space="0" w:color="auto"/>
+            </w:tcBorders>
+            <w:vAlign w:val="center"/>
+            <w:hideMark/>
+          </w:tcPr>
+          <w:p>
+            <w:pPr>
+              <w:ind w:left="360"/>
+              <w:rPr>
+                <w:rFonts w:ascii="Calibri" w:hAnsi="Calibri" w:cs="Calibri"/>
+                <w:color w:val="000000"/>
+                <w:sz w:val="36"/>
+                <w:szCs w:val="36"/>
+              </w:rPr>
+            </w:pPr>
+            <w:r>
+              <w:rPr>
+                <w:rFonts w:ascii="Calibri" w:hAnsi="Calibri" w:cs="Calibri"/>
+                <w:color w:val="000000"/>
+                <w:sz w:val="36"/>
+                <w:szCs w:val="36"/>
+              </w:rPr>
+              <w:t>Known range of iterations</w:t>
+            </w:r>
+          </w:p>
+        </w:tc>
+        <w:tc>
+          <w:tcPr>
+            <w:tcW w:w="0" w:type="auto"/>
+            <w:tcBorders>
+              <w:top w:val="single" w:sz="4" w:space="0" w:color="auto"/>
+              <w:left w:val="single" w:sz="4" w:space="0" w:color="auto"/>
+              <w:bottom w:val="single" w:sz="4" w:space="0" w:color="auto"/>
+              <w:right w:val="single" w:sz="4" w:space="0" w:color="auto"/>
+            </w:tcBorders>
+            <w:vAlign w:val="center"/>
+            <w:hideMark/>
+          </w:tcPr>
+          <w:p>
+            <w:pPr>
+              <w:ind w:left="360"/>
+              <w:rPr>
+                <w:rFonts w:ascii="Calibri" w:hAnsi="Calibri" w:cs="Calibri"/>
+                <w:color w:val="000000"/>
+                <w:sz w:val="36"/>
+                <w:szCs w:val="36"/>
+              </w:rPr>
+            </w:pPr>
+            <w:r>
+              <w:rPr>
+                <w:rFonts w:ascii="Calibri" w:hAnsi="Calibri" w:cs="Calibri"/>
+                <w:color w:val="000000"/>
+                <w:sz w:val="36"/>
+                <w:szCs w:val="36"/>
+              </w:rPr>
+              <w:t>Flexible initialization</w:t>
+            </w:r>
+          </w:p>
+        </w:tc>
+      </w:tr>
+      <w:tr>
+        <w:trPr>
+          <w:tblCellSpacing w:w="15" w:type="dxa"/>
+        </w:trPr>
+        <w:tc>
+          <w:tcPr>
+            <w:tcW w:w="0" w:type="auto"/>
+            <w:tcBorders>
+              <w:top w:val="single" w:sz="4" w:space="0" w:color="auto"/>
+              <w:left w:val="single" w:sz="4" w:space="0" w:color="auto"/>
+              <w:bottom w:val="single" w:sz="4" w:space="0" w:color="auto"/>
+              <w:right w:val="single" w:sz="4" w:space="0" w:color="auto"/>
+            </w:tcBorders>
+            <w:vAlign w:val="center"/>
+            <w:hideMark/>
+          </w:tcPr>
+          <w:p>
+            <w:pPr>
+              <w:ind w:left="360"/>
+              <w:rPr>
+                <w:rFonts w:ascii="Calibri" w:hAnsi="Calibri" w:cs="Calibri"/>
+                <w:color w:val="000000"/>
+                <w:sz w:val="36"/>
+                <w:szCs w:val="36"/>
+              </w:rPr>
+            </w:pPr>
+            <w:r>
+              <w:rPr>
+                <w:rFonts w:ascii="Calibri" w:hAnsi="Calibri" w:cs="Calibri"/>
+                <w:color w:val="000000"/>
+                <w:sz w:val="36"/>
+                <w:szCs w:val="36"/>
+              </w:rPr>
+              <w:t>While</w:t>
+            </w:r>
+          </w:p>
+        </w:tc>
+        <w:tc>
+          <w:tcPr>
+            <w:tcW w:w="0" w:type="auto"/>
+            <w:tcBorders>
+              <w:top w:val="single" w:sz="4" w:space="0" w:color="auto"/>
+              <w:left w:val="single" w:sz="4" w:space="0" w:color="auto"/>
+              <w:bottom w:val="single" w:sz="4" w:space="0" w:color="auto"/>
+              <w:right w:val="single" w:sz="4" w:space="0" w:color="auto"/>
+            </w:tcBorders>
+            <w:vAlign w:val="center"/>
+            <w:hideMark/>
+          </w:tcPr>
+          <w:p>
+            <w:pPr>
+              <w:ind w:left="360"/>
+              <w:rPr>
+                <w:rFonts w:ascii="Calibri" w:hAnsi="Calibri" w:cs="Calibri"/>
+                <w:color w:val="000000"/>
+                <w:sz w:val="36"/>
+                <w:szCs w:val="36"/>
+              </w:rPr>
+            </w:pPr>
+            <w:r>
+              <w:rPr>
+                <w:rFonts w:ascii="Calibri" w:hAnsi="Calibri" w:cs="Calibri"/>
+                <w:color w:val="000000"/>
+                <w:sz w:val="36"/>
+                <w:szCs w:val="36"/>
+              </w:rPr>
+              <w:t>Unknown range, condition-based</w:t>
+            </w:r>
+          </w:p>
+        </w:tc>
+        <w:tc>
+          <w:tcPr>
+            <w:tcW w:w="0" w:type="auto"/>
+            <w:tcBorders>
+              <w:top w:val="single" w:sz="4" w:space="0" w:color="auto"/>
+              <w:left w:val="single" w:sz="4" w:space="0" w:color="auto"/>
+              <w:bottom w:val="single" w:sz="4" w:space="0" w:color="auto"/>
+              <w:right w:val="single" w:sz="4" w:space="0" w:color="auto"/>
+            </w:tcBorders>
+            <w:vAlign w:val="center"/>
+            <w:hideMark/>
+          </w:tcPr>
+          <w:p>
+            <w:pPr>
+              <w:ind w:left="360"/>
+              <w:rPr>
+                <w:rFonts w:ascii="Calibri" w:hAnsi="Calibri" w:cs="Calibri"/>
+                <w:color w:val="000000"/>
+                <w:sz w:val="36"/>
+                <w:szCs w:val="36"/>
+              </w:rPr>
+            </w:pPr>
+            <w:r>
+              <w:rPr>
+                <w:rFonts w:ascii="Calibri" w:hAnsi="Calibri" w:cs="Calibri"/>
+                <w:color w:val="000000"/>
+                <w:sz w:val="36"/>
+                <w:szCs w:val="36"/>
+              </w:rPr>
+              <w:t>Checks condition before running</w:t>
+            </w:r>
+          </w:p>
+        </w:tc>
+      </w:tr>
+      <w:tr>
+        <w:trPr>
+          <w:tblCellSpacing w:w="15" w:type="dxa"/>
+        </w:trPr>
+        <w:tc>
+          <w:tcPr>
+            <w:tcW w:w="0" w:type="auto"/>
+            <w:tcBorders>
+              <w:top w:val="single" w:sz="4" w:space="0" w:color="auto"/>
+              <w:left w:val="single" w:sz="4" w:space="0" w:color="auto"/>
+              <w:bottom w:val="single" w:sz="4" w:space="0" w:color="auto"/>
+              <w:right w:val="single" w:sz="4" w:space="0" w:color="auto"/>
+            </w:tcBorders>
+            <w:vAlign w:val="center"/>
+            <w:hideMark/>
+          </w:tcPr>
+          <w:p>
+            <w:pPr>
+              <w:ind w:left="360"/>
+              <w:rPr>
+                <w:rFonts w:ascii="Calibri" w:hAnsi="Calibri" w:cs="Calibri"/>
+                <w:color w:val="000000"/>
+                <w:sz w:val="36"/>
+                <w:szCs w:val="36"/>
+              </w:rPr>
+            </w:pPr>
+            <w:r>
+              <w:rPr>
+                <w:rFonts w:ascii="Calibri" w:hAnsi="Calibri" w:cs="Calibri"/>
+                <w:color w:val="000000"/>
+                <w:sz w:val="36"/>
+                <w:szCs w:val="36"/>
+              </w:rPr>
+              <w:t>Do-While</w:t>
+            </w:r>
+          </w:p>
+        </w:tc>
+        <w:tc>
+          <w:tcPr>
+            <w:tcW w:w="0" w:type="auto"/>
+            <w:tcBorders>
+              <w:top w:val="single" w:sz="4" w:space="0" w:color="auto"/>
+              <w:left w:val="single" w:sz="4" w:space="0" w:color="auto"/>
+              <w:bottom w:val="single" w:sz="4" w:space="0" w:color="auto"/>
+              <w:right w:val="single" w:sz="4" w:space="0" w:color="auto"/>
+            </w:tcBorders>
+            <w:vAlign w:val="center"/>
+            <w:hideMark/>
+          </w:tcPr>
+          <w:p>
+            <w:pPr>
+              <w:ind w:left="360"/>
+              <w:rPr>
+                <w:rFonts w:ascii="Calibri" w:hAnsi="Calibri" w:cs="Calibri"/>
+                <w:color w:val="000000"/>
+                <w:sz w:val="36"/>
+                <w:szCs w:val="36"/>
+              </w:rPr>
+            </w:pPr>
+            <w:r>
+              <w:rPr>
+                <w:rFonts w:ascii="Calibri" w:hAnsi="Calibri" w:cs="Calibri"/>
+                <w:color w:val="000000"/>
+                <w:sz w:val="36"/>
+                <w:szCs w:val="36"/>
+              </w:rPr>
+              <w:t>At least one execution guaranteed</w:t>
+            </w:r>
+          </w:p>
+        </w:tc>
+        <w:tc>
+          <w:tcPr>
+            <w:tcW w:w="0" w:type="auto"/>
+            <w:tcBorders>
+              <w:top w:val="single" w:sz="4" w:space="0" w:color="auto"/>
+              <w:left w:val="single" w:sz="4" w:space="0" w:color="auto"/>
+              <w:bottom w:val="single" w:sz="4" w:space="0" w:color="auto"/>
+              <w:right w:val="single" w:sz="4" w:space="0" w:color="auto"/>
+            </w:tcBorders>
+            <w:vAlign w:val="center"/>
+            <w:hideMark/>
+          </w:tcPr>
+          <w:p>
+            <w:pPr>
+              <w:ind w:left="360"/>
+              <w:rPr>
+                <w:rFonts w:ascii="Calibri" w:hAnsi="Calibri" w:cs="Calibri"/>
+                <w:color w:val="000000"/>
+                <w:sz w:val="36"/>
+                <w:szCs w:val="36"/>
+              </w:rPr>
+            </w:pPr>
+            <w:r>
+              <w:rPr>
+                <w:rFonts w:ascii="Calibri" w:hAnsi="Calibri" w:cs="Calibri"/>
+                <w:color w:val="000000"/>
+                <w:sz w:val="36"/>
+                <w:szCs w:val="36"/>
+              </w:rPr>
+              <w:t>Post-condition check</w:t>
+            </w:r>
+          </w:p>
+        </w:tc>
+      </w:tr>
+      <w:tr>
+        <w:trPr>
+          <w:tblCellSpacing w:w="15" w:type="dxa"/>
+        </w:trPr>
+        <w:tc>
+          <w:tcPr>
+            <w:tcW w:w="0" w:type="auto"/>
+            <w:tcBorders>
+              <w:top w:val="single" w:sz="4" w:space="0" w:color="auto"/>
+              <w:left w:val="single" w:sz="4" w:space="0" w:color="auto"/>
+              <w:bottom w:val="single" w:sz="4" w:space="0" w:color="auto"/>
+              <w:right w:val="single" w:sz="4" w:space="0" w:color="auto"/>
+            </w:tcBorders>
+            <w:vAlign w:val="center"/>
+            <w:hideMark/>
+          </w:tcPr>
+          <w:p>
+            <w:pPr>
+              <w:ind w:left="360"/>
+              <w:rPr>
+                <w:rFonts w:ascii="Calibri" w:hAnsi="Calibri" w:cs="Calibri"/>
+                <w:color w:val="000000"/>
+                <w:sz w:val="36"/>
+                <w:szCs w:val="36"/>
+              </w:rPr>
+            </w:pPr>
+            <w:r>
+              <w:rPr>
+                <w:rFonts w:ascii="Calibri" w:hAnsi="Calibri" w:cs="Calibri"/>
+                <w:color w:val="000000"/>
+                <w:sz w:val="36"/>
+                <w:szCs w:val="36"/>
+              </w:rPr>
+              <w:t>For...in</w:t>
+            </w:r>
+          </w:p>
+        </w:tc>
+        <w:tc>
+          <w:tcPr>
+            <w:tcW w:w="0" w:type="auto"/>
+            <w:tcBorders>
+              <w:top w:val="single" w:sz="4" w:space="0" w:color="auto"/>
+              <w:left w:val="single" w:sz="4" w:space="0" w:color="auto"/>
+              <w:bottom w:val="single" w:sz="4" w:space="0" w:color="auto"/>
+              <w:right w:val="single" w:sz="4" w:space="0" w:color="auto"/>
+            </w:tcBorders>
+            <w:vAlign w:val="center"/>
+            <w:hideMark/>
+          </w:tcPr>
+          <w:p>
+            <w:pPr>
+              <w:ind w:left="360"/>
+              <w:rPr>
+                <w:rFonts w:ascii="Calibri" w:hAnsi="Calibri" w:cs="Calibri"/>
+                <w:color w:val="000000"/>
+                <w:sz w:val="36"/>
+                <w:szCs w:val="36"/>
+              </w:rPr>
+            </w:pPr>
+            <w:r>
+              <w:rPr>
+                <w:rFonts w:ascii="Calibri" w:hAnsi="Calibri" w:cs="Calibri"/>
+                <w:color w:val="000000"/>
+                <w:sz w:val="36"/>
+                <w:szCs w:val="36"/>
+              </w:rPr>
+              <w:t>Object properties</w:t>
+            </w:r>
+          </w:p>
+        </w:tc>
+        <w:tc>
+          <w:tcPr>
+            <w:tcW w:w="0" w:type="auto"/>
+            <w:tcBorders>
+              <w:top w:val="single" w:sz="4" w:space="0" w:color="auto"/>
+              <w:left w:val="single" w:sz="4" w:space="0" w:color="auto"/>
+              <w:bottom w:val="single" w:sz="4" w:space="0" w:color="auto"/>
+              <w:right w:val="single" w:sz="4" w:space="0" w:color="auto"/>
+            </w:tcBorders>
+            <w:vAlign w:val="center"/>
+            <w:hideMark/>
+          </w:tcPr>
+          <w:p>
+            <w:pPr>
+              <w:ind w:left="360"/>
+              <w:rPr>
+                <w:rFonts w:ascii="Calibri" w:hAnsi="Calibri" w:cs="Calibri"/>
+                <w:color w:val="000000"/>
+                <w:sz w:val="36"/>
+                <w:szCs w:val="36"/>
+              </w:rPr>
+            </w:pPr>
+            <w:r>
+              <w:rPr>
+                <w:rFonts w:ascii="Calibri" w:hAnsi="Calibri" w:cs="Calibri"/>
+                <w:color w:val="000000"/>
+                <w:sz w:val="36"/>
+                <w:szCs w:val="36"/>
+              </w:rPr>
+              <w:t>Iterates over keys</w:t>
+            </w:r>
+          </w:p>
+        </w:tc>
+      </w:tr>
+      <w:tr>
+        <w:trPr>
+          <w:tblCellSpacing w:w="15" w:type="dxa"/>
+        </w:trPr>
+        <w:tc>
+          <w:tcPr>
+            <w:tcW w:w="0" w:type="auto"/>
+            <w:tcBorders>
+              <w:top w:val="single" w:sz="4" w:space="0" w:color="auto"/>
+              <w:left w:val="single" w:sz="4" w:space="0" w:color="auto"/>
+              <w:bottom w:val="single" w:sz="4" w:space="0" w:color="auto"/>
+              <w:right w:val="single" w:sz="4" w:space="0" w:color="auto"/>
+            </w:tcBorders>
+            <w:vAlign w:val="center"/>
+            <w:hideMark/>
+          </w:tcPr>
+          <w:p>
+            <w:pPr>
+              <w:ind w:left="360"/>
+              <w:rPr>
+                <w:rFonts w:ascii="Calibri" w:hAnsi="Calibri" w:cs="Calibri"/>
+                <w:color w:val="000000"/>
+                <w:sz w:val="36"/>
+                <w:szCs w:val="36"/>
+              </w:rPr>
+            </w:pPr>
+            <w:r>
+              <w:rPr>
+                <w:rFonts w:ascii="Calibri" w:hAnsi="Calibri" w:cs="Calibri"/>
+                <w:color w:val="000000"/>
+                <w:sz w:val="36"/>
+                <w:szCs w:val="36"/>
+              </w:rPr>
+              <w:t>For...of</w:t>
+            </w:r>
+          </w:p>
+        </w:tc>
+        <w:tc>
+          <w:tcPr>
+            <w:tcW w:w="0" w:type="auto"/>
+            <w:tcBorders>
+              <w:top w:val="single" w:sz="4" w:space="0" w:color="auto"/>
+              <w:left w:val="single" w:sz="4" w:space="0" w:color="auto"/>
+              <w:bottom w:val="single" w:sz="4" w:space="0" w:color="auto"/>
+              <w:right w:val="single" w:sz="4" w:space="0" w:color="auto"/>
+            </w:tcBorders>
+            <w:vAlign w:val="center"/>
+            <w:hideMark/>
+          </w:tcPr>
+          <w:p>
+            <w:pPr>
+              <w:ind w:left="360"/>
+              <w:rPr>
+                <w:rFonts w:ascii="Calibri" w:hAnsi="Calibri" w:cs="Calibri"/>
+                <w:color w:val="000000"/>
+                <w:sz w:val="36"/>
+                <w:szCs w:val="36"/>
+              </w:rPr>
+            </w:pPr>
+            <w:proofErr w:type="spellStart"/>
+            <w:r>
+              <w:rPr>
+                <w:rFonts w:ascii="Calibri" w:hAnsi="Calibri" w:cs="Calibri"/>
+                <w:color w:val="000000"/>
+                <w:sz w:val="36"/>
+                <w:szCs w:val="36"/>
+              </w:rPr>
+              <w:t>Iterable</w:t>
+            </w:r>
+            <w:proofErr w:type="spellEnd"/>
+            <w:r>
+              <w:rPr>
+                <w:rFonts w:ascii="Calibri" w:hAnsi="Calibri" w:cs="Calibri"/>
+                <w:color w:val="000000"/>
+                <w:sz w:val="36"/>
+                <w:szCs w:val="36"/>
+              </w:rPr>
+              <w:t xml:space="preserve"> objects (arrays, etc.)</w:t>
+            </w:r>
+          </w:p>
+        </w:tc>
+        <w:tc>
+          <w:tcPr>
+            <w:tcW w:w="0" w:type="auto"/>
+            <w:tcBorders>
+              <w:top w:val="single" w:sz="4" w:space="0" w:color="auto"/>
+              <w:left w:val="single" w:sz="4" w:space="0" w:color="auto"/>
+              <w:bottom w:val="single" w:sz="4" w:space="0" w:color="auto"/>
+              <w:right w:val="single" w:sz="4" w:space="0" w:color="auto"/>
+            </w:tcBorders>
+            <w:vAlign w:val="center"/>
+            <w:hideMark/>
+          </w:tcPr>
+          <w:p>
+            <w:pPr>
+              <w:ind w:left="360"/>
+              <w:rPr>
+                <w:rFonts w:ascii="Calibri" w:hAnsi="Calibri" w:cs="Calibri"/>
+                <w:color w:val="000000"/>
+                <w:sz w:val="36"/>
+                <w:szCs w:val="36"/>
+              </w:rPr>
+            </w:pPr>
+            <w:r>
+              <w:rPr>
+                <w:rFonts w:ascii="Calibri" w:hAnsi="Calibri" w:cs="Calibri"/>
+                <w:color w:val="000000"/>
+                <w:sz w:val="36"/>
+                <w:szCs w:val="36"/>
+              </w:rPr>
+              <w:t>Iterates over values</w:t>
+            </w:r>
+          </w:p>
+        </w:tc>
+      </w:tr>
+    </w:tbl>
+    <w:p>
+      <w:pPr>
+        <w:rPr>
+          <w:rFonts w:ascii="Calibri" w:hAnsi="Calibri" w:cs="Calibri"/>
+          <w:color w:val="000000"/>
+          <w:sz w:val="36"/>
+          <w:szCs w:val="36"/>
+        </w:rPr>
+      </w:pPr>
+    </w:p>
+    <w:p>
+      <w:pPr>
+        <w:rPr>
+          <w:rFonts w:ascii="Calibri" w:hAnsi="Calibri" w:cs="Calibri"/>
+          <w:color w:val="000000"/>
+          <w:sz w:val="36"/>
+          <w:szCs w:val="36"/>
+        </w:rPr>
+      </w:pPr>
+    </w:p>
+    <w:p>
+      <w:pPr>
+        <w:rPr>
+          <w:rFonts w:ascii="Calibri" w:hAnsi="Calibri" w:cs="Calibri"/>
+          <w:b/>
+          <w:color w:val="000000" w:themeColor="text1"/>
+          <w:sz w:val="52"/>
+          <w:szCs w:val="52"/>
+          <w14:shadow w14:blurRad="12700" w14:dist="38100" w14:dir="2700000" w14:sx="100000" w14:sy="100000" w14:kx="0" w14:ky="0" w14:algn="tl">
+            <w14:schemeClr w14:val="bg1">
+              <w14:lumMod w14:val="50000"/>
+            </w14:schemeClr>
+          </w14:shadow>
+          <w14:textOutline w14:w="9525" w14:cap="flat" w14:cmpd="sng" w14:algn="ctr">
+            <w14:solidFill>
+              <w14:schemeClr w14:val="bg1"/>
+            </w14:solidFill>
+            <w14:prstDash w14:val="solid"/>
+            <w14:round/>
+          </w14:textOutline>
+        </w:rPr>
+      </w:pPr>
+    </w:p>
+    <w:p>
+      <w:pPr>
+        <w:rPr>
+          <w:rFonts w:ascii="Calibri" w:hAnsi="Calibri" w:cs="Calibri"/>
+          <w:b/>
+          <w:color w:val="000000" w:themeColor="text1"/>
+          <w:sz w:val="52"/>
+          <w:szCs w:val="52"/>
+          <w14:shadow w14:blurRad="12700" w14:dist="38100" w14:dir="2700000" w14:sx="100000" w14:sy="100000" w14:kx="0" w14:ky="0" w14:algn="tl">
+            <w14:schemeClr w14:val="bg1">
+              <w14:lumMod w14:val="50000"/>
+            </w14:schemeClr>
+          </w14:shadow>
+          <w14:textOutline w14:w="9525" w14:cap="flat" w14:cmpd="sng" w14:algn="ctr">
+            <w14:solidFill>
+              <w14:schemeClr w14:val="bg1"/>
+            </w14:solidFill>
+            <w14:prstDash w14:val="solid"/>
+            <w14:round/>
+          </w14:textOutline>
+        </w:rPr>
+      </w:pPr>
+      <w:r>
+        <w:rPr>
+          <w:rFonts w:ascii="Calibri" w:hAnsi="Calibri" w:cs="Calibri"/>
+          <w:b/>
+          <w:color w:val="000000" w:themeColor="text1"/>
+          <w:sz w:val="52"/>
+          <w:szCs w:val="52"/>
+          <w14:shadow w14:blurRad="12700" w14:dist="38100" w14:dir="2700000" w14:sx="100000" w14:sy="100000" w14:kx="0" w14:ky="0" w14:algn="tl">
+            <w14:schemeClr w14:val="bg1">
+              <w14:lumMod w14:val="50000"/>
+            </w14:schemeClr>
+          </w14:shadow>
+          <w14:textOutline w14:w="9525" w14:cap="flat" w14:cmpd="sng" w14:algn="ctr">
+            <w14:solidFill>
+              <w14:schemeClr w14:val="bg1"/>
+            </w14:solidFill>
+            <w14:prstDash w14:val="solid"/>
+            <w14:round/>
+          </w14:textOutline>
+        </w:rPr>
+        <w:lastRenderedPageBreak/>
+        <w:t>Call back hell</w:t>
+      </w:r>
+    </w:p>
+    <w:p>
+      <w:pPr>
+        <w:ind w:left="360"/>
+        <w:rPr>
+          <w:rFonts w:ascii="Calibri" w:hAnsi="Calibri" w:cs="Calibri"/>
+          <w:color w:val="000000"/>
+          <w:sz w:val="36"/>
+          <w:szCs w:val="36"/>
+        </w:rPr>
+      </w:pPr>
+      <w:r>
+        <w:rPr>
+          <w:rFonts w:ascii="Calibri" w:hAnsi="Calibri" w:cs="Calibri"/>
+          <w:color w:val="000000"/>
+          <w:sz w:val="36"/>
+          <w:szCs w:val="36"/>
+        </w:rPr>
+        <w:t xml:space="preserve">Why is this </w:t>
+      </w:r>
+      <w:r>
+        <w:rPr>
+          <w:rFonts w:ascii="Calibri" w:hAnsi="Calibri" w:cs="Calibri"/>
+          <w:b/>
+          <w:bCs/>
+          <w:color w:val="000000"/>
+          <w:sz w:val="36"/>
+          <w:szCs w:val="36"/>
+        </w:rPr>
+        <w:t>callback hell</w:t>
+      </w:r>
+      <w:r>
+        <w:rPr>
+          <w:rFonts w:ascii="Calibri" w:hAnsi="Calibri" w:cs="Calibri"/>
+          <w:color w:val="000000"/>
+          <w:sz w:val="36"/>
+          <w:szCs w:val="36"/>
+        </w:rPr>
+        <w:t>?</w:t>
+      </w:r>
+    </w:p>
+    <w:p>
+      <w:pPr>
+        <w:numPr>
+          <w:ilvl w:val="0"/>
+          <w:numId w:val="31"/>
+        </w:numPr>
+        <w:rPr>
+          <w:rFonts w:ascii="Calibri" w:hAnsi="Calibri" w:cs="Calibri"/>
+          <w:color w:val="000000"/>
+          <w:sz w:val="36"/>
+          <w:szCs w:val="36"/>
+        </w:rPr>
+      </w:pPr>
+      <w:r>
+        <w:rPr>
+          <w:rFonts w:ascii="Calibri" w:hAnsi="Calibri" w:cs="Calibri"/>
+          <w:color w:val="000000"/>
+          <w:sz w:val="36"/>
+          <w:szCs w:val="36"/>
+        </w:rPr>
+        <w:t xml:space="preserve">Each function </w:t>
+      </w:r>
+      <w:r>
+        <w:rPr>
+          <w:rFonts w:ascii="Calibri" w:hAnsi="Calibri" w:cs="Calibri"/>
+          <w:b/>
+          <w:bCs/>
+          <w:color w:val="000000"/>
+          <w:sz w:val="36"/>
+          <w:szCs w:val="36"/>
+        </w:rPr>
+        <w:t>depends</w:t>
+      </w:r>
+      <w:r>
+        <w:rPr>
+          <w:rFonts w:ascii="Calibri" w:hAnsi="Calibri" w:cs="Calibri"/>
+          <w:color w:val="000000"/>
+          <w:sz w:val="36"/>
+          <w:szCs w:val="36"/>
+        </w:rPr>
+        <w:t xml:space="preserve"> on the previous one.</w:t>
+      </w:r>
+    </w:p>
+    <w:p>
+      <w:pPr>
+        <w:numPr>
+          <w:ilvl w:val="0"/>
+          <w:numId w:val="31"/>
+        </w:numPr>
+        <w:rPr>
+          <w:rFonts w:ascii="Calibri" w:hAnsi="Calibri" w:cs="Calibri"/>
+          <w:color w:val="000000"/>
+          <w:sz w:val="36"/>
+          <w:szCs w:val="36"/>
+        </w:rPr>
+      </w:pPr>
+      <w:r>
+        <w:rPr>
+          <w:rFonts w:ascii="Calibri" w:hAnsi="Calibri" w:cs="Calibri"/>
+          <w:color w:val="000000"/>
+          <w:sz w:val="36"/>
+          <w:szCs w:val="36"/>
+        </w:rPr>
+        <w:t xml:space="preserve">The </w:t>
+      </w:r>
+      <w:r>
+        <w:rPr>
+          <w:rFonts w:ascii="Calibri" w:hAnsi="Calibri" w:cs="Calibri"/>
+          <w:b/>
+          <w:bCs/>
+          <w:color w:val="000000"/>
+          <w:sz w:val="36"/>
+          <w:szCs w:val="36"/>
+        </w:rPr>
+        <w:t>nested structure</w:t>
+      </w:r>
+      <w:r>
+        <w:rPr>
+          <w:rFonts w:ascii="Calibri" w:hAnsi="Calibri" w:cs="Calibri"/>
+          <w:color w:val="000000"/>
+          <w:sz w:val="36"/>
+          <w:szCs w:val="36"/>
+        </w:rPr>
+        <w:t xml:space="preserve"> makes it hard to read and maintain.</w:t>
+      </w:r>
+    </w:p>
+    <w:p>
+      <w:pPr>
+        <w:numPr>
+          <w:ilvl w:val="0"/>
+          <w:numId w:val="31"/>
+        </w:numPr>
+        <w:rPr>
+          <w:rFonts w:ascii="Calibri" w:hAnsi="Calibri" w:cs="Calibri"/>
+          <w:color w:val="000000"/>
+          <w:sz w:val="36"/>
+          <w:szCs w:val="36"/>
+        </w:rPr>
+      </w:pPr>
+      <w:r>
+        <w:rPr>
+          <w:rFonts w:ascii="Calibri" w:hAnsi="Calibri" w:cs="Calibri"/>
+          <w:b/>
+          <w:bCs/>
+          <w:color w:val="000000"/>
+          <w:sz w:val="36"/>
+          <w:szCs w:val="36"/>
+        </w:rPr>
+        <w:t>Error handling</w:t>
+      </w:r>
+      <w:r>
+        <w:rPr>
+          <w:rFonts w:ascii="Calibri" w:hAnsi="Calibri" w:cs="Calibri"/>
+          <w:color w:val="000000"/>
+          <w:sz w:val="36"/>
+          <w:szCs w:val="36"/>
+        </w:rPr>
+        <w:t xml:space="preserve"> becomes complex.</w:t>
+      </w:r>
     </w:p>
     <w:p>
       <w:pPr>
@@ -4931,6 +11191,304 @@
 <file path=word/numbering.xml><?xml version="1.0" encoding="utf-8"?>
 <w:numbering xmlns:wpc="http://schemas.microsoft.com/office/word/2010/wordprocessingCanvas" xmlns:cx="http://schemas.microsoft.com/office/drawing/2014/chartex" xmlns:cx1="http://schemas.microsoft.com/office/drawing/2015/9/8/chartex" xmlns:cx2="http://schemas.microsoft.com/office/drawing/2015/10/21/chartex" xmlns:cx3="http://schemas.microsoft.com/office/drawing/2016/5/9/chartex" xmlns:cx4="http://schemas.microsoft.com/office/drawing/2016/5/10/chartex" xmlns:cx5="http://schemas.microsoft.com/office/drawing/2016/5/11/chartex" xmlns:cx6="http://schemas.microsoft.com/office/drawing/2016/5/12/chartex" xmlns:cx7="http://schemas.microsoft.com/office/drawing/2016/5/13/chartex" xmlns:cx8="http://schemas.microsoft.com/office/drawing/2016/5/14/chartex" xmlns:mc="http://schemas.openxmlformats.org/markup-compatibility/2006" xmlns:aink="http://schemas.microsoft.com/office/drawing/2016/ink" xmlns:am3d="http://schemas.microsoft.com/office/drawing/2017/model3d" xmlns:o="urn:schemas-microsoft-com:office:office" xmlns:oel="http://schemas.microsoft.com/office/2019/extlst" xmlns:r="http://schemas.openxmlformats.org/officeDocument/2006/relationships" xmlns:m="http://schemas.openxmlformats.org/officeDocument/2006/math" xmlns:v="urn:schemas-microsoft-com:vml" xmlns:wp14="http://schemas.microsoft.com/office/word/2010/wordprocessingDrawing" xmlns:wp="http://schemas.openxmlformats.org/drawingml/2006/wordprocessingDrawing" xmlns:w10="urn:schemas-microsoft-com:office:word" xmlns:w="http://schemas.openxmlformats.org/wordprocessingml/2006/main" xmlns:w14="http://schemas.microsoft.com/office/word/2010/wordml" xmlns:w15="http://schemas.microsoft.com/office/word/2012/wordml" xmlns:w16cex="http://schemas.microsoft.com/office/word/2018/wordml/cex" xmlns:w16cid="http://schemas.microsoft.com/office/word/2016/wordml/cid" xmlns:w16="http://schemas.microsoft.com/office/word/2018/wordml" xmlns:w16du="http://schemas.microsoft.com/office/word/2023/wordml/word16du" xmlns:w16sdtdh="http://schemas.microsoft.com/office/word/2020/wordml/sdtdatahash" xmlns:w16sdtfl="http://schemas.microsoft.com/office/word/2024/wordml/sdtformatlock" xmlns:w16se="http://schemas.microsoft.com/office/word/2015/wordml/symex" xmlns:wpg="http://schemas.microsoft.com/office/word/2010/wordprocessingGroup" xmlns:wpi="http://schemas.microsoft.com/office/word/2010/wordprocessingInk" xmlns:wne="http://schemas.microsoft.com/office/word/2006/wordml" xmlns:wps="http://schemas.microsoft.com/office/word/2010/wordprocessingShape" mc:Ignorable="w14 w15 w16se w16cid w16 w16cex w16sdtdh w16sdtfl w16du wp14">
   <w:abstractNum w:abstractNumId="0" w15:restartNumberingAfterBreak="0">
+    <w:nsid w:val="02E10EDA"/>
+    <w:multiLevelType w:val="multilevel"/>
+    <w:tmpl w:val="EB6895AA"/>
+    <w:lvl w:ilvl="0">
+      <w:start w:val="1"/>
+      <w:numFmt w:val="bullet"/>
+      <w:lvlText w:val=""/>
+      <w:lvlJc w:val="left"/>
+      <w:pPr>
+        <w:tabs>
+          <w:tab w:val="num" w:pos="720"/>
+        </w:tabs>
+        <w:ind w:left="720" w:hanging="360"/>
+      </w:pPr>
+      <w:rPr>
+        <w:rFonts w:ascii="Symbol" w:hAnsi="Symbol" w:hint="default"/>
+        <w:sz w:val="20"/>
+      </w:rPr>
+    </w:lvl>
+    <w:lvl w:ilvl="1" w:tentative="1">
+      <w:start w:val="1"/>
+      <w:numFmt w:val="bullet"/>
+      <w:lvlText w:val="o"/>
+      <w:lvlJc w:val="left"/>
+      <w:pPr>
+        <w:tabs>
+          <w:tab w:val="num" w:pos="1440"/>
+        </w:tabs>
+        <w:ind w:left="1440" w:hanging="360"/>
+      </w:pPr>
+      <w:rPr>
+        <w:rFonts w:ascii="Courier New" w:hAnsi="Courier New" w:hint="default"/>
+        <w:sz w:val="20"/>
+      </w:rPr>
+    </w:lvl>
+    <w:lvl w:ilvl="2" w:tentative="1">
+      <w:start w:val="1"/>
+      <w:numFmt w:val="bullet"/>
+      <w:lvlText w:val=""/>
+      <w:lvlJc w:val="left"/>
+      <w:pPr>
+        <w:tabs>
+          <w:tab w:val="num" w:pos="2160"/>
+        </w:tabs>
+        <w:ind w:left="2160" w:hanging="360"/>
+      </w:pPr>
+      <w:rPr>
+        <w:rFonts w:ascii="Wingdings" w:hAnsi="Wingdings" w:hint="default"/>
+        <w:sz w:val="20"/>
+      </w:rPr>
+    </w:lvl>
+    <w:lvl w:ilvl="3" w:tentative="1">
+      <w:start w:val="1"/>
+      <w:numFmt w:val="bullet"/>
+      <w:lvlText w:val=""/>
+      <w:lvlJc w:val="left"/>
+      <w:pPr>
+        <w:tabs>
+          <w:tab w:val="num" w:pos="2880"/>
+        </w:tabs>
+        <w:ind w:left="2880" w:hanging="360"/>
+      </w:pPr>
+      <w:rPr>
+        <w:rFonts w:ascii="Wingdings" w:hAnsi="Wingdings" w:hint="default"/>
+        <w:sz w:val="20"/>
+      </w:rPr>
+    </w:lvl>
+    <w:lvl w:ilvl="4" w:tentative="1">
+      <w:start w:val="1"/>
+      <w:numFmt w:val="bullet"/>
+      <w:lvlText w:val=""/>
+      <w:lvlJc w:val="left"/>
+      <w:pPr>
+        <w:tabs>
+          <w:tab w:val="num" w:pos="3600"/>
+        </w:tabs>
+        <w:ind w:left="3600" w:hanging="360"/>
+      </w:pPr>
+      <w:rPr>
+        <w:rFonts w:ascii="Wingdings" w:hAnsi="Wingdings" w:hint="default"/>
+        <w:sz w:val="20"/>
+      </w:rPr>
+    </w:lvl>
+    <w:lvl w:ilvl="5" w:tentative="1">
+      <w:start w:val="1"/>
+      <w:numFmt w:val="bullet"/>
+      <w:lvlText w:val=""/>
+      <w:lvlJc w:val="left"/>
+      <w:pPr>
+        <w:tabs>
+          <w:tab w:val="num" w:pos="4320"/>
+        </w:tabs>
+        <w:ind w:left="4320" w:hanging="360"/>
+      </w:pPr>
+      <w:rPr>
+        <w:rFonts w:ascii="Wingdings" w:hAnsi="Wingdings" w:hint="default"/>
+        <w:sz w:val="20"/>
+      </w:rPr>
+    </w:lvl>
+    <w:lvl w:ilvl="6" w:tentative="1">
+      <w:start w:val="1"/>
+      <w:numFmt w:val="bullet"/>
+      <w:lvlText w:val=""/>
+      <w:lvlJc w:val="left"/>
+      <w:pPr>
+        <w:tabs>
+          <w:tab w:val="num" w:pos="5040"/>
+        </w:tabs>
+        <w:ind w:left="5040" w:hanging="360"/>
+      </w:pPr>
+      <w:rPr>
+        <w:rFonts w:ascii="Wingdings" w:hAnsi="Wingdings" w:hint="default"/>
+        <w:sz w:val="20"/>
+      </w:rPr>
+    </w:lvl>
+    <w:lvl w:ilvl="7" w:tentative="1">
+      <w:start w:val="1"/>
+      <w:numFmt w:val="bullet"/>
+      <w:lvlText w:val=""/>
+      <w:lvlJc w:val="left"/>
+      <w:pPr>
+        <w:tabs>
+          <w:tab w:val="num" w:pos="5760"/>
+        </w:tabs>
+        <w:ind w:left="5760" w:hanging="360"/>
+      </w:pPr>
+      <w:rPr>
+        <w:rFonts w:ascii="Wingdings" w:hAnsi="Wingdings" w:hint="default"/>
+        <w:sz w:val="20"/>
+      </w:rPr>
+    </w:lvl>
+    <w:lvl w:ilvl="8" w:tentative="1">
+      <w:start w:val="1"/>
+      <w:numFmt w:val="bullet"/>
+      <w:lvlText w:val=""/>
+      <w:lvlJc w:val="left"/>
+      <w:pPr>
+        <w:tabs>
+          <w:tab w:val="num" w:pos="6480"/>
+        </w:tabs>
+        <w:ind w:left="6480" w:hanging="360"/>
+      </w:pPr>
+      <w:rPr>
+        <w:rFonts w:ascii="Wingdings" w:hAnsi="Wingdings" w:hint="default"/>
+        <w:sz w:val="20"/>
+      </w:rPr>
+    </w:lvl>
+  </w:abstractNum>
+  <w:abstractNum w:abstractNumId="1" w15:restartNumberingAfterBreak="0">
+    <w:nsid w:val="03464D8B"/>
+    <w:multiLevelType w:val="multilevel"/>
+    <w:tmpl w:val="01A0D134"/>
+    <w:lvl w:ilvl="0">
+      <w:start w:val="1"/>
+      <w:numFmt w:val="bullet"/>
+      <w:lvlText w:val=""/>
+      <w:lvlJc w:val="left"/>
+      <w:pPr>
+        <w:tabs>
+          <w:tab w:val="num" w:pos="720"/>
+        </w:tabs>
+        <w:ind w:left="720" w:hanging="360"/>
+      </w:pPr>
+      <w:rPr>
+        <w:rFonts w:ascii="Symbol" w:hAnsi="Symbol" w:hint="default"/>
+        <w:sz w:val="20"/>
+      </w:rPr>
+    </w:lvl>
+    <w:lvl w:ilvl="1" w:tentative="1">
+      <w:start w:val="1"/>
+      <w:numFmt w:val="bullet"/>
+      <w:lvlText w:val="o"/>
+      <w:lvlJc w:val="left"/>
+      <w:pPr>
+        <w:tabs>
+          <w:tab w:val="num" w:pos="1440"/>
+        </w:tabs>
+        <w:ind w:left="1440" w:hanging="360"/>
+      </w:pPr>
+      <w:rPr>
+        <w:rFonts w:ascii="Courier New" w:hAnsi="Courier New" w:hint="default"/>
+        <w:sz w:val="20"/>
+      </w:rPr>
+    </w:lvl>
+    <w:lvl w:ilvl="2" w:tentative="1">
+      <w:start w:val="1"/>
+      <w:numFmt w:val="bullet"/>
+      <w:lvlText w:val=""/>
+      <w:lvlJc w:val="left"/>
+      <w:pPr>
+        <w:tabs>
+          <w:tab w:val="num" w:pos="2160"/>
+        </w:tabs>
+        <w:ind w:left="2160" w:hanging="360"/>
+      </w:pPr>
+      <w:rPr>
+        <w:rFonts w:ascii="Wingdings" w:hAnsi="Wingdings" w:hint="default"/>
+        <w:sz w:val="20"/>
+      </w:rPr>
+    </w:lvl>
+    <w:lvl w:ilvl="3" w:tentative="1">
+      <w:start w:val="1"/>
+      <w:numFmt w:val="bullet"/>
+      <w:lvlText w:val=""/>
+      <w:lvlJc w:val="left"/>
+      <w:pPr>
+        <w:tabs>
+          <w:tab w:val="num" w:pos="2880"/>
+        </w:tabs>
+        <w:ind w:left="2880" w:hanging="360"/>
+      </w:pPr>
+      <w:rPr>
+        <w:rFonts w:ascii="Wingdings" w:hAnsi="Wingdings" w:hint="default"/>
+        <w:sz w:val="20"/>
+      </w:rPr>
+    </w:lvl>
+    <w:lvl w:ilvl="4" w:tentative="1">
+      <w:start w:val="1"/>
+      <w:numFmt w:val="bullet"/>
+      <w:lvlText w:val=""/>
+      <w:lvlJc w:val="left"/>
+      <w:pPr>
+        <w:tabs>
+          <w:tab w:val="num" w:pos="3600"/>
+        </w:tabs>
+        <w:ind w:left="3600" w:hanging="360"/>
+      </w:pPr>
+      <w:rPr>
+        <w:rFonts w:ascii="Wingdings" w:hAnsi="Wingdings" w:hint="default"/>
+        <w:sz w:val="20"/>
+      </w:rPr>
+    </w:lvl>
+    <w:lvl w:ilvl="5" w:tentative="1">
+      <w:start w:val="1"/>
+      <w:numFmt w:val="bullet"/>
+      <w:lvlText w:val=""/>
+      <w:lvlJc w:val="left"/>
+      <w:pPr>
+        <w:tabs>
+          <w:tab w:val="num" w:pos="4320"/>
+        </w:tabs>
+        <w:ind w:left="4320" w:hanging="360"/>
+      </w:pPr>
+      <w:rPr>
+        <w:rFonts w:ascii="Wingdings" w:hAnsi="Wingdings" w:hint="default"/>
+        <w:sz w:val="20"/>
+      </w:rPr>
+    </w:lvl>
+    <w:lvl w:ilvl="6" w:tentative="1">
+      <w:start w:val="1"/>
+      <w:numFmt w:val="bullet"/>
+      <w:lvlText w:val=""/>
+      <w:lvlJc w:val="left"/>
+      <w:pPr>
+        <w:tabs>
+          <w:tab w:val="num" w:pos="5040"/>
+        </w:tabs>
+        <w:ind w:left="5040" w:hanging="360"/>
+      </w:pPr>
+      <w:rPr>
+        <w:rFonts w:ascii="Wingdings" w:hAnsi="Wingdings" w:hint="default"/>
+        <w:sz w:val="20"/>
+      </w:rPr>
+    </w:lvl>
+    <w:lvl w:ilvl="7" w:tentative="1">
+      <w:start w:val="1"/>
+      <w:numFmt w:val="bullet"/>
+      <w:lvlText w:val=""/>
+      <w:lvlJc w:val="left"/>
+      <w:pPr>
+        <w:tabs>
+          <w:tab w:val="num" w:pos="5760"/>
+        </w:tabs>
+        <w:ind w:left="5760" w:hanging="360"/>
+      </w:pPr>
+      <w:rPr>
+        <w:rFonts w:ascii="Wingdings" w:hAnsi="Wingdings" w:hint="default"/>
+        <w:sz w:val="20"/>
+      </w:rPr>
+    </w:lvl>
+    <w:lvl w:ilvl="8" w:tentative="1">
+      <w:start w:val="1"/>
+      <w:numFmt w:val="bullet"/>
+      <w:lvlText w:val=""/>
+      <w:lvlJc w:val="left"/>
+      <w:pPr>
+        <w:tabs>
+          <w:tab w:val="num" w:pos="6480"/>
+        </w:tabs>
+        <w:ind w:left="6480" w:hanging="360"/>
+      </w:pPr>
+      <w:rPr>
+        <w:rFonts w:ascii="Wingdings" w:hAnsi="Wingdings" w:hint="default"/>
+        <w:sz w:val="20"/>
+      </w:rPr>
+    </w:lvl>
+  </w:abstractNum>
+  <w:abstractNum w:abstractNumId="2" w15:restartNumberingAfterBreak="0">
     <w:nsid w:val="06ED758E"/>
     <w:multiLevelType w:val="multilevel"/>
     <w:tmpl w:val="355EC23A"/>
@@ -5079,7 +11637,7 @@
       </w:rPr>
     </w:lvl>
   </w:abstractNum>
-  <w:abstractNum w:abstractNumId="1" w15:restartNumberingAfterBreak="0">
+  <w:abstractNum w:abstractNumId="3" w15:restartNumberingAfterBreak="0">
     <w:nsid w:val="11B619E3"/>
     <w:multiLevelType w:val="hybridMultilevel"/>
     <w:tmpl w:val="D0ACFD72"/>
@@ -5192,7 +11750,120 @@
       </w:rPr>
     </w:lvl>
   </w:abstractNum>
-  <w:abstractNum w:abstractNumId="2" w15:restartNumberingAfterBreak="0">
+  <w:abstractNum w:abstractNumId="4" w15:restartNumberingAfterBreak="0">
+    <w:nsid w:val="129C0D79"/>
+    <w:multiLevelType w:val="multilevel"/>
+    <w:tmpl w:val="0D9EDE42"/>
+    <w:lvl w:ilvl="0">
+      <w:start w:val="1"/>
+      <w:numFmt w:val="decimal"/>
+      <w:lvlText w:val="%1."/>
+      <w:lvlJc w:val="left"/>
+      <w:pPr>
+        <w:tabs>
+          <w:tab w:val="num" w:pos="720"/>
+        </w:tabs>
+        <w:ind w:left="720" w:hanging="360"/>
+      </w:pPr>
+    </w:lvl>
+    <w:lvl w:ilvl="1" w:tentative="1">
+      <w:start w:val="1"/>
+      <w:numFmt w:val="decimal"/>
+      <w:lvlText w:val="%2."/>
+      <w:lvlJc w:val="left"/>
+      <w:pPr>
+        <w:tabs>
+          <w:tab w:val="num" w:pos="1440"/>
+        </w:tabs>
+        <w:ind w:left="1440" w:hanging="360"/>
+      </w:pPr>
+    </w:lvl>
+    <w:lvl w:ilvl="2" w:tentative="1">
+      <w:start w:val="1"/>
+      <w:numFmt w:val="decimal"/>
+      <w:lvlText w:val="%3."/>
+      <w:lvlJc w:val="left"/>
+      <w:pPr>
+        <w:tabs>
+          <w:tab w:val="num" w:pos="2160"/>
+        </w:tabs>
+        <w:ind w:left="2160" w:hanging="360"/>
+      </w:pPr>
+    </w:lvl>
+    <w:lvl w:ilvl="3" w:tentative="1">
+      <w:start w:val="1"/>
+      <w:numFmt w:val="decimal"/>
+      <w:lvlText w:val="%4."/>
+      <w:lvlJc w:val="left"/>
+      <w:pPr>
+        <w:tabs>
+          <w:tab w:val="num" w:pos="2880"/>
+        </w:tabs>
+        <w:ind w:left="2880" w:hanging="360"/>
+      </w:pPr>
+    </w:lvl>
+    <w:lvl w:ilvl="4" w:tentative="1">
+      <w:start w:val="1"/>
+      <w:numFmt w:val="decimal"/>
+      <w:lvlText w:val="%5."/>
+      <w:lvlJc w:val="left"/>
+      <w:pPr>
+        <w:tabs>
+          <w:tab w:val="num" w:pos="3600"/>
+        </w:tabs>
+        <w:ind w:left="3600" w:hanging="360"/>
+      </w:pPr>
+    </w:lvl>
+    <w:lvl w:ilvl="5" w:tentative="1">
+      <w:start w:val="1"/>
+      <w:numFmt w:val="decimal"/>
+      <w:lvlText w:val="%6."/>
+      <w:lvlJc w:val="left"/>
+      <w:pPr>
+        <w:tabs>
+          <w:tab w:val="num" w:pos="4320"/>
+        </w:tabs>
+        <w:ind w:left="4320" w:hanging="360"/>
+      </w:pPr>
+    </w:lvl>
+    <w:lvl w:ilvl="6" w:tentative="1">
+      <w:start w:val="1"/>
+      <w:numFmt w:val="decimal"/>
+      <w:lvlText w:val="%7."/>
+      <w:lvlJc w:val="left"/>
+      <w:pPr>
+        <w:tabs>
+          <w:tab w:val="num" w:pos="5040"/>
+        </w:tabs>
+        <w:ind w:left="5040" w:hanging="360"/>
+      </w:pPr>
+    </w:lvl>
+    <w:lvl w:ilvl="7" w:tentative="1">
+      <w:start w:val="1"/>
+      <w:numFmt w:val="decimal"/>
+      <w:lvlText w:val="%8."/>
+      <w:lvlJc w:val="left"/>
+      <w:pPr>
+        <w:tabs>
+          <w:tab w:val="num" w:pos="5760"/>
+        </w:tabs>
+        <w:ind w:left="5760" w:hanging="360"/>
+      </w:pPr>
+    </w:lvl>
+    <w:lvl w:ilvl="8" w:tentative="1">
+      <w:start w:val="1"/>
+      <w:numFmt w:val="decimal"/>
+      <w:lvlText w:val="%9."/>
+      <w:lvlJc w:val="left"/>
+      <w:pPr>
+        <w:tabs>
+          <w:tab w:val="num" w:pos="6480"/>
+        </w:tabs>
+        <w:ind w:left="6480" w:hanging="360"/>
+      </w:pPr>
+    </w:lvl>
+  </w:abstractNum>
+  <w:abstractNum w:abstractNumId="5" w15:restartNumberingAfterBreak="0">
     <w:nsid w:val="13FB265C"/>
     <w:multiLevelType w:val="multilevel"/>
     <w:tmpl w:val="ACD612E0"/>
@@ -5341,7 +12012,156 @@
       </w:rPr>
     </w:lvl>
   </w:abstractNum>
-  <w:abstractNum w:abstractNumId="3" w15:restartNumberingAfterBreak="0">
+  <w:abstractNum w:abstractNumId="6" w15:restartNumberingAfterBreak="0">
+    <w:nsid w:val="15E93F85"/>
+    <w:multiLevelType w:val="multilevel"/>
+    <w:tmpl w:val="1D08220C"/>
+    <w:lvl w:ilvl="0">
+      <w:start w:val="1"/>
+      <w:numFmt w:val="bullet"/>
+      <w:lvlText w:val=""/>
+      <w:lvlJc w:val="left"/>
+      <w:pPr>
+        <w:tabs>
+          <w:tab w:val="num" w:pos="720"/>
+        </w:tabs>
+        <w:ind w:left="720" w:hanging="360"/>
+      </w:pPr>
+      <w:rPr>
+        <w:rFonts w:ascii="Symbol" w:hAnsi="Symbol" w:hint="default"/>
+        <w:sz w:val="20"/>
+      </w:rPr>
+    </w:lvl>
+    <w:lvl w:ilvl="1" w:tentative="1">
+      <w:start w:val="1"/>
+      <w:numFmt w:val="bullet"/>
+      <w:lvlText w:val="o"/>
+      <w:lvlJc w:val="left"/>
+      <w:pPr>
+        <w:tabs>
+          <w:tab w:val="num" w:pos="1440"/>
+        </w:tabs>
+        <w:ind w:left="1440" w:hanging="360"/>
+      </w:pPr>
+      <w:rPr>
+        <w:rFonts w:ascii="Courier New" w:hAnsi="Courier New" w:hint="default"/>
+        <w:sz w:val="20"/>
+      </w:rPr>
+    </w:lvl>
+    <w:lvl w:ilvl="2" w:tentative="1">
+      <w:start w:val="1"/>
+      <w:numFmt w:val="bullet"/>
+      <w:lvlText w:val=""/>
+      <w:lvlJc w:val="left"/>
+      <w:pPr>
+        <w:tabs>
+          <w:tab w:val="num" w:pos="2160"/>
+        </w:tabs>
+        <w:ind w:left="2160" w:hanging="360"/>
+      </w:pPr>
+      <w:rPr>
+        <w:rFonts w:ascii="Wingdings" w:hAnsi="Wingdings" w:hint="default"/>
+        <w:sz w:val="20"/>
+      </w:rPr>
+    </w:lvl>
+    <w:lvl w:ilvl="3" w:tentative="1">
+      <w:start w:val="1"/>
+      <w:numFmt w:val="bullet"/>
+      <w:lvlText w:val=""/>
+      <w:lvlJc w:val="left"/>
+      <w:pPr>
+        <w:tabs>
+          <w:tab w:val="num" w:pos="2880"/>
+        </w:tabs>
+        <w:ind w:left="2880" w:hanging="360"/>
+      </w:pPr>
+      <w:rPr>
+        <w:rFonts w:ascii="Wingdings" w:hAnsi="Wingdings" w:hint="default"/>
+        <w:sz w:val="20"/>
+      </w:rPr>
+    </w:lvl>
+    <w:lvl w:ilvl="4" w:tentative="1">
+      <w:start w:val="1"/>
+      <w:numFmt w:val="bullet"/>
+      <w:lvlText w:val=""/>
+      <w:lvlJc w:val="left"/>
+      <w:pPr>
+        <w:tabs>
+          <w:tab w:val="num" w:pos="3600"/>
+        </w:tabs>
+        <w:ind w:left="3600" w:hanging="360"/>
+      </w:pPr>
+      <w:rPr>
+        <w:rFonts w:ascii="Wingdings" w:hAnsi="Wingdings" w:hint="default"/>
+        <w:sz w:val="20"/>
+      </w:rPr>
+    </w:lvl>
+    <w:lvl w:ilvl="5" w:tentative="1">
+      <w:start w:val="1"/>
+      <w:numFmt w:val="bullet"/>
+      <w:lvlText w:val=""/>
+      <w:lvlJc w:val="left"/>
+      <w:pPr>
+        <w:tabs>
+          <w:tab w:val="num" w:pos="4320"/>
+        </w:tabs>
+        <w:ind w:left="4320" w:hanging="360"/>
+      </w:pPr>
+      <w:rPr>
+        <w:rFonts w:ascii="Wingdings" w:hAnsi="Wingdings" w:hint="default"/>
+        <w:sz w:val="20"/>
+      </w:rPr>
+    </w:lvl>
+    <w:lvl w:ilvl="6" w:tentative="1">
+      <w:start w:val="1"/>
+      <w:numFmt w:val="bullet"/>
+      <w:lvlText w:val=""/>
+      <w:lvlJc w:val="left"/>
+      <w:pPr>
+        <w:tabs>
+          <w:tab w:val="num" w:pos="5040"/>
+        </w:tabs>
+        <w:ind w:left="5040" w:hanging="360"/>
+      </w:pPr>
+      <w:rPr>
+        <w:rFonts w:ascii="Wingdings" w:hAnsi="Wingdings" w:hint="default"/>
+        <w:sz w:val="20"/>
+      </w:rPr>
+    </w:lvl>
+    <w:lvl w:ilvl="7" w:tentative="1">
+      <w:start w:val="1"/>
+      <w:numFmt w:val="bullet"/>
+      <w:lvlText w:val=""/>
+      <w:lvlJc w:val="left"/>
+      <w:pPr>
+        <w:tabs>
+          <w:tab w:val="num" w:pos="5760"/>
+        </w:tabs>
+        <w:ind w:left="5760" w:hanging="360"/>
+      </w:pPr>
+      <w:rPr>
+        <w:rFonts w:ascii="Wingdings" w:hAnsi="Wingdings" w:hint="default"/>
+        <w:sz w:val="20"/>
+      </w:rPr>
+    </w:lvl>
+    <w:lvl w:ilvl="8" w:tentative="1">
+      <w:start w:val="1"/>
+      <w:numFmt w:val="bullet"/>
+      <w:lvlText w:val=""/>
+      <w:lvlJc w:val="left"/>
+      <w:pPr>
+        <w:tabs>
+          <w:tab w:val="num" w:pos="6480"/>
+        </w:tabs>
+        <w:ind w:left="6480" w:hanging="360"/>
+      </w:pPr>
+      <w:rPr>
+        <w:rFonts w:ascii="Wingdings" w:hAnsi="Wingdings" w:hint="default"/>
+        <w:sz w:val="20"/>
+      </w:rPr>
+    </w:lvl>
+  </w:abstractNum>
+  <w:abstractNum w:abstractNumId="7" w15:restartNumberingAfterBreak="0">
     <w:nsid w:val="167C5366"/>
     <w:multiLevelType w:val="multilevel"/>
     <w:tmpl w:val="5C685E94"/>
@@ -5490,7 +12310,156 @@
       </w:rPr>
     </w:lvl>
   </w:abstractNum>
-  <w:abstractNum w:abstractNumId="4" w15:restartNumberingAfterBreak="0">
+  <w:abstractNum w:abstractNumId="8" w15:restartNumberingAfterBreak="0">
+    <w:nsid w:val="23953FB0"/>
+    <w:multiLevelType w:val="multilevel"/>
+    <w:tmpl w:val="1294FA8A"/>
+    <w:lvl w:ilvl="0">
+      <w:start w:val="1"/>
+      <w:numFmt w:val="bullet"/>
+      <w:lvlText w:val=""/>
+      <w:lvlJc w:val="left"/>
+      <w:pPr>
+        <w:tabs>
+          <w:tab w:val="num" w:pos="720"/>
+        </w:tabs>
+        <w:ind w:left="720" w:hanging="360"/>
+      </w:pPr>
+      <w:rPr>
+        <w:rFonts w:ascii="Symbol" w:hAnsi="Symbol" w:hint="default"/>
+        <w:sz w:val="20"/>
+      </w:rPr>
+    </w:lvl>
+    <w:lvl w:ilvl="1" w:tentative="1">
+      <w:start w:val="1"/>
+      <w:numFmt w:val="bullet"/>
+      <w:lvlText w:val="o"/>
+      <w:lvlJc w:val="left"/>
+      <w:pPr>
+        <w:tabs>
+          <w:tab w:val="num" w:pos="1440"/>
+        </w:tabs>
+        <w:ind w:left="1440" w:hanging="360"/>
+      </w:pPr>
+      <w:rPr>
+        <w:rFonts w:ascii="Courier New" w:hAnsi="Courier New" w:hint="default"/>
+        <w:sz w:val="20"/>
+      </w:rPr>
+    </w:lvl>
+    <w:lvl w:ilvl="2" w:tentative="1">
+      <w:start w:val="1"/>
+      <w:numFmt w:val="bullet"/>
+      <w:lvlText w:val=""/>
+      <w:lvlJc w:val="left"/>
+      <w:pPr>
+        <w:tabs>
+          <w:tab w:val="num" w:pos="2160"/>
+        </w:tabs>
+        <w:ind w:left="2160" w:hanging="360"/>
+      </w:pPr>
+      <w:rPr>
+        <w:rFonts w:ascii="Wingdings" w:hAnsi="Wingdings" w:hint="default"/>
+        <w:sz w:val="20"/>
+      </w:rPr>
+    </w:lvl>
+    <w:lvl w:ilvl="3" w:tentative="1">
+      <w:start w:val="1"/>
+      <w:numFmt w:val="bullet"/>
+      <w:lvlText w:val=""/>
+      <w:lvlJc w:val="left"/>
+      <w:pPr>
+        <w:tabs>
+          <w:tab w:val="num" w:pos="2880"/>
+        </w:tabs>
+        <w:ind w:left="2880" w:hanging="360"/>
+      </w:pPr>
+      <w:rPr>
+        <w:rFonts w:ascii="Wingdings" w:hAnsi="Wingdings" w:hint="default"/>
+        <w:sz w:val="20"/>
+      </w:rPr>
+    </w:lvl>
+    <w:lvl w:ilvl="4" w:tentative="1">
+      <w:start w:val="1"/>
+      <w:numFmt w:val="bullet"/>
+      <w:lvlText w:val=""/>
+      <w:lvlJc w:val="left"/>
+      <w:pPr>
+        <w:tabs>
+          <w:tab w:val="num" w:pos="3600"/>
+        </w:tabs>
+        <w:ind w:left="3600" w:hanging="360"/>
+      </w:pPr>
+      <w:rPr>
+        <w:rFonts w:ascii="Wingdings" w:hAnsi="Wingdings" w:hint="default"/>
+        <w:sz w:val="20"/>
+      </w:rPr>
+    </w:lvl>
+    <w:lvl w:ilvl="5" w:tentative="1">
+      <w:start w:val="1"/>
+      <w:numFmt w:val="bullet"/>
+      <w:lvlText w:val=""/>
+      <w:lvlJc w:val="left"/>
+      <w:pPr>
+        <w:tabs>
+          <w:tab w:val="num" w:pos="4320"/>
+        </w:tabs>
+        <w:ind w:left="4320" w:hanging="360"/>
+      </w:pPr>
+      <w:rPr>
+        <w:rFonts w:ascii="Wingdings" w:hAnsi="Wingdings" w:hint="default"/>
+        <w:sz w:val="20"/>
+      </w:rPr>
+    </w:lvl>
+    <w:lvl w:ilvl="6" w:tentative="1">
+      <w:start w:val="1"/>
+      <w:numFmt w:val="bullet"/>
+      <w:lvlText w:val=""/>
+      <w:lvlJc w:val="left"/>
+      <w:pPr>
+        <w:tabs>
+          <w:tab w:val="num" w:pos="5040"/>
+        </w:tabs>
+        <w:ind w:left="5040" w:hanging="360"/>
+      </w:pPr>
+      <w:rPr>
+        <w:rFonts w:ascii="Wingdings" w:hAnsi="Wingdings" w:hint="default"/>
+        <w:sz w:val="20"/>
+      </w:rPr>
+    </w:lvl>
+    <w:lvl w:ilvl="7" w:tentative="1">
+      <w:start w:val="1"/>
+      <w:numFmt w:val="bullet"/>
+      <w:lvlText w:val=""/>
+      <w:lvlJc w:val="left"/>
+      <w:pPr>
+        <w:tabs>
+          <w:tab w:val="num" w:pos="5760"/>
+        </w:tabs>
+        <w:ind w:left="5760" w:hanging="360"/>
+      </w:pPr>
+      <w:rPr>
+        <w:rFonts w:ascii="Wingdings" w:hAnsi="Wingdings" w:hint="default"/>
+        <w:sz w:val="20"/>
+      </w:rPr>
+    </w:lvl>
+    <w:lvl w:ilvl="8" w:tentative="1">
+      <w:start w:val="1"/>
+      <w:numFmt w:val="bullet"/>
+      <w:lvlText w:val=""/>
+      <w:lvlJc w:val="left"/>
+      <w:pPr>
+        <w:tabs>
+          <w:tab w:val="num" w:pos="6480"/>
+        </w:tabs>
+        <w:ind w:left="6480" w:hanging="360"/>
+      </w:pPr>
+      <w:rPr>
+        <w:rFonts w:ascii="Wingdings" w:hAnsi="Wingdings" w:hint="default"/>
+        <w:sz w:val="20"/>
+      </w:rPr>
+    </w:lvl>
+  </w:abstractNum>
+  <w:abstractNum w:abstractNumId="9" w15:restartNumberingAfterBreak="0">
     <w:nsid w:val="314C6B2A"/>
     <w:multiLevelType w:val="multilevel"/>
     <w:tmpl w:val="0082ECA8"/>
@@ -5639,7 +12608,7 @@
       </w:rPr>
     </w:lvl>
   </w:abstractNum>
-  <w:abstractNum w:abstractNumId="5" w15:restartNumberingAfterBreak="0">
+  <w:abstractNum w:abstractNumId="10" w15:restartNumberingAfterBreak="0">
     <w:nsid w:val="33A9157F"/>
     <w:multiLevelType w:val="multilevel"/>
     <w:tmpl w:val="CBC2455E"/>
@@ -5788,7 +12757,603 @@
       </w:rPr>
     </w:lvl>
   </w:abstractNum>
-  <w:abstractNum w:abstractNumId="6" w15:restartNumberingAfterBreak="0">
+  <w:abstractNum w:abstractNumId="11" w15:restartNumberingAfterBreak="0">
+    <w:nsid w:val="34D215BA"/>
+    <w:multiLevelType w:val="multilevel"/>
+    <w:tmpl w:val="490E263C"/>
+    <w:lvl w:ilvl="0">
+      <w:start w:val="1"/>
+      <w:numFmt w:val="bullet"/>
+      <w:lvlText w:val=""/>
+      <w:lvlJc w:val="left"/>
+      <w:pPr>
+        <w:tabs>
+          <w:tab w:val="num" w:pos="720"/>
+        </w:tabs>
+        <w:ind w:left="720" w:hanging="360"/>
+      </w:pPr>
+      <w:rPr>
+        <w:rFonts w:ascii="Symbol" w:hAnsi="Symbol" w:hint="default"/>
+        <w:sz w:val="20"/>
+      </w:rPr>
+    </w:lvl>
+    <w:lvl w:ilvl="1" w:tentative="1">
+      <w:start w:val="1"/>
+      <w:numFmt w:val="bullet"/>
+      <w:lvlText w:val="o"/>
+      <w:lvlJc w:val="left"/>
+      <w:pPr>
+        <w:tabs>
+          <w:tab w:val="num" w:pos="1440"/>
+        </w:tabs>
+        <w:ind w:left="1440" w:hanging="360"/>
+      </w:pPr>
+      <w:rPr>
+        <w:rFonts w:ascii="Courier New" w:hAnsi="Courier New" w:hint="default"/>
+        <w:sz w:val="20"/>
+      </w:rPr>
+    </w:lvl>
+    <w:lvl w:ilvl="2" w:tentative="1">
+      <w:start w:val="1"/>
+      <w:numFmt w:val="bullet"/>
+      <w:lvlText w:val=""/>
+      <w:lvlJc w:val="left"/>
+      <w:pPr>
+        <w:tabs>
+          <w:tab w:val="num" w:pos="2160"/>
+        </w:tabs>
+        <w:ind w:left="2160" w:hanging="360"/>
+      </w:pPr>
+      <w:rPr>
+        <w:rFonts w:ascii="Wingdings" w:hAnsi="Wingdings" w:hint="default"/>
+        <w:sz w:val="20"/>
+      </w:rPr>
+    </w:lvl>
+    <w:lvl w:ilvl="3" w:tentative="1">
+      <w:start w:val="1"/>
+      <w:numFmt w:val="bullet"/>
+      <w:lvlText w:val=""/>
+      <w:lvlJc w:val="left"/>
+      <w:pPr>
+        <w:tabs>
+          <w:tab w:val="num" w:pos="2880"/>
+        </w:tabs>
+        <w:ind w:left="2880" w:hanging="360"/>
+      </w:pPr>
+      <w:rPr>
+        <w:rFonts w:ascii="Wingdings" w:hAnsi="Wingdings" w:hint="default"/>
+        <w:sz w:val="20"/>
+      </w:rPr>
+    </w:lvl>
+    <w:lvl w:ilvl="4" w:tentative="1">
+      <w:start w:val="1"/>
+      <w:numFmt w:val="bullet"/>
+      <w:lvlText w:val=""/>
+      <w:lvlJc w:val="left"/>
+      <w:pPr>
+        <w:tabs>
+          <w:tab w:val="num" w:pos="3600"/>
+        </w:tabs>
+        <w:ind w:left="3600" w:hanging="360"/>
+      </w:pPr>
+      <w:rPr>
+        <w:rFonts w:ascii="Wingdings" w:hAnsi="Wingdings" w:hint="default"/>
+        <w:sz w:val="20"/>
+      </w:rPr>
+    </w:lvl>
+    <w:lvl w:ilvl="5" w:tentative="1">
+      <w:start w:val="1"/>
+      <w:numFmt w:val="bullet"/>
+      <w:lvlText w:val=""/>
+      <w:lvlJc w:val="left"/>
+      <w:pPr>
+        <w:tabs>
+          <w:tab w:val="num" w:pos="4320"/>
+        </w:tabs>
+        <w:ind w:left="4320" w:hanging="360"/>
+      </w:pPr>
+      <w:rPr>
+        <w:rFonts w:ascii="Wingdings" w:hAnsi="Wingdings" w:hint="default"/>
+        <w:sz w:val="20"/>
+      </w:rPr>
+    </w:lvl>
+    <w:lvl w:ilvl="6" w:tentative="1">
+      <w:start w:val="1"/>
+      <w:numFmt w:val="bullet"/>
+      <w:lvlText w:val=""/>
+      <w:lvlJc w:val="left"/>
+      <w:pPr>
+        <w:tabs>
+          <w:tab w:val="num" w:pos="5040"/>
+        </w:tabs>
+        <w:ind w:left="5040" w:hanging="360"/>
+      </w:pPr>
+      <w:rPr>
+        <w:rFonts w:ascii="Wingdings" w:hAnsi="Wingdings" w:hint="default"/>
+        <w:sz w:val="20"/>
+      </w:rPr>
+    </w:lvl>
+    <w:lvl w:ilvl="7" w:tentative="1">
+      <w:start w:val="1"/>
+      <w:numFmt w:val="bullet"/>
+      <w:lvlText w:val=""/>
+      <w:lvlJc w:val="left"/>
+      <w:pPr>
+        <w:tabs>
+          <w:tab w:val="num" w:pos="5760"/>
+        </w:tabs>
+        <w:ind w:left="5760" w:hanging="360"/>
+      </w:pPr>
+      <w:rPr>
+        <w:rFonts w:ascii="Wingdings" w:hAnsi="Wingdings" w:hint="default"/>
+        <w:sz w:val="20"/>
+      </w:rPr>
+    </w:lvl>
+    <w:lvl w:ilvl="8" w:tentative="1">
+      <w:start w:val="1"/>
+      <w:numFmt w:val="bullet"/>
+      <w:lvlText w:val=""/>
+      <w:lvlJc w:val="left"/>
+      <w:pPr>
+        <w:tabs>
+          <w:tab w:val="num" w:pos="6480"/>
+        </w:tabs>
+        <w:ind w:left="6480" w:hanging="360"/>
+      </w:pPr>
+      <w:rPr>
+        <w:rFonts w:ascii="Wingdings" w:hAnsi="Wingdings" w:hint="default"/>
+        <w:sz w:val="20"/>
+      </w:rPr>
+    </w:lvl>
+  </w:abstractNum>
+  <w:abstractNum w:abstractNumId="12" w15:restartNumberingAfterBreak="0">
+    <w:nsid w:val="3E447384"/>
+    <w:multiLevelType w:val="multilevel"/>
+    <w:tmpl w:val="AB16E452"/>
+    <w:lvl w:ilvl="0">
+      <w:start w:val="1"/>
+      <w:numFmt w:val="bullet"/>
+      <w:lvlText w:val=""/>
+      <w:lvlJc w:val="left"/>
+      <w:pPr>
+        <w:tabs>
+          <w:tab w:val="num" w:pos="720"/>
+        </w:tabs>
+        <w:ind w:left="720" w:hanging="360"/>
+      </w:pPr>
+      <w:rPr>
+        <w:rFonts w:ascii="Symbol" w:hAnsi="Symbol" w:hint="default"/>
+        <w:sz w:val="20"/>
+      </w:rPr>
+    </w:lvl>
+    <w:lvl w:ilvl="1" w:tentative="1">
+      <w:start w:val="1"/>
+      <w:numFmt w:val="bullet"/>
+      <w:lvlText w:val="o"/>
+      <w:lvlJc w:val="left"/>
+      <w:pPr>
+        <w:tabs>
+          <w:tab w:val="num" w:pos="1440"/>
+        </w:tabs>
+        <w:ind w:left="1440" w:hanging="360"/>
+      </w:pPr>
+      <w:rPr>
+        <w:rFonts w:ascii="Courier New" w:hAnsi="Courier New" w:hint="default"/>
+        <w:sz w:val="20"/>
+      </w:rPr>
+    </w:lvl>
+    <w:lvl w:ilvl="2" w:tentative="1">
+      <w:start w:val="1"/>
+      <w:numFmt w:val="bullet"/>
+      <w:lvlText w:val=""/>
+      <w:lvlJc w:val="left"/>
+      <w:pPr>
+        <w:tabs>
+          <w:tab w:val="num" w:pos="2160"/>
+        </w:tabs>
+        <w:ind w:left="2160" w:hanging="360"/>
+      </w:pPr>
+      <w:rPr>
+        <w:rFonts w:ascii="Wingdings" w:hAnsi="Wingdings" w:hint="default"/>
+        <w:sz w:val="20"/>
+      </w:rPr>
+    </w:lvl>
+    <w:lvl w:ilvl="3" w:tentative="1">
+      <w:start w:val="1"/>
+      <w:numFmt w:val="bullet"/>
+      <w:lvlText w:val=""/>
+      <w:lvlJc w:val="left"/>
+      <w:pPr>
+        <w:tabs>
+          <w:tab w:val="num" w:pos="2880"/>
+        </w:tabs>
+        <w:ind w:left="2880" w:hanging="360"/>
+      </w:pPr>
+      <w:rPr>
+        <w:rFonts w:ascii="Wingdings" w:hAnsi="Wingdings" w:hint="default"/>
+        <w:sz w:val="20"/>
+      </w:rPr>
+    </w:lvl>
+    <w:lvl w:ilvl="4" w:tentative="1">
+      <w:start w:val="1"/>
+      <w:numFmt w:val="bullet"/>
+      <w:lvlText w:val=""/>
+      <w:lvlJc w:val="left"/>
+      <w:pPr>
+        <w:tabs>
+          <w:tab w:val="num" w:pos="3600"/>
+        </w:tabs>
+        <w:ind w:left="3600" w:hanging="360"/>
+      </w:pPr>
+      <w:rPr>
+        <w:rFonts w:ascii="Wingdings" w:hAnsi="Wingdings" w:hint="default"/>
+        <w:sz w:val="20"/>
+      </w:rPr>
+    </w:lvl>
+    <w:lvl w:ilvl="5" w:tentative="1">
+      <w:start w:val="1"/>
+      <w:numFmt w:val="bullet"/>
+      <w:lvlText w:val=""/>
+      <w:lvlJc w:val="left"/>
+      <w:pPr>
+        <w:tabs>
+          <w:tab w:val="num" w:pos="4320"/>
+        </w:tabs>
+        <w:ind w:left="4320" w:hanging="360"/>
+      </w:pPr>
+      <w:rPr>
+        <w:rFonts w:ascii="Wingdings" w:hAnsi="Wingdings" w:hint="default"/>
+        <w:sz w:val="20"/>
+      </w:rPr>
+    </w:lvl>
+    <w:lvl w:ilvl="6" w:tentative="1">
+      <w:start w:val="1"/>
+      <w:numFmt w:val="bullet"/>
+      <w:lvlText w:val=""/>
+      <w:lvlJc w:val="left"/>
+      <w:pPr>
+        <w:tabs>
+          <w:tab w:val="num" w:pos="5040"/>
+        </w:tabs>
+        <w:ind w:left="5040" w:hanging="360"/>
+      </w:pPr>
+      <w:rPr>
+        <w:rFonts w:ascii="Wingdings" w:hAnsi="Wingdings" w:hint="default"/>
+        <w:sz w:val="20"/>
+      </w:rPr>
+    </w:lvl>
+    <w:lvl w:ilvl="7" w:tentative="1">
+      <w:start w:val="1"/>
+      <w:numFmt w:val="bullet"/>
+      <w:lvlText w:val=""/>
+      <w:lvlJc w:val="left"/>
+      <w:pPr>
+        <w:tabs>
+          <w:tab w:val="num" w:pos="5760"/>
+        </w:tabs>
+        <w:ind w:left="5760" w:hanging="360"/>
+      </w:pPr>
+      <w:rPr>
+        <w:rFonts w:ascii="Wingdings" w:hAnsi="Wingdings" w:hint="default"/>
+        <w:sz w:val="20"/>
+      </w:rPr>
+    </w:lvl>
+    <w:lvl w:ilvl="8" w:tentative="1">
+      <w:start w:val="1"/>
+      <w:numFmt w:val="bullet"/>
+      <w:lvlText w:val=""/>
+      <w:lvlJc w:val="left"/>
+      <w:pPr>
+        <w:tabs>
+          <w:tab w:val="num" w:pos="6480"/>
+        </w:tabs>
+        <w:ind w:left="6480" w:hanging="360"/>
+      </w:pPr>
+      <w:rPr>
+        <w:rFonts w:ascii="Wingdings" w:hAnsi="Wingdings" w:hint="default"/>
+        <w:sz w:val="20"/>
+      </w:rPr>
+    </w:lvl>
+  </w:abstractNum>
+  <w:abstractNum w:abstractNumId="13" w15:restartNumberingAfterBreak="0">
+    <w:nsid w:val="44595D63"/>
+    <w:multiLevelType w:val="multilevel"/>
+    <w:tmpl w:val="B36E0CD2"/>
+    <w:lvl w:ilvl="0">
+      <w:start w:val="1"/>
+      <w:numFmt w:val="bullet"/>
+      <w:lvlText w:val=""/>
+      <w:lvlJc w:val="left"/>
+      <w:pPr>
+        <w:tabs>
+          <w:tab w:val="num" w:pos="720"/>
+        </w:tabs>
+        <w:ind w:left="720" w:hanging="360"/>
+      </w:pPr>
+      <w:rPr>
+        <w:rFonts w:ascii="Symbol" w:hAnsi="Symbol" w:hint="default"/>
+        <w:sz w:val="20"/>
+      </w:rPr>
+    </w:lvl>
+    <w:lvl w:ilvl="1" w:tentative="1">
+      <w:start w:val="1"/>
+      <w:numFmt w:val="bullet"/>
+      <w:lvlText w:val="o"/>
+      <w:lvlJc w:val="left"/>
+      <w:pPr>
+        <w:tabs>
+          <w:tab w:val="num" w:pos="1440"/>
+        </w:tabs>
+        <w:ind w:left="1440" w:hanging="360"/>
+      </w:pPr>
+      <w:rPr>
+        <w:rFonts w:ascii="Courier New" w:hAnsi="Courier New" w:hint="default"/>
+        <w:sz w:val="20"/>
+      </w:rPr>
+    </w:lvl>
+    <w:lvl w:ilvl="2" w:tentative="1">
+      <w:start w:val="1"/>
+      <w:numFmt w:val="bullet"/>
+      <w:lvlText w:val=""/>
+      <w:lvlJc w:val="left"/>
+      <w:pPr>
+        <w:tabs>
+          <w:tab w:val="num" w:pos="2160"/>
+        </w:tabs>
+        <w:ind w:left="2160" w:hanging="360"/>
+      </w:pPr>
+      <w:rPr>
+        <w:rFonts w:ascii="Wingdings" w:hAnsi="Wingdings" w:hint="default"/>
+        <w:sz w:val="20"/>
+      </w:rPr>
+    </w:lvl>
+    <w:lvl w:ilvl="3" w:tentative="1">
+      <w:start w:val="1"/>
+      <w:numFmt w:val="bullet"/>
+      <w:lvlText w:val=""/>
+      <w:lvlJc w:val="left"/>
+      <w:pPr>
+        <w:tabs>
+          <w:tab w:val="num" w:pos="2880"/>
+        </w:tabs>
+        <w:ind w:left="2880" w:hanging="360"/>
+      </w:pPr>
+      <w:rPr>
+        <w:rFonts w:ascii="Wingdings" w:hAnsi="Wingdings" w:hint="default"/>
+        <w:sz w:val="20"/>
+      </w:rPr>
+    </w:lvl>
+    <w:lvl w:ilvl="4" w:tentative="1">
+      <w:start w:val="1"/>
+      <w:numFmt w:val="bullet"/>
+      <w:lvlText w:val=""/>
+      <w:lvlJc w:val="left"/>
+      <w:pPr>
+        <w:tabs>
+          <w:tab w:val="num" w:pos="3600"/>
+        </w:tabs>
+        <w:ind w:left="3600" w:hanging="360"/>
+      </w:pPr>
+      <w:rPr>
+        <w:rFonts w:ascii="Wingdings" w:hAnsi="Wingdings" w:hint="default"/>
+        <w:sz w:val="20"/>
+      </w:rPr>
+    </w:lvl>
+    <w:lvl w:ilvl="5" w:tentative="1">
+      <w:start w:val="1"/>
+      <w:numFmt w:val="bullet"/>
+      <w:lvlText w:val=""/>
+      <w:lvlJc w:val="left"/>
+      <w:pPr>
+        <w:tabs>
+          <w:tab w:val="num" w:pos="4320"/>
+        </w:tabs>
+        <w:ind w:left="4320" w:hanging="360"/>
+      </w:pPr>
+      <w:rPr>
+        <w:rFonts w:ascii="Wingdings" w:hAnsi="Wingdings" w:hint="default"/>
+        <w:sz w:val="20"/>
+      </w:rPr>
+    </w:lvl>
+    <w:lvl w:ilvl="6" w:tentative="1">
+      <w:start w:val="1"/>
+      <w:numFmt w:val="bullet"/>
+      <w:lvlText w:val=""/>
+      <w:lvlJc w:val="left"/>
+      <w:pPr>
+        <w:tabs>
+          <w:tab w:val="num" w:pos="5040"/>
+        </w:tabs>
+        <w:ind w:left="5040" w:hanging="360"/>
+      </w:pPr>
+      <w:rPr>
+        <w:rFonts w:ascii="Wingdings" w:hAnsi="Wingdings" w:hint="default"/>
+        <w:sz w:val="20"/>
+      </w:rPr>
+    </w:lvl>
+    <w:lvl w:ilvl="7" w:tentative="1">
+      <w:start w:val="1"/>
+      <w:numFmt w:val="bullet"/>
+      <w:lvlText w:val=""/>
+      <w:lvlJc w:val="left"/>
+      <w:pPr>
+        <w:tabs>
+          <w:tab w:val="num" w:pos="5760"/>
+        </w:tabs>
+        <w:ind w:left="5760" w:hanging="360"/>
+      </w:pPr>
+      <w:rPr>
+        <w:rFonts w:ascii="Wingdings" w:hAnsi="Wingdings" w:hint="default"/>
+        <w:sz w:val="20"/>
+      </w:rPr>
+    </w:lvl>
+    <w:lvl w:ilvl="8" w:tentative="1">
+      <w:start w:val="1"/>
+      <w:numFmt w:val="bullet"/>
+      <w:lvlText w:val=""/>
+      <w:lvlJc w:val="left"/>
+      <w:pPr>
+        <w:tabs>
+          <w:tab w:val="num" w:pos="6480"/>
+        </w:tabs>
+        <w:ind w:left="6480" w:hanging="360"/>
+      </w:pPr>
+      <w:rPr>
+        <w:rFonts w:ascii="Wingdings" w:hAnsi="Wingdings" w:hint="default"/>
+        <w:sz w:val="20"/>
+      </w:rPr>
+    </w:lvl>
+  </w:abstractNum>
+  <w:abstractNum w:abstractNumId="14" w15:restartNumberingAfterBreak="0">
+    <w:nsid w:val="45B57013"/>
+    <w:multiLevelType w:val="multilevel"/>
+    <w:tmpl w:val="A4E2DA6E"/>
+    <w:lvl w:ilvl="0">
+      <w:start w:val="1"/>
+      <w:numFmt w:val="bullet"/>
+      <w:lvlText w:val=""/>
+      <w:lvlJc w:val="left"/>
+      <w:pPr>
+        <w:tabs>
+          <w:tab w:val="num" w:pos="720"/>
+        </w:tabs>
+        <w:ind w:left="720" w:hanging="360"/>
+      </w:pPr>
+      <w:rPr>
+        <w:rFonts w:ascii="Symbol" w:hAnsi="Symbol" w:hint="default"/>
+        <w:sz w:val="20"/>
+      </w:rPr>
+    </w:lvl>
+    <w:lvl w:ilvl="1" w:tentative="1">
+      <w:start w:val="1"/>
+      <w:numFmt w:val="bullet"/>
+      <w:lvlText w:val="o"/>
+      <w:lvlJc w:val="left"/>
+      <w:pPr>
+        <w:tabs>
+          <w:tab w:val="num" w:pos="1440"/>
+        </w:tabs>
+        <w:ind w:left="1440" w:hanging="360"/>
+      </w:pPr>
+      <w:rPr>
+        <w:rFonts w:ascii="Courier New" w:hAnsi="Courier New" w:hint="default"/>
+        <w:sz w:val="20"/>
+      </w:rPr>
+    </w:lvl>
+    <w:lvl w:ilvl="2" w:tentative="1">
+      <w:start w:val="1"/>
+      <w:numFmt w:val="bullet"/>
+      <w:lvlText w:val=""/>
+      <w:lvlJc w:val="left"/>
+      <w:pPr>
+        <w:tabs>
+          <w:tab w:val="num" w:pos="2160"/>
+        </w:tabs>
+        <w:ind w:left="2160" w:hanging="360"/>
+      </w:pPr>
+      <w:rPr>
+        <w:rFonts w:ascii="Wingdings" w:hAnsi="Wingdings" w:hint="default"/>
+        <w:sz w:val="20"/>
+      </w:rPr>
+    </w:lvl>
+    <w:lvl w:ilvl="3" w:tentative="1">
+      <w:start w:val="1"/>
+      <w:numFmt w:val="bullet"/>
+      <w:lvlText w:val=""/>
+      <w:lvlJc w:val="left"/>
+      <w:pPr>
+        <w:tabs>
+          <w:tab w:val="num" w:pos="2880"/>
+        </w:tabs>
+        <w:ind w:left="2880" w:hanging="360"/>
+      </w:pPr>
+      <w:rPr>
+        <w:rFonts w:ascii="Wingdings" w:hAnsi="Wingdings" w:hint="default"/>
+        <w:sz w:val="20"/>
+      </w:rPr>
+    </w:lvl>
+    <w:lvl w:ilvl="4" w:tentative="1">
+      <w:start w:val="1"/>
+      <w:numFmt w:val="bullet"/>
+      <w:lvlText w:val=""/>
+      <w:lvlJc w:val="left"/>
+      <w:pPr>
+        <w:tabs>
+          <w:tab w:val="num" w:pos="3600"/>
+        </w:tabs>
+        <w:ind w:left="3600" w:hanging="360"/>
+      </w:pPr>
+      <w:rPr>
+        <w:rFonts w:ascii="Wingdings" w:hAnsi="Wingdings" w:hint="default"/>
+        <w:sz w:val="20"/>
+      </w:rPr>
+    </w:lvl>
+    <w:lvl w:ilvl="5" w:tentative="1">
+      <w:start w:val="1"/>
+      <w:numFmt w:val="bullet"/>
+      <w:lvlText w:val=""/>
+      <w:lvlJc w:val="left"/>
+      <w:pPr>
+        <w:tabs>
+          <w:tab w:val="num" w:pos="4320"/>
+        </w:tabs>
+        <w:ind w:left="4320" w:hanging="360"/>
+      </w:pPr>
+      <w:rPr>
+        <w:rFonts w:ascii="Wingdings" w:hAnsi="Wingdings" w:hint="default"/>
+        <w:sz w:val="20"/>
+      </w:rPr>
+    </w:lvl>
+    <w:lvl w:ilvl="6" w:tentative="1">
+      <w:start w:val="1"/>
+      <w:numFmt w:val="bullet"/>
+      <w:lvlText w:val=""/>
+      <w:lvlJc w:val="left"/>
+      <w:pPr>
+        <w:tabs>
+          <w:tab w:val="num" w:pos="5040"/>
+        </w:tabs>
+        <w:ind w:left="5040" w:hanging="360"/>
+      </w:pPr>
+      <w:rPr>
+        <w:rFonts w:ascii="Wingdings" w:hAnsi="Wingdings" w:hint="default"/>
+        <w:sz w:val="20"/>
+      </w:rPr>
+    </w:lvl>
+    <w:lvl w:ilvl="7" w:tentative="1">
+      <w:start w:val="1"/>
+      <w:numFmt w:val="bullet"/>
+      <w:lvlText w:val=""/>
+      <w:lvlJc w:val="left"/>
+      <w:pPr>
+        <w:tabs>
+          <w:tab w:val="num" w:pos="5760"/>
+        </w:tabs>
+        <w:ind w:left="5760" w:hanging="360"/>
+      </w:pPr>
+      <w:rPr>
+        <w:rFonts w:ascii="Wingdings" w:hAnsi="Wingdings" w:hint="default"/>
+        <w:sz w:val="20"/>
+      </w:rPr>
+    </w:lvl>
+    <w:lvl w:ilvl="8" w:tentative="1">
+      <w:start w:val="1"/>
+      <w:numFmt w:val="bullet"/>
+      <w:lvlText w:val=""/>
+      <w:lvlJc w:val="left"/>
+      <w:pPr>
+        <w:tabs>
+          <w:tab w:val="num" w:pos="6480"/>
+        </w:tabs>
+        <w:ind w:left="6480" w:hanging="360"/>
+      </w:pPr>
+      <w:rPr>
+        <w:rFonts w:ascii="Wingdings" w:hAnsi="Wingdings" w:hint="default"/>
+        <w:sz w:val="20"/>
+      </w:rPr>
+    </w:lvl>
+  </w:abstractNum>
+  <w:abstractNum w:abstractNumId="15" w15:restartNumberingAfterBreak="0">
     <w:nsid w:val="492D0F7E"/>
     <w:multiLevelType w:val="multilevel"/>
     <w:tmpl w:val="18F24654"/>
@@ -5937,7 +13502,7 @@
       </w:rPr>
     </w:lvl>
   </w:abstractNum>
-  <w:abstractNum w:abstractNumId="7" w15:restartNumberingAfterBreak="0">
+  <w:abstractNum w:abstractNumId="16" w15:restartNumberingAfterBreak="0">
     <w:nsid w:val="4D602BDE"/>
     <w:multiLevelType w:val="hybridMultilevel"/>
     <w:tmpl w:val="AB649E42"/>
@@ -6023,7 +13588,156 @@
       </w:pPr>
     </w:lvl>
   </w:abstractNum>
-  <w:abstractNum w:abstractNumId="8" w15:restartNumberingAfterBreak="0">
+  <w:abstractNum w:abstractNumId="17" w15:restartNumberingAfterBreak="0">
+    <w:nsid w:val="4EB009E0"/>
+    <w:multiLevelType w:val="multilevel"/>
+    <w:tmpl w:val="0852B2B2"/>
+    <w:lvl w:ilvl="0">
+      <w:start w:val="1"/>
+      <w:numFmt w:val="bullet"/>
+      <w:lvlText w:val=""/>
+      <w:lvlJc w:val="left"/>
+      <w:pPr>
+        <w:tabs>
+          <w:tab w:val="num" w:pos="720"/>
+        </w:tabs>
+        <w:ind w:left="720" w:hanging="360"/>
+      </w:pPr>
+      <w:rPr>
+        <w:rFonts w:ascii="Symbol" w:hAnsi="Symbol" w:hint="default"/>
+        <w:sz w:val="20"/>
+      </w:rPr>
+    </w:lvl>
+    <w:lvl w:ilvl="1" w:tentative="1">
+      <w:start w:val="1"/>
+      <w:numFmt w:val="bullet"/>
+      <w:lvlText w:val="o"/>
+      <w:lvlJc w:val="left"/>
+      <w:pPr>
+        <w:tabs>
+          <w:tab w:val="num" w:pos="1440"/>
+        </w:tabs>
+        <w:ind w:left="1440" w:hanging="360"/>
+      </w:pPr>
+      <w:rPr>
+        <w:rFonts w:ascii="Courier New" w:hAnsi="Courier New" w:hint="default"/>
+        <w:sz w:val="20"/>
+      </w:rPr>
+    </w:lvl>
+    <w:lvl w:ilvl="2" w:tentative="1">
+      <w:start w:val="1"/>
+      <w:numFmt w:val="bullet"/>
+      <w:lvlText w:val=""/>
+      <w:lvlJc w:val="left"/>
+      <w:pPr>
+        <w:tabs>
+          <w:tab w:val="num" w:pos="2160"/>
+        </w:tabs>
+        <w:ind w:left="2160" w:hanging="360"/>
+      </w:pPr>
+      <w:rPr>
+        <w:rFonts w:ascii="Wingdings" w:hAnsi="Wingdings" w:hint="default"/>
+        <w:sz w:val="20"/>
+      </w:rPr>
+    </w:lvl>
+    <w:lvl w:ilvl="3" w:tentative="1">
+      <w:start w:val="1"/>
+      <w:numFmt w:val="bullet"/>
+      <w:lvlText w:val=""/>
+      <w:lvlJc w:val="left"/>
+      <w:pPr>
+        <w:tabs>
+          <w:tab w:val="num" w:pos="2880"/>
+        </w:tabs>
+        <w:ind w:left="2880" w:hanging="360"/>
+      </w:pPr>
+      <w:rPr>
+        <w:rFonts w:ascii="Wingdings" w:hAnsi="Wingdings" w:hint="default"/>
+        <w:sz w:val="20"/>
+      </w:rPr>
+    </w:lvl>
+    <w:lvl w:ilvl="4" w:tentative="1">
+      <w:start w:val="1"/>
+      <w:numFmt w:val="bullet"/>
+      <w:lvlText w:val=""/>
+      <w:lvlJc w:val="left"/>
+      <w:pPr>
+        <w:tabs>
+          <w:tab w:val="num" w:pos="3600"/>
+        </w:tabs>
+        <w:ind w:left="3600" w:hanging="360"/>
+      </w:pPr>
+      <w:rPr>
+        <w:rFonts w:ascii="Wingdings" w:hAnsi="Wingdings" w:hint="default"/>
+        <w:sz w:val="20"/>
+      </w:rPr>
+    </w:lvl>
+    <w:lvl w:ilvl="5" w:tentative="1">
+      <w:start w:val="1"/>
+      <w:numFmt w:val="bullet"/>
+      <w:lvlText w:val=""/>
+      <w:lvlJc w:val="left"/>
+      <w:pPr>
+        <w:tabs>
+          <w:tab w:val="num" w:pos="4320"/>
+        </w:tabs>
+        <w:ind w:left="4320" w:hanging="360"/>
+      </w:pPr>
+      <w:rPr>
+        <w:rFonts w:ascii="Wingdings" w:hAnsi="Wingdings" w:hint="default"/>
+        <w:sz w:val="20"/>
+      </w:rPr>
+    </w:lvl>
+    <w:lvl w:ilvl="6" w:tentative="1">
+      <w:start w:val="1"/>
+      <w:numFmt w:val="bullet"/>
+      <w:lvlText w:val=""/>
+      <w:lvlJc w:val="left"/>
+      <w:pPr>
+        <w:tabs>
+          <w:tab w:val="num" w:pos="5040"/>
+        </w:tabs>
+        <w:ind w:left="5040" w:hanging="360"/>
+      </w:pPr>
+      <w:rPr>
+        <w:rFonts w:ascii="Wingdings" w:hAnsi="Wingdings" w:hint="default"/>
+        <w:sz w:val="20"/>
+      </w:rPr>
+    </w:lvl>
+    <w:lvl w:ilvl="7" w:tentative="1">
+      <w:start w:val="1"/>
+      <w:numFmt w:val="bullet"/>
+      <w:lvlText w:val=""/>
+      <w:lvlJc w:val="left"/>
+      <w:pPr>
+        <w:tabs>
+          <w:tab w:val="num" w:pos="5760"/>
+        </w:tabs>
+        <w:ind w:left="5760" w:hanging="360"/>
+      </w:pPr>
+      <w:rPr>
+        <w:rFonts w:ascii="Wingdings" w:hAnsi="Wingdings" w:hint="default"/>
+        <w:sz w:val="20"/>
+      </w:rPr>
+    </w:lvl>
+    <w:lvl w:ilvl="8" w:tentative="1">
+      <w:start w:val="1"/>
+      <w:numFmt w:val="bullet"/>
+      <w:lvlText w:val=""/>
+      <w:lvlJc w:val="left"/>
+      <w:pPr>
+        <w:tabs>
+          <w:tab w:val="num" w:pos="6480"/>
+        </w:tabs>
+        <w:ind w:left="6480" w:hanging="360"/>
+      </w:pPr>
+      <w:rPr>
+        <w:rFonts w:ascii="Wingdings" w:hAnsi="Wingdings" w:hint="default"/>
+        <w:sz w:val="20"/>
+      </w:rPr>
+    </w:lvl>
+  </w:abstractNum>
+  <w:abstractNum w:abstractNumId="18" w15:restartNumberingAfterBreak="0">
     <w:nsid w:val="56135864"/>
     <w:multiLevelType w:val="hybridMultilevel"/>
     <w:tmpl w:val="96E0AE54"/>
@@ -6109,7 +13823,156 @@
       </w:pPr>
     </w:lvl>
   </w:abstractNum>
-  <w:abstractNum w:abstractNumId="9" w15:restartNumberingAfterBreak="0">
+  <w:abstractNum w:abstractNumId="19" w15:restartNumberingAfterBreak="0">
+    <w:nsid w:val="5E8B3843"/>
+    <w:multiLevelType w:val="multilevel"/>
+    <w:tmpl w:val="5840FC2E"/>
+    <w:lvl w:ilvl="0">
+      <w:start w:val="1"/>
+      <w:numFmt w:val="bullet"/>
+      <w:lvlText w:val=""/>
+      <w:lvlJc w:val="left"/>
+      <w:pPr>
+        <w:tabs>
+          <w:tab w:val="num" w:pos="720"/>
+        </w:tabs>
+        <w:ind w:left="720" w:hanging="360"/>
+      </w:pPr>
+      <w:rPr>
+        <w:rFonts w:ascii="Symbol" w:hAnsi="Symbol" w:hint="default"/>
+        <w:sz w:val="20"/>
+      </w:rPr>
+    </w:lvl>
+    <w:lvl w:ilvl="1" w:tentative="1">
+      <w:start w:val="1"/>
+      <w:numFmt w:val="bullet"/>
+      <w:lvlText w:val="o"/>
+      <w:lvlJc w:val="left"/>
+      <w:pPr>
+        <w:tabs>
+          <w:tab w:val="num" w:pos="1440"/>
+        </w:tabs>
+        <w:ind w:left="1440" w:hanging="360"/>
+      </w:pPr>
+      <w:rPr>
+        <w:rFonts w:ascii="Courier New" w:hAnsi="Courier New" w:hint="default"/>
+        <w:sz w:val="20"/>
+      </w:rPr>
+    </w:lvl>
+    <w:lvl w:ilvl="2" w:tentative="1">
+      <w:start w:val="1"/>
+      <w:numFmt w:val="bullet"/>
+      <w:lvlText w:val=""/>
+      <w:lvlJc w:val="left"/>
+      <w:pPr>
+        <w:tabs>
+          <w:tab w:val="num" w:pos="2160"/>
+        </w:tabs>
+        <w:ind w:left="2160" w:hanging="360"/>
+      </w:pPr>
+      <w:rPr>
+        <w:rFonts w:ascii="Wingdings" w:hAnsi="Wingdings" w:hint="default"/>
+        <w:sz w:val="20"/>
+      </w:rPr>
+    </w:lvl>
+    <w:lvl w:ilvl="3" w:tentative="1">
+      <w:start w:val="1"/>
+      <w:numFmt w:val="bullet"/>
+      <w:lvlText w:val=""/>
+      <w:lvlJc w:val="left"/>
+      <w:pPr>
+        <w:tabs>
+          <w:tab w:val="num" w:pos="2880"/>
+        </w:tabs>
+        <w:ind w:left="2880" w:hanging="360"/>
+      </w:pPr>
+      <w:rPr>
+        <w:rFonts w:ascii="Wingdings" w:hAnsi="Wingdings" w:hint="default"/>
+        <w:sz w:val="20"/>
+      </w:rPr>
+    </w:lvl>
+    <w:lvl w:ilvl="4" w:tentative="1">
+      <w:start w:val="1"/>
+      <w:numFmt w:val="bullet"/>
+      <w:lvlText w:val=""/>
+      <w:lvlJc w:val="left"/>
+      <w:pPr>
+        <w:tabs>
+          <w:tab w:val="num" w:pos="3600"/>
+        </w:tabs>
+        <w:ind w:left="3600" w:hanging="360"/>
+      </w:pPr>
+      <w:rPr>
+        <w:rFonts w:ascii="Wingdings" w:hAnsi="Wingdings" w:hint="default"/>
+        <w:sz w:val="20"/>
+      </w:rPr>
+    </w:lvl>
+    <w:lvl w:ilvl="5" w:tentative="1">
+      <w:start w:val="1"/>
+      <w:numFmt w:val="bullet"/>
+      <w:lvlText w:val=""/>
+      <w:lvlJc w:val="left"/>
+      <w:pPr>
+        <w:tabs>
+          <w:tab w:val="num" w:pos="4320"/>
+        </w:tabs>
+        <w:ind w:left="4320" w:hanging="360"/>
+      </w:pPr>
+      <w:rPr>
+        <w:rFonts w:ascii="Wingdings" w:hAnsi="Wingdings" w:hint="default"/>
+        <w:sz w:val="20"/>
+      </w:rPr>
+    </w:lvl>
+    <w:lvl w:ilvl="6" w:tentative="1">
+      <w:start w:val="1"/>
+      <w:numFmt w:val="bullet"/>
+      <w:lvlText w:val=""/>
+      <w:lvlJc w:val="left"/>
+      <w:pPr>
+        <w:tabs>
+          <w:tab w:val="num" w:pos="5040"/>
+        </w:tabs>
+        <w:ind w:left="5040" w:hanging="360"/>
+      </w:pPr>
+      <w:rPr>
+        <w:rFonts w:ascii="Wingdings" w:hAnsi="Wingdings" w:hint="default"/>
+        <w:sz w:val="20"/>
+      </w:rPr>
+    </w:lvl>
+    <w:lvl w:ilvl="7" w:tentative="1">
+      <w:start w:val="1"/>
+      <w:numFmt w:val="bullet"/>
+      <w:lvlText w:val=""/>
+      <w:lvlJc w:val="left"/>
+      <w:pPr>
+        <w:tabs>
+          <w:tab w:val="num" w:pos="5760"/>
+        </w:tabs>
+        <w:ind w:left="5760" w:hanging="360"/>
+      </w:pPr>
+      <w:rPr>
+        <w:rFonts w:ascii="Wingdings" w:hAnsi="Wingdings" w:hint="default"/>
+        <w:sz w:val="20"/>
+      </w:rPr>
+    </w:lvl>
+    <w:lvl w:ilvl="8" w:tentative="1">
+      <w:start w:val="1"/>
+      <w:numFmt w:val="bullet"/>
+      <w:lvlText w:val=""/>
+      <w:lvlJc w:val="left"/>
+      <w:pPr>
+        <w:tabs>
+          <w:tab w:val="num" w:pos="6480"/>
+        </w:tabs>
+        <w:ind w:left="6480" w:hanging="360"/>
+      </w:pPr>
+      <w:rPr>
+        <w:rFonts w:ascii="Wingdings" w:hAnsi="Wingdings" w:hint="default"/>
+        <w:sz w:val="20"/>
+      </w:rPr>
+    </w:lvl>
+  </w:abstractNum>
+  <w:abstractNum w:abstractNumId="20" w15:restartNumberingAfterBreak="0">
     <w:nsid w:val="6A0E788D"/>
     <w:multiLevelType w:val="multilevel"/>
     <w:tmpl w:val="F2F2EF62"/>
@@ -6258,92 +14121,429 @@
       </w:rPr>
     </w:lvl>
   </w:abstractNum>
+  <w:abstractNum w:abstractNumId="21" w15:restartNumberingAfterBreak="0">
+    <w:nsid w:val="73C3462D"/>
+    <w:multiLevelType w:val="multilevel"/>
+    <w:tmpl w:val="E7345EB8"/>
+    <w:lvl w:ilvl="0">
+      <w:start w:val="1"/>
+      <w:numFmt w:val="bullet"/>
+      <w:lvlText w:val=""/>
+      <w:lvlJc w:val="left"/>
+      <w:pPr>
+        <w:tabs>
+          <w:tab w:val="num" w:pos="720"/>
+        </w:tabs>
+        <w:ind w:left="720" w:hanging="360"/>
+      </w:pPr>
+      <w:rPr>
+        <w:rFonts w:ascii="Symbol" w:hAnsi="Symbol" w:hint="default"/>
+        <w:sz w:val="20"/>
+      </w:rPr>
+    </w:lvl>
+    <w:lvl w:ilvl="1">
+      <w:start w:val="1"/>
+      <w:numFmt w:val="bullet"/>
+      <w:lvlText w:val="o"/>
+      <w:lvlJc w:val="left"/>
+      <w:pPr>
+        <w:tabs>
+          <w:tab w:val="num" w:pos="1440"/>
+        </w:tabs>
+        <w:ind w:left="1440" w:hanging="360"/>
+      </w:pPr>
+      <w:rPr>
+        <w:rFonts w:ascii="Courier New" w:hAnsi="Courier New" w:hint="default"/>
+        <w:sz w:val="20"/>
+      </w:rPr>
+    </w:lvl>
+    <w:lvl w:ilvl="2" w:tentative="1">
+      <w:start w:val="1"/>
+      <w:numFmt w:val="bullet"/>
+      <w:lvlText w:val=""/>
+      <w:lvlJc w:val="left"/>
+      <w:pPr>
+        <w:tabs>
+          <w:tab w:val="num" w:pos="2160"/>
+        </w:tabs>
+        <w:ind w:left="2160" w:hanging="360"/>
+      </w:pPr>
+      <w:rPr>
+        <w:rFonts w:ascii="Wingdings" w:hAnsi="Wingdings" w:hint="default"/>
+        <w:sz w:val="20"/>
+      </w:rPr>
+    </w:lvl>
+    <w:lvl w:ilvl="3" w:tentative="1">
+      <w:start w:val="1"/>
+      <w:numFmt w:val="bullet"/>
+      <w:lvlText w:val=""/>
+      <w:lvlJc w:val="left"/>
+      <w:pPr>
+        <w:tabs>
+          <w:tab w:val="num" w:pos="2880"/>
+        </w:tabs>
+        <w:ind w:left="2880" w:hanging="360"/>
+      </w:pPr>
+      <w:rPr>
+        <w:rFonts w:ascii="Wingdings" w:hAnsi="Wingdings" w:hint="default"/>
+        <w:sz w:val="20"/>
+      </w:rPr>
+    </w:lvl>
+    <w:lvl w:ilvl="4" w:tentative="1">
+      <w:start w:val="1"/>
+      <w:numFmt w:val="bullet"/>
+      <w:lvlText w:val=""/>
+      <w:lvlJc w:val="left"/>
+      <w:pPr>
+        <w:tabs>
+          <w:tab w:val="num" w:pos="3600"/>
+        </w:tabs>
+        <w:ind w:left="3600" w:hanging="360"/>
+      </w:pPr>
+      <w:rPr>
+        <w:rFonts w:ascii="Wingdings" w:hAnsi="Wingdings" w:hint="default"/>
+        <w:sz w:val="20"/>
+      </w:rPr>
+    </w:lvl>
+    <w:lvl w:ilvl="5" w:tentative="1">
+      <w:start w:val="1"/>
+      <w:numFmt w:val="bullet"/>
+      <w:lvlText w:val=""/>
+      <w:lvlJc w:val="left"/>
+      <w:pPr>
+        <w:tabs>
+          <w:tab w:val="num" w:pos="4320"/>
+        </w:tabs>
+        <w:ind w:left="4320" w:hanging="360"/>
+      </w:pPr>
+      <w:rPr>
+        <w:rFonts w:ascii="Wingdings" w:hAnsi="Wingdings" w:hint="default"/>
+        <w:sz w:val="20"/>
+      </w:rPr>
+    </w:lvl>
+    <w:lvl w:ilvl="6" w:tentative="1">
+      <w:start w:val="1"/>
+      <w:numFmt w:val="bullet"/>
+      <w:lvlText w:val=""/>
+      <w:lvlJc w:val="left"/>
+      <w:pPr>
+        <w:tabs>
+          <w:tab w:val="num" w:pos="5040"/>
+        </w:tabs>
+        <w:ind w:left="5040" w:hanging="360"/>
+      </w:pPr>
+      <w:rPr>
+        <w:rFonts w:ascii="Wingdings" w:hAnsi="Wingdings" w:hint="default"/>
+        <w:sz w:val="20"/>
+      </w:rPr>
+    </w:lvl>
+    <w:lvl w:ilvl="7" w:tentative="1">
+      <w:start w:val="1"/>
+      <w:numFmt w:val="bullet"/>
+      <w:lvlText w:val=""/>
+      <w:lvlJc w:val="left"/>
+      <w:pPr>
+        <w:tabs>
+          <w:tab w:val="num" w:pos="5760"/>
+        </w:tabs>
+        <w:ind w:left="5760" w:hanging="360"/>
+      </w:pPr>
+      <w:rPr>
+        <w:rFonts w:ascii="Wingdings" w:hAnsi="Wingdings" w:hint="default"/>
+        <w:sz w:val="20"/>
+      </w:rPr>
+    </w:lvl>
+    <w:lvl w:ilvl="8" w:tentative="1">
+      <w:start w:val="1"/>
+      <w:numFmt w:val="bullet"/>
+      <w:lvlText w:val=""/>
+      <w:lvlJc w:val="left"/>
+      <w:pPr>
+        <w:tabs>
+          <w:tab w:val="num" w:pos="6480"/>
+        </w:tabs>
+        <w:ind w:left="6480" w:hanging="360"/>
+      </w:pPr>
+      <w:rPr>
+        <w:rFonts w:ascii="Wingdings" w:hAnsi="Wingdings" w:hint="default"/>
+        <w:sz w:val="20"/>
+      </w:rPr>
+    </w:lvl>
+  </w:abstractNum>
+  <w:abstractNum w:abstractNumId="22" w15:restartNumberingAfterBreak="0">
+    <w:nsid w:val="78BE5474"/>
+    <w:multiLevelType w:val="multilevel"/>
+    <w:tmpl w:val="5D20F156"/>
+    <w:lvl w:ilvl="0">
+      <w:start w:val="1"/>
+      <w:numFmt w:val="bullet"/>
+      <w:lvlText w:val=""/>
+      <w:lvlJc w:val="left"/>
+      <w:pPr>
+        <w:tabs>
+          <w:tab w:val="num" w:pos="720"/>
+        </w:tabs>
+        <w:ind w:left="720" w:hanging="360"/>
+      </w:pPr>
+      <w:rPr>
+        <w:rFonts w:ascii="Symbol" w:hAnsi="Symbol" w:hint="default"/>
+        <w:sz w:val="20"/>
+      </w:rPr>
+    </w:lvl>
+    <w:lvl w:ilvl="1" w:tentative="1">
+      <w:start w:val="1"/>
+      <w:numFmt w:val="bullet"/>
+      <w:lvlText w:val="o"/>
+      <w:lvlJc w:val="left"/>
+      <w:pPr>
+        <w:tabs>
+          <w:tab w:val="num" w:pos="1440"/>
+        </w:tabs>
+        <w:ind w:left="1440" w:hanging="360"/>
+      </w:pPr>
+      <w:rPr>
+        <w:rFonts w:ascii="Courier New" w:hAnsi="Courier New" w:hint="default"/>
+        <w:sz w:val="20"/>
+      </w:rPr>
+    </w:lvl>
+    <w:lvl w:ilvl="2" w:tentative="1">
+      <w:start w:val="1"/>
+      <w:numFmt w:val="bullet"/>
+      <w:lvlText w:val=""/>
+      <w:lvlJc w:val="left"/>
+      <w:pPr>
+        <w:tabs>
+          <w:tab w:val="num" w:pos="2160"/>
+        </w:tabs>
+        <w:ind w:left="2160" w:hanging="360"/>
+      </w:pPr>
+      <w:rPr>
+        <w:rFonts w:ascii="Wingdings" w:hAnsi="Wingdings" w:hint="default"/>
+        <w:sz w:val="20"/>
+      </w:rPr>
+    </w:lvl>
+    <w:lvl w:ilvl="3" w:tentative="1">
+      <w:start w:val="1"/>
+      <w:numFmt w:val="bullet"/>
+      <w:lvlText w:val=""/>
+      <w:lvlJc w:val="left"/>
+      <w:pPr>
+        <w:tabs>
+          <w:tab w:val="num" w:pos="2880"/>
+        </w:tabs>
+        <w:ind w:left="2880" w:hanging="360"/>
+      </w:pPr>
+      <w:rPr>
+        <w:rFonts w:ascii="Wingdings" w:hAnsi="Wingdings" w:hint="default"/>
+        <w:sz w:val="20"/>
+      </w:rPr>
+    </w:lvl>
+    <w:lvl w:ilvl="4" w:tentative="1">
+      <w:start w:val="1"/>
+      <w:numFmt w:val="bullet"/>
+      <w:lvlText w:val=""/>
+      <w:lvlJc w:val="left"/>
+      <w:pPr>
+        <w:tabs>
+          <w:tab w:val="num" w:pos="3600"/>
+        </w:tabs>
+        <w:ind w:left="3600" w:hanging="360"/>
+      </w:pPr>
+      <w:rPr>
+        <w:rFonts w:ascii="Wingdings" w:hAnsi="Wingdings" w:hint="default"/>
+        <w:sz w:val="20"/>
+      </w:rPr>
+    </w:lvl>
+    <w:lvl w:ilvl="5" w:tentative="1">
+      <w:start w:val="1"/>
+      <w:numFmt w:val="bullet"/>
+      <w:lvlText w:val=""/>
+      <w:lvlJc w:val="left"/>
+      <w:pPr>
+        <w:tabs>
+          <w:tab w:val="num" w:pos="4320"/>
+        </w:tabs>
+        <w:ind w:left="4320" w:hanging="360"/>
+      </w:pPr>
+      <w:rPr>
+        <w:rFonts w:ascii="Wingdings" w:hAnsi="Wingdings" w:hint="default"/>
+        <w:sz w:val="20"/>
+      </w:rPr>
+    </w:lvl>
+    <w:lvl w:ilvl="6" w:tentative="1">
+      <w:start w:val="1"/>
+      <w:numFmt w:val="bullet"/>
+      <w:lvlText w:val=""/>
+      <w:lvlJc w:val="left"/>
+      <w:pPr>
+        <w:tabs>
+          <w:tab w:val="num" w:pos="5040"/>
+        </w:tabs>
+        <w:ind w:left="5040" w:hanging="360"/>
+      </w:pPr>
+      <w:rPr>
+        <w:rFonts w:ascii="Wingdings" w:hAnsi="Wingdings" w:hint="default"/>
+        <w:sz w:val="20"/>
+      </w:rPr>
+    </w:lvl>
+    <w:lvl w:ilvl="7" w:tentative="1">
+      <w:start w:val="1"/>
+      <w:numFmt w:val="bullet"/>
+      <w:lvlText w:val=""/>
+      <w:lvlJc w:val="left"/>
+      <w:pPr>
+        <w:tabs>
+          <w:tab w:val="num" w:pos="5760"/>
+        </w:tabs>
+        <w:ind w:left="5760" w:hanging="360"/>
+      </w:pPr>
+      <w:rPr>
+        <w:rFonts w:ascii="Wingdings" w:hAnsi="Wingdings" w:hint="default"/>
+        <w:sz w:val="20"/>
+      </w:rPr>
+    </w:lvl>
+    <w:lvl w:ilvl="8" w:tentative="1">
+      <w:start w:val="1"/>
+      <w:numFmt w:val="bullet"/>
+      <w:lvlText w:val=""/>
+      <w:lvlJc w:val="left"/>
+      <w:pPr>
+        <w:tabs>
+          <w:tab w:val="num" w:pos="6480"/>
+        </w:tabs>
+        <w:ind w:left="6480" w:hanging="360"/>
+      </w:pPr>
+      <w:rPr>
+        <w:rFonts w:ascii="Wingdings" w:hAnsi="Wingdings" w:hint="default"/>
+        <w:sz w:val="20"/>
+      </w:rPr>
+    </w:lvl>
+  </w:abstractNum>
   <w:num w:numId="1" w16cid:durableId="67921091">
-    <w:abstractNumId w:val="8"/>
+    <w:abstractNumId w:val="18"/>
   </w:num>
   <w:num w:numId="2" w16cid:durableId="748506827">
+    <w:abstractNumId w:val="5"/>
+  </w:num>
+  <w:num w:numId="3" w16cid:durableId="1825538018">
     <w:abstractNumId w:val="2"/>
   </w:num>
-  <w:num w:numId="3" w16cid:durableId="1825538018">
-    <w:abstractNumId w:val="0"/>
-  </w:num>
   <w:num w:numId="4" w16cid:durableId="1312980633">
-    <w:abstractNumId w:val="4"/>
+    <w:abstractNumId w:val="9"/>
   </w:num>
   <w:num w:numId="5" w16cid:durableId="865754418">
-    <w:abstractNumId w:val="6"/>
+    <w:abstractNumId w:val="15"/>
   </w:num>
   <w:num w:numId="6" w16cid:durableId="1375889488">
-    <w:abstractNumId w:val="1"/>
+    <w:abstractNumId w:val="3"/>
   </w:num>
   <w:num w:numId="7" w16cid:durableId="601184687">
-    <w:abstractNumId w:val="7"/>
+    <w:abstractNumId w:val="16"/>
   </w:num>
   <w:num w:numId="8" w16cid:durableId="889920490">
-    <w:abstractNumId w:val="3"/>
+    <w:abstractNumId w:val="7"/>
     <w:lvlOverride w:ilvl="0">
       <w:startOverride w:val="1"/>
     </w:lvlOverride>
   </w:num>
   <w:num w:numId="9" w16cid:durableId="620722218">
-    <w:abstractNumId w:val="3"/>
+    <w:abstractNumId w:val="7"/>
     <w:lvlOverride w:ilvl="0">
       <w:startOverride w:val="2"/>
     </w:lvlOverride>
   </w:num>
   <w:num w:numId="10" w16cid:durableId="1413771218">
-    <w:abstractNumId w:val="3"/>
+    <w:abstractNumId w:val="7"/>
     <w:lvlOverride w:ilvl="0">
       <w:startOverride w:val="3"/>
     </w:lvlOverride>
   </w:num>
   <w:num w:numId="11" w16cid:durableId="908272820">
-    <w:abstractNumId w:val="3"/>
+    <w:abstractNumId w:val="7"/>
     <w:lvlOverride w:ilvl="0">
       <w:startOverride w:val="4"/>
     </w:lvlOverride>
   </w:num>
   <w:num w:numId="12" w16cid:durableId="787313399">
-    <w:abstractNumId w:val="5"/>
+    <w:abstractNumId w:val="10"/>
     <w:lvlOverride w:ilvl="0">
       <w:startOverride w:val="1"/>
     </w:lvlOverride>
   </w:num>
   <w:num w:numId="13" w16cid:durableId="1671299415">
-    <w:abstractNumId w:val="5"/>
+    <w:abstractNumId w:val="10"/>
     <w:lvlOverride w:ilvl="0">
       <w:startOverride w:val="2"/>
     </w:lvlOverride>
   </w:num>
   <w:num w:numId="14" w16cid:durableId="846556935">
-    <w:abstractNumId w:val="5"/>
+    <w:abstractNumId w:val="10"/>
     <w:lvlOverride w:ilvl="0">
       <w:startOverride w:val="3"/>
     </w:lvlOverride>
   </w:num>
   <w:num w:numId="15" w16cid:durableId="1153252032">
-    <w:abstractNumId w:val="9"/>
+    <w:abstractNumId w:val="20"/>
     <w:lvlOverride w:ilvl="0">
       <w:startOverride w:val="1"/>
     </w:lvlOverride>
   </w:num>
   <w:num w:numId="16" w16cid:durableId="696346905">
-    <w:abstractNumId w:val="9"/>
+    <w:abstractNumId w:val="20"/>
     <w:lvlOverride w:ilvl="0">
       <w:startOverride w:val="2"/>
     </w:lvlOverride>
   </w:num>
   <w:num w:numId="17" w16cid:durableId="1442997691">
-    <w:abstractNumId w:val="9"/>
+    <w:abstractNumId w:val="20"/>
     <w:lvlOverride w:ilvl="0">
       <w:startOverride w:val="3"/>
     </w:lvlOverride>
   </w:num>
   <w:num w:numId="18" w16cid:durableId="164438897">
-    <w:abstractNumId w:val="9"/>
+    <w:abstractNumId w:val="20"/>
     <w:lvlOverride w:ilvl="0">
       <w:startOverride w:val="4"/>
     </w:lvlOverride>
+  </w:num>
+  <w:num w:numId="19" w16cid:durableId="658073669">
+    <w:abstractNumId w:val="11"/>
+  </w:num>
+  <w:num w:numId="20" w16cid:durableId="609238660">
+    <w:abstractNumId w:val="21"/>
+  </w:num>
+  <w:num w:numId="21" w16cid:durableId="189530388">
+    <w:abstractNumId w:val="4"/>
+  </w:num>
+  <w:num w:numId="22" w16cid:durableId="2076659175">
+    <w:abstractNumId w:val="22"/>
+  </w:num>
+  <w:num w:numId="23" w16cid:durableId="424032600">
+    <w:abstractNumId w:val="19"/>
+  </w:num>
+  <w:num w:numId="24" w16cid:durableId="375274977">
+    <w:abstractNumId w:val="8"/>
+  </w:num>
+  <w:num w:numId="25" w16cid:durableId="1262181910">
+    <w:abstractNumId w:val="6"/>
+  </w:num>
+  <w:num w:numId="26" w16cid:durableId="345641134">
+    <w:abstractNumId w:val="13"/>
+  </w:num>
+  <w:num w:numId="27" w16cid:durableId="160630732">
+    <w:abstractNumId w:val="0"/>
+  </w:num>
+  <w:num w:numId="28" w16cid:durableId="1860729869">
+    <w:abstractNumId w:val="17"/>
+  </w:num>
+  <w:num w:numId="29" w16cid:durableId="433792006">
+    <w:abstractNumId w:val="14"/>
+  </w:num>
+  <w:num w:numId="30" w16cid:durableId="1850607681">
+    <w:abstractNumId w:val="12"/>
+  </w:num>
+  <w:num w:numId="31" w16cid:durableId="518590320">
+    <w:abstractNumId w:val="1"/>
   </w:num>
 </w:numbering>
 </file>
@@ -6958,7 +15158,6 @@
   <w:style w:type="character" w:default="1" w:styleId="DefaultParagraphFont">
     <w:name w:val="Default Paragraph Font"/>
     <w:uiPriority w:val="1"/>
-    <w:semiHidden/>
     <w:unhideWhenUsed/>
   </w:style>
   <w:style w:type="table" w:default="1" w:styleId="TableNormal">
@@ -7463,6 +15662,19 @@
       <w:outlineLvl w:val="9"/>
     </w:pPr>
   </w:style>
+  <w:style w:type="character" w:styleId="HTMLCode">
+    <w:name w:val="HTML Code"/>
+    <w:basedOn w:val="DefaultParagraphFont"/>
+    <w:uiPriority w:val="99"/>
+    <w:semiHidden/>
+    <w:unhideWhenUsed/>
+    <w:rsid w:val="00CD5376"/>
+    <w:rPr>
+      <w:rFonts w:ascii="Courier New" w:eastAsia="Times New Roman" w:hAnsi="Courier New" w:cs="Courier New"/>
+      <w:sz w:val="20"/>
+      <w:szCs w:val="20"/>
+    </w:rPr>
+  </w:style>
 </w:styles>
 </file>
 

--- a/javascript_notes.docx.docx
+++ b/javascript_notes.docx.docx
@@ -260,7 +260,57 @@
           <w:rFonts w:ascii="Calibri" w:hAnsi="Calibri" w:cs="Calibri"/>
           <w:color w:val="000000"/>
         </w:rPr>
-        <w:t> − In declarative JavaScript, we don't need to worry about execution flow, but we should get the correct output at the end. For example, we use a built-in array.reduce() method to get a sum of array elements. Here, we dont concern about how reduce() method is implemented in the library.</w:t>
+        <w:t xml:space="preserve"> − In declarative JavaScript, we don't need to worry about execution flow, but we should get the correct output at the end. For example, we use a built-in </w:t>
+      </w:r>
+      <w:proofErr w:type="spellStart"/>
+      <w:proofErr w:type="gramStart"/>
+      <w:r>
+        <w:rPr>
+          <w:rFonts w:ascii="Calibri" w:hAnsi="Calibri" w:cs="Calibri"/>
+          <w:color w:val="000000"/>
+        </w:rPr>
+        <w:t>array.reduce</w:t>
+      </w:r>
+      <w:proofErr w:type="spellEnd"/>
+      <w:proofErr w:type="gramEnd"/>
+      <w:r>
+        <w:rPr>
+          <w:rFonts w:ascii="Calibri" w:hAnsi="Calibri" w:cs="Calibri"/>
+          <w:color w:val="000000"/>
+        </w:rPr>
+        <w:t xml:space="preserve">() method to get a sum of array elements. Here, we </w:t>
+      </w:r>
+      <w:proofErr w:type="spellStart"/>
+      <w:r>
+        <w:rPr>
+          <w:rFonts w:ascii="Calibri" w:hAnsi="Calibri" w:cs="Calibri"/>
+          <w:color w:val="000000"/>
+        </w:rPr>
+        <w:t>dont</w:t>
+      </w:r>
+      <w:proofErr w:type="spellEnd"/>
+      <w:r>
+        <w:rPr>
+          <w:rFonts w:ascii="Calibri" w:hAnsi="Calibri" w:cs="Calibri"/>
+          <w:color w:val="000000"/>
+        </w:rPr>
+        <w:t xml:space="preserve"> concern about how </w:t>
+      </w:r>
+      <w:proofErr w:type="gramStart"/>
+      <w:r>
+        <w:rPr>
+          <w:rFonts w:ascii="Calibri" w:hAnsi="Calibri" w:cs="Calibri"/>
+          <w:color w:val="000000"/>
+        </w:rPr>
+        <w:t>reduce(</w:t>
+      </w:r>
+      <w:proofErr w:type="gramEnd"/>
+      <w:r>
+        <w:rPr>
+          <w:rFonts w:ascii="Calibri" w:hAnsi="Calibri" w:cs="Calibri"/>
+          <w:color w:val="000000"/>
+        </w:rPr>
+        <w:t>) method is implemented in the library.</w:t>
       </w:r>
     </w:p>
     <w:p>
@@ -492,6 +542,7 @@
         <w:lastRenderedPageBreak/>
         <w:t>A JavaScript variable declared with </w:t>
       </w:r>
+      <w:proofErr w:type="spellStart"/>
       <w:r>
         <w:rPr>
           <w:rFonts w:eastAsia="Times New Roman" w:cstheme="minorHAnsi"/>
@@ -505,6 +556,7 @@
         </w:rPr>
         <w:t>const</w:t>
       </w:r>
+      <w:proofErr w:type="spellEnd"/>
       <w:r>
         <w:rPr>
           <w:rFonts w:eastAsia="Times New Roman" w:cstheme="minorHAnsi"/>
@@ -546,7 +598,29 @@
           <w:szCs w:val="36"/>
           <w:lang w:eastAsia="en-IN"/>
         </w:rPr>
-        <w:t>In the below example, the x declared within block is different from x declared outside the block. So we can </w:t>
+        <w:t xml:space="preserve">In the below example, the x declared within block is different from x declared outside the block. </w:t>
+      </w:r>
+      <w:proofErr w:type="gramStart"/>
+      <w:r>
+        <w:rPr>
+          <w:rFonts w:eastAsia="Times New Roman" w:cstheme="minorHAnsi"/>
+          <w:color w:val="000000"/>
+          <w:sz w:val="36"/>
+          <w:szCs w:val="36"/>
+          <w:lang w:eastAsia="en-IN"/>
+        </w:rPr>
+        <w:t>So</w:t>
+      </w:r>
+      <w:proofErr w:type="gramEnd"/>
+      <w:r>
+        <w:rPr>
+          <w:rFonts w:eastAsia="Times New Roman" w:cstheme="minorHAnsi"/>
+          <w:color w:val="000000"/>
+          <w:sz w:val="36"/>
+          <w:szCs w:val="36"/>
+          <w:lang w:eastAsia="en-IN"/>
+        </w:rPr>
+        <w:t xml:space="preserve"> we can </w:t>
       </w:r>
       <w:r>
         <w:rPr>
@@ -602,6 +676,7 @@
           <w:szCs w:val="36"/>
         </w:rPr>
       </w:pPr>
+      <w:proofErr w:type="spellStart"/>
       <w:r>
         <w:rPr>
           <w:rFonts w:cstheme="minorHAnsi"/>
@@ -609,7 +684,17 @@
           <w:sz w:val="36"/>
           <w:szCs w:val="36"/>
         </w:rPr>
-        <w:t>Const x=10;</w:t>
+        <w:t>Const</w:t>
+      </w:r>
+      <w:proofErr w:type="spellEnd"/>
+      <w:r>
+        <w:rPr>
+          <w:rFonts w:cstheme="minorHAnsi"/>
+          <w:color w:val="000000"/>
+          <w:sz w:val="36"/>
+          <w:szCs w:val="36"/>
+        </w:rPr>
+        <w:t xml:space="preserve"> x=10;</w:t>
       </w:r>
     </w:p>
     <w:p>
@@ -642,6 +727,7 @@
           <w:szCs w:val="36"/>
         </w:rPr>
       </w:pPr>
+      <w:proofErr w:type="spellStart"/>
       <w:r>
         <w:rPr>
           <w:rFonts w:cstheme="minorHAnsi"/>
@@ -649,7 +735,17 @@
           <w:sz w:val="36"/>
           <w:szCs w:val="36"/>
         </w:rPr>
-        <w:t>Const x=20;</w:t>
+        <w:t>Const</w:t>
+      </w:r>
+      <w:proofErr w:type="spellEnd"/>
+      <w:r>
+        <w:rPr>
+          <w:rFonts w:cstheme="minorHAnsi"/>
+          <w:color w:val="000000"/>
+          <w:sz w:val="36"/>
+          <w:szCs w:val="36"/>
+        </w:rPr>
+        <w:t xml:space="preserve"> x=20;</w:t>
       </w:r>
     </w:p>
     <w:p>
@@ -698,7 +794,27 @@
           <w:sz w:val="36"/>
           <w:szCs w:val="36"/>
         </w:rPr>
-        <w:t>the const variable within the same block.</w:t>
+        <w:t xml:space="preserve">the </w:t>
+      </w:r>
+      <w:proofErr w:type="spellStart"/>
+      <w:r>
+        <w:rPr>
+          <w:rFonts w:cstheme="minorHAnsi"/>
+          <w:color w:val="000000"/>
+          <w:sz w:val="36"/>
+          <w:szCs w:val="36"/>
+        </w:rPr>
+        <w:t>const</w:t>
+      </w:r>
+      <w:proofErr w:type="spellEnd"/>
+      <w:r>
+        <w:rPr>
+          <w:rFonts w:cstheme="minorHAnsi"/>
+          <w:color w:val="000000"/>
+          <w:sz w:val="36"/>
+          <w:szCs w:val="36"/>
+        </w:rPr>
+        <w:t xml:space="preserve"> variable within the same block.</w:t>
       </w:r>
     </w:p>
     <w:p>
@@ -731,6 +847,7 @@
           <w:szCs w:val="36"/>
         </w:rPr>
       </w:pPr>
+      <w:proofErr w:type="spellStart"/>
       <w:r>
         <w:rPr>
           <w:rFonts w:cstheme="minorHAnsi"/>
@@ -738,7 +855,17 @@
           <w:sz w:val="36"/>
           <w:szCs w:val="36"/>
         </w:rPr>
-        <w:t>Const x=10;</w:t>
+        <w:t>Const</w:t>
+      </w:r>
+      <w:proofErr w:type="spellEnd"/>
+      <w:r>
+        <w:rPr>
+          <w:rFonts w:cstheme="minorHAnsi"/>
+          <w:color w:val="000000"/>
+          <w:sz w:val="36"/>
+          <w:szCs w:val="36"/>
+        </w:rPr>
+        <w:t xml:space="preserve"> x=10;</w:t>
       </w:r>
     </w:p>
     <w:p>
@@ -751,6 +878,7 @@
           <w:szCs w:val="36"/>
         </w:rPr>
       </w:pPr>
+      <w:proofErr w:type="spellStart"/>
       <w:r>
         <w:rPr>
           <w:rFonts w:cstheme="minorHAnsi"/>
@@ -758,7 +886,17 @@
           <w:sz w:val="36"/>
           <w:szCs w:val="36"/>
         </w:rPr>
-        <w:t>Const y=20;</w:t>
+        <w:t>Const</w:t>
+      </w:r>
+      <w:proofErr w:type="spellEnd"/>
+      <w:r>
+        <w:rPr>
+          <w:rFonts w:cstheme="minorHAnsi"/>
+          <w:color w:val="000000"/>
+          <w:sz w:val="36"/>
+          <w:szCs w:val="36"/>
+        </w:rPr>
+        <w:t xml:space="preserve"> y=20;</w:t>
       </w:r>
       <w:r>
         <w:rPr>
@@ -1280,6 +1418,7 @@
           <w:szCs w:val="40"/>
         </w:rPr>
       </w:pPr>
+      <w:proofErr w:type="gramStart"/>
       <w:r>
         <w:rPr>
           <w:rFonts w:ascii="Calibri" w:hAnsi="Calibri" w:cs="Calibri"/>
@@ -1287,35 +1426,28 @@
           <w:sz w:val="40"/>
           <w:szCs w:val="40"/>
         </w:rPr>
-        <w:t>Console.log():</w:t>
-      </w:r>
-    </w:p>
-    <w:p>
-      <w:pPr>
+        <w:t>Console.log(</w:t>
+      </w:r>
+      <w:proofErr w:type="gramEnd"/>
+      <w:r>
         <w:rPr>
           <w:rFonts w:ascii="Calibri" w:hAnsi="Calibri" w:cs="Calibri"/>
           <w:color w:val="000000"/>
           <w:sz w:val="40"/>
           <w:szCs w:val="40"/>
         </w:rPr>
-      </w:pPr>
-      <w:r>
+        <w:t>):</w:t>
+      </w:r>
+    </w:p>
+    <w:p>
+      <w:pPr>
         <w:rPr>
           <w:rFonts w:ascii="Calibri" w:hAnsi="Calibri" w:cs="Calibri"/>
           <w:color w:val="000000"/>
           <w:sz w:val="40"/>
           <w:szCs w:val="40"/>
         </w:rPr>
-        <w:t>Used to print message in web console.</w:t>
-      </w:r>
-      <w:r>
-        <w:rPr>
-          <w:rFonts w:ascii="Verdana" w:hAnsi="Verdana"/>
-          <w:color w:val="000000"/>
-          <w:shd w:val="clear" w:color="auto" w:fill="FFFFFF"/>
-        </w:rPr>
-        <w:t xml:space="preserve"> </w:t>
-      </w:r>
+      </w:pPr>
       <w:r>
         <w:rPr>
           <w:rFonts w:ascii="Calibri" w:hAnsi="Calibri" w:cs="Calibri"/>
@@ -1323,18 +1455,26 @@
           <w:sz w:val="40"/>
           <w:szCs w:val="40"/>
         </w:rPr>
-        <w:t>if the developer requests API and wants to check the data received as a response, they might use the console.log() method.</w:t>
-      </w:r>
-    </w:p>
-    <w:p>
-      <w:pPr>
+        <w:t>Used to print message in web console.</w:t>
+      </w:r>
+      <w:r>
+        <w:rPr>
+          <w:rFonts w:ascii="Verdana" w:hAnsi="Verdana"/>
+          <w:color w:val="000000"/>
+          <w:shd w:val="clear" w:color="auto" w:fill="FFFFFF"/>
+        </w:rPr>
+        <w:t xml:space="preserve"> </w:t>
+      </w:r>
+      <w:r>
         <w:rPr>
           <w:rFonts w:ascii="Calibri" w:hAnsi="Calibri" w:cs="Calibri"/>
           <w:color w:val="000000"/>
           <w:sz w:val="40"/>
           <w:szCs w:val="40"/>
         </w:rPr>
-      </w:pPr>
+        <w:t xml:space="preserve">if the developer requests API and wants to check the data received as a response, they might use the </w:t>
+      </w:r>
+      <w:proofErr w:type="gramStart"/>
       <w:r>
         <w:rPr>
           <w:rFonts w:ascii="Calibri" w:hAnsi="Calibri" w:cs="Calibri"/>
@@ -1342,8 +1482,38 @@
           <w:sz w:val="40"/>
           <w:szCs w:val="40"/>
         </w:rPr>
+        <w:t>console.log(</w:t>
+      </w:r>
+      <w:proofErr w:type="gramEnd"/>
+      <w:r>
+        <w:rPr>
+          <w:rFonts w:ascii="Calibri" w:hAnsi="Calibri" w:cs="Calibri"/>
+          <w:color w:val="000000"/>
+          <w:sz w:val="40"/>
+          <w:szCs w:val="40"/>
+        </w:rPr>
+        <w:t>) method.</w:t>
+      </w:r>
+    </w:p>
+    <w:p>
+      <w:pPr>
+        <w:rPr>
+          <w:rFonts w:ascii="Calibri" w:hAnsi="Calibri" w:cs="Calibri"/>
+          <w:color w:val="000000"/>
+          <w:sz w:val="40"/>
+          <w:szCs w:val="40"/>
+        </w:rPr>
+      </w:pPr>
+      <w:r>
+        <w:rPr>
+          <w:rFonts w:ascii="Calibri" w:hAnsi="Calibri" w:cs="Calibri"/>
+          <w:color w:val="000000"/>
+          <w:sz w:val="40"/>
+          <w:szCs w:val="40"/>
+        </w:rPr>
         <w:t>-&gt;</w:t>
       </w:r>
+      <w:proofErr w:type="spellStart"/>
       <w:r>
         <w:rPr>
           <w:rFonts w:ascii="Calibri" w:hAnsi="Calibri" w:cs="Calibri"/>
@@ -1355,6 +1525,7 @@
         </w:rPr>
         <w:t>ctrl+shift+j</w:t>
       </w:r>
+      <w:proofErr w:type="spellEnd"/>
       <w:r>
         <w:rPr>
           <w:rFonts w:ascii="Calibri" w:hAnsi="Calibri" w:cs="Calibri"/>
@@ -1439,6 +1610,8 @@
         </w:rPr>
         <w:t>-&gt;</w:t>
       </w:r>
+      <w:proofErr w:type="spellStart"/>
+      <w:proofErr w:type="gramStart"/>
       <w:r>
         <w:rPr>
           <w:rFonts w:ascii="Calibri" w:hAnsi="Calibri" w:cs="Calibri"/>
@@ -1446,7 +1619,18 @@
           <w:sz w:val="40"/>
           <w:szCs w:val="40"/>
         </w:rPr>
-        <w:t>console.clear() is the method used to clear the console.</w:t>
+        <w:t>console.clear</w:t>
+      </w:r>
+      <w:proofErr w:type="spellEnd"/>
+      <w:proofErr w:type="gramEnd"/>
+      <w:r>
+        <w:rPr>
+          <w:rFonts w:ascii="Calibri" w:hAnsi="Calibri" w:cs="Calibri"/>
+          <w:color w:val="000000"/>
+          <w:sz w:val="40"/>
+          <w:szCs w:val="40"/>
+        </w:rPr>
+        <w:t>() is the method used to clear the console.</w:t>
       </w:r>
     </w:p>
     <w:p>
@@ -1531,7 +1715,27 @@
           <w:sz w:val="44"/>
           <w:szCs w:val="44"/>
         </w:rPr>
-        <w:t>single -line(//)</w:t>
+        <w:t>single -</w:t>
+      </w:r>
+      <w:proofErr w:type="gramStart"/>
+      <w:r>
+        <w:rPr>
+          <w:rFonts w:ascii="Calibri" w:hAnsi="Calibri" w:cs="Calibri"/>
+          <w:color w:val="000000"/>
+          <w:sz w:val="44"/>
+          <w:szCs w:val="44"/>
+        </w:rPr>
+        <w:t>line(</w:t>
+      </w:r>
+      <w:proofErr w:type="gramEnd"/>
+      <w:r>
+        <w:rPr>
+          <w:rFonts w:ascii="Calibri" w:hAnsi="Calibri" w:cs="Calibri"/>
+          <w:color w:val="000000"/>
+          <w:sz w:val="44"/>
+          <w:szCs w:val="44"/>
+        </w:rPr>
+        <w:t>//)</w:t>
       </w:r>
     </w:p>
     <w:p>
@@ -1552,7 +1756,27 @@
           <w:sz w:val="44"/>
           <w:szCs w:val="44"/>
         </w:rPr>
-        <w:t>2)multi-line(/*……*/)</w:t>
+        <w:t>2)multi-</w:t>
+      </w:r>
+      <w:proofErr w:type="gramStart"/>
+      <w:r>
+        <w:rPr>
+          <w:rFonts w:ascii="Calibri" w:hAnsi="Calibri" w:cs="Calibri"/>
+          <w:color w:val="000000"/>
+          <w:sz w:val="44"/>
+          <w:szCs w:val="44"/>
+        </w:rPr>
+        <w:t>line(</w:t>
+      </w:r>
+      <w:proofErr w:type="gramEnd"/>
+      <w:r>
+        <w:rPr>
+          <w:rFonts w:ascii="Calibri" w:hAnsi="Calibri" w:cs="Calibri"/>
+          <w:color w:val="000000"/>
+          <w:sz w:val="44"/>
+          <w:szCs w:val="44"/>
+        </w:rPr>
+        <w:t>/*……*/)</w:t>
       </w:r>
     </w:p>
     <w:p>
@@ -1628,14 +1852,25 @@
         </w:rPr>
         <w:t xml:space="preserve"> </w:t>
       </w:r>
-      <w:r>
-        <w:rPr>
-          <w:rFonts w:ascii="Calibri" w:hAnsi="Calibri" w:cs="Calibri"/>
-          <w:color w:val="000000"/>
-          <w:sz w:val="36"/>
-          <w:szCs w:val="36"/>
-        </w:rPr>
-        <w:t>narmada”)</w:t>
+      <w:proofErr w:type="spellStart"/>
+      <w:r>
+        <w:rPr>
+          <w:rFonts w:ascii="Calibri" w:hAnsi="Calibri" w:cs="Calibri"/>
+          <w:color w:val="000000"/>
+          <w:sz w:val="36"/>
+          <w:szCs w:val="36"/>
+        </w:rPr>
+        <w:t>narmada</w:t>
+      </w:r>
+      <w:proofErr w:type="spellEnd"/>
+      <w:r>
+        <w:rPr>
+          <w:rFonts w:ascii="Calibri" w:hAnsi="Calibri" w:cs="Calibri"/>
+          <w:color w:val="000000"/>
+          <w:sz w:val="36"/>
+          <w:szCs w:val="36"/>
+        </w:rPr>
+        <w:t>”)</w:t>
       </w:r>
     </w:p>
     <w:p>
@@ -1659,7 +1894,27 @@
           <w:sz w:val="36"/>
           <w:szCs w:val="36"/>
         </w:rPr>
-        <w:t>Using var(var name,</w:t>
+        <w:t xml:space="preserve">Using </w:t>
+      </w:r>
+      <w:proofErr w:type="gramStart"/>
+      <w:r>
+        <w:rPr>
+          <w:rFonts w:ascii="Calibri" w:hAnsi="Calibri" w:cs="Calibri"/>
+          <w:color w:val="000000"/>
+          <w:sz w:val="36"/>
+          <w:szCs w:val="36"/>
+        </w:rPr>
+        <w:t>var(</w:t>
+      </w:r>
+      <w:proofErr w:type="gramEnd"/>
+      <w:r>
+        <w:rPr>
+          <w:rFonts w:ascii="Calibri" w:hAnsi="Calibri" w:cs="Calibri"/>
+          <w:color w:val="000000"/>
+          <w:sz w:val="36"/>
+          <w:szCs w:val="36"/>
+        </w:rPr>
+        <w:t>var name,</w:t>
       </w:r>
       <w:r>
         <w:rPr>
@@ -1763,7 +2018,17 @@
           <w:sz w:val="36"/>
           <w:szCs w:val="36"/>
         </w:rPr>
-        <w:t>You can use the $ and _ to define the variables in JavaScript, as the JavaScript engine considers it a valid character.</w:t>
+        <w:t xml:space="preserve">You can use the $ and _ to define the variables in JavaScript, as the JavaScript engine considers it a valid </w:t>
+      </w:r>
+      <w:proofErr w:type="gramStart"/>
+      <w:r>
+        <w:rPr>
+          <w:rFonts w:ascii="Calibri" w:hAnsi="Calibri" w:cs="Calibri"/>
+          <w:color w:val="000000"/>
+          <w:sz w:val="36"/>
+          <w:szCs w:val="36"/>
+        </w:rPr>
+        <w:t>character.</w:t>
       </w:r>
       <w:r>
         <w:rPr>
@@ -1774,6 +2039,7 @@
         </w:rPr>
         <w:t>(</w:t>
       </w:r>
+      <w:proofErr w:type="gramEnd"/>
       <w:r>
         <w:rPr>
           <w:rFonts w:ascii="Verdana" w:hAnsi="Verdana"/>
@@ -1789,7 +2055,69 @@
           <w:sz w:val="36"/>
           <w:szCs w:val="36"/>
         </w:rPr>
-        <w:t>var _abc=”hello”)or (var $abc=”hello”)</w:t>
+        <w:t>var _</w:t>
+      </w:r>
+      <w:proofErr w:type="spellStart"/>
+      <w:r>
+        <w:rPr>
+          <w:rFonts w:ascii="Calibri" w:hAnsi="Calibri" w:cs="Calibri"/>
+          <w:color w:val="000000"/>
+          <w:sz w:val="36"/>
+          <w:szCs w:val="36"/>
+        </w:rPr>
+        <w:t>abc</w:t>
+      </w:r>
+      <w:proofErr w:type="spellEnd"/>
+      <w:proofErr w:type="gramStart"/>
+      <w:r>
+        <w:rPr>
+          <w:rFonts w:ascii="Calibri" w:hAnsi="Calibri" w:cs="Calibri"/>
+          <w:color w:val="000000"/>
+          <w:sz w:val="36"/>
+          <w:szCs w:val="36"/>
+        </w:rPr>
+        <w:t>=”hello”)or</w:t>
+      </w:r>
+      <w:proofErr w:type="gramEnd"/>
+      <w:r>
+        <w:rPr>
+          <w:rFonts w:ascii="Calibri" w:hAnsi="Calibri" w:cs="Calibri"/>
+          <w:color w:val="000000"/>
+          <w:sz w:val="36"/>
+          <w:szCs w:val="36"/>
+        </w:rPr>
+        <w:t xml:space="preserve"> (var $</w:t>
+      </w:r>
+      <w:proofErr w:type="spellStart"/>
+      <w:r>
+        <w:rPr>
+          <w:rFonts w:ascii="Calibri" w:hAnsi="Calibri" w:cs="Calibri"/>
+          <w:color w:val="000000"/>
+          <w:sz w:val="36"/>
+          <w:szCs w:val="36"/>
+        </w:rPr>
+        <w:t>abc</w:t>
+      </w:r>
+      <w:proofErr w:type="spellEnd"/>
+      <w:proofErr w:type="gramStart"/>
+      <w:r>
+        <w:rPr>
+          <w:rFonts w:ascii="Calibri" w:hAnsi="Calibri" w:cs="Calibri"/>
+          <w:color w:val="000000"/>
+          <w:sz w:val="36"/>
+          <w:szCs w:val="36"/>
+        </w:rPr>
+        <w:t>=”hello</w:t>
+      </w:r>
+      <w:proofErr w:type="gramEnd"/>
+      <w:r>
+        <w:rPr>
+          <w:rFonts w:ascii="Calibri" w:hAnsi="Calibri" w:cs="Calibri"/>
+          <w:color w:val="000000"/>
+          <w:sz w:val="36"/>
+          <w:szCs w:val="36"/>
+        </w:rPr>
+        <w:t>”)</w:t>
       </w:r>
     </w:p>
     <w:p>
@@ -1891,7 +2219,89 @@
           <w:sz w:val="36"/>
           <w:szCs w:val="36"/>
         </w:rPr>
-        <w:t>1)primitive data types(number ,string, Boolean,null,undefined,  BigInt, symbol)</w:t>
+        <w:t xml:space="preserve">1)primitive data </w:t>
+      </w:r>
+      <w:proofErr w:type="gramStart"/>
+      <w:r>
+        <w:rPr>
+          <w:rFonts w:ascii="Calibri" w:hAnsi="Calibri" w:cs="Calibri"/>
+          <w:color w:val="000000"/>
+          <w:sz w:val="36"/>
+          <w:szCs w:val="36"/>
+        </w:rPr>
+        <w:t>types(number ,string</w:t>
+      </w:r>
+      <w:proofErr w:type="gramEnd"/>
+      <w:r>
+        <w:rPr>
+          <w:rFonts w:ascii="Calibri" w:hAnsi="Calibri" w:cs="Calibri"/>
+          <w:color w:val="000000"/>
+          <w:sz w:val="36"/>
+          <w:szCs w:val="36"/>
+        </w:rPr>
+        <w:t xml:space="preserve">, </w:t>
+      </w:r>
+      <w:proofErr w:type="spellStart"/>
+      <w:proofErr w:type="gramStart"/>
+      <w:r>
+        <w:rPr>
+          <w:rFonts w:ascii="Calibri" w:hAnsi="Calibri" w:cs="Calibri"/>
+          <w:color w:val="000000"/>
+          <w:sz w:val="36"/>
+          <w:szCs w:val="36"/>
+        </w:rPr>
+        <w:t>Boolean,null</w:t>
+      </w:r>
+      <w:proofErr w:type="gramEnd"/>
+      <w:r>
+        <w:rPr>
+          <w:rFonts w:ascii="Calibri" w:hAnsi="Calibri" w:cs="Calibri"/>
+          <w:color w:val="000000"/>
+          <w:sz w:val="36"/>
+          <w:szCs w:val="36"/>
+        </w:rPr>
+        <w:t>,</w:t>
+      </w:r>
+      <w:proofErr w:type="gramStart"/>
+      <w:r>
+        <w:rPr>
+          <w:rFonts w:ascii="Calibri" w:hAnsi="Calibri" w:cs="Calibri"/>
+          <w:color w:val="000000"/>
+          <w:sz w:val="36"/>
+          <w:szCs w:val="36"/>
+        </w:rPr>
+        <w:t>undefined</w:t>
+      </w:r>
+      <w:proofErr w:type="spellEnd"/>
+      <w:r>
+        <w:rPr>
+          <w:rFonts w:ascii="Calibri" w:hAnsi="Calibri" w:cs="Calibri"/>
+          <w:color w:val="000000"/>
+          <w:sz w:val="36"/>
+          <w:szCs w:val="36"/>
+        </w:rPr>
+        <w:t xml:space="preserve">,  </w:t>
+      </w:r>
+      <w:proofErr w:type="spellStart"/>
+      <w:r>
+        <w:rPr>
+          <w:rFonts w:ascii="Calibri" w:hAnsi="Calibri" w:cs="Calibri"/>
+          <w:color w:val="000000"/>
+          <w:sz w:val="36"/>
+          <w:szCs w:val="36"/>
+        </w:rPr>
+        <w:t>BigInt</w:t>
+      </w:r>
+      <w:proofErr w:type="spellEnd"/>
+      <w:proofErr w:type="gramEnd"/>
+      <w:r>
+        <w:rPr>
+          <w:rFonts w:ascii="Calibri" w:hAnsi="Calibri" w:cs="Calibri"/>
+          <w:color w:val="000000"/>
+          <w:sz w:val="36"/>
+          <w:szCs w:val="36"/>
+        </w:rPr>
+        <w:t>, symbol)</w:t>
       </w:r>
     </w:p>
     <w:p>
@@ -1931,7 +2341,27 @@
           <w:sz w:val="36"/>
           <w:szCs w:val="36"/>
         </w:rPr>
-        <w:t>Sum=”10” +10; output(1010)</w:t>
+        <w:t xml:space="preserve">Sum=”10” +10; </w:t>
+      </w:r>
+      <w:proofErr w:type="gramStart"/>
+      <w:r>
+        <w:rPr>
+          <w:rFonts w:ascii="Calibri" w:hAnsi="Calibri" w:cs="Calibri"/>
+          <w:color w:val="000000"/>
+          <w:sz w:val="36"/>
+          <w:szCs w:val="36"/>
+        </w:rPr>
+        <w:t>output(</w:t>
+      </w:r>
+      <w:proofErr w:type="gramEnd"/>
+      <w:r>
+        <w:rPr>
+          <w:rFonts w:ascii="Calibri" w:hAnsi="Calibri" w:cs="Calibri"/>
+          <w:color w:val="000000"/>
+          <w:sz w:val="36"/>
+          <w:szCs w:val="36"/>
+        </w:rPr>
+        <w:t>1010)</w:t>
       </w:r>
     </w:p>
     <w:p>
@@ -1983,6 +2413,7 @@
         <w:lastRenderedPageBreak/>
         <w:t xml:space="preserve">The </w:t>
       </w:r>
+      <w:proofErr w:type="spellStart"/>
       <w:r>
         <w:rPr>
           <w:rFonts w:ascii="Calibri" w:hAnsi="Calibri" w:cs="Calibri"/>
@@ -1990,16 +2421,36 @@
           <w:sz w:val="36"/>
           <w:szCs w:val="36"/>
         </w:rPr>
-        <w:t xml:space="preserve">JSON.stringify() </w:t>
-      </w:r>
-      <w:r>
-        <w:rPr>
-          <w:rFonts w:ascii="Calibri" w:hAnsi="Calibri" w:cs="Calibri"/>
-          <w:color w:val="000000"/>
-          <w:sz w:val="36"/>
-          <w:szCs w:val="36"/>
-        </w:rPr>
-        <w:t xml:space="preserve">method converts the object to strings </w:t>
+        <w:t>JSON.stringify</w:t>
+      </w:r>
+      <w:proofErr w:type="spellEnd"/>
+      <w:r>
+        <w:rPr>
+          <w:rFonts w:ascii="Calibri" w:hAnsi="Calibri" w:cs="Calibri"/>
+          <w:color w:val="FF0000"/>
+          <w:sz w:val="36"/>
+          <w:szCs w:val="36"/>
+        </w:rPr>
+        <w:t xml:space="preserve">() </w:t>
+      </w:r>
+      <w:r>
+        <w:rPr>
+          <w:rFonts w:ascii="Calibri" w:hAnsi="Calibri" w:cs="Calibri"/>
+          <w:color w:val="000000"/>
+          <w:sz w:val="36"/>
+          <w:szCs w:val="36"/>
+        </w:rPr>
+        <w:t xml:space="preserve">method converts the object to </w:t>
+      </w:r>
+      <w:proofErr w:type="gramStart"/>
+      <w:r>
+        <w:rPr>
+          <w:rFonts w:ascii="Calibri" w:hAnsi="Calibri" w:cs="Calibri"/>
+          <w:color w:val="000000"/>
+          <w:sz w:val="36"/>
+          <w:szCs w:val="36"/>
+        </w:rPr>
+        <w:t xml:space="preserve">strings </w:t>
       </w:r>
       <w:r>
         <w:rPr>
@@ -2010,6 +2461,7 @@
         </w:rPr>
         <w:t>.</w:t>
       </w:r>
+      <w:proofErr w:type="gramEnd"/>
     </w:p>
     <w:p>
       <w:pPr>
@@ -2106,7 +2558,27 @@
           <w:sz w:val="36"/>
           <w:szCs w:val="36"/>
         </w:rPr>
-        <w:t>“use strict”;</w:t>
+        <w:t>“</w:t>
+      </w:r>
+      <w:proofErr w:type="gramStart"/>
+      <w:r>
+        <w:rPr>
+          <w:rFonts w:ascii="Calibri" w:hAnsi="Calibri" w:cs="Calibri"/>
+          <w:color w:val="000000"/>
+          <w:sz w:val="36"/>
+          <w:szCs w:val="36"/>
+        </w:rPr>
+        <w:t>use</w:t>
+      </w:r>
+      <w:proofErr w:type="gramEnd"/>
+      <w:r>
+        <w:rPr>
+          <w:rFonts w:ascii="Calibri" w:hAnsi="Calibri" w:cs="Calibri"/>
+          <w:color w:val="000000"/>
+          <w:sz w:val="36"/>
+          <w:szCs w:val="36"/>
+        </w:rPr>
+        <w:t xml:space="preserve"> strict”;</w:t>
       </w:r>
     </w:p>
     <w:p>
@@ -2717,8 +3189,39 @@
           <w:sz w:val="36"/>
           <w:szCs w:val="36"/>
         </w:rPr>
-        <w:t xml:space="preserve"> collection of key -value pair .key -unique .</w:t>
-      </w:r>
+        <w:t xml:space="preserve"> collection of </w:t>
+      </w:r>
+      <w:proofErr w:type="gramStart"/>
+      <w:r>
+        <w:rPr>
+          <w:rFonts w:ascii="Calibri" w:hAnsi="Calibri" w:cs="Calibri"/>
+          <w:color w:val="000000"/>
+          <w:sz w:val="36"/>
+          <w:szCs w:val="36"/>
+        </w:rPr>
+        <w:t>key</w:t>
+      </w:r>
+      <w:proofErr w:type="gramEnd"/>
+      <w:r>
+        <w:rPr>
+          <w:rFonts w:ascii="Calibri" w:hAnsi="Calibri" w:cs="Calibri"/>
+          <w:color w:val="000000"/>
+          <w:sz w:val="36"/>
+          <w:szCs w:val="36"/>
+        </w:rPr>
+        <w:t xml:space="preserve"> -value pair .key -</w:t>
+      </w:r>
+      <w:proofErr w:type="gramStart"/>
+      <w:r>
+        <w:rPr>
+          <w:rFonts w:ascii="Calibri" w:hAnsi="Calibri" w:cs="Calibri"/>
+          <w:color w:val="000000"/>
+          <w:sz w:val="36"/>
+          <w:szCs w:val="36"/>
+        </w:rPr>
+        <w:t>unique .</w:t>
+      </w:r>
+      <w:proofErr w:type="gramEnd"/>
     </w:p>
     <w:p>
       <w:pPr>
@@ -2737,7 +3240,27 @@
           <w:sz w:val="36"/>
           <w:szCs w:val="36"/>
         </w:rPr>
-        <w:t>Let circle={a:10,b:20}</w:t>
+        <w:t>Let circle={a:</w:t>
+      </w:r>
+      <w:proofErr w:type="gramStart"/>
+      <w:r>
+        <w:rPr>
+          <w:rFonts w:ascii="Calibri" w:hAnsi="Calibri" w:cs="Calibri"/>
+          <w:color w:val="000000"/>
+          <w:sz w:val="36"/>
+          <w:szCs w:val="36"/>
+        </w:rPr>
+        <w:t>10,b</w:t>
+      </w:r>
+      <w:proofErr w:type="gramEnd"/>
+      <w:r>
+        <w:rPr>
+          <w:rFonts w:ascii="Calibri" w:hAnsi="Calibri" w:cs="Calibri"/>
+          <w:color w:val="000000"/>
+          <w:sz w:val="36"/>
+          <w:szCs w:val="36"/>
+        </w:rPr>
+        <w:t>:20}</w:t>
       </w:r>
     </w:p>
     <w:p>
@@ -2869,8 +3392,19 @@
           <w:szCs w:val="36"/>
         </w:rPr>
         <w:lastRenderedPageBreak/>
-        <w:t>let fruits=[</w:t>
-      </w:r>
+        <w:t>let fruits</w:t>
+      </w:r>
+      <w:proofErr w:type="gramStart"/>
+      <w:r>
+        <w:rPr>
+          <w:rFonts w:ascii="Calibri" w:hAnsi="Calibri" w:cs="Calibri"/>
+          <w:color w:val="000000"/>
+          <w:sz w:val="36"/>
+          <w:szCs w:val="36"/>
+        </w:rPr>
+        <w:t>=[</w:t>
+      </w:r>
+      <w:proofErr w:type="gramEnd"/>
       <w:r>
         <w:rPr>
           <w:rFonts w:ascii="Calibri" w:hAnsi="Calibri" w:cs="Calibri"/>
@@ -2898,6 +3432,7 @@
         </w:rPr>
         <w:t>”</w:t>
       </w:r>
+      <w:proofErr w:type="gramStart"/>
       <w:r>
         <w:rPr>
           <w:rFonts w:ascii="Calibri" w:hAnsi="Calibri" w:cs="Calibri"/>
@@ -2925,6 +3460,7 @@
         </w:rPr>
         <w:t>banana</w:t>
       </w:r>
+      <w:proofErr w:type="gramEnd"/>
       <w:r>
         <w:rPr>
           <w:rFonts w:ascii="Calibri" w:hAnsi="Calibri" w:cs="Calibri"/>
@@ -11028,6 +11564,2585 @@
           <w:szCs w:val="36"/>
         </w:rPr>
       </w:pPr>
+      <w:r>
+        <w:rPr>
+          <w:rFonts w:ascii="Calibri" w:hAnsi="Calibri" w:cs="Calibri"/>
+          <w:noProof/>
+          <w:color w:val="000000"/>
+          <w:sz w:val="36"/>
+          <w:szCs w:val="36"/>
+        </w:rPr>
+        <w:drawing>
+          <wp:inline distT="0" distB="0" distL="0" distR="0" wp14:anchorId="6E5C432B" wp14:editId="6489C3BA">
+            <wp:extent cx="4048155" cy="4295806"/>
+            <wp:effectExtent l="0" t="0" r="9525" b="0"/>
+            <wp:docPr id="656117884" name="Picture 1"/>
+            <wp:cNvGraphicFramePr>
+              <a:graphicFrameLocks xmlns:a="http://schemas.openxmlformats.org/drawingml/2006/main" noChangeAspect="1"/>
+            </wp:cNvGraphicFramePr>
+            <a:graphic xmlns:a="http://schemas.openxmlformats.org/drawingml/2006/main">
+              <a:graphicData uri="http://schemas.openxmlformats.org/drawingml/2006/picture">
+                <pic:pic xmlns:pic="http://schemas.openxmlformats.org/drawingml/2006/picture">
+                  <pic:nvPicPr>
+                    <pic:cNvPr id="656117884" name=""/>
+                    <pic:cNvPicPr/>
+                  </pic:nvPicPr>
+                  <pic:blipFill>
+                    <a:blip r:embed="rId12"/>
+                    <a:stretch>
+                      <a:fillRect/>
+                    </a:stretch>
+                  </pic:blipFill>
+                  <pic:spPr>
+                    <a:xfrm>
+                      <a:off x="0" y="0"/>
+                      <a:ext cx="4048155" cy="4295806"/>
+                    </a:xfrm>
+                    <a:prstGeom prst="rect">
+                      <a:avLst/>
+                    </a:prstGeom>
+                  </pic:spPr>
+                </pic:pic>
+              </a:graphicData>
+            </a:graphic>
+          </wp:inline>
+        </w:drawing>
+      </w:r>
+    </w:p>
+    <w:p>
+      <w:pPr>
+        <w:ind w:left="360"/>
+        <w:rPr>
+          <w:rFonts w:ascii="Calibri" w:hAnsi="Calibri" w:cs="Calibri"/>
+          <w:color w:val="EE0000"/>
+          <w:sz w:val="36"/>
+          <w:szCs w:val="36"/>
+        </w:rPr>
+      </w:pPr>
+      <w:r>
+        <w:rPr>
+          <w:rFonts w:ascii="Calibri" w:hAnsi="Calibri" w:cs="Calibri"/>
+          <w:color w:val="EE0000"/>
+          <w:sz w:val="36"/>
+          <w:szCs w:val="36"/>
+        </w:rPr>
+        <w:t>Callback types:</w:t>
+      </w:r>
+    </w:p>
+    <w:p>
+      <w:pPr>
+        <w:ind w:left="360"/>
+        <w:rPr>
+          <w:rFonts w:ascii="Calibri" w:hAnsi="Calibri" w:cs="Calibri"/>
+          <w:color w:val="000000"/>
+          <w:sz w:val="36"/>
+          <w:szCs w:val="36"/>
+        </w:rPr>
+      </w:pPr>
+      <w:r>
+        <w:rPr>
+          <w:rFonts w:ascii="Calibri" w:hAnsi="Calibri" w:cs="Calibri"/>
+          <w:color w:val="000000"/>
+          <w:sz w:val="36"/>
+          <w:szCs w:val="36"/>
+        </w:rPr>
+        <w:t xml:space="preserve">In JavaScript, functions and operations can be </w:t>
+      </w:r>
+      <w:r>
+        <w:rPr>
+          <w:rFonts w:ascii="Calibri" w:hAnsi="Calibri" w:cs="Calibri"/>
+          <w:b/>
+          <w:bCs/>
+          <w:color w:val="000000"/>
+          <w:sz w:val="36"/>
+          <w:szCs w:val="36"/>
+        </w:rPr>
+        <w:t>synchronous</w:t>
+      </w:r>
+      <w:r>
+        <w:rPr>
+          <w:rFonts w:ascii="Calibri" w:hAnsi="Calibri" w:cs="Calibri"/>
+          <w:color w:val="000000"/>
+          <w:sz w:val="36"/>
+          <w:szCs w:val="36"/>
+        </w:rPr>
+        <w:t xml:space="preserve"> or </w:t>
+      </w:r>
+      <w:r>
+        <w:rPr>
+          <w:rFonts w:ascii="Calibri" w:hAnsi="Calibri" w:cs="Calibri"/>
+          <w:b/>
+          <w:bCs/>
+          <w:color w:val="000000"/>
+          <w:sz w:val="36"/>
+          <w:szCs w:val="36"/>
+        </w:rPr>
+        <w:t>asynchronous</w:t>
+      </w:r>
+      <w:r>
+        <w:rPr>
+          <w:rFonts w:ascii="Calibri" w:hAnsi="Calibri" w:cs="Calibri"/>
+          <w:color w:val="000000"/>
+          <w:sz w:val="36"/>
+          <w:szCs w:val="36"/>
+        </w:rPr>
+        <w:t>, depending on how they execute.</w:t>
+      </w:r>
+    </w:p>
+    <w:p>
+      <w:pPr>
+        <w:ind w:left="360"/>
+        <w:rPr>
+          <w:rFonts w:ascii="Calibri" w:hAnsi="Calibri" w:cs="Calibri"/>
+          <w:color w:val="000000"/>
+          <w:sz w:val="36"/>
+          <w:szCs w:val="36"/>
+        </w:rPr>
+      </w:pPr>
+      <w:r>
+        <w:rPr>
+          <w:rFonts w:ascii="Calibri" w:hAnsi="Calibri" w:cs="Calibri"/>
+          <w:color w:val="000000"/>
+          <w:sz w:val="36"/>
+          <w:szCs w:val="36"/>
+        </w:rPr>
+        <w:t xml:space="preserve"> </w:t>
+      </w:r>
+      <w:r>
+        <w:rPr>
+          <w:rFonts w:ascii="Calibri" w:hAnsi="Calibri" w:cs="Calibri"/>
+          <w:b/>
+          <w:bCs/>
+          <w:color w:val="00B050"/>
+          <w:sz w:val="36"/>
+          <w:szCs w:val="36"/>
+        </w:rPr>
+        <w:t>Synchronous Code</w:t>
+      </w:r>
+      <w:r>
+        <w:rPr>
+          <w:rFonts w:ascii="Calibri" w:hAnsi="Calibri" w:cs="Calibri"/>
+          <w:color w:val="00B050"/>
+          <w:sz w:val="36"/>
+          <w:szCs w:val="36"/>
+        </w:rPr>
+        <w:t xml:space="preserve"> </w:t>
+      </w:r>
+      <w:r>
+        <w:rPr>
+          <w:rFonts w:ascii="Calibri" w:hAnsi="Calibri" w:cs="Calibri"/>
+          <w:color w:val="000000"/>
+          <w:sz w:val="36"/>
+          <w:szCs w:val="36"/>
+        </w:rPr>
+        <w:t>(One Task at a Time)</w:t>
+      </w:r>
+    </w:p>
+    <w:p>
+      <w:pPr>
+        <w:numPr>
+          <w:ilvl w:val="0"/>
+          <w:numId w:val="33"/>
+        </w:numPr>
+        <w:rPr>
+          <w:rFonts w:ascii="Calibri" w:hAnsi="Calibri" w:cs="Calibri"/>
+          <w:color w:val="000000"/>
+          <w:sz w:val="36"/>
+          <w:szCs w:val="36"/>
+        </w:rPr>
+      </w:pPr>
+      <w:r>
+        <w:rPr>
+          <w:rFonts w:ascii="Calibri" w:hAnsi="Calibri" w:cs="Calibri"/>
+          <w:color w:val="000000"/>
+          <w:sz w:val="36"/>
+          <w:szCs w:val="36"/>
+        </w:rPr>
+        <w:t xml:space="preserve">Executes </w:t>
+      </w:r>
+      <w:r>
+        <w:rPr>
+          <w:rFonts w:ascii="Calibri" w:hAnsi="Calibri" w:cs="Calibri"/>
+          <w:b/>
+          <w:bCs/>
+          <w:color w:val="000000"/>
+          <w:sz w:val="36"/>
+          <w:szCs w:val="36"/>
+        </w:rPr>
+        <w:t>line by line</w:t>
+      </w:r>
+      <w:r>
+        <w:rPr>
+          <w:rFonts w:ascii="Calibri" w:hAnsi="Calibri" w:cs="Calibri"/>
+          <w:color w:val="000000"/>
+          <w:sz w:val="36"/>
+          <w:szCs w:val="36"/>
+        </w:rPr>
+        <w:t>, one after the other.</w:t>
+      </w:r>
+    </w:p>
+    <w:p>
+      <w:pPr>
+        <w:numPr>
+          <w:ilvl w:val="0"/>
+          <w:numId w:val="33"/>
+        </w:numPr>
+        <w:rPr>
+          <w:rFonts w:ascii="Calibri" w:hAnsi="Calibri" w:cs="Calibri"/>
+          <w:color w:val="000000"/>
+          <w:sz w:val="36"/>
+          <w:szCs w:val="36"/>
+        </w:rPr>
+      </w:pPr>
+      <w:r>
+        <w:rPr>
+          <w:rFonts w:ascii="Calibri" w:hAnsi="Calibri" w:cs="Calibri"/>
+          <w:color w:val="000000"/>
+          <w:sz w:val="36"/>
+          <w:szCs w:val="36"/>
+        </w:rPr>
+        <w:lastRenderedPageBreak/>
+        <w:t>Blocks further code execution until the current task is finished.</w:t>
+      </w:r>
+    </w:p>
+    <w:p>
+      <w:pPr>
+        <w:numPr>
+          <w:ilvl w:val="0"/>
+          <w:numId w:val="33"/>
+        </w:numPr>
+        <w:rPr>
+          <w:rFonts w:ascii="Calibri" w:hAnsi="Calibri" w:cs="Calibri"/>
+          <w:color w:val="000000"/>
+          <w:sz w:val="36"/>
+          <w:szCs w:val="36"/>
+        </w:rPr>
+      </w:pPr>
+      <w:r>
+        <w:rPr>
+          <w:rFonts w:ascii="Calibri" w:hAnsi="Calibri" w:cs="Calibri"/>
+          <w:color w:val="000000"/>
+          <w:sz w:val="36"/>
+          <w:szCs w:val="36"/>
+        </w:rPr>
+        <w:t xml:space="preserve">If an operation takes time (like fetching data), everything </w:t>
+      </w:r>
+      <w:r>
+        <w:rPr>
+          <w:rFonts w:ascii="Calibri" w:hAnsi="Calibri" w:cs="Calibri"/>
+          <w:b/>
+          <w:bCs/>
+          <w:color w:val="000000"/>
+          <w:sz w:val="36"/>
+          <w:szCs w:val="36"/>
+        </w:rPr>
+        <w:t>waits</w:t>
+      </w:r>
+      <w:r>
+        <w:rPr>
+          <w:rFonts w:ascii="Calibri" w:hAnsi="Calibri" w:cs="Calibri"/>
+          <w:color w:val="000000"/>
+          <w:sz w:val="36"/>
+          <w:szCs w:val="36"/>
+        </w:rPr>
+        <w:t xml:space="preserve"> for it.</w:t>
+      </w:r>
+    </w:p>
+    <w:p>
+      <w:pPr>
+        <w:ind w:left="360"/>
+        <w:rPr>
+          <w:rFonts w:ascii="Calibri" w:hAnsi="Calibri" w:cs="Calibri"/>
+          <w:color w:val="000000"/>
+          <w:sz w:val="36"/>
+          <w:szCs w:val="36"/>
+        </w:rPr>
+      </w:pPr>
+      <w:r>
+        <w:rPr>
+          <w:rFonts w:ascii="Calibri" w:hAnsi="Calibri" w:cs="Calibri"/>
+          <w:color w:val="000000"/>
+          <w:sz w:val="36"/>
+          <w:szCs w:val="36"/>
+        </w:rPr>
+        <w:t xml:space="preserve"> </w:t>
+      </w:r>
+      <w:r>
+        <w:rPr>
+          <w:rFonts w:ascii="Calibri" w:hAnsi="Calibri" w:cs="Calibri"/>
+          <w:b/>
+          <w:bCs/>
+          <w:color w:val="00B050"/>
+          <w:sz w:val="36"/>
+          <w:szCs w:val="36"/>
+        </w:rPr>
+        <w:t>Asynchronous Code</w:t>
+      </w:r>
+      <w:r>
+        <w:rPr>
+          <w:rFonts w:ascii="Calibri" w:hAnsi="Calibri" w:cs="Calibri"/>
+          <w:color w:val="00B050"/>
+          <w:sz w:val="36"/>
+          <w:szCs w:val="36"/>
+        </w:rPr>
+        <w:t xml:space="preserve"> </w:t>
+      </w:r>
+      <w:r>
+        <w:rPr>
+          <w:rFonts w:ascii="Calibri" w:hAnsi="Calibri" w:cs="Calibri"/>
+          <w:color w:val="000000"/>
+          <w:sz w:val="36"/>
+          <w:szCs w:val="36"/>
+        </w:rPr>
+        <w:t>(Non-Blocking)</w:t>
+      </w:r>
+    </w:p>
+    <w:p>
+      <w:pPr>
+        <w:numPr>
+          <w:ilvl w:val="0"/>
+          <w:numId w:val="34"/>
+        </w:numPr>
+        <w:rPr>
+          <w:rFonts w:ascii="Calibri" w:hAnsi="Calibri" w:cs="Calibri"/>
+          <w:color w:val="000000"/>
+          <w:sz w:val="36"/>
+          <w:szCs w:val="36"/>
+        </w:rPr>
+      </w:pPr>
+      <w:r>
+        <w:rPr>
+          <w:rFonts w:ascii="Calibri" w:hAnsi="Calibri" w:cs="Calibri"/>
+          <w:color w:val="000000"/>
+          <w:sz w:val="36"/>
+          <w:szCs w:val="36"/>
+        </w:rPr>
+        <w:t xml:space="preserve">Executes </w:t>
+      </w:r>
+      <w:r>
+        <w:rPr>
+          <w:rFonts w:ascii="Calibri" w:hAnsi="Calibri" w:cs="Calibri"/>
+          <w:b/>
+          <w:bCs/>
+          <w:color w:val="000000"/>
+          <w:sz w:val="36"/>
+          <w:szCs w:val="36"/>
+        </w:rPr>
+        <w:t>tasks in parallel</w:t>
+      </w:r>
+      <w:r>
+        <w:rPr>
+          <w:rFonts w:ascii="Calibri" w:hAnsi="Calibri" w:cs="Calibri"/>
+          <w:color w:val="000000"/>
+          <w:sz w:val="36"/>
+          <w:szCs w:val="36"/>
+        </w:rPr>
+        <w:t xml:space="preserve"> instead of waiting for one to finish.</w:t>
+      </w:r>
+    </w:p>
+    <w:p>
+      <w:pPr>
+        <w:numPr>
+          <w:ilvl w:val="0"/>
+          <w:numId w:val="34"/>
+        </w:numPr>
+        <w:rPr>
+          <w:rFonts w:ascii="Calibri" w:hAnsi="Calibri" w:cs="Calibri"/>
+          <w:color w:val="000000"/>
+          <w:sz w:val="36"/>
+          <w:szCs w:val="36"/>
+        </w:rPr>
+      </w:pPr>
+      <w:r>
+        <w:rPr>
+          <w:rFonts w:ascii="Calibri" w:hAnsi="Calibri" w:cs="Calibri"/>
+          <w:color w:val="000000"/>
+          <w:sz w:val="36"/>
+          <w:szCs w:val="36"/>
+        </w:rPr>
+        <w:t xml:space="preserve">Allows code execution </w:t>
+      </w:r>
+      <w:r>
+        <w:rPr>
+          <w:rFonts w:ascii="Calibri" w:hAnsi="Calibri" w:cs="Calibri"/>
+          <w:b/>
+          <w:bCs/>
+          <w:color w:val="000000"/>
+          <w:sz w:val="36"/>
+          <w:szCs w:val="36"/>
+        </w:rPr>
+        <w:t>without waiting</w:t>
+      </w:r>
+      <w:r>
+        <w:rPr>
+          <w:rFonts w:ascii="Calibri" w:hAnsi="Calibri" w:cs="Calibri"/>
+          <w:color w:val="000000"/>
+          <w:sz w:val="36"/>
+          <w:szCs w:val="36"/>
+        </w:rPr>
+        <w:t xml:space="preserve"> for time-consuming operations.</w:t>
+      </w:r>
+    </w:p>
+    <w:p>
+      <w:pPr>
+        <w:numPr>
+          <w:ilvl w:val="0"/>
+          <w:numId w:val="34"/>
+        </w:numPr>
+        <w:rPr>
+          <w:rFonts w:ascii="Calibri" w:hAnsi="Calibri" w:cs="Calibri"/>
+          <w:color w:val="000000"/>
+          <w:sz w:val="36"/>
+          <w:szCs w:val="36"/>
+        </w:rPr>
+      </w:pPr>
+      <w:r>
+        <w:rPr>
+          <w:rFonts w:ascii="Calibri" w:hAnsi="Calibri" w:cs="Calibri"/>
+          <w:color w:val="000000"/>
+          <w:sz w:val="36"/>
+          <w:szCs w:val="36"/>
+        </w:rPr>
+        <w:t xml:space="preserve">Commonly used with </w:t>
+      </w:r>
+      <w:r>
+        <w:rPr>
+          <w:rFonts w:ascii="Calibri" w:hAnsi="Calibri" w:cs="Calibri"/>
+          <w:b/>
+          <w:bCs/>
+          <w:color w:val="000000"/>
+          <w:sz w:val="36"/>
+          <w:szCs w:val="36"/>
+        </w:rPr>
+        <w:t>callbacks, promises, and async/await</w:t>
+      </w:r>
+      <w:r>
+        <w:rPr>
+          <w:rFonts w:ascii="Calibri" w:hAnsi="Calibri" w:cs="Calibri"/>
+          <w:color w:val="000000"/>
+          <w:sz w:val="36"/>
+          <w:szCs w:val="36"/>
+        </w:rPr>
+        <w:t>.</w:t>
+      </w:r>
+    </w:p>
+    <w:p>
+      <w:pPr>
+        <w:ind w:left="360"/>
+        <w:rPr>
+          <w:rFonts w:ascii="Calibri" w:hAnsi="Calibri" w:cs="Calibri"/>
+          <w:color w:val="000000"/>
+          <w:sz w:val="36"/>
+          <w:szCs w:val="36"/>
+        </w:rPr>
+      </w:pPr>
+      <w:r>
+        <w:rPr>
+          <w:rFonts w:ascii="Calibri" w:hAnsi="Calibri" w:cs="Calibri"/>
+          <w:color w:val="000000"/>
+          <w:sz w:val="36"/>
+          <w:szCs w:val="36"/>
+        </w:rPr>
+        <w:t>Example (using</w:t>
+      </w:r>
+      <w:r>
+        <w:rPr>
+          <w:rFonts w:ascii="Calibri" w:hAnsi="Calibri" w:cs="Calibri"/>
+          <w:color w:val="C45911" w:themeColor="accent2" w:themeShade="BF"/>
+          <w:sz w:val="36"/>
+          <w:szCs w:val="36"/>
+        </w:rPr>
+        <w:t xml:space="preserve"> setTimeout </w:t>
+      </w:r>
+      <w:r>
+        <w:rPr>
+          <w:rFonts w:ascii="Calibri" w:hAnsi="Calibri" w:cs="Calibri"/>
+          <w:color w:val="000000"/>
+          <w:sz w:val="36"/>
+          <w:szCs w:val="36"/>
+        </w:rPr>
+        <w:t>to simulate delay):</w:t>
+      </w:r>
+    </w:p>
+    <w:p>
+      <w:pPr>
+        <w:ind w:left="360"/>
+        <w:rPr>
+          <w:rFonts w:ascii="Calibri" w:hAnsi="Calibri" w:cs="Calibri"/>
+          <w:color w:val="000000"/>
+          <w:sz w:val="36"/>
+          <w:szCs w:val="36"/>
+        </w:rPr>
+      </w:pPr>
+      <w:r>
+        <w:rPr>
+          <w:rFonts w:ascii="Calibri" w:hAnsi="Calibri" w:cs="Calibri"/>
+          <w:color w:val="000000"/>
+          <w:sz w:val="36"/>
+          <w:szCs w:val="36"/>
+        </w:rPr>
+        <w:drawing>
+          <wp:inline distT="0" distB="0" distL="0" distR="0" wp14:anchorId="004672EB" wp14:editId="50B08986">
+            <wp:extent cx="5731510" cy="3766930"/>
+            <wp:effectExtent l="0" t="0" r="2540" b="5080"/>
+            <wp:docPr id="1127127117" name="Picture 1"/>
+            <wp:cNvGraphicFramePr>
+              <a:graphicFrameLocks xmlns:a="http://schemas.openxmlformats.org/drawingml/2006/main" noChangeAspect="1"/>
+            </wp:cNvGraphicFramePr>
+            <a:graphic xmlns:a="http://schemas.openxmlformats.org/drawingml/2006/main">
+              <a:graphicData uri="http://schemas.openxmlformats.org/drawingml/2006/picture">
+                <pic:pic xmlns:pic="http://schemas.openxmlformats.org/drawingml/2006/picture">
+                  <pic:nvPicPr>
+                    <pic:cNvPr id="1127127117" name=""/>
+                    <pic:cNvPicPr/>
+                  </pic:nvPicPr>
+                  <pic:blipFill>
+                    <a:blip r:embed="rId13"/>
+                    <a:stretch>
+                      <a:fillRect/>
+                    </a:stretch>
+                  </pic:blipFill>
+                  <pic:spPr>
+                    <a:xfrm>
+                      <a:off x="0" y="0"/>
+                      <a:ext cx="5733903" cy="3768503"/>
+                    </a:xfrm>
+                    <a:prstGeom prst="rect">
+                      <a:avLst/>
+                    </a:prstGeom>
+                  </pic:spPr>
+                </pic:pic>
+              </a:graphicData>
+            </a:graphic>
+          </wp:inline>
+        </w:drawing>
+      </w:r>
+    </w:p>
+    <w:p>
+      <w:pPr>
+        <w:ind w:left="360"/>
+        <w:rPr>
+          <w:rFonts w:ascii="Calibri" w:hAnsi="Calibri" w:cs="Calibri"/>
+          <w:b/>
+          <w:bCs/>
+          <w:color w:val="000000"/>
+          <w:sz w:val="36"/>
+          <w:szCs w:val="36"/>
+        </w:rPr>
+      </w:pPr>
+    </w:p>
+    <w:p>
+      <w:pPr>
+        <w:ind w:left="360"/>
+        <w:rPr>
+          <w:rFonts w:ascii="Calibri" w:hAnsi="Calibri" w:cs="Calibri"/>
+          <w:b/>
+          <w:bCs/>
+          <w:color w:val="000000"/>
+          <w:sz w:val="36"/>
+          <w:szCs w:val="36"/>
+        </w:rPr>
+      </w:pPr>
+    </w:p>
+    <w:p>
+      <w:pPr>
+        <w:ind w:left="360"/>
+        <w:rPr>
+          <w:rFonts w:ascii="Calibri" w:hAnsi="Calibri" w:cs="Calibri"/>
+          <w:color w:val="000000"/>
+          <w:sz w:val="36"/>
+          <w:szCs w:val="36"/>
+        </w:rPr>
+      </w:pPr>
+      <w:r>
+        <w:rPr>
+          <w:rFonts w:ascii="Calibri" w:hAnsi="Calibri" w:cs="Calibri"/>
+          <w:b/>
+          <w:bCs/>
+          <w:color w:val="000000"/>
+          <w:sz w:val="36"/>
+          <w:szCs w:val="36"/>
+        </w:rPr>
+        <w:lastRenderedPageBreak/>
+        <w:t>Key Asynchronous Concepts</w:t>
+      </w:r>
+    </w:p>
+    <w:p>
+      <w:pPr>
+        <w:numPr>
+          <w:ilvl w:val="0"/>
+          <w:numId w:val="35"/>
+        </w:numPr>
+        <w:rPr>
+          <w:rFonts w:ascii="Calibri" w:hAnsi="Calibri" w:cs="Calibri"/>
+          <w:color w:val="000000"/>
+          <w:sz w:val="36"/>
+          <w:szCs w:val="36"/>
+        </w:rPr>
+      </w:pPr>
+      <w:r>
+        <w:rPr>
+          <w:rFonts w:ascii="Calibri" w:hAnsi="Calibri" w:cs="Calibri"/>
+          <w:b/>
+          <w:bCs/>
+          <w:color w:val="000000"/>
+          <w:sz w:val="36"/>
+          <w:szCs w:val="36"/>
+        </w:rPr>
+        <w:t>Callbacks</w:t>
+      </w:r>
+      <w:r>
+        <w:rPr>
+          <w:rFonts w:ascii="Calibri" w:hAnsi="Calibri" w:cs="Calibri"/>
+          <w:color w:val="000000"/>
+          <w:sz w:val="36"/>
+          <w:szCs w:val="36"/>
+        </w:rPr>
+        <w:t xml:space="preserve"> – A function passed as an argument to another function, executed later.</w:t>
+      </w:r>
+    </w:p>
+    <w:p>
+      <w:pPr>
+        <w:numPr>
+          <w:ilvl w:val="0"/>
+          <w:numId w:val="35"/>
+        </w:numPr>
+        <w:rPr>
+          <w:rFonts w:ascii="Calibri" w:hAnsi="Calibri" w:cs="Calibri"/>
+          <w:color w:val="000000"/>
+          <w:sz w:val="36"/>
+          <w:szCs w:val="36"/>
+        </w:rPr>
+      </w:pPr>
+      <w:r>
+        <w:rPr>
+          <w:rFonts w:ascii="Calibri" w:hAnsi="Calibri" w:cs="Calibri"/>
+          <w:b/>
+          <w:bCs/>
+          <w:color w:val="000000"/>
+          <w:sz w:val="36"/>
+          <w:szCs w:val="36"/>
+        </w:rPr>
+        <w:t>Promises</w:t>
+      </w:r>
+      <w:r>
+        <w:rPr>
+          <w:rFonts w:ascii="Calibri" w:hAnsi="Calibri" w:cs="Calibri"/>
+          <w:color w:val="000000"/>
+          <w:sz w:val="36"/>
+          <w:szCs w:val="36"/>
+        </w:rPr>
+        <w:t xml:space="preserve"> – Objects representing the completion (or failure) of an async operation.</w:t>
+      </w:r>
+    </w:p>
+    <w:p>
+      <w:pPr>
+        <w:numPr>
+          <w:ilvl w:val="0"/>
+          <w:numId w:val="35"/>
+        </w:numPr>
+        <w:rPr>
+          <w:rFonts w:ascii="Calibri" w:hAnsi="Calibri" w:cs="Calibri"/>
+          <w:color w:val="000000"/>
+          <w:sz w:val="36"/>
+          <w:szCs w:val="36"/>
+        </w:rPr>
+      </w:pPr>
+      <w:r>
+        <w:rPr>
+          <w:rFonts w:ascii="Calibri" w:hAnsi="Calibri" w:cs="Calibri"/>
+          <w:b/>
+          <w:bCs/>
+          <w:color w:val="000000"/>
+          <w:sz w:val="36"/>
+          <w:szCs w:val="36"/>
+        </w:rPr>
+        <w:t>Async/Await</w:t>
+      </w:r>
+      <w:r>
+        <w:rPr>
+          <w:rFonts w:ascii="Calibri" w:hAnsi="Calibri" w:cs="Calibri"/>
+          <w:color w:val="000000"/>
+          <w:sz w:val="36"/>
+          <w:szCs w:val="36"/>
+        </w:rPr>
+        <w:t xml:space="preserve"> – A cleaner way to handle asynchronous code with promises.</w:t>
+      </w:r>
+    </w:p>
+    <w:p>
+      <w:pPr>
+        <w:spacing w:before="100" w:beforeAutospacing="1" w:after="100" w:afterAutospacing="1" w:line="240" w:lineRule="auto"/>
+        <w:ind w:left="360"/>
+        <w:rPr>
+          <w:rFonts w:ascii="Times New Roman" w:eastAsia="Times New Roman" w:hAnsi="Times New Roman" w:cs="Times New Roman"/>
+          <w:color w:val="EE0000"/>
+          <w:sz w:val="36"/>
+          <w:szCs w:val="36"/>
+          <w:lang w:eastAsia="en-IN"/>
+        </w:rPr>
+      </w:pPr>
+      <w:r>
+        <w:rPr>
+          <w:rFonts w:ascii="Times New Roman" w:eastAsia="Times New Roman" w:hAnsi="Times New Roman" w:cs="Times New Roman"/>
+          <w:color w:val="EE0000"/>
+          <w:sz w:val="36"/>
+          <w:szCs w:val="36"/>
+          <w:lang w:eastAsia="en-IN"/>
+        </w:rPr>
+        <w:t>Callback:</w:t>
+      </w:r>
+    </w:p>
+    <w:p>
+      <w:pPr>
+        <w:spacing w:before="100" w:beforeAutospacing="1" w:after="100" w:afterAutospacing="1" w:line="240" w:lineRule="auto"/>
+        <w:ind w:left="360"/>
+        <w:rPr>
+          <w:rFonts w:ascii="Times New Roman" w:eastAsia="Times New Roman" w:hAnsi="Times New Roman" w:cs="Times New Roman"/>
+          <w:sz w:val="36"/>
+          <w:szCs w:val="36"/>
+          <w:lang w:eastAsia="en-IN"/>
+        </w:rPr>
+      </w:pPr>
+      <w:r>
+        <w:rPr>
+          <w:rFonts w:ascii="Times New Roman" w:eastAsia="Times New Roman" w:hAnsi="Times New Roman" w:cs="Times New Roman"/>
+          <w:sz w:val="36"/>
+          <w:szCs w:val="36"/>
+          <w:lang w:eastAsia="en-IN"/>
+        </w:rPr>
+        <w:t xml:space="preserve">In JavaScript, a </w:t>
+      </w:r>
+      <w:r>
+        <w:rPr>
+          <w:rFonts w:ascii="Times New Roman" w:eastAsia="Times New Roman" w:hAnsi="Times New Roman" w:cs="Times New Roman"/>
+          <w:b/>
+          <w:bCs/>
+          <w:sz w:val="36"/>
+          <w:szCs w:val="36"/>
+          <w:lang w:eastAsia="en-IN"/>
+        </w:rPr>
+        <w:t>callback</w:t>
+      </w:r>
+      <w:r>
+        <w:rPr>
+          <w:rFonts w:ascii="Times New Roman" w:eastAsia="Times New Roman" w:hAnsi="Times New Roman" w:cs="Times New Roman"/>
+          <w:sz w:val="36"/>
+          <w:szCs w:val="36"/>
+          <w:lang w:eastAsia="en-IN"/>
+        </w:rPr>
+        <w:t xml:space="preserve"> is a function that is </w:t>
+      </w:r>
+      <w:r>
+        <w:rPr>
+          <w:rFonts w:ascii="Times New Roman" w:eastAsia="Times New Roman" w:hAnsi="Times New Roman" w:cs="Times New Roman"/>
+          <w:b/>
+          <w:bCs/>
+          <w:sz w:val="36"/>
+          <w:szCs w:val="36"/>
+          <w:lang w:eastAsia="en-IN"/>
+        </w:rPr>
+        <w:t>passed as an argument</w:t>
+      </w:r>
+      <w:r>
+        <w:rPr>
+          <w:rFonts w:ascii="Times New Roman" w:eastAsia="Times New Roman" w:hAnsi="Times New Roman" w:cs="Times New Roman"/>
+          <w:sz w:val="36"/>
+          <w:szCs w:val="36"/>
+          <w:lang w:eastAsia="en-IN"/>
+        </w:rPr>
+        <w:t xml:space="preserve"> to another function and is executed </w:t>
+      </w:r>
+      <w:r>
+        <w:rPr>
+          <w:rFonts w:ascii="Times New Roman" w:eastAsia="Times New Roman" w:hAnsi="Times New Roman" w:cs="Times New Roman"/>
+          <w:b/>
+          <w:bCs/>
+          <w:sz w:val="36"/>
+          <w:szCs w:val="36"/>
+          <w:lang w:eastAsia="en-IN"/>
+        </w:rPr>
+        <w:t>later</w:t>
+      </w:r>
+      <w:r>
+        <w:rPr>
+          <w:rFonts w:ascii="Times New Roman" w:eastAsia="Times New Roman" w:hAnsi="Times New Roman" w:cs="Times New Roman"/>
+          <w:sz w:val="36"/>
+          <w:szCs w:val="36"/>
+          <w:lang w:eastAsia="en-IN"/>
+        </w:rPr>
+        <w:t xml:space="preserve">, often after an event or a process completes. Callbacks help handle </w:t>
+      </w:r>
+      <w:r>
+        <w:rPr>
+          <w:rFonts w:ascii="Times New Roman" w:eastAsia="Times New Roman" w:hAnsi="Times New Roman" w:cs="Times New Roman"/>
+          <w:b/>
+          <w:bCs/>
+          <w:sz w:val="36"/>
+          <w:szCs w:val="36"/>
+          <w:lang w:eastAsia="en-IN"/>
+        </w:rPr>
+        <w:t>asynchronous operations</w:t>
+      </w:r>
+      <w:r>
+        <w:rPr>
+          <w:rFonts w:ascii="Times New Roman" w:eastAsia="Times New Roman" w:hAnsi="Times New Roman" w:cs="Times New Roman"/>
+          <w:sz w:val="36"/>
+          <w:szCs w:val="36"/>
+          <w:lang w:eastAsia="en-IN"/>
+        </w:rPr>
+        <w:t xml:space="preserve"> efficiently.</w:t>
+      </w:r>
+    </w:p>
+    <w:p>
+      <w:pPr>
+        <w:spacing w:before="100" w:beforeAutospacing="1" w:after="100" w:afterAutospacing="1" w:line="240" w:lineRule="auto"/>
+        <w:ind w:left="360"/>
+        <w:rPr>
+          <w:rStyle w:val="Strong"/>
+          <w:rFonts w:ascii="Times New Roman" w:eastAsia="Times New Roman" w:hAnsi="Times New Roman" w:cs="Times New Roman"/>
+          <w:b w:val="0"/>
+          <w:bCs w:val="0"/>
+          <w:sz w:val="36"/>
+          <w:szCs w:val="36"/>
+          <w:lang w:eastAsia="en-IN"/>
+        </w:rPr>
+      </w:pPr>
+      <w:r>
+        <w:rPr>
+          <w:rStyle w:val="Strong"/>
+          <w:rFonts w:eastAsiaTheme="majorEastAsia"/>
+          <w:color w:val="EE0000"/>
+          <w:sz w:val="32"/>
+          <w:szCs w:val="32"/>
+        </w:rPr>
+        <w:t>Why Use Callbacks?</w:t>
+      </w:r>
+    </w:p>
+    <w:p>
+      <w:pPr>
+        <w:pStyle w:val="ListParagraph"/>
+        <w:numPr>
+          <w:ilvl w:val="0"/>
+          <w:numId w:val="36"/>
+        </w:numPr>
+        <w:rPr>
+          <w:rFonts w:ascii="Calibri" w:hAnsi="Calibri" w:cs="Calibri"/>
+          <w:color w:val="EE0000"/>
+          <w:sz w:val="36"/>
+          <w:szCs w:val="36"/>
+        </w:rPr>
+      </w:pPr>
+      <w:r>
+        <w:rPr>
+          <w:sz w:val="36"/>
+          <w:szCs w:val="36"/>
+        </w:rPr>
+        <w:t>Handle asynchronous tasks like API calls.</w:t>
+      </w:r>
+    </w:p>
+    <w:p>
+      <w:pPr>
+        <w:pStyle w:val="ListParagraph"/>
+        <w:numPr>
+          <w:ilvl w:val="0"/>
+          <w:numId w:val="36"/>
+        </w:numPr>
+        <w:rPr>
+          <w:rFonts w:ascii="Calibri" w:hAnsi="Calibri" w:cs="Calibri"/>
+          <w:color w:val="EE0000"/>
+          <w:sz w:val="36"/>
+          <w:szCs w:val="36"/>
+        </w:rPr>
+      </w:pPr>
+      <w:r>
+        <w:rPr>
+          <w:sz w:val="36"/>
+          <w:szCs w:val="36"/>
+        </w:rPr>
+        <w:t xml:space="preserve">Control execution flow (e.g., </w:t>
+      </w:r>
+      <w:r>
+        <w:rPr>
+          <w:rStyle w:val="Strong"/>
+          <w:sz w:val="36"/>
+          <w:szCs w:val="36"/>
+        </w:rPr>
+        <w:t>run a function only when another completes</w:t>
+      </w:r>
+      <w:r>
+        <w:rPr>
+          <w:sz w:val="36"/>
+          <w:szCs w:val="36"/>
+        </w:rPr>
+        <w:t>).</w:t>
+      </w:r>
+    </w:p>
+    <w:p>
+      <w:pPr>
+        <w:pStyle w:val="ListParagraph"/>
+        <w:numPr>
+          <w:ilvl w:val="0"/>
+          <w:numId w:val="36"/>
+        </w:numPr>
+        <w:rPr>
+          <w:rFonts w:ascii="Calibri" w:hAnsi="Calibri" w:cs="Calibri"/>
+          <w:color w:val="EE0000"/>
+          <w:sz w:val="36"/>
+          <w:szCs w:val="36"/>
+        </w:rPr>
+      </w:pPr>
+      <w:r>
+        <w:rPr>
+          <w:sz w:val="36"/>
+          <w:szCs w:val="36"/>
+        </w:rPr>
+        <w:t xml:space="preserve">Improve code readability </w:t>
+      </w:r>
+      <w:r>
+        <w:rPr>
+          <w:rStyle w:val="Strong"/>
+          <w:sz w:val="36"/>
+          <w:szCs w:val="36"/>
+        </w:rPr>
+        <w:t>if used correctly</w:t>
+      </w:r>
+      <w:r>
+        <w:rPr>
+          <w:sz w:val="36"/>
+          <w:szCs w:val="36"/>
+        </w:rPr>
+        <w:t>.</w:t>
+      </w:r>
+    </w:p>
+    <w:p>
+      <w:pPr>
+        <w:pStyle w:val="ListParagraph"/>
+        <w:rPr>
+          <w:rFonts w:ascii="Calibri" w:hAnsi="Calibri" w:cs="Calibri"/>
+          <w:color w:val="EE0000"/>
+          <w:sz w:val="36"/>
+          <w:szCs w:val="36"/>
+        </w:rPr>
+      </w:pPr>
+      <w:r>
+        <w:rPr>
+          <w:sz w:val="36"/>
+          <w:szCs w:val="36"/>
+        </w:rPr>
+        <w:t>Example of callback:</w:t>
+      </w:r>
+    </w:p>
+    <w:p>
+      <w:pPr>
+        <w:pStyle w:val="ListParagraph"/>
+        <w:numPr>
+          <w:ilvl w:val="0"/>
+          <w:numId w:val="36"/>
+        </w:numPr>
+        <w:shd w:val="clear" w:color="auto" w:fill="1F1F1F"/>
+        <w:spacing w:after="0" w:line="285" w:lineRule="atLeast"/>
+        <w:rPr>
+          <w:rFonts w:ascii="Consolas" w:eastAsia="Times New Roman" w:hAnsi="Consolas" w:cs="Times New Roman"/>
+          <w:color w:val="CCCCCC"/>
+          <w:sz w:val="21"/>
+          <w:szCs w:val="21"/>
+          <w:lang w:eastAsia="en-IN"/>
+        </w:rPr>
+      </w:pPr>
+      <w:r>
+        <w:rPr>
+          <w:rFonts w:ascii="Consolas" w:eastAsia="Times New Roman" w:hAnsi="Consolas" w:cs="Times New Roman"/>
+          <w:color w:val="D4D4D4"/>
+          <w:sz w:val="21"/>
+          <w:szCs w:val="21"/>
+          <w:lang w:eastAsia="en-IN"/>
+        </w:rPr>
+        <w:t xml:space="preserve">  </w:t>
+      </w:r>
+      <w:r>
+        <w:rPr>
+          <w:rFonts w:ascii="Consolas" w:eastAsia="Times New Roman" w:hAnsi="Consolas" w:cs="Times New Roman"/>
+          <w:color w:val="569CD6"/>
+          <w:sz w:val="21"/>
+          <w:szCs w:val="21"/>
+          <w:lang w:eastAsia="en-IN"/>
+        </w:rPr>
+        <w:t>function</w:t>
+      </w:r>
+      <w:r>
+        <w:rPr>
+          <w:rFonts w:ascii="Consolas" w:eastAsia="Times New Roman" w:hAnsi="Consolas" w:cs="Times New Roman"/>
+          <w:color w:val="D4D4D4"/>
+          <w:sz w:val="21"/>
+          <w:szCs w:val="21"/>
+          <w:lang w:eastAsia="en-IN"/>
+        </w:rPr>
+        <w:t xml:space="preserve"> </w:t>
+      </w:r>
+      <w:proofErr w:type="spellStart"/>
+      <w:r>
+        <w:rPr>
+          <w:rFonts w:ascii="Consolas" w:eastAsia="Times New Roman" w:hAnsi="Consolas" w:cs="Times New Roman"/>
+          <w:color w:val="DCDCAA"/>
+          <w:sz w:val="21"/>
+          <w:szCs w:val="21"/>
+          <w:lang w:eastAsia="en-IN"/>
+        </w:rPr>
+        <w:t>downloadfile</w:t>
+      </w:r>
+      <w:proofErr w:type="spellEnd"/>
+      <w:r>
+        <w:rPr>
+          <w:rFonts w:ascii="Consolas" w:eastAsia="Times New Roman" w:hAnsi="Consolas" w:cs="Times New Roman"/>
+          <w:color w:val="D4D4D4"/>
+          <w:sz w:val="21"/>
+          <w:szCs w:val="21"/>
+          <w:lang w:eastAsia="en-IN"/>
+        </w:rPr>
+        <w:t>(</w:t>
+      </w:r>
+      <w:proofErr w:type="spellStart"/>
+      <w:r>
+        <w:rPr>
+          <w:rFonts w:ascii="Consolas" w:eastAsia="Times New Roman" w:hAnsi="Consolas" w:cs="Times New Roman"/>
+          <w:color w:val="9CDCFE"/>
+          <w:sz w:val="21"/>
+          <w:szCs w:val="21"/>
+          <w:lang w:eastAsia="en-IN"/>
+        </w:rPr>
+        <w:t>callbackfile</w:t>
+      </w:r>
+      <w:proofErr w:type="spellEnd"/>
+      <w:r>
+        <w:rPr>
+          <w:rFonts w:ascii="Consolas" w:eastAsia="Times New Roman" w:hAnsi="Consolas" w:cs="Times New Roman"/>
+          <w:color w:val="D4D4D4"/>
+          <w:sz w:val="21"/>
+          <w:szCs w:val="21"/>
+          <w:lang w:eastAsia="en-IN"/>
+        </w:rPr>
+        <w:t>)</w:t>
+      </w:r>
+    </w:p>
+    <w:p>
+      <w:pPr>
+        <w:pStyle w:val="ListParagraph"/>
+        <w:numPr>
+          <w:ilvl w:val="0"/>
+          <w:numId w:val="36"/>
+        </w:numPr>
+        <w:shd w:val="clear" w:color="auto" w:fill="1F1F1F"/>
+        <w:spacing w:after="0" w:line="285" w:lineRule="atLeast"/>
+        <w:rPr>
+          <w:rFonts w:ascii="Consolas" w:eastAsia="Times New Roman" w:hAnsi="Consolas" w:cs="Times New Roman"/>
+          <w:color w:val="CCCCCC"/>
+          <w:sz w:val="21"/>
+          <w:szCs w:val="21"/>
+          <w:lang w:eastAsia="en-IN"/>
+        </w:rPr>
+      </w:pPr>
+      <w:r>
+        <w:rPr>
+          <w:rFonts w:ascii="Consolas" w:eastAsia="Times New Roman" w:hAnsi="Consolas" w:cs="Times New Roman"/>
+          <w:color w:val="D4D4D4"/>
+          <w:sz w:val="21"/>
+          <w:szCs w:val="21"/>
+          <w:lang w:eastAsia="en-IN"/>
+        </w:rPr>
+        <w:t>          {</w:t>
+      </w:r>
+    </w:p>
+    <w:p>
+      <w:pPr>
+        <w:pStyle w:val="ListParagraph"/>
+        <w:numPr>
+          <w:ilvl w:val="0"/>
+          <w:numId w:val="36"/>
+        </w:numPr>
+        <w:shd w:val="clear" w:color="auto" w:fill="1F1F1F"/>
+        <w:spacing w:after="0" w:line="285" w:lineRule="atLeast"/>
+        <w:rPr>
+          <w:rFonts w:ascii="Consolas" w:eastAsia="Times New Roman" w:hAnsi="Consolas" w:cs="Times New Roman"/>
+          <w:color w:val="CCCCCC"/>
+          <w:sz w:val="21"/>
+          <w:szCs w:val="21"/>
+          <w:lang w:eastAsia="en-IN"/>
+        </w:rPr>
+      </w:pPr>
+      <w:r>
+        <w:rPr>
+          <w:rFonts w:ascii="Consolas" w:eastAsia="Times New Roman" w:hAnsi="Consolas" w:cs="Times New Roman"/>
+          <w:color w:val="D4D4D4"/>
+          <w:sz w:val="21"/>
+          <w:szCs w:val="21"/>
+          <w:lang w:eastAsia="en-IN"/>
+        </w:rPr>
+        <w:t>         </w:t>
+      </w:r>
+      <w:proofErr w:type="gramStart"/>
+      <w:r>
+        <w:rPr>
+          <w:rFonts w:ascii="Consolas" w:eastAsia="Times New Roman" w:hAnsi="Consolas" w:cs="Times New Roman"/>
+          <w:color w:val="9CDCFE"/>
+          <w:sz w:val="21"/>
+          <w:szCs w:val="21"/>
+          <w:lang w:eastAsia="en-IN"/>
+        </w:rPr>
+        <w:t>console</w:t>
+      </w:r>
+      <w:r>
+        <w:rPr>
+          <w:rFonts w:ascii="Consolas" w:eastAsia="Times New Roman" w:hAnsi="Consolas" w:cs="Times New Roman"/>
+          <w:color w:val="D4D4D4"/>
+          <w:sz w:val="21"/>
+          <w:szCs w:val="21"/>
+          <w:lang w:eastAsia="en-IN"/>
+        </w:rPr>
+        <w:t>.</w:t>
+      </w:r>
+      <w:r>
+        <w:rPr>
+          <w:rFonts w:ascii="Consolas" w:eastAsia="Times New Roman" w:hAnsi="Consolas" w:cs="Times New Roman"/>
+          <w:color w:val="DCDCAA"/>
+          <w:sz w:val="21"/>
+          <w:szCs w:val="21"/>
+          <w:lang w:eastAsia="en-IN"/>
+        </w:rPr>
+        <w:t>log</w:t>
+      </w:r>
+      <w:r>
+        <w:rPr>
+          <w:rFonts w:ascii="Consolas" w:eastAsia="Times New Roman" w:hAnsi="Consolas" w:cs="Times New Roman"/>
+          <w:color w:val="D4D4D4"/>
+          <w:sz w:val="21"/>
+          <w:szCs w:val="21"/>
+          <w:lang w:eastAsia="en-IN"/>
+        </w:rPr>
+        <w:t>(</w:t>
+      </w:r>
+      <w:proofErr w:type="gramEnd"/>
+      <w:r>
+        <w:rPr>
+          <w:rFonts w:ascii="Consolas" w:eastAsia="Times New Roman" w:hAnsi="Consolas" w:cs="Times New Roman"/>
+          <w:color w:val="CE9178"/>
+          <w:sz w:val="21"/>
+          <w:szCs w:val="21"/>
+          <w:lang w:eastAsia="en-IN"/>
+        </w:rPr>
+        <w:t>"file downloaded starts here...."</w:t>
+      </w:r>
+      <w:r>
+        <w:rPr>
+          <w:rFonts w:ascii="Consolas" w:eastAsia="Times New Roman" w:hAnsi="Consolas" w:cs="Times New Roman"/>
+          <w:color w:val="D4D4D4"/>
+          <w:sz w:val="21"/>
+          <w:szCs w:val="21"/>
+          <w:lang w:eastAsia="en-IN"/>
+        </w:rPr>
+        <w:t>);</w:t>
+      </w:r>
+    </w:p>
+    <w:p>
+      <w:pPr>
+        <w:pStyle w:val="ListParagraph"/>
+        <w:numPr>
+          <w:ilvl w:val="0"/>
+          <w:numId w:val="36"/>
+        </w:numPr>
+        <w:shd w:val="clear" w:color="auto" w:fill="1F1F1F"/>
+        <w:spacing w:after="0" w:line="285" w:lineRule="atLeast"/>
+        <w:rPr>
+          <w:rFonts w:ascii="Consolas" w:eastAsia="Times New Roman" w:hAnsi="Consolas" w:cs="Times New Roman"/>
+          <w:color w:val="CCCCCC"/>
+          <w:sz w:val="21"/>
+          <w:szCs w:val="21"/>
+          <w:lang w:eastAsia="en-IN"/>
+        </w:rPr>
+      </w:pPr>
+      <w:r>
+        <w:rPr>
+          <w:rFonts w:ascii="Consolas" w:eastAsia="Times New Roman" w:hAnsi="Consolas" w:cs="Times New Roman"/>
+          <w:color w:val="D4D4D4"/>
+          <w:sz w:val="21"/>
+          <w:szCs w:val="21"/>
+          <w:lang w:eastAsia="en-IN"/>
+        </w:rPr>
+        <w:t>         </w:t>
+      </w:r>
+      <w:proofErr w:type="gramStart"/>
+      <w:r>
+        <w:rPr>
+          <w:rFonts w:ascii="Consolas" w:eastAsia="Times New Roman" w:hAnsi="Consolas" w:cs="Times New Roman"/>
+          <w:color w:val="DCDCAA"/>
+          <w:sz w:val="21"/>
+          <w:szCs w:val="21"/>
+          <w:lang w:eastAsia="en-IN"/>
+        </w:rPr>
+        <w:t>setTimeout</w:t>
+      </w:r>
+      <w:r>
+        <w:rPr>
+          <w:rFonts w:ascii="Consolas" w:eastAsia="Times New Roman" w:hAnsi="Consolas" w:cs="Times New Roman"/>
+          <w:color w:val="D4D4D4"/>
+          <w:sz w:val="21"/>
+          <w:szCs w:val="21"/>
+          <w:lang w:eastAsia="en-IN"/>
+        </w:rPr>
+        <w:t>(()</w:t>
+      </w:r>
+      <w:r>
+        <w:rPr>
+          <w:rFonts w:ascii="Consolas" w:eastAsia="Times New Roman" w:hAnsi="Consolas" w:cs="Times New Roman"/>
+          <w:color w:val="569CD6"/>
+          <w:sz w:val="21"/>
+          <w:szCs w:val="21"/>
+          <w:lang w:eastAsia="en-IN"/>
+        </w:rPr>
+        <w:t>=</w:t>
+      </w:r>
+      <w:proofErr w:type="gramEnd"/>
+      <w:r>
+        <w:rPr>
+          <w:rFonts w:ascii="Consolas" w:eastAsia="Times New Roman" w:hAnsi="Consolas" w:cs="Times New Roman"/>
+          <w:color w:val="569CD6"/>
+          <w:sz w:val="21"/>
+          <w:szCs w:val="21"/>
+          <w:lang w:eastAsia="en-IN"/>
+        </w:rPr>
+        <w:t>&gt;</w:t>
+      </w:r>
+    </w:p>
+    <w:p>
+      <w:pPr>
+        <w:pStyle w:val="ListParagraph"/>
+        <w:numPr>
+          <w:ilvl w:val="0"/>
+          <w:numId w:val="36"/>
+        </w:numPr>
+        <w:shd w:val="clear" w:color="auto" w:fill="1F1F1F"/>
+        <w:spacing w:after="0" w:line="285" w:lineRule="atLeast"/>
+        <w:rPr>
+          <w:rFonts w:ascii="Consolas" w:eastAsia="Times New Roman" w:hAnsi="Consolas" w:cs="Times New Roman"/>
+          <w:color w:val="CCCCCC"/>
+          <w:sz w:val="21"/>
+          <w:szCs w:val="21"/>
+          <w:lang w:eastAsia="en-IN"/>
+        </w:rPr>
+      </w:pPr>
+      <w:r>
+        <w:rPr>
+          <w:rFonts w:ascii="Consolas" w:eastAsia="Times New Roman" w:hAnsi="Consolas" w:cs="Times New Roman"/>
+          <w:color w:val="D4D4D4"/>
+          <w:sz w:val="21"/>
+          <w:szCs w:val="21"/>
+          <w:lang w:eastAsia="en-IN"/>
+        </w:rPr>
+        <w:t>        {</w:t>
+      </w:r>
+    </w:p>
+    <w:p>
+      <w:pPr>
+        <w:pStyle w:val="ListParagraph"/>
+        <w:numPr>
+          <w:ilvl w:val="0"/>
+          <w:numId w:val="36"/>
+        </w:numPr>
+        <w:shd w:val="clear" w:color="auto" w:fill="1F1F1F"/>
+        <w:spacing w:after="0" w:line="285" w:lineRule="atLeast"/>
+        <w:rPr>
+          <w:rFonts w:ascii="Consolas" w:eastAsia="Times New Roman" w:hAnsi="Consolas" w:cs="Times New Roman"/>
+          <w:color w:val="CCCCCC"/>
+          <w:sz w:val="21"/>
+          <w:szCs w:val="21"/>
+          <w:lang w:eastAsia="en-IN"/>
+        </w:rPr>
+      </w:pPr>
+      <w:r>
+        <w:rPr>
+          <w:rFonts w:ascii="Consolas" w:eastAsia="Times New Roman" w:hAnsi="Consolas" w:cs="Times New Roman"/>
+          <w:color w:val="D4D4D4"/>
+          <w:sz w:val="21"/>
+          <w:szCs w:val="21"/>
+          <w:lang w:eastAsia="en-IN"/>
+        </w:rPr>
+        <w:t xml:space="preserve">            </w:t>
+      </w:r>
+      <w:proofErr w:type="gramStart"/>
+      <w:r>
+        <w:rPr>
+          <w:rFonts w:ascii="Consolas" w:eastAsia="Times New Roman" w:hAnsi="Consolas" w:cs="Times New Roman"/>
+          <w:color w:val="9CDCFE"/>
+          <w:sz w:val="21"/>
+          <w:szCs w:val="21"/>
+          <w:lang w:eastAsia="en-IN"/>
+        </w:rPr>
+        <w:t>console</w:t>
+      </w:r>
+      <w:r>
+        <w:rPr>
+          <w:rFonts w:ascii="Consolas" w:eastAsia="Times New Roman" w:hAnsi="Consolas" w:cs="Times New Roman"/>
+          <w:color w:val="D4D4D4"/>
+          <w:sz w:val="21"/>
+          <w:szCs w:val="21"/>
+          <w:lang w:eastAsia="en-IN"/>
+        </w:rPr>
+        <w:t>.</w:t>
+      </w:r>
+      <w:r>
+        <w:rPr>
+          <w:rFonts w:ascii="Consolas" w:eastAsia="Times New Roman" w:hAnsi="Consolas" w:cs="Times New Roman"/>
+          <w:color w:val="DCDCAA"/>
+          <w:sz w:val="21"/>
+          <w:szCs w:val="21"/>
+          <w:lang w:eastAsia="en-IN"/>
+        </w:rPr>
+        <w:t>log</w:t>
+      </w:r>
+      <w:r>
+        <w:rPr>
+          <w:rFonts w:ascii="Consolas" w:eastAsia="Times New Roman" w:hAnsi="Consolas" w:cs="Times New Roman"/>
+          <w:color w:val="D4D4D4"/>
+          <w:sz w:val="21"/>
+          <w:szCs w:val="21"/>
+          <w:lang w:eastAsia="en-IN"/>
+        </w:rPr>
+        <w:t>(</w:t>
+      </w:r>
+      <w:proofErr w:type="gramEnd"/>
+      <w:r>
+        <w:rPr>
+          <w:rFonts w:ascii="Consolas" w:eastAsia="Times New Roman" w:hAnsi="Consolas" w:cs="Times New Roman"/>
+          <w:color w:val="CE9178"/>
+          <w:sz w:val="21"/>
+          <w:szCs w:val="21"/>
+          <w:lang w:eastAsia="en-IN"/>
+        </w:rPr>
+        <w:t>"download completed...."</w:t>
+      </w:r>
+      <w:r>
+        <w:rPr>
+          <w:rFonts w:ascii="Consolas" w:eastAsia="Times New Roman" w:hAnsi="Consolas" w:cs="Times New Roman"/>
+          <w:color w:val="D4D4D4"/>
+          <w:sz w:val="21"/>
+          <w:szCs w:val="21"/>
+          <w:lang w:eastAsia="en-IN"/>
+        </w:rPr>
+        <w:t>);</w:t>
+      </w:r>
+    </w:p>
+    <w:p>
+      <w:pPr>
+        <w:pStyle w:val="ListParagraph"/>
+        <w:numPr>
+          <w:ilvl w:val="0"/>
+          <w:numId w:val="36"/>
+        </w:numPr>
+        <w:shd w:val="clear" w:color="auto" w:fill="1F1F1F"/>
+        <w:spacing w:after="0" w:line="285" w:lineRule="atLeast"/>
+        <w:rPr>
+          <w:rFonts w:ascii="Consolas" w:eastAsia="Times New Roman" w:hAnsi="Consolas" w:cs="Times New Roman"/>
+          <w:color w:val="CCCCCC"/>
+          <w:sz w:val="21"/>
+          <w:szCs w:val="21"/>
+          <w:lang w:eastAsia="en-IN"/>
+        </w:rPr>
+      </w:pPr>
+      <w:r>
+        <w:rPr>
+          <w:rFonts w:ascii="Consolas" w:eastAsia="Times New Roman" w:hAnsi="Consolas" w:cs="Times New Roman"/>
+          <w:color w:val="D4D4D4"/>
+          <w:sz w:val="21"/>
+          <w:szCs w:val="21"/>
+          <w:lang w:eastAsia="en-IN"/>
+        </w:rPr>
+        <w:t xml:space="preserve">            </w:t>
+      </w:r>
+      <w:proofErr w:type="spellStart"/>
+      <w:proofErr w:type="gramStart"/>
+      <w:r>
+        <w:rPr>
+          <w:rFonts w:ascii="Consolas" w:eastAsia="Times New Roman" w:hAnsi="Consolas" w:cs="Times New Roman"/>
+          <w:color w:val="DCDCAA"/>
+          <w:sz w:val="21"/>
+          <w:szCs w:val="21"/>
+          <w:lang w:eastAsia="en-IN"/>
+        </w:rPr>
+        <w:t>callbackfile</w:t>
+      </w:r>
+      <w:proofErr w:type="spellEnd"/>
+      <w:r>
+        <w:rPr>
+          <w:rFonts w:ascii="Consolas" w:eastAsia="Times New Roman" w:hAnsi="Consolas" w:cs="Times New Roman"/>
+          <w:color w:val="D4D4D4"/>
+          <w:sz w:val="21"/>
+          <w:szCs w:val="21"/>
+          <w:lang w:eastAsia="en-IN"/>
+        </w:rPr>
+        <w:t>(</w:t>
+      </w:r>
+      <w:proofErr w:type="gramEnd"/>
+      <w:r>
+        <w:rPr>
+          <w:rFonts w:ascii="Consolas" w:eastAsia="Times New Roman" w:hAnsi="Consolas" w:cs="Times New Roman"/>
+          <w:color w:val="D4D4D4"/>
+          <w:sz w:val="21"/>
+          <w:szCs w:val="21"/>
+          <w:lang w:eastAsia="en-IN"/>
+        </w:rPr>
+        <w:t>);</w:t>
+      </w:r>
+    </w:p>
+    <w:p>
+      <w:pPr>
+        <w:pStyle w:val="ListParagraph"/>
+        <w:numPr>
+          <w:ilvl w:val="0"/>
+          <w:numId w:val="36"/>
+        </w:numPr>
+        <w:shd w:val="clear" w:color="auto" w:fill="1F1F1F"/>
+        <w:spacing w:after="0" w:line="285" w:lineRule="atLeast"/>
+        <w:rPr>
+          <w:rFonts w:ascii="Consolas" w:eastAsia="Times New Roman" w:hAnsi="Consolas" w:cs="Times New Roman"/>
+          <w:color w:val="CCCCCC"/>
+          <w:sz w:val="21"/>
+          <w:szCs w:val="21"/>
+          <w:lang w:eastAsia="en-IN"/>
+        </w:rPr>
+      </w:pPr>
+      <w:r>
+        <w:rPr>
+          <w:rFonts w:ascii="Consolas" w:eastAsia="Times New Roman" w:hAnsi="Consolas" w:cs="Times New Roman"/>
+          <w:color w:val="D4D4D4"/>
+          <w:sz w:val="21"/>
+          <w:szCs w:val="21"/>
+          <w:lang w:eastAsia="en-IN"/>
+        </w:rPr>
+        <w:t>        },</w:t>
+      </w:r>
+      <w:r>
+        <w:rPr>
+          <w:rFonts w:ascii="Consolas" w:eastAsia="Times New Roman" w:hAnsi="Consolas" w:cs="Times New Roman"/>
+          <w:color w:val="B5CEA8"/>
+          <w:sz w:val="21"/>
+          <w:szCs w:val="21"/>
+          <w:lang w:eastAsia="en-IN"/>
+        </w:rPr>
+        <w:t>5000</w:t>
+      </w:r>
+      <w:r>
+        <w:rPr>
+          <w:rFonts w:ascii="Consolas" w:eastAsia="Times New Roman" w:hAnsi="Consolas" w:cs="Times New Roman"/>
+          <w:color w:val="D4D4D4"/>
+          <w:sz w:val="21"/>
+          <w:szCs w:val="21"/>
+          <w:lang w:eastAsia="en-IN"/>
+        </w:rPr>
+        <w:t>);</w:t>
+      </w:r>
+    </w:p>
+    <w:p>
+      <w:pPr>
+        <w:pStyle w:val="ListParagraph"/>
+        <w:numPr>
+          <w:ilvl w:val="0"/>
+          <w:numId w:val="36"/>
+        </w:numPr>
+        <w:shd w:val="clear" w:color="auto" w:fill="1F1F1F"/>
+        <w:spacing w:after="0" w:line="285" w:lineRule="atLeast"/>
+        <w:rPr>
+          <w:rFonts w:ascii="Consolas" w:eastAsia="Times New Roman" w:hAnsi="Consolas" w:cs="Times New Roman"/>
+          <w:color w:val="CCCCCC"/>
+          <w:sz w:val="21"/>
+          <w:szCs w:val="21"/>
+          <w:lang w:eastAsia="en-IN"/>
+        </w:rPr>
+      </w:pPr>
+      <w:r>
+        <w:rPr>
+          <w:rFonts w:ascii="Consolas" w:eastAsia="Times New Roman" w:hAnsi="Consolas" w:cs="Times New Roman"/>
+          <w:color w:val="D4D4D4"/>
+          <w:sz w:val="21"/>
+          <w:szCs w:val="21"/>
+          <w:lang w:eastAsia="en-IN"/>
+        </w:rPr>
+        <w:t>          }</w:t>
+      </w:r>
+    </w:p>
+    <w:p>
+      <w:pPr>
+        <w:pStyle w:val="ListParagraph"/>
+        <w:numPr>
+          <w:ilvl w:val="0"/>
+          <w:numId w:val="36"/>
+        </w:numPr>
+        <w:shd w:val="clear" w:color="auto" w:fill="1F1F1F"/>
+        <w:spacing w:after="0" w:line="285" w:lineRule="atLeast"/>
+        <w:rPr>
+          <w:rFonts w:ascii="Consolas" w:eastAsia="Times New Roman" w:hAnsi="Consolas" w:cs="Times New Roman"/>
+          <w:color w:val="CCCCCC"/>
+          <w:sz w:val="21"/>
+          <w:szCs w:val="21"/>
+          <w:lang w:eastAsia="en-IN"/>
+        </w:rPr>
+      </w:pPr>
+      <w:r>
+        <w:rPr>
+          <w:rFonts w:ascii="Consolas" w:eastAsia="Times New Roman" w:hAnsi="Consolas" w:cs="Times New Roman"/>
+          <w:color w:val="D4D4D4"/>
+          <w:sz w:val="21"/>
+          <w:szCs w:val="21"/>
+          <w:lang w:eastAsia="en-IN"/>
+        </w:rPr>
+        <w:t xml:space="preserve">          </w:t>
+      </w:r>
+      <w:r>
+        <w:rPr>
+          <w:rFonts w:ascii="Consolas" w:eastAsia="Times New Roman" w:hAnsi="Consolas" w:cs="Times New Roman"/>
+          <w:color w:val="569CD6"/>
+          <w:sz w:val="21"/>
+          <w:szCs w:val="21"/>
+          <w:lang w:eastAsia="en-IN"/>
+        </w:rPr>
+        <w:t>function</w:t>
+      </w:r>
+      <w:r>
+        <w:rPr>
+          <w:rFonts w:ascii="Consolas" w:eastAsia="Times New Roman" w:hAnsi="Consolas" w:cs="Times New Roman"/>
+          <w:color w:val="D4D4D4"/>
+          <w:sz w:val="21"/>
+          <w:szCs w:val="21"/>
+          <w:lang w:eastAsia="en-IN"/>
+        </w:rPr>
+        <w:t xml:space="preserve"> </w:t>
+      </w:r>
+      <w:proofErr w:type="spellStart"/>
+      <w:proofErr w:type="gramStart"/>
+      <w:r>
+        <w:rPr>
+          <w:rFonts w:ascii="Consolas" w:eastAsia="Times New Roman" w:hAnsi="Consolas" w:cs="Times New Roman"/>
+          <w:color w:val="DCDCAA"/>
+          <w:sz w:val="21"/>
+          <w:szCs w:val="21"/>
+          <w:lang w:eastAsia="en-IN"/>
+        </w:rPr>
+        <w:t>processfile</w:t>
+      </w:r>
+      <w:proofErr w:type="spellEnd"/>
+      <w:r>
+        <w:rPr>
+          <w:rFonts w:ascii="Consolas" w:eastAsia="Times New Roman" w:hAnsi="Consolas" w:cs="Times New Roman"/>
+          <w:color w:val="D4D4D4"/>
+          <w:sz w:val="21"/>
+          <w:szCs w:val="21"/>
+          <w:lang w:eastAsia="en-IN"/>
+        </w:rPr>
+        <w:t>(</w:t>
+      </w:r>
+      <w:proofErr w:type="gramEnd"/>
+      <w:r>
+        <w:rPr>
+          <w:rFonts w:ascii="Consolas" w:eastAsia="Times New Roman" w:hAnsi="Consolas" w:cs="Times New Roman"/>
+          <w:color w:val="D4D4D4"/>
+          <w:sz w:val="21"/>
+          <w:szCs w:val="21"/>
+          <w:lang w:eastAsia="en-IN"/>
+        </w:rPr>
+        <w:t>)</w:t>
+      </w:r>
+    </w:p>
+    <w:p>
+      <w:pPr>
+        <w:pStyle w:val="ListParagraph"/>
+        <w:numPr>
+          <w:ilvl w:val="0"/>
+          <w:numId w:val="36"/>
+        </w:numPr>
+        <w:shd w:val="clear" w:color="auto" w:fill="1F1F1F"/>
+        <w:spacing w:after="0" w:line="285" w:lineRule="atLeast"/>
+        <w:rPr>
+          <w:rFonts w:ascii="Consolas" w:eastAsia="Times New Roman" w:hAnsi="Consolas" w:cs="Times New Roman"/>
+          <w:color w:val="CCCCCC"/>
+          <w:sz w:val="21"/>
+          <w:szCs w:val="21"/>
+          <w:lang w:eastAsia="en-IN"/>
+        </w:rPr>
+      </w:pPr>
+      <w:r>
+        <w:rPr>
+          <w:rFonts w:ascii="Consolas" w:eastAsia="Times New Roman" w:hAnsi="Consolas" w:cs="Times New Roman"/>
+          <w:color w:val="D4D4D4"/>
+          <w:sz w:val="21"/>
+          <w:szCs w:val="21"/>
+          <w:lang w:eastAsia="en-IN"/>
+        </w:rPr>
+        <w:t>          {</w:t>
+      </w:r>
+    </w:p>
+    <w:p>
+      <w:pPr>
+        <w:pStyle w:val="ListParagraph"/>
+        <w:numPr>
+          <w:ilvl w:val="0"/>
+          <w:numId w:val="36"/>
+        </w:numPr>
+        <w:shd w:val="clear" w:color="auto" w:fill="1F1F1F"/>
+        <w:spacing w:after="0" w:line="285" w:lineRule="atLeast"/>
+        <w:rPr>
+          <w:rFonts w:ascii="Consolas" w:eastAsia="Times New Roman" w:hAnsi="Consolas" w:cs="Times New Roman"/>
+          <w:color w:val="CCCCCC"/>
+          <w:sz w:val="21"/>
+          <w:szCs w:val="21"/>
+          <w:lang w:eastAsia="en-IN"/>
+        </w:rPr>
+      </w:pPr>
+      <w:r>
+        <w:rPr>
+          <w:rFonts w:ascii="Consolas" w:eastAsia="Times New Roman" w:hAnsi="Consolas" w:cs="Times New Roman"/>
+          <w:color w:val="D4D4D4"/>
+          <w:sz w:val="21"/>
+          <w:szCs w:val="21"/>
+          <w:lang w:eastAsia="en-IN"/>
+        </w:rPr>
+        <w:t xml:space="preserve">            </w:t>
+      </w:r>
+      <w:proofErr w:type="gramStart"/>
+      <w:r>
+        <w:rPr>
+          <w:rFonts w:ascii="Consolas" w:eastAsia="Times New Roman" w:hAnsi="Consolas" w:cs="Times New Roman"/>
+          <w:color w:val="9CDCFE"/>
+          <w:sz w:val="21"/>
+          <w:szCs w:val="21"/>
+          <w:lang w:eastAsia="en-IN"/>
+        </w:rPr>
+        <w:t>console</w:t>
+      </w:r>
+      <w:r>
+        <w:rPr>
+          <w:rFonts w:ascii="Consolas" w:eastAsia="Times New Roman" w:hAnsi="Consolas" w:cs="Times New Roman"/>
+          <w:color w:val="D4D4D4"/>
+          <w:sz w:val="21"/>
+          <w:szCs w:val="21"/>
+          <w:lang w:eastAsia="en-IN"/>
+        </w:rPr>
+        <w:t>.</w:t>
+      </w:r>
+      <w:r>
+        <w:rPr>
+          <w:rFonts w:ascii="Consolas" w:eastAsia="Times New Roman" w:hAnsi="Consolas" w:cs="Times New Roman"/>
+          <w:color w:val="DCDCAA"/>
+          <w:sz w:val="21"/>
+          <w:szCs w:val="21"/>
+          <w:lang w:eastAsia="en-IN"/>
+        </w:rPr>
+        <w:t>log</w:t>
+      </w:r>
+      <w:r>
+        <w:rPr>
+          <w:rFonts w:ascii="Consolas" w:eastAsia="Times New Roman" w:hAnsi="Consolas" w:cs="Times New Roman"/>
+          <w:color w:val="D4D4D4"/>
+          <w:sz w:val="21"/>
+          <w:szCs w:val="21"/>
+          <w:lang w:eastAsia="en-IN"/>
+        </w:rPr>
+        <w:t>(</w:t>
+      </w:r>
+      <w:proofErr w:type="gramEnd"/>
+      <w:r>
+        <w:rPr>
+          <w:rFonts w:ascii="Consolas" w:eastAsia="Times New Roman" w:hAnsi="Consolas" w:cs="Times New Roman"/>
+          <w:color w:val="CE9178"/>
+          <w:sz w:val="21"/>
+          <w:szCs w:val="21"/>
+          <w:lang w:eastAsia="en-IN"/>
+        </w:rPr>
+        <w:t xml:space="preserve">"processing the </w:t>
+      </w:r>
+      <w:proofErr w:type="spellStart"/>
+      <w:proofErr w:type="gramStart"/>
+      <w:r>
+        <w:rPr>
+          <w:rFonts w:ascii="Consolas" w:eastAsia="Times New Roman" w:hAnsi="Consolas" w:cs="Times New Roman"/>
+          <w:color w:val="CE9178"/>
+          <w:sz w:val="21"/>
+          <w:szCs w:val="21"/>
+          <w:lang w:eastAsia="en-IN"/>
+        </w:rPr>
+        <w:t>file.wait</w:t>
+      </w:r>
+      <w:proofErr w:type="spellEnd"/>
+      <w:proofErr w:type="gramEnd"/>
+      <w:r>
+        <w:rPr>
+          <w:rFonts w:ascii="Consolas" w:eastAsia="Times New Roman" w:hAnsi="Consolas" w:cs="Times New Roman"/>
+          <w:color w:val="CE9178"/>
+          <w:sz w:val="21"/>
+          <w:szCs w:val="21"/>
+          <w:lang w:eastAsia="en-IN"/>
+        </w:rPr>
+        <w:t xml:space="preserve"> for few seconds...."</w:t>
+      </w:r>
+      <w:r>
+        <w:rPr>
+          <w:rFonts w:ascii="Consolas" w:eastAsia="Times New Roman" w:hAnsi="Consolas" w:cs="Times New Roman"/>
+          <w:color w:val="D4D4D4"/>
+          <w:sz w:val="21"/>
+          <w:szCs w:val="21"/>
+          <w:lang w:eastAsia="en-IN"/>
+        </w:rPr>
+        <w:t>)</w:t>
+      </w:r>
+    </w:p>
+    <w:p>
+      <w:pPr>
+        <w:pStyle w:val="ListParagraph"/>
+        <w:numPr>
+          <w:ilvl w:val="0"/>
+          <w:numId w:val="36"/>
+        </w:numPr>
+        <w:shd w:val="clear" w:color="auto" w:fill="1F1F1F"/>
+        <w:spacing w:after="0" w:line="285" w:lineRule="atLeast"/>
+        <w:rPr>
+          <w:rFonts w:ascii="Consolas" w:eastAsia="Times New Roman" w:hAnsi="Consolas" w:cs="Times New Roman"/>
+          <w:color w:val="CCCCCC"/>
+          <w:sz w:val="21"/>
+          <w:szCs w:val="21"/>
+          <w:lang w:eastAsia="en-IN"/>
+        </w:rPr>
+      </w:pPr>
+      <w:r>
+        <w:rPr>
+          <w:rFonts w:ascii="Consolas" w:eastAsia="Times New Roman" w:hAnsi="Consolas" w:cs="Times New Roman"/>
+          <w:color w:val="D4D4D4"/>
+          <w:sz w:val="21"/>
+          <w:szCs w:val="21"/>
+          <w:lang w:eastAsia="en-IN"/>
+        </w:rPr>
+        <w:t>          }</w:t>
+      </w:r>
+    </w:p>
+    <w:p>
+      <w:pPr>
+        <w:pStyle w:val="ListParagraph"/>
+        <w:numPr>
+          <w:ilvl w:val="0"/>
+          <w:numId w:val="36"/>
+        </w:numPr>
+        <w:shd w:val="clear" w:color="auto" w:fill="1F1F1F"/>
+        <w:spacing w:after="0" w:line="285" w:lineRule="atLeast"/>
+        <w:rPr>
+          <w:rFonts w:ascii="Consolas" w:eastAsia="Times New Roman" w:hAnsi="Consolas" w:cs="Times New Roman"/>
+          <w:color w:val="CCCCCC"/>
+          <w:sz w:val="21"/>
+          <w:szCs w:val="21"/>
+          <w:lang w:eastAsia="en-IN"/>
+        </w:rPr>
+      </w:pPr>
+      <w:r>
+        <w:rPr>
+          <w:rFonts w:ascii="Consolas" w:eastAsia="Times New Roman" w:hAnsi="Consolas" w:cs="Times New Roman"/>
+          <w:color w:val="D4D4D4"/>
+          <w:sz w:val="21"/>
+          <w:szCs w:val="21"/>
+          <w:lang w:eastAsia="en-IN"/>
+        </w:rPr>
+        <w:t xml:space="preserve">          </w:t>
+      </w:r>
+      <w:proofErr w:type="spellStart"/>
+      <w:r>
+        <w:rPr>
+          <w:rFonts w:ascii="Consolas" w:eastAsia="Times New Roman" w:hAnsi="Consolas" w:cs="Times New Roman"/>
+          <w:color w:val="DCDCAA"/>
+          <w:sz w:val="21"/>
+          <w:szCs w:val="21"/>
+          <w:lang w:eastAsia="en-IN"/>
+        </w:rPr>
+        <w:t>downloadfile</w:t>
+      </w:r>
+      <w:proofErr w:type="spellEnd"/>
+      <w:r>
+        <w:rPr>
+          <w:rFonts w:ascii="Consolas" w:eastAsia="Times New Roman" w:hAnsi="Consolas" w:cs="Times New Roman"/>
+          <w:color w:val="D4D4D4"/>
+          <w:sz w:val="21"/>
+          <w:szCs w:val="21"/>
+          <w:lang w:eastAsia="en-IN"/>
+        </w:rPr>
+        <w:t>(</w:t>
+      </w:r>
+      <w:proofErr w:type="spellStart"/>
+      <w:r>
+        <w:rPr>
+          <w:rFonts w:ascii="Consolas" w:eastAsia="Times New Roman" w:hAnsi="Consolas" w:cs="Times New Roman"/>
+          <w:color w:val="DCDCAA"/>
+          <w:sz w:val="21"/>
+          <w:szCs w:val="21"/>
+          <w:lang w:eastAsia="en-IN"/>
+        </w:rPr>
+        <w:t>processfile</w:t>
+      </w:r>
+      <w:proofErr w:type="spellEnd"/>
+      <w:r>
+        <w:rPr>
+          <w:rFonts w:ascii="Consolas" w:eastAsia="Times New Roman" w:hAnsi="Consolas" w:cs="Times New Roman"/>
+          <w:color w:val="D4D4D4"/>
+          <w:sz w:val="21"/>
+          <w:szCs w:val="21"/>
+          <w:lang w:eastAsia="en-IN"/>
+        </w:rPr>
+        <w:t>);</w:t>
+      </w:r>
+    </w:p>
+    <w:p>
+      <w:pPr>
+        <w:ind w:left="720"/>
+        <w:rPr>
+          <w:rFonts w:ascii="Calibri" w:hAnsi="Calibri" w:cs="Calibri"/>
+          <w:color w:val="000000"/>
+          <w:sz w:val="24"/>
+          <w:szCs w:val="24"/>
+        </w:rPr>
+      </w:pPr>
+      <w:r>
+        <w:rPr>
+          <w:rFonts w:ascii="Calibri" w:hAnsi="Calibri" w:cs="Calibri"/>
+          <w:color w:val="000000"/>
+          <w:sz w:val="24"/>
+          <w:szCs w:val="24"/>
+        </w:rPr>
+        <w:lastRenderedPageBreak/>
+        <w:drawing>
+          <wp:inline distT="0" distB="0" distL="0" distR="0" wp14:anchorId="121F9D20" wp14:editId="546B5DDD">
+            <wp:extent cx="5735255" cy="2902226"/>
+            <wp:effectExtent l="0" t="0" r="0" b="0"/>
+            <wp:docPr id="159482947" name="Picture 1"/>
+            <wp:cNvGraphicFramePr>
+              <a:graphicFrameLocks xmlns:a="http://schemas.openxmlformats.org/drawingml/2006/main" noChangeAspect="1"/>
+            </wp:cNvGraphicFramePr>
+            <a:graphic xmlns:a="http://schemas.openxmlformats.org/drawingml/2006/main">
+              <a:graphicData uri="http://schemas.openxmlformats.org/drawingml/2006/picture">
+                <pic:pic xmlns:pic="http://schemas.openxmlformats.org/drawingml/2006/picture">
+                  <pic:nvPicPr>
+                    <pic:cNvPr id="159482947" name=""/>
+                    <pic:cNvPicPr/>
+                  </pic:nvPicPr>
+                  <pic:blipFill>
+                    <a:blip r:embed="rId14"/>
+                    <a:stretch>
+                      <a:fillRect/>
+                    </a:stretch>
+                  </pic:blipFill>
+                  <pic:spPr>
+                    <a:xfrm>
+                      <a:off x="0" y="0"/>
+                      <a:ext cx="5881418" cy="2976189"/>
+                    </a:xfrm>
+                    <a:prstGeom prst="rect">
+                      <a:avLst/>
+                    </a:prstGeom>
+                  </pic:spPr>
+                </pic:pic>
+              </a:graphicData>
+            </a:graphic>
+          </wp:inline>
+        </w:drawing>
+      </w:r>
+    </w:p>
+    <w:p>
+      <w:pPr>
+        <w:ind w:left="720"/>
+        <w:rPr>
+          <w:rFonts w:ascii="Calibri" w:hAnsi="Calibri" w:cs="Calibri"/>
+          <w:color w:val="000000"/>
+          <w:sz w:val="36"/>
+          <w:szCs w:val="36"/>
+        </w:rPr>
+      </w:pPr>
+      <w:r>
+        <w:rPr>
+          <w:rFonts w:ascii="Calibri" w:hAnsi="Calibri" w:cs="Calibri"/>
+          <w:color w:val="000000"/>
+          <w:sz w:val="36"/>
+          <w:szCs w:val="36"/>
+        </w:rPr>
+        <w:t xml:space="preserve">Through callback function some times leads to callback </w:t>
+      </w:r>
+      <w:proofErr w:type="spellStart"/>
+      <w:proofErr w:type="gramStart"/>
+      <w:r>
+        <w:rPr>
+          <w:rFonts w:ascii="Calibri" w:hAnsi="Calibri" w:cs="Calibri"/>
+          <w:color w:val="000000"/>
+          <w:sz w:val="36"/>
+          <w:szCs w:val="36"/>
+        </w:rPr>
+        <w:t>hell.refer</w:t>
+      </w:r>
+      <w:proofErr w:type="spellEnd"/>
+      <w:proofErr w:type="gramEnd"/>
+      <w:r>
+        <w:rPr>
+          <w:rFonts w:ascii="Calibri" w:hAnsi="Calibri" w:cs="Calibri"/>
+          <w:color w:val="000000"/>
+          <w:sz w:val="36"/>
+          <w:szCs w:val="36"/>
+        </w:rPr>
+        <w:t xml:space="preserve"> </w:t>
+      </w:r>
+      <w:r>
+        <w:rPr>
+          <w:rFonts w:ascii="Calibri" w:hAnsi="Calibri" w:cs="Calibri"/>
+          <w:color w:val="ED7D31" w:themeColor="accent2"/>
+          <w:sz w:val="36"/>
+          <w:szCs w:val="36"/>
+        </w:rPr>
+        <w:t>asyn.html</w:t>
+      </w:r>
+      <w:r>
+        <w:rPr>
+          <w:rFonts w:ascii="Calibri" w:hAnsi="Calibri" w:cs="Calibri"/>
+          <w:color w:val="ED7D31" w:themeColor="accent2"/>
+          <w:sz w:val="36"/>
+          <w:szCs w:val="36"/>
+        </w:rPr>
+        <w:t xml:space="preserve">. </w:t>
+      </w:r>
+      <w:r>
+        <w:rPr>
+          <w:rFonts w:ascii="Calibri" w:hAnsi="Calibri" w:cs="Calibri"/>
+          <w:color w:val="000000" w:themeColor="text1"/>
+          <w:sz w:val="36"/>
+          <w:szCs w:val="36"/>
+        </w:rPr>
+        <w:t xml:space="preserve">to overcome </w:t>
+      </w:r>
+      <w:proofErr w:type="gramStart"/>
+      <w:r>
+        <w:rPr>
+          <w:rFonts w:ascii="Calibri" w:hAnsi="Calibri" w:cs="Calibri"/>
+          <w:color w:val="000000" w:themeColor="text1"/>
+          <w:sz w:val="36"/>
+          <w:szCs w:val="36"/>
+        </w:rPr>
+        <w:t>this</w:t>
+      </w:r>
+      <w:proofErr w:type="gramEnd"/>
+      <w:r>
+        <w:rPr>
+          <w:rFonts w:ascii="Calibri" w:hAnsi="Calibri" w:cs="Calibri"/>
+          <w:color w:val="000000" w:themeColor="text1"/>
+          <w:sz w:val="36"/>
+          <w:szCs w:val="36"/>
+        </w:rPr>
+        <w:t xml:space="preserve"> we use promise ();</w:t>
+      </w:r>
+    </w:p>
+    <w:p>
+      <w:pPr>
+        <w:ind w:left="720"/>
+        <w:rPr>
+          <w:rFonts w:ascii="Calibri" w:hAnsi="Calibri" w:cs="Calibri"/>
+          <w:color w:val="EE0000"/>
+          <w:sz w:val="36"/>
+          <w:szCs w:val="36"/>
+        </w:rPr>
+      </w:pPr>
+      <w:proofErr w:type="gramStart"/>
+      <w:r>
+        <w:rPr>
+          <w:rFonts w:ascii="Calibri" w:hAnsi="Calibri" w:cs="Calibri"/>
+          <w:color w:val="EE0000"/>
+          <w:sz w:val="36"/>
+          <w:szCs w:val="36"/>
+        </w:rPr>
+        <w:t>promise</w:t>
+      </w:r>
+      <w:r>
+        <w:rPr>
+          <w:rFonts w:ascii="Calibri" w:hAnsi="Calibri" w:cs="Calibri"/>
+          <w:color w:val="EE0000"/>
+          <w:sz w:val="36"/>
+          <w:szCs w:val="36"/>
+        </w:rPr>
+        <w:t xml:space="preserve"> </w:t>
+      </w:r>
+      <w:r>
+        <w:rPr>
+          <w:rFonts w:ascii="Calibri" w:hAnsi="Calibri" w:cs="Calibri"/>
+          <w:color w:val="EE0000"/>
+          <w:sz w:val="36"/>
+          <w:szCs w:val="36"/>
+        </w:rPr>
+        <w:t>:</w:t>
+      </w:r>
+      <w:proofErr w:type="gramEnd"/>
+    </w:p>
+    <w:p>
+      <w:pPr>
+        <w:ind w:left="720"/>
+        <w:rPr>
+          <w:rFonts w:ascii="Calibri" w:hAnsi="Calibri" w:cs="Calibri"/>
+          <w:color w:val="000000" w:themeColor="text1"/>
+          <w:sz w:val="32"/>
+          <w:szCs w:val="32"/>
+        </w:rPr>
+      </w:pPr>
+      <w:r>
+        <w:rPr>
+          <w:rFonts w:ascii="Calibri" w:hAnsi="Calibri" w:cs="Calibri"/>
+          <w:color w:val="000000" w:themeColor="text1"/>
+          <w:sz w:val="32"/>
+          <w:szCs w:val="32"/>
+        </w:rPr>
+        <w:t xml:space="preserve">In JavaScript, </w:t>
+      </w:r>
+      <w:r>
+        <w:rPr>
+          <w:rFonts w:ascii="Calibri" w:hAnsi="Calibri" w:cs="Calibri"/>
+          <w:b/>
+          <w:bCs/>
+          <w:color w:val="000000" w:themeColor="text1"/>
+          <w:sz w:val="32"/>
+          <w:szCs w:val="32"/>
+        </w:rPr>
+        <w:t>Promises</w:t>
+      </w:r>
+      <w:r>
+        <w:rPr>
+          <w:rFonts w:ascii="Calibri" w:hAnsi="Calibri" w:cs="Calibri"/>
+          <w:color w:val="000000" w:themeColor="text1"/>
+          <w:sz w:val="32"/>
+          <w:szCs w:val="32"/>
+        </w:rPr>
+        <w:t xml:space="preserve"> are used for handling </w:t>
+      </w:r>
+      <w:r>
+        <w:rPr>
+          <w:rFonts w:ascii="Calibri" w:hAnsi="Calibri" w:cs="Calibri"/>
+          <w:b/>
+          <w:bCs/>
+          <w:color w:val="000000" w:themeColor="text1"/>
+          <w:sz w:val="32"/>
+          <w:szCs w:val="32"/>
+        </w:rPr>
+        <w:t>asynchronous operations</w:t>
+      </w:r>
+      <w:r>
+        <w:rPr>
+          <w:rFonts w:ascii="Calibri" w:hAnsi="Calibri" w:cs="Calibri"/>
+          <w:color w:val="000000" w:themeColor="text1"/>
+          <w:sz w:val="32"/>
+          <w:szCs w:val="32"/>
+        </w:rPr>
+        <w:t xml:space="preserve"> in a more structured way, avoiding callback nesting (often called "callback hell"). A Promise represents a value that may be available </w:t>
+      </w:r>
+      <w:r>
+        <w:rPr>
+          <w:rFonts w:ascii="Calibri" w:hAnsi="Calibri" w:cs="Calibri"/>
+          <w:b/>
+          <w:bCs/>
+          <w:color w:val="000000" w:themeColor="text1"/>
+          <w:sz w:val="32"/>
+          <w:szCs w:val="32"/>
+        </w:rPr>
+        <w:t>now, later, or never</w:t>
+      </w:r>
+      <w:r>
+        <w:rPr>
+          <w:rFonts w:ascii="Calibri" w:hAnsi="Calibri" w:cs="Calibri"/>
+          <w:color w:val="000000" w:themeColor="text1"/>
+          <w:sz w:val="32"/>
+          <w:szCs w:val="32"/>
+        </w:rPr>
+        <w:t>.</w:t>
+      </w:r>
+    </w:p>
+    <w:p>
+      <w:pPr>
+        <w:rPr>
+          <w:rFonts w:ascii="Calibri" w:hAnsi="Calibri" w:cs="Calibri"/>
+          <w:color w:val="4472C4" w:themeColor="accent1"/>
+          <w:sz w:val="24"/>
+          <w:szCs w:val="24"/>
+        </w:rPr>
+      </w:pPr>
+      <w:r>
+        <w:rPr>
+          <w:rFonts w:ascii="Calibri" w:hAnsi="Calibri" w:cs="Calibri"/>
+          <w:color w:val="92D050"/>
+          <w:sz w:val="36"/>
+          <w:szCs w:val="36"/>
+        </w:rPr>
+        <w:t> </w:t>
+      </w:r>
+      <w:r>
+        <w:rPr>
+          <w:rFonts w:ascii="Calibri" w:hAnsi="Calibri" w:cs="Calibri"/>
+          <w:color w:val="92D050"/>
+          <w:sz w:val="36"/>
+          <w:szCs w:val="36"/>
+        </w:rPr>
+        <w:t> </w:t>
+      </w:r>
+      <w:r>
+        <w:rPr>
+          <w:rFonts w:ascii="Calibri" w:hAnsi="Calibri" w:cs="Calibri"/>
+          <w:color w:val="000000" w:themeColor="text1"/>
+          <w:sz w:val="36"/>
+          <w:szCs w:val="36"/>
+        </w:rPr>
+        <w:t xml:space="preserve"> </w:t>
+      </w:r>
+      <w:proofErr w:type="spellStart"/>
+      <w:proofErr w:type="gramStart"/>
+      <w:r>
+        <w:rPr>
+          <w:rFonts w:ascii="Calibri" w:hAnsi="Calibri" w:cs="Calibri"/>
+          <w:color w:val="000000" w:themeColor="text1"/>
+          <w:sz w:val="36"/>
+          <w:szCs w:val="36"/>
+        </w:rPr>
+        <w:t>Syntax</w:t>
+      </w:r>
+      <w:r>
+        <w:rPr>
+          <w:rFonts w:ascii="Calibri" w:hAnsi="Calibri" w:cs="Calibri"/>
+          <w:color w:val="92D050"/>
+          <w:sz w:val="36"/>
+          <w:szCs w:val="36"/>
+        </w:rPr>
+        <w:t>:</w:t>
+      </w:r>
+      <w:r>
+        <w:rPr>
+          <w:rFonts w:ascii="Calibri" w:hAnsi="Calibri" w:cs="Calibri"/>
+          <w:color w:val="4472C4" w:themeColor="accent1"/>
+          <w:sz w:val="24"/>
+          <w:szCs w:val="24"/>
+        </w:rPr>
+        <w:t>new</w:t>
+      </w:r>
+      <w:proofErr w:type="spellEnd"/>
+      <w:proofErr w:type="gramEnd"/>
+      <w:r>
+        <w:rPr>
+          <w:rFonts w:ascii="Calibri" w:hAnsi="Calibri" w:cs="Calibri"/>
+          <w:color w:val="4472C4" w:themeColor="accent1"/>
+          <w:sz w:val="24"/>
+          <w:szCs w:val="24"/>
+        </w:rPr>
+        <w:t xml:space="preserve"> promise((</w:t>
+      </w:r>
+      <w:proofErr w:type="spellStart"/>
+      <w:proofErr w:type="gramStart"/>
+      <w:r>
+        <w:rPr>
+          <w:rFonts w:ascii="Calibri" w:hAnsi="Calibri" w:cs="Calibri"/>
+          <w:color w:val="4472C4" w:themeColor="accent1"/>
+          <w:sz w:val="24"/>
+          <w:szCs w:val="24"/>
+        </w:rPr>
+        <w:t>resolve,reject</w:t>
+      </w:r>
+      <w:proofErr w:type="spellEnd"/>
+      <w:proofErr w:type="gramEnd"/>
+      <w:r>
+        <w:rPr>
+          <w:rFonts w:ascii="Calibri" w:hAnsi="Calibri" w:cs="Calibri"/>
+          <w:color w:val="4472C4" w:themeColor="accent1"/>
+          <w:sz w:val="24"/>
+          <w:szCs w:val="24"/>
+        </w:rPr>
+        <w:t>)=</w:t>
+      </w:r>
+      <w:proofErr w:type="gramStart"/>
+      <w:r>
+        <w:rPr>
+          <w:rFonts w:ascii="Calibri" w:hAnsi="Calibri" w:cs="Calibri"/>
+          <w:color w:val="4472C4" w:themeColor="accent1"/>
+          <w:sz w:val="24"/>
+          <w:szCs w:val="24"/>
+        </w:rPr>
+        <w:t>&gt;{</w:t>
+      </w:r>
+      <w:proofErr w:type="gramEnd"/>
+    </w:p>
+    <w:p>
+      <w:pPr>
+        <w:rPr>
+          <w:rFonts w:ascii="Calibri" w:hAnsi="Calibri" w:cs="Calibri"/>
+          <w:color w:val="4472C4" w:themeColor="accent1"/>
+          <w:sz w:val="24"/>
+          <w:szCs w:val="24"/>
+        </w:rPr>
+      </w:pPr>
+      <w:r>
+        <w:rPr>
+          <w:rFonts w:ascii="Calibri" w:hAnsi="Calibri" w:cs="Calibri"/>
+          <w:color w:val="4472C4" w:themeColor="accent1"/>
+          <w:sz w:val="24"/>
+          <w:szCs w:val="24"/>
+        </w:rPr>
+        <w:t>            if(true)</w:t>
+      </w:r>
+    </w:p>
+    <w:p>
+      <w:pPr>
+        <w:rPr>
+          <w:rFonts w:ascii="Calibri" w:hAnsi="Calibri" w:cs="Calibri"/>
+          <w:color w:val="4472C4" w:themeColor="accent1"/>
+          <w:sz w:val="24"/>
+          <w:szCs w:val="24"/>
+        </w:rPr>
+      </w:pPr>
+      <w:r>
+        <w:rPr>
+          <w:rFonts w:ascii="Calibri" w:hAnsi="Calibri" w:cs="Calibri"/>
+          <w:color w:val="4472C4" w:themeColor="accent1"/>
+          <w:sz w:val="24"/>
+          <w:szCs w:val="24"/>
+        </w:rPr>
+        <w:t>          {</w:t>
+      </w:r>
+    </w:p>
+    <w:p>
+      <w:pPr>
+        <w:rPr>
+          <w:rFonts w:ascii="Calibri" w:hAnsi="Calibri" w:cs="Calibri"/>
+          <w:color w:val="4472C4" w:themeColor="accent1"/>
+          <w:sz w:val="24"/>
+          <w:szCs w:val="24"/>
+        </w:rPr>
+      </w:pPr>
+      <w:r>
+        <w:rPr>
+          <w:rFonts w:ascii="Calibri" w:hAnsi="Calibri" w:cs="Calibri"/>
+          <w:color w:val="4472C4" w:themeColor="accent1"/>
+          <w:sz w:val="24"/>
+          <w:szCs w:val="24"/>
+        </w:rPr>
+        <w:t xml:space="preserve">            </w:t>
+      </w:r>
+      <w:proofErr w:type="gramStart"/>
+      <w:r>
+        <w:rPr>
+          <w:rFonts w:ascii="Calibri" w:hAnsi="Calibri" w:cs="Calibri"/>
+          <w:color w:val="4472C4" w:themeColor="accent1"/>
+          <w:sz w:val="24"/>
+          <w:szCs w:val="24"/>
+        </w:rPr>
+        <w:t>resolve(</w:t>
+      </w:r>
+      <w:proofErr w:type="gramEnd"/>
+      <w:r>
+        <w:rPr>
+          <w:rFonts w:ascii="Calibri" w:hAnsi="Calibri" w:cs="Calibri"/>
+          <w:color w:val="4472C4" w:themeColor="accent1"/>
+          <w:sz w:val="24"/>
+          <w:szCs w:val="24"/>
+        </w:rPr>
+        <w:t>"</w:t>
+      </w:r>
+      <w:proofErr w:type="spellStart"/>
+      <w:r>
+        <w:rPr>
+          <w:rFonts w:ascii="Calibri" w:hAnsi="Calibri" w:cs="Calibri"/>
+          <w:color w:val="4472C4" w:themeColor="accent1"/>
+          <w:sz w:val="24"/>
+          <w:szCs w:val="24"/>
+        </w:rPr>
+        <w:t>sucess</w:t>
+      </w:r>
+      <w:proofErr w:type="spellEnd"/>
+      <w:r>
+        <w:rPr>
+          <w:rFonts w:ascii="Calibri" w:hAnsi="Calibri" w:cs="Calibri"/>
+          <w:color w:val="4472C4" w:themeColor="accent1"/>
+          <w:sz w:val="24"/>
+          <w:szCs w:val="24"/>
+        </w:rPr>
+        <w:t>...")</w:t>
+      </w:r>
+      <w:r>
+        <w:rPr>
+          <w:rFonts w:ascii="Calibri" w:hAnsi="Calibri" w:cs="Calibri"/>
+          <w:color w:val="4472C4" w:themeColor="accent1"/>
+          <w:sz w:val="24"/>
+          <w:szCs w:val="24"/>
+        </w:rPr>
+        <w:t>;</w:t>
+      </w:r>
+    </w:p>
+    <w:p>
+      <w:pPr>
+        <w:rPr>
+          <w:rFonts w:ascii="Calibri" w:hAnsi="Calibri" w:cs="Calibri"/>
+          <w:color w:val="4472C4" w:themeColor="accent1"/>
+          <w:sz w:val="24"/>
+          <w:szCs w:val="24"/>
+        </w:rPr>
+      </w:pPr>
+      <w:r>
+        <w:rPr>
+          <w:rFonts w:ascii="Calibri" w:hAnsi="Calibri" w:cs="Calibri"/>
+          <w:color w:val="4472C4" w:themeColor="accent1"/>
+          <w:sz w:val="24"/>
+          <w:szCs w:val="24"/>
+        </w:rPr>
+        <w:t>          }</w:t>
+      </w:r>
+    </w:p>
+    <w:p>
+      <w:pPr>
+        <w:rPr>
+          <w:rFonts w:ascii="Calibri" w:hAnsi="Calibri" w:cs="Calibri"/>
+          <w:color w:val="4472C4" w:themeColor="accent1"/>
+          <w:sz w:val="24"/>
+          <w:szCs w:val="24"/>
+        </w:rPr>
+      </w:pPr>
+      <w:r>
+        <w:rPr>
+          <w:rFonts w:ascii="Calibri" w:hAnsi="Calibri" w:cs="Calibri"/>
+          <w:color w:val="4472C4" w:themeColor="accent1"/>
+          <w:sz w:val="24"/>
+          <w:szCs w:val="24"/>
+        </w:rPr>
+        <w:t xml:space="preserve">          </w:t>
+      </w:r>
+      <w:proofErr w:type="gramStart"/>
+      <w:r>
+        <w:rPr>
+          <w:rFonts w:ascii="Calibri" w:hAnsi="Calibri" w:cs="Calibri"/>
+          <w:color w:val="4472C4" w:themeColor="accent1"/>
+          <w:sz w:val="24"/>
+          <w:szCs w:val="24"/>
+        </w:rPr>
+        <w:t>else{</w:t>
+      </w:r>
+      <w:proofErr w:type="gramEnd"/>
+    </w:p>
+    <w:p>
+      <w:pPr>
+        <w:rPr>
+          <w:rFonts w:ascii="Calibri" w:hAnsi="Calibri" w:cs="Calibri"/>
+          <w:color w:val="4472C4" w:themeColor="accent1"/>
+          <w:sz w:val="24"/>
+          <w:szCs w:val="24"/>
+        </w:rPr>
+      </w:pPr>
+      <w:r>
+        <w:rPr>
+          <w:rFonts w:ascii="Calibri" w:hAnsi="Calibri" w:cs="Calibri"/>
+          <w:color w:val="4472C4" w:themeColor="accent1"/>
+          <w:sz w:val="24"/>
+          <w:szCs w:val="24"/>
+        </w:rPr>
+        <w:t>            reject("fail!!!!")</w:t>
+      </w:r>
+      <w:r>
+        <w:rPr>
+          <w:rFonts w:ascii="Calibri" w:hAnsi="Calibri" w:cs="Calibri"/>
+          <w:color w:val="4472C4" w:themeColor="accent1"/>
+          <w:sz w:val="24"/>
+          <w:szCs w:val="24"/>
+        </w:rPr>
+        <w:t>;</w:t>
+      </w:r>
+    </w:p>
+    <w:p>
+      <w:pPr>
+        <w:rPr>
+          <w:rFonts w:ascii="Calibri" w:hAnsi="Calibri" w:cs="Calibri"/>
+          <w:color w:val="4472C4" w:themeColor="accent1"/>
+          <w:sz w:val="24"/>
+          <w:szCs w:val="24"/>
+        </w:rPr>
+      </w:pPr>
+      <w:r>
+        <w:rPr>
+          <w:rFonts w:ascii="Calibri" w:hAnsi="Calibri" w:cs="Calibri"/>
+          <w:color w:val="4472C4" w:themeColor="accent1"/>
+          <w:sz w:val="24"/>
+          <w:szCs w:val="24"/>
+        </w:rPr>
+        <w:t>          }</w:t>
+      </w:r>
+    </w:p>
+    <w:p>
+      <w:pPr>
+        <w:rPr>
+          <w:rFonts w:ascii="Calibri" w:hAnsi="Calibri" w:cs="Calibri"/>
+          <w:color w:val="4472C4" w:themeColor="accent1"/>
+          <w:sz w:val="24"/>
+          <w:szCs w:val="24"/>
+        </w:rPr>
+      </w:pPr>
+      <w:r>
+        <w:rPr>
+          <w:rFonts w:ascii="Calibri" w:hAnsi="Calibri" w:cs="Calibri"/>
+          <w:color w:val="4472C4" w:themeColor="accent1"/>
+          <w:sz w:val="24"/>
+          <w:szCs w:val="24"/>
+        </w:rPr>
+        <w:t>          });</w:t>
+      </w:r>
+    </w:p>
+    <w:p>
+      <w:pPr>
+        <w:rPr>
+          <w:rFonts w:ascii="Calibri" w:hAnsi="Calibri" w:cs="Calibri"/>
+          <w:color w:val="4472C4" w:themeColor="accent1"/>
+          <w:sz w:val="24"/>
+          <w:szCs w:val="24"/>
+        </w:rPr>
+      </w:pPr>
+    </w:p>
+    <w:p>
+      <w:pPr>
+        <w:rPr>
+          <w:rFonts w:ascii="Calibri" w:hAnsi="Calibri" w:cs="Calibri"/>
+          <w:color w:val="4472C4" w:themeColor="accent1"/>
+          <w:sz w:val="24"/>
+          <w:szCs w:val="24"/>
+        </w:rPr>
+      </w:pPr>
+    </w:p>
+    <w:p>
+      <w:pPr>
+        <w:rPr>
+          <w:rFonts w:ascii="Calibri" w:hAnsi="Calibri" w:cs="Calibri"/>
+          <w:color w:val="4472C4" w:themeColor="accent1"/>
+          <w:sz w:val="24"/>
+          <w:szCs w:val="24"/>
+        </w:rPr>
+      </w:pPr>
+    </w:p>
+    <w:p>
+      <w:pPr>
+        <w:rPr>
+          <w:rFonts w:ascii="Calibri" w:hAnsi="Calibri" w:cs="Calibri"/>
+          <w:color w:val="4472C4" w:themeColor="accent1"/>
+          <w:sz w:val="24"/>
+          <w:szCs w:val="24"/>
+        </w:rPr>
+      </w:pPr>
+      <w:r>
+        <w:rPr>
+          <w:rFonts w:ascii="Calibri" w:hAnsi="Calibri" w:cs="Calibri"/>
+          <w:color w:val="4472C4" w:themeColor="accent1"/>
+          <w:sz w:val="24"/>
+          <w:szCs w:val="24"/>
+        </w:rPr>
+        <w:lastRenderedPageBreak/>
+        <w:drawing>
+          <wp:inline distT="0" distB="0" distL="0" distR="0" wp14:anchorId="20E54C0B" wp14:editId="6B4B1475">
+            <wp:extent cx="6013174" cy="4203065"/>
+            <wp:effectExtent l="0" t="0" r="6985" b="6985"/>
+            <wp:docPr id="1791697958" name="Picture 1"/>
+            <wp:cNvGraphicFramePr>
+              <a:graphicFrameLocks xmlns:a="http://schemas.openxmlformats.org/drawingml/2006/main" noChangeAspect="1"/>
+            </wp:cNvGraphicFramePr>
+            <a:graphic xmlns:a="http://schemas.openxmlformats.org/drawingml/2006/main">
+              <a:graphicData uri="http://schemas.openxmlformats.org/drawingml/2006/picture">
+                <pic:pic xmlns:pic="http://schemas.openxmlformats.org/drawingml/2006/picture">
+                  <pic:nvPicPr>
+                    <pic:cNvPr id="1791697958" name=""/>
+                    <pic:cNvPicPr/>
+                  </pic:nvPicPr>
+                  <pic:blipFill>
+                    <a:blip r:embed="rId15"/>
+                    <a:stretch>
+                      <a:fillRect/>
+                    </a:stretch>
+                  </pic:blipFill>
+                  <pic:spPr>
+                    <a:xfrm>
+                      <a:off x="0" y="0"/>
+                      <a:ext cx="6019400" cy="4207417"/>
+                    </a:xfrm>
+                    <a:prstGeom prst="rect">
+                      <a:avLst/>
+                    </a:prstGeom>
+                  </pic:spPr>
+                </pic:pic>
+              </a:graphicData>
+            </a:graphic>
+          </wp:inline>
+        </w:drawing>
+      </w:r>
+    </w:p>
+    <w:p>
+      <w:pPr>
+        <w:rPr>
+          <w:rFonts w:ascii="Calibri" w:hAnsi="Calibri" w:cs="Calibri"/>
+          <w:color w:val="4472C4" w:themeColor="accent1"/>
+          <w:sz w:val="24"/>
+          <w:szCs w:val="24"/>
+        </w:rPr>
+      </w:pPr>
+    </w:p>
+    <w:p>
+      <w:pPr>
+        <w:rPr>
+          <w:rFonts w:ascii="Calibri" w:hAnsi="Calibri" w:cs="Calibri"/>
+          <w:color w:val="4472C4" w:themeColor="accent1"/>
+          <w:sz w:val="32"/>
+          <w:szCs w:val="32"/>
+        </w:rPr>
+      </w:pPr>
+    </w:p>
+    <w:p>
+      <w:pPr>
+        <w:rPr>
+          <w:rFonts w:ascii="Calibri" w:hAnsi="Calibri" w:cs="Calibri"/>
+          <w:color w:val="4472C4" w:themeColor="accent1"/>
+          <w:sz w:val="36"/>
+          <w:szCs w:val="36"/>
+        </w:rPr>
+      </w:pPr>
+    </w:p>
+    <w:p>
+      <w:pPr>
+        <w:ind w:left="720"/>
+        <w:rPr>
+          <w:rFonts w:ascii="Calibri" w:hAnsi="Calibri" w:cs="Calibri"/>
+          <w:color w:val="EE0000"/>
+          <w:sz w:val="36"/>
+          <w:szCs w:val="36"/>
+        </w:rPr>
+      </w:pPr>
+    </w:p>
+    <w:p>
+      <w:pPr>
+        <w:ind w:left="720"/>
+        <w:rPr>
+          <w:rFonts w:ascii="Segoe UI Emoji" w:hAnsi="Segoe UI Emoji" w:cs="Segoe UI Emoji"/>
+          <w:color w:val="EE0000"/>
+          <w:sz w:val="36"/>
+          <w:szCs w:val="36"/>
+        </w:rPr>
+      </w:pPr>
+    </w:p>
+    <w:p>
+      <w:pPr>
+        <w:rPr>
+          <w:rFonts w:ascii="Calibri" w:hAnsi="Calibri" w:cs="Calibri"/>
+          <w:color w:val="EE0000"/>
+          <w:sz w:val="36"/>
+          <w:szCs w:val="36"/>
+        </w:rPr>
+      </w:pPr>
+    </w:p>
+    <w:p>
+      <w:pPr>
+        <w:ind w:left="720"/>
+        <w:rPr>
+          <w:rFonts w:ascii="Calibri" w:hAnsi="Calibri" w:cs="Calibri"/>
+          <w:color w:val="000000"/>
+          <w:sz w:val="36"/>
+          <w:szCs w:val="36"/>
+        </w:rPr>
+      </w:pPr>
     </w:p>
     <w:p>
       <w:pPr>
@@ -11105,6 +14220,214 @@
           <w:szCs w:val="40"/>
         </w:rPr>
       </w:pPr>
+      <w:r>
+        <w:rPr>
+          <w:rFonts w:ascii="Calibri" w:hAnsi="Calibri" w:cs="Calibri"/>
+          <w:color w:val="000000"/>
+          <w:sz w:val="40"/>
+          <w:szCs w:val="40"/>
+        </w:rPr>
+        <w:t>Explanation:</w:t>
+      </w:r>
+    </w:p>
+    <w:p>
+      <w:pPr>
+        <w:numPr>
+          <w:ilvl w:val="0"/>
+          <w:numId w:val="32"/>
+        </w:numPr>
+        <w:rPr>
+          <w:rFonts w:ascii="Calibri" w:hAnsi="Calibri" w:cs="Calibri"/>
+          <w:color w:val="000000"/>
+          <w:sz w:val="40"/>
+          <w:szCs w:val="40"/>
+        </w:rPr>
+      </w:pPr>
+      <w:proofErr w:type="gramStart"/>
+      <w:r>
+        <w:rPr>
+          <w:rFonts w:ascii="Calibri" w:hAnsi="Calibri" w:cs="Calibri"/>
+          <w:color w:val="000000"/>
+          <w:sz w:val="40"/>
+          <w:szCs w:val="40"/>
+        </w:rPr>
+        <w:t>fetch(</w:t>
+      </w:r>
+      <w:proofErr w:type="gramEnd"/>
+      <w:r>
+        <w:rPr>
+          <w:rFonts w:ascii="Calibri" w:hAnsi="Calibri" w:cs="Calibri"/>
+          <w:color w:val="000000"/>
+          <w:sz w:val="40"/>
+          <w:szCs w:val="40"/>
+        </w:rPr>
+        <w:t>) makes an HTTP request.</w:t>
+      </w:r>
+    </w:p>
+    <w:p>
+      <w:pPr>
+        <w:numPr>
+          <w:ilvl w:val="0"/>
+          <w:numId w:val="32"/>
+        </w:numPr>
+        <w:rPr>
+          <w:rFonts w:ascii="Calibri" w:hAnsi="Calibri" w:cs="Calibri"/>
+          <w:color w:val="000000"/>
+          <w:sz w:val="40"/>
+          <w:szCs w:val="40"/>
+        </w:rPr>
+      </w:pPr>
+      <w:proofErr w:type="gramStart"/>
+      <w:r>
+        <w:rPr>
+          <w:rFonts w:ascii="Calibri" w:hAnsi="Calibri" w:cs="Calibri"/>
+          <w:color w:val="000000"/>
+          <w:sz w:val="40"/>
+          <w:szCs w:val="40"/>
+        </w:rPr>
+        <w:t>.then</w:t>
+      </w:r>
+      <w:proofErr w:type="gramEnd"/>
+      <w:r>
+        <w:rPr>
+          <w:rFonts w:ascii="Calibri" w:hAnsi="Calibri" w:cs="Calibri"/>
+          <w:color w:val="000000"/>
+          <w:sz w:val="40"/>
+          <w:szCs w:val="40"/>
+        </w:rPr>
+        <w:t>() processes the response and converts it to JSON.</w:t>
+      </w:r>
+    </w:p>
+    <w:p>
+      <w:pPr>
+        <w:numPr>
+          <w:ilvl w:val="0"/>
+          <w:numId w:val="32"/>
+        </w:numPr>
+        <w:rPr>
+          <w:rFonts w:ascii="Calibri" w:hAnsi="Calibri" w:cs="Calibri"/>
+          <w:color w:val="000000"/>
+          <w:sz w:val="40"/>
+          <w:szCs w:val="40"/>
+        </w:rPr>
+      </w:pPr>
+      <w:r>
+        <w:rPr>
+          <w:rFonts w:ascii="Calibri" w:hAnsi="Calibri" w:cs="Calibri"/>
+          <w:color w:val="000000"/>
+          <w:sz w:val="40"/>
+          <w:szCs w:val="40"/>
+        </w:rPr>
+        <w:t xml:space="preserve">The </w:t>
+      </w:r>
+      <w:proofErr w:type="gramStart"/>
+      <w:r>
+        <w:rPr>
+          <w:rFonts w:ascii="Calibri" w:hAnsi="Calibri" w:cs="Calibri"/>
+          <w:color w:val="000000"/>
+          <w:sz w:val="40"/>
+          <w:szCs w:val="40"/>
+        </w:rPr>
+        <w:t>second .then</w:t>
+      </w:r>
+      <w:proofErr w:type="gramEnd"/>
+      <w:r>
+        <w:rPr>
+          <w:rFonts w:ascii="Calibri" w:hAnsi="Calibri" w:cs="Calibri"/>
+          <w:color w:val="000000"/>
+          <w:sz w:val="40"/>
+          <w:szCs w:val="40"/>
+        </w:rPr>
+        <w:t>() logs the data.</w:t>
+      </w:r>
+    </w:p>
+    <w:p>
+      <w:pPr>
+        <w:numPr>
+          <w:ilvl w:val="0"/>
+          <w:numId w:val="32"/>
+        </w:numPr>
+        <w:rPr>
+          <w:rFonts w:ascii="Calibri" w:hAnsi="Calibri" w:cs="Calibri"/>
+          <w:color w:val="000000"/>
+          <w:sz w:val="40"/>
+          <w:szCs w:val="40"/>
+        </w:rPr>
+      </w:pPr>
+      <w:proofErr w:type="gramStart"/>
+      <w:r>
+        <w:rPr>
+          <w:rFonts w:ascii="Calibri" w:hAnsi="Calibri" w:cs="Calibri"/>
+          <w:color w:val="000000"/>
+          <w:sz w:val="40"/>
+          <w:szCs w:val="40"/>
+        </w:rPr>
+        <w:t>.catch</w:t>
+      </w:r>
+      <w:proofErr w:type="gramEnd"/>
+      <w:r>
+        <w:rPr>
+          <w:rFonts w:ascii="Calibri" w:hAnsi="Calibri" w:cs="Calibri"/>
+          <w:color w:val="000000"/>
+          <w:sz w:val="40"/>
+          <w:szCs w:val="40"/>
+        </w:rPr>
+        <w:t>() handles errors gracefully.</w:t>
+      </w:r>
+    </w:p>
+    <w:p>
+      <w:pPr>
+        <w:ind w:left="360"/>
+        <w:rPr>
+          <w:rFonts w:ascii="Calibri" w:hAnsi="Calibri" w:cs="Calibri"/>
+          <w:color w:val="000000"/>
+          <w:sz w:val="40"/>
+          <w:szCs w:val="40"/>
+        </w:rPr>
+      </w:pPr>
+      <w:r>
+        <w:rPr>
+          <w:rFonts w:ascii="Calibri" w:hAnsi="Calibri" w:cs="Calibri"/>
+          <w:color w:val="000000"/>
+          <w:sz w:val="40"/>
+          <w:szCs w:val="40"/>
+        </w:rPr>
+        <w:drawing>
+          <wp:inline distT="0" distB="0" distL="0" distR="0" wp14:anchorId="4609E0AB" wp14:editId="7B893DF6">
+            <wp:extent cx="5731510" cy="4075043"/>
+            <wp:effectExtent l="0" t="0" r="2540" b="1905"/>
+            <wp:docPr id="1335240881" name="Picture 1"/>
+            <wp:cNvGraphicFramePr>
+              <a:graphicFrameLocks xmlns:a="http://schemas.openxmlformats.org/drawingml/2006/main" noChangeAspect="1"/>
+            </wp:cNvGraphicFramePr>
+            <a:graphic xmlns:a="http://schemas.openxmlformats.org/drawingml/2006/main">
+              <a:graphicData uri="http://schemas.openxmlformats.org/drawingml/2006/picture">
+                <pic:pic xmlns:pic="http://schemas.openxmlformats.org/drawingml/2006/picture">
+                  <pic:nvPicPr>
+                    <pic:cNvPr id="1335240881" name=""/>
+                    <pic:cNvPicPr/>
+                  </pic:nvPicPr>
+                  <pic:blipFill>
+                    <a:blip r:embed="rId16"/>
+                    <a:stretch>
+                      <a:fillRect/>
+                    </a:stretch>
+                  </pic:blipFill>
+                  <pic:spPr>
+                    <a:xfrm>
+                      <a:off x="0" y="0"/>
+                      <a:ext cx="5746552" cy="4085738"/>
+                    </a:xfrm>
+                    <a:prstGeom prst="rect">
+                      <a:avLst/>
+                    </a:prstGeom>
+                  </pic:spPr>
+                </pic:pic>
+              </a:graphicData>
+            </a:graphic>
+          </wp:inline>
+        </w:drawing>
+      </w:r>
     </w:p>
     <w:p>
       <w:pPr>
@@ -11638,6 +14961,155 @@
     </w:lvl>
   </w:abstractNum>
   <w:abstractNum w:abstractNumId="3" w15:restartNumberingAfterBreak="0">
+    <w:nsid w:val="0C7461ED"/>
+    <w:multiLevelType w:val="multilevel"/>
+    <w:tmpl w:val="15BE7B1A"/>
+    <w:lvl w:ilvl="0">
+      <w:start w:val="1"/>
+      <w:numFmt w:val="bullet"/>
+      <w:lvlText w:val=""/>
+      <w:lvlJc w:val="left"/>
+      <w:pPr>
+        <w:tabs>
+          <w:tab w:val="num" w:pos="720"/>
+        </w:tabs>
+        <w:ind w:left="720" w:hanging="360"/>
+      </w:pPr>
+      <w:rPr>
+        <w:rFonts w:ascii="Symbol" w:hAnsi="Symbol" w:hint="default"/>
+        <w:sz w:val="20"/>
+      </w:rPr>
+    </w:lvl>
+    <w:lvl w:ilvl="1" w:tentative="1">
+      <w:start w:val="1"/>
+      <w:numFmt w:val="bullet"/>
+      <w:lvlText w:val="o"/>
+      <w:lvlJc w:val="left"/>
+      <w:pPr>
+        <w:tabs>
+          <w:tab w:val="num" w:pos="1440"/>
+        </w:tabs>
+        <w:ind w:left="1440" w:hanging="360"/>
+      </w:pPr>
+      <w:rPr>
+        <w:rFonts w:ascii="Courier New" w:hAnsi="Courier New" w:hint="default"/>
+        <w:sz w:val="20"/>
+      </w:rPr>
+    </w:lvl>
+    <w:lvl w:ilvl="2" w:tentative="1">
+      <w:start w:val="1"/>
+      <w:numFmt w:val="bullet"/>
+      <w:lvlText w:val=""/>
+      <w:lvlJc w:val="left"/>
+      <w:pPr>
+        <w:tabs>
+          <w:tab w:val="num" w:pos="2160"/>
+        </w:tabs>
+        <w:ind w:left="2160" w:hanging="360"/>
+      </w:pPr>
+      <w:rPr>
+        <w:rFonts w:ascii="Wingdings" w:hAnsi="Wingdings" w:hint="default"/>
+        <w:sz w:val="20"/>
+      </w:rPr>
+    </w:lvl>
+    <w:lvl w:ilvl="3" w:tentative="1">
+      <w:start w:val="1"/>
+      <w:numFmt w:val="bullet"/>
+      <w:lvlText w:val=""/>
+      <w:lvlJc w:val="left"/>
+      <w:pPr>
+        <w:tabs>
+          <w:tab w:val="num" w:pos="2880"/>
+        </w:tabs>
+        <w:ind w:left="2880" w:hanging="360"/>
+      </w:pPr>
+      <w:rPr>
+        <w:rFonts w:ascii="Wingdings" w:hAnsi="Wingdings" w:hint="default"/>
+        <w:sz w:val="20"/>
+      </w:rPr>
+    </w:lvl>
+    <w:lvl w:ilvl="4" w:tentative="1">
+      <w:start w:val="1"/>
+      <w:numFmt w:val="bullet"/>
+      <w:lvlText w:val=""/>
+      <w:lvlJc w:val="left"/>
+      <w:pPr>
+        <w:tabs>
+          <w:tab w:val="num" w:pos="3600"/>
+        </w:tabs>
+        <w:ind w:left="3600" w:hanging="360"/>
+      </w:pPr>
+      <w:rPr>
+        <w:rFonts w:ascii="Wingdings" w:hAnsi="Wingdings" w:hint="default"/>
+        <w:sz w:val="20"/>
+      </w:rPr>
+    </w:lvl>
+    <w:lvl w:ilvl="5" w:tentative="1">
+      <w:start w:val="1"/>
+      <w:numFmt w:val="bullet"/>
+      <w:lvlText w:val=""/>
+      <w:lvlJc w:val="left"/>
+      <w:pPr>
+        <w:tabs>
+          <w:tab w:val="num" w:pos="4320"/>
+        </w:tabs>
+        <w:ind w:left="4320" w:hanging="360"/>
+      </w:pPr>
+      <w:rPr>
+        <w:rFonts w:ascii="Wingdings" w:hAnsi="Wingdings" w:hint="default"/>
+        <w:sz w:val="20"/>
+      </w:rPr>
+    </w:lvl>
+    <w:lvl w:ilvl="6" w:tentative="1">
+      <w:start w:val="1"/>
+      <w:numFmt w:val="bullet"/>
+      <w:lvlText w:val=""/>
+      <w:lvlJc w:val="left"/>
+      <w:pPr>
+        <w:tabs>
+          <w:tab w:val="num" w:pos="5040"/>
+        </w:tabs>
+        <w:ind w:left="5040" w:hanging="360"/>
+      </w:pPr>
+      <w:rPr>
+        <w:rFonts w:ascii="Wingdings" w:hAnsi="Wingdings" w:hint="default"/>
+        <w:sz w:val="20"/>
+      </w:rPr>
+    </w:lvl>
+    <w:lvl w:ilvl="7" w:tentative="1">
+      <w:start w:val="1"/>
+      <w:numFmt w:val="bullet"/>
+      <w:lvlText w:val=""/>
+      <w:lvlJc w:val="left"/>
+      <w:pPr>
+        <w:tabs>
+          <w:tab w:val="num" w:pos="5760"/>
+        </w:tabs>
+        <w:ind w:left="5760" w:hanging="360"/>
+      </w:pPr>
+      <w:rPr>
+        <w:rFonts w:ascii="Wingdings" w:hAnsi="Wingdings" w:hint="default"/>
+        <w:sz w:val="20"/>
+      </w:rPr>
+    </w:lvl>
+    <w:lvl w:ilvl="8" w:tentative="1">
+      <w:start w:val="1"/>
+      <w:numFmt w:val="bullet"/>
+      <w:lvlText w:val=""/>
+      <w:lvlJc w:val="left"/>
+      <w:pPr>
+        <w:tabs>
+          <w:tab w:val="num" w:pos="6480"/>
+        </w:tabs>
+        <w:ind w:left="6480" w:hanging="360"/>
+      </w:pPr>
+      <w:rPr>
+        <w:rFonts w:ascii="Wingdings" w:hAnsi="Wingdings" w:hint="default"/>
+        <w:sz w:val="20"/>
+      </w:rPr>
+    </w:lvl>
+  </w:abstractNum>
+  <w:abstractNum w:abstractNumId="4" w15:restartNumberingAfterBreak="0">
     <w:nsid w:val="11B619E3"/>
     <w:multiLevelType w:val="hybridMultilevel"/>
     <w:tmpl w:val="D0ACFD72"/>
@@ -11750,7 +15222,7 @@
       </w:rPr>
     </w:lvl>
   </w:abstractNum>
-  <w:abstractNum w:abstractNumId="4" w15:restartNumberingAfterBreak="0">
+  <w:abstractNum w:abstractNumId="5" w15:restartNumberingAfterBreak="0">
     <w:nsid w:val="129C0D79"/>
     <w:multiLevelType w:val="multilevel"/>
     <w:tmpl w:val="0D9EDE42"/>
@@ -11863,7 +15335,156 @@
       </w:pPr>
     </w:lvl>
   </w:abstractNum>
-  <w:abstractNum w:abstractNumId="5" w15:restartNumberingAfterBreak="0">
+  <w:abstractNum w:abstractNumId="6" w15:restartNumberingAfterBreak="0">
+    <w:nsid w:val="13832A3E"/>
+    <w:multiLevelType w:val="multilevel"/>
+    <w:tmpl w:val="805E1E9A"/>
+    <w:lvl w:ilvl="0">
+      <w:start w:val="1"/>
+      <w:numFmt w:val="bullet"/>
+      <w:lvlText w:val=""/>
+      <w:lvlJc w:val="left"/>
+      <w:pPr>
+        <w:tabs>
+          <w:tab w:val="num" w:pos="720"/>
+        </w:tabs>
+        <w:ind w:left="720" w:hanging="360"/>
+      </w:pPr>
+      <w:rPr>
+        <w:rFonts w:ascii="Symbol" w:hAnsi="Symbol" w:hint="default"/>
+        <w:sz w:val="20"/>
+      </w:rPr>
+    </w:lvl>
+    <w:lvl w:ilvl="1" w:tentative="1">
+      <w:start w:val="1"/>
+      <w:numFmt w:val="bullet"/>
+      <w:lvlText w:val="o"/>
+      <w:lvlJc w:val="left"/>
+      <w:pPr>
+        <w:tabs>
+          <w:tab w:val="num" w:pos="1440"/>
+        </w:tabs>
+        <w:ind w:left="1440" w:hanging="360"/>
+      </w:pPr>
+      <w:rPr>
+        <w:rFonts w:ascii="Courier New" w:hAnsi="Courier New" w:hint="default"/>
+        <w:sz w:val="20"/>
+      </w:rPr>
+    </w:lvl>
+    <w:lvl w:ilvl="2" w:tentative="1">
+      <w:start w:val="1"/>
+      <w:numFmt w:val="bullet"/>
+      <w:lvlText w:val=""/>
+      <w:lvlJc w:val="left"/>
+      <w:pPr>
+        <w:tabs>
+          <w:tab w:val="num" w:pos="2160"/>
+        </w:tabs>
+        <w:ind w:left="2160" w:hanging="360"/>
+      </w:pPr>
+      <w:rPr>
+        <w:rFonts w:ascii="Wingdings" w:hAnsi="Wingdings" w:hint="default"/>
+        <w:sz w:val="20"/>
+      </w:rPr>
+    </w:lvl>
+    <w:lvl w:ilvl="3" w:tentative="1">
+      <w:start w:val="1"/>
+      <w:numFmt w:val="bullet"/>
+      <w:lvlText w:val=""/>
+      <w:lvlJc w:val="left"/>
+      <w:pPr>
+        <w:tabs>
+          <w:tab w:val="num" w:pos="2880"/>
+        </w:tabs>
+        <w:ind w:left="2880" w:hanging="360"/>
+      </w:pPr>
+      <w:rPr>
+        <w:rFonts w:ascii="Wingdings" w:hAnsi="Wingdings" w:hint="default"/>
+        <w:sz w:val="20"/>
+      </w:rPr>
+    </w:lvl>
+    <w:lvl w:ilvl="4" w:tentative="1">
+      <w:start w:val="1"/>
+      <w:numFmt w:val="bullet"/>
+      <w:lvlText w:val=""/>
+      <w:lvlJc w:val="left"/>
+      <w:pPr>
+        <w:tabs>
+          <w:tab w:val="num" w:pos="3600"/>
+        </w:tabs>
+        <w:ind w:left="3600" w:hanging="360"/>
+      </w:pPr>
+      <w:rPr>
+        <w:rFonts w:ascii="Wingdings" w:hAnsi="Wingdings" w:hint="default"/>
+        <w:sz w:val="20"/>
+      </w:rPr>
+    </w:lvl>
+    <w:lvl w:ilvl="5" w:tentative="1">
+      <w:start w:val="1"/>
+      <w:numFmt w:val="bullet"/>
+      <w:lvlText w:val=""/>
+      <w:lvlJc w:val="left"/>
+      <w:pPr>
+        <w:tabs>
+          <w:tab w:val="num" w:pos="4320"/>
+        </w:tabs>
+        <w:ind w:left="4320" w:hanging="360"/>
+      </w:pPr>
+      <w:rPr>
+        <w:rFonts w:ascii="Wingdings" w:hAnsi="Wingdings" w:hint="default"/>
+        <w:sz w:val="20"/>
+      </w:rPr>
+    </w:lvl>
+    <w:lvl w:ilvl="6" w:tentative="1">
+      <w:start w:val="1"/>
+      <w:numFmt w:val="bullet"/>
+      <w:lvlText w:val=""/>
+      <w:lvlJc w:val="left"/>
+      <w:pPr>
+        <w:tabs>
+          <w:tab w:val="num" w:pos="5040"/>
+        </w:tabs>
+        <w:ind w:left="5040" w:hanging="360"/>
+      </w:pPr>
+      <w:rPr>
+        <w:rFonts w:ascii="Wingdings" w:hAnsi="Wingdings" w:hint="default"/>
+        <w:sz w:val="20"/>
+      </w:rPr>
+    </w:lvl>
+    <w:lvl w:ilvl="7" w:tentative="1">
+      <w:start w:val="1"/>
+      <w:numFmt w:val="bullet"/>
+      <w:lvlText w:val=""/>
+      <w:lvlJc w:val="left"/>
+      <w:pPr>
+        <w:tabs>
+          <w:tab w:val="num" w:pos="5760"/>
+        </w:tabs>
+        <w:ind w:left="5760" w:hanging="360"/>
+      </w:pPr>
+      <w:rPr>
+        <w:rFonts w:ascii="Wingdings" w:hAnsi="Wingdings" w:hint="default"/>
+        <w:sz w:val="20"/>
+      </w:rPr>
+    </w:lvl>
+    <w:lvl w:ilvl="8" w:tentative="1">
+      <w:start w:val="1"/>
+      <w:numFmt w:val="bullet"/>
+      <w:lvlText w:val=""/>
+      <w:lvlJc w:val="left"/>
+      <w:pPr>
+        <w:tabs>
+          <w:tab w:val="num" w:pos="6480"/>
+        </w:tabs>
+        <w:ind w:left="6480" w:hanging="360"/>
+      </w:pPr>
+      <w:rPr>
+        <w:rFonts w:ascii="Wingdings" w:hAnsi="Wingdings" w:hint="default"/>
+        <w:sz w:val="20"/>
+      </w:rPr>
+    </w:lvl>
+  </w:abstractNum>
+  <w:abstractNum w:abstractNumId="7" w15:restartNumberingAfterBreak="0">
     <w:nsid w:val="13FB265C"/>
     <w:multiLevelType w:val="multilevel"/>
     <w:tmpl w:val="ACD612E0"/>
@@ -12012,7 +15633,7 @@
       </w:rPr>
     </w:lvl>
   </w:abstractNum>
-  <w:abstractNum w:abstractNumId="6" w15:restartNumberingAfterBreak="0">
+  <w:abstractNum w:abstractNumId="8" w15:restartNumberingAfterBreak="0">
     <w:nsid w:val="15E93F85"/>
     <w:multiLevelType w:val="multilevel"/>
     <w:tmpl w:val="1D08220C"/>
@@ -12161,7 +15782,120 @@
       </w:rPr>
     </w:lvl>
   </w:abstractNum>
-  <w:abstractNum w:abstractNumId="7" w15:restartNumberingAfterBreak="0">
+  <w:abstractNum w:abstractNumId="9" w15:restartNumberingAfterBreak="0">
+    <w:nsid w:val="16417E2D"/>
+    <w:multiLevelType w:val="multilevel"/>
+    <w:tmpl w:val="C5C23096"/>
+    <w:lvl w:ilvl="0">
+      <w:start w:val="1"/>
+      <w:numFmt w:val="decimal"/>
+      <w:lvlText w:val="%1."/>
+      <w:lvlJc w:val="left"/>
+      <w:pPr>
+        <w:tabs>
+          <w:tab w:val="num" w:pos="720"/>
+        </w:tabs>
+        <w:ind w:left="720" w:hanging="360"/>
+      </w:pPr>
+    </w:lvl>
+    <w:lvl w:ilvl="1" w:tentative="1">
+      <w:start w:val="1"/>
+      <w:numFmt w:val="decimal"/>
+      <w:lvlText w:val="%2."/>
+      <w:lvlJc w:val="left"/>
+      <w:pPr>
+        <w:tabs>
+          <w:tab w:val="num" w:pos="1440"/>
+        </w:tabs>
+        <w:ind w:left="1440" w:hanging="360"/>
+      </w:pPr>
+    </w:lvl>
+    <w:lvl w:ilvl="2" w:tentative="1">
+      <w:start w:val="1"/>
+      <w:numFmt w:val="decimal"/>
+      <w:lvlText w:val="%3."/>
+      <w:lvlJc w:val="left"/>
+      <w:pPr>
+        <w:tabs>
+          <w:tab w:val="num" w:pos="2160"/>
+        </w:tabs>
+        <w:ind w:left="2160" w:hanging="360"/>
+      </w:pPr>
+    </w:lvl>
+    <w:lvl w:ilvl="3" w:tentative="1">
+      <w:start w:val="1"/>
+      <w:numFmt w:val="decimal"/>
+      <w:lvlText w:val="%4."/>
+      <w:lvlJc w:val="left"/>
+      <w:pPr>
+        <w:tabs>
+          <w:tab w:val="num" w:pos="2880"/>
+        </w:tabs>
+        <w:ind w:left="2880" w:hanging="360"/>
+      </w:pPr>
+    </w:lvl>
+    <w:lvl w:ilvl="4" w:tentative="1">
+      <w:start w:val="1"/>
+      <w:numFmt w:val="decimal"/>
+      <w:lvlText w:val="%5."/>
+      <w:lvlJc w:val="left"/>
+      <w:pPr>
+        <w:tabs>
+          <w:tab w:val="num" w:pos="3600"/>
+        </w:tabs>
+        <w:ind w:left="3600" w:hanging="360"/>
+      </w:pPr>
+    </w:lvl>
+    <w:lvl w:ilvl="5" w:tentative="1">
+      <w:start w:val="1"/>
+      <w:numFmt w:val="decimal"/>
+      <w:lvlText w:val="%6."/>
+      <w:lvlJc w:val="left"/>
+      <w:pPr>
+        <w:tabs>
+          <w:tab w:val="num" w:pos="4320"/>
+        </w:tabs>
+        <w:ind w:left="4320" w:hanging="360"/>
+      </w:pPr>
+    </w:lvl>
+    <w:lvl w:ilvl="6" w:tentative="1">
+      <w:start w:val="1"/>
+      <w:numFmt w:val="decimal"/>
+      <w:lvlText w:val="%7."/>
+      <w:lvlJc w:val="left"/>
+      <w:pPr>
+        <w:tabs>
+          <w:tab w:val="num" w:pos="5040"/>
+        </w:tabs>
+        <w:ind w:left="5040" w:hanging="360"/>
+      </w:pPr>
+    </w:lvl>
+    <w:lvl w:ilvl="7" w:tentative="1">
+      <w:start w:val="1"/>
+      <w:numFmt w:val="decimal"/>
+      <w:lvlText w:val="%8."/>
+      <w:lvlJc w:val="left"/>
+      <w:pPr>
+        <w:tabs>
+          <w:tab w:val="num" w:pos="5760"/>
+        </w:tabs>
+        <w:ind w:left="5760" w:hanging="360"/>
+      </w:pPr>
+    </w:lvl>
+    <w:lvl w:ilvl="8" w:tentative="1">
+      <w:start w:val="1"/>
+      <w:numFmt w:val="decimal"/>
+      <w:lvlText w:val="%9."/>
+      <w:lvlJc w:val="left"/>
+      <w:pPr>
+        <w:tabs>
+          <w:tab w:val="num" w:pos="6480"/>
+        </w:tabs>
+        <w:ind w:left="6480" w:hanging="360"/>
+      </w:pPr>
+    </w:lvl>
+  </w:abstractNum>
+  <w:abstractNum w:abstractNumId="10" w15:restartNumberingAfterBreak="0">
     <w:nsid w:val="167C5366"/>
     <w:multiLevelType w:val="multilevel"/>
     <w:tmpl w:val="5C685E94"/>
@@ -12310,7 +16044,7 @@
       </w:rPr>
     </w:lvl>
   </w:abstractNum>
-  <w:abstractNum w:abstractNumId="8" w15:restartNumberingAfterBreak="0">
+  <w:abstractNum w:abstractNumId="11" w15:restartNumberingAfterBreak="0">
     <w:nsid w:val="23953FB0"/>
     <w:multiLevelType w:val="multilevel"/>
     <w:tmpl w:val="1294FA8A"/>
@@ -12459,7 +16193,7 @@
       </w:rPr>
     </w:lvl>
   </w:abstractNum>
-  <w:abstractNum w:abstractNumId="9" w15:restartNumberingAfterBreak="0">
+  <w:abstractNum w:abstractNumId="12" w15:restartNumberingAfterBreak="0">
     <w:nsid w:val="314C6B2A"/>
     <w:multiLevelType w:val="multilevel"/>
     <w:tmpl w:val="0082ECA8"/>
@@ -12608,7 +16342,7 @@
       </w:rPr>
     </w:lvl>
   </w:abstractNum>
-  <w:abstractNum w:abstractNumId="10" w15:restartNumberingAfterBreak="0">
+  <w:abstractNum w:abstractNumId="13" w15:restartNumberingAfterBreak="0">
     <w:nsid w:val="33A9157F"/>
     <w:multiLevelType w:val="multilevel"/>
     <w:tmpl w:val="CBC2455E"/>
@@ -12757,7 +16491,7 @@
       </w:rPr>
     </w:lvl>
   </w:abstractNum>
-  <w:abstractNum w:abstractNumId="11" w15:restartNumberingAfterBreak="0">
+  <w:abstractNum w:abstractNumId="14" w15:restartNumberingAfterBreak="0">
     <w:nsid w:val="34D215BA"/>
     <w:multiLevelType w:val="multilevel"/>
     <w:tmpl w:val="490E263C"/>
@@ -12906,7 +16640,156 @@
       </w:rPr>
     </w:lvl>
   </w:abstractNum>
-  <w:abstractNum w:abstractNumId="12" w15:restartNumberingAfterBreak="0">
+  <w:abstractNum w:abstractNumId="15" w15:restartNumberingAfterBreak="0">
+    <w:nsid w:val="3D86709C"/>
+    <w:multiLevelType w:val="multilevel"/>
+    <w:tmpl w:val="D83E5EBC"/>
+    <w:lvl w:ilvl="0">
+      <w:start w:val="1"/>
+      <w:numFmt w:val="bullet"/>
+      <w:lvlText w:val=""/>
+      <w:lvlJc w:val="left"/>
+      <w:pPr>
+        <w:tabs>
+          <w:tab w:val="num" w:pos="720"/>
+        </w:tabs>
+        <w:ind w:left="720" w:hanging="360"/>
+      </w:pPr>
+      <w:rPr>
+        <w:rFonts w:ascii="Symbol" w:hAnsi="Symbol" w:hint="default"/>
+        <w:sz w:val="20"/>
+      </w:rPr>
+    </w:lvl>
+    <w:lvl w:ilvl="1" w:tentative="1">
+      <w:start w:val="1"/>
+      <w:numFmt w:val="bullet"/>
+      <w:lvlText w:val="o"/>
+      <w:lvlJc w:val="left"/>
+      <w:pPr>
+        <w:tabs>
+          <w:tab w:val="num" w:pos="1440"/>
+        </w:tabs>
+        <w:ind w:left="1440" w:hanging="360"/>
+      </w:pPr>
+      <w:rPr>
+        <w:rFonts w:ascii="Courier New" w:hAnsi="Courier New" w:hint="default"/>
+        <w:sz w:val="20"/>
+      </w:rPr>
+    </w:lvl>
+    <w:lvl w:ilvl="2" w:tentative="1">
+      <w:start w:val="1"/>
+      <w:numFmt w:val="bullet"/>
+      <w:lvlText w:val=""/>
+      <w:lvlJc w:val="left"/>
+      <w:pPr>
+        <w:tabs>
+          <w:tab w:val="num" w:pos="2160"/>
+        </w:tabs>
+        <w:ind w:left="2160" w:hanging="360"/>
+      </w:pPr>
+      <w:rPr>
+        <w:rFonts w:ascii="Wingdings" w:hAnsi="Wingdings" w:hint="default"/>
+        <w:sz w:val="20"/>
+      </w:rPr>
+    </w:lvl>
+    <w:lvl w:ilvl="3" w:tentative="1">
+      <w:start w:val="1"/>
+      <w:numFmt w:val="bullet"/>
+      <w:lvlText w:val=""/>
+      <w:lvlJc w:val="left"/>
+      <w:pPr>
+        <w:tabs>
+          <w:tab w:val="num" w:pos="2880"/>
+        </w:tabs>
+        <w:ind w:left="2880" w:hanging="360"/>
+      </w:pPr>
+      <w:rPr>
+        <w:rFonts w:ascii="Wingdings" w:hAnsi="Wingdings" w:hint="default"/>
+        <w:sz w:val="20"/>
+      </w:rPr>
+    </w:lvl>
+    <w:lvl w:ilvl="4" w:tentative="1">
+      <w:start w:val="1"/>
+      <w:numFmt w:val="bullet"/>
+      <w:lvlText w:val=""/>
+      <w:lvlJc w:val="left"/>
+      <w:pPr>
+        <w:tabs>
+          <w:tab w:val="num" w:pos="3600"/>
+        </w:tabs>
+        <w:ind w:left="3600" w:hanging="360"/>
+      </w:pPr>
+      <w:rPr>
+        <w:rFonts w:ascii="Wingdings" w:hAnsi="Wingdings" w:hint="default"/>
+        <w:sz w:val="20"/>
+      </w:rPr>
+    </w:lvl>
+    <w:lvl w:ilvl="5" w:tentative="1">
+      <w:start w:val="1"/>
+      <w:numFmt w:val="bullet"/>
+      <w:lvlText w:val=""/>
+      <w:lvlJc w:val="left"/>
+      <w:pPr>
+        <w:tabs>
+          <w:tab w:val="num" w:pos="4320"/>
+        </w:tabs>
+        <w:ind w:left="4320" w:hanging="360"/>
+      </w:pPr>
+      <w:rPr>
+        <w:rFonts w:ascii="Wingdings" w:hAnsi="Wingdings" w:hint="default"/>
+        <w:sz w:val="20"/>
+      </w:rPr>
+    </w:lvl>
+    <w:lvl w:ilvl="6" w:tentative="1">
+      <w:start w:val="1"/>
+      <w:numFmt w:val="bullet"/>
+      <w:lvlText w:val=""/>
+      <w:lvlJc w:val="left"/>
+      <w:pPr>
+        <w:tabs>
+          <w:tab w:val="num" w:pos="5040"/>
+        </w:tabs>
+        <w:ind w:left="5040" w:hanging="360"/>
+      </w:pPr>
+      <w:rPr>
+        <w:rFonts w:ascii="Wingdings" w:hAnsi="Wingdings" w:hint="default"/>
+        <w:sz w:val="20"/>
+      </w:rPr>
+    </w:lvl>
+    <w:lvl w:ilvl="7" w:tentative="1">
+      <w:start w:val="1"/>
+      <w:numFmt w:val="bullet"/>
+      <w:lvlText w:val=""/>
+      <w:lvlJc w:val="left"/>
+      <w:pPr>
+        <w:tabs>
+          <w:tab w:val="num" w:pos="5760"/>
+        </w:tabs>
+        <w:ind w:left="5760" w:hanging="360"/>
+      </w:pPr>
+      <w:rPr>
+        <w:rFonts w:ascii="Wingdings" w:hAnsi="Wingdings" w:hint="default"/>
+        <w:sz w:val="20"/>
+      </w:rPr>
+    </w:lvl>
+    <w:lvl w:ilvl="8" w:tentative="1">
+      <w:start w:val="1"/>
+      <w:numFmt w:val="bullet"/>
+      <w:lvlText w:val=""/>
+      <w:lvlJc w:val="left"/>
+      <w:pPr>
+        <w:tabs>
+          <w:tab w:val="num" w:pos="6480"/>
+        </w:tabs>
+        <w:ind w:left="6480" w:hanging="360"/>
+      </w:pPr>
+      <w:rPr>
+        <w:rFonts w:ascii="Wingdings" w:hAnsi="Wingdings" w:hint="default"/>
+        <w:sz w:val="20"/>
+      </w:rPr>
+    </w:lvl>
+  </w:abstractNum>
+  <w:abstractNum w:abstractNumId="16" w15:restartNumberingAfterBreak="0">
     <w:nsid w:val="3E447384"/>
     <w:multiLevelType w:val="multilevel"/>
     <w:tmpl w:val="AB16E452"/>
@@ -13055,7 +16938,7 @@
       </w:rPr>
     </w:lvl>
   </w:abstractNum>
-  <w:abstractNum w:abstractNumId="13" w15:restartNumberingAfterBreak="0">
+  <w:abstractNum w:abstractNumId="17" w15:restartNumberingAfterBreak="0">
     <w:nsid w:val="44595D63"/>
     <w:multiLevelType w:val="multilevel"/>
     <w:tmpl w:val="B36E0CD2"/>
@@ -13204,7 +17087,7 @@
       </w:rPr>
     </w:lvl>
   </w:abstractNum>
-  <w:abstractNum w:abstractNumId="14" w15:restartNumberingAfterBreak="0">
+  <w:abstractNum w:abstractNumId="18" w15:restartNumberingAfterBreak="0">
     <w:nsid w:val="45B57013"/>
     <w:multiLevelType w:val="multilevel"/>
     <w:tmpl w:val="A4E2DA6E"/>
@@ -13353,7 +17236,7 @@
       </w:rPr>
     </w:lvl>
   </w:abstractNum>
-  <w:abstractNum w:abstractNumId="15" w15:restartNumberingAfterBreak="0">
+  <w:abstractNum w:abstractNumId="19" w15:restartNumberingAfterBreak="0">
     <w:nsid w:val="492D0F7E"/>
     <w:multiLevelType w:val="multilevel"/>
     <w:tmpl w:val="18F24654"/>
@@ -13502,7 +17385,7 @@
       </w:rPr>
     </w:lvl>
   </w:abstractNum>
-  <w:abstractNum w:abstractNumId="16" w15:restartNumberingAfterBreak="0">
+  <w:abstractNum w:abstractNumId="20" w15:restartNumberingAfterBreak="0">
     <w:nsid w:val="4D602BDE"/>
     <w:multiLevelType w:val="hybridMultilevel"/>
     <w:tmpl w:val="AB649E42"/>
@@ -13588,7 +17471,7 @@
       </w:pPr>
     </w:lvl>
   </w:abstractNum>
-  <w:abstractNum w:abstractNumId="17" w15:restartNumberingAfterBreak="0">
+  <w:abstractNum w:abstractNumId="21" w15:restartNumberingAfterBreak="0">
     <w:nsid w:val="4EB009E0"/>
     <w:multiLevelType w:val="multilevel"/>
     <w:tmpl w:val="0852B2B2"/>
@@ -13737,7 +17620,7 @@
       </w:rPr>
     </w:lvl>
   </w:abstractNum>
-  <w:abstractNum w:abstractNumId="18" w15:restartNumberingAfterBreak="0">
+  <w:abstractNum w:abstractNumId="22" w15:restartNumberingAfterBreak="0">
     <w:nsid w:val="56135864"/>
     <w:multiLevelType w:val="hybridMultilevel"/>
     <w:tmpl w:val="96E0AE54"/>
@@ -13823,7 +17706,7 @@
       </w:pPr>
     </w:lvl>
   </w:abstractNum>
-  <w:abstractNum w:abstractNumId="19" w15:restartNumberingAfterBreak="0">
+  <w:abstractNum w:abstractNumId="23" w15:restartNumberingAfterBreak="0">
     <w:nsid w:val="5E8B3843"/>
     <w:multiLevelType w:val="multilevel"/>
     <w:tmpl w:val="5840FC2E"/>
@@ -13972,7 +17855,156 @@
       </w:rPr>
     </w:lvl>
   </w:abstractNum>
-  <w:abstractNum w:abstractNumId="20" w15:restartNumberingAfterBreak="0">
+  <w:abstractNum w:abstractNumId="24" w15:restartNumberingAfterBreak="0">
+    <w:nsid w:val="5FB56EB8"/>
+    <w:multiLevelType w:val="multilevel"/>
+    <w:tmpl w:val="8EEEAE1C"/>
+    <w:lvl w:ilvl="0">
+      <w:start w:val="1"/>
+      <w:numFmt w:val="bullet"/>
+      <w:lvlText w:val=""/>
+      <w:lvlJc w:val="left"/>
+      <w:pPr>
+        <w:tabs>
+          <w:tab w:val="num" w:pos="720"/>
+        </w:tabs>
+        <w:ind w:left="720" w:hanging="360"/>
+      </w:pPr>
+      <w:rPr>
+        <w:rFonts w:ascii="Symbol" w:hAnsi="Symbol" w:hint="default"/>
+        <w:sz w:val="20"/>
+      </w:rPr>
+    </w:lvl>
+    <w:lvl w:ilvl="1" w:tentative="1">
+      <w:start w:val="1"/>
+      <w:numFmt w:val="bullet"/>
+      <w:lvlText w:val="o"/>
+      <w:lvlJc w:val="left"/>
+      <w:pPr>
+        <w:tabs>
+          <w:tab w:val="num" w:pos="1440"/>
+        </w:tabs>
+        <w:ind w:left="1440" w:hanging="360"/>
+      </w:pPr>
+      <w:rPr>
+        <w:rFonts w:ascii="Courier New" w:hAnsi="Courier New" w:hint="default"/>
+        <w:sz w:val="20"/>
+      </w:rPr>
+    </w:lvl>
+    <w:lvl w:ilvl="2" w:tentative="1">
+      <w:start w:val="1"/>
+      <w:numFmt w:val="bullet"/>
+      <w:lvlText w:val=""/>
+      <w:lvlJc w:val="left"/>
+      <w:pPr>
+        <w:tabs>
+          <w:tab w:val="num" w:pos="2160"/>
+        </w:tabs>
+        <w:ind w:left="2160" w:hanging="360"/>
+      </w:pPr>
+      <w:rPr>
+        <w:rFonts w:ascii="Wingdings" w:hAnsi="Wingdings" w:hint="default"/>
+        <w:sz w:val="20"/>
+      </w:rPr>
+    </w:lvl>
+    <w:lvl w:ilvl="3" w:tentative="1">
+      <w:start w:val="1"/>
+      <w:numFmt w:val="bullet"/>
+      <w:lvlText w:val=""/>
+      <w:lvlJc w:val="left"/>
+      <w:pPr>
+        <w:tabs>
+          <w:tab w:val="num" w:pos="2880"/>
+        </w:tabs>
+        <w:ind w:left="2880" w:hanging="360"/>
+      </w:pPr>
+      <w:rPr>
+        <w:rFonts w:ascii="Wingdings" w:hAnsi="Wingdings" w:hint="default"/>
+        <w:sz w:val="20"/>
+      </w:rPr>
+    </w:lvl>
+    <w:lvl w:ilvl="4" w:tentative="1">
+      <w:start w:val="1"/>
+      <w:numFmt w:val="bullet"/>
+      <w:lvlText w:val=""/>
+      <w:lvlJc w:val="left"/>
+      <w:pPr>
+        <w:tabs>
+          <w:tab w:val="num" w:pos="3600"/>
+        </w:tabs>
+        <w:ind w:left="3600" w:hanging="360"/>
+      </w:pPr>
+      <w:rPr>
+        <w:rFonts w:ascii="Wingdings" w:hAnsi="Wingdings" w:hint="default"/>
+        <w:sz w:val="20"/>
+      </w:rPr>
+    </w:lvl>
+    <w:lvl w:ilvl="5" w:tentative="1">
+      <w:start w:val="1"/>
+      <w:numFmt w:val="bullet"/>
+      <w:lvlText w:val=""/>
+      <w:lvlJc w:val="left"/>
+      <w:pPr>
+        <w:tabs>
+          <w:tab w:val="num" w:pos="4320"/>
+        </w:tabs>
+        <w:ind w:left="4320" w:hanging="360"/>
+      </w:pPr>
+      <w:rPr>
+        <w:rFonts w:ascii="Wingdings" w:hAnsi="Wingdings" w:hint="default"/>
+        <w:sz w:val="20"/>
+      </w:rPr>
+    </w:lvl>
+    <w:lvl w:ilvl="6" w:tentative="1">
+      <w:start w:val="1"/>
+      <w:numFmt w:val="bullet"/>
+      <w:lvlText w:val=""/>
+      <w:lvlJc w:val="left"/>
+      <w:pPr>
+        <w:tabs>
+          <w:tab w:val="num" w:pos="5040"/>
+        </w:tabs>
+        <w:ind w:left="5040" w:hanging="360"/>
+      </w:pPr>
+      <w:rPr>
+        <w:rFonts w:ascii="Wingdings" w:hAnsi="Wingdings" w:hint="default"/>
+        <w:sz w:val="20"/>
+      </w:rPr>
+    </w:lvl>
+    <w:lvl w:ilvl="7" w:tentative="1">
+      <w:start w:val="1"/>
+      <w:numFmt w:val="bullet"/>
+      <w:lvlText w:val=""/>
+      <w:lvlJc w:val="left"/>
+      <w:pPr>
+        <w:tabs>
+          <w:tab w:val="num" w:pos="5760"/>
+        </w:tabs>
+        <w:ind w:left="5760" w:hanging="360"/>
+      </w:pPr>
+      <w:rPr>
+        <w:rFonts w:ascii="Wingdings" w:hAnsi="Wingdings" w:hint="default"/>
+        <w:sz w:val="20"/>
+      </w:rPr>
+    </w:lvl>
+    <w:lvl w:ilvl="8" w:tentative="1">
+      <w:start w:val="1"/>
+      <w:numFmt w:val="bullet"/>
+      <w:lvlText w:val=""/>
+      <w:lvlJc w:val="left"/>
+      <w:pPr>
+        <w:tabs>
+          <w:tab w:val="num" w:pos="6480"/>
+        </w:tabs>
+        <w:ind w:left="6480" w:hanging="360"/>
+      </w:pPr>
+      <w:rPr>
+        <w:rFonts w:ascii="Wingdings" w:hAnsi="Wingdings" w:hint="default"/>
+        <w:sz w:val="20"/>
+      </w:rPr>
+    </w:lvl>
+  </w:abstractNum>
+  <w:abstractNum w:abstractNumId="25" w15:restartNumberingAfterBreak="0">
     <w:nsid w:val="6A0E788D"/>
     <w:multiLevelType w:val="multilevel"/>
     <w:tmpl w:val="F2F2EF62"/>
@@ -14121,7 +18153,123 @@
       </w:rPr>
     </w:lvl>
   </w:abstractNum>
-  <w:abstractNum w:abstractNumId="21" w15:restartNumberingAfterBreak="0">
+  <w:abstractNum w:abstractNumId="26" w15:restartNumberingAfterBreak="0">
+    <w:nsid w:val="6C95603F"/>
+    <w:multiLevelType w:val="multilevel"/>
+    <w:tmpl w:val="3ABC9B34"/>
+    <w:lvl w:ilvl="0">
+      <w:start w:val="1"/>
+      <w:numFmt w:val="bullet"/>
+      <w:lvlText w:val=""/>
+      <w:lvlJc w:val="left"/>
+      <w:pPr>
+        <w:tabs>
+          <w:tab w:val="num" w:pos="720"/>
+        </w:tabs>
+        <w:ind w:left="720" w:hanging="360"/>
+      </w:pPr>
+      <w:rPr>
+        <w:rFonts w:ascii="Symbol" w:hAnsi="Symbol" w:hint="default"/>
+      </w:rPr>
+    </w:lvl>
+    <w:lvl w:ilvl="1" w:tentative="1">
+      <w:start w:val="1"/>
+      <w:numFmt w:val="decimal"/>
+      <w:lvlText w:val="%2."/>
+      <w:lvlJc w:val="left"/>
+      <w:pPr>
+        <w:tabs>
+          <w:tab w:val="num" w:pos="1440"/>
+        </w:tabs>
+        <w:ind w:left="1440" w:hanging="360"/>
+      </w:pPr>
+    </w:lvl>
+    <w:lvl w:ilvl="2" w:tentative="1">
+      <w:start w:val="1"/>
+      <w:numFmt w:val="decimal"/>
+      <w:lvlText w:val="%3."/>
+      <w:lvlJc w:val="left"/>
+      <w:pPr>
+        <w:tabs>
+          <w:tab w:val="num" w:pos="2160"/>
+        </w:tabs>
+        <w:ind w:left="2160" w:hanging="360"/>
+      </w:pPr>
+    </w:lvl>
+    <w:lvl w:ilvl="3" w:tentative="1">
+      <w:start w:val="1"/>
+      <w:numFmt w:val="decimal"/>
+      <w:lvlText w:val="%4."/>
+      <w:lvlJc w:val="left"/>
+      <w:pPr>
+        <w:tabs>
+          <w:tab w:val="num" w:pos="2880"/>
+        </w:tabs>
+        <w:ind w:left="2880" w:hanging="360"/>
+      </w:pPr>
+    </w:lvl>
+    <w:lvl w:ilvl="4" w:tentative="1">
+      <w:start w:val="1"/>
+      <w:numFmt w:val="decimal"/>
+      <w:lvlText w:val="%5."/>
+      <w:lvlJc w:val="left"/>
+      <w:pPr>
+        <w:tabs>
+          <w:tab w:val="num" w:pos="3600"/>
+        </w:tabs>
+        <w:ind w:left="3600" w:hanging="360"/>
+      </w:pPr>
+    </w:lvl>
+    <w:lvl w:ilvl="5" w:tentative="1">
+      <w:start w:val="1"/>
+      <w:numFmt w:val="decimal"/>
+      <w:lvlText w:val="%6."/>
+      <w:lvlJc w:val="left"/>
+      <w:pPr>
+        <w:tabs>
+          <w:tab w:val="num" w:pos="4320"/>
+        </w:tabs>
+        <w:ind w:left="4320" w:hanging="360"/>
+      </w:pPr>
+    </w:lvl>
+    <w:lvl w:ilvl="6" w:tentative="1">
+      <w:start w:val="1"/>
+      <w:numFmt w:val="decimal"/>
+      <w:lvlText w:val="%7."/>
+      <w:lvlJc w:val="left"/>
+      <w:pPr>
+        <w:tabs>
+          <w:tab w:val="num" w:pos="5040"/>
+        </w:tabs>
+        <w:ind w:left="5040" w:hanging="360"/>
+      </w:pPr>
+    </w:lvl>
+    <w:lvl w:ilvl="7" w:tentative="1">
+      <w:start w:val="1"/>
+      <w:numFmt w:val="decimal"/>
+      <w:lvlText w:val="%8."/>
+      <w:lvlJc w:val="left"/>
+      <w:pPr>
+        <w:tabs>
+          <w:tab w:val="num" w:pos="5760"/>
+        </w:tabs>
+        <w:ind w:left="5760" w:hanging="360"/>
+      </w:pPr>
+    </w:lvl>
+    <w:lvl w:ilvl="8" w:tentative="1">
+      <w:start w:val="1"/>
+      <w:numFmt w:val="decimal"/>
+      <w:lvlText w:val="%9."/>
+      <w:lvlJc w:val="left"/>
+      <w:pPr>
+        <w:tabs>
+          <w:tab w:val="num" w:pos="6480"/>
+        </w:tabs>
+        <w:ind w:left="6480" w:hanging="360"/>
+      </w:pPr>
+    </w:lvl>
+  </w:abstractNum>
+  <w:abstractNum w:abstractNumId="27" w15:restartNumberingAfterBreak="0">
     <w:nsid w:val="73C3462D"/>
     <w:multiLevelType w:val="multilevel"/>
     <w:tmpl w:val="E7345EB8"/>
@@ -14270,7 +18418,7 @@
       </w:rPr>
     </w:lvl>
   </w:abstractNum>
-  <w:abstractNum w:abstractNumId="22" w15:restartNumberingAfterBreak="0">
+  <w:abstractNum w:abstractNumId="28" w15:restartNumberingAfterBreak="0">
     <w:nsid w:val="78BE5474"/>
     <w:multiLevelType w:val="multilevel"/>
     <w:tmpl w:val="5D20F156"/>
@@ -14420,130 +18568,148 @@
     </w:lvl>
   </w:abstractNum>
   <w:num w:numId="1" w16cid:durableId="67921091">
-    <w:abstractNumId w:val="18"/>
+    <w:abstractNumId w:val="22"/>
   </w:num>
   <w:num w:numId="2" w16cid:durableId="748506827">
-    <w:abstractNumId w:val="5"/>
+    <w:abstractNumId w:val="7"/>
   </w:num>
   <w:num w:numId="3" w16cid:durableId="1825538018">
     <w:abstractNumId w:val="2"/>
   </w:num>
   <w:num w:numId="4" w16cid:durableId="1312980633">
-    <w:abstractNumId w:val="9"/>
+    <w:abstractNumId w:val="12"/>
   </w:num>
   <w:num w:numId="5" w16cid:durableId="865754418">
-    <w:abstractNumId w:val="15"/>
+    <w:abstractNumId w:val="19"/>
   </w:num>
   <w:num w:numId="6" w16cid:durableId="1375889488">
-    <w:abstractNumId w:val="3"/>
+    <w:abstractNumId w:val="4"/>
   </w:num>
   <w:num w:numId="7" w16cid:durableId="601184687">
-    <w:abstractNumId w:val="16"/>
+    <w:abstractNumId w:val="20"/>
   </w:num>
   <w:num w:numId="8" w16cid:durableId="889920490">
-    <w:abstractNumId w:val="7"/>
+    <w:abstractNumId w:val="10"/>
     <w:lvlOverride w:ilvl="0">
       <w:startOverride w:val="1"/>
     </w:lvlOverride>
   </w:num>
   <w:num w:numId="9" w16cid:durableId="620722218">
-    <w:abstractNumId w:val="7"/>
+    <w:abstractNumId w:val="10"/>
     <w:lvlOverride w:ilvl="0">
       <w:startOverride w:val="2"/>
     </w:lvlOverride>
   </w:num>
   <w:num w:numId="10" w16cid:durableId="1413771218">
-    <w:abstractNumId w:val="7"/>
+    <w:abstractNumId w:val="10"/>
     <w:lvlOverride w:ilvl="0">
       <w:startOverride w:val="3"/>
     </w:lvlOverride>
   </w:num>
   <w:num w:numId="11" w16cid:durableId="908272820">
-    <w:abstractNumId w:val="7"/>
+    <w:abstractNumId w:val="10"/>
     <w:lvlOverride w:ilvl="0">
       <w:startOverride w:val="4"/>
     </w:lvlOverride>
   </w:num>
   <w:num w:numId="12" w16cid:durableId="787313399">
-    <w:abstractNumId w:val="10"/>
+    <w:abstractNumId w:val="13"/>
     <w:lvlOverride w:ilvl="0">
       <w:startOverride w:val="1"/>
     </w:lvlOverride>
   </w:num>
   <w:num w:numId="13" w16cid:durableId="1671299415">
-    <w:abstractNumId w:val="10"/>
+    <w:abstractNumId w:val="13"/>
     <w:lvlOverride w:ilvl="0">
       <w:startOverride w:val="2"/>
     </w:lvlOverride>
   </w:num>
   <w:num w:numId="14" w16cid:durableId="846556935">
-    <w:abstractNumId w:val="10"/>
+    <w:abstractNumId w:val="13"/>
     <w:lvlOverride w:ilvl="0">
       <w:startOverride w:val="3"/>
     </w:lvlOverride>
   </w:num>
   <w:num w:numId="15" w16cid:durableId="1153252032">
-    <w:abstractNumId w:val="20"/>
+    <w:abstractNumId w:val="25"/>
     <w:lvlOverride w:ilvl="0">
       <w:startOverride w:val="1"/>
     </w:lvlOverride>
   </w:num>
   <w:num w:numId="16" w16cid:durableId="696346905">
-    <w:abstractNumId w:val="20"/>
+    <w:abstractNumId w:val="25"/>
     <w:lvlOverride w:ilvl="0">
       <w:startOverride w:val="2"/>
     </w:lvlOverride>
   </w:num>
   <w:num w:numId="17" w16cid:durableId="1442997691">
-    <w:abstractNumId w:val="20"/>
+    <w:abstractNumId w:val="25"/>
     <w:lvlOverride w:ilvl="0">
       <w:startOverride w:val="3"/>
     </w:lvlOverride>
   </w:num>
   <w:num w:numId="18" w16cid:durableId="164438897">
-    <w:abstractNumId w:val="20"/>
+    <w:abstractNumId w:val="25"/>
     <w:lvlOverride w:ilvl="0">
       <w:startOverride w:val="4"/>
     </w:lvlOverride>
   </w:num>
   <w:num w:numId="19" w16cid:durableId="658073669">
+    <w:abstractNumId w:val="14"/>
+  </w:num>
+  <w:num w:numId="20" w16cid:durableId="609238660">
+    <w:abstractNumId w:val="27"/>
+  </w:num>
+  <w:num w:numId="21" w16cid:durableId="189530388">
+    <w:abstractNumId w:val="5"/>
+  </w:num>
+  <w:num w:numId="22" w16cid:durableId="2076659175">
+    <w:abstractNumId w:val="28"/>
+  </w:num>
+  <w:num w:numId="23" w16cid:durableId="424032600">
+    <w:abstractNumId w:val="23"/>
+  </w:num>
+  <w:num w:numId="24" w16cid:durableId="375274977">
     <w:abstractNumId w:val="11"/>
   </w:num>
-  <w:num w:numId="20" w16cid:durableId="609238660">
-    <w:abstractNumId w:val="21"/>
-  </w:num>
-  <w:num w:numId="21" w16cid:durableId="189530388">
-    <w:abstractNumId w:val="4"/>
-  </w:num>
-  <w:num w:numId="22" w16cid:durableId="2076659175">
-    <w:abstractNumId w:val="22"/>
-  </w:num>
-  <w:num w:numId="23" w16cid:durableId="424032600">
-    <w:abstractNumId w:val="19"/>
-  </w:num>
-  <w:num w:numId="24" w16cid:durableId="375274977">
+  <w:num w:numId="25" w16cid:durableId="1262181910">
     <w:abstractNumId w:val="8"/>
   </w:num>
-  <w:num w:numId="25" w16cid:durableId="1262181910">
-    <w:abstractNumId w:val="6"/>
-  </w:num>
   <w:num w:numId="26" w16cid:durableId="345641134">
-    <w:abstractNumId w:val="13"/>
+    <w:abstractNumId w:val="17"/>
   </w:num>
   <w:num w:numId="27" w16cid:durableId="160630732">
     <w:abstractNumId w:val="0"/>
   </w:num>
   <w:num w:numId="28" w16cid:durableId="1860729869">
-    <w:abstractNumId w:val="17"/>
+    <w:abstractNumId w:val="21"/>
   </w:num>
   <w:num w:numId="29" w16cid:durableId="433792006">
-    <w:abstractNumId w:val="14"/>
+    <w:abstractNumId w:val="18"/>
   </w:num>
   <w:num w:numId="30" w16cid:durableId="1850607681">
-    <w:abstractNumId w:val="12"/>
+    <w:abstractNumId w:val="16"/>
   </w:num>
   <w:num w:numId="31" w16cid:durableId="518590320">
     <w:abstractNumId w:val="1"/>
+  </w:num>
+  <w:num w:numId="32" w16cid:durableId="1120418969">
+    <w:abstractNumId w:val="6"/>
+  </w:num>
+  <w:num w:numId="33" w16cid:durableId="2031175737">
+    <w:abstractNumId w:val="3"/>
+  </w:num>
+  <w:num w:numId="34" w16cid:durableId="2099986700">
+    <w:abstractNumId w:val="24"/>
+  </w:num>
+  <w:num w:numId="35" w16cid:durableId="731655401">
+    <w:abstractNumId w:val="9"/>
+  </w:num>
+  <w:num w:numId="36" w16cid:durableId="774859256">
+    <w:abstractNumId w:val="26"/>
+  </w:num>
+  <w:num w:numId="37" w16cid:durableId="1985431950">
+    <w:abstractNumId w:val="15"/>
   </w:num>
 </w:numbering>
 </file>

--- a/javascript_notes.docx.docx
+++ b/javascript_notes.docx.docx
@@ -12077,6 +12077,7 @@
       <w:r>
         <w:rPr>
           <w:rFonts w:ascii="Calibri" w:hAnsi="Calibri" w:cs="Calibri"/>
+          <w:noProof/>
           <w:color w:val="000000"/>
           <w:sz w:val="36"/>
           <w:szCs w:val="36"/>
@@ -13405,6 +13406,7 @@
       <w:r>
         <w:rPr>
           <w:rFonts w:ascii="Calibri" w:hAnsi="Calibri" w:cs="Calibri"/>
+          <w:noProof/>
           <w:color w:val="000000"/>
           <w:sz w:val="24"/>
           <w:szCs w:val="24"/>
@@ -14029,6 +14031,7 @@
       <w:r>
         <w:rPr>
           <w:rFonts w:ascii="Calibri" w:hAnsi="Calibri" w:cs="Calibri"/>
+          <w:noProof/>
           <w:color w:val="4472C4" w:themeColor="accent1"/>
           <w:sz w:val="24"/>
           <w:szCs w:val="24"/>
@@ -14388,6 +14391,7 @@
       <w:r>
         <w:rPr>
           <w:rFonts w:ascii="Calibri" w:hAnsi="Calibri" w:cs="Calibri"/>
+          <w:noProof/>
           <w:color w:val="000000"/>
           <w:sz w:val="40"/>
           <w:szCs w:val="40"/>
@@ -14439,6 +14443,97 @@
           <w:szCs w:val="40"/>
         </w:rPr>
       </w:pPr>
+    </w:p>
+    <w:p>
+      <w:pPr>
+        <w:ind w:left="360"/>
+        <w:rPr>
+          <w:rFonts w:ascii="Calibri" w:hAnsi="Calibri" w:cs="Calibri"/>
+          <w:color w:val="000000"/>
+          <w:sz w:val="40"/>
+          <w:szCs w:val="40"/>
+        </w:rPr>
+      </w:pPr>
+      <w:r>
+        <w:rPr>
+          <w:rFonts w:ascii="Calibri" w:hAnsi="Calibri" w:cs="Calibri"/>
+          <w:color w:val="000000"/>
+          <w:sz w:val="40"/>
+          <w:szCs w:val="40"/>
+        </w:rPr>
+        <w:t>Oops</w:t>
+      </w:r>
+    </w:p>
+    <w:p>
+      <w:pPr>
+        <w:ind w:left="360"/>
+        <w:rPr>
+          <w:rFonts w:ascii="Calibri" w:hAnsi="Calibri" w:cs="Calibri"/>
+          <w:color w:val="000000"/>
+          <w:sz w:val="40"/>
+          <w:szCs w:val="40"/>
+        </w:rPr>
+      </w:pPr>
+      <w:r>
+        <w:rPr>
+          <w:rFonts w:ascii="Calibri" w:hAnsi="Calibri" w:cs="Calibri"/>
+          <w:color w:val="000000"/>
+          <w:sz w:val="40"/>
+          <w:szCs w:val="40"/>
+        </w:rPr>
+        <w:t>Encapsulation:</w:t>
+      </w:r>
+    </w:p>
+    <w:p>
+      <w:pPr>
+        <w:ind w:left="360"/>
+        <w:rPr>
+          <w:rFonts w:ascii="Calibri" w:hAnsi="Calibri" w:cs="Calibri"/>
+          <w:color w:val="000000"/>
+          <w:sz w:val="40"/>
+          <w:szCs w:val="40"/>
+        </w:rPr>
+      </w:pPr>
+      <w:r>
+        <w:rPr>
+          <w:rFonts w:ascii="Calibri" w:hAnsi="Calibri" w:cs="Calibri"/>
+          <w:color w:val="000000"/>
+          <w:sz w:val="40"/>
+          <w:szCs w:val="40"/>
+        </w:rPr>
+        <w:t>Bundling the data(</w:t>
+      </w:r>
+      <w:proofErr w:type="spellStart"/>
+      <w:proofErr w:type="gramStart"/>
+      <w:r>
+        <w:rPr>
+          <w:rFonts w:ascii="Calibri" w:hAnsi="Calibri" w:cs="Calibri"/>
+          <w:color w:val="000000"/>
+          <w:sz w:val="40"/>
+          <w:szCs w:val="40"/>
+        </w:rPr>
+        <w:t>properties,fiels</w:t>
+      </w:r>
+      <w:proofErr w:type="gramEnd"/>
+      <w:r>
+        <w:rPr>
+          <w:rFonts w:ascii="Calibri" w:hAnsi="Calibri" w:cs="Calibri"/>
+          <w:color w:val="000000"/>
+          <w:sz w:val="40"/>
+          <w:szCs w:val="40"/>
+        </w:rPr>
+        <w:t>,constructors</w:t>
+      </w:r>
+      <w:proofErr w:type="spellEnd"/>
+      <w:r>
+        <w:rPr>
+          <w:rFonts w:ascii="Calibri" w:hAnsi="Calibri" w:cs="Calibri"/>
+          <w:color w:val="000000"/>
+          <w:sz w:val="40"/>
+          <w:szCs w:val="40"/>
+        </w:rPr>
+        <w:t>).</w:t>
+      </w:r>
     </w:p>
     <w:p>
       <w:pPr>
@@ -19324,6 +19419,7 @@
   <w:style w:type="character" w:default="1" w:styleId="DefaultParagraphFont">
     <w:name w:val="Default Paragraph Font"/>
     <w:uiPriority w:val="1"/>
+    <w:semiHidden/>
     <w:unhideWhenUsed/>
   </w:style>
   <w:style w:type="table" w:default="1" w:styleId="TableNormal">

--- a/javascript_notes.docx.docx
+++ b/javascript_notes.docx.docx
@@ -263,7 +263,6 @@
         <w:t xml:space="preserve"> − In declarative JavaScript, we don't need to worry about execution flow, but we should get the correct output at the end. For example, we use a built-in </w:t>
       </w:r>
       <w:proofErr w:type="spellStart"/>
-      <w:proofErr w:type="gramStart"/>
       <w:r>
         <w:rPr>
           <w:rFonts w:ascii="Calibri" w:hAnsi="Calibri" w:cs="Calibri"/>
@@ -272,7 +271,6 @@
         <w:t>array.reduce</w:t>
       </w:r>
       <w:proofErr w:type="spellEnd"/>
-      <w:proofErr w:type="gramEnd"/>
       <w:r>
         <w:rPr>
           <w:rFonts w:ascii="Calibri" w:hAnsi="Calibri" w:cs="Calibri"/>
@@ -294,23 +292,7 @@
           <w:rFonts w:ascii="Calibri" w:hAnsi="Calibri" w:cs="Calibri"/>
           <w:color w:val="000000"/>
         </w:rPr>
-        <w:t xml:space="preserve"> concern about how </w:t>
-      </w:r>
-      <w:proofErr w:type="gramStart"/>
-      <w:r>
-        <w:rPr>
-          <w:rFonts w:ascii="Calibri" w:hAnsi="Calibri" w:cs="Calibri"/>
-          <w:color w:val="000000"/>
-        </w:rPr>
-        <w:t>reduce(</w:t>
-      </w:r>
-      <w:proofErr w:type="gramEnd"/>
-      <w:r>
-        <w:rPr>
-          <w:rFonts w:ascii="Calibri" w:hAnsi="Calibri" w:cs="Calibri"/>
-          <w:color w:val="000000"/>
-        </w:rPr>
-        <w:t>) method is implemented in the library.</w:t>
+        <w:t xml:space="preserve"> concern about how reduce() method is implemented in the library.</w:t>
       </w:r>
     </w:p>
     <w:p>
@@ -598,29 +580,7 @@
           <w:szCs w:val="36"/>
           <w:lang w:eastAsia="en-IN"/>
         </w:rPr>
-        <w:t xml:space="preserve">In the below example, the x declared within block is different from x declared outside the block. </w:t>
-      </w:r>
-      <w:proofErr w:type="gramStart"/>
-      <w:r>
-        <w:rPr>
-          <w:rFonts w:eastAsia="Times New Roman" w:cstheme="minorHAnsi"/>
-          <w:color w:val="000000"/>
-          <w:sz w:val="36"/>
-          <w:szCs w:val="36"/>
-          <w:lang w:eastAsia="en-IN"/>
-        </w:rPr>
-        <w:t>So</w:t>
-      </w:r>
-      <w:proofErr w:type="gramEnd"/>
-      <w:r>
-        <w:rPr>
-          <w:rFonts w:eastAsia="Times New Roman" w:cstheme="minorHAnsi"/>
-          <w:color w:val="000000"/>
-          <w:sz w:val="36"/>
-          <w:szCs w:val="36"/>
-          <w:lang w:eastAsia="en-IN"/>
-        </w:rPr>
-        <w:t xml:space="preserve"> we can </w:t>
+        <w:t>In the below example, the x declared within block is different from x declared outside the block. So we can </w:t>
       </w:r>
       <w:r>
         <w:rPr>
@@ -1418,7 +1378,6 @@
           <w:szCs w:val="40"/>
         </w:rPr>
       </w:pPr>
-      <w:proofErr w:type="gramStart"/>
       <w:r>
         <w:rPr>
           <w:rFonts w:ascii="Calibri" w:hAnsi="Calibri" w:cs="Calibri"/>
@@ -1426,28 +1385,35 @@
           <w:sz w:val="40"/>
           <w:szCs w:val="40"/>
         </w:rPr>
-        <w:t>Console.log(</w:t>
-      </w:r>
-      <w:proofErr w:type="gramEnd"/>
-      <w:r>
+        <w:t>Console.log():</w:t>
+      </w:r>
+    </w:p>
+    <w:p>
+      <w:pPr>
         <w:rPr>
           <w:rFonts w:ascii="Calibri" w:hAnsi="Calibri" w:cs="Calibri"/>
           <w:color w:val="000000"/>
           <w:sz w:val="40"/>
           <w:szCs w:val="40"/>
         </w:rPr>
-        <w:t>):</w:t>
-      </w:r>
-    </w:p>
-    <w:p>
-      <w:pPr>
+      </w:pPr>
+      <w:r>
         <w:rPr>
           <w:rFonts w:ascii="Calibri" w:hAnsi="Calibri" w:cs="Calibri"/>
           <w:color w:val="000000"/>
           <w:sz w:val="40"/>
           <w:szCs w:val="40"/>
         </w:rPr>
-      </w:pPr>
+        <w:t>Used to print message in web console.</w:t>
+      </w:r>
+      <w:r>
+        <w:rPr>
+          <w:rFonts w:ascii="Verdana" w:hAnsi="Verdana"/>
+          <w:color w:val="000000"/>
+          <w:shd w:val="clear" w:color="auto" w:fill="FFFFFF"/>
+        </w:rPr>
+        <w:t xml:space="preserve"> </w:t>
+      </w:r>
       <w:r>
         <w:rPr>
           <w:rFonts w:ascii="Calibri" w:hAnsi="Calibri" w:cs="Calibri"/>
@@ -1455,26 +1421,18 @@
           <w:sz w:val="40"/>
           <w:szCs w:val="40"/>
         </w:rPr>
-        <w:t>Used to print message in web console.</w:t>
-      </w:r>
-      <w:r>
-        <w:rPr>
-          <w:rFonts w:ascii="Verdana" w:hAnsi="Verdana"/>
-          <w:color w:val="000000"/>
-          <w:shd w:val="clear" w:color="auto" w:fill="FFFFFF"/>
-        </w:rPr>
-        <w:t xml:space="preserve"> </w:t>
-      </w:r>
-      <w:r>
+        <w:t>if the developer requests API and wants to check the data received as a response, they might use the console.log() method.</w:t>
+      </w:r>
+    </w:p>
+    <w:p>
+      <w:pPr>
         <w:rPr>
           <w:rFonts w:ascii="Calibri" w:hAnsi="Calibri" w:cs="Calibri"/>
           <w:color w:val="000000"/>
           <w:sz w:val="40"/>
           <w:szCs w:val="40"/>
         </w:rPr>
-        <w:t xml:space="preserve">if the developer requests API and wants to check the data received as a response, they might use the </w:t>
-      </w:r>
-      <w:proofErr w:type="gramStart"/>
+      </w:pPr>
       <w:r>
         <w:rPr>
           <w:rFonts w:ascii="Calibri" w:hAnsi="Calibri" w:cs="Calibri"/>
@@ -1482,50 +1440,171 @@
           <w:sz w:val="40"/>
           <w:szCs w:val="40"/>
         </w:rPr>
-        <w:t>console.log(</w:t>
-      </w:r>
-      <w:proofErr w:type="gramEnd"/>
-      <w:r>
-        <w:rPr>
-          <w:rFonts w:ascii="Calibri" w:hAnsi="Calibri" w:cs="Calibri"/>
+        <w:t>-&gt;</w:t>
+      </w:r>
+      <w:proofErr w:type="spellStart"/>
+      <w:r>
+        <w:rPr>
+          <w:rFonts w:ascii="Calibri" w:hAnsi="Calibri" w:cs="Calibri"/>
+          <w:b/>
+          <w:bCs/>
           <w:color w:val="000000"/>
           <w:sz w:val="40"/>
           <w:szCs w:val="40"/>
         </w:rPr>
-        <w:t>) method.</w:t>
-      </w:r>
-    </w:p>
-    <w:p>
-      <w:pPr>
+        <w:t>ctrl+shift+j</w:t>
+      </w:r>
+      <w:proofErr w:type="spellEnd"/>
+      <w:r>
         <w:rPr>
           <w:rFonts w:ascii="Calibri" w:hAnsi="Calibri" w:cs="Calibri"/>
           <w:color w:val="000000"/>
           <w:sz w:val="40"/>
           <w:szCs w:val="40"/>
         </w:rPr>
-      </w:pPr>
-      <w:r>
+        <w:t xml:space="preserve"> shortcut</w:t>
+      </w:r>
+    </w:p>
+    <w:p>
+      <w:pPr>
         <w:rPr>
           <w:rFonts w:ascii="Calibri" w:hAnsi="Calibri" w:cs="Calibri"/>
           <w:color w:val="000000"/>
           <w:sz w:val="40"/>
           <w:szCs w:val="40"/>
         </w:rPr>
+      </w:pPr>
+      <w:r>
+        <w:rPr>
+          <w:rFonts w:ascii="Calibri" w:hAnsi="Calibri" w:cs="Calibri"/>
+          <w:color w:val="000000"/>
+          <w:sz w:val="40"/>
+          <w:szCs w:val="40"/>
+        </w:rPr>
         <w:t>-&gt;</w:t>
       </w:r>
+      <w:r>
+        <w:rPr>
+          <w:rFonts w:ascii="Calibri" w:hAnsi="Calibri" w:cs="Calibri"/>
+          <w:color w:val="000000"/>
+          <w:sz w:val="40"/>
+          <w:szCs w:val="40"/>
+        </w:rPr>
+        <w:t>console.log can log various data types including strings, numbers, and objects.</w:t>
+      </w:r>
+    </w:p>
+    <w:p>
+      <w:pPr>
+        <w:rPr>
+          <w:rFonts w:ascii="Calibri" w:hAnsi="Calibri" w:cs="Calibri"/>
+          <w:color w:val="000000"/>
+          <w:sz w:val="40"/>
+          <w:szCs w:val="40"/>
+        </w:rPr>
+      </w:pPr>
+      <w:r>
+        <w:rPr>
+          <w:rFonts w:ascii="Calibri" w:hAnsi="Calibri" w:cs="Calibri"/>
+          <w:color w:val="000000"/>
+          <w:sz w:val="40"/>
+          <w:szCs w:val="40"/>
+        </w:rPr>
+        <w:t>-&gt;</w:t>
+      </w:r>
+      <w:r>
+        <w:rPr>
+          <w:rFonts w:ascii="Calibri" w:hAnsi="Calibri" w:cs="Calibri"/>
+          <w:color w:val="000000"/>
+          <w:sz w:val="40"/>
+          <w:szCs w:val="40"/>
+        </w:rPr>
+        <w:t>The output of console.log is viewed in the console panel of the browser's developer tools.</w:t>
+      </w:r>
+    </w:p>
+    <w:p>
+      <w:pPr>
+        <w:rPr>
+          <w:rFonts w:ascii="Calibri" w:hAnsi="Calibri" w:cs="Calibri"/>
+          <w:color w:val="000000"/>
+          <w:sz w:val="40"/>
+          <w:szCs w:val="40"/>
+        </w:rPr>
+      </w:pPr>
+      <w:r>
+        <w:rPr>
+          <w:rFonts w:ascii="Calibri" w:hAnsi="Calibri" w:cs="Calibri"/>
+          <w:color w:val="000000"/>
+          <w:sz w:val="40"/>
+          <w:szCs w:val="40"/>
+        </w:rPr>
+        <w:t>-&gt;</w:t>
+      </w:r>
       <w:proofErr w:type="spellStart"/>
       <w:r>
+        <w:rPr>
+          <w:rFonts w:ascii="Calibri" w:hAnsi="Calibri" w:cs="Calibri"/>
+          <w:color w:val="000000"/>
+          <w:sz w:val="40"/>
+          <w:szCs w:val="40"/>
+        </w:rPr>
+        <w:t>console.clear</w:t>
+      </w:r>
+      <w:proofErr w:type="spellEnd"/>
+      <w:r>
+        <w:rPr>
+          <w:rFonts w:ascii="Calibri" w:hAnsi="Calibri" w:cs="Calibri"/>
+          <w:color w:val="000000"/>
+          <w:sz w:val="40"/>
+          <w:szCs w:val="40"/>
+        </w:rPr>
+        <w:t>() is the method used to clear the console.</w:t>
+      </w:r>
+    </w:p>
+    <w:p>
+      <w:pPr>
         <w:rPr>
           <w:rFonts w:ascii="Calibri" w:hAnsi="Calibri" w:cs="Calibri"/>
           <w:b/>
           <w:bCs/>
           <w:color w:val="000000"/>
+          <w:sz w:val="52"/>
+          <w:szCs w:val="52"/>
+        </w:rPr>
+      </w:pPr>
+    </w:p>
+    <w:p>
+      <w:pPr>
+        <w:rPr>
+          <w:rFonts w:ascii="Calibri" w:hAnsi="Calibri" w:cs="Calibri"/>
+          <w:b/>
+          <w:bCs/>
+          <w:color w:val="000000"/>
+          <w:sz w:val="52"/>
+          <w:szCs w:val="52"/>
+        </w:rPr>
+      </w:pPr>
+      <w:r>
+        <w:rPr>
+          <w:rFonts w:ascii="Calibri" w:hAnsi="Calibri" w:cs="Calibri"/>
+          <w:b/>
+          <w:bCs/>
+          <w:color w:val="000000"/>
+          <w:sz w:val="52"/>
+          <w:szCs w:val="52"/>
+        </w:rPr>
+        <w:lastRenderedPageBreak/>
+        <w:t>Comments</w:t>
+      </w:r>
+    </w:p>
+    <w:p>
+      <w:pPr>
+        <w:rPr>
+          <w:rFonts w:ascii="Calibri" w:hAnsi="Calibri" w:cs="Calibri"/>
+          <w:color w:val="000000"/>
           <w:sz w:val="40"/>
           <w:szCs w:val="40"/>
         </w:rPr>
-        <w:t>ctrl+shift+j</w:t>
-      </w:r>
-      <w:proofErr w:type="spellEnd"/>
+      </w:pPr>
       <w:r>
         <w:rPr>
           <w:rFonts w:ascii="Calibri" w:hAnsi="Calibri" w:cs="Calibri"/>
@@ -1533,250 +1612,58 @@
           <w:sz w:val="40"/>
           <w:szCs w:val="40"/>
         </w:rPr>
-        <w:t xml:space="preserve"> shortcut</w:t>
-      </w:r>
-    </w:p>
-    <w:p>
-      <w:pPr>
-        <w:rPr>
-          <w:rFonts w:ascii="Calibri" w:hAnsi="Calibri" w:cs="Calibri"/>
-          <w:color w:val="000000"/>
-          <w:sz w:val="40"/>
-          <w:szCs w:val="40"/>
-        </w:rPr>
-      </w:pPr>
-      <w:r>
-        <w:rPr>
-          <w:rFonts w:ascii="Calibri" w:hAnsi="Calibri" w:cs="Calibri"/>
-          <w:color w:val="000000"/>
-          <w:sz w:val="40"/>
-          <w:szCs w:val="40"/>
-        </w:rPr>
-        <w:t>-&gt;</w:t>
-      </w:r>
-      <w:r>
-        <w:rPr>
-          <w:rFonts w:ascii="Calibri" w:hAnsi="Calibri" w:cs="Calibri"/>
-          <w:color w:val="000000"/>
-          <w:sz w:val="40"/>
-          <w:szCs w:val="40"/>
-        </w:rPr>
-        <w:t>console.log can log various data types including strings, numbers, and objects.</w:t>
-      </w:r>
-    </w:p>
-    <w:p>
-      <w:pPr>
-        <w:rPr>
-          <w:rFonts w:ascii="Calibri" w:hAnsi="Calibri" w:cs="Calibri"/>
-          <w:color w:val="000000"/>
-          <w:sz w:val="40"/>
-          <w:szCs w:val="40"/>
-        </w:rPr>
-      </w:pPr>
-      <w:r>
-        <w:rPr>
-          <w:rFonts w:ascii="Calibri" w:hAnsi="Calibri" w:cs="Calibri"/>
-          <w:color w:val="000000"/>
-          <w:sz w:val="40"/>
-          <w:szCs w:val="40"/>
-        </w:rPr>
-        <w:t>-&gt;</w:t>
-      </w:r>
-      <w:r>
-        <w:rPr>
-          <w:rFonts w:ascii="Calibri" w:hAnsi="Calibri" w:cs="Calibri"/>
-          <w:color w:val="000000"/>
-          <w:sz w:val="40"/>
-          <w:szCs w:val="40"/>
-        </w:rPr>
-        <w:t>The output of console.log is viewed in the console panel of the browser's developer tools.</w:t>
-      </w:r>
-    </w:p>
-    <w:p>
-      <w:pPr>
-        <w:rPr>
-          <w:rFonts w:ascii="Calibri" w:hAnsi="Calibri" w:cs="Calibri"/>
-          <w:color w:val="000000"/>
-          <w:sz w:val="40"/>
-          <w:szCs w:val="40"/>
-        </w:rPr>
-      </w:pPr>
-      <w:r>
-        <w:rPr>
-          <w:rFonts w:ascii="Calibri" w:hAnsi="Calibri" w:cs="Calibri"/>
-          <w:color w:val="000000"/>
-          <w:sz w:val="40"/>
-          <w:szCs w:val="40"/>
-        </w:rPr>
-        <w:t>-&gt;</w:t>
-      </w:r>
-      <w:proofErr w:type="spellStart"/>
-      <w:proofErr w:type="gramStart"/>
-      <w:r>
-        <w:rPr>
-          <w:rFonts w:ascii="Calibri" w:hAnsi="Calibri" w:cs="Calibri"/>
-          <w:color w:val="000000"/>
-          <w:sz w:val="40"/>
-          <w:szCs w:val="40"/>
-        </w:rPr>
-        <w:t>console.clear</w:t>
-      </w:r>
-      <w:proofErr w:type="spellEnd"/>
-      <w:proofErr w:type="gramEnd"/>
-      <w:r>
-        <w:rPr>
-          <w:rFonts w:ascii="Calibri" w:hAnsi="Calibri" w:cs="Calibri"/>
-          <w:color w:val="000000"/>
-          <w:sz w:val="40"/>
-          <w:szCs w:val="40"/>
-        </w:rPr>
-        <w:t>() is the method used to clear the console.</w:t>
-      </w:r>
-    </w:p>
-    <w:p>
-      <w:pPr>
+        <w:t>Used to explain the purpose of code.</w:t>
+      </w:r>
+    </w:p>
+    <w:p>
+      <w:pPr>
+        <w:rPr>
+          <w:rFonts w:ascii="Calibri" w:hAnsi="Calibri" w:cs="Calibri"/>
+          <w:color w:val="000000"/>
+          <w:sz w:val="44"/>
+          <w:szCs w:val="44"/>
+        </w:rPr>
+      </w:pPr>
+      <w:r>
         <w:rPr>
           <w:rFonts w:ascii="Calibri" w:hAnsi="Calibri" w:cs="Calibri"/>
           <w:b/>
           <w:bCs/>
           <w:color w:val="000000"/>
+          <w:sz w:val="44"/>
+          <w:szCs w:val="44"/>
+        </w:rPr>
+        <w:t>1)</w:t>
+      </w:r>
+      <w:r>
+        <w:rPr>
+          <w:rFonts w:ascii="Calibri" w:hAnsi="Calibri" w:cs="Calibri"/>
+          <w:color w:val="000000"/>
+          <w:sz w:val="44"/>
+          <w:szCs w:val="44"/>
+        </w:rPr>
+        <w:t>single -line(//)</w:t>
+      </w:r>
+    </w:p>
+    <w:p>
+      <w:pPr>
+        <w:rPr>
+          <w:rFonts w:ascii="Calibri" w:hAnsi="Calibri" w:cs="Calibri"/>
+          <w:b/>
+          <w:bCs/>
+          <w:color w:val="000000"/>
           <w:sz w:val="52"/>
           <w:szCs w:val="52"/>
         </w:rPr>
       </w:pPr>
-    </w:p>
-    <w:p>
-      <w:pPr>
-        <w:rPr>
-          <w:rFonts w:ascii="Calibri" w:hAnsi="Calibri" w:cs="Calibri"/>
-          <w:b/>
-          <w:bCs/>
-          <w:color w:val="000000"/>
-          <w:sz w:val="52"/>
-          <w:szCs w:val="52"/>
-        </w:rPr>
-      </w:pPr>
-      <w:r>
-        <w:rPr>
-          <w:rFonts w:ascii="Calibri" w:hAnsi="Calibri" w:cs="Calibri"/>
-          <w:b/>
-          <w:bCs/>
-          <w:color w:val="000000"/>
-          <w:sz w:val="52"/>
-          <w:szCs w:val="52"/>
-        </w:rPr>
-        <w:lastRenderedPageBreak/>
-        <w:t>Comments</w:t>
-      </w:r>
-    </w:p>
-    <w:p>
-      <w:pPr>
-        <w:rPr>
-          <w:rFonts w:ascii="Calibri" w:hAnsi="Calibri" w:cs="Calibri"/>
-          <w:color w:val="000000"/>
-          <w:sz w:val="40"/>
-          <w:szCs w:val="40"/>
-        </w:rPr>
-      </w:pPr>
-      <w:r>
-        <w:rPr>
-          <w:rFonts w:ascii="Calibri" w:hAnsi="Calibri" w:cs="Calibri"/>
-          <w:color w:val="000000"/>
-          <w:sz w:val="40"/>
-          <w:szCs w:val="40"/>
-        </w:rPr>
-        <w:t>Used to explain the purpose of code.</w:t>
-      </w:r>
-    </w:p>
-    <w:p>
-      <w:pPr>
+      <w:r>
         <w:rPr>
           <w:rFonts w:ascii="Calibri" w:hAnsi="Calibri" w:cs="Calibri"/>
           <w:color w:val="000000"/>
           <w:sz w:val="44"/>
           <w:szCs w:val="44"/>
         </w:rPr>
-      </w:pPr>
-      <w:r>
-        <w:rPr>
-          <w:rFonts w:ascii="Calibri" w:hAnsi="Calibri" w:cs="Calibri"/>
-          <w:b/>
-          <w:bCs/>
-          <w:color w:val="000000"/>
-          <w:sz w:val="44"/>
-          <w:szCs w:val="44"/>
-        </w:rPr>
-        <w:t>1)</w:t>
-      </w:r>
-      <w:r>
-        <w:rPr>
-          <w:rFonts w:ascii="Calibri" w:hAnsi="Calibri" w:cs="Calibri"/>
-          <w:color w:val="000000"/>
-          <w:sz w:val="44"/>
-          <w:szCs w:val="44"/>
-        </w:rPr>
-        <w:t>single -</w:t>
-      </w:r>
-      <w:proofErr w:type="gramStart"/>
-      <w:r>
-        <w:rPr>
-          <w:rFonts w:ascii="Calibri" w:hAnsi="Calibri" w:cs="Calibri"/>
-          <w:color w:val="000000"/>
-          <w:sz w:val="44"/>
-          <w:szCs w:val="44"/>
-        </w:rPr>
-        <w:t>line(</w:t>
-      </w:r>
-      <w:proofErr w:type="gramEnd"/>
-      <w:r>
-        <w:rPr>
-          <w:rFonts w:ascii="Calibri" w:hAnsi="Calibri" w:cs="Calibri"/>
-          <w:color w:val="000000"/>
-          <w:sz w:val="44"/>
-          <w:szCs w:val="44"/>
-        </w:rPr>
-        <w:t>//)</w:t>
-      </w:r>
-    </w:p>
-    <w:p>
-      <w:pPr>
-        <w:rPr>
-          <w:rFonts w:ascii="Calibri" w:hAnsi="Calibri" w:cs="Calibri"/>
-          <w:b/>
-          <w:bCs/>
-          <w:color w:val="000000"/>
-          <w:sz w:val="52"/>
-          <w:szCs w:val="52"/>
-        </w:rPr>
-      </w:pPr>
-      <w:r>
-        <w:rPr>
-          <w:rFonts w:ascii="Calibri" w:hAnsi="Calibri" w:cs="Calibri"/>
-          <w:color w:val="000000"/>
-          <w:sz w:val="44"/>
-          <w:szCs w:val="44"/>
-        </w:rPr>
-        <w:t>2)multi-</w:t>
-      </w:r>
-      <w:proofErr w:type="gramStart"/>
-      <w:r>
-        <w:rPr>
-          <w:rFonts w:ascii="Calibri" w:hAnsi="Calibri" w:cs="Calibri"/>
-          <w:color w:val="000000"/>
-          <w:sz w:val="44"/>
-          <w:szCs w:val="44"/>
-        </w:rPr>
-        <w:t>line(</w:t>
-      </w:r>
-      <w:proofErr w:type="gramEnd"/>
-      <w:r>
-        <w:rPr>
-          <w:rFonts w:ascii="Calibri" w:hAnsi="Calibri" w:cs="Calibri"/>
-          <w:color w:val="000000"/>
-          <w:sz w:val="44"/>
-          <w:szCs w:val="44"/>
-        </w:rPr>
-        <w:t>/*……*/)</w:t>
+        <w:t>2)multi-line(/*……*/)</w:t>
       </w:r>
     </w:p>
     <w:p>
@@ -1894,27 +1781,7 @@
           <w:sz w:val="36"/>
           <w:szCs w:val="36"/>
         </w:rPr>
-        <w:t xml:space="preserve">Using </w:t>
-      </w:r>
-      <w:proofErr w:type="gramStart"/>
-      <w:r>
-        <w:rPr>
-          <w:rFonts w:ascii="Calibri" w:hAnsi="Calibri" w:cs="Calibri"/>
-          <w:color w:val="000000"/>
-          <w:sz w:val="36"/>
-          <w:szCs w:val="36"/>
-        </w:rPr>
-        <w:t>var(</w:t>
-      </w:r>
-      <w:proofErr w:type="gramEnd"/>
-      <w:r>
-        <w:rPr>
-          <w:rFonts w:ascii="Calibri" w:hAnsi="Calibri" w:cs="Calibri"/>
-          <w:color w:val="000000"/>
-          <w:sz w:val="36"/>
-          <w:szCs w:val="36"/>
-        </w:rPr>
-        <w:t>var name,</w:t>
+        <w:t>Using var(var name,</w:t>
       </w:r>
       <w:r>
         <w:rPr>
@@ -2018,17 +1885,7 @@
           <w:sz w:val="36"/>
           <w:szCs w:val="36"/>
         </w:rPr>
-        <w:t xml:space="preserve">You can use the $ and _ to define the variables in JavaScript, as the JavaScript engine considers it a valid </w:t>
-      </w:r>
-      <w:proofErr w:type="gramStart"/>
-      <w:r>
-        <w:rPr>
-          <w:rFonts w:ascii="Calibri" w:hAnsi="Calibri" w:cs="Calibri"/>
-          <w:color w:val="000000"/>
-          <w:sz w:val="36"/>
-          <w:szCs w:val="36"/>
-        </w:rPr>
-        <w:t>character.</w:t>
+        <w:t>You can use the $ and _ to define the variables in JavaScript, as the JavaScript engine considers it a valid character.</w:t>
       </w:r>
       <w:r>
         <w:rPr>
@@ -2039,7 +1896,6 @@
         </w:rPr>
         <w:t>(</w:t>
       </w:r>
-      <w:proofErr w:type="gramEnd"/>
       <w:r>
         <w:rPr>
           <w:rFonts w:ascii="Verdana" w:hAnsi="Verdana"/>
@@ -2068,25 +1924,14 @@
         <w:t>abc</w:t>
       </w:r>
       <w:proofErr w:type="spellEnd"/>
-      <w:proofErr w:type="gramStart"/>
-      <w:r>
-        <w:rPr>
-          <w:rFonts w:ascii="Calibri" w:hAnsi="Calibri" w:cs="Calibri"/>
-          <w:color w:val="000000"/>
-          <w:sz w:val="36"/>
-          <w:szCs w:val="36"/>
-        </w:rPr>
-        <w:t>=”hello”)or</w:t>
-      </w:r>
-      <w:proofErr w:type="gramEnd"/>
-      <w:r>
-        <w:rPr>
-          <w:rFonts w:ascii="Calibri" w:hAnsi="Calibri" w:cs="Calibri"/>
-          <w:color w:val="000000"/>
-          <w:sz w:val="36"/>
-          <w:szCs w:val="36"/>
-        </w:rPr>
-        <w:t xml:space="preserve"> (var $</w:t>
+      <w:r>
+        <w:rPr>
+          <w:rFonts w:ascii="Calibri" w:hAnsi="Calibri" w:cs="Calibri"/>
+          <w:color w:val="000000"/>
+          <w:sz w:val="36"/>
+          <w:szCs w:val="36"/>
+        </w:rPr>
+        <w:t>=”hello”)or (var $</w:t>
       </w:r>
       <w:proofErr w:type="spellStart"/>
       <w:r>
@@ -2099,25 +1944,14 @@
         <w:t>abc</w:t>
       </w:r>
       <w:proofErr w:type="spellEnd"/>
-      <w:proofErr w:type="gramStart"/>
-      <w:r>
-        <w:rPr>
-          <w:rFonts w:ascii="Calibri" w:hAnsi="Calibri" w:cs="Calibri"/>
-          <w:color w:val="000000"/>
-          <w:sz w:val="36"/>
-          <w:szCs w:val="36"/>
-        </w:rPr>
-        <w:t>=”hello</w:t>
-      </w:r>
-      <w:proofErr w:type="gramEnd"/>
-      <w:r>
-        <w:rPr>
-          <w:rFonts w:ascii="Calibri" w:hAnsi="Calibri" w:cs="Calibri"/>
-          <w:color w:val="000000"/>
-          <w:sz w:val="36"/>
-          <w:szCs w:val="36"/>
-        </w:rPr>
-        <w:t>”)</w:t>
+      <w:r>
+        <w:rPr>
+          <w:rFonts w:ascii="Calibri" w:hAnsi="Calibri" w:cs="Calibri"/>
+          <w:color w:val="000000"/>
+          <w:sz w:val="36"/>
+          <w:szCs w:val="36"/>
+        </w:rPr>
+        <w:t>=”hello”)</w:t>
       </w:r>
     </w:p>
     <w:p>
@@ -2219,58 +2053,17 @@
           <w:sz w:val="36"/>
           <w:szCs w:val="36"/>
         </w:rPr>
-        <w:t xml:space="preserve">1)primitive data </w:t>
-      </w:r>
-      <w:proofErr w:type="gramStart"/>
-      <w:r>
-        <w:rPr>
-          <w:rFonts w:ascii="Calibri" w:hAnsi="Calibri" w:cs="Calibri"/>
-          <w:color w:val="000000"/>
-          <w:sz w:val="36"/>
-          <w:szCs w:val="36"/>
-        </w:rPr>
-        <w:t>types(number ,string</w:t>
-      </w:r>
-      <w:proofErr w:type="gramEnd"/>
-      <w:r>
-        <w:rPr>
-          <w:rFonts w:ascii="Calibri" w:hAnsi="Calibri" w:cs="Calibri"/>
-          <w:color w:val="000000"/>
-          <w:sz w:val="36"/>
-          <w:szCs w:val="36"/>
-        </w:rPr>
-        <w:t xml:space="preserve">, </w:t>
+        <w:t xml:space="preserve">1)primitive data types(number ,string, </w:t>
       </w:r>
       <w:proofErr w:type="spellStart"/>
-      <w:proofErr w:type="gramStart"/>
-      <w:r>
-        <w:rPr>
-          <w:rFonts w:ascii="Calibri" w:hAnsi="Calibri" w:cs="Calibri"/>
-          <w:color w:val="000000"/>
-          <w:sz w:val="36"/>
-          <w:szCs w:val="36"/>
-        </w:rPr>
-        <w:t>Boolean,null</w:t>
-      </w:r>
-      <w:proofErr w:type="gramEnd"/>
-      <w:r>
-        <w:rPr>
-          <w:rFonts w:ascii="Calibri" w:hAnsi="Calibri" w:cs="Calibri"/>
-          <w:color w:val="000000"/>
-          <w:sz w:val="36"/>
-          <w:szCs w:val="36"/>
-        </w:rPr>
-        <w:t>,</w:t>
-      </w:r>
-      <w:proofErr w:type="gramStart"/>
-      <w:r>
-        <w:rPr>
-          <w:rFonts w:ascii="Calibri" w:hAnsi="Calibri" w:cs="Calibri"/>
-          <w:color w:val="000000"/>
-          <w:sz w:val="36"/>
-          <w:szCs w:val="36"/>
-        </w:rPr>
-        <w:t>undefined</w:t>
+      <w:r>
+        <w:rPr>
+          <w:rFonts w:ascii="Calibri" w:hAnsi="Calibri" w:cs="Calibri"/>
+          <w:color w:val="000000"/>
+          <w:sz w:val="36"/>
+          <w:szCs w:val="36"/>
+        </w:rPr>
+        <w:t>Boolean,null,undefined</w:t>
       </w:r>
       <w:proofErr w:type="spellEnd"/>
       <w:r>
@@ -2293,7 +2086,6 @@
         <w:t>BigInt</w:t>
       </w:r>
       <w:proofErr w:type="spellEnd"/>
-      <w:proofErr w:type="gramEnd"/>
       <w:r>
         <w:rPr>
           <w:rFonts w:ascii="Calibri" w:hAnsi="Calibri" w:cs="Calibri"/>
@@ -2341,27 +2133,7 @@
           <w:sz w:val="36"/>
           <w:szCs w:val="36"/>
         </w:rPr>
-        <w:t xml:space="preserve">Sum=”10” +10; </w:t>
-      </w:r>
-      <w:proofErr w:type="gramStart"/>
-      <w:r>
-        <w:rPr>
-          <w:rFonts w:ascii="Calibri" w:hAnsi="Calibri" w:cs="Calibri"/>
-          <w:color w:val="000000"/>
-          <w:sz w:val="36"/>
-          <w:szCs w:val="36"/>
-        </w:rPr>
-        <w:t>output(</w:t>
-      </w:r>
-      <w:proofErr w:type="gramEnd"/>
-      <w:r>
-        <w:rPr>
-          <w:rFonts w:ascii="Calibri" w:hAnsi="Calibri" w:cs="Calibri"/>
-          <w:color w:val="000000"/>
-          <w:sz w:val="36"/>
-          <w:szCs w:val="36"/>
-        </w:rPr>
-        <w:t>1010)</w:t>
+        <w:t>Sum=”10” +10; output(1010)</w:t>
       </w:r>
     </w:p>
     <w:p>
@@ -2440,17 +2212,7 @@
           <w:sz w:val="36"/>
           <w:szCs w:val="36"/>
         </w:rPr>
-        <w:t xml:space="preserve">method converts the object to </w:t>
-      </w:r>
-      <w:proofErr w:type="gramStart"/>
-      <w:r>
-        <w:rPr>
-          <w:rFonts w:ascii="Calibri" w:hAnsi="Calibri" w:cs="Calibri"/>
-          <w:color w:val="000000"/>
-          <w:sz w:val="36"/>
-          <w:szCs w:val="36"/>
-        </w:rPr>
-        <w:t xml:space="preserve">strings </w:t>
+        <w:t xml:space="preserve">method converts the object to strings </w:t>
       </w:r>
       <w:r>
         <w:rPr>
@@ -2461,7 +2223,6 @@
         </w:rPr>
         <w:t>.</w:t>
       </w:r>
-      <w:proofErr w:type="gramEnd"/>
     </w:p>
     <w:p>
       <w:pPr>
@@ -2558,27 +2319,7 @@
           <w:sz w:val="36"/>
           <w:szCs w:val="36"/>
         </w:rPr>
-        <w:t>“</w:t>
-      </w:r>
-      <w:proofErr w:type="gramStart"/>
-      <w:r>
-        <w:rPr>
-          <w:rFonts w:ascii="Calibri" w:hAnsi="Calibri" w:cs="Calibri"/>
-          <w:color w:val="000000"/>
-          <w:sz w:val="36"/>
-          <w:szCs w:val="36"/>
-        </w:rPr>
-        <w:t>use</w:t>
-      </w:r>
-      <w:proofErr w:type="gramEnd"/>
-      <w:r>
-        <w:rPr>
-          <w:rFonts w:ascii="Calibri" w:hAnsi="Calibri" w:cs="Calibri"/>
-          <w:color w:val="000000"/>
-          <w:sz w:val="36"/>
-          <w:szCs w:val="36"/>
-        </w:rPr>
-        <w:t xml:space="preserve"> strict”;</w:t>
+        <w:t>“use strict”;</w:t>
       </w:r>
     </w:p>
     <w:p>
@@ -3189,39 +2930,8 @@
           <w:sz w:val="36"/>
           <w:szCs w:val="36"/>
         </w:rPr>
-        <w:t xml:space="preserve"> collection of </w:t>
-      </w:r>
-      <w:proofErr w:type="gramStart"/>
-      <w:r>
-        <w:rPr>
-          <w:rFonts w:ascii="Calibri" w:hAnsi="Calibri" w:cs="Calibri"/>
-          <w:color w:val="000000"/>
-          <w:sz w:val="36"/>
-          <w:szCs w:val="36"/>
-        </w:rPr>
-        <w:t>key</w:t>
-      </w:r>
-      <w:proofErr w:type="gramEnd"/>
-      <w:r>
-        <w:rPr>
-          <w:rFonts w:ascii="Calibri" w:hAnsi="Calibri" w:cs="Calibri"/>
-          <w:color w:val="000000"/>
-          <w:sz w:val="36"/>
-          <w:szCs w:val="36"/>
-        </w:rPr>
-        <w:t xml:space="preserve"> -value pair .key -</w:t>
-      </w:r>
-      <w:proofErr w:type="gramStart"/>
-      <w:r>
-        <w:rPr>
-          <w:rFonts w:ascii="Calibri" w:hAnsi="Calibri" w:cs="Calibri"/>
-          <w:color w:val="000000"/>
-          <w:sz w:val="36"/>
-          <w:szCs w:val="36"/>
-        </w:rPr>
-        <w:t>unique .</w:t>
-      </w:r>
-      <w:proofErr w:type="gramEnd"/>
+        <w:t xml:space="preserve"> collection of key -value pair .key -unique .</w:t>
+      </w:r>
     </w:p>
     <w:p>
       <w:pPr>
@@ -3240,27 +2950,7 @@
           <w:sz w:val="36"/>
           <w:szCs w:val="36"/>
         </w:rPr>
-        <w:t>Let circle={a:</w:t>
-      </w:r>
-      <w:proofErr w:type="gramStart"/>
-      <w:r>
-        <w:rPr>
-          <w:rFonts w:ascii="Calibri" w:hAnsi="Calibri" w:cs="Calibri"/>
-          <w:color w:val="000000"/>
-          <w:sz w:val="36"/>
-          <w:szCs w:val="36"/>
-        </w:rPr>
-        <w:t>10,b</w:t>
-      </w:r>
-      <w:proofErr w:type="gramEnd"/>
-      <w:r>
-        <w:rPr>
-          <w:rFonts w:ascii="Calibri" w:hAnsi="Calibri" w:cs="Calibri"/>
-          <w:color w:val="000000"/>
-          <w:sz w:val="36"/>
-          <w:szCs w:val="36"/>
-        </w:rPr>
-        <w:t>:20}</w:t>
+        <w:t>Let circle={a:10,b:20}</w:t>
       </w:r>
     </w:p>
     <w:p>
@@ -3392,19 +3082,8 @@
           <w:szCs w:val="36"/>
         </w:rPr>
         <w:lastRenderedPageBreak/>
-        <w:t>let fruits</w:t>
-      </w:r>
-      <w:proofErr w:type="gramStart"/>
-      <w:r>
-        <w:rPr>
-          <w:rFonts w:ascii="Calibri" w:hAnsi="Calibri" w:cs="Calibri"/>
-          <w:color w:val="000000"/>
-          <w:sz w:val="36"/>
-          <w:szCs w:val="36"/>
-        </w:rPr>
-        <w:t>=[</w:t>
-      </w:r>
-      <w:proofErr w:type="gramEnd"/>
+        <w:t>let fruits=[</w:t>
+      </w:r>
       <w:r>
         <w:rPr>
           <w:rFonts w:ascii="Calibri" w:hAnsi="Calibri" w:cs="Calibri"/>
@@ -3432,7 +3111,6 @@
         </w:rPr>
         <w:t>”</w:t>
       </w:r>
-      <w:proofErr w:type="gramStart"/>
       <w:r>
         <w:rPr>
           <w:rFonts w:ascii="Calibri" w:hAnsi="Calibri" w:cs="Calibri"/>
@@ -3460,7 +3138,6 @@
         </w:rPr>
         <w:t>banana</w:t>
       </w:r>
-      <w:proofErr w:type="gramEnd"/>
       <w:r>
         <w:rPr>
           <w:rFonts w:ascii="Calibri" w:hAnsi="Calibri" w:cs="Calibri"/>
@@ -3499,35 +3176,14 @@
           <w:szCs w:val="36"/>
         </w:rPr>
       </w:pPr>
-      <w:proofErr w:type="gramStart"/>
-      <w:r>
-        <w:rPr>
-          <w:rFonts w:ascii="Calibri" w:hAnsi="Calibri" w:cs="Calibri"/>
-          <w:color w:val="000000"/>
-          <w:sz w:val="36"/>
-          <w:szCs w:val="36"/>
-        </w:rPr>
-        <w:t>console.log(</w:t>
-      </w:r>
-      <w:proofErr w:type="gramEnd"/>
-      <w:r>
-        <w:rPr>
-          <w:rFonts w:ascii="Calibri" w:hAnsi="Calibri" w:cs="Calibri"/>
-          <w:color w:val="000000"/>
-          <w:sz w:val="36"/>
-          <w:szCs w:val="36"/>
-        </w:rPr>
-        <w:t>fruits (2</w:t>
-      </w:r>
-      <w:proofErr w:type="gramStart"/>
-      <w:r>
-        <w:rPr>
-          <w:rFonts w:ascii="Calibri" w:hAnsi="Calibri" w:cs="Calibri"/>
-          <w:color w:val="000000"/>
-          <w:sz w:val="36"/>
-          <w:szCs w:val="36"/>
-        </w:rPr>
-        <w:t>))</w:t>
+      <w:r>
+        <w:rPr>
+          <w:rFonts w:ascii="Calibri" w:hAnsi="Calibri" w:cs="Calibri"/>
+          <w:color w:val="000000"/>
+          <w:sz w:val="36"/>
+          <w:szCs w:val="36"/>
+        </w:rPr>
+        <w:t>console.log(fruits (2))</w:t>
       </w:r>
       <w:r>
         <w:rPr>
@@ -3538,7 +3194,6 @@
         </w:rPr>
         <w:t>w</w:t>
       </w:r>
-      <w:proofErr w:type="gramEnd"/>
     </w:p>
     <w:p>
       <w:pPr>
@@ -4108,27 +3763,7 @@
           <w:sz w:val="36"/>
           <w:szCs w:val="36"/>
         </w:rPr>
-        <w:t xml:space="preserve">Function </w:t>
-      </w:r>
-      <w:proofErr w:type="gramStart"/>
-      <w:r>
-        <w:rPr>
-          <w:rFonts w:ascii="Calibri" w:hAnsi="Calibri" w:cs="Calibri"/>
-          <w:color w:val="000000"/>
-          <w:sz w:val="36"/>
-          <w:szCs w:val="36"/>
-        </w:rPr>
-        <w:t>greet</w:t>
-      </w:r>
-      <w:proofErr w:type="gramEnd"/>
-      <w:r>
-        <w:rPr>
-          <w:rFonts w:ascii="Calibri" w:hAnsi="Calibri" w:cs="Calibri"/>
-          <w:color w:val="000000"/>
-          <w:sz w:val="36"/>
-          <w:szCs w:val="36"/>
-        </w:rPr>
-        <w:t>(name)</w:t>
+        <w:t>Function greet(name)</w:t>
       </w:r>
     </w:p>
     <w:p>
@@ -4197,25 +3832,14 @@
           <w:szCs w:val="36"/>
         </w:rPr>
       </w:pPr>
-      <w:proofErr w:type="gramStart"/>
-      <w:r>
-        <w:rPr>
-          <w:rFonts w:ascii="Calibri" w:hAnsi="Calibri" w:cs="Calibri"/>
-          <w:color w:val="000000"/>
-          <w:sz w:val="36"/>
-          <w:szCs w:val="36"/>
-        </w:rPr>
-        <w:t>Greet(</w:t>
-      </w:r>
-      <w:proofErr w:type="gramEnd"/>
-      <w:r>
-        <w:rPr>
-          <w:rFonts w:ascii="Calibri" w:hAnsi="Calibri" w:cs="Calibri"/>
-          <w:color w:val="000000"/>
-          <w:sz w:val="36"/>
-          <w:szCs w:val="36"/>
-        </w:rPr>
-        <w:t>);</w:t>
+      <w:r>
+        <w:rPr>
+          <w:rFonts w:ascii="Calibri" w:hAnsi="Calibri" w:cs="Calibri"/>
+          <w:color w:val="000000"/>
+          <w:sz w:val="36"/>
+          <w:szCs w:val="36"/>
+        </w:rPr>
+        <w:t>Greet();</w:t>
       </w:r>
     </w:p>
     <w:p>
@@ -4319,27 +3943,7 @@
           <w:sz w:val="36"/>
           <w:szCs w:val="36"/>
         </w:rPr>
-        <w:t xml:space="preserve">function </w:t>
-      </w:r>
-      <w:proofErr w:type="gramStart"/>
-      <w:r>
-        <w:rPr>
-          <w:rFonts w:ascii="Calibri" w:hAnsi="Calibri" w:cs="Calibri"/>
-          <w:color w:val="000000"/>
-          <w:sz w:val="36"/>
-          <w:szCs w:val="36"/>
-        </w:rPr>
-        <w:t>display(</w:t>
-      </w:r>
-      <w:proofErr w:type="gramEnd"/>
-      <w:r>
-        <w:rPr>
-          <w:rFonts w:ascii="Calibri" w:hAnsi="Calibri" w:cs="Calibri"/>
-          <w:color w:val="000000"/>
-          <w:sz w:val="36"/>
-          <w:szCs w:val="36"/>
-        </w:rPr>
-        <w:t>) {</w:t>
+        <w:t>function display() {</w:t>
       </w:r>
     </w:p>
     <w:p>
@@ -4370,27 +3974,7 @@
           <w:sz w:val="36"/>
           <w:szCs w:val="36"/>
         </w:rPr>
-        <w:t xml:space="preserve">    </w:t>
-      </w:r>
-      <w:proofErr w:type="gramStart"/>
-      <w:r>
-        <w:rPr>
-          <w:rFonts w:ascii="Calibri" w:hAnsi="Calibri" w:cs="Calibri"/>
-          <w:color w:val="000000"/>
-          <w:sz w:val="36"/>
-          <w:szCs w:val="36"/>
-        </w:rPr>
-        <w:t>console.log(</w:t>
-      </w:r>
-      <w:proofErr w:type="gramEnd"/>
-      <w:r>
-        <w:rPr>
-          <w:rFonts w:ascii="Calibri" w:hAnsi="Calibri" w:cs="Calibri"/>
-          <w:color w:val="000000"/>
-          <w:sz w:val="36"/>
-          <w:szCs w:val="36"/>
-        </w:rPr>
-        <w:t>"This will be executed.");</w:t>
+        <w:t xml:space="preserve">    console.log("This will be executed.");</w:t>
       </w:r>
     </w:p>
     <w:p>
@@ -4452,27 +4036,7 @@
           <w:sz w:val="36"/>
           <w:szCs w:val="36"/>
         </w:rPr>
-        <w:t xml:space="preserve">    </w:t>
-      </w:r>
-      <w:proofErr w:type="gramStart"/>
-      <w:r>
-        <w:rPr>
-          <w:rFonts w:ascii="Calibri" w:hAnsi="Calibri" w:cs="Calibri"/>
-          <w:color w:val="000000"/>
-          <w:sz w:val="36"/>
-          <w:szCs w:val="36"/>
-        </w:rPr>
-        <w:t>console.log(</w:t>
-      </w:r>
-      <w:proofErr w:type="gramEnd"/>
-      <w:r>
-        <w:rPr>
-          <w:rFonts w:ascii="Calibri" w:hAnsi="Calibri" w:cs="Calibri"/>
-          <w:color w:val="000000"/>
-          <w:sz w:val="36"/>
-          <w:szCs w:val="36"/>
-        </w:rPr>
-        <w:t>"This will not be executed.");</w:t>
+        <w:t xml:space="preserve">    console.log("This will not be executed.");</w:t>
       </w:r>
     </w:p>
     <w:p>
@@ -4523,27 +4087,7 @@
           <w:sz w:val="36"/>
           <w:szCs w:val="36"/>
         </w:rPr>
-        <w:t xml:space="preserve">let message = </w:t>
-      </w:r>
-      <w:proofErr w:type="gramStart"/>
-      <w:r>
-        <w:rPr>
-          <w:rFonts w:ascii="Calibri" w:hAnsi="Calibri" w:cs="Calibri"/>
-          <w:color w:val="000000"/>
-          <w:sz w:val="36"/>
-          <w:szCs w:val="36"/>
-        </w:rPr>
-        <w:t>display(</w:t>
-      </w:r>
-      <w:proofErr w:type="gramEnd"/>
-      <w:r>
-        <w:rPr>
-          <w:rFonts w:ascii="Calibri" w:hAnsi="Calibri" w:cs="Calibri"/>
-          <w:color w:val="000000"/>
-          <w:sz w:val="36"/>
-          <w:szCs w:val="36"/>
-        </w:rPr>
-        <w:t>);</w:t>
+        <w:t>let message = display();</w:t>
       </w:r>
     </w:p>
     <w:p>
@@ -4627,19 +4171,8 @@
           <w:sz w:val="36"/>
           <w:szCs w:val="36"/>
         </w:rPr>
-        <w:t xml:space="preserve">Function </w:t>
-      </w:r>
-      <w:proofErr w:type="gramStart"/>
-      <w:r>
-        <w:rPr>
-          <w:rFonts w:ascii="Calibri" w:hAnsi="Calibri" w:cs="Calibri"/>
-          <w:color w:val="000000"/>
-          <w:sz w:val="36"/>
-          <w:szCs w:val="36"/>
-        </w:rPr>
-        <w:t>and  Types</w:t>
-      </w:r>
-      <w:proofErr w:type="gramEnd"/>
+        <w:t>Function and  Types</w:t>
+      </w:r>
     </w:p>
     <w:p>
       <w:pPr>
@@ -5056,9 +4589,37 @@
           <w:sz w:val="36"/>
           <w:szCs w:val="36"/>
         </w:rPr>
-        <w:t xml:space="preserve">value </w:t>
-      </w:r>
-      <w:proofErr w:type="gramStart"/>
+        <w:t>value passed  in array format</w:t>
+      </w:r>
+    </w:p>
+    <w:p>
+      <w:pPr>
+        <w:ind w:left="360"/>
+        <w:rPr>
+          <w:rFonts w:ascii="Calibri" w:hAnsi="Calibri" w:cs="Calibri"/>
+          <w:color w:val="70AD47" w:themeColor="accent6"/>
+          <w:sz w:val="36"/>
+          <w:szCs w:val="36"/>
+        </w:rPr>
+      </w:pPr>
+      <w:r>
+        <w:rPr>
+          <w:rFonts w:ascii="Calibri" w:hAnsi="Calibri" w:cs="Calibri"/>
+          <w:color w:val="70AD47" w:themeColor="accent6"/>
+          <w:sz w:val="36"/>
+          <w:szCs w:val="36"/>
+        </w:rPr>
+        <w:t>CALL:</w:t>
+      </w:r>
+      <w:r>
+        <w:rPr>
+          <w:rFonts w:ascii="Calibri" w:hAnsi="Calibri" w:cs="Calibri"/>
+          <w:color w:val="70AD47" w:themeColor="accent6"/>
+          <w:sz w:val="36"/>
+          <w:szCs w:val="36"/>
+        </w:rPr>
+        <w:t xml:space="preserve"> </w:t>
+      </w:r>
       <w:r>
         <w:rPr>
           <w:rFonts w:ascii="Calibri" w:hAnsi="Calibri" w:cs="Calibri"/>
@@ -5066,17 +4627,7 @@
           <w:sz w:val="36"/>
           <w:szCs w:val="36"/>
         </w:rPr>
-        <w:t>passed  in</w:t>
-      </w:r>
-      <w:proofErr w:type="gramEnd"/>
-      <w:r>
-        <w:rPr>
-          <w:rFonts w:ascii="Calibri" w:hAnsi="Calibri" w:cs="Calibri"/>
-          <w:color w:val="000000" w:themeColor="text1"/>
-          <w:sz w:val="36"/>
-          <w:szCs w:val="36"/>
-        </w:rPr>
-        <w:t xml:space="preserve"> array format</w:t>
+        <w:t>calls individually</w:t>
       </w:r>
     </w:p>
     <w:p>
@@ -5084,58 +4635,19 @@
         <w:ind w:left="360"/>
         <w:rPr>
           <w:rFonts w:ascii="Calibri" w:hAnsi="Calibri" w:cs="Calibri"/>
+          <w:color w:val="000000"/>
+          <w:sz w:val="36"/>
+          <w:szCs w:val="36"/>
+        </w:rPr>
+      </w:pPr>
+      <w:proofErr w:type="spellStart"/>
+      <w:r>
+        <w:rPr>
+          <w:rFonts w:ascii="Calibri" w:hAnsi="Calibri" w:cs="Calibri"/>
           <w:color w:val="70AD47" w:themeColor="accent6"/>
           <w:sz w:val="36"/>
           <w:szCs w:val="36"/>
         </w:rPr>
-      </w:pPr>
-      <w:r>
-        <w:rPr>
-          <w:rFonts w:ascii="Calibri" w:hAnsi="Calibri" w:cs="Calibri"/>
-          <w:color w:val="70AD47" w:themeColor="accent6"/>
-          <w:sz w:val="36"/>
-          <w:szCs w:val="36"/>
-        </w:rPr>
-        <w:t>CALL:</w:t>
-      </w:r>
-      <w:r>
-        <w:rPr>
-          <w:rFonts w:ascii="Calibri" w:hAnsi="Calibri" w:cs="Calibri"/>
-          <w:color w:val="70AD47" w:themeColor="accent6"/>
-          <w:sz w:val="36"/>
-          <w:szCs w:val="36"/>
-        </w:rPr>
-        <w:t xml:space="preserve"> </w:t>
-      </w:r>
-      <w:r>
-        <w:rPr>
-          <w:rFonts w:ascii="Calibri" w:hAnsi="Calibri" w:cs="Calibri"/>
-          <w:color w:val="000000" w:themeColor="text1"/>
-          <w:sz w:val="36"/>
-          <w:szCs w:val="36"/>
-        </w:rPr>
-        <w:t>calls individually</w:t>
-      </w:r>
-    </w:p>
-    <w:p>
-      <w:pPr>
-        <w:ind w:left="360"/>
-        <w:rPr>
-          <w:rFonts w:ascii="Calibri" w:hAnsi="Calibri" w:cs="Calibri"/>
-          <w:color w:val="000000"/>
-          <w:sz w:val="36"/>
-          <w:szCs w:val="36"/>
-        </w:rPr>
-      </w:pPr>
-      <w:proofErr w:type="spellStart"/>
-      <w:proofErr w:type="gramStart"/>
-      <w:r>
-        <w:rPr>
-          <w:rFonts w:ascii="Calibri" w:hAnsi="Calibri" w:cs="Calibri"/>
-          <w:color w:val="70AD47" w:themeColor="accent6"/>
-          <w:sz w:val="36"/>
-          <w:szCs w:val="36"/>
-        </w:rPr>
         <w:t>BIND</w:t>
       </w:r>
       <w:r>
@@ -5148,7 +4660,6 @@
         <w:t>:create</w:t>
       </w:r>
       <w:proofErr w:type="spellEnd"/>
-      <w:proofErr w:type="gramEnd"/>
       <w:r>
         <w:rPr>
           <w:rFonts w:ascii="Calibri" w:hAnsi="Calibri" w:cs="Calibri"/>
@@ -5262,9 +4773,508 @@
           <w:szCs w:val="36"/>
         </w:rPr>
         <w:lastRenderedPageBreak/>
-        <w:t xml:space="preserve">Errors </w:t>
-      </w:r>
-      <w:proofErr w:type="gramStart"/>
+        <w:t>Errors Handling(Exception handling):</w:t>
+      </w:r>
+    </w:p>
+    <w:p>
+      <w:pPr>
+        <w:ind w:left="360"/>
+        <w:rPr>
+          <w:rFonts w:ascii="Calibri" w:hAnsi="Calibri" w:cs="Calibri"/>
+          <w:color w:val="000000"/>
+          <w:sz w:val="36"/>
+          <w:szCs w:val="36"/>
+        </w:rPr>
+      </w:pPr>
+      <w:r>
+        <w:rPr>
+          <w:rFonts w:ascii="Calibri" w:hAnsi="Calibri" w:cs="Calibri"/>
+          <w:color w:val="000000"/>
+          <w:sz w:val="36"/>
+          <w:szCs w:val="36"/>
+        </w:rPr>
+        <w:t>JavaScript uses try-catch-finally blocks to handle exceptions (i.e., runtime errors). This allows you to run code safely and handle errors gracefully without crashing your entire program.</w:t>
+      </w:r>
+    </w:p>
+    <w:p>
+      <w:pPr>
+        <w:ind w:left="360"/>
+        <w:rPr>
+          <w:rFonts w:ascii="Calibri" w:hAnsi="Calibri" w:cs="Calibri"/>
+          <w:color w:val="000000"/>
+          <w:sz w:val="36"/>
+          <w:szCs w:val="36"/>
+        </w:rPr>
+      </w:pPr>
+      <w:r>
+        <w:rPr>
+          <w:rFonts w:ascii="Calibri" w:hAnsi="Calibri" w:cs="Calibri"/>
+          <w:color w:val="000000"/>
+          <w:sz w:val="36"/>
+          <w:szCs w:val="36"/>
+        </w:rPr>
+        <w:t>try {</w:t>
+      </w:r>
+    </w:p>
+    <w:p>
+      <w:pPr>
+        <w:ind w:left="360"/>
+        <w:rPr>
+          <w:rFonts w:ascii="Calibri" w:hAnsi="Calibri" w:cs="Calibri"/>
+          <w:color w:val="000000"/>
+          <w:sz w:val="36"/>
+          <w:szCs w:val="36"/>
+        </w:rPr>
+      </w:pPr>
+      <w:r>
+        <w:rPr>
+          <w:rFonts w:ascii="Calibri" w:hAnsi="Calibri" w:cs="Calibri"/>
+          <w:color w:val="000000"/>
+          <w:sz w:val="36"/>
+          <w:szCs w:val="36"/>
+        </w:rPr>
+        <w:t>// Code that may throw an error</w:t>
+      </w:r>
+    </w:p>
+    <w:p>
+      <w:pPr>
+        <w:ind w:left="360"/>
+        <w:rPr>
+          <w:rFonts w:ascii="Calibri" w:hAnsi="Calibri" w:cs="Calibri"/>
+          <w:color w:val="000000"/>
+          <w:sz w:val="36"/>
+          <w:szCs w:val="36"/>
+        </w:rPr>
+      </w:pPr>
+      <w:r>
+        <w:rPr>
+          <w:rFonts w:ascii="Calibri" w:hAnsi="Calibri" w:cs="Calibri"/>
+          <w:color w:val="000000"/>
+          <w:sz w:val="36"/>
+          <w:szCs w:val="36"/>
+        </w:rPr>
+        <w:t>} catch (error) {</w:t>
+      </w:r>
+    </w:p>
+    <w:p>
+      <w:pPr>
+        <w:ind w:left="360"/>
+        <w:rPr>
+          <w:rFonts w:ascii="Calibri" w:hAnsi="Calibri" w:cs="Calibri"/>
+          <w:color w:val="000000"/>
+          <w:sz w:val="36"/>
+          <w:szCs w:val="36"/>
+        </w:rPr>
+      </w:pPr>
+      <w:r>
+        <w:rPr>
+          <w:rFonts w:ascii="Calibri" w:hAnsi="Calibri" w:cs="Calibri"/>
+          <w:color w:val="000000"/>
+          <w:sz w:val="36"/>
+          <w:szCs w:val="36"/>
+        </w:rPr>
+        <w:t>// Code that runs if an error occurs</w:t>
+      </w:r>
+    </w:p>
+    <w:p>
+      <w:pPr>
+        <w:ind w:left="360"/>
+        <w:rPr>
+          <w:rFonts w:ascii="Calibri" w:hAnsi="Calibri" w:cs="Calibri"/>
+          <w:color w:val="000000"/>
+          <w:sz w:val="36"/>
+          <w:szCs w:val="36"/>
+        </w:rPr>
+      </w:pPr>
+      <w:r>
+        <w:rPr>
+          <w:rFonts w:ascii="Calibri" w:hAnsi="Calibri" w:cs="Calibri"/>
+          <w:color w:val="000000"/>
+          <w:sz w:val="36"/>
+          <w:szCs w:val="36"/>
+        </w:rPr>
+        <w:t>} finally {</w:t>
+      </w:r>
+    </w:p>
+    <w:p>
+      <w:pPr>
+        <w:ind w:left="360"/>
+        <w:rPr>
+          <w:rFonts w:ascii="Calibri" w:hAnsi="Calibri" w:cs="Calibri"/>
+          <w:color w:val="000000"/>
+          <w:sz w:val="36"/>
+          <w:szCs w:val="36"/>
+        </w:rPr>
+      </w:pPr>
+      <w:r>
+        <w:rPr>
+          <w:rFonts w:ascii="Calibri" w:hAnsi="Calibri" w:cs="Calibri"/>
+          <w:color w:val="000000"/>
+          <w:sz w:val="36"/>
+          <w:szCs w:val="36"/>
+        </w:rPr>
+        <w:t>// Code that always runs, regardless of what happened above</w:t>
+      </w:r>
+    </w:p>
+    <w:p>
+      <w:pPr>
+        <w:ind w:left="360"/>
+        <w:rPr>
+          <w:rFonts w:ascii="Calibri" w:hAnsi="Calibri" w:cs="Calibri"/>
+          <w:color w:val="000000"/>
+          <w:sz w:val="36"/>
+          <w:szCs w:val="36"/>
+        </w:rPr>
+      </w:pPr>
+      <w:r>
+        <w:rPr>
+          <w:rFonts w:ascii="Calibri" w:hAnsi="Calibri" w:cs="Calibri"/>
+          <w:color w:val="000000"/>
+          <w:sz w:val="36"/>
+          <w:szCs w:val="36"/>
+        </w:rPr>
+        <w:t>}</w:t>
+      </w:r>
+    </w:p>
+    <w:p>
+      <w:pPr>
+        <w:ind w:left="360"/>
+        <w:rPr>
+          <w:rFonts w:ascii="Calibri" w:hAnsi="Calibri" w:cs="Calibri"/>
+          <w:color w:val="000000"/>
+          <w:sz w:val="36"/>
+          <w:szCs w:val="36"/>
+        </w:rPr>
+      </w:pPr>
+      <w:r>
+        <w:rPr>
+          <w:rFonts w:ascii="Calibri" w:hAnsi="Calibri" w:cs="Calibri"/>
+          <w:color w:val="000000"/>
+          <w:sz w:val="36"/>
+          <w:szCs w:val="36"/>
+        </w:rPr>
+        <w:t>throw new Error("Something went wrong");</w:t>
+      </w:r>
+    </w:p>
+    <w:p>
+      <w:pPr>
+        <w:ind w:left="360"/>
+        <w:rPr>
+          <w:rFonts w:ascii="Calibri" w:hAnsi="Calibri" w:cs="Calibri"/>
+          <w:color w:val="000000"/>
+          <w:sz w:val="36"/>
+          <w:szCs w:val="36"/>
+        </w:rPr>
+      </w:pPr>
+      <w:r>
+        <w:rPr>
+          <w:rFonts w:ascii="Calibri" w:hAnsi="Calibri" w:cs="Calibri"/>
+          <w:color w:val="000000"/>
+          <w:sz w:val="36"/>
+          <w:szCs w:val="36"/>
+        </w:rPr>
+        <w:t>Common Error Types in JavaScript</w:t>
+      </w:r>
+    </w:p>
+    <w:p>
+      <w:pPr>
+        <w:ind w:left="360"/>
+        <w:rPr>
+          <w:rFonts w:ascii="Calibri" w:hAnsi="Calibri" w:cs="Calibri"/>
+          <w:color w:val="000000"/>
+          <w:sz w:val="36"/>
+          <w:szCs w:val="36"/>
+        </w:rPr>
+      </w:pPr>
+      <w:r>
+        <w:rPr>
+          <w:rFonts w:ascii="Calibri" w:hAnsi="Calibri" w:cs="Calibri"/>
+          <w:color w:val="000000"/>
+          <w:sz w:val="36"/>
+          <w:szCs w:val="36"/>
+        </w:rPr>
+        <w:t xml:space="preserve">· </w:t>
+      </w:r>
+      <w:proofErr w:type="spellStart"/>
+      <w:r>
+        <w:rPr>
+          <w:rFonts w:ascii="Calibri" w:hAnsi="Calibri" w:cs="Calibri"/>
+          <w:color w:val="000000"/>
+          <w:sz w:val="36"/>
+          <w:szCs w:val="36"/>
+        </w:rPr>
+        <w:t>ReferenceError</w:t>
+      </w:r>
+      <w:proofErr w:type="spellEnd"/>
+      <w:r>
+        <w:rPr>
+          <w:rFonts w:ascii="Calibri" w:hAnsi="Calibri" w:cs="Calibri"/>
+          <w:color w:val="000000"/>
+          <w:sz w:val="36"/>
+          <w:szCs w:val="36"/>
+        </w:rPr>
+        <w:t>: Using a variable that hasn’t been declared</w:t>
+      </w:r>
+    </w:p>
+    <w:p>
+      <w:pPr>
+        <w:ind w:left="360"/>
+        <w:rPr>
+          <w:rFonts w:ascii="Calibri" w:hAnsi="Calibri" w:cs="Calibri"/>
+          <w:color w:val="000000"/>
+          <w:sz w:val="36"/>
+          <w:szCs w:val="36"/>
+        </w:rPr>
+      </w:pPr>
+      <w:r>
+        <w:rPr>
+          <w:rFonts w:ascii="Calibri" w:hAnsi="Calibri" w:cs="Calibri"/>
+          <w:color w:val="000000"/>
+          <w:sz w:val="36"/>
+          <w:szCs w:val="36"/>
+        </w:rPr>
+        <w:t xml:space="preserve">· </w:t>
+      </w:r>
+      <w:proofErr w:type="spellStart"/>
+      <w:r>
+        <w:rPr>
+          <w:rFonts w:ascii="Calibri" w:hAnsi="Calibri" w:cs="Calibri"/>
+          <w:color w:val="000000"/>
+          <w:sz w:val="36"/>
+          <w:szCs w:val="36"/>
+        </w:rPr>
+        <w:t>TypeError</w:t>
+      </w:r>
+      <w:proofErr w:type="spellEnd"/>
+      <w:r>
+        <w:rPr>
+          <w:rFonts w:ascii="Calibri" w:hAnsi="Calibri" w:cs="Calibri"/>
+          <w:color w:val="000000"/>
+          <w:sz w:val="36"/>
+          <w:szCs w:val="36"/>
+        </w:rPr>
+        <w:t>: Using a value in an inappropriate way</w:t>
+      </w:r>
+    </w:p>
+    <w:p>
+      <w:pPr>
+        <w:ind w:left="360"/>
+        <w:rPr>
+          <w:rFonts w:ascii="Calibri" w:hAnsi="Calibri" w:cs="Calibri"/>
+          <w:color w:val="000000"/>
+          <w:sz w:val="36"/>
+          <w:szCs w:val="36"/>
+        </w:rPr>
+      </w:pPr>
+      <w:r>
+        <w:rPr>
+          <w:rFonts w:ascii="Calibri" w:hAnsi="Calibri" w:cs="Calibri"/>
+          <w:color w:val="000000"/>
+          <w:sz w:val="36"/>
+          <w:szCs w:val="36"/>
+        </w:rPr>
+        <w:t xml:space="preserve">· </w:t>
+      </w:r>
+      <w:proofErr w:type="spellStart"/>
+      <w:r>
+        <w:rPr>
+          <w:rFonts w:ascii="Calibri" w:hAnsi="Calibri" w:cs="Calibri"/>
+          <w:color w:val="000000"/>
+          <w:sz w:val="36"/>
+          <w:szCs w:val="36"/>
+        </w:rPr>
+        <w:t>SyntaxError</w:t>
+      </w:r>
+      <w:proofErr w:type="spellEnd"/>
+      <w:r>
+        <w:rPr>
+          <w:rFonts w:ascii="Calibri" w:hAnsi="Calibri" w:cs="Calibri"/>
+          <w:color w:val="000000"/>
+          <w:sz w:val="36"/>
+          <w:szCs w:val="36"/>
+        </w:rPr>
+        <w:t>: Incorrect syntax, usually caught at parse time</w:t>
+      </w:r>
+    </w:p>
+    <w:p>
+      <w:pPr>
+        <w:ind w:left="360"/>
+        <w:rPr>
+          <w:rFonts w:ascii="Calibri" w:hAnsi="Calibri" w:cs="Calibri"/>
+          <w:color w:val="000000"/>
+          <w:sz w:val="36"/>
+          <w:szCs w:val="36"/>
+        </w:rPr>
+      </w:pPr>
+      <w:r>
+        <w:rPr>
+          <w:rFonts w:ascii="Calibri" w:hAnsi="Calibri" w:cs="Calibri"/>
+          <w:color w:val="000000"/>
+          <w:sz w:val="36"/>
+          <w:szCs w:val="36"/>
+        </w:rPr>
+        <w:t xml:space="preserve">· </w:t>
+      </w:r>
+      <w:proofErr w:type="spellStart"/>
+      <w:r>
+        <w:rPr>
+          <w:rFonts w:ascii="Calibri" w:hAnsi="Calibri" w:cs="Calibri"/>
+          <w:color w:val="000000"/>
+          <w:sz w:val="36"/>
+          <w:szCs w:val="36"/>
+        </w:rPr>
+        <w:t>RangeError</w:t>
+      </w:r>
+      <w:proofErr w:type="spellEnd"/>
+      <w:r>
+        <w:rPr>
+          <w:rFonts w:ascii="Calibri" w:hAnsi="Calibri" w:cs="Calibri"/>
+          <w:color w:val="000000"/>
+          <w:sz w:val="36"/>
+          <w:szCs w:val="36"/>
+        </w:rPr>
+        <w:t>: Number “out of range”</w:t>
+      </w:r>
+    </w:p>
+    <w:p>
+      <w:pPr>
+        <w:ind w:left="360"/>
+        <w:rPr>
+          <w:rFonts w:ascii="Calibri" w:hAnsi="Calibri" w:cs="Calibri"/>
+          <w:color w:val="000000"/>
+          <w:sz w:val="36"/>
+          <w:szCs w:val="36"/>
+        </w:rPr>
+      </w:pPr>
+      <w:r>
+        <w:rPr>
+          <w:rFonts w:ascii="Calibri" w:hAnsi="Calibri" w:cs="Calibri"/>
+          <w:color w:val="000000"/>
+          <w:sz w:val="36"/>
+          <w:szCs w:val="36"/>
+        </w:rPr>
+        <w:t xml:space="preserve">· </w:t>
+      </w:r>
+      <w:proofErr w:type="spellStart"/>
+      <w:r>
+        <w:rPr>
+          <w:rFonts w:ascii="Calibri" w:hAnsi="Calibri" w:cs="Calibri"/>
+          <w:color w:val="000000"/>
+          <w:sz w:val="36"/>
+          <w:szCs w:val="36"/>
+        </w:rPr>
+        <w:t>URIError</w:t>
+      </w:r>
+      <w:proofErr w:type="spellEnd"/>
+      <w:r>
+        <w:rPr>
+          <w:rFonts w:ascii="Calibri" w:hAnsi="Calibri" w:cs="Calibri"/>
+          <w:color w:val="000000"/>
+          <w:sz w:val="36"/>
+          <w:szCs w:val="36"/>
+        </w:rPr>
+        <w:t xml:space="preserve">: Issues with </w:t>
+      </w:r>
+      <w:proofErr w:type="spellStart"/>
+      <w:r>
+        <w:rPr>
+          <w:rFonts w:ascii="Calibri" w:hAnsi="Calibri" w:cs="Calibri"/>
+          <w:color w:val="000000"/>
+          <w:sz w:val="36"/>
+          <w:szCs w:val="36"/>
+        </w:rPr>
+        <w:t>decodeURI</w:t>
+      </w:r>
+      <w:proofErr w:type="spellEnd"/>
+      <w:r>
+        <w:rPr>
+          <w:rFonts w:ascii="Calibri" w:hAnsi="Calibri" w:cs="Calibri"/>
+          <w:color w:val="000000"/>
+          <w:sz w:val="36"/>
+          <w:szCs w:val="36"/>
+        </w:rPr>
+        <w:t xml:space="preserve">() or </w:t>
+      </w:r>
+      <w:proofErr w:type="spellStart"/>
+      <w:r>
+        <w:rPr>
+          <w:rFonts w:ascii="Calibri" w:hAnsi="Calibri" w:cs="Calibri"/>
+          <w:color w:val="000000"/>
+          <w:sz w:val="36"/>
+          <w:szCs w:val="36"/>
+        </w:rPr>
+        <w:t>encodeURI</w:t>
+      </w:r>
+      <w:proofErr w:type="spellEnd"/>
+      <w:r>
+        <w:rPr>
+          <w:rFonts w:ascii="Calibri" w:hAnsi="Calibri" w:cs="Calibri"/>
+          <w:color w:val="000000"/>
+          <w:sz w:val="36"/>
+          <w:szCs w:val="36"/>
+        </w:rPr>
+        <w:t>()</w:t>
+      </w:r>
+    </w:p>
+    <w:p>
+      <w:pPr>
+        <w:ind w:left="360"/>
+        <w:rPr>
+          <w:rFonts w:ascii="Calibri" w:hAnsi="Calibri" w:cs="Calibri"/>
+          <w:color w:val="000000"/>
+          <w:sz w:val="36"/>
+          <w:szCs w:val="36"/>
+        </w:rPr>
+      </w:pPr>
+      <w:r>
+        <w:rPr>
+          <w:rFonts w:ascii="Calibri" w:hAnsi="Calibri" w:cs="Calibri"/>
+          <w:color w:val="000000"/>
+          <w:sz w:val="36"/>
+          <w:szCs w:val="36"/>
+        </w:rPr>
+        <w:t>1.Complie Time</w:t>
+      </w:r>
+      <w:r>
+        <w:rPr>
+          <w:rFonts w:ascii="Calibri" w:hAnsi="Calibri" w:cs="Calibri"/>
+          <w:color w:val="000000"/>
+          <w:sz w:val="36"/>
+          <w:szCs w:val="36"/>
+        </w:rPr>
+        <w:t xml:space="preserve">    </w:t>
+      </w:r>
+      <w:r>
+        <w:rPr>
+          <w:rFonts w:ascii="Calibri" w:hAnsi="Calibri" w:cs="Calibri"/>
+          <w:color w:val="000000"/>
+          <w:sz w:val="36"/>
+          <w:szCs w:val="36"/>
+        </w:rPr>
+        <w:t>2.Runtime Time</w:t>
+      </w:r>
+    </w:p>
+    <w:p>
+      <w:pPr>
+        <w:ind w:left="360"/>
+        <w:rPr>
+          <w:rFonts w:ascii="Calibri" w:hAnsi="Calibri" w:cs="Calibri"/>
+          <w:color w:val="000000"/>
+          <w:sz w:val="36"/>
+          <w:szCs w:val="36"/>
+        </w:rPr>
+      </w:pPr>
+    </w:p>
+    <w:p>
+      <w:pPr>
+        <w:ind w:left="360"/>
+        <w:rPr>
+          <w:rFonts w:ascii="Calibri" w:hAnsi="Calibri" w:cs="Calibri"/>
+          <w:color w:val="000000"/>
+          <w:sz w:val="36"/>
+          <w:szCs w:val="36"/>
+        </w:rPr>
+      </w:pPr>
       <w:r>
         <w:rPr>
           <w:rFonts w:ascii="Calibri" w:hAnsi="Calibri" w:cs="Calibri"/>
@@ -5273,10 +5283,32 @@
           <w:color w:val="000000"/>
           <w:sz w:val="36"/>
           <w:szCs w:val="36"/>
-        </w:rPr>
-        <w:t>Handling(</w:t>
-      </w:r>
-      <w:proofErr w:type="gramEnd"/>
+          <w:lang w:val="en-US"/>
+        </w:rPr>
+        <w:lastRenderedPageBreak/>
+        <w:t>Try Block:</w:t>
+      </w:r>
+      <w:r>
+        <w:rPr>
+          <w:rFonts w:ascii="Calibri" w:hAnsi="Calibri" w:cs="Calibri"/>
+          <w:color w:val="000000"/>
+          <w:sz w:val="36"/>
+          <w:szCs w:val="36"/>
+          <w:lang w:val="en-US"/>
+        </w:rPr>
+        <w:t> You place code that may potentially throw an error here.</w:t>
+      </w:r>
+    </w:p>
+    <w:p>
+      <w:pPr>
+        <w:ind w:left="360"/>
+        <w:rPr>
+          <w:rFonts w:ascii="Calibri" w:hAnsi="Calibri" w:cs="Calibri"/>
+          <w:color w:val="000000"/>
+          <w:sz w:val="36"/>
+          <w:szCs w:val="36"/>
+        </w:rPr>
+      </w:pPr>
       <w:r>
         <w:rPr>
           <w:rFonts w:ascii="Calibri" w:hAnsi="Calibri" w:cs="Calibri"/>
@@ -5285,551 +5317,20 @@
           <w:color w:val="000000"/>
           <w:sz w:val="36"/>
           <w:szCs w:val="36"/>
-        </w:rPr>
-        <w:t>Exception handling):</w:t>
-      </w:r>
-    </w:p>
-    <w:p>
-      <w:pPr>
-        <w:ind w:left="360"/>
-        <w:rPr>
-          <w:rFonts w:ascii="Calibri" w:hAnsi="Calibri" w:cs="Calibri"/>
-          <w:color w:val="000000"/>
-          <w:sz w:val="36"/>
-          <w:szCs w:val="36"/>
-        </w:rPr>
-      </w:pPr>
-      <w:r>
-        <w:rPr>
-          <w:rFonts w:ascii="Calibri" w:hAnsi="Calibri" w:cs="Calibri"/>
-          <w:color w:val="000000"/>
-          <w:sz w:val="36"/>
-          <w:szCs w:val="36"/>
-        </w:rPr>
-        <w:t>JavaScript uses try-catch-finally blocks to handle exceptions (i.e., runtime errors). This allows you to run code safely and handle errors gracefully without crashing your entire program.</w:t>
-      </w:r>
-    </w:p>
-    <w:p>
-      <w:pPr>
-        <w:ind w:left="360"/>
-        <w:rPr>
-          <w:rFonts w:ascii="Calibri" w:hAnsi="Calibri" w:cs="Calibri"/>
-          <w:color w:val="000000"/>
-          <w:sz w:val="36"/>
-          <w:szCs w:val="36"/>
-        </w:rPr>
-      </w:pPr>
-      <w:r>
-        <w:rPr>
-          <w:rFonts w:ascii="Calibri" w:hAnsi="Calibri" w:cs="Calibri"/>
-          <w:color w:val="000000"/>
-          <w:sz w:val="36"/>
-          <w:szCs w:val="36"/>
-        </w:rPr>
-        <w:t>try {</w:t>
-      </w:r>
-    </w:p>
-    <w:p>
-      <w:pPr>
-        <w:ind w:left="360"/>
-        <w:rPr>
-          <w:rFonts w:ascii="Calibri" w:hAnsi="Calibri" w:cs="Calibri"/>
-          <w:color w:val="000000"/>
-          <w:sz w:val="36"/>
-          <w:szCs w:val="36"/>
-        </w:rPr>
-      </w:pPr>
-      <w:r>
-        <w:rPr>
-          <w:rFonts w:ascii="Calibri" w:hAnsi="Calibri" w:cs="Calibri"/>
-          <w:color w:val="000000"/>
-          <w:sz w:val="36"/>
-          <w:szCs w:val="36"/>
-        </w:rPr>
-        <w:t>// Code that may throw an error</w:t>
-      </w:r>
-    </w:p>
-    <w:p>
-      <w:pPr>
-        <w:ind w:left="360"/>
-        <w:rPr>
-          <w:rFonts w:ascii="Calibri" w:hAnsi="Calibri" w:cs="Calibri"/>
-          <w:color w:val="000000"/>
-          <w:sz w:val="36"/>
-          <w:szCs w:val="36"/>
-        </w:rPr>
-      </w:pPr>
-      <w:r>
-        <w:rPr>
-          <w:rFonts w:ascii="Calibri" w:hAnsi="Calibri" w:cs="Calibri"/>
-          <w:color w:val="000000"/>
-          <w:sz w:val="36"/>
-          <w:szCs w:val="36"/>
-        </w:rPr>
-        <w:t>} catch (error) {</w:t>
-      </w:r>
-    </w:p>
-    <w:p>
-      <w:pPr>
-        <w:ind w:left="360"/>
-        <w:rPr>
-          <w:rFonts w:ascii="Calibri" w:hAnsi="Calibri" w:cs="Calibri"/>
-          <w:color w:val="000000"/>
-          <w:sz w:val="36"/>
-          <w:szCs w:val="36"/>
-        </w:rPr>
-      </w:pPr>
-      <w:r>
-        <w:rPr>
-          <w:rFonts w:ascii="Calibri" w:hAnsi="Calibri" w:cs="Calibri"/>
-          <w:color w:val="000000"/>
-          <w:sz w:val="36"/>
-          <w:szCs w:val="36"/>
-        </w:rPr>
-        <w:t>// Code that runs if an error occurs</w:t>
-      </w:r>
-    </w:p>
-    <w:p>
-      <w:pPr>
-        <w:ind w:left="360"/>
-        <w:rPr>
-          <w:rFonts w:ascii="Calibri" w:hAnsi="Calibri" w:cs="Calibri"/>
-          <w:color w:val="000000"/>
-          <w:sz w:val="36"/>
-          <w:szCs w:val="36"/>
-        </w:rPr>
-      </w:pPr>
-      <w:r>
-        <w:rPr>
-          <w:rFonts w:ascii="Calibri" w:hAnsi="Calibri" w:cs="Calibri"/>
-          <w:color w:val="000000"/>
-          <w:sz w:val="36"/>
-          <w:szCs w:val="36"/>
-        </w:rPr>
-        <w:t>} finally {</w:t>
-      </w:r>
-    </w:p>
-    <w:p>
-      <w:pPr>
-        <w:ind w:left="360"/>
-        <w:rPr>
-          <w:rFonts w:ascii="Calibri" w:hAnsi="Calibri" w:cs="Calibri"/>
-          <w:color w:val="000000"/>
-          <w:sz w:val="36"/>
-          <w:szCs w:val="36"/>
-        </w:rPr>
-      </w:pPr>
-      <w:r>
-        <w:rPr>
-          <w:rFonts w:ascii="Calibri" w:hAnsi="Calibri" w:cs="Calibri"/>
-          <w:color w:val="000000"/>
-          <w:sz w:val="36"/>
-          <w:szCs w:val="36"/>
-        </w:rPr>
-        <w:t>// Code that always runs, regardless of what happened above</w:t>
-      </w:r>
-    </w:p>
-    <w:p>
-      <w:pPr>
-        <w:ind w:left="360"/>
-        <w:rPr>
-          <w:rFonts w:ascii="Calibri" w:hAnsi="Calibri" w:cs="Calibri"/>
-          <w:color w:val="000000"/>
-          <w:sz w:val="36"/>
-          <w:szCs w:val="36"/>
-        </w:rPr>
-      </w:pPr>
-      <w:r>
-        <w:rPr>
-          <w:rFonts w:ascii="Calibri" w:hAnsi="Calibri" w:cs="Calibri"/>
-          <w:color w:val="000000"/>
-          <w:sz w:val="36"/>
-          <w:szCs w:val="36"/>
-        </w:rPr>
-        <w:t>}</w:t>
-      </w:r>
-    </w:p>
-    <w:p>
-      <w:pPr>
-        <w:ind w:left="360"/>
-        <w:rPr>
-          <w:rFonts w:ascii="Calibri" w:hAnsi="Calibri" w:cs="Calibri"/>
-          <w:color w:val="000000"/>
-          <w:sz w:val="36"/>
-          <w:szCs w:val="36"/>
-        </w:rPr>
-      </w:pPr>
-      <w:r>
-        <w:rPr>
-          <w:rFonts w:ascii="Calibri" w:hAnsi="Calibri" w:cs="Calibri"/>
-          <w:color w:val="000000"/>
-          <w:sz w:val="36"/>
-          <w:szCs w:val="36"/>
-        </w:rPr>
-        <w:t xml:space="preserve">throw new </w:t>
-      </w:r>
-      <w:proofErr w:type="gramStart"/>
-      <w:r>
-        <w:rPr>
-          <w:rFonts w:ascii="Calibri" w:hAnsi="Calibri" w:cs="Calibri"/>
-          <w:color w:val="000000"/>
-          <w:sz w:val="36"/>
-          <w:szCs w:val="36"/>
-        </w:rPr>
-        <w:t>Error(</w:t>
-      </w:r>
-      <w:proofErr w:type="gramEnd"/>
-      <w:r>
-        <w:rPr>
-          <w:rFonts w:ascii="Calibri" w:hAnsi="Calibri" w:cs="Calibri"/>
-          <w:color w:val="000000"/>
-          <w:sz w:val="36"/>
-          <w:szCs w:val="36"/>
-        </w:rPr>
-        <w:t>"Something went wrong");</w:t>
-      </w:r>
-    </w:p>
-    <w:p>
-      <w:pPr>
-        <w:ind w:left="360"/>
-        <w:rPr>
-          <w:rFonts w:ascii="Calibri" w:hAnsi="Calibri" w:cs="Calibri"/>
-          <w:color w:val="000000"/>
-          <w:sz w:val="36"/>
-          <w:szCs w:val="36"/>
-        </w:rPr>
-      </w:pPr>
-      <w:r>
-        <w:rPr>
-          <w:rFonts w:ascii="Calibri" w:hAnsi="Calibri" w:cs="Calibri"/>
-          <w:color w:val="000000"/>
-          <w:sz w:val="36"/>
-          <w:szCs w:val="36"/>
-        </w:rPr>
-        <w:t>Common Error Types in JavaScript</w:t>
-      </w:r>
-    </w:p>
-    <w:p>
-      <w:pPr>
-        <w:ind w:left="360"/>
-        <w:rPr>
-          <w:rFonts w:ascii="Calibri" w:hAnsi="Calibri" w:cs="Calibri"/>
-          <w:color w:val="000000"/>
-          <w:sz w:val="36"/>
-          <w:szCs w:val="36"/>
-        </w:rPr>
-      </w:pPr>
-      <w:r>
-        <w:rPr>
-          <w:rFonts w:ascii="Calibri" w:hAnsi="Calibri" w:cs="Calibri"/>
-          <w:color w:val="000000"/>
-          <w:sz w:val="36"/>
-          <w:szCs w:val="36"/>
-        </w:rPr>
-        <w:t xml:space="preserve">· </w:t>
-      </w:r>
-      <w:proofErr w:type="spellStart"/>
-      <w:r>
-        <w:rPr>
-          <w:rFonts w:ascii="Calibri" w:hAnsi="Calibri" w:cs="Calibri"/>
-          <w:color w:val="000000"/>
-          <w:sz w:val="36"/>
-          <w:szCs w:val="36"/>
-        </w:rPr>
-        <w:t>ReferenceError</w:t>
-      </w:r>
-      <w:proofErr w:type="spellEnd"/>
-      <w:r>
-        <w:rPr>
-          <w:rFonts w:ascii="Calibri" w:hAnsi="Calibri" w:cs="Calibri"/>
-          <w:color w:val="000000"/>
-          <w:sz w:val="36"/>
-          <w:szCs w:val="36"/>
-        </w:rPr>
-        <w:t>: Using a variable that hasn’t been declared</w:t>
-      </w:r>
-    </w:p>
-    <w:p>
-      <w:pPr>
-        <w:ind w:left="360"/>
-        <w:rPr>
-          <w:rFonts w:ascii="Calibri" w:hAnsi="Calibri" w:cs="Calibri"/>
-          <w:color w:val="000000"/>
-          <w:sz w:val="36"/>
-          <w:szCs w:val="36"/>
-        </w:rPr>
-      </w:pPr>
-      <w:r>
-        <w:rPr>
-          <w:rFonts w:ascii="Calibri" w:hAnsi="Calibri" w:cs="Calibri"/>
-          <w:color w:val="000000"/>
-          <w:sz w:val="36"/>
-          <w:szCs w:val="36"/>
-        </w:rPr>
-        <w:t xml:space="preserve">· </w:t>
-      </w:r>
-      <w:proofErr w:type="spellStart"/>
-      <w:r>
-        <w:rPr>
-          <w:rFonts w:ascii="Calibri" w:hAnsi="Calibri" w:cs="Calibri"/>
-          <w:color w:val="000000"/>
-          <w:sz w:val="36"/>
-          <w:szCs w:val="36"/>
-        </w:rPr>
-        <w:t>TypeError</w:t>
-      </w:r>
-      <w:proofErr w:type="spellEnd"/>
-      <w:r>
-        <w:rPr>
-          <w:rFonts w:ascii="Calibri" w:hAnsi="Calibri" w:cs="Calibri"/>
-          <w:color w:val="000000"/>
-          <w:sz w:val="36"/>
-          <w:szCs w:val="36"/>
-        </w:rPr>
-        <w:t>: Using a value in an inappropriate way</w:t>
-      </w:r>
-    </w:p>
-    <w:p>
-      <w:pPr>
-        <w:ind w:left="360"/>
-        <w:rPr>
-          <w:rFonts w:ascii="Calibri" w:hAnsi="Calibri" w:cs="Calibri"/>
-          <w:color w:val="000000"/>
-          <w:sz w:val="36"/>
-          <w:szCs w:val="36"/>
-        </w:rPr>
-      </w:pPr>
-      <w:r>
-        <w:rPr>
-          <w:rFonts w:ascii="Calibri" w:hAnsi="Calibri" w:cs="Calibri"/>
-          <w:color w:val="000000"/>
-          <w:sz w:val="36"/>
-          <w:szCs w:val="36"/>
-        </w:rPr>
-        <w:t xml:space="preserve">· </w:t>
-      </w:r>
-      <w:proofErr w:type="spellStart"/>
-      <w:r>
-        <w:rPr>
-          <w:rFonts w:ascii="Calibri" w:hAnsi="Calibri" w:cs="Calibri"/>
-          <w:color w:val="000000"/>
-          <w:sz w:val="36"/>
-          <w:szCs w:val="36"/>
-        </w:rPr>
-        <w:t>SyntaxError</w:t>
-      </w:r>
-      <w:proofErr w:type="spellEnd"/>
-      <w:r>
-        <w:rPr>
-          <w:rFonts w:ascii="Calibri" w:hAnsi="Calibri" w:cs="Calibri"/>
-          <w:color w:val="000000"/>
-          <w:sz w:val="36"/>
-          <w:szCs w:val="36"/>
-        </w:rPr>
-        <w:t>: Incorrect syntax, usually caught at parse time</w:t>
-      </w:r>
-    </w:p>
-    <w:p>
-      <w:pPr>
-        <w:ind w:left="360"/>
-        <w:rPr>
-          <w:rFonts w:ascii="Calibri" w:hAnsi="Calibri" w:cs="Calibri"/>
-          <w:color w:val="000000"/>
-          <w:sz w:val="36"/>
-          <w:szCs w:val="36"/>
-        </w:rPr>
-      </w:pPr>
-      <w:r>
-        <w:rPr>
-          <w:rFonts w:ascii="Calibri" w:hAnsi="Calibri" w:cs="Calibri"/>
-          <w:color w:val="000000"/>
-          <w:sz w:val="36"/>
-          <w:szCs w:val="36"/>
-        </w:rPr>
-        <w:t xml:space="preserve">· </w:t>
-      </w:r>
-      <w:proofErr w:type="spellStart"/>
-      <w:r>
-        <w:rPr>
-          <w:rFonts w:ascii="Calibri" w:hAnsi="Calibri" w:cs="Calibri"/>
-          <w:color w:val="000000"/>
-          <w:sz w:val="36"/>
-          <w:szCs w:val="36"/>
-        </w:rPr>
-        <w:t>RangeError</w:t>
-      </w:r>
-      <w:proofErr w:type="spellEnd"/>
-      <w:r>
-        <w:rPr>
-          <w:rFonts w:ascii="Calibri" w:hAnsi="Calibri" w:cs="Calibri"/>
-          <w:color w:val="000000"/>
-          <w:sz w:val="36"/>
-          <w:szCs w:val="36"/>
-        </w:rPr>
-        <w:t>: Number “out of range”</w:t>
-      </w:r>
-    </w:p>
-    <w:p>
-      <w:pPr>
-        <w:ind w:left="360"/>
-        <w:rPr>
-          <w:rFonts w:ascii="Calibri" w:hAnsi="Calibri" w:cs="Calibri"/>
-          <w:color w:val="000000"/>
-          <w:sz w:val="36"/>
-          <w:szCs w:val="36"/>
-        </w:rPr>
-      </w:pPr>
-      <w:r>
-        <w:rPr>
-          <w:rFonts w:ascii="Calibri" w:hAnsi="Calibri" w:cs="Calibri"/>
-          <w:color w:val="000000"/>
-          <w:sz w:val="36"/>
-          <w:szCs w:val="36"/>
-        </w:rPr>
-        <w:t xml:space="preserve">· </w:t>
-      </w:r>
-      <w:proofErr w:type="spellStart"/>
-      <w:r>
-        <w:rPr>
-          <w:rFonts w:ascii="Calibri" w:hAnsi="Calibri" w:cs="Calibri"/>
-          <w:color w:val="000000"/>
-          <w:sz w:val="36"/>
-          <w:szCs w:val="36"/>
-        </w:rPr>
-        <w:t>URIError</w:t>
-      </w:r>
-      <w:proofErr w:type="spellEnd"/>
-      <w:r>
-        <w:rPr>
-          <w:rFonts w:ascii="Calibri" w:hAnsi="Calibri" w:cs="Calibri"/>
-          <w:color w:val="000000"/>
-          <w:sz w:val="36"/>
-          <w:szCs w:val="36"/>
-        </w:rPr>
-        <w:t xml:space="preserve">: Issues with </w:t>
-      </w:r>
-      <w:proofErr w:type="spellStart"/>
-      <w:proofErr w:type="gramStart"/>
-      <w:r>
-        <w:rPr>
-          <w:rFonts w:ascii="Calibri" w:hAnsi="Calibri" w:cs="Calibri"/>
-          <w:color w:val="000000"/>
-          <w:sz w:val="36"/>
-          <w:szCs w:val="36"/>
-        </w:rPr>
-        <w:t>decodeURI</w:t>
-      </w:r>
-      <w:proofErr w:type="spellEnd"/>
-      <w:r>
-        <w:rPr>
-          <w:rFonts w:ascii="Calibri" w:hAnsi="Calibri" w:cs="Calibri"/>
-          <w:color w:val="000000"/>
-          <w:sz w:val="36"/>
-          <w:szCs w:val="36"/>
-        </w:rPr>
-        <w:t>(</w:t>
-      </w:r>
-      <w:proofErr w:type="gramEnd"/>
-      <w:r>
-        <w:rPr>
-          <w:rFonts w:ascii="Calibri" w:hAnsi="Calibri" w:cs="Calibri"/>
-          <w:color w:val="000000"/>
-          <w:sz w:val="36"/>
-          <w:szCs w:val="36"/>
-        </w:rPr>
-        <w:t xml:space="preserve">) or </w:t>
-      </w:r>
-      <w:proofErr w:type="spellStart"/>
-      <w:proofErr w:type="gramStart"/>
-      <w:r>
-        <w:rPr>
-          <w:rFonts w:ascii="Calibri" w:hAnsi="Calibri" w:cs="Calibri"/>
-          <w:color w:val="000000"/>
-          <w:sz w:val="36"/>
-          <w:szCs w:val="36"/>
-        </w:rPr>
-        <w:t>encodeURI</w:t>
-      </w:r>
-      <w:proofErr w:type="spellEnd"/>
-      <w:r>
-        <w:rPr>
-          <w:rFonts w:ascii="Calibri" w:hAnsi="Calibri" w:cs="Calibri"/>
-          <w:color w:val="000000"/>
-          <w:sz w:val="36"/>
-          <w:szCs w:val="36"/>
-        </w:rPr>
-        <w:t>(</w:t>
-      </w:r>
-      <w:proofErr w:type="gramEnd"/>
-      <w:r>
-        <w:rPr>
-          <w:rFonts w:ascii="Calibri" w:hAnsi="Calibri" w:cs="Calibri"/>
-          <w:color w:val="000000"/>
-          <w:sz w:val="36"/>
-          <w:szCs w:val="36"/>
-        </w:rPr>
-        <w:t>)</w:t>
-      </w:r>
-    </w:p>
-    <w:p>
-      <w:pPr>
-        <w:ind w:left="360"/>
-        <w:rPr>
-          <w:rFonts w:ascii="Calibri" w:hAnsi="Calibri" w:cs="Calibri"/>
-          <w:color w:val="000000"/>
-          <w:sz w:val="36"/>
-          <w:szCs w:val="36"/>
-        </w:rPr>
-      </w:pPr>
-      <w:r>
-        <w:rPr>
-          <w:rFonts w:ascii="Calibri" w:hAnsi="Calibri" w:cs="Calibri"/>
-          <w:color w:val="000000"/>
-          <w:sz w:val="36"/>
-          <w:szCs w:val="36"/>
-        </w:rPr>
-        <w:t>1.Complie Time</w:t>
-      </w:r>
-      <w:r>
-        <w:rPr>
-          <w:rFonts w:ascii="Calibri" w:hAnsi="Calibri" w:cs="Calibri"/>
-          <w:color w:val="000000"/>
-          <w:sz w:val="36"/>
-          <w:szCs w:val="36"/>
-        </w:rPr>
-        <w:t xml:space="preserve">    </w:t>
-      </w:r>
-      <w:proofErr w:type="gramStart"/>
-      <w:r>
-        <w:rPr>
-          <w:rFonts w:ascii="Calibri" w:hAnsi="Calibri" w:cs="Calibri"/>
-          <w:color w:val="000000"/>
-          <w:sz w:val="36"/>
-          <w:szCs w:val="36"/>
-        </w:rPr>
-        <w:t>2.Runtime</w:t>
-      </w:r>
-      <w:proofErr w:type="gramEnd"/>
-      <w:r>
-        <w:rPr>
-          <w:rFonts w:ascii="Calibri" w:hAnsi="Calibri" w:cs="Calibri"/>
-          <w:color w:val="000000"/>
-          <w:sz w:val="36"/>
-          <w:szCs w:val="36"/>
-        </w:rPr>
-        <w:t xml:space="preserve"> Time</w:t>
-      </w:r>
-    </w:p>
-    <w:p>
-      <w:pPr>
-        <w:ind w:left="360"/>
-        <w:rPr>
-          <w:rFonts w:ascii="Calibri" w:hAnsi="Calibri" w:cs="Calibri"/>
-          <w:color w:val="000000"/>
-          <w:sz w:val="36"/>
-          <w:szCs w:val="36"/>
-        </w:rPr>
-      </w:pPr>
+          <w:lang w:val="en-US"/>
+        </w:rPr>
+        <w:t>Catch Block: </w:t>
+      </w:r>
+      <w:r>
+        <w:rPr>
+          <w:rFonts w:ascii="Calibri" w:hAnsi="Calibri" w:cs="Calibri"/>
+          <w:color w:val="000000"/>
+          <w:sz w:val="36"/>
+          <w:szCs w:val="36"/>
+          <w:lang w:val="en-US"/>
+        </w:rPr>
+        <w:t>This block executes if an error occurs in the try block.</w:t>
+      </w:r>
     </w:p>
     <w:p>
       <w:pPr>
@@ -5851,8 +5352,7 @@
           <w:szCs w:val="36"/>
           <w:lang w:val="en-US"/>
         </w:rPr>
-        <w:lastRenderedPageBreak/>
-        <w:t>Try Block:</w:t>
+        <w:t>finally Block:</w:t>
       </w:r>
       <w:r>
         <w:rPr>
@@ -5862,7 +5362,7 @@
           <w:szCs w:val="36"/>
           <w:lang w:val="en-US"/>
         </w:rPr>
-        <w:t> You place code that may potentially throw an error here.</w:t>
+        <w:t> The Code inside this block will always run, whether an error occurred or not.</w:t>
       </w:r>
     </w:p>
     <w:p>
@@ -5878,24 +5378,11 @@
       <w:r>
         <w:rPr>
           <w:rFonts w:ascii="Calibri" w:hAnsi="Calibri" w:cs="Calibri"/>
-          <w:b/>
-          <w:bCs/>
-          <w:color w:val="000000"/>
-          <w:sz w:val="36"/>
-          <w:szCs w:val="36"/>
-          <w:lang w:val="en-US"/>
-        </w:rPr>
-        <w:t>Catch Block: </w:t>
-      </w:r>
-      <w:r>
-        <w:rPr>
-          <w:rFonts w:ascii="Calibri" w:hAnsi="Calibri" w:cs="Calibri"/>
-          <w:color w:val="000000"/>
-          <w:sz w:val="36"/>
-          <w:szCs w:val="36"/>
-          <w:lang w:val="en-US"/>
-        </w:rPr>
-        <w:t>This block executes if an error occurs in the try block.</w:t>
+          <w:color w:val="000000"/>
+          <w:sz w:val="36"/>
+          <w:szCs w:val="36"/>
+        </w:rPr>
+        <w:t>try{</w:t>
       </w:r>
     </w:p>
     <w:p>
@@ -5911,24 +5398,11 @@
       <w:r>
         <w:rPr>
           <w:rFonts w:ascii="Calibri" w:hAnsi="Calibri" w:cs="Calibri"/>
-          <w:b/>
-          <w:bCs/>
-          <w:color w:val="000000"/>
-          <w:sz w:val="36"/>
-          <w:szCs w:val="36"/>
-          <w:lang w:val="en-US"/>
-        </w:rPr>
-        <w:t>finally Block:</w:t>
-      </w:r>
-      <w:r>
-        <w:rPr>
-          <w:rFonts w:ascii="Calibri" w:hAnsi="Calibri" w:cs="Calibri"/>
-          <w:color w:val="000000"/>
-          <w:sz w:val="36"/>
-          <w:szCs w:val="36"/>
-          <w:lang w:val="en-US"/>
-        </w:rPr>
-        <w:t> The Code inside this block will always run, whether an error occurred or not.</w:t>
+          <w:color w:val="000000"/>
+          <w:sz w:val="36"/>
+          <w:szCs w:val="36"/>
+        </w:rPr>
+        <w:t>//code that may throw an error</w:t>
       </w:r>
     </w:p>
     <w:p>
@@ -5941,17 +5415,15 @@
           <w:szCs w:val="36"/>
         </w:rPr>
       </w:pPr>
-      <w:proofErr w:type="gramStart"/>
-      <w:r>
-        <w:rPr>
-          <w:rFonts w:ascii="Calibri" w:hAnsi="Calibri" w:cs="Calibri"/>
-          <w:color w:val="000000"/>
-          <w:sz w:val="36"/>
-          <w:szCs w:val="36"/>
-        </w:rPr>
-        <w:t>try{</w:t>
-      </w:r>
-      <w:proofErr w:type="gramEnd"/>
+      <w:r>
+        <w:rPr>
+          <w:rFonts w:ascii="Calibri" w:hAnsi="Calibri" w:cs="Calibri"/>
+          <w:color w:val="000000"/>
+          <w:sz w:val="36"/>
+          <w:szCs w:val="36"/>
+        </w:rPr>
+        <w:t>}</w:t>
+      </w:r>
     </w:p>
     <w:p>
       <w:pPr>
@@ -5970,7 +5442,7 @@
           <w:sz w:val="36"/>
           <w:szCs w:val="36"/>
         </w:rPr>
-        <w:t>//code that may throw an error</w:t>
+        <w:t>Catch(error){</w:t>
       </w:r>
     </w:p>
     <w:p>
@@ -5990,6 +5462,26 @@
           <w:sz w:val="36"/>
           <w:szCs w:val="36"/>
         </w:rPr>
+        <w:t>//code to handle the error</w:t>
+      </w:r>
+    </w:p>
+    <w:p>
+      <w:pPr>
+        <w:ind w:left="360"/>
+        <w:rPr>
+          <w:rFonts w:ascii="Calibri" w:hAnsi="Calibri" w:cs="Calibri"/>
+          <w:color w:val="000000"/>
+          <w:sz w:val="36"/>
+          <w:szCs w:val="36"/>
+        </w:rPr>
+      </w:pPr>
+      <w:r>
+        <w:rPr>
+          <w:rFonts w:ascii="Calibri" w:hAnsi="Calibri" w:cs="Calibri"/>
+          <w:color w:val="000000"/>
+          <w:sz w:val="36"/>
+          <w:szCs w:val="36"/>
+        </w:rPr>
         <w:t>}</w:t>
       </w:r>
     </w:p>
@@ -6010,81 +5502,8 @@
           <w:sz w:val="36"/>
           <w:szCs w:val="36"/>
         </w:rPr>
-        <w:t>Catch(error</w:t>
-      </w:r>
-      <w:proofErr w:type="gramStart"/>
-      <w:r>
-        <w:rPr>
-          <w:rFonts w:ascii="Calibri" w:hAnsi="Calibri" w:cs="Calibri"/>
-          <w:color w:val="000000"/>
-          <w:sz w:val="36"/>
-          <w:szCs w:val="36"/>
-        </w:rPr>
-        <w:t>){</w:t>
-      </w:r>
-      <w:proofErr w:type="gramEnd"/>
-    </w:p>
-    <w:p>
-      <w:pPr>
-        <w:ind w:left="360"/>
-        <w:rPr>
-          <w:rFonts w:ascii="Calibri" w:hAnsi="Calibri" w:cs="Calibri"/>
-          <w:color w:val="000000"/>
-          <w:sz w:val="36"/>
-          <w:szCs w:val="36"/>
-        </w:rPr>
-      </w:pPr>
-      <w:r>
-        <w:rPr>
-          <w:rFonts w:ascii="Calibri" w:hAnsi="Calibri" w:cs="Calibri"/>
-          <w:color w:val="000000"/>
-          <w:sz w:val="36"/>
-          <w:szCs w:val="36"/>
-        </w:rPr>
-        <w:t>//code to handle the error</w:t>
-      </w:r>
-    </w:p>
-    <w:p>
-      <w:pPr>
-        <w:ind w:left="360"/>
-        <w:rPr>
-          <w:rFonts w:ascii="Calibri" w:hAnsi="Calibri" w:cs="Calibri"/>
-          <w:color w:val="000000"/>
-          <w:sz w:val="36"/>
-          <w:szCs w:val="36"/>
-        </w:rPr>
-      </w:pPr>
-      <w:r>
-        <w:rPr>
-          <w:rFonts w:ascii="Calibri" w:hAnsi="Calibri" w:cs="Calibri"/>
-          <w:color w:val="000000"/>
-          <w:sz w:val="36"/>
-          <w:szCs w:val="36"/>
-        </w:rPr>
-        <w:t>}</w:t>
-      </w:r>
-    </w:p>
-    <w:p>
-      <w:pPr>
-        <w:ind w:left="360"/>
-        <w:rPr>
-          <w:rFonts w:ascii="Calibri" w:hAnsi="Calibri" w:cs="Calibri"/>
-          <w:color w:val="000000"/>
-          <w:sz w:val="36"/>
-          <w:szCs w:val="36"/>
-        </w:rPr>
-      </w:pPr>
-      <w:proofErr w:type="gramStart"/>
-      <w:r>
-        <w:rPr>
-          <w:rFonts w:ascii="Calibri" w:hAnsi="Calibri" w:cs="Calibri"/>
-          <w:color w:val="000000"/>
-          <w:sz w:val="36"/>
-          <w:szCs w:val="36"/>
-        </w:rPr>
         <w:t>Finally{</w:t>
       </w:r>
-      <w:proofErr w:type="gramEnd"/>
     </w:p>
     <w:p>
       <w:pPr>
@@ -6663,7 +6082,6 @@
         </w:rPr>
       </w:pPr>
       <w:proofErr w:type="spellStart"/>
-      <w:proofErr w:type="gramStart"/>
       <w:r>
         <w:rPr>
           <w:rFonts w:ascii="Calibri" w:hAnsi="Calibri" w:cs="Calibri"/>
@@ -6685,7 +6103,6 @@
         <w:t>for</w:t>
       </w:r>
       <w:proofErr w:type="spellEnd"/>
-      <w:proofErr w:type="gramEnd"/>
       <w:r>
         <w:rPr>
           <w:rFonts w:ascii="Calibri" w:hAnsi="Calibri" w:cs="Calibri"/>
@@ -6732,7 +6149,6 @@
         <w:t>arr</w:t>
       </w:r>
       <w:proofErr w:type="spellEnd"/>
-      <w:proofErr w:type="gramStart"/>
       <w:r>
         <w:rPr>
           <w:rFonts w:ascii="Calibri" w:hAnsi="Calibri" w:cs="Calibri"/>
@@ -6742,10 +6158,12 @@
           <w:sz w:val="28"/>
           <w:szCs w:val="28"/>
         </w:rPr>
-        <w:t>=[</w:t>
-      </w:r>
-      <w:proofErr w:type="gramEnd"/>
-      <w:r>
+        <w:t>=[10,20,30,40,50];</w:t>
+      </w:r>
+    </w:p>
+    <w:p>
+      <w:pPr>
+        <w:ind w:left="720"/>
         <w:rPr>
           <w:rFonts w:ascii="Calibri" w:hAnsi="Calibri" w:cs="Calibri"/>
           <w:b/>
@@ -6754,12 +6172,8 @@
           <w:sz w:val="28"/>
           <w:szCs w:val="28"/>
         </w:rPr>
-        <w:t>10,20,30,40,50];</w:t>
-      </w:r>
-    </w:p>
-    <w:p>
-      <w:pPr>
-        <w:ind w:left="720"/>
+      </w:pPr>
+      <w:r>
         <w:rPr>
           <w:rFonts w:ascii="Calibri" w:hAnsi="Calibri" w:cs="Calibri"/>
           <w:b/>
@@ -6768,7 +6182,9 @@
           <w:sz w:val="28"/>
           <w:szCs w:val="28"/>
         </w:rPr>
-      </w:pPr>
+        <w:t xml:space="preserve">            for(let </w:t>
+      </w:r>
+      <w:proofErr w:type="spellStart"/>
       <w:r>
         <w:rPr>
           <w:rFonts w:ascii="Calibri" w:hAnsi="Calibri" w:cs="Calibri"/>
@@ -6778,9 +6194,9 @@
           <w:sz w:val="28"/>
           <w:szCs w:val="28"/>
         </w:rPr>
-        <w:t xml:space="preserve">            </w:t>
-      </w:r>
-      <w:proofErr w:type="gramStart"/>
+        <w:t>i</w:t>
+      </w:r>
+      <w:proofErr w:type="spellEnd"/>
       <w:r>
         <w:rPr>
           <w:rFonts w:ascii="Calibri" w:hAnsi="Calibri" w:cs="Calibri"/>
@@ -6790,9 +6206,9 @@
           <w:sz w:val="28"/>
           <w:szCs w:val="28"/>
         </w:rPr>
-        <w:t>for(</w:t>
-      </w:r>
-      <w:proofErr w:type="gramEnd"/>
+        <w:t>=0;i&lt;</w:t>
+      </w:r>
+      <w:proofErr w:type="spellStart"/>
       <w:r>
         <w:rPr>
           <w:rFonts w:ascii="Calibri" w:hAnsi="Calibri" w:cs="Calibri"/>
@@ -6802,80 +6218,7 @@
           <w:sz w:val="28"/>
           <w:szCs w:val="28"/>
         </w:rPr>
-        <w:t xml:space="preserve">let </w:t>
-      </w:r>
-      <w:proofErr w:type="spellStart"/>
-      <w:r>
-        <w:rPr>
-          <w:rFonts w:ascii="Calibri" w:hAnsi="Calibri" w:cs="Calibri"/>
-          <w:b/>
-          <w:bCs/>
-          <w:color w:val="000000"/>
-          <w:sz w:val="28"/>
-          <w:szCs w:val="28"/>
-        </w:rPr>
-        <w:t>i</w:t>
-      </w:r>
-      <w:proofErr w:type="spellEnd"/>
-      <w:r>
-        <w:rPr>
-          <w:rFonts w:ascii="Calibri" w:hAnsi="Calibri" w:cs="Calibri"/>
-          <w:b/>
-          <w:bCs/>
-          <w:color w:val="000000"/>
-          <w:sz w:val="28"/>
-          <w:szCs w:val="28"/>
-        </w:rPr>
-        <w:t>=</w:t>
-      </w:r>
-      <w:proofErr w:type="gramStart"/>
-      <w:r>
-        <w:rPr>
-          <w:rFonts w:ascii="Calibri" w:hAnsi="Calibri" w:cs="Calibri"/>
-          <w:b/>
-          <w:bCs/>
-          <w:color w:val="000000"/>
-          <w:sz w:val="28"/>
-          <w:szCs w:val="28"/>
-        </w:rPr>
-        <w:t>0;i</w:t>
-      </w:r>
-      <w:proofErr w:type="gramEnd"/>
-      <w:r>
-        <w:rPr>
-          <w:rFonts w:ascii="Calibri" w:hAnsi="Calibri" w:cs="Calibri"/>
-          <w:b/>
-          <w:bCs/>
-          <w:color w:val="000000"/>
-          <w:sz w:val="28"/>
-          <w:szCs w:val="28"/>
-        </w:rPr>
-        <w:t>&lt;</w:t>
-      </w:r>
-      <w:proofErr w:type="spellStart"/>
-      <w:proofErr w:type="gramStart"/>
-      <w:r>
-        <w:rPr>
-          <w:rFonts w:ascii="Calibri" w:hAnsi="Calibri" w:cs="Calibri"/>
-          <w:b/>
-          <w:bCs/>
-          <w:color w:val="000000"/>
-          <w:sz w:val="28"/>
-          <w:szCs w:val="28"/>
-        </w:rPr>
-        <w:t>arr.length</w:t>
-      </w:r>
-      <w:proofErr w:type="gramEnd"/>
-      <w:r>
-        <w:rPr>
-          <w:rFonts w:ascii="Calibri" w:hAnsi="Calibri" w:cs="Calibri"/>
-          <w:b/>
-          <w:bCs/>
-          <w:color w:val="000000"/>
-          <w:sz w:val="28"/>
-          <w:szCs w:val="28"/>
-        </w:rPr>
-        <w:t>;i</w:t>
+        <w:t>arr.length;i</w:t>
       </w:r>
       <w:proofErr w:type="spellEnd"/>
       <w:r>
@@ -7963,19 +7306,8 @@
           <w:sz w:val="36"/>
           <w:szCs w:val="36"/>
         </w:rPr>
-        <w:t>         </w:t>
-      </w:r>
-      <w:proofErr w:type="gramStart"/>
-      <w:r>
-        <w:rPr>
-          <w:rFonts w:ascii="Calibri" w:hAnsi="Calibri" w:cs="Calibri"/>
-          <w:color w:val="000000"/>
-          <w:sz w:val="36"/>
-          <w:szCs w:val="36"/>
-        </w:rPr>
-        <w:t>do{</w:t>
-      </w:r>
-      <w:proofErr w:type="gramEnd"/>
+        <w:t>         do{</w:t>
+      </w:r>
     </w:p>
     <w:p>
       <w:pPr>
@@ -8074,27 +7406,7 @@
           <w:sz w:val="36"/>
           <w:szCs w:val="36"/>
         </w:rPr>
-        <w:t>         </w:t>
-      </w:r>
-      <w:proofErr w:type="gramStart"/>
-      <w:r>
-        <w:rPr>
-          <w:rFonts w:ascii="Calibri" w:hAnsi="Calibri" w:cs="Calibri"/>
-          <w:color w:val="000000"/>
-          <w:sz w:val="36"/>
-          <w:szCs w:val="36"/>
-        </w:rPr>
-        <w:t>}while</w:t>
-      </w:r>
-      <w:proofErr w:type="gramEnd"/>
-      <w:r>
-        <w:rPr>
-          <w:rFonts w:ascii="Calibri" w:hAnsi="Calibri" w:cs="Calibri"/>
-          <w:color w:val="000000"/>
-          <w:sz w:val="36"/>
-          <w:szCs w:val="36"/>
-        </w:rPr>
-        <w:t>(</w:t>
+        <w:t>         }while(</w:t>
       </w:r>
       <w:proofErr w:type="spellStart"/>
       <w:r>
@@ -8134,27 +7446,7 @@
           <w:sz w:val="36"/>
           <w:szCs w:val="36"/>
         </w:rPr>
-        <w:t>        //</w:t>
-      </w:r>
-      <w:proofErr w:type="gramStart"/>
-      <w:r>
-        <w:rPr>
-          <w:rFonts w:ascii="Calibri" w:hAnsi="Calibri" w:cs="Calibri"/>
-          <w:color w:val="000000"/>
-          <w:sz w:val="36"/>
-          <w:szCs w:val="36"/>
-        </w:rPr>
-        <w:t>backward(</w:t>
-      </w:r>
-      <w:proofErr w:type="gramEnd"/>
-      <w:r>
-        <w:rPr>
-          <w:rFonts w:ascii="Calibri" w:hAnsi="Calibri" w:cs="Calibri"/>
-          <w:color w:val="000000"/>
-          <w:sz w:val="36"/>
-          <w:szCs w:val="36"/>
-        </w:rPr>
-        <w:t>10-1)</w:t>
+        <w:t>        //backward(10-1)</w:t>
       </w:r>
     </w:p>
     <w:p>
@@ -8194,19 +7486,8 @@
           <w:sz w:val="36"/>
           <w:szCs w:val="36"/>
         </w:rPr>
-        <w:t xml:space="preserve">        </w:t>
-      </w:r>
-      <w:proofErr w:type="gramStart"/>
-      <w:r>
-        <w:rPr>
-          <w:rFonts w:ascii="Calibri" w:hAnsi="Calibri" w:cs="Calibri"/>
-          <w:color w:val="000000"/>
-          <w:sz w:val="36"/>
-          <w:szCs w:val="36"/>
-        </w:rPr>
-        <w:t>do{</w:t>
-      </w:r>
-      <w:proofErr w:type="gramEnd"/>
+        <w:t>        do{</w:t>
+      </w:r>
     </w:p>
     <w:p>
       <w:pPr>
@@ -8265,27 +7546,7 @@
           <w:sz w:val="36"/>
           <w:szCs w:val="36"/>
         </w:rPr>
-        <w:t xml:space="preserve">        </w:t>
-      </w:r>
-      <w:proofErr w:type="gramStart"/>
-      <w:r>
-        <w:rPr>
-          <w:rFonts w:ascii="Calibri" w:hAnsi="Calibri" w:cs="Calibri"/>
-          <w:color w:val="000000"/>
-          <w:sz w:val="36"/>
-          <w:szCs w:val="36"/>
-        </w:rPr>
-        <w:t>}while</w:t>
-      </w:r>
-      <w:proofErr w:type="gramEnd"/>
-      <w:r>
-        <w:rPr>
-          <w:rFonts w:ascii="Calibri" w:hAnsi="Calibri" w:cs="Calibri"/>
-          <w:color w:val="000000"/>
-          <w:sz w:val="36"/>
-          <w:szCs w:val="36"/>
-        </w:rPr>
-        <w:t>(j&gt;0);</w:t>
+        <w:t>        }while(j&gt;0);</w:t>
       </w:r>
     </w:p>
     <w:p>
@@ -8572,7 +7833,6 @@
         </w:rPr>
         <w:t>salaries</w:t>
       </w:r>
-      <w:proofErr w:type="gramStart"/>
       <w:r>
         <w:rPr>
           <w:rFonts w:ascii="Consolas" w:eastAsia="Times New Roman" w:hAnsi="Consolas" w:cs="Times New Roman"/>
@@ -8583,7 +7843,6 @@
         </w:rPr>
         <w:t>={</w:t>
       </w:r>
-      <w:proofErr w:type="gramEnd"/>
     </w:p>
     <w:p>
       <w:pPr>
@@ -8860,20 +8119,8 @@
           <w:szCs w:val="21"/>
           <w:lang w:eastAsia="en-IN"/>
         </w:rPr>
-        <w:t xml:space="preserve">//using for </w:t>
-      </w:r>
-      <w:proofErr w:type="gramStart"/>
-      <w:r>
-        <w:rPr>
-          <w:rFonts w:ascii="Consolas" w:eastAsia="Times New Roman" w:hAnsi="Consolas" w:cs="Times New Roman"/>
-          <w:color w:val="6A9955"/>
-          <w:sz w:val="21"/>
-          <w:szCs w:val="21"/>
-          <w:lang w:eastAsia="en-IN"/>
-        </w:rPr>
-        <w:t>in  loop</w:t>
-      </w:r>
-      <w:proofErr w:type="gramEnd"/>
+        <w:t>//using for in  loop</w:t>
+      </w:r>
     </w:p>
     <w:p>
       <w:pPr>
@@ -8892,7 +8139,6 @@
           <w:lang w:eastAsia="en-IN"/>
         </w:rPr>
       </w:pPr>
-      <w:proofErr w:type="gramStart"/>
       <w:r>
         <w:rPr>
           <w:rFonts w:ascii="Consolas" w:eastAsia="Times New Roman" w:hAnsi="Consolas" w:cs="Times New Roman"/>
@@ -8913,7 +8159,6 @@
         </w:rPr>
         <w:t>(</w:t>
       </w:r>
-      <w:proofErr w:type="gramEnd"/>
       <w:r>
         <w:rPr>
           <w:rFonts w:ascii="Consolas" w:eastAsia="Times New Roman" w:hAnsi="Consolas" w:cs="Times New Roman"/>
@@ -9258,7 +8503,6 @@
         </w:rPr>
         <w:t>key</w:t>
       </w:r>
-      <w:proofErr w:type="gramStart"/>
       <w:r>
         <w:rPr>
           <w:rFonts w:ascii="Consolas" w:eastAsia="Times New Roman" w:hAnsi="Consolas" w:cs="Times New Roman"/>
@@ -9287,9 +8531,18 @@
           <w:szCs w:val="21"/>
           <w:lang w:eastAsia="en-IN"/>
         </w:rPr>
-        <w:t>$</w:t>
-      </w:r>
-      <w:proofErr w:type="gramEnd"/>
+        <w:t>${</w:t>
+      </w:r>
+      <w:r>
+        <w:rPr>
+          <w:rFonts w:ascii="Consolas" w:eastAsia="Times New Roman" w:hAnsi="Consolas" w:cs="Times New Roman"/>
+          <w:color w:val="9CDCFE"/>
+          <w:sz w:val="21"/>
+          <w:szCs w:val="21"/>
+          <w:lang w:eastAsia="en-IN"/>
+        </w:rPr>
+        <w:t>amount</w:t>
+      </w:r>
       <w:r>
         <w:rPr>
           <w:rFonts w:ascii="Consolas" w:eastAsia="Times New Roman" w:hAnsi="Consolas" w:cs="Times New Roman"/>
@@ -9298,29 +8551,8 @@
           <w:szCs w:val="21"/>
           <w:lang w:eastAsia="en-IN"/>
         </w:rPr>
-        <w:t>{</w:t>
-      </w:r>
-      <w:r>
-        <w:rPr>
-          <w:rFonts w:ascii="Consolas" w:eastAsia="Times New Roman" w:hAnsi="Consolas" w:cs="Times New Roman"/>
-          <w:color w:val="9CDCFE"/>
-          <w:sz w:val="21"/>
-          <w:szCs w:val="21"/>
-          <w:lang w:eastAsia="en-IN"/>
-        </w:rPr>
-        <w:t>amount</w:t>
-      </w:r>
-      <w:r>
-        <w:rPr>
-          <w:rFonts w:ascii="Consolas" w:eastAsia="Times New Roman" w:hAnsi="Consolas" w:cs="Times New Roman"/>
-          <w:color w:val="569CD6"/>
-          <w:sz w:val="21"/>
-          <w:szCs w:val="21"/>
-          <w:lang w:eastAsia="en-IN"/>
-        </w:rPr>
         <w:t>}</w:t>
       </w:r>
-      <w:proofErr w:type="gramStart"/>
       <w:r>
         <w:rPr>
           <w:rFonts w:ascii="Consolas" w:eastAsia="Times New Roman" w:hAnsi="Consolas" w:cs="Times New Roman"/>
@@ -9349,18 +8581,7 @@
           <w:szCs w:val="21"/>
           <w:lang w:eastAsia="en-IN"/>
         </w:rPr>
-        <w:t>/</w:t>
-      </w:r>
-      <w:proofErr w:type="gramEnd"/>
-      <w:r>
-        <w:rPr>
-          <w:rFonts w:ascii="Consolas" w:eastAsia="Times New Roman" w:hAnsi="Consolas" w:cs="Times New Roman"/>
-          <w:color w:val="6A9955"/>
-          <w:sz w:val="21"/>
-          <w:szCs w:val="21"/>
-          <w:lang w:eastAsia="en-IN"/>
-        </w:rPr>
-        <w:t>/display the values...</w:t>
+        <w:t>//display the values...</w:t>
       </w:r>
     </w:p>
     <w:p>
@@ -9631,27 +8852,7 @@
           <w:sz w:val="36"/>
           <w:szCs w:val="36"/>
         </w:rPr>
-        <w:t xml:space="preserve">) </w:t>
-      </w:r>
-      <w:proofErr w:type="gramStart"/>
-      <w:r>
-        <w:rPr>
-          <w:rFonts w:ascii="Calibri" w:hAnsi="Calibri" w:cs="Calibri"/>
-          <w:color w:val="000000"/>
-          <w:sz w:val="36"/>
-          <w:szCs w:val="36"/>
-        </w:rPr>
-        <w:t xml:space="preserve">{  </w:t>
-      </w:r>
-      <w:proofErr w:type="gramEnd"/>
-      <w:r>
-        <w:rPr>
-          <w:rFonts w:ascii="Calibri" w:hAnsi="Calibri" w:cs="Calibri"/>
-          <w:color w:val="000000"/>
-          <w:sz w:val="36"/>
-          <w:szCs w:val="36"/>
-        </w:rPr>
-        <w:t xml:space="preserve">  // Code to execute</w:t>
+        <w:t>) {    // Code to execute</w:t>
       </w:r>
       <w:r>
         <w:rPr>
@@ -9885,7 +9086,6 @@
         </w:rPr>
         <w:t>                   </w:t>
       </w:r>
-      <w:proofErr w:type="gramStart"/>
       <w:r>
         <w:rPr>
           <w:rFonts w:ascii="Consolas" w:eastAsia="Times New Roman" w:hAnsi="Consolas" w:cs="Times New Roman"/>
@@ -9906,7 +9106,6 @@
         </w:rPr>
         <w:t>(</w:t>
       </w:r>
-      <w:proofErr w:type="gramEnd"/>
       <w:r>
         <w:rPr>
           <w:rFonts w:ascii="Consolas" w:eastAsia="Times New Roman" w:hAnsi="Consolas" w:cs="Times New Roman"/>
@@ -10023,7 +9222,6 @@
         </w:rPr>
         <w:t xml:space="preserve">                    </w:t>
       </w:r>
-      <w:proofErr w:type="gramStart"/>
       <w:r>
         <w:rPr>
           <w:rFonts w:ascii="Consolas" w:eastAsia="Times New Roman" w:hAnsi="Consolas" w:cs="Times New Roman"/>
@@ -10064,7 +9262,6 @@
         </w:rPr>
         <w:t>(</w:t>
       </w:r>
-      <w:proofErr w:type="gramEnd"/>
       <w:r>
         <w:rPr>
           <w:rFonts w:ascii="Consolas" w:eastAsia="Times New Roman" w:hAnsi="Consolas" w:cs="Times New Roman"/>
@@ -10073,29 +9270,7 @@
           <w:szCs w:val="21"/>
           <w:lang w:eastAsia="en-IN"/>
         </w:rPr>
-        <w:t xml:space="preserve">"available products </w:t>
-      </w:r>
-      <w:proofErr w:type="gramStart"/>
-      <w:r>
-        <w:rPr>
-          <w:rFonts w:ascii="Consolas" w:eastAsia="Times New Roman" w:hAnsi="Consolas" w:cs="Times New Roman"/>
-          <w:color w:val="CE9178"/>
-          <w:sz w:val="21"/>
-          <w:szCs w:val="21"/>
-          <w:lang w:eastAsia="en-IN"/>
-        </w:rPr>
-        <w:t>are :</w:t>
-      </w:r>
-      <w:proofErr w:type="gramEnd"/>
-      <w:r>
-        <w:rPr>
-          <w:rFonts w:ascii="Consolas" w:eastAsia="Times New Roman" w:hAnsi="Consolas" w:cs="Times New Roman"/>
-          <w:color w:val="CE9178"/>
-          <w:sz w:val="21"/>
-          <w:szCs w:val="21"/>
-          <w:lang w:eastAsia="en-IN"/>
-        </w:rPr>
-        <w:t>"</w:t>
+        <w:t>"available products are :"</w:t>
       </w:r>
       <w:r>
         <w:rPr>
@@ -10107,7 +9282,6 @@
         </w:rPr>
         <w:t>+</w:t>
       </w:r>
-      <w:proofErr w:type="gramStart"/>
       <w:r>
         <w:rPr>
           <w:rFonts w:ascii="Consolas" w:eastAsia="Times New Roman" w:hAnsi="Consolas" w:cs="Times New Roman"/>
@@ -10136,9 +9310,9 @@
           <w:szCs w:val="21"/>
           <w:lang w:eastAsia="en-IN"/>
         </w:rPr>
-        <w:t>/</w:t>
-      </w:r>
-      <w:proofErr w:type="gramEnd"/>
+        <w:t xml:space="preserve">//available products are </w:t>
+      </w:r>
+      <w:proofErr w:type="spellStart"/>
       <w:r>
         <w:rPr>
           <w:rFonts w:ascii="Consolas" w:eastAsia="Times New Roman" w:hAnsi="Consolas" w:cs="Times New Roman"/>
@@ -10147,9 +9321,9 @@
           <w:szCs w:val="21"/>
           <w:lang w:eastAsia="en-IN"/>
         </w:rPr>
-        <w:t xml:space="preserve">/available products are </w:t>
-      </w:r>
-      <w:proofErr w:type="spellStart"/>
+        <w:t>apple_watch,laptop</w:t>
+      </w:r>
+      <w:proofErr w:type="spellEnd"/>
       <w:r>
         <w:rPr>
           <w:rFonts w:ascii="Consolas" w:eastAsia="Times New Roman" w:hAnsi="Consolas" w:cs="Times New Roman"/>
@@ -10158,31 +9332,8 @@
           <w:szCs w:val="21"/>
           <w:lang w:eastAsia="en-IN"/>
         </w:rPr>
-        <w:t>apple_</w:t>
-      </w:r>
-      <w:proofErr w:type="gramStart"/>
-      <w:r>
-        <w:rPr>
-          <w:rFonts w:ascii="Consolas" w:eastAsia="Times New Roman" w:hAnsi="Consolas" w:cs="Times New Roman"/>
-          <w:color w:val="6A9955"/>
-          <w:sz w:val="21"/>
-          <w:szCs w:val="21"/>
-          <w:lang w:eastAsia="en-IN"/>
-        </w:rPr>
-        <w:t>watch,laptop</w:t>
-      </w:r>
-      <w:proofErr w:type="spellEnd"/>
-      <w:r>
-        <w:rPr>
-          <w:rFonts w:ascii="Consolas" w:eastAsia="Times New Roman" w:hAnsi="Consolas" w:cs="Times New Roman"/>
-          <w:color w:val="6A9955"/>
-          <w:sz w:val="21"/>
-          <w:szCs w:val="21"/>
-          <w:lang w:eastAsia="en-IN"/>
-        </w:rPr>
         <w:t>.....</w:t>
       </w:r>
-      <w:proofErr w:type="gramEnd"/>
     </w:p>
     <w:p>
       <w:pPr>
@@ -12680,7 +11831,6 @@
         </w:rPr>
         <w:t>         </w:t>
       </w:r>
-      <w:proofErr w:type="gramStart"/>
       <w:r>
         <w:rPr>
           <w:rFonts w:ascii="Consolas" w:eastAsia="Times New Roman" w:hAnsi="Consolas" w:cs="Times New Roman"/>
@@ -12721,7 +11871,6 @@
         </w:rPr>
         <w:t>(</w:t>
       </w:r>
-      <w:proofErr w:type="gramEnd"/>
       <w:r>
         <w:rPr>
           <w:rFonts w:ascii="Consolas" w:eastAsia="Times New Roman" w:hAnsi="Consolas" w:cs="Times New Roman"/>
@@ -12770,7 +11919,6 @@
         </w:rPr>
         <w:t>         </w:t>
       </w:r>
-      <w:proofErr w:type="gramStart"/>
       <w:r>
         <w:rPr>
           <w:rFonts w:ascii="Consolas" w:eastAsia="Times New Roman" w:hAnsi="Consolas" w:cs="Times New Roman"/>
@@ -12799,18 +11947,7 @@
           <w:szCs w:val="21"/>
           <w:lang w:eastAsia="en-IN"/>
         </w:rPr>
-        <w:t>=</w:t>
-      </w:r>
-      <w:proofErr w:type="gramEnd"/>
-      <w:r>
-        <w:rPr>
-          <w:rFonts w:ascii="Consolas" w:eastAsia="Times New Roman" w:hAnsi="Consolas" w:cs="Times New Roman"/>
-          <w:color w:val="569CD6"/>
-          <w:sz w:val="21"/>
-          <w:szCs w:val="21"/>
-          <w:lang w:eastAsia="en-IN"/>
-        </w:rPr>
-        <w:t>&gt;</w:t>
+        <w:t>=&gt;</w:t>
       </w:r>
     </w:p>
     <w:p>
@@ -12868,7 +12005,6 @@
         </w:rPr>
         <w:t xml:space="preserve">            </w:t>
       </w:r>
-      <w:proofErr w:type="gramStart"/>
       <w:r>
         <w:rPr>
           <w:rFonts w:ascii="Consolas" w:eastAsia="Times New Roman" w:hAnsi="Consolas" w:cs="Times New Roman"/>
@@ -12909,7 +12045,6 @@
         </w:rPr>
         <w:t>(</w:t>
       </w:r>
-      <w:proofErr w:type="gramEnd"/>
       <w:r>
         <w:rPr>
           <w:rFonts w:ascii="Consolas" w:eastAsia="Times New Roman" w:hAnsi="Consolas" w:cs="Times New Roman"/>
@@ -12959,7 +12094,6 @@
         <w:t xml:space="preserve">            </w:t>
       </w:r>
       <w:proofErr w:type="spellStart"/>
-      <w:proofErr w:type="gramStart"/>
       <w:r>
         <w:rPr>
           <w:rFonts w:ascii="Consolas" w:eastAsia="Times New Roman" w:hAnsi="Consolas" w:cs="Times New Roman"/>
@@ -12979,18 +12113,7 @@
           <w:szCs w:val="21"/>
           <w:lang w:eastAsia="en-IN"/>
         </w:rPr>
-        <w:t>(</w:t>
-      </w:r>
-      <w:proofErr w:type="gramEnd"/>
-      <w:r>
-        <w:rPr>
-          <w:rFonts w:ascii="Consolas" w:eastAsia="Times New Roman" w:hAnsi="Consolas" w:cs="Times New Roman"/>
-          <w:color w:val="D4D4D4"/>
-          <w:sz w:val="21"/>
-          <w:szCs w:val="21"/>
-          <w:lang w:eastAsia="en-IN"/>
-        </w:rPr>
-        <w:t>);</w:t>
+        <w:t>();</w:t>
       </w:r>
     </w:p>
     <w:p>
@@ -13117,7 +12240,6 @@
         <w:t xml:space="preserve"> </w:t>
       </w:r>
       <w:proofErr w:type="spellStart"/>
-      <w:proofErr w:type="gramStart"/>
       <w:r>
         <w:rPr>
           <w:rFonts w:ascii="Consolas" w:eastAsia="Times New Roman" w:hAnsi="Consolas" w:cs="Times New Roman"/>
@@ -13137,18 +12259,7 @@
           <w:szCs w:val="21"/>
           <w:lang w:eastAsia="en-IN"/>
         </w:rPr>
-        <w:t>(</w:t>
-      </w:r>
-      <w:proofErr w:type="gramEnd"/>
-      <w:r>
-        <w:rPr>
-          <w:rFonts w:ascii="Consolas" w:eastAsia="Times New Roman" w:hAnsi="Consolas" w:cs="Times New Roman"/>
-          <w:color w:val="D4D4D4"/>
-          <w:sz w:val="21"/>
-          <w:szCs w:val="21"/>
-          <w:lang w:eastAsia="en-IN"/>
-        </w:rPr>
-        <w:t>)</w:t>
+        <w:t>()</w:t>
       </w:r>
     </w:p>
     <w:p>
@@ -13206,7 +12317,6 @@
         </w:rPr>
         <w:t xml:space="preserve">            </w:t>
       </w:r>
-      <w:proofErr w:type="gramStart"/>
       <w:r>
         <w:rPr>
           <w:rFonts w:ascii="Consolas" w:eastAsia="Times New Roman" w:hAnsi="Consolas" w:cs="Times New Roman"/>
@@ -13247,7 +12357,6 @@
         </w:rPr>
         <w:t>(</w:t>
       </w:r>
-      <w:proofErr w:type="gramEnd"/>
       <w:r>
         <w:rPr>
           <w:rFonts w:ascii="Consolas" w:eastAsia="Times New Roman" w:hAnsi="Consolas" w:cs="Times New Roman"/>
@@ -13259,7 +12368,6 @@
         <w:t xml:space="preserve">"processing the </w:t>
       </w:r>
       <w:proofErr w:type="spellStart"/>
-      <w:proofErr w:type="gramStart"/>
       <w:r>
         <w:rPr>
           <w:rFonts w:ascii="Consolas" w:eastAsia="Times New Roman" w:hAnsi="Consolas" w:cs="Times New Roman"/>
@@ -13271,7 +12379,6 @@
         <w:t>file.wait</w:t>
       </w:r>
       <w:proofErr w:type="spellEnd"/>
-      <w:proofErr w:type="gramEnd"/>
       <w:r>
         <w:rPr>
           <w:rFonts w:ascii="Consolas" w:eastAsia="Times New Roman" w:hAnsi="Consolas" w:cs="Times New Roman"/>
@@ -13469,7 +12576,6 @@
         <w:t xml:space="preserve">Through callback function some times leads to callback </w:t>
       </w:r>
       <w:proofErr w:type="spellStart"/>
-      <w:proofErr w:type="gramStart"/>
       <w:r>
         <w:rPr>
           <w:rFonts w:ascii="Calibri" w:hAnsi="Calibri" w:cs="Calibri"/>
@@ -13480,7 +12586,6 @@
         <w:t>hell.refer</w:t>
       </w:r>
       <w:proofErr w:type="spellEnd"/>
-      <w:proofErr w:type="gramEnd"/>
       <w:r>
         <w:rPr>
           <w:rFonts w:ascii="Calibri" w:hAnsi="Calibri" w:cs="Calibri"/>
@@ -13515,27 +12620,7 @@
           <w:sz w:val="36"/>
           <w:szCs w:val="36"/>
         </w:rPr>
-        <w:t xml:space="preserve">to overcome </w:t>
-      </w:r>
-      <w:proofErr w:type="gramStart"/>
-      <w:r>
-        <w:rPr>
-          <w:rFonts w:ascii="Calibri" w:hAnsi="Calibri" w:cs="Calibri"/>
-          <w:color w:val="000000" w:themeColor="text1"/>
-          <w:sz w:val="36"/>
-          <w:szCs w:val="36"/>
-        </w:rPr>
-        <w:t>this</w:t>
-      </w:r>
-      <w:proofErr w:type="gramEnd"/>
-      <w:r>
-        <w:rPr>
-          <w:rFonts w:ascii="Calibri" w:hAnsi="Calibri" w:cs="Calibri"/>
-          <w:color w:val="000000" w:themeColor="text1"/>
-          <w:sz w:val="36"/>
-          <w:szCs w:val="36"/>
-        </w:rPr>
-        <w:t xml:space="preserve"> we use promise ();</w:t>
+        <w:t>to overcome this we use promise ();</w:t>
       </w:r>
     </w:p>
     <w:p>
@@ -13548,7 +12633,6 @@
           <w:szCs w:val="36"/>
         </w:rPr>
       </w:pPr>
-      <w:proofErr w:type="gramStart"/>
       <w:r>
         <w:rPr>
           <w:rFonts w:ascii="Calibri" w:hAnsi="Calibri" w:cs="Calibri"/>
@@ -13576,7 +12660,6 @@
         </w:rPr>
         <w:t>:</w:t>
       </w:r>
-      <w:proofErr w:type="gramEnd"/>
     </w:p>
     <w:p>
       <w:pPr>
@@ -13695,7 +12778,6 @@
         <w:t xml:space="preserve"> </w:t>
       </w:r>
       <w:proofErr w:type="spellStart"/>
-      <w:proofErr w:type="gramStart"/>
       <w:r>
         <w:rPr>
           <w:rFonts w:ascii="Calibri" w:hAnsi="Calibri" w:cs="Calibri"/>
@@ -13724,7 +12806,6 @@
         <w:t>new</w:t>
       </w:r>
       <w:proofErr w:type="spellEnd"/>
-      <w:proofErr w:type="gramEnd"/>
       <w:r>
         <w:rPr>
           <w:rFonts w:ascii="Calibri" w:hAnsi="Calibri" w:cs="Calibri"/>
@@ -13735,7 +12816,6 @@
         <w:t xml:space="preserve"> promise((</w:t>
       </w:r>
       <w:proofErr w:type="spellStart"/>
-      <w:proofErr w:type="gramStart"/>
       <w:r>
         <w:rPr>
           <w:rFonts w:ascii="Calibri" w:hAnsi="Calibri" w:cs="Calibri"/>
@@ -13746,7 +12826,6 @@
         <w:t>resolve,reject</w:t>
       </w:r>
       <w:proofErr w:type="spellEnd"/>
-      <w:proofErr w:type="gramEnd"/>
       <w:r>
         <w:rPr>
           <w:rFonts w:ascii="Calibri" w:hAnsi="Calibri" w:cs="Calibri"/>
@@ -13754,67 +12833,66 @@
           <w:sz w:val="24"/>
           <w:szCs w:val="24"/>
         </w:rPr>
-        <w:t>)=</w:t>
-      </w:r>
-      <w:proofErr w:type="gramStart"/>
-      <w:r>
+        <w:t>)=&gt;{</w:t>
+      </w:r>
+    </w:p>
+    <w:p>
+      <w:pPr>
         <w:rPr>
           <w:rFonts w:ascii="Calibri" w:hAnsi="Calibri" w:cs="Calibri"/>
           <w:color w:val="4472C4" w:themeColor="accent1"/>
           <w:sz w:val="24"/>
           <w:szCs w:val="24"/>
         </w:rPr>
-        <w:t>&gt;{</w:t>
-      </w:r>
-      <w:proofErr w:type="gramEnd"/>
-    </w:p>
-    <w:p>
-      <w:pPr>
+      </w:pPr>
+      <w:r>
         <w:rPr>
           <w:rFonts w:ascii="Calibri" w:hAnsi="Calibri" w:cs="Calibri"/>
           <w:color w:val="4472C4" w:themeColor="accent1"/>
           <w:sz w:val="24"/>
           <w:szCs w:val="24"/>
         </w:rPr>
-      </w:pPr>
-      <w:r>
+        <w:t>            if(true)</w:t>
+      </w:r>
+    </w:p>
+    <w:p>
+      <w:pPr>
         <w:rPr>
           <w:rFonts w:ascii="Calibri" w:hAnsi="Calibri" w:cs="Calibri"/>
           <w:color w:val="4472C4" w:themeColor="accent1"/>
           <w:sz w:val="24"/>
           <w:szCs w:val="24"/>
         </w:rPr>
-        <w:t>            if(true)</w:t>
-      </w:r>
-    </w:p>
-    <w:p>
-      <w:pPr>
+      </w:pPr>
+      <w:r>
         <w:rPr>
           <w:rFonts w:ascii="Calibri" w:hAnsi="Calibri" w:cs="Calibri"/>
           <w:color w:val="4472C4" w:themeColor="accent1"/>
           <w:sz w:val="24"/>
           <w:szCs w:val="24"/>
         </w:rPr>
-      </w:pPr>
-      <w:r>
+        <w:t>          {</w:t>
+      </w:r>
+    </w:p>
+    <w:p>
+      <w:pPr>
         <w:rPr>
           <w:rFonts w:ascii="Calibri" w:hAnsi="Calibri" w:cs="Calibri"/>
           <w:color w:val="4472C4" w:themeColor="accent1"/>
           <w:sz w:val="24"/>
           <w:szCs w:val="24"/>
         </w:rPr>
-        <w:t>          {</w:t>
-      </w:r>
-    </w:p>
-    <w:p>
-      <w:pPr>
+      </w:pPr>
+      <w:r>
         <w:rPr>
           <w:rFonts w:ascii="Calibri" w:hAnsi="Calibri" w:cs="Calibri"/>
           <w:color w:val="4472C4" w:themeColor="accent1"/>
           <w:sz w:val="24"/>
           <w:szCs w:val="24"/>
         </w:rPr>
-      </w:pPr>
+        <w:t>            resolve("</w:t>
+      </w:r>
+      <w:proofErr w:type="spellStart"/>
       <w:r>
         <w:rPr>
           <w:rFonts w:ascii="Calibri" w:hAnsi="Calibri" w:cs="Calibri"/>
@@ -13822,9 +12900,9 @@
           <w:sz w:val="24"/>
           <w:szCs w:val="24"/>
         </w:rPr>
-        <w:t xml:space="preserve">            </w:t>
-      </w:r>
-      <w:proofErr w:type="gramStart"/>
+        <w:t>sucess</w:t>
+      </w:r>
+      <w:proofErr w:type="spellEnd"/>
       <w:r>
         <w:rPr>
           <w:rFonts w:ascii="Calibri" w:hAnsi="Calibri" w:cs="Calibri"/>
@@ -13832,9 +12910,8 @@
           <w:sz w:val="24"/>
           <w:szCs w:val="24"/>
         </w:rPr>
-        <w:t>resolve(</w:t>
-      </w:r>
-      <w:proofErr w:type="gramEnd"/>
+        <w:t>...")</w:t>
+      </w:r>
       <w:r>
         <w:rPr>
           <w:rFonts w:ascii="Calibri" w:hAnsi="Calibri" w:cs="Calibri"/>
@@ -13842,19 +12919,18 @@
           <w:sz w:val="24"/>
           <w:szCs w:val="24"/>
         </w:rPr>
-        <w:t>"</w:t>
-      </w:r>
-      <w:proofErr w:type="spellStart"/>
-      <w:r>
+        <w:t>;</w:t>
+      </w:r>
+    </w:p>
+    <w:p>
+      <w:pPr>
         <w:rPr>
           <w:rFonts w:ascii="Calibri" w:hAnsi="Calibri" w:cs="Calibri"/>
           <w:color w:val="4472C4" w:themeColor="accent1"/>
           <w:sz w:val="24"/>
           <w:szCs w:val="24"/>
         </w:rPr>
-        <w:t>sucess</w:t>
-      </w:r>
-      <w:proofErr w:type="spellEnd"/>
+      </w:pPr>
       <w:r>
         <w:rPr>
           <w:rFonts w:ascii="Calibri" w:hAnsi="Calibri" w:cs="Calibri"/>
@@ -13862,66 +12938,27 @@
           <w:sz w:val="24"/>
           <w:szCs w:val="24"/>
         </w:rPr>
-        <w:t>...")</w:t>
-      </w:r>
-      <w:r>
+        <w:t>          }</w:t>
+      </w:r>
+    </w:p>
+    <w:p>
+      <w:pPr>
         <w:rPr>
           <w:rFonts w:ascii="Calibri" w:hAnsi="Calibri" w:cs="Calibri"/>
           <w:color w:val="4472C4" w:themeColor="accent1"/>
           <w:sz w:val="24"/>
           <w:szCs w:val="24"/>
         </w:rPr>
-        <w:t>;</w:t>
-      </w:r>
-    </w:p>
-    <w:p>
-      <w:pPr>
+      </w:pPr>
+      <w:r>
         <w:rPr>
           <w:rFonts w:ascii="Calibri" w:hAnsi="Calibri" w:cs="Calibri"/>
           <w:color w:val="4472C4" w:themeColor="accent1"/>
           <w:sz w:val="24"/>
           <w:szCs w:val="24"/>
         </w:rPr>
-      </w:pPr>
-      <w:r>
-        <w:rPr>
-          <w:rFonts w:ascii="Calibri" w:hAnsi="Calibri" w:cs="Calibri"/>
-          <w:color w:val="4472C4" w:themeColor="accent1"/>
-          <w:sz w:val="24"/>
-          <w:szCs w:val="24"/>
-        </w:rPr>
-        <w:t>          }</w:t>
-      </w:r>
-    </w:p>
-    <w:p>
-      <w:pPr>
-        <w:rPr>
-          <w:rFonts w:ascii="Calibri" w:hAnsi="Calibri" w:cs="Calibri"/>
-          <w:color w:val="4472C4" w:themeColor="accent1"/>
-          <w:sz w:val="24"/>
-          <w:szCs w:val="24"/>
-        </w:rPr>
-      </w:pPr>
-      <w:r>
-        <w:rPr>
-          <w:rFonts w:ascii="Calibri" w:hAnsi="Calibri" w:cs="Calibri"/>
-          <w:color w:val="4472C4" w:themeColor="accent1"/>
-          <w:sz w:val="24"/>
-          <w:szCs w:val="24"/>
-        </w:rPr>
-        <w:t xml:space="preserve">          </w:t>
-      </w:r>
-      <w:proofErr w:type="gramStart"/>
-      <w:r>
-        <w:rPr>
-          <w:rFonts w:ascii="Calibri" w:hAnsi="Calibri" w:cs="Calibri"/>
-          <w:color w:val="4472C4" w:themeColor="accent1"/>
-          <w:sz w:val="24"/>
-          <w:szCs w:val="24"/>
-        </w:rPr>
-        <w:t>else{</w:t>
-      </w:r>
-      <w:proofErr w:type="gramEnd"/>
+        <w:t>          else{</w:t>
+      </w:r>
     </w:p>
     <w:p>
       <w:pPr>
@@ -14246,7 +13283,6 @@
           <w:szCs w:val="40"/>
         </w:rPr>
       </w:pPr>
-      <w:proofErr w:type="gramStart"/>
       <w:r>
         <w:rPr>
           <w:rFonts w:ascii="Calibri" w:hAnsi="Calibri" w:cs="Calibri"/>
@@ -14254,17 +13290,7 @@
           <w:sz w:val="40"/>
           <w:szCs w:val="40"/>
         </w:rPr>
-        <w:t>fetch(</w:t>
-      </w:r>
-      <w:proofErr w:type="gramEnd"/>
-      <w:r>
-        <w:rPr>
-          <w:rFonts w:ascii="Calibri" w:hAnsi="Calibri" w:cs="Calibri"/>
-          <w:color w:val="000000"/>
-          <w:sz w:val="40"/>
-          <w:szCs w:val="40"/>
-        </w:rPr>
-        <w:t>) makes an HTTP request.</w:t>
+        <w:t>fetch() makes an HTTP request.</w:t>
       </w:r>
     </w:p>
     <w:p>
@@ -14280,7 +13306,6 @@
           <w:szCs w:val="40"/>
         </w:rPr>
       </w:pPr>
-      <w:proofErr w:type="gramStart"/>
       <w:r>
         <w:rPr>
           <w:rFonts w:ascii="Calibri" w:hAnsi="Calibri" w:cs="Calibri"/>
@@ -14288,17 +13313,7 @@
           <w:sz w:val="40"/>
           <w:szCs w:val="40"/>
         </w:rPr>
-        <w:t>.then</w:t>
-      </w:r>
-      <w:proofErr w:type="gramEnd"/>
-      <w:r>
-        <w:rPr>
-          <w:rFonts w:ascii="Calibri" w:hAnsi="Calibri" w:cs="Calibri"/>
-          <w:color w:val="000000"/>
-          <w:sz w:val="40"/>
-          <w:szCs w:val="40"/>
-        </w:rPr>
-        <w:t>() processes the response and converts it to JSON.</w:t>
+        <w:t>.then() processes the response and converts it to JSON.</w:t>
       </w:r>
     </w:p>
     <w:p>
@@ -14321,27 +13336,7 @@
           <w:sz w:val="40"/>
           <w:szCs w:val="40"/>
         </w:rPr>
-        <w:t xml:space="preserve">The </w:t>
-      </w:r>
-      <w:proofErr w:type="gramStart"/>
-      <w:r>
-        <w:rPr>
-          <w:rFonts w:ascii="Calibri" w:hAnsi="Calibri" w:cs="Calibri"/>
-          <w:color w:val="000000"/>
-          <w:sz w:val="40"/>
-          <w:szCs w:val="40"/>
-        </w:rPr>
-        <w:t>second .then</w:t>
-      </w:r>
-      <w:proofErr w:type="gramEnd"/>
-      <w:r>
-        <w:rPr>
-          <w:rFonts w:ascii="Calibri" w:hAnsi="Calibri" w:cs="Calibri"/>
-          <w:color w:val="000000"/>
-          <w:sz w:val="40"/>
-          <w:szCs w:val="40"/>
-        </w:rPr>
-        <w:t>() logs the data.</w:t>
+        <w:t>The second .then() logs the data.</w:t>
       </w:r>
     </w:p>
     <w:p>
@@ -14357,7 +13352,6 @@
           <w:szCs w:val="40"/>
         </w:rPr>
       </w:pPr>
-      <w:proofErr w:type="gramStart"/>
       <w:r>
         <w:rPr>
           <w:rFonts w:ascii="Calibri" w:hAnsi="Calibri" w:cs="Calibri"/>
@@ -14365,17 +13359,7 @@
           <w:sz w:val="40"/>
           <w:szCs w:val="40"/>
         </w:rPr>
-        <w:t>.catch</w:t>
-      </w:r>
-      <w:proofErr w:type="gramEnd"/>
-      <w:r>
-        <w:rPr>
-          <w:rFonts w:ascii="Calibri" w:hAnsi="Calibri" w:cs="Calibri"/>
-          <w:color w:val="000000"/>
-          <w:sz w:val="40"/>
-          <w:szCs w:val="40"/>
-        </w:rPr>
-        <w:t>() handles errors gracefully.</w:t>
+        <w:t>.catch() handles errors gracefully.</w:t>
       </w:r>
     </w:p>
     <w:p>
@@ -14454,15 +13438,17 @@
           <w:szCs w:val="40"/>
         </w:rPr>
       </w:pPr>
-      <w:r>
+    </w:p>
+    <w:p>
+      <w:pPr>
+        <w:ind w:left="360"/>
         <w:rPr>
           <w:rFonts w:ascii="Calibri" w:hAnsi="Calibri" w:cs="Calibri"/>
           <w:color w:val="000000"/>
           <w:sz w:val="40"/>
           <w:szCs w:val="40"/>
         </w:rPr>
-        <w:t>Oops</w:t>
-      </w:r>
+      </w:pPr>
     </w:p>
     <w:p>
       <w:pPr>
@@ -14474,65 +13460,190 @@
           <w:szCs w:val="40"/>
         </w:rPr>
       </w:pPr>
-      <w:r>
+    </w:p>
+    <w:p>
+      <w:pPr>
+        <w:ind w:left="360"/>
         <w:rPr>
           <w:rFonts w:ascii="Calibri" w:hAnsi="Calibri" w:cs="Calibri"/>
           <w:color w:val="000000"/>
           <w:sz w:val="40"/>
           <w:szCs w:val="40"/>
         </w:rPr>
-        <w:t>Encapsulation:</w:t>
-      </w:r>
-    </w:p>
-    <w:p>
-      <w:pPr>
-        <w:ind w:left="360"/>
+      </w:pPr>
+      <w:r>
         <w:rPr>
           <w:rFonts w:ascii="Calibri" w:hAnsi="Calibri" w:cs="Calibri"/>
           <w:color w:val="000000"/>
           <w:sz w:val="40"/>
           <w:szCs w:val="40"/>
         </w:rPr>
-      </w:pPr>
-      <w:r>
+        <w:lastRenderedPageBreak/>
+        <w:t>MODULES:</w:t>
+      </w:r>
+    </w:p>
+    <w:p>
+      <w:pPr>
+        <w:ind w:left="360"/>
         <w:rPr>
           <w:rFonts w:ascii="Calibri" w:hAnsi="Calibri" w:cs="Calibri"/>
           <w:color w:val="000000"/>
           <w:sz w:val="40"/>
           <w:szCs w:val="40"/>
         </w:rPr>
-        <w:t>Bundling the data(</w:t>
+      </w:pPr>
+    </w:p>
+    <w:p>
+      <w:pPr>
+        <w:pStyle w:val="ListParagraph"/>
+        <w:numPr>
+          <w:ilvl w:val="0"/>
+          <w:numId w:val="38"/>
+        </w:numPr>
+        <w:rPr>
+          <w:rFonts w:ascii="Calibri" w:hAnsi="Calibri" w:cs="Calibri"/>
+          <w:color w:val="000000"/>
+          <w:sz w:val="24"/>
+          <w:szCs w:val="24"/>
+        </w:rPr>
+      </w:pPr>
+      <w:r>
+        <w:rPr>
+          <w:rFonts w:ascii="Calibri" w:hAnsi="Calibri" w:cs="Calibri"/>
+          <w:color w:val="000000"/>
+          <w:sz w:val="24"/>
+          <w:szCs w:val="24"/>
+        </w:rPr>
+        <w:t>JavaScript modules allow you to break up your code into separate files.</w:t>
+      </w:r>
+    </w:p>
+    <w:p>
+      <w:pPr>
+        <w:ind w:left="360"/>
+        <w:rPr>
+          <w:rFonts w:ascii="Calibri" w:hAnsi="Calibri" w:cs="Calibri"/>
+          <w:color w:val="000000"/>
+          <w:sz w:val="24"/>
+          <w:szCs w:val="24"/>
+        </w:rPr>
+      </w:pPr>
+    </w:p>
+    <w:p>
+      <w:pPr>
+        <w:pStyle w:val="ListParagraph"/>
+        <w:numPr>
+          <w:ilvl w:val="0"/>
+          <w:numId w:val="38"/>
+        </w:numPr>
+        <w:rPr>
+          <w:rFonts w:ascii="Calibri" w:hAnsi="Calibri" w:cs="Calibri"/>
+          <w:color w:val="000000"/>
+          <w:sz w:val="24"/>
+          <w:szCs w:val="24"/>
+        </w:rPr>
+      </w:pPr>
+      <w:r>
+        <w:rPr>
+          <w:rFonts w:ascii="Calibri" w:hAnsi="Calibri" w:cs="Calibri"/>
+          <w:color w:val="000000"/>
+          <w:sz w:val="24"/>
+          <w:szCs w:val="24"/>
+        </w:rPr>
+        <w:t>This makes it easier to maintain a code-base.</w:t>
+      </w:r>
+    </w:p>
+    <w:p>
+      <w:pPr>
+        <w:ind w:left="360"/>
+        <w:rPr>
+          <w:rFonts w:ascii="Calibri" w:hAnsi="Calibri" w:cs="Calibri"/>
+          <w:color w:val="000000"/>
+          <w:sz w:val="24"/>
+          <w:szCs w:val="24"/>
+        </w:rPr>
+      </w:pPr>
+    </w:p>
+    <w:p>
+      <w:pPr>
+        <w:pStyle w:val="ListParagraph"/>
+        <w:numPr>
+          <w:ilvl w:val="0"/>
+          <w:numId w:val="38"/>
+        </w:numPr>
+        <w:rPr>
+          <w:rFonts w:ascii="Calibri" w:hAnsi="Calibri" w:cs="Calibri"/>
+          <w:color w:val="000000"/>
+          <w:sz w:val="24"/>
+          <w:szCs w:val="24"/>
+        </w:rPr>
+      </w:pPr>
+      <w:r>
+        <w:rPr>
+          <w:rFonts w:ascii="Calibri" w:hAnsi="Calibri" w:cs="Calibri"/>
+          <w:color w:val="000000"/>
+          <w:sz w:val="24"/>
+          <w:szCs w:val="24"/>
+        </w:rPr>
+        <w:t>Modules are imported from external files with the import statement.</w:t>
+      </w:r>
+    </w:p>
+    <w:p>
+      <w:pPr>
+        <w:rPr>
+          <w:rFonts w:ascii="Calibri" w:hAnsi="Calibri" w:cs="Calibri"/>
+          <w:color w:val="000000"/>
+          <w:sz w:val="28"/>
+          <w:szCs w:val="28"/>
+        </w:rPr>
+      </w:pPr>
+      <w:r>
+        <w:rPr>
+          <w:rFonts w:ascii="Calibri" w:hAnsi="Calibri" w:cs="Calibri"/>
+          <w:color w:val="000000"/>
+          <w:sz w:val="28"/>
+          <w:szCs w:val="28"/>
+        </w:rPr>
+        <w:t>Modules also rely on type="module" in the &lt;script&gt; tag.</w:t>
+      </w:r>
+    </w:p>
+    <w:p>
+      <w:pPr>
+        <w:ind w:left="360"/>
+        <w:rPr>
+          <w:rFonts w:ascii="Calibri" w:hAnsi="Calibri" w:cs="Calibri"/>
+          <w:color w:val="000000"/>
+          <w:sz w:val="28"/>
+          <w:szCs w:val="28"/>
+        </w:rPr>
+      </w:pPr>
+      <w:r>
+        <w:rPr>
+          <w:rFonts w:ascii="Calibri" w:hAnsi="Calibri" w:cs="Calibri"/>
+          <w:color w:val="000000"/>
+          <w:sz w:val="28"/>
+          <w:szCs w:val="28"/>
+        </w:rPr>
+        <w:t xml:space="preserve">ES6 modules and </w:t>
       </w:r>
       <w:proofErr w:type="spellStart"/>
-      <w:proofErr w:type="gramStart"/>
-      <w:r>
-        <w:rPr>
-          <w:rFonts w:ascii="Calibri" w:hAnsi="Calibri" w:cs="Calibri"/>
-          <w:color w:val="000000"/>
-          <w:sz w:val="40"/>
-          <w:szCs w:val="40"/>
-        </w:rPr>
-        <w:t>properties,fiels</w:t>
-      </w:r>
-      <w:proofErr w:type="gramEnd"/>
-      <w:r>
-        <w:rPr>
-          <w:rFonts w:ascii="Calibri" w:hAnsi="Calibri" w:cs="Calibri"/>
-          <w:color w:val="000000"/>
-          <w:sz w:val="40"/>
-          <w:szCs w:val="40"/>
-        </w:rPr>
-        <w:t>,constructors</w:t>
+      <w:r>
+        <w:rPr>
+          <w:rFonts w:ascii="Calibri" w:hAnsi="Calibri" w:cs="Calibri"/>
+          <w:color w:val="000000"/>
+          <w:sz w:val="28"/>
+          <w:szCs w:val="28"/>
+        </w:rPr>
+        <w:t>CommonJS</w:t>
       </w:r>
       <w:proofErr w:type="spellEnd"/>
       <w:r>
         <w:rPr>
           <w:rFonts w:ascii="Calibri" w:hAnsi="Calibri" w:cs="Calibri"/>
           <w:color w:val="000000"/>
-          <w:sz w:val="40"/>
-          <w:szCs w:val="40"/>
-        </w:rPr>
-        <w:t>).</w:t>
+          <w:sz w:val="28"/>
+          <w:szCs w:val="28"/>
+        </w:rPr>
+        <w:t xml:space="preserve"> modules are two different ways to handle modularity in JavaScript. Here’s how they differ:</w:t>
       </w:r>
     </w:p>
     <w:p>
@@ -14541,8 +13652,309 @@
         <w:rPr>
           <w:rFonts w:ascii="Calibri" w:hAnsi="Calibri" w:cs="Calibri"/>
           <w:color w:val="000000"/>
-          <w:sz w:val="40"/>
-          <w:szCs w:val="40"/>
+          <w:sz w:val="28"/>
+          <w:szCs w:val="28"/>
+        </w:rPr>
+      </w:pPr>
+      <w:r>
+        <w:rPr>
+          <w:rFonts w:ascii="Calibri" w:hAnsi="Calibri" w:cs="Calibri"/>
+          <w:color w:val="000000"/>
+          <w:sz w:val="28"/>
+          <w:szCs w:val="28"/>
+        </w:rPr>
+        <w:t>1. Syntax Differences</w:t>
+      </w:r>
+    </w:p>
+    <w:p>
+      <w:pPr>
+        <w:ind w:left="360"/>
+        <w:rPr>
+          <w:rFonts w:ascii="Calibri" w:hAnsi="Calibri" w:cs="Calibri"/>
+          <w:color w:val="000000"/>
+          <w:sz w:val="28"/>
+          <w:szCs w:val="28"/>
+        </w:rPr>
+      </w:pPr>
+      <w:r>
+        <w:rPr>
+          <w:rFonts w:ascii="Calibri" w:hAnsi="Calibri" w:cs="Calibri"/>
+          <w:color w:val="000000"/>
+          <w:sz w:val="28"/>
+          <w:szCs w:val="28"/>
+        </w:rPr>
+        <w:t>- ES6 Modules use import and export statements.</w:t>
+      </w:r>
+    </w:p>
+    <w:p>
+      <w:pPr>
+        <w:ind w:left="360"/>
+        <w:rPr>
+          <w:rFonts w:ascii="Calibri" w:hAnsi="Calibri" w:cs="Calibri"/>
+          <w:color w:val="000000"/>
+          <w:sz w:val="28"/>
+          <w:szCs w:val="28"/>
+        </w:rPr>
+      </w:pPr>
+      <w:r>
+        <w:rPr>
+          <w:rFonts w:ascii="Calibri" w:hAnsi="Calibri" w:cs="Calibri"/>
+          <w:color w:val="000000"/>
+          <w:sz w:val="28"/>
+          <w:szCs w:val="28"/>
+        </w:rPr>
+        <w:t xml:space="preserve">- </w:t>
+      </w:r>
+      <w:proofErr w:type="spellStart"/>
+      <w:r>
+        <w:rPr>
+          <w:rFonts w:ascii="Calibri" w:hAnsi="Calibri" w:cs="Calibri"/>
+          <w:color w:val="000000"/>
+          <w:sz w:val="28"/>
+          <w:szCs w:val="28"/>
+        </w:rPr>
+        <w:t>CommonJS</w:t>
+      </w:r>
+      <w:proofErr w:type="spellEnd"/>
+      <w:r>
+        <w:rPr>
+          <w:rFonts w:ascii="Calibri" w:hAnsi="Calibri" w:cs="Calibri"/>
+          <w:color w:val="000000"/>
+          <w:sz w:val="28"/>
+          <w:szCs w:val="28"/>
+        </w:rPr>
+        <w:t xml:space="preserve"> uses require() and </w:t>
+      </w:r>
+      <w:proofErr w:type="spellStart"/>
+      <w:r>
+        <w:rPr>
+          <w:rFonts w:ascii="Calibri" w:hAnsi="Calibri" w:cs="Calibri"/>
+          <w:color w:val="000000"/>
+          <w:sz w:val="28"/>
+          <w:szCs w:val="28"/>
+        </w:rPr>
+        <w:t>module.exports</w:t>
+      </w:r>
+      <w:proofErr w:type="spellEnd"/>
+      <w:r>
+        <w:rPr>
+          <w:rFonts w:ascii="Calibri" w:hAnsi="Calibri" w:cs="Calibri"/>
+          <w:color w:val="000000"/>
+          <w:sz w:val="28"/>
+          <w:szCs w:val="28"/>
+        </w:rPr>
+        <w:t>.</w:t>
+      </w:r>
+    </w:p>
+    <w:p>
+      <w:pPr>
+        <w:ind w:left="360"/>
+        <w:rPr>
+          <w:rFonts w:ascii="Calibri" w:hAnsi="Calibri" w:cs="Calibri"/>
+          <w:color w:val="000000"/>
+          <w:sz w:val="28"/>
+          <w:szCs w:val="28"/>
+        </w:rPr>
+      </w:pPr>
+      <w:r>
+        <w:rPr>
+          <w:rFonts w:ascii="Calibri" w:hAnsi="Calibri" w:cs="Calibri"/>
+          <w:b/>
+          <w:bCs/>
+          <w:color w:val="000000"/>
+          <w:sz w:val="28"/>
+          <w:szCs w:val="28"/>
+        </w:rPr>
+        <w:t>Session Storage</w:t>
+      </w:r>
+      <w:r>
+        <w:rPr>
+          <w:rFonts w:ascii="Calibri" w:hAnsi="Calibri" w:cs="Calibri"/>
+          <w:color w:val="000000"/>
+          <w:sz w:val="28"/>
+          <w:szCs w:val="28"/>
+        </w:rPr>
+        <w:t xml:space="preserve"> and </w:t>
+      </w:r>
+      <w:r>
+        <w:rPr>
+          <w:rFonts w:ascii="Calibri" w:hAnsi="Calibri" w:cs="Calibri"/>
+          <w:b/>
+          <w:bCs/>
+          <w:color w:val="000000"/>
+          <w:sz w:val="28"/>
+          <w:szCs w:val="28"/>
+        </w:rPr>
+        <w:t>Local Storage</w:t>
+      </w:r>
+      <w:r>
+        <w:rPr>
+          <w:rFonts w:ascii="Calibri" w:hAnsi="Calibri" w:cs="Calibri"/>
+          <w:color w:val="000000"/>
+          <w:sz w:val="28"/>
+          <w:szCs w:val="28"/>
+        </w:rPr>
+        <w:t xml:space="preserve"> are both part of the Web Storage API in JavaScript, but they differ in how they persist data:</w:t>
+      </w:r>
+    </w:p>
+    <w:p>
+      <w:pPr>
+        <w:numPr>
+          <w:ilvl w:val="0"/>
+          <w:numId w:val="39"/>
+        </w:numPr>
+        <w:rPr>
+          <w:rFonts w:ascii="Calibri" w:hAnsi="Calibri" w:cs="Calibri"/>
+          <w:color w:val="000000"/>
+          <w:sz w:val="28"/>
+          <w:szCs w:val="28"/>
+        </w:rPr>
+      </w:pPr>
+      <w:r>
+        <w:rPr>
+          <w:rFonts w:ascii="Calibri" w:hAnsi="Calibri" w:cs="Calibri"/>
+          <w:b/>
+          <w:bCs/>
+          <w:color w:val="000000"/>
+          <w:sz w:val="28"/>
+          <w:szCs w:val="28"/>
+        </w:rPr>
+        <w:t>Session Storage</w:t>
+      </w:r>
+      <w:r>
+        <w:rPr>
+          <w:rFonts w:ascii="Calibri" w:hAnsi="Calibri" w:cs="Calibri"/>
+          <w:color w:val="000000"/>
+          <w:sz w:val="28"/>
+          <w:szCs w:val="28"/>
+        </w:rPr>
+        <w:t>: Stores data for the duration of the page session. This means the data is available only while the browser tab is open. Once the tab is closed, the data is deleted.</w:t>
+      </w:r>
+    </w:p>
+    <w:p>
+      <w:pPr>
+        <w:numPr>
+          <w:ilvl w:val="0"/>
+          <w:numId w:val="39"/>
+        </w:numPr>
+        <w:rPr>
+          <w:rFonts w:ascii="Calibri" w:hAnsi="Calibri" w:cs="Calibri"/>
+          <w:color w:val="000000"/>
+          <w:sz w:val="28"/>
+          <w:szCs w:val="28"/>
+        </w:rPr>
+      </w:pPr>
+      <w:r>
+        <w:rPr>
+          <w:rFonts w:ascii="Calibri" w:hAnsi="Calibri" w:cs="Calibri"/>
+          <w:b/>
+          <w:bCs/>
+          <w:color w:val="000000"/>
+          <w:sz w:val="28"/>
+          <w:szCs w:val="28"/>
+        </w:rPr>
+        <w:t>Local Storage</w:t>
+      </w:r>
+      <w:r>
+        <w:rPr>
+          <w:rFonts w:ascii="Calibri" w:hAnsi="Calibri" w:cs="Calibri"/>
+          <w:color w:val="000000"/>
+          <w:sz w:val="28"/>
+          <w:szCs w:val="28"/>
+        </w:rPr>
+        <w:t>: Stores data indefinitely until manually cleared. Even if the user closes the browser and reopens it, the stored data remains.</w:t>
+      </w:r>
+    </w:p>
+    <w:p>
+      <w:pPr>
+        <w:ind w:left="360"/>
+        <w:rPr>
+          <w:rFonts w:ascii="Calibri" w:hAnsi="Calibri" w:cs="Calibri"/>
+          <w:color w:val="000000"/>
+          <w:sz w:val="28"/>
+          <w:szCs w:val="28"/>
+        </w:rPr>
+      </w:pPr>
+      <w:r>
+        <w:rPr>
+          <w:rFonts w:ascii="Calibri" w:hAnsi="Calibri" w:cs="Calibri"/>
+          <w:color w:val="000000"/>
+          <w:sz w:val="28"/>
+          <w:szCs w:val="28"/>
+        </w:rPr>
+        <w:t xml:space="preserve">Both storage types allow you to store key-value pairs and are accessible via JavaScript, but </w:t>
+      </w:r>
+      <w:r>
+        <w:rPr>
+          <w:rFonts w:ascii="Calibri" w:hAnsi="Calibri" w:cs="Calibri"/>
+          <w:b/>
+          <w:bCs/>
+          <w:color w:val="000000"/>
+          <w:sz w:val="28"/>
+          <w:szCs w:val="28"/>
+        </w:rPr>
+        <w:t>Local Storage is better for long-term storage</w:t>
+      </w:r>
+      <w:r>
+        <w:rPr>
+          <w:rFonts w:ascii="Calibri" w:hAnsi="Calibri" w:cs="Calibri"/>
+          <w:color w:val="000000"/>
+          <w:sz w:val="28"/>
+          <w:szCs w:val="28"/>
+        </w:rPr>
+        <w:t xml:space="preserve">, while </w:t>
+      </w:r>
+      <w:r>
+        <w:rPr>
+          <w:rFonts w:ascii="Calibri" w:hAnsi="Calibri" w:cs="Calibri"/>
+          <w:b/>
+          <w:bCs/>
+          <w:color w:val="000000"/>
+          <w:sz w:val="28"/>
+          <w:szCs w:val="28"/>
+        </w:rPr>
+        <w:t>Session Storage is useful for temporary data</w:t>
+      </w:r>
+      <w:r>
+        <w:rPr>
+          <w:rFonts w:ascii="Calibri" w:hAnsi="Calibri" w:cs="Calibri"/>
+          <w:color w:val="000000"/>
+          <w:sz w:val="28"/>
+          <w:szCs w:val="28"/>
+        </w:rPr>
+        <w:t xml:space="preserve"> like user preferences during a session.</w:t>
+      </w:r>
+    </w:p>
+    <w:p>
+      <w:pPr>
+        <w:ind w:left="360"/>
+        <w:rPr>
+          <w:rFonts w:ascii="Calibri" w:hAnsi="Calibri" w:cs="Calibri"/>
+          <w:color w:val="000000"/>
+          <w:sz w:val="28"/>
+          <w:szCs w:val="28"/>
+        </w:rPr>
+      </w:pPr>
+    </w:p>
+    <w:p>
+      <w:pPr>
+        <w:ind w:left="360"/>
+        <w:rPr>
+          <w:rFonts w:ascii="Calibri" w:hAnsi="Calibri" w:cs="Calibri"/>
+          <w:color w:val="000000"/>
+          <w:sz w:val="28"/>
+          <w:szCs w:val="28"/>
+        </w:rPr>
+      </w:pPr>
+    </w:p>
+    <w:p>
+      <w:pPr>
+        <w:ind w:left="360"/>
+        <w:rPr>
+          <w:rFonts w:ascii="Calibri" w:hAnsi="Calibri" w:cs="Calibri"/>
+          <w:color w:val="000000"/>
+          <w:sz w:val="28"/>
+          <w:szCs w:val="28"/>
         </w:rPr>
       </w:pPr>
     </w:p>
@@ -17951,6 +17363,155 @@
     </w:lvl>
   </w:abstractNum>
   <w:abstractNum w:abstractNumId="24" w15:restartNumberingAfterBreak="0">
+    <w:nsid w:val="5FB26EE9"/>
+    <w:multiLevelType w:val="multilevel"/>
+    <w:tmpl w:val="658E6CFA"/>
+    <w:lvl w:ilvl="0">
+      <w:start w:val="1"/>
+      <w:numFmt w:val="bullet"/>
+      <w:lvlText w:val=""/>
+      <w:lvlJc w:val="left"/>
+      <w:pPr>
+        <w:tabs>
+          <w:tab w:val="num" w:pos="720"/>
+        </w:tabs>
+        <w:ind w:left="720" w:hanging="360"/>
+      </w:pPr>
+      <w:rPr>
+        <w:rFonts w:ascii="Symbol" w:hAnsi="Symbol" w:hint="default"/>
+        <w:sz w:val="20"/>
+      </w:rPr>
+    </w:lvl>
+    <w:lvl w:ilvl="1" w:tentative="1">
+      <w:start w:val="1"/>
+      <w:numFmt w:val="bullet"/>
+      <w:lvlText w:val="o"/>
+      <w:lvlJc w:val="left"/>
+      <w:pPr>
+        <w:tabs>
+          <w:tab w:val="num" w:pos="1440"/>
+        </w:tabs>
+        <w:ind w:left="1440" w:hanging="360"/>
+      </w:pPr>
+      <w:rPr>
+        <w:rFonts w:ascii="Courier New" w:hAnsi="Courier New" w:hint="default"/>
+        <w:sz w:val="20"/>
+      </w:rPr>
+    </w:lvl>
+    <w:lvl w:ilvl="2" w:tentative="1">
+      <w:start w:val="1"/>
+      <w:numFmt w:val="bullet"/>
+      <w:lvlText w:val=""/>
+      <w:lvlJc w:val="left"/>
+      <w:pPr>
+        <w:tabs>
+          <w:tab w:val="num" w:pos="2160"/>
+        </w:tabs>
+        <w:ind w:left="2160" w:hanging="360"/>
+      </w:pPr>
+      <w:rPr>
+        <w:rFonts w:ascii="Wingdings" w:hAnsi="Wingdings" w:hint="default"/>
+        <w:sz w:val="20"/>
+      </w:rPr>
+    </w:lvl>
+    <w:lvl w:ilvl="3" w:tentative="1">
+      <w:start w:val="1"/>
+      <w:numFmt w:val="bullet"/>
+      <w:lvlText w:val=""/>
+      <w:lvlJc w:val="left"/>
+      <w:pPr>
+        <w:tabs>
+          <w:tab w:val="num" w:pos="2880"/>
+        </w:tabs>
+        <w:ind w:left="2880" w:hanging="360"/>
+      </w:pPr>
+      <w:rPr>
+        <w:rFonts w:ascii="Wingdings" w:hAnsi="Wingdings" w:hint="default"/>
+        <w:sz w:val="20"/>
+      </w:rPr>
+    </w:lvl>
+    <w:lvl w:ilvl="4" w:tentative="1">
+      <w:start w:val="1"/>
+      <w:numFmt w:val="bullet"/>
+      <w:lvlText w:val=""/>
+      <w:lvlJc w:val="left"/>
+      <w:pPr>
+        <w:tabs>
+          <w:tab w:val="num" w:pos="3600"/>
+        </w:tabs>
+        <w:ind w:left="3600" w:hanging="360"/>
+      </w:pPr>
+      <w:rPr>
+        <w:rFonts w:ascii="Wingdings" w:hAnsi="Wingdings" w:hint="default"/>
+        <w:sz w:val="20"/>
+      </w:rPr>
+    </w:lvl>
+    <w:lvl w:ilvl="5" w:tentative="1">
+      <w:start w:val="1"/>
+      <w:numFmt w:val="bullet"/>
+      <w:lvlText w:val=""/>
+      <w:lvlJc w:val="left"/>
+      <w:pPr>
+        <w:tabs>
+          <w:tab w:val="num" w:pos="4320"/>
+        </w:tabs>
+        <w:ind w:left="4320" w:hanging="360"/>
+      </w:pPr>
+      <w:rPr>
+        <w:rFonts w:ascii="Wingdings" w:hAnsi="Wingdings" w:hint="default"/>
+        <w:sz w:val="20"/>
+      </w:rPr>
+    </w:lvl>
+    <w:lvl w:ilvl="6" w:tentative="1">
+      <w:start w:val="1"/>
+      <w:numFmt w:val="bullet"/>
+      <w:lvlText w:val=""/>
+      <w:lvlJc w:val="left"/>
+      <w:pPr>
+        <w:tabs>
+          <w:tab w:val="num" w:pos="5040"/>
+        </w:tabs>
+        <w:ind w:left="5040" w:hanging="360"/>
+      </w:pPr>
+      <w:rPr>
+        <w:rFonts w:ascii="Wingdings" w:hAnsi="Wingdings" w:hint="default"/>
+        <w:sz w:val="20"/>
+      </w:rPr>
+    </w:lvl>
+    <w:lvl w:ilvl="7" w:tentative="1">
+      <w:start w:val="1"/>
+      <w:numFmt w:val="bullet"/>
+      <w:lvlText w:val=""/>
+      <w:lvlJc w:val="left"/>
+      <w:pPr>
+        <w:tabs>
+          <w:tab w:val="num" w:pos="5760"/>
+        </w:tabs>
+        <w:ind w:left="5760" w:hanging="360"/>
+      </w:pPr>
+      <w:rPr>
+        <w:rFonts w:ascii="Wingdings" w:hAnsi="Wingdings" w:hint="default"/>
+        <w:sz w:val="20"/>
+      </w:rPr>
+    </w:lvl>
+    <w:lvl w:ilvl="8" w:tentative="1">
+      <w:start w:val="1"/>
+      <w:numFmt w:val="bullet"/>
+      <w:lvlText w:val=""/>
+      <w:lvlJc w:val="left"/>
+      <w:pPr>
+        <w:tabs>
+          <w:tab w:val="num" w:pos="6480"/>
+        </w:tabs>
+        <w:ind w:left="6480" w:hanging="360"/>
+      </w:pPr>
+      <w:rPr>
+        <w:rFonts w:ascii="Wingdings" w:hAnsi="Wingdings" w:hint="default"/>
+        <w:sz w:val="20"/>
+      </w:rPr>
+    </w:lvl>
+  </w:abstractNum>
+  <w:abstractNum w:abstractNumId="25" w15:restartNumberingAfterBreak="0">
     <w:nsid w:val="5FB56EB8"/>
     <w:multiLevelType w:val="multilevel"/>
     <w:tmpl w:val="8EEEAE1C"/>
@@ -18099,7 +17660,7 @@
       </w:rPr>
     </w:lvl>
   </w:abstractNum>
-  <w:abstractNum w:abstractNumId="25" w15:restartNumberingAfterBreak="0">
+  <w:abstractNum w:abstractNumId="26" w15:restartNumberingAfterBreak="0">
     <w:nsid w:val="6A0E788D"/>
     <w:multiLevelType w:val="multilevel"/>
     <w:tmpl w:val="F2F2EF62"/>
@@ -18248,7 +17809,7 @@
       </w:rPr>
     </w:lvl>
   </w:abstractNum>
-  <w:abstractNum w:abstractNumId="26" w15:restartNumberingAfterBreak="0">
+  <w:abstractNum w:abstractNumId="27" w15:restartNumberingAfterBreak="0">
     <w:nsid w:val="6C95603F"/>
     <w:multiLevelType w:val="multilevel"/>
     <w:tmpl w:val="3ABC9B34"/>
@@ -18364,7 +17925,120 @@
       </w:pPr>
     </w:lvl>
   </w:abstractNum>
-  <w:abstractNum w:abstractNumId="27" w15:restartNumberingAfterBreak="0">
+  <w:abstractNum w:abstractNumId="28" w15:restartNumberingAfterBreak="0">
+    <w:nsid w:val="6F817810"/>
+    <w:multiLevelType w:val="hybridMultilevel"/>
+    <w:tmpl w:val="B5A4C478"/>
+    <w:lvl w:ilvl="0" w:tplc="40090001">
+      <w:start w:val="1"/>
+      <w:numFmt w:val="bullet"/>
+      <w:lvlText w:val=""/>
+      <w:lvlJc w:val="left"/>
+      <w:pPr>
+        <w:ind w:left="1080" w:hanging="360"/>
+      </w:pPr>
+      <w:rPr>
+        <w:rFonts w:ascii="Symbol" w:hAnsi="Symbol" w:hint="default"/>
+      </w:rPr>
+    </w:lvl>
+    <w:lvl w:ilvl="1" w:tplc="40090003" w:tentative="1">
+      <w:start w:val="1"/>
+      <w:numFmt w:val="bullet"/>
+      <w:lvlText w:val="o"/>
+      <w:lvlJc w:val="left"/>
+      <w:pPr>
+        <w:ind w:left="1800" w:hanging="360"/>
+      </w:pPr>
+      <w:rPr>
+        <w:rFonts w:ascii="Courier New" w:hAnsi="Courier New" w:cs="Courier New" w:hint="default"/>
+      </w:rPr>
+    </w:lvl>
+    <w:lvl w:ilvl="2" w:tplc="40090005" w:tentative="1">
+      <w:start w:val="1"/>
+      <w:numFmt w:val="bullet"/>
+      <w:lvlText w:val=""/>
+      <w:lvlJc w:val="left"/>
+      <w:pPr>
+        <w:ind w:left="2520" w:hanging="360"/>
+      </w:pPr>
+      <w:rPr>
+        <w:rFonts w:ascii="Wingdings" w:hAnsi="Wingdings" w:hint="default"/>
+      </w:rPr>
+    </w:lvl>
+    <w:lvl w:ilvl="3" w:tplc="40090001" w:tentative="1">
+      <w:start w:val="1"/>
+      <w:numFmt w:val="bullet"/>
+      <w:lvlText w:val=""/>
+      <w:lvlJc w:val="left"/>
+      <w:pPr>
+        <w:ind w:left="3240" w:hanging="360"/>
+      </w:pPr>
+      <w:rPr>
+        <w:rFonts w:ascii="Symbol" w:hAnsi="Symbol" w:hint="default"/>
+      </w:rPr>
+    </w:lvl>
+    <w:lvl w:ilvl="4" w:tplc="40090003" w:tentative="1">
+      <w:start w:val="1"/>
+      <w:numFmt w:val="bullet"/>
+      <w:lvlText w:val="o"/>
+      <w:lvlJc w:val="left"/>
+      <w:pPr>
+        <w:ind w:left="3960" w:hanging="360"/>
+      </w:pPr>
+      <w:rPr>
+        <w:rFonts w:ascii="Courier New" w:hAnsi="Courier New" w:cs="Courier New" w:hint="default"/>
+      </w:rPr>
+    </w:lvl>
+    <w:lvl w:ilvl="5" w:tplc="40090005" w:tentative="1">
+      <w:start w:val="1"/>
+      <w:numFmt w:val="bullet"/>
+      <w:lvlText w:val=""/>
+      <w:lvlJc w:val="left"/>
+      <w:pPr>
+        <w:ind w:left="4680" w:hanging="360"/>
+      </w:pPr>
+      <w:rPr>
+        <w:rFonts w:ascii="Wingdings" w:hAnsi="Wingdings" w:hint="default"/>
+      </w:rPr>
+    </w:lvl>
+    <w:lvl w:ilvl="6" w:tplc="40090001" w:tentative="1">
+      <w:start w:val="1"/>
+      <w:numFmt w:val="bullet"/>
+      <w:lvlText w:val=""/>
+      <w:lvlJc w:val="left"/>
+      <w:pPr>
+        <w:ind w:left="5400" w:hanging="360"/>
+      </w:pPr>
+      <w:rPr>
+        <w:rFonts w:ascii="Symbol" w:hAnsi="Symbol" w:hint="default"/>
+      </w:rPr>
+    </w:lvl>
+    <w:lvl w:ilvl="7" w:tplc="40090003" w:tentative="1">
+      <w:start w:val="1"/>
+      <w:numFmt w:val="bullet"/>
+      <w:lvlText w:val="o"/>
+      <w:lvlJc w:val="left"/>
+      <w:pPr>
+        <w:ind w:left="6120" w:hanging="360"/>
+      </w:pPr>
+      <w:rPr>
+        <w:rFonts w:ascii="Courier New" w:hAnsi="Courier New" w:cs="Courier New" w:hint="default"/>
+      </w:rPr>
+    </w:lvl>
+    <w:lvl w:ilvl="8" w:tplc="40090005" w:tentative="1">
+      <w:start w:val="1"/>
+      <w:numFmt w:val="bullet"/>
+      <w:lvlText w:val=""/>
+      <w:lvlJc w:val="left"/>
+      <w:pPr>
+        <w:ind w:left="6840" w:hanging="360"/>
+      </w:pPr>
+      <w:rPr>
+        <w:rFonts w:ascii="Wingdings" w:hAnsi="Wingdings" w:hint="default"/>
+      </w:rPr>
+    </w:lvl>
+  </w:abstractNum>
+  <w:abstractNum w:abstractNumId="29" w15:restartNumberingAfterBreak="0">
     <w:nsid w:val="73C3462D"/>
     <w:multiLevelType w:val="multilevel"/>
     <w:tmpl w:val="E7345EB8"/>
@@ -18513,7 +18187,7 @@
       </w:rPr>
     </w:lvl>
   </w:abstractNum>
-  <w:abstractNum w:abstractNumId="28" w15:restartNumberingAfterBreak="0">
+  <w:abstractNum w:abstractNumId="30" w15:restartNumberingAfterBreak="0">
     <w:nsid w:val="78BE5474"/>
     <w:multiLevelType w:val="multilevel"/>
     <w:tmpl w:val="5D20F156"/>
@@ -18726,25 +18400,25 @@
     </w:lvlOverride>
   </w:num>
   <w:num w:numId="15" w16cid:durableId="1153252032">
-    <w:abstractNumId w:val="25"/>
+    <w:abstractNumId w:val="26"/>
     <w:lvlOverride w:ilvl="0">
       <w:startOverride w:val="1"/>
     </w:lvlOverride>
   </w:num>
   <w:num w:numId="16" w16cid:durableId="696346905">
-    <w:abstractNumId w:val="25"/>
+    <w:abstractNumId w:val="26"/>
     <w:lvlOverride w:ilvl="0">
       <w:startOverride w:val="2"/>
     </w:lvlOverride>
   </w:num>
   <w:num w:numId="17" w16cid:durableId="1442997691">
-    <w:abstractNumId w:val="25"/>
+    <w:abstractNumId w:val="26"/>
     <w:lvlOverride w:ilvl="0">
       <w:startOverride w:val="3"/>
     </w:lvlOverride>
   </w:num>
   <w:num w:numId="18" w16cid:durableId="164438897">
-    <w:abstractNumId w:val="25"/>
+    <w:abstractNumId w:val="26"/>
     <w:lvlOverride w:ilvl="0">
       <w:startOverride w:val="4"/>
     </w:lvlOverride>
@@ -18753,13 +18427,13 @@
     <w:abstractNumId w:val="14"/>
   </w:num>
   <w:num w:numId="20" w16cid:durableId="609238660">
-    <w:abstractNumId w:val="27"/>
+    <w:abstractNumId w:val="29"/>
   </w:num>
   <w:num w:numId="21" w16cid:durableId="189530388">
     <w:abstractNumId w:val="5"/>
   </w:num>
   <w:num w:numId="22" w16cid:durableId="2076659175">
-    <w:abstractNumId w:val="28"/>
+    <w:abstractNumId w:val="30"/>
   </w:num>
   <w:num w:numId="23" w16cid:durableId="424032600">
     <w:abstractNumId w:val="23"/>
@@ -18795,16 +18469,22 @@
     <w:abstractNumId w:val="3"/>
   </w:num>
   <w:num w:numId="34" w16cid:durableId="2099986700">
-    <w:abstractNumId w:val="24"/>
+    <w:abstractNumId w:val="25"/>
   </w:num>
   <w:num w:numId="35" w16cid:durableId="731655401">
     <w:abstractNumId w:val="9"/>
   </w:num>
   <w:num w:numId="36" w16cid:durableId="774859256">
-    <w:abstractNumId w:val="26"/>
+    <w:abstractNumId w:val="27"/>
   </w:num>
   <w:num w:numId="37" w16cid:durableId="1985431950">
     <w:abstractNumId w:val="15"/>
+  </w:num>
+  <w:num w:numId="38" w16cid:durableId="1486122597">
+    <w:abstractNumId w:val="28"/>
+  </w:num>
+  <w:num w:numId="39" w16cid:durableId="660155938">
+    <w:abstractNumId w:val="24"/>
   </w:num>
 </w:numbering>
 </file>
@@ -19419,7 +19099,6 @@
   <w:style w:type="character" w:default="1" w:styleId="DefaultParagraphFont">
     <w:name w:val="Default Paragraph Font"/>
     <w:uiPriority w:val="1"/>
-    <w:semiHidden/>
     <w:unhideWhenUsed/>
   </w:style>
   <w:style w:type="table" w:default="1" w:styleId="TableNormal">
